--- a/Subjects/S5-ICT/past-papers/2025-2026/Term 02/WrittenExam/25_26_S5_ICT_Exam02.docx
+++ b/Subjects/S5-ICT/past-papers/2025-2026/Term 02/WrittenExam/25_26_S5_ICT_Exam02.docx
@@ -1873,55 +1873,55 @@
           <w:spacing w:val="20"/>
           <w:szCs w:val="20"/>
         </w:rPr>
-        <w:t>數據控制對資訊</w:t>
-      </w:r>
-      <w:r>
-        <w:rPr>
-          <w:rFonts w:hint="eastAsia"/>
-          <w:spacing w:val="20"/>
-          <w:szCs w:val="20"/>
-        </w:rPr>
-        <w:t>系</w:t>
-      </w:r>
-      <w:r>
-        <w:rPr>
-          <w:rFonts w:hint="eastAsia"/>
-          <w:spacing w:val="20"/>
-          <w:szCs w:val="20"/>
-        </w:rPr>
-        <w:t>統非常重</w:t>
-      </w:r>
-      <w:r>
-        <w:rPr>
-          <w:rFonts w:hint="eastAsia"/>
-          <w:spacing w:val="20"/>
-          <w:szCs w:val="20"/>
-        </w:rPr>
-        <w:t>要</w:t>
-      </w:r>
-      <w:r>
-        <w:rPr>
-          <w:rFonts w:hint="eastAsia"/>
-          <w:spacing w:val="20"/>
-          <w:szCs w:val="20"/>
-        </w:rPr>
-        <w:t>，</w:t>
-      </w:r>
-      <w:r>
-        <w:rPr>
-          <w:rFonts w:hint="eastAsia"/>
-          <w:spacing w:val="20"/>
-          <w:szCs w:val="20"/>
-        </w:rPr>
-        <w:t>這</w:t>
-      </w:r>
-      <w:r>
-        <w:rPr>
-          <w:rFonts w:hint="eastAsia"/>
-          <w:spacing w:val="20"/>
-          <w:szCs w:val="20"/>
-        </w:rPr>
-        <w:t>是因為</w:t>
+        <w:t>以下哪一步驟可</w:t>
+      </w:r>
+      <w:r>
+        <w:rPr>
+          <w:rFonts w:hint="eastAsia"/>
+          <w:spacing w:val="20"/>
+          <w:szCs w:val="20"/>
+        </w:rPr>
+        <w:t>以</w:t>
+      </w:r>
+      <w:r>
+        <w:rPr>
+          <w:rFonts w:hint="eastAsia"/>
+          <w:spacing w:val="20"/>
+          <w:szCs w:val="20"/>
+        </w:rPr>
+        <w:t>確保輸入</w:t>
+      </w:r>
+      <w:r>
+        <w:rPr>
+          <w:rFonts w:hint="eastAsia"/>
+          <w:spacing w:val="20"/>
+          <w:szCs w:val="20"/>
+        </w:rPr>
+        <w:t>數</w:t>
+      </w:r>
+      <w:r>
+        <w:rPr>
+          <w:rFonts w:hint="eastAsia"/>
+          <w:spacing w:val="20"/>
+          <w:szCs w:val="20"/>
+        </w:rPr>
+        <w:t>據</w:t>
+      </w:r>
+      <w:r>
+        <w:rPr>
+          <w:rFonts w:hint="eastAsia"/>
+          <w:spacing w:val="20"/>
+          <w:szCs w:val="20"/>
+        </w:rPr>
+        <w:t>的</w:t>
+      </w:r>
+      <w:r>
+        <w:rPr>
+          <w:rFonts w:hint="eastAsia"/>
+          <w:spacing w:val="20"/>
+          <w:szCs w:val="20"/>
+        </w:rPr>
+        <w:t>準確性？</w:t>
       </w:r>
     </w:p>
     <w:p>
@@ -1978,7 +1978,7 @@
           <w:spacing w:val="20"/>
           <w:szCs w:val="20"/>
         </w:rPr>
-        <w:t>它減少處理時間</w:t>
+        <w:t>數據儲存</w:t>
       </w:r>
     </w:p>
     <w:p>
@@ -2017,7 +2017,7 @@
           <w:spacing w:val="20"/>
           <w:szCs w:val="20"/>
         </w:rPr>
-        <w:t>它確保輸入數據的準確性</w:t>
+        <w:t>數據收集</w:t>
       </w:r>
     </w:p>
     <w:p>
@@ -2056,7 +2056,7 @@
           <w:spacing w:val="20"/>
           <w:szCs w:val="20"/>
         </w:rPr>
-        <w:t>它控制數據的操作</w:t>
+        <w:t>數據分析</w:t>
       </w:r>
       <w:r>
         <w:rPr>
@@ -2109,7 +2109,7 @@
           <w:spacing w:val="20"/>
           <w:szCs w:val="20"/>
         </w:rPr>
-        <w:t>它加速數據傳輸</w:t>
+        <w:t>數據控制</w:t>
       </w:r>
     </w:p>
     <w:p>
@@ -2173,23 +2173,23 @@
           <w:spacing w:val="20"/>
           <w:szCs w:val="20"/>
         </w:rPr>
-        <w:t>24 位元顯示卡可處理最多 _</w:t>
-      </w:r>
-      <w:r>
-        <w:rPr>
-          <w:rFonts w:hint="eastAsia"/>
-          <w:spacing w:val="20"/>
-          <w:szCs w:val="20"/>
-        </w:rPr>
-        <w:t>__</w:t>
-      </w:r>
-      <w:r>
-        <w:rPr>
-          <w:rFonts w:hint="eastAsia"/>
-          <w:spacing w:val="20"/>
-          <w:szCs w:val="20"/>
-        </w:rPr>
-        <w:t>__ 種的顏色。</w:t>
+        <w:t>下列哪項最能說明操作系統檔宜存</w:t>
+      </w:r>
+      <w:r>
+        <w:rPr>
+          <w:rFonts w:hint="eastAsia"/>
+          <w:spacing w:val="20"/>
+          <w:szCs w:val="20"/>
+        </w:rPr>
+        <w:t>放在</w:t>
+      </w:r>
+      <w:r>
+        <w:rPr>
+          <w:rFonts w:hint="eastAsia"/>
+          <w:spacing w:val="20"/>
+          <w:szCs w:val="20"/>
+        </w:rPr>
+        <w:t xml:space="preserve"> SSD 而非硬碟機？</w:t>
       </w:r>
     </w:p>
     <w:p>
@@ -2247,23 +2247,23 @@
           <w:spacing w:val="20"/>
           <w:szCs w:val="20"/>
         </w:rPr>
-        <w:t>2^24</w:t>
-      </w:r>
-      <w:r>
-        <w:rPr>
-          <w:rFonts w:hint="eastAsia"/>
-          <w:spacing w:val="20"/>
-          <w:szCs w:val="20"/>
-        </w:rPr>
-        <w:t xml:space="preserve"> </w:t>
-      </w:r>
-      <w:r>
-        <w:rPr>
-          <w:rFonts w:hint="eastAsia"/>
-          <w:spacing w:val="20"/>
-          <w:szCs w:val="20"/>
-        </w:rPr>
-        <w:t xml:space="preserve"> </w:t>
+        <w:t>操作系統</w:t>
+      </w:r>
+      <w:r>
+        <w:rPr>
+          <w:rFonts w:hint="eastAsia"/>
+          <w:spacing w:val="20"/>
+          <w:szCs w:val="20"/>
+        </w:rPr>
+        <w:t>容量</w:t>
+      </w:r>
+      <w:r>
+        <w:rPr>
+          <w:rFonts w:hint="eastAsia"/>
+          <w:spacing w:val="20"/>
+          <w:szCs w:val="20"/>
+        </w:rPr>
+        <w:t>必須小於 SSD 容量</w:t>
       </w:r>
     </w:p>
     <w:p>
@@ -2305,7 +2305,7 @@
           <w:spacing w:val="20"/>
           <w:szCs w:val="20"/>
         </w:rPr>
-        <w:t>2 × 24</w:t>
+        <w:t>SSD 每 GB 價格較硬碟機低</w:t>
       </w:r>
     </w:p>
     <w:p>
@@ -2347,7 +2347,7 @@
           <w:spacing w:val="20"/>
           <w:szCs w:val="20"/>
         </w:rPr>
-        <w:t>2^8</w:t>
+        <w:t>系統檔案需經常讀寫，SSD 存取較快</w:t>
       </w:r>
     </w:p>
     <w:p>
@@ -2389,7 +2389,7 @@
           <w:spacing w:val="20"/>
           <w:szCs w:val="20"/>
         </w:rPr>
-        <w:t>8 × 24</w:t>
+        <w:t>操作系統屬於應用軟件</w:t>
       </w:r>
     </w:p>
     <w:p>
@@ -2453,7 +2453,7 @@
           <w:spacing w:val="20"/>
           <w:szCs w:val="20"/>
         </w:rPr>
-        <w:t>思明有一台桌上電腦，內設</w:t>
+        <w:t>某零售商場計劃為顧客開發</w:t>
       </w:r>
       <w:r>
         <w:rPr>
@@ -2469,23 +2469,23 @@
           <w:spacing w:val="20"/>
           <w:szCs w:val="20"/>
         </w:rPr>
-        <w:t xml:space="preserve">個 500GB </w:t>
-      </w:r>
-      <w:r>
-        <w:rPr>
-          <w:rFonts w:hint="eastAsia"/>
-          <w:spacing w:val="20"/>
-          <w:szCs w:val="20"/>
-        </w:rPr>
-        <w:t>S</w:t>
-      </w:r>
-      <w:r>
-        <w:rPr>
-          <w:rFonts w:hint="eastAsia"/>
-          <w:spacing w:val="20"/>
-          <w:szCs w:val="20"/>
-        </w:rPr>
-        <w:t>SD 和一個 2TB 硬碟機，為什麼操作系統會被安裝在 SSD 而非硬碟機內？</w:t>
+        <w:t>個流動應用程式，</w:t>
+      </w:r>
+      <w:r>
+        <w:rPr>
+          <w:rFonts w:hint="eastAsia"/>
+          <w:spacing w:val="20"/>
+          <w:szCs w:val="20"/>
+        </w:rPr>
+        <w:t>登</w:t>
+      </w:r>
+      <w:r>
+        <w:rPr>
+          <w:rFonts w:hint="eastAsia"/>
+          <w:spacing w:val="20"/>
+          <w:szCs w:val="20"/>
+        </w:rPr>
+        <w:t>記他們的購物記錄，並賺取積分來換取禮品。下列哪一事項可略為忽略？</w:t>
       </w:r>
     </w:p>
     <w:p>
@@ -2542,7 +2542,7 @@
           <w:spacing w:val="20"/>
           <w:szCs w:val="20"/>
         </w:rPr>
-        <w:t>硬碟操作系統的檔案是經常使用的。</w:t>
+        <w:t>網絡安全</w:t>
       </w:r>
     </w:p>
     <w:p>
@@ -2581,7 +2581,7 @@
           <w:spacing w:val="20"/>
           <w:szCs w:val="20"/>
         </w:rPr>
-        <w:t>操作系統是並不屬於應用軟件。</w:t>
+        <w:t>個人數據私隱</w:t>
       </w:r>
     </w:p>
     <w:p>
@@ -2620,14 +2620,14 @@
           <w:spacing w:val="20"/>
           <w:szCs w:val="20"/>
         </w:rPr>
-        <w:t>硬碟機價錢比硬</w:t>
-      </w:r>
-      <w:r>
-        <w:rPr>
-          <w:spacing w:val="20"/>
-          <w:szCs w:val="20"/>
-        </w:rPr>
-        <w:t>碟機內便宜。</w:t>
+        <w:t>操作系統</w:t>
+      </w:r>
+      <w:r>
+        <w:rPr>
+          <w:spacing w:val="20"/>
+          <w:szCs w:val="20"/>
+        </w:rPr>
+        <w:t xml:space="preserve"> </w:t>
       </w:r>
     </w:p>
     <w:p>
@@ -2666,7 +2666,7 @@
           <w:spacing w:val="20"/>
           <w:szCs w:val="20"/>
         </w:rPr>
-        <w:t>硬碟操作系統的儲存大小是少於 500 GB。</w:t>
+        <w:t>應用程式的檔案大小</w:t>
       </w:r>
     </w:p>
     <w:p>
@@ -2729,14 +2729,14 @@
           <w:spacing w:val="20"/>
           <w:szCs w:val="20"/>
         </w:rPr>
-        <w:t>有一百個 30</w:t>
-      </w:r>
-      <w:r>
-        <w:rPr>
-          <w:spacing w:val="20"/>
-          <w:szCs w:val="20"/>
-        </w:rPr>
-        <w:t>0G</w:t>
+        <w:t>有一百個 29</w:t>
+      </w:r>
+      <w:r>
+        <w:rPr>
+          <w:spacing w:val="20"/>
+          <w:szCs w:val="20"/>
+        </w:rPr>
+        <w:t>8G</w:t>
       </w:r>
       <w:r>
         <w:rPr>
@@ -2802,7 +2802,7 @@
           <w:spacing w:val="20"/>
           <w:szCs w:val="20"/>
         </w:rPr>
-        <w:t>2</w:t>
+        <w:t>4</w:t>
       </w:r>
       <w:r>
         <w:rPr>
@@ -2880,7 +2880,7 @@
           <w:szCs w:val="20"/>
         </w:rPr>
         <w:tab/>
-        <w:t>16</w:t>
+        <w:t>19</w:t>
       </w:r>
     </w:p>
     <w:p>
@@ -2913,7 +2913,7 @@
           <w:szCs w:val="20"/>
         </w:rPr>
         <w:tab/>
-        <w:t>32</w:t>
+        <w:t>11</w:t>
       </w:r>
     </w:p>
     <w:p>
@@ -2946,7 +2946,7 @@
           <w:szCs w:val="20"/>
         </w:rPr>
         <w:tab/>
-        <w:t>17</w:t>
+        <w:t>29</w:t>
       </w:r>
     </w:p>
     <w:p>
@@ -2979,7 +2979,7 @@
           <w:szCs w:val="20"/>
         </w:rPr>
         <w:tab/>
-        <w:t>15</w:t>
+        <w:t>13</w:t>
       </w:r>
     </w:p>
     <w:p>
@@ -3043,7 +3043,7 @@
           <w:spacing w:val="20"/>
           <w:szCs w:val="20"/>
         </w:rPr>
-        <w:t>更改電子郵箱的密碼，以下哪個步驟是數據驗證的方法？</w:t>
+        <w:t>更改電子郵箱的密碼，以下哪個步驟不是數據驗證的方法？</w:t>
       </w:r>
     </w:p>
     <w:p>
@@ -3185,49 +3185,49 @@
           <w:spacing w:val="20"/>
           <w:szCs w:val="20"/>
         </w:rPr>
+        <w:t>輸入新密碼兩次</w:t>
+      </w:r>
+    </w:p>
+    <w:p>
+      <w:pPr>
+        <w:tabs>
+          <w:tab w:val="left" w:pos="567"/>
+          <w:tab w:val="left" w:pos="993"/>
+          <w:tab w:val="left" w:pos="1418"/>
+          <w:tab w:val="left" w:pos="1843"/>
+          <w:tab w:val="left" w:pos="2268"/>
+        </w:tabs>
+        <w:snapToGrid w:val="0"/>
+        <w:ind w:left="567" w:hanging="567"/>
+        <w:rPr>
+          <w:spacing w:val="20"/>
+          <w:szCs w:val="20"/>
+        </w:rPr>
+      </w:pPr>
+      <w:r>
+        <w:rPr>
+          <w:rFonts w:hint="eastAsia"/>
+          <w:spacing w:val="20"/>
+          <w:szCs w:val="20"/>
+        </w:rPr>
+        <w:tab/>
+        <w:t>D.</w:t>
+      </w:r>
+      <w:r>
+        <w:rPr>
+          <w:rFonts w:hint="eastAsia"/>
+          <w:spacing w:val="20"/>
+          <w:szCs w:val="20"/>
+        </w:rPr>
+        <w:tab/>
+      </w:r>
+      <w:r>
+        <w:rPr>
+          <w:rFonts w:hint="eastAsia"/>
+          <w:spacing w:val="20"/>
+          <w:szCs w:val="20"/>
+        </w:rPr>
         <w:t>輸入用戶名稱</w:t>
-      </w:r>
-    </w:p>
-    <w:p>
-      <w:pPr>
-        <w:tabs>
-          <w:tab w:val="left" w:pos="567"/>
-          <w:tab w:val="left" w:pos="993"/>
-          <w:tab w:val="left" w:pos="1418"/>
-          <w:tab w:val="left" w:pos="1843"/>
-          <w:tab w:val="left" w:pos="2268"/>
-        </w:tabs>
-        <w:snapToGrid w:val="0"/>
-        <w:ind w:left="567" w:hanging="567"/>
-        <w:rPr>
-          <w:spacing w:val="20"/>
-          <w:szCs w:val="20"/>
-        </w:rPr>
-      </w:pPr>
-      <w:r>
-        <w:rPr>
-          <w:rFonts w:hint="eastAsia"/>
-          <w:spacing w:val="20"/>
-          <w:szCs w:val="20"/>
-        </w:rPr>
-        <w:tab/>
-        <w:t>D.</w:t>
-      </w:r>
-      <w:r>
-        <w:rPr>
-          <w:rFonts w:hint="eastAsia"/>
-          <w:spacing w:val="20"/>
-          <w:szCs w:val="20"/>
-        </w:rPr>
-        <w:tab/>
-      </w:r>
-      <w:r>
-        <w:rPr>
-          <w:rFonts w:hint="eastAsia"/>
-          <w:spacing w:val="20"/>
-          <w:szCs w:val="20"/>
-        </w:rPr>
-        <w:t>輸入新密碼兩次</w:t>
       </w:r>
     </w:p>
     <w:p>
@@ -3283,31 +3283,31 @@
           <w:spacing w:val="20"/>
           <w:szCs w:val="20"/>
         </w:rPr>
-        <w:t xml:space="preserve">電腦 </w:t>
-      </w:r>
-      <w:r>
-        <w:rPr>
-          <w:rFonts w:hint="eastAsia"/>
-          <w:spacing w:val="20"/>
-          <w:szCs w:val="20"/>
-        </w:rPr>
-        <w:t xml:space="preserve">P 和 Q 的記憶體位址的大小分別是 </w:t>
-      </w:r>
-      <w:r>
-        <w:rPr>
-          <w:rFonts w:hint="eastAsia"/>
-          <w:spacing w:val="20"/>
-          <w:szCs w:val="20"/>
-        </w:rPr>
-        <w:t xml:space="preserve">64 </w:t>
-      </w:r>
-      <w:r>
-        <w:rPr>
-          <w:rFonts w:hint="eastAsia"/>
-          <w:spacing w:val="20"/>
-          <w:szCs w:val="20"/>
-        </w:rPr>
-        <w:t>位元和 32 位元。以下哪句／些是正確的？</w:t>
+        <w:t>設計了</w:t>
+      </w:r>
+      <w:r>
+        <w:rPr>
+          <w:rFonts w:hint="eastAsia"/>
+          <w:spacing w:val="20"/>
+          <w:szCs w:val="20"/>
+        </w:rPr>
+        <w:t xml:space="preserve"> M1 和 M6 兩個算法，在自動販賣</w:t>
+      </w:r>
+      <w:r>
+        <w:rPr>
+          <w:rFonts w:hint="eastAsia"/>
+          <w:spacing w:val="20"/>
+          <w:szCs w:val="20"/>
+        </w:rPr>
+        <w:t>機內以</w:t>
+      </w:r>
+      <w:r>
+        <w:rPr>
+          <w:rFonts w:hint="eastAsia"/>
+          <w:spacing w:val="20"/>
+          <w:szCs w:val="20"/>
+        </w:rPr>
+        <w:t>每 3 個積分輸出一罐汽水。N 代表積分數量。假設 N = 0。以下哪句是正確的？</w:t>
       </w:r>
     </w:p>
     <w:p>
@@ -3348,32 +3348,31 @@
           <w:spacing w:val="20"/>
           <w:szCs w:val="20"/>
         </w:rPr>
-        <w:tab/>
-      </w:r>
-      <w:r>
-        <w:rPr>
-          <w:rFonts w:hint="eastAsia"/>
-          <w:spacing w:val="20"/>
-          <w:szCs w:val="20"/>
-        </w:rPr>
-        <w:tab/>
-        <w:t>(1)</w:t>
-      </w:r>
-      <w:r>
-        <w:rPr>
-          <w:rFonts w:hint="eastAsia"/>
-          <w:spacing w:val="20"/>
-          <w:szCs w:val="20"/>
-        </w:rPr>
-        <w:tab/>
-      </w:r>
-      <w:r>
-        <w:rPr>
-          <w:rFonts w:hint="eastAsia"/>
-          <w:spacing w:val="20"/>
-          <w:szCs w:val="20"/>
-        </w:rPr>
-        <w:t>P 比 Q 有較高的時鐘頻率</w:t>
+        <w:t>輸</w:t>
+      </w:r>
+      <w:r>
+        <w:rPr>
+          <w:rFonts w:hint="eastAsia"/>
+          <w:spacing w:val="20"/>
+          <w:szCs w:val="20"/>
+        </w:rPr>
+        <w:t xml:space="preserve">入 → </w:t>
+      </w:r>
+      <w:r>
+        <w:rPr>
+          <w:rFonts w:hint="eastAsia"/>
+          <w:spacing w:val="20"/>
+          <w:szCs w:val="20"/>
+        </w:rPr>
+        <w:t>處</w:t>
+      </w:r>
+      <w:r>
+        <w:rPr>
+          <w:rFonts w:hint="eastAsia"/>
+          <w:spacing w:val="20"/>
+          <w:szCs w:val="20"/>
+        </w:rPr>
+        <w:t>理 → 輸出；X：處理 → 輸入；Y：處理 → 輸出</w:t>
       </w:r>
     </w:p>
     <w:p>
@@ -3398,32 +3397,31 @@
           <w:spacing w:val="20"/>
           <w:szCs w:val="20"/>
         </w:rPr>
-        <w:tab/>
-      </w:r>
-      <w:r>
-        <w:rPr>
-          <w:rFonts w:hint="eastAsia"/>
-          <w:spacing w:val="20"/>
-          <w:szCs w:val="20"/>
-        </w:rPr>
-        <w:tab/>
-        <w:t>(2)</w:t>
-      </w:r>
-      <w:r>
-        <w:rPr>
-          <w:rFonts w:hint="eastAsia"/>
-          <w:spacing w:val="20"/>
-          <w:szCs w:val="20"/>
-        </w:rPr>
-        <w:tab/>
-      </w:r>
-      <w:r>
-        <w:rPr>
-          <w:rFonts w:hint="eastAsia"/>
-          <w:spacing w:val="20"/>
-          <w:szCs w:val="20"/>
-        </w:rPr>
-        <w:t>P 比 Q 支援更多可接達的記憶體空間</w:t>
+        <w:t xml:space="preserve"> </w:t>
+      </w:r>
+      <w:r>
+        <w:rPr>
+          <w:rFonts w:hint="eastAsia"/>
+          <w:spacing w:val="20"/>
+          <w:szCs w:val="20"/>
+        </w:rPr>
+        <w:t xml:space="preserve"> </w:t>
+      </w:r>
+      <w:r>
+        <w:rPr>
+          <w:rFonts w:hint="eastAsia"/>
+          <w:spacing w:val="20"/>
+          <w:szCs w:val="20"/>
+        </w:rPr>
+        <w:t xml:space="preserve"> </w:t>
+      </w:r>
+      <w:r>
+        <w:rPr>
+          <w:rFonts w:hint="eastAsia"/>
+          <w:spacing w:val="20"/>
+          <w:szCs w:val="20"/>
+        </w:rPr>
+        <w:t xml:space="preserve"> </w:t>
       </w:r>
     </w:p>
     <w:p>
@@ -3448,40 +3446,39 @@
           <w:spacing w:val="20"/>
           <w:szCs w:val="20"/>
         </w:rPr>
-        <w:tab/>
-      </w:r>
-      <w:r>
-        <w:rPr>
-          <w:rFonts w:hint="eastAsia"/>
-          <w:spacing w:val="20"/>
-          <w:szCs w:val="20"/>
-        </w:rPr>
-        <w:tab/>
-        <w:t>(3)</w:t>
-      </w:r>
-      <w:r>
-        <w:rPr>
-          <w:rFonts w:hint="eastAsia"/>
-          <w:spacing w:val="20"/>
-          <w:szCs w:val="20"/>
-        </w:rPr>
-        <w:tab/>
-      </w:r>
-      <w:r>
-        <w:rPr>
-          <w:rFonts w:hint="eastAsia"/>
-          <w:spacing w:val="20"/>
-          <w:szCs w:val="20"/>
-        </w:rPr>
-        <w:t>P 比 Q 以較</w:t>
-      </w:r>
-      <w:r>
-        <w:rPr>
-          <w:rFonts w:hint="eastAsia"/>
-          <w:spacing w:val="20"/>
-          <w:szCs w:val="20"/>
-        </w:rPr>
-        <w:t>慢的速率傳輸數據</w:t>
+        <w:t xml:space="preserve"> </w:t>
+      </w:r>
+      <w:r>
+        <w:rPr>
+          <w:rFonts w:hint="eastAsia"/>
+          <w:spacing w:val="20"/>
+          <w:szCs w:val="20"/>
+        </w:rPr>
+        <w:t xml:space="preserve"> </w:t>
+      </w:r>
+      <w:r>
+        <w:rPr>
+          <w:rFonts w:hint="eastAsia"/>
+          <w:spacing w:val="20"/>
+          <w:szCs w:val="20"/>
+        </w:rPr>
+        <w:t xml:space="preserve"> </w:t>
+      </w:r>
+      <w:r>
+        <w:rPr>
+          <w:rFonts w:hint="eastAsia"/>
+          <w:spacing w:val="20"/>
+          <w:szCs w:val="20"/>
+        </w:rPr>
+        <w:t xml:space="preserve"> </w:t>
+      </w:r>
+      <w:r>
+        <w:rPr>
+          <w:rFonts w:hint="eastAsia"/>
+          <w:spacing w:val="20"/>
+          <w:szCs w:val="20"/>
+        </w:rPr>
+        <w:t xml:space="preserve"> </w:t>
       </w:r>
     </w:p>
     <w:p>
@@ -3537,31 +3534,31 @@
           <w:spacing w:val="20"/>
           <w:szCs w:val="20"/>
         </w:rPr>
-        <w:t>只有</w:t>
-      </w:r>
-      <w:r>
-        <w:rPr>
-          <w:rFonts w:hint="eastAsia"/>
-          <w:spacing w:val="20"/>
-          <w:szCs w:val="20"/>
-        </w:rPr>
-        <w:t xml:space="preserve"> (1)</w:t>
-      </w:r>
-      <w:r>
-        <w:rPr>
-          <w:rFonts w:hint="eastAsia"/>
-          <w:spacing w:val="20"/>
-          <w:szCs w:val="20"/>
-        </w:rPr>
-        <w:t xml:space="preserve"> </w:t>
-      </w:r>
-      <w:r>
-        <w:rPr>
-          <w:rFonts w:hint="eastAsia"/>
-          <w:spacing w:val="20"/>
-          <w:szCs w:val="20"/>
-        </w:rPr>
-        <w:t xml:space="preserve"> </w:t>
+        <w:t>X:</w:t>
+      </w:r>
+      <w:r>
+        <w:rPr>
+          <w:rFonts w:hint="eastAsia"/>
+          <w:spacing w:val="20"/>
+          <w:szCs w:val="20"/>
+        </w:rPr>
+        <w:t xml:space="preserve"> 程式, </w:t>
+      </w:r>
+      <w:r>
+        <w:rPr>
+          <w:rFonts w:hint="eastAsia"/>
+          <w:spacing w:val="20"/>
+          <w:szCs w:val="20"/>
+        </w:rPr>
+        <w:t>Y</w:t>
+      </w:r>
+      <w:r>
+        <w:rPr>
+          <w:rFonts w:hint="eastAsia"/>
+          <w:spacing w:val="20"/>
+          <w:szCs w:val="20"/>
+        </w:rPr>
+        <w:t>: 儲存器</w:t>
       </w:r>
     </w:p>
     <w:p>
@@ -3603,31 +3600,31 @@
           <w:spacing w:val="20"/>
           <w:szCs w:val="20"/>
         </w:rPr>
-        <w:t>只有</w:t>
-      </w:r>
-      <w:r>
-        <w:rPr>
-          <w:rFonts w:hint="eastAsia"/>
-          <w:spacing w:val="20"/>
-          <w:szCs w:val="20"/>
-        </w:rPr>
-        <w:t xml:space="preserve"> (1) </w:t>
-      </w:r>
-      <w:r>
-        <w:rPr>
-          <w:rFonts w:hint="eastAsia"/>
-          <w:spacing w:val="20"/>
-          <w:szCs w:val="20"/>
-        </w:rPr>
-        <w:t>和</w:t>
-      </w:r>
-      <w:r>
-        <w:rPr>
-          <w:rFonts w:hint="eastAsia"/>
-          <w:spacing w:val="20"/>
-          <w:szCs w:val="20"/>
-        </w:rPr>
-        <w:t xml:space="preserve"> (3)</w:t>
+        <w:t>X:</w:t>
+      </w:r>
+      <w:r>
+        <w:rPr>
+          <w:rFonts w:hint="eastAsia"/>
+          <w:spacing w:val="20"/>
+          <w:szCs w:val="20"/>
+        </w:rPr>
+        <w:t xml:space="preserve"> 數據庫,</w:t>
+      </w:r>
+      <w:r>
+        <w:rPr>
+          <w:rFonts w:hint="eastAsia"/>
+          <w:spacing w:val="20"/>
+          <w:szCs w:val="20"/>
+        </w:rPr>
+        <w:t xml:space="preserve"> </w:t>
+      </w:r>
+      <w:r>
+        <w:rPr>
+          <w:rFonts w:hint="eastAsia"/>
+          <w:spacing w:val="20"/>
+          <w:szCs w:val="20"/>
+        </w:rPr>
+        <w:t>Y: 變數</w:t>
       </w:r>
     </w:p>
     <w:p>
@@ -3669,31 +3666,31 @@
           <w:spacing w:val="20"/>
           <w:szCs w:val="20"/>
         </w:rPr>
-        <w:t>只有</w:t>
-      </w:r>
-      <w:r>
-        <w:rPr>
-          <w:rFonts w:hint="eastAsia"/>
-          <w:spacing w:val="20"/>
-          <w:szCs w:val="20"/>
-        </w:rPr>
-        <w:t xml:space="preserve"> (2)</w:t>
-      </w:r>
-      <w:r>
-        <w:rPr>
-          <w:rFonts w:hint="eastAsia"/>
-          <w:spacing w:val="20"/>
-          <w:szCs w:val="20"/>
-        </w:rPr>
-        <w:t xml:space="preserve"> </w:t>
-      </w:r>
-      <w:r>
-        <w:rPr>
-          <w:rFonts w:hint="eastAsia"/>
-          <w:spacing w:val="20"/>
-          <w:szCs w:val="20"/>
-        </w:rPr>
-        <w:t xml:space="preserve"> </w:t>
+        <w:t>X:</w:t>
+      </w:r>
+      <w:r>
+        <w:rPr>
+          <w:rFonts w:hint="eastAsia"/>
+          <w:spacing w:val="20"/>
+          <w:szCs w:val="20"/>
+        </w:rPr>
+        <w:t xml:space="preserve"> 互聯網,</w:t>
+      </w:r>
+      <w:r>
+        <w:rPr>
+          <w:rFonts w:hint="eastAsia"/>
+          <w:spacing w:val="20"/>
+          <w:szCs w:val="20"/>
+        </w:rPr>
+        <w:t xml:space="preserve"> </w:t>
+      </w:r>
+      <w:r>
+        <w:rPr>
+          <w:rFonts w:hint="eastAsia"/>
+          <w:spacing w:val="20"/>
+          <w:szCs w:val="20"/>
+        </w:rPr>
+        <w:t>Y: 網絡設備</w:t>
       </w:r>
     </w:p>
     <w:p>
@@ -3735,39 +3732,39 @@
           <w:spacing w:val="20"/>
           <w:szCs w:val="20"/>
         </w:rPr>
-        <w:t xml:space="preserve">只有 </w:t>
-      </w:r>
-      <w:r>
-        <w:rPr>
-          <w:rFonts w:hint="eastAsia"/>
-          <w:spacing w:val="20"/>
-          <w:szCs w:val="20"/>
-        </w:rPr>
-        <w:t>(</w:t>
-      </w:r>
-      <w:r>
-        <w:rPr>
-          <w:rFonts w:hint="eastAsia"/>
-          <w:spacing w:val="20"/>
-          <w:szCs w:val="20"/>
-        </w:rPr>
-        <w:t>2) 和</w:t>
-      </w:r>
-      <w:r>
-        <w:rPr>
-          <w:rFonts w:hint="eastAsia"/>
-          <w:spacing w:val="20"/>
-          <w:szCs w:val="20"/>
-        </w:rPr>
-        <w:t xml:space="preserve"> </w:t>
-      </w:r>
-      <w:r>
-        <w:rPr>
-          <w:rFonts w:hint="eastAsia"/>
-          <w:spacing w:val="20"/>
-          <w:szCs w:val="20"/>
-        </w:rPr>
-        <w:t>(3)</w:t>
+        <w:t xml:space="preserve">X: </w:t>
+      </w:r>
+      <w:r>
+        <w:rPr>
+          <w:rFonts w:hint="eastAsia"/>
+          <w:spacing w:val="20"/>
+          <w:szCs w:val="20"/>
+        </w:rPr>
+        <w:t>統</w:t>
+      </w:r>
+      <w:r>
+        <w:rPr>
+          <w:rFonts w:hint="eastAsia"/>
+          <w:spacing w:val="20"/>
+          <w:szCs w:val="20"/>
+        </w:rPr>
+        <w:t xml:space="preserve">一碼, </w:t>
+      </w:r>
+      <w:r>
+        <w:rPr>
+          <w:rFonts w:hint="eastAsia"/>
+          <w:spacing w:val="20"/>
+          <w:szCs w:val="20"/>
+        </w:rPr>
+        <w:t>Y</w:t>
+      </w:r>
+      <w:r>
+        <w:rPr>
+          <w:rFonts w:hint="eastAsia"/>
+          <w:spacing w:val="20"/>
+          <w:szCs w:val="20"/>
+        </w:rPr>
+        <w:t>: 二進制數字</w:t>
       </w:r>
     </w:p>
     <w:p>
@@ -3847,15 +3844,15 @@
           <w:spacing w:val="20"/>
           <w:szCs w:val="20"/>
         </w:rPr>
-        <w:t>以下試算表顯示了產品零售價的計算。C4 中的公式是什麼，以便可以複製到 C5 及其下的儲存格</w:t>
-      </w:r>
-      <w:r>
-        <w:rPr>
-          <w:rFonts w:hint="eastAsia"/>
-          <w:spacing w:val="20"/>
-          <w:szCs w:val="20"/>
-        </w:rPr>
-        <w:t>？</w:t>
+        <w:t>若要打開計算機遊戲，以便使用多媒體學習軟件包。下列哪項因素可略為忽略？</w:t>
+      </w:r>
+      <w:r>
+        <w:rPr>
+          <w:rFonts w:hint="eastAsia"/>
+          <w:spacing w:val="20"/>
+          <w:szCs w:val="20"/>
+        </w:rPr>
+        <w:t xml:space="preserve"> </w:t>
       </w:r>
       <w:r>
         <w:rPr>
@@ -3907,7 +3904,7 @@
           <w:spacing w:val="20"/>
           <w:szCs w:val="20"/>
         </w:rPr>
-        <w:tab/>
+        <w:t xml:space="preserve"> </w:t>
       </w:r>
       <w:r>
         <w:rPr>
@@ -3915,23 +3912,23 @@
           <w:spacing w:val="20"/>
           <w:szCs w:val="20"/>
         </w:rPr>
-        <w:tab/>
-      </w:r>
-      <w:r>
-        <w:rPr>
-          <w:rFonts w:ascii="Courier New" w:hAnsi="Courier New" w:cs="Courier New"/>
-          <w:spacing w:val="20"/>
-          <w:szCs w:val="20"/>
-        </w:rPr>
-        <w:t>A</w:t>
-      </w:r>
-      <w:r>
-        <w:rPr>
-          <w:rFonts w:ascii="Courier New" w:hAnsi="Courier New" w:cs="Courier New"/>
-          <w:spacing w:val="20"/>
-          <w:szCs w:val="20"/>
-        </w:rPr>
-        <w:tab/>
+        <w:t xml:space="preserve"> </w:t>
+      </w:r>
+      <w:r>
+        <w:rPr>
+          <w:rFonts w:ascii="Courier New" w:hAnsi="Courier New" w:cs="Courier New"/>
+          <w:spacing w:val="20"/>
+          <w:szCs w:val="20"/>
+        </w:rPr>
+        <w:t xml:space="preserve"> </w:t>
+      </w:r>
+      <w:r>
+        <w:rPr>
+          <w:rFonts w:ascii="Courier New" w:hAnsi="Courier New" w:cs="Courier New"/>
+          <w:spacing w:val="20"/>
+          <w:szCs w:val="20"/>
+        </w:rPr>
+        <w:t xml:space="preserve"> </w:t>
       </w:r>
       <w:r>
         <w:rPr>
@@ -3939,23 +3936,23 @@
           <w:spacing w:val="20"/>
           <w:szCs w:val="20"/>
         </w:rPr>
-        <w:tab/>
-      </w:r>
-      <w:r>
-        <w:rPr>
-          <w:rFonts w:ascii="Courier New" w:hAnsi="Courier New" w:cs="Courier New"/>
-          <w:spacing w:val="20"/>
-          <w:szCs w:val="20"/>
-        </w:rPr>
-        <w:t>利</w:t>
-      </w:r>
-      <w:r>
-        <w:rPr>
-          <w:rFonts w:ascii="Courier New" w:hAnsi="Courier New" w:cs="Courier New"/>
-          <w:spacing w:val="20"/>
-          <w:szCs w:val="20"/>
-        </w:rPr>
-        <w:t>潤</w:t>
+        <w:t xml:space="preserve"> </w:t>
+      </w:r>
+      <w:r>
+        <w:rPr>
+          <w:rFonts w:ascii="Courier New" w:hAnsi="Courier New" w:cs="Courier New"/>
+          <w:spacing w:val="20"/>
+          <w:szCs w:val="20"/>
+        </w:rPr>
+        <w:t xml:space="preserve"> </w:t>
+      </w:r>
+      <w:r>
+        <w:rPr>
+          <w:rFonts w:ascii="Courier New" w:hAnsi="Courier New" w:cs="Courier New"/>
+          <w:spacing w:val="20"/>
+          <w:szCs w:val="20"/>
+        </w:rPr>
+        <w:t xml:space="preserve"> </w:t>
       </w:r>
       <w:r>
         <w:rPr>
@@ -3963,35 +3960,23 @@
           <w:spacing w:val="20"/>
           <w:szCs w:val="20"/>
         </w:rPr>
-        <w:tab/>
-      </w:r>
-      <w:r>
-        <w:rPr>
-          <w:rFonts w:ascii="Courier New" w:hAnsi="Courier New" w:cs="Courier New"/>
-          <w:spacing w:val="20"/>
-          <w:szCs w:val="20"/>
-        </w:rPr>
-        <w:t>1</w:t>
-      </w:r>
-      <w:r>
-        <w:rPr>
-          <w:rFonts w:ascii="Courier New" w:hAnsi="Courier New" w:cs="Courier New"/>
-          <w:spacing w:val="20"/>
-          <w:szCs w:val="20"/>
-        </w:rPr>
-        <w:t>2.5%</w:t>
-        <w:tab/>
-        <w:tab/>
-        <w:t>B</w:t>
-        <w:tab/>
-        <w:tab/>
-        <w:t>成本</w:t>
-        <w:tab/>
-        <w:tab/>
-        <w:t>C</w:t>
-        <w:tab/>
-        <w:tab/>
-        <w:t>零售價</w:t>
+        <w:t xml:space="preserve"> </w:t>
+      </w:r>
+      <w:r>
+        <w:rPr>
+          <w:rFonts w:ascii="Courier New" w:hAnsi="Courier New" w:cs="Courier New"/>
+          <w:spacing w:val="20"/>
+          <w:szCs w:val="20"/>
+        </w:rPr>
+        <w:t xml:space="preserve"> </w:t>
+      </w:r>
+      <w:r>
+        <w:rPr>
+          <w:rFonts w:ascii="Courier New" w:hAnsi="Courier New" w:cs="Courier New"/>
+          <w:spacing w:val="20"/>
+          <w:szCs w:val="20"/>
+        </w:rPr>
+        <w:t xml:space="preserve"> </w:t>
       </w:r>
     </w:p>
     <w:p>
@@ -4010,32 +3995,6 @@
           <w:szCs w:val="20"/>
         </w:rPr>
       </w:pPr>
-      <w:r>
-        <w:tab/>
-        <w:tab/>
-        <w:t>4</w:t>
-        <w:tab/>
-        <w:tab/>
-        <w:t>電腦</w:t>
-        <w:tab/>
-        <w:t>8,000</w:t>
-        <w:tab/>
-        <w:tab/>
-        <w:t>5</w:t>
-        <w:tab/>
-        <w:tab/>
-        <w:t>電視</w:t>
-        <w:tab/>
-        <w:t>9,000</w:t>
-        <w:tab/>
-        <w:tab/>
-        <w:t>6</w:t>
-        <w:tab/>
-        <w:tab/>
-        <w:t>平板電腦</w:t>
-        <w:tab/>
-        <w:t>5,000</w:t>
-      </w:r>
     </w:p>
     <w:p>
       <w:pPr>
@@ -4076,7 +4035,7 @@
           <w:spacing w:val="20"/>
           <w:szCs w:val="20"/>
         </w:rPr>
-        <w:t>=$B$4*(1+$B1)</w:t>
+        <w:t>RAM 的儲存大小</w:t>
       </w:r>
     </w:p>
     <w:p>
@@ -4118,7 +4077,7 @@
           <w:spacing w:val="20"/>
           <w:szCs w:val="20"/>
         </w:rPr>
-        <w:t>=$B$4*(1+B$1)</w:t>
+        <w:t>ROM 的儲存大小</w:t>
       </w:r>
     </w:p>
     <w:p>
@@ -4160,7 +4119,7 @@
           <w:spacing w:val="20"/>
           <w:szCs w:val="20"/>
         </w:rPr>
-        <w:t>=$B$4*(1+B1)</w:t>
+        <w:t>SSD 的儲存大小</w:t>
       </w:r>
     </w:p>
     <w:p>
@@ -4202,7 +4161,7 @@
           <w:spacing w:val="20"/>
           <w:szCs w:val="20"/>
         </w:rPr>
-        <w:t>=$B$4*(1+$B$1)</w:t>
+        <w:t>CPU 的時鐘頻率</w:t>
       </w:r>
     </w:p>
     <w:p>
@@ -4266,39 +4225,39 @@
           <w:spacing w:val="20"/>
           <w:szCs w:val="20"/>
         </w:rPr>
-        <w:t>以下哪些是</w:t>
-      </w:r>
-      <w:r>
-        <w:rPr>
-          <w:rFonts w:hint="eastAsia"/>
-          <w:spacing w:val="20"/>
-          <w:szCs w:val="20"/>
-        </w:rPr>
-        <w:t>操</w:t>
-      </w:r>
-      <w:r>
-        <w:rPr>
-          <w:rFonts w:hint="eastAsia"/>
-          <w:spacing w:val="20"/>
-          <w:szCs w:val="20"/>
-        </w:rPr>
-        <w:t>作系統的功能？</w:t>
-      </w:r>
-      <w:r>
-        <w:rPr>
-          <w:rFonts w:hint="eastAsia"/>
-          <w:spacing w:val="20"/>
-          <w:szCs w:val="20"/>
-        </w:rPr>
-        <w:t xml:space="preserve"> </w:t>
-      </w:r>
-      <w:r>
-        <w:rPr>
-          <w:rFonts w:hint="eastAsia"/>
-          <w:spacing w:val="20"/>
-          <w:szCs w:val="20"/>
-        </w:rPr>
-        <w:t xml:space="preserve"> </w:t>
+        <w:t>設計了 M</w:t>
+      </w:r>
+      <w:r>
+        <w:rPr>
+          <w:rFonts w:hint="eastAsia"/>
+          <w:spacing w:val="20"/>
+          <w:szCs w:val="20"/>
+        </w:rPr>
+        <w:t>1</w:t>
+      </w:r>
+      <w:r>
+        <w:rPr>
+          <w:rFonts w:hint="eastAsia"/>
+          <w:spacing w:val="20"/>
+          <w:szCs w:val="20"/>
+        </w:rPr>
+        <w:t xml:space="preserve"> 和 M4 兩個</w:t>
+      </w:r>
+      <w:r>
+        <w:rPr>
+          <w:rFonts w:hint="eastAsia"/>
+          <w:spacing w:val="20"/>
+          <w:szCs w:val="20"/>
+        </w:rPr>
+        <w:t>算法，在自</w:t>
+      </w:r>
+      <w:r>
+        <w:rPr>
+          <w:rFonts w:hint="eastAsia"/>
+          <w:spacing w:val="20"/>
+          <w:szCs w:val="20"/>
+        </w:rPr>
+        <w:t>動販賣機內以每 8 個積分輸出一罐汽水。N 代表積分數量。假設 N = 0。以下哪句是正確的？</w:t>
       </w:r>
     </w:p>
     <w:p>
@@ -4339,32 +4298,31 @@
           <w:spacing w:val="20"/>
           <w:szCs w:val="20"/>
         </w:rPr>
-        <w:tab/>
-      </w:r>
-      <w:r>
-        <w:rPr>
-          <w:rFonts w:hint="eastAsia"/>
-          <w:spacing w:val="20"/>
-          <w:szCs w:val="20"/>
-        </w:rPr>
-        <w:tab/>
-        <w:t>(1)</w:t>
-      </w:r>
-      <w:r>
-        <w:rPr>
-          <w:rFonts w:hint="eastAsia"/>
-          <w:spacing w:val="20"/>
-          <w:szCs w:val="20"/>
-        </w:rPr>
-        <w:tab/>
-      </w:r>
-      <w:r>
-        <w:rPr>
-          <w:rFonts w:hint="eastAsia"/>
-          <w:spacing w:val="20"/>
-          <w:szCs w:val="20"/>
-        </w:rPr>
-        <w:t>與其他裝置互動和便利輸入/輸出的操作</w:t>
+        <w:t>輸</w:t>
+      </w:r>
+      <w:r>
+        <w:rPr>
+          <w:rFonts w:hint="eastAsia"/>
+          <w:spacing w:val="20"/>
+          <w:szCs w:val="20"/>
+        </w:rPr>
+        <w:t>入 N</w:t>
+      </w:r>
+      <w:r>
+        <w:rPr>
+          <w:rFonts w:hint="eastAsia"/>
+          <w:spacing w:val="20"/>
+          <w:szCs w:val="20"/>
+        </w:rPr>
+        <w:t xml:space="preserve"> </w:t>
+      </w:r>
+      <w:r>
+        <w:rPr>
+          <w:rFonts w:hint="eastAsia"/>
+          <w:spacing w:val="20"/>
+          <w:szCs w:val="20"/>
+        </w:rPr>
+        <w:t xml:space="preserve"> </w:t>
       </w:r>
     </w:p>
     <w:p>
@@ -4389,32 +4347,31 @@
           <w:spacing w:val="20"/>
           <w:szCs w:val="20"/>
         </w:rPr>
-        <w:tab/>
-      </w:r>
-      <w:r>
-        <w:rPr>
-          <w:rFonts w:hint="eastAsia"/>
-          <w:spacing w:val="20"/>
-          <w:szCs w:val="20"/>
-        </w:rPr>
-        <w:tab/>
-        <w:t>(2)</w:t>
-      </w:r>
-      <w:r>
-        <w:rPr>
-          <w:rFonts w:hint="eastAsia"/>
-          <w:spacing w:val="20"/>
-          <w:szCs w:val="20"/>
-        </w:rPr>
-        <w:tab/>
-      </w:r>
-      <w:r>
-        <w:rPr>
-          <w:rFonts w:hint="eastAsia"/>
-          <w:spacing w:val="20"/>
-          <w:szCs w:val="20"/>
-        </w:rPr>
-        <w:t>播放視像檔案</w:t>
+        <w:t>當</w:t>
+      </w:r>
+      <w:r>
+        <w:rPr>
+          <w:rFonts w:hint="eastAsia"/>
+          <w:spacing w:val="20"/>
+          <w:szCs w:val="20"/>
+        </w:rPr>
+        <w:t xml:space="preserve"> N &lt;</w:t>
+      </w:r>
+      <w:r>
+        <w:rPr>
+          <w:rFonts w:hint="eastAsia"/>
+          <w:spacing w:val="20"/>
+          <w:szCs w:val="20"/>
+        </w:rPr>
+        <w:t xml:space="preserve"> </w:t>
+      </w:r>
+      <w:r>
+        <w:rPr>
+          <w:rFonts w:hint="eastAsia"/>
+          <w:spacing w:val="20"/>
+          <w:szCs w:val="20"/>
+        </w:rPr>
+        <w:t>0</w:t>
       </w:r>
     </w:p>
     <w:p>
@@ -4439,32 +4396,31 @@
           <w:spacing w:val="20"/>
           <w:szCs w:val="20"/>
         </w:rPr>
-        <w:tab/>
-      </w:r>
-      <w:r>
-        <w:rPr>
-          <w:rFonts w:hint="eastAsia"/>
-          <w:spacing w:val="20"/>
-          <w:szCs w:val="20"/>
-        </w:rPr>
-        <w:tab/>
-        <w:t>(3)</w:t>
-      </w:r>
-      <w:r>
-        <w:rPr>
-          <w:rFonts w:hint="eastAsia"/>
-          <w:spacing w:val="20"/>
-          <w:szCs w:val="20"/>
-        </w:rPr>
-        <w:tab/>
-      </w:r>
-      <w:r>
-        <w:rPr>
-          <w:rFonts w:hint="eastAsia"/>
-          <w:spacing w:val="20"/>
-          <w:szCs w:val="20"/>
-        </w:rPr>
-        <w:t>便利電腦連接網絡</w:t>
+        <w:t xml:space="preserve"> </w:t>
+      </w:r>
+      <w:r>
+        <w:rPr>
+          <w:rFonts w:hint="eastAsia"/>
+          <w:spacing w:val="20"/>
+          <w:szCs w:val="20"/>
+        </w:rPr>
+        <w:t xml:space="preserve"> </w:t>
+      </w:r>
+      <w:r>
+        <w:rPr>
+          <w:rFonts w:hint="eastAsia"/>
+          <w:spacing w:val="20"/>
+          <w:szCs w:val="20"/>
+        </w:rPr>
+        <w:t xml:space="preserve"> </w:t>
+      </w:r>
+      <w:r>
+        <w:rPr>
+          <w:rFonts w:hint="eastAsia"/>
+          <w:spacing w:val="20"/>
+          <w:szCs w:val="20"/>
+        </w:rPr>
+        <w:t xml:space="preserve"> </w:t>
       </w:r>
     </w:p>
     <w:p>
@@ -4521,15 +4477,15 @@
           <w:spacing w:val="20"/>
           <w:szCs w:val="20"/>
         </w:rPr>
-        <w:t>只有</w:t>
-      </w:r>
-      <w:r>
-        <w:rPr>
-          <w:rFonts w:hint="eastAsia"/>
-          <w:spacing w:val="20"/>
-          <w:szCs w:val="20"/>
-        </w:rPr>
-        <w:t xml:space="preserve"> (1) 和 (2)</w:t>
+        <w:t>數據</w:t>
+      </w:r>
+      <w:r>
+        <w:rPr>
+          <w:rFonts w:hint="eastAsia"/>
+          <w:spacing w:val="20"/>
+          <w:szCs w:val="20"/>
+        </w:rPr>
+        <w:t>驗證</w:t>
       </w:r>
     </w:p>
     <w:p>
@@ -4571,23 +4527,23 @@
           <w:spacing w:val="20"/>
           <w:szCs w:val="20"/>
         </w:rPr>
-        <w:t>只有 (</w:t>
-      </w:r>
-      <w:r>
-        <w:rPr>
-          <w:rFonts w:hint="eastAsia"/>
-          <w:spacing w:val="20"/>
-          <w:szCs w:val="20"/>
-        </w:rPr>
-        <w:t>1</w:t>
-      </w:r>
-      <w:r>
-        <w:rPr>
-          <w:rFonts w:hint="eastAsia"/>
-          <w:spacing w:val="20"/>
-          <w:szCs w:val="20"/>
-        </w:rPr>
-        <w:t>) 和 (3)</w:t>
+        <w:t>數據有效</w:t>
+      </w:r>
+      <w:r>
+        <w:rPr>
+          <w:rFonts w:hint="eastAsia"/>
+          <w:spacing w:val="20"/>
+          <w:szCs w:val="20"/>
+        </w:rPr>
+        <w:t>性</w:t>
+      </w:r>
+      <w:r>
+        <w:rPr>
+          <w:rFonts w:hint="eastAsia"/>
+          <w:spacing w:val="20"/>
+          <w:szCs w:val="20"/>
+        </w:rPr>
+        <w:t>檢驗</w:t>
       </w:r>
     </w:p>
     <w:p>
@@ -4629,23 +4585,23 @@
           <w:spacing w:val="20"/>
           <w:szCs w:val="20"/>
         </w:rPr>
-        <w:t>只有 (</w:t>
-      </w:r>
-      <w:r>
-        <w:rPr>
-          <w:rFonts w:hint="eastAsia"/>
-          <w:spacing w:val="20"/>
-          <w:szCs w:val="20"/>
-        </w:rPr>
-        <w:t>2</w:t>
-      </w:r>
-      <w:r>
-        <w:rPr>
-          <w:rFonts w:hint="eastAsia"/>
-          <w:spacing w:val="20"/>
-          <w:szCs w:val="20"/>
-        </w:rPr>
-        <w:t>) 和 (3)</w:t>
+        <w:t>數據生成</w:t>
+      </w:r>
+      <w:r>
+        <w:rPr>
+          <w:rFonts w:hint="eastAsia"/>
+          <w:spacing w:val="20"/>
+          <w:szCs w:val="20"/>
+        </w:rPr>
+        <w:t xml:space="preserve"> </w:t>
+      </w:r>
+      <w:r>
+        <w:rPr>
+          <w:rFonts w:hint="eastAsia"/>
+          <w:spacing w:val="20"/>
+          <w:szCs w:val="20"/>
+        </w:rPr>
+        <w:t xml:space="preserve"> </w:t>
       </w:r>
     </w:p>
     <w:p>
@@ -4687,39 +4643,39 @@
           <w:spacing w:val="20"/>
           <w:szCs w:val="20"/>
         </w:rPr>
-        <w:t>(1)</w:t>
-      </w:r>
-      <w:r>
-        <w:rPr>
-          <w:rFonts w:hint="eastAsia"/>
-          <w:spacing w:val="20"/>
-          <w:szCs w:val="20"/>
-        </w:rPr>
-        <w:t>、</w:t>
-      </w:r>
-      <w:r>
-        <w:rPr>
-          <w:rFonts w:hint="eastAsia"/>
-          <w:spacing w:val="20"/>
-          <w:szCs w:val="20"/>
-        </w:rPr>
-        <w:t xml:space="preserve">(2) </w:t>
-      </w:r>
-      <w:r>
-        <w:rPr>
-          <w:rFonts w:hint="eastAsia"/>
-          <w:spacing w:val="20"/>
-          <w:szCs w:val="20"/>
-        </w:rPr>
-        <w:t>和</w:t>
-      </w:r>
-      <w:r>
-        <w:rPr>
-          <w:rFonts w:hint="eastAsia"/>
-          <w:spacing w:val="20"/>
-          <w:szCs w:val="20"/>
-        </w:rPr>
-        <w:t xml:space="preserve"> (3)</w:t>
+        <w:t>數據修</w:t>
+      </w:r>
+      <w:r>
+        <w:rPr>
+          <w:rFonts w:hint="eastAsia"/>
+          <w:spacing w:val="20"/>
+          <w:szCs w:val="20"/>
+        </w:rPr>
+        <w:t>改</w:t>
+      </w:r>
+      <w:r>
+        <w:rPr>
+          <w:rFonts w:hint="eastAsia"/>
+          <w:spacing w:val="20"/>
+          <w:szCs w:val="20"/>
+        </w:rPr>
+        <w:t xml:space="preserve"> </w:t>
+      </w:r>
+      <w:r>
+        <w:rPr>
+          <w:rFonts w:hint="eastAsia"/>
+          <w:spacing w:val="20"/>
+          <w:szCs w:val="20"/>
+        </w:rPr>
+        <w:t xml:space="preserve"> </w:t>
+      </w:r>
+      <w:r>
+        <w:rPr>
+          <w:rFonts w:hint="eastAsia"/>
+          <w:spacing w:val="20"/>
+          <w:szCs w:val="20"/>
+        </w:rPr>
+        <w:t xml:space="preserve"> </w:t>
       </w:r>
     </w:p>
     <w:p>
@@ -4783,31 +4739,31 @@
           <w:spacing w:val="20"/>
           <w:szCs w:val="20"/>
         </w:rPr>
-        <w:t>下列哪項不</w:t>
-      </w:r>
-      <w:r>
-        <w:rPr>
-          <w:rFonts w:hint="eastAsia"/>
-          <w:spacing w:val="20"/>
-          <w:szCs w:val="20"/>
-        </w:rPr>
-        <w:t>是多媒體</w:t>
-      </w:r>
-      <w:r>
-        <w:rPr>
-          <w:rFonts w:hint="eastAsia"/>
-          <w:spacing w:val="20"/>
-          <w:szCs w:val="20"/>
-        </w:rPr>
-        <w:t>檔案格式？</w:t>
-      </w:r>
-      <w:r>
-        <w:rPr>
-          <w:rFonts w:hint="eastAsia"/>
-          <w:spacing w:val="20"/>
-          <w:szCs w:val="20"/>
-        </w:rPr>
-        <w:t xml:space="preserve"> </w:t>
+        <w:t>需要多少位</w:t>
+      </w:r>
+      <w:r>
+        <w:rPr>
+          <w:rFonts w:hint="eastAsia"/>
+          <w:spacing w:val="20"/>
+          <w:szCs w:val="20"/>
+        </w:rPr>
+        <w:t>元才態表</w:t>
+      </w:r>
+      <w:r>
+        <w:rPr>
+          <w:rFonts w:hint="eastAsia"/>
+          <w:spacing w:val="20"/>
+          <w:szCs w:val="20"/>
+        </w:rPr>
+        <w:t>示一個 13x13 的黑白像素圖像</w:t>
+      </w:r>
+      <w:r>
+        <w:rPr>
+          <w:rFonts w:hint="eastAsia"/>
+          <w:spacing w:val="20"/>
+          <w:szCs w:val="20"/>
+        </w:rPr>
+        <w:t>？</w:t>
       </w:r>
       <w:r>
         <w:rPr>
@@ -4897,6 +4853,9 @@
           <w:szCs w:val="20"/>
         </w:rPr>
       </w:pPr>
+      <w:r>
+        <w:t>需要多少位元才能表示一個 13x13 的黑白像素圖像？</w:t>
+      </w:r>
     </w:p>
     <w:p>
       <w:pPr>
@@ -4936,7 +4895,7 @@
           <w:spacing w:val="20"/>
           <w:szCs w:val="20"/>
         </w:rPr>
-        <w:t>MPEG</w:t>
+        <w:t>61</w:t>
       </w:r>
     </w:p>
     <w:p>
@@ -4975,7 +4934,7 @@
           <w:spacing w:val="20"/>
           <w:szCs w:val="20"/>
         </w:rPr>
-        <w:t>MP3</w:t>
+        <w:t>64^2</w:t>
       </w:r>
     </w:p>
     <w:p>
@@ -5014,7 +4973,7 @@
           <w:spacing w:val="20"/>
           <w:szCs w:val="20"/>
         </w:rPr>
-        <w:t>ZIP</w:t>
+        <w:t>8^2</w:t>
       </w:r>
     </w:p>
     <w:p>
@@ -5053,7 +5012,7 @@
           <w:spacing w:val="20"/>
           <w:szCs w:val="20"/>
         </w:rPr>
-        <w:t>PNG</w:t>
+        <w:t>2^64</w:t>
       </w:r>
     </w:p>
     <w:p>
@@ -5117,7 +5076,7 @@
           <w:spacing w:val="20"/>
           <w:szCs w:val="20"/>
         </w:rPr>
-        <w:t>設計了 M1 和 M2 兩個算法，在自動販賣機內以每 5 個積分輸出一罐汽水。N 代表積分數量。假設 N = 0。以下哪句是正確的？</w:t>
+        <w:t>假設 X = 3, Y = 10 和 Z = 11。下列哪項布爾算式的結果是「真」？</w:t>
       </w:r>
     </w:p>
     <w:p>
@@ -5135,9 +5094,6 @@
           <w:szCs w:val="20"/>
         </w:rPr>
       </w:pPr>
-      <w:r>
-        <w:t>M1（後測試）：N ← N - 5；輸出一罐汽水；重複直至 N ≤ 4　M2（前測試）：當 N &gt; 4 執行 N ← N - 5、輸出一罐汽水</w:t>
-      </w:r>
     </w:p>
     <w:p>
       <w:pPr>
@@ -5178,7 +5134,7 @@
           <w:spacing w:val="20"/>
           <w:szCs w:val="20"/>
         </w:rPr>
-        <w:t>兩個算法都輸出一罐汽水</w:t>
+        <w:t>((X &lt; 0) AND (Y &gt; 10)) AND (Z &gt; 8)</w:t>
       </w:r>
     </w:p>
     <w:p>
@@ -5220,7 +5176,7 @@
           <w:spacing w:val="20"/>
           <w:szCs w:val="20"/>
         </w:rPr>
-        <w:t>只有 M1 輸出一罐汽水</w:t>
+        <w:t>((X &lt; 0) OR (Y &gt; 10)) AND (Z &gt; 8)</w:t>
       </w:r>
     </w:p>
     <w:p>
@@ -5262,7 +5218,7 @@
           <w:spacing w:val="20"/>
           <w:szCs w:val="20"/>
         </w:rPr>
-        <w:t>只有 M2 輸出一罐汽水</w:t>
+        <w:t>((X &lt; 0) OR (Y &lt; 10)) AND (Z &gt; 8)</w:t>
       </w:r>
     </w:p>
     <w:p>
@@ -5304,7 +5260,7 @@
           <w:spacing w:val="20"/>
           <w:szCs w:val="20"/>
         </w:rPr>
-        <w:t>兩個算法都不會輸出任何汽水</w:t>
+        <w:t>((X &lt; 0) OR (Y &lt; 10)) OR (Z &gt; 8)</w:t>
       </w:r>
     </w:p>
     <w:p>
@@ -5360,7 +5316,7 @@
           <w:spacing w:val="20"/>
           <w:szCs w:val="20"/>
         </w:rPr>
-        <w:t>下列哪項是 CPU 的短期發展？</w:t>
+        <w:t>用作啟動電腦的啟動程式一般會儲存在哪一種儲存裝置？</w:t>
       </w:r>
     </w:p>
     <w:p>
@@ -5418,7 +5374,7 @@
           <w:spacing w:val="20"/>
           <w:szCs w:val="20"/>
         </w:rPr>
-        <w:t>減少處理器作數量</w:t>
+        <w:t>SSD</w:t>
       </w:r>
     </w:p>
     <w:p>
@@ -5460,7 +5416,7 @@
           <w:spacing w:val="20"/>
           <w:szCs w:val="20"/>
         </w:rPr>
-        <w:t>增加耗電量</w:t>
+        <w:t>ROM</w:t>
       </w:r>
     </w:p>
     <w:p>
@@ -5502,7 +5458,7 @@
           <w:spacing w:val="20"/>
           <w:szCs w:val="20"/>
         </w:rPr>
-        <w:t>增加時鐘頻率</w:t>
+        <w:t>CPU</w:t>
       </w:r>
     </w:p>
     <w:p>
@@ -5544,7 +5500,7 @@
           <w:spacing w:val="20"/>
           <w:szCs w:val="20"/>
         </w:rPr>
-        <w:t>預裝操作系統</w:t>
+        <w:t>RAM</w:t>
       </w:r>
     </w:p>
     <w:p>
@@ -5608,23 +5564,23 @@
           <w:spacing w:val="20"/>
           <w:szCs w:val="20"/>
         </w:rPr>
-        <w:t>有一天，莉莉發覺她不能透過家中電腦投互聯</w:t>
-      </w:r>
-      <w:r>
-        <w:rPr>
-          <w:rFonts w:hint="eastAsia"/>
-          <w:spacing w:val="20"/>
-          <w:szCs w:val="20"/>
-        </w:rPr>
-        <w:t>網，以下哪項是可能成因？</w:t>
-      </w:r>
-      <w:r>
-        <w:rPr>
-          <w:rFonts w:hint="eastAsia"/>
-          <w:spacing w:val="20"/>
-          <w:szCs w:val="20"/>
-        </w:rPr>
-        <w:t xml:space="preserve"> </w:t>
+        <w:t>在 CPU 內執行編碼語言指令「載入 1</w:t>
+      </w:r>
+      <w:r>
+        <w:rPr>
+          <w:rFonts w:hint="eastAsia"/>
+          <w:spacing w:val="20"/>
+          <w:szCs w:val="20"/>
+        </w:rPr>
+        <w:t>057」時，下列哪項部件會因此指</w:t>
+      </w:r>
+      <w:r>
+        <w:rPr>
+          <w:rFonts w:hint="eastAsia"/>
+          <w:spacing w:val="20"/>
+          <w:szCs w:val="20"/>
+        </w:rPr>
+        <w:t>令解碼？</w:t>
       </w:r>
     </w:p>
     <w:p>
@@ -5682,7 +5638,7 @@
           <w:spacing w:val="20"/>
           <w:szCs w:val="20"/>
         </w:rPr>
-        <w:t>網絡界面卡出現故障</w:t>
+        <w:t>暫存器</w:t>
       </w:r>
     </w:p>
     <w:p>
@@ -5724,7 +5680,7 @@
           <w:spacing w:val="20"/>
           <w:szCs w:val="20"/>
         </w:rPr>
-        <w:t>ROM 的容量小</w:t>
+        <w:t>CU</w:t>
       </w:r>
     </w:p>
     <w:p>
@@ -5766,15 +5722,15 @@
           <w:spacing w:val="20"/>
           <w:szCs w:val="20"/>
         </w:rPr>
-        <w:t>硬碟的數據傳輸</w:t>
-      </w:r>
-      <w:r>
-        <w:rPr>
-          <w:rFonts w:hint="eastAsia"/>
-          <w:spacing w:val="20"/>
-          <w:szCs w:val="20"/>
-        </w:rPr>
-        <w:t>率低</w:t>
+        <w:t>ALU</w:t>
+      </w:r>
+      <w:r>
+        <w:rPr>
+          <w:rFonts w:hint="eastAsia"/>
+          <w:spacing w:val="20"/>
+          <w:szCs w:val="20"/>
+        </w:rPr>
+        <w:t xml:space="preserve"> </w:t>
       </w:r>
       <w:r>
         <w:rPr>
@@ -5824,7 +5780,7 @@
           <w:spacing w:val="20"/>
           <w:szCs w:val="20"/>
         </w:rPr>
-        <w:t>顯示卡出現故障</w:t>
+        <w:t>匯流排</w:t>
       </w:r>
     </w:p>
     <w:p>
@@ -5912,7 +5868,7 @@
           <w:spacing w:val="20"/>
           <w:szCs w:val="20"/>
         </w:rPr>
-        <w:t>圖的電腦 C 關掉後，以下哪項／些活動仍可進行？</w:t>
+        <w:t>圖的電腦 C 關掉後，以下哪一項活動仍可進行？</w:t>
       </w:r>
     </w:p>
     <w:p>
@@ -5953,40 +5909,39 @@
           <w:spacing w:val="20"/>
           <w:szCs w:val="20"/>
         </w:rPr>
-        <w:tab/>
-      </w:r>
-      <w:r>
-        <w:rPr>
-          <w:rFonts w:hint="eastAsia"/>
-          <w:spacing w:val="20"/>
-          <w:szCs w:val="20"/>
-        </w:rPr>
-        <w:tab/>
-        <w:t>(1)</w:t>
-      </w:r>
-      <w:r>
-        <w:rPr>
-          <w:rFonts w:hint="eastAsia"/>
-          <w:spacing w:val="20"/>
-          <w:szCs w:val="20"/>
-        </w:rPr>
-        <w:tab/>
-      </w:r>
-      <w:r>
-        <w:rPr>
-          <w:rFonts w:hint="eastAsia"/>
-          <w:spacing w:val="20"/>
-          <w:szCs w:val="20"/>
-        </w:rPr>
-        <w:t>使用</w:t>
-      </w:r>
-      <w:r>
-        <w:rPr>
-          <w:rFonts w:hint="eastAsia"/>
-          <w:spacing w:val="20"/>
-          <w:szCs w:val="20"/>
-        </w:rPr>
-        <w:t>電腦 B 將電腦 B 內的檔案複製到電腦 A。</w:t>
+        <w:t xml:space="preserve"> </w:t>
+      </w:r>
+      <w:r>
+        <w:rPr>
+          <w:rFonts w:hint="eastAsia"/>
+          <w:spacing w:val="20"/>
+          <w:szCs w:val="20"/>
+        </w:rPr>
+        <w:t xml:space="preserve"> </w:t>
+      </w:r>
+      <w:r>
+        <w:rPr>
+          <w:rFonts w:hint="eastAsia"/>
+          <w:spacing w:val="20"/>
+          <w:szCs w:val="20"/>
+        </w:rPr>
+        <w:t xml:space="preserve"> </w:t>
+      </w:r>
+      <w:r>
+        <w:rPr>
+          <w:rFonts w:hint="eastAsia"/>
+          <w:spacing w:val="20"/>
+          <w:szCs w:val="20"/>
+        </w:rPr>
+        <w:t xml:space="preserve"> </w:t>
+      </w:r>
+      <w:r>
+        <w:rPr>
+          <w:rFonts w:hint="eastAsia"/>
+          <w:spacing w:val="20"/>
+          <w:szCs w:val="20"/>
+        </w:rPr>
+        <w:t xml:space="preserve"> </w:t>
       </w:r>
     </w:p>
     <w:p>
@@ -6011,32 +5966,31 @@
           <w:spacing w:val="20"/>
           <w:szCs w:val="20"/>
         </w:rPr>
-        <w:tab/>
-      </w:r>
-      <w:r>
-        <w:rPr>
-          <w:rFonts w:hint="eastAsia"/>
-          <w:spacing w:val="20"/>
-          <w:szCs w:val="20"/>
-        </w:rPr>
-        <w:tab/>
-        <w:t>(2)</w:t>
-      </w:r>
-      <w:r>
-        <w:rPr>
-          <w:rFonts w:hint="eastAsia"/>
-          <w:spacing w:val="20"/>
-          <w:szCs w:val="20"/>
-        </w:rPr>
-        <w:tab/>
-      </w:r>
-      <w:r>
-        <w:rPr>
-          <w:rFonts w:hint="eastAsia"/>
-          <w:spacing w:val="20"/>
-          <w:szCs w:val="20"/>
-        </w:rPr>
-        <w:t>使用電腦 A 列印文件。</w:t>
+        <w:t xml:space="preserve"> </w:t>
+      </w:r>
+      <w:r>
+        <w:rPr>
+          <w:rFonts w:hint="eastAsia"/>
+          <w:spacing w:val="20"/>
+          <w:szCs w:val="20"/>
+        </w:rPr>
+        <w:t xml:space="preserve"> </w:t>
+      </w:r>
+      <w:r>
+        <w:rPr>
+          <w:rFonts w:hint="eastAsia"/>
+          <w:spacing w:val="20"/>
+          <w:szCs w:val="20"/>
+        </w:rPr>
+        <w:t xml:space="preserve"> </w:t>
+      </w:r>
+      <w:r>
+        <w:rPr>
+          <w:rFonts w:hint="eastAsia"/>
+          <w:spacing w:val="20"/>
+          <w:szCs w:val="20"/>
+        </w:rPr>
+        <w:t xml:space="preserve"> </w:t>
       </w:r>
     </w:p>
     <w:p>
@@ -6061,32 +6015,31 @@
           <w:spacing w:val="20"/>
           <w:szCs w:val="20"/>
         </w:rPr>
-        <w:tab/>
-      </w:r>
-      <w:r>
-        <w:rPr>
-          <w:rFonts w:hint="eastAsia"/>
-          <w:spacing w:val="20"/>
-          <w:szCs w:val="20"/>
-        </w:rPr>
-        <w:tab/>
-        <w:t>(3)</w:t>
-      </w:r>
-      <w:r>
-        <w:rPr>
-          <w:rFonts w:hint="eastAsia"/>
-          <w:spacing w:val="20"/>
-          <w:szCs w:val="20"/>
-        </w:rPr>
-        <w:tab/>
-      </w:r>
-      <w:r>
-        <w:rPr>
-          <w:rFonts w:hint="eastAsia"/>
-          <w:spacing w:val="20"/>
-          <w:szCs w:val="20"/>
-        </w:rPr>
-        <w:t>使用電腦 A 刪除電腦 B 內的檔案。</w:t>
+        <w:t xml:space="preserve"> </w:t>
+      </w:r>
+      <w:r>
+        <w:rPr>
+          <w:rFonts w:hint="eastAsia"/>
+          <w:spacing w:val="20"/>
+          <w:szCs w:val="20"/>
+        </w:rPr>
+        <w:t xml:space="preserve"> </w:t>
+      </w:r>
+      <w:r>
+        <w:rPr>
+          <w:rFonts w:hint="eastAsia"/>
+          <w:spacing w:val="20"/>
+          <w:szCs w:val="20"/>
+        </w:rPr>
+        <w:t xml:space="preserve"> </w:t>
+      </w:r>
+      <w:r>
+        <w:rPr>
+          <w:rFonts w:hint="eastAsia"/>
+          <w:spacing w:val="20"/>
+          <w:szCs w:val="20"/>
+        </w:rPr>
+        <w:t xml:space="preserve"> </w:t>
       </w:r>
     </w:p>
     <w:p>
@@ -6142,23 +6095,23 @@
           <w:spacing w:val="20"/>
           <w:szCs w:val="20"/>
         </w:rPr>
-        <w:t>只有 (</w:t>
-      </w:r>
-      <w:r>
-        <w:rPr>
-          <w:rFonts w:hint="eastAsia"/>
-          <w:spacing w:val="20"/>
-          <w:szCs w:val="20"/>
-        </w:rPr>
-        <w:t>1</w:t>
-      </w:r>
-      <w:r>
-        <w:rPr>
-          <w:rFonts w:hint="eastAsia"/>
-          <w:spacing w:val="20"/>
-          <w:szCs w:val="20"/>
-        </w:rPr>
-        <w:t>)</w:t>
+        <w:t>使用電腦</w:t>
+      </w:r>
+      <w:r>
+        <w:rPr>
+          <w:rFonts w:hint="eastAsia"/>
+          <w:spacing w:val="20"/>
+          <w:szCs w:val="20"/>
+        </w:rPr>
+        <w:t xml:space="preserve"> </w:t>
+      </w:r>
+      <w:r>
+        <w:rPr>
+          <w:rFonts w:hint="eastAsia"/>
+          <w:spacing w:val="20"/>
+          <w:szCs w:val="20"/>
+        </w:rPr>
+        <w:t>A 刪除電腦 B 內的檔案。</w:t>
       </w:r>
     </w:p>
     <w:p>
@@ -6200,23 +6153,23 @@
           <w:spacing w:val="20"/>
           <w:szCs w:val="20"/>
         </w:rPr>
-        <w:t>只有 (</w:t>
-      </w:r>
-      <w:r>
-        <w:rPr>
-          <w:rFonts w:hint="eastAsia"/>
-          <w:spacing w:val="20"/>
-          <w:szCs w:val="20"/>
-        </w:rPr>
-        <w:t>1</w:t>
-      </w:r>
-      <w:r>
-        <w:rPr>
-          <w:rFonts w:hint="eastAsia"/>
-          <w:spacing w:val="20"/>
-          <w:szCs w:val="20"/>
-        </w:rPr>
-        <w:t>) 和 (3)</w:t>
+        <w:t>使用電腦</w:t>
+      </w:r>
+      <w:r>
+        <w:rPr>
+          <w:rFonts w:hint="eastAsia"/>
+          <w:spacing w:val="20"/>
+          <w:szCs w:val="20"/>
+        </w:rPr>
+        <w:t xml:space="preserve"> </w:t>
+      </w:r>
+      <w:r>
+        <w:rPr>
+          <w:rFonts w:hint="eastAsia"/>
+          <w:spacing w:val="20"/>
+          <w:szCs w:val="20"/>
+        </w:rPr>
+        <w:t>A 列印文件。</w:t>
       </w:r>
     </w:p>
     <w:p>
@@ -6258,23 +6211,23 @@
           <w:spacing w:val="20"/>
           <w:szCs w:val="20"/>
         </w:rPr>
-        <w:t>只有 (</w:t>
-      </w:r>
-      <w:r>
-        <w:rPr>
-          <w:rFonts w:hint="eastAsia"/>
-          <w:spacing w:val="20"/>
-          <w:szCs w:val="20"/>
-        </w:rPr>
-        <w:t>2</w:t>
-      </w:r>
-      <w:r>
-        <w:rPr>
-          <w:rFonts w:hint="eastAsia"/>
-          <w:spacing w:val="20"/>
-          <w:szCs w:val="20"/>
-        </w:rPr>
-        <w:t>)</w:t>
+        <w:t>使用電腦</w:t>
+      </w:r>
+      <w:r>
+        <w:rPr>
+          <w:rFonts w:hint="eastAsia"/>
+          <w:spacing w:val="20"/>
+          <w:szCs w:val="20"/>
+        </w:rPr>
+        <w:t xml:space="preserve"> </w:t>
+      </w:r>
+      <w:r>
+        <w:rPr>
+          <w:rFonts w:hint="eastAsia"/>
+          <w:spacing w:val="20"/>
+          <w:szCs w:val="20"/>
+        </w:rPr>
+        <w:t>B 將電腦 B 內的檔案複製到電腦 A。</w:t>
       </w:r>
     </w:p>
     <w:p>
@@ -6316,39 +6269,39 @@
           <w:spacing w:val="20"/>
           <w:szCs w:val="20"/>
         </w:rPr>
-        <w:t xml:space="preserve">只有 </w:t>
-      </w:r>
-      <w:r>
-        <w:rPr>
-          <w:rFonts w:hint="eastAsia"/>
-          <w:spacing w:val="20"/>
-          <w:szCs w:val="20"/>
-        </w:rPr>
-        <w:t>(</w:t>
-      </w:r>
-      <w:r>
-        <w:rPr>
-          <w:rFonts w:hint="eastAsia"/>
-          <w:spacing w:val="20"/>
-          <w:szCs w:val="20"/>
-        </w:rPr>
-        <w:t>2) 和</w:t>
-      </w:r>
-      <w:r>
-        <w:rPr>
-          <w:rFonts w:hint="eastAsia"/>
-          <w:spacing w:val="20"/>
-          <w:szCs w:val="20"/>
-        </w:rPr>
-        <w:t xml:space="preserve"> </w:t>
-      </w:r>
-      <w:r>
-        <w:rPr>
-          <w:rFonts w:hint="eastAsia"/>
-          <w:spacing w:val="20"/>
-          <w:szCs w:val="20"/>
-        </w:rPr>
-        <w:t>(3)</w:t>
+        <w:t>以上各</w:t>
+      </w:r>
+      <w:r>
+        <w:rPr>
+          <w:rFonts w:hint="eastAsia"/>
+          <w:spacing w:val="20"/>
+          <w:szCs w:val="20"/>
+        </w:rPr>
+        <w:t>項</w:t>
+      </w:r>
+      <w:r>
+        <w:rPr>
+          <w:rFonts w:hint="eastAsia"/>
+          <w:spacing w:val="20"/>
+          <w:szCs w:val="20"/>
+        </w:rPr>
+        <w:t>均與「使</w:t>
+      </w:r>
+      <w:r>
+        <w:rPr>
+          <w:rFonts w:hint="eastAsia"/>
+          <w:spacing w:val="20"/>
+          <w:szCs w:val="20"/>
+        </w:rPr>
+        <w:t>用</w:t>
+      </w:r>
+      <w:r>
+        <w:rPr>
+          <w:rFonts w:hint="eastAsia"/>
+          <w:spacing w:val="20"/>
+          <w:szCs w:val="20"/>
+        </w:rPr>
+        <w:t>電腦 A 刪除電腦 …」無關</w:t>
       </w:r>
     </w:p>
     <w:p>
@@ -6412,7 +6365,7 @@
           <w:spacing w:val="20"/>
           <w:szCs w:val="20"/>
         </w:rPr>
-        <w:t>用作啟動電腦的啟動程式通常儲存在哪個地方？</w:t>
+        <w:t>下列哪項不是 CPU 的短期發展？</w:t>
       </w:r>
     </w:p>
     <w:p>
@@ -6470,15 +6423,15 @@
           <w:spacing w:val="20"/>
           <w:szCs w:val="20"/>
         </w:rPr>
-        <w:t>SS</w:t>
-      </w:r>
-      <w:r>
-        <w:rPr>
-          <w:rFonts w:hint="eastAsia"/>
-          <w:spacing w:val="20"/>
-          <w:szCs w:val="20"/>
-        </w:rPr>
-        <w:t>D</w:t>
+        <w:t>減少</w:t>
+      </w:r>
+      <w:r>
+        <w:rPr>
+          <w:rFonts w:hint="eastAsia"/>
+          <w:spacing w:val="20"/>
+          <w:szCs w:val="20"/>
+        </w:rPr>
+        <w:t>處理器作數量</w:t>
       </w:r>
     </w:p>
     <w:p>
@@ -6520,7 +6473,7 @@
           <w:spacing w:val="20"/>
           <w:szCs w:val="20"/>
         </w:rPr>
-        <w:t>CPU</w:t>
+        <w:t>增加時鐘頻率</w:t>
       </w:r>
     </w:p>
     <w:p>
@@ -6562,23 +6515,23 @@
           <w:spacing w:val="20"/>
           <w:szCs w:val="20"/>
         </w:rPr>
-        <w:t>R</w:t>
-      </w:r>
-      <w:r>
-        <w:rPr>
-          <w:rFonts w:hint="eastAsia"/>
-          <w:spacing w:val="20"/>
-          <w:szCs w:val="20"/>
-        </w:rPr>
-        <w:t>OM</w:t>
-      </w:r>
-      <w:r>
-        <w:rPr>
-          <w:rFonts w:hint="eastAsia"/>
-          <w:spacing w:val="20"/>
-          <w:szCs w:val="20"/>
-        </w:rPr>
-        <w:t xml:space="preserve"> </w:t>
+        <w:t>增</w:t>
+      </w:r>
+      <w:r>
+        <w:rPr>
+          <w:rFonts w:hint="eastAsia"/>
+          <w:spacing w:val="20"/>
+          <w:szCs w:val="20"/>
+        </w:rPr>
+        <w:t>加耗</w:t>
+      </w:r>
+      <w:r>
+        <w:rPr>
+          <w:rFonts w:hint="eastAsia"/>
+          <w:spacing w:val="20"/>
+          <w:szCs w:val="20"/>
+        </w:rPr>
+        <w:t>電量</w:t>
       </w:r>
     </w:p>
     <w:p>
@@ -6620,15 +6573,15 @@
           <w:spacing w:val="20"/>
           <w:szCs w:val="20"/>
         </w:rPr>
-        <w:t>RA</w:t>
-      </w:r>
-      <w:r>
-        <w:rPr>
-          <w:rFonts w:hint="eastAsia"/>
-          <w:spacing w:val="20"/>
-          <w:szCs w:val="20"/>
-        </w:rPr>
-        <w:t>M</w:t>
+        <w:t>預裝</w:t>
+      </w:r>
+      <w:r>
+        <w:rPr>
+          <w:rFonts w:hint="eastAsia"/>
+          <w:spacing w:val="20"/>
+          <w:szCs w:val="20"/>
+        </w:rPr>
+        <w:t>操作系統</w:t>
       </w:r>
     </w:p>
     <w:p>
@@ -6692,7 +6645,7 @@
           <w:spacing w:val="20"/>
           <w:szCs w:val="20"/>
         </w:rPr>
-        <w:t>以下哪些會暫存數據或指令？</w:t>
+        <w:t>以下哪一項不會影響資訊系統的輸出？</w:t>
       </w:r>
     </w:p>
     <w:p>
@@ -6733,32 +6686,31 @@
           <w:spacing w:val="20"/>
           <w:szCs w:val="20"/>
         </w:rPr>
-        <w:tab/>
-      </w:r>
-      <w:r>
-        <w:rPr>
-          <w:rFonts w:hint="eastAsia"/>
-          <w:spacing w:val="20"/>
-          <w:szCs w:val="20"/>
-        </w:rPr>
-        <w:tab/>
-        <w:t>(1)</w:t>
-      </w:r>
-      <w:r>
-        <w:rPr>
-          <w:rFonts w:hint="eastAsia"/>
-          <w:spacing w:val="20"/>
-          <w:szCs w:val="20"/>
-        </w:rPr>
-        <w:tab/>
-      </w:r>
-      <w:r>
-        <w:rPr>
-          <w:rFonts w:hint="eastAsia"/>
-          <w:spacing w:val="20"/>
-          <w:szCs w:val="20"/>
-        </w:rPr>
-        <w:t>累加器</w:t>
+        <w:t xml:space="preserve"> </w:t>
+      </w:r>
+      <w:r>
+        <w:rPr>
+          <w:rFonts w:hint="eastAsia"/>
+          <w:spacing w:val="20"/>
+          <w:szCs w:val="20"/>
+        </w:rPr>
+        <w:t xml:space="preserve"> </w:t>
+      </w:r>
+      <w:r>
+        <w:rPr>
+          <w:rFonts w:hint="eastAsia"/>
+          <w:spacing w:val="20"/>
+          <w:szCs w:val="20"/>
+        </w:rPr>
+        <w:t xml:space="preserve"> </w:t>
+      </w:r>
+      <w:r>
+        <w:rPr>
+          <w:rFonts w:hint="eastAsia"/>
+          <w:spacing w:val="20"/>
+          <w:szCs w:val="20"/>
+        </w:rPr>
+        <w:t xml:space="preserve"> </w:t>
       </w:r>
     </w:p>
     <w:p>
@@ -6783,32 +6735,31 @@
           <w:spacing w:val="20"/>
           <w:szCs w:val="20"/>
         </w:rPr>
-        <w:tab/>
-      </w:r>
-      <w:r>
-        <w:rPr>
-          <w:rFonts w:hint="eastAsia"/>
-          <w:spacing w:val="20"/>
-          <w:szCs w:val="20"/>
-        </w:rPr>
-        <w:tab/>
-        <w:t>(2)</w:t>
-      </w:r>
-      <w:r>
-        <w:rPr>
-          <w:rFonts w:hint="eastAsia"/>
-          <w:spacing w:val="20"/>
-          <w:szCs w:val="20"/>
-        </w:rPr>
-        <w:tab/>
-      </w:r>
-      <w:r>
-        <w:rPr>
-          <w:rFonts w:hint="eastAsia"/>
-          <w:spacing w:val="20"/>
-          <w:szCs w:val="20"/>
-        </w:rPr>
-        <w:t>指令寄存器</w:t>
+        <w:t xml:space="preserve"> </w:t>
+      </w:r>
+      <w:r>
+        <w:rPr>
+          <w:rFonts w:hint="eastAsia"/>
+          <w:spacing w:val="20"/>
+          <w:szCs w:val="20"/>
+        </w:rPr>
+        <w:t xml:space="preserve"> </w:t>
+      </w:r>
+      <w:r>
+        <w:rPr>
+          <w:rFonts w:hint="eastAsia"/>
+          <w:spacing w:val="20"/>
+          <w:szCs w:val="20"/>
+        </w:rPr>
+        <w:t xml:space="preserve"> </w:t>
+      </w:r>
+      <w:r>
+        <w:rPr>
+          <w:rFonts w:hint="eastAsia"/>
+          <w:spacing w:val="20"/>
+          <w:szCs w:val="20"/>
+        </w:rPr>
+        <w:t xml:space="preserve"> </w:t>
       </w:r>
     </w:p>
     <w:p>
@@ -6833,40 +6784,39 @@
           <w:spacing w:val="20"/>
           <w:szCs w:val="20"/>
         </w:rPr>
-        <w:tab/>
-      </w:r>
-      <w:r>
-        <w:rPr>
-          <w:rFonts w:hint="eastAsia"/>
-          <w:spacing w:val="20"/>
-          <w:szCs w:val="20"/>
-        </w:rPr>
-        <w:tab/>
-        <w:t>(3)</w:t>
-      </w:r>
-      <w:r>
-        <w:rPr>
-          <w:rFonts w:hint="eastAsia"/>
-          <w:spacing w:val="20"/>
-          <w:szCs w:val="20"/>
-        </w:rPr>
-        <w:tab/>
-      </w:r>
-      <w:r>
-        <w:rPr>
-          <w:rFonts w:hint="eastAsia"/>
-          <w:spacing w:val="20"/>
-          <w:szCs w:val="20"/>
-        </w:rPr>
-        <w:t>記憶體位址</w:t>
-      </w:r>
-      <w:r>
-        <w:rPr>
-          <w:rFonts w:hint="eastAsia"/>
-          <w:spacing w:val="20"/>
-          <w:szCs w:val="20"/>
-        </w:rPr>
-        <w:t>寄存器</w:t>
+        <w:t xml:space="preserve"> </w:t>
+      </w:r>
+      <w:r>
+        <w:rPr>
+          <w:rFonts w:hint="eastAsia"/>
+          <w:spacing w:val="20"/>
+          <w:szCs w:val="20"/>
+        </w:rPr>
+        <w:t xml:space="preserve"> </w:t>
+      </w:r>
+      <w:r>
+        <w:rPr>
+          <w:rFonts w:hint="eastAsia"/>
+          <w:spacing w:val="20"/>
+          <w:szCs w:val="20"/>
+        </w:rPr>
+        <w:t xml:space="preserve"> </w:t>
+      </w:r>
+      <w:r>
+        <w:rPr>
+          <w:rFonts w:hint="eastAsia"/>
+          <w:spacing w:val="20"/>
+          <w:szCs w:val="20"/>
+        </w:rPr>
+        <w:t xml:space="preserve"> </w:t>
+      </w:r>
+      <w:r>
+        <w:rPr>
+          <w:rFonts w:hint="eastAsia"/>
+          <w:spacing w:val="20"/>
+          <w:szCs w:val="20"/>
+        </w:rPr>
+        <w:t xml:space="preserve"> </w:t>
       </w:r>
       <w:r>
         <w:rPr>
@@ -6930,15 +6880,15 @@
           <w:spacing w:val="20"/>
           <w:szCs w:val="20"/>
         </w:rPr>
-        <w:t>只有</w:t>
-      </w:r>
-      <w:r>
-        <w:rPr>
-          <w:rFonts w:hint="eastAsia"/>
-          <w:spacing w:val="20"/>
-          <w:szCs w:val="20"/>
-        </w:rPr>
-        <w:t xml:space="preserve"> (1)</w:t>
+        <w:t>更改</w:t>
+      </w:r>
+      <w:r>
+        <w:rPr>
+          <w:rFonts w:hint="eastAsia"/>
+          <w:spacing w:val="20"/>
+          <w:szCs w:val="20"/>
+        </w:rPr>
+        <w:t>輸入數據</w:t>
       </w:r>
     </w:p>
     <w:p>
@@ -6980,15 +6930,15 @@
           <w:spacing w:val="20"/>
           <w:szCs w:val="20"/>
         </w:rPr>
-        <w:t>只有</w:t>
-      </w:r>
-      <w:r>
-        <w:rPr>
-          <w:rFonts w:hint="eastAsia"/>
-          <w:spacing w:val="20"/>
-          <w:szCs w:val="20"/>
-        </w:rPr>
-        <w:t xml:space="preserve"> (1) 和 (2)</w:t>
+        <w:t>更改</w:t>
+      </w:r>
+      <w:r>
+        <w:rPr>
+          <w:rFonts w:hint="eastAsia"/>
+          <w:spacing w:val="20"/>
+          <w:szCs w:val="20"/>
+        </w:rPr>
+        <w:t>儲存裝置的類型</w:t>
       </w:r>
     </w:p>
     <w:p>
@@ -7030,23 +6980,23 @@
           <w:spacing w:val="20"/>
           <w:szCs w:val="20"/>
         </w:rPr>
-        <w:t>只有 (</w:t>
-      </w:r>
-      <w:r>
-        <w:rPr>
-          <w:rFonts w:hint="eastAsia"/>
-          <w:spacing w:val="20"/>
-          <w:szCs w:val="20"/>
-        </w:rPr>
-        <w:t>2</w:t>
-      </w:r>
-      <w:r>
-        <w:rPr>
-          <w:rFonts w:hint="eastAsia"/>
-          <w:spacing w:val="20"/>
-          <w:szCs w:val="20"/>
-        </w:rPr>
-        <w:t>) 和 (3)</w:t>
+        <w:t>以上各項</w:t>
+      </w:r>
+      <w:r>
+        <w:rPr>
+          <w:rFonts w:hint="eastAsia"/>
+          <w:spacing w:val="20"/>
+          <w:szCs w:val="20"/>
+        </w:rPr>
+        <w:t>均</w:t>
+      </w:r>
+      <w:r>
+        <w:rPr>
+          <w:rFonts w:hint="eastAsia"/>
+          <w:spacing w:val="20"/>
+          <w:szCs w:val="20"/>
+        </w:rPr>
+        <w:t>與「更改輸入數據…」無關</w:t>
       </w:r>
     </w:p>
     <w:p>
@@ -7088,23 +7038,23 @@
           <w:spacing w:val="20"/>
           <w:szCs w:val="20"/>
         </w:rPr>
-        <w:t>(1)、</w:t>
-      </w:r>
-      <w:r>
-        <w:rPr>
-          <w:rFonts w:hint="eastAsia"/>
-          <w:spacing w:val="20"/>
-          <w:szCs w:val="20"/>
-        </w:rPr>
-        <w:t>(</w:t>
-      </w:r>
-      <w:r>
-        <w:rPr>
-          <w:rFonts w:hint="eastAsia"/>
-          <w:spacing w:val="20"/>
-          <w:szCs w:val="20"/>
-        </w:rPr>
-        <w:t>2) 和 (3)</w:t>
+        <w:t>使用不同</w:t>
+      </w:r>
+      <w:r>
+        <w:rPr>
+          <w:rFonts w:hint="eastAsia"/>
+          <w:spacing w:val="20"/>
+          <w:szCs w:val="20"/>
+        </w:rPr>
+        <w:t>的</w:t>
+      </w:r>
+      <w:r>
+        <w:rPr>
+          <w:rFonts w:hint="eastAsia"/>
+          <w:spacing w:val="20"/>
+          <w:szCs w:val="20"/>
+        </w:rPr>
+        <w:t xml:space="preserve"> CPU</w:t>
       </w:r>
     </w:p>
     <w:p>
@@ -7168,7 +7118,7 @@
           <w:spacing w:val="20"/>
           <w:szCs w:val="20"/>
         </w:rPr>
-        <w:t>下列哪項需要驅動程式？</w:t>
+        <w:t>在一般情況下，P、Q 和 R 會是什麼？以下哪項／些是正確的？</w:t>
       </w:r>
     </w:p>
     <w:p>
@@ -7234,15 +7184,15 @@
           <w:spacing w:val="20"/>
           <w:szCs w:val="20"/>
         </w:rPr>
-        <w:t>編輯文</w:t>
-      </w:r>
-      <w:r>
-        <w:rPr>
-          <w:rFonts w:hint="eastAsia"/>
-          <w:spacing w:val="20"/>
-          <w:szCs w:val="20"/>
-        </w:rPr>
-        <w:t>字處理文件</w:t>
+        <w:t xml:space="preserve">P: </w:t>
+      </w:r>
+      <w:r>
+        <w:rPr>
+          <w:rFonts w:hint="eastAsia"/>
+          <w:spacing w:val="20"/>
+          <w:szCs w:val="20"/>
+        </w:rPr>
+        <w:t>應用軟件, Q: 操作系統, R: 硬件</w:t>
       </w:r>
     </w:p>
     <w:p>
@@ -7292,15 +7242,15 @@
           <w:spacing w:val="20"/>
           <w:szCs w:val="20"/>
         </w:rPr>
-        <w:t>連接一部</w:t>
-      </w:r>
-      <w:r>
-        <w:rPr>
-          <w:rFonts w:hint="eastAsia"/>
-          <w:spacing w:val="20"/>
-          <w:szCs w:val="20"/>
-        </w:rPr>
-        <w:t>打印機</w:t>
+        <w:t>P: 應</w:t>
+      </w:r>
+      <w:r>
+        <w:rPr>
+          <w:rFonts w:hint="eastAsia"/>
+          <w:spacing w:val="20"/>
+          <w:szCs w:val="20"/>
+        </w:rPr>
+        <w:t>用軟件, Q: 硬件, R: 操作系統</w:t>
       </w:r>
     </w:p>
     <w:p>
@@ -7350,15 +7300,15 @@
           <w:spacing w:val="20"/>
           <w:szCs w:val="20"/>
         </w:rPr>
-        <w:t>移除一個</w:t>
-      </w:r>
-      <w:r>
-        <w:rPr>
-          <w:rFonts w:hint="eastAsia"/>
-          <w:spacing w:val="20"/>
-          <w:szCs w:val="20"/>
-        </w:rPr>
-        <w:t>軟件包</w:t>
+        <w:t>P: 硬</w:t>
+      </w:r>
+      <w:r>
+        <w:rPr>
+          <w:rFonts w:hint="eastAsia"/>
+          <w:spacing w:val="20"/>
+          <w:szCs w:val="20"/>
+        </w:rPr>
+        <w:t>件, Q: 應用軟件, R: 操作系統</w:t>
       </w:r>
     </w:p>
     <w:p>
@@ -7505,23 +7455,23 @@
           <w:spacing w:val="20"/>
           <w:szCs w:val="20"/>
         </w:rPr>
-        <w:t xml:space="preserve">1) </w:t>
-      </w:r>
-      <w:r>
-        <w:rPr>
-          <w:rFonts w:hint="eastAsia"/>
-          <w:spacing w:val="20"/>
-          <w:szCs w:val="20"/>
-        </w:rPr>
-        <w:t>和</w:t>
-      </w:r>
-      <w:r>
-        <w:rPr>
-          <w:rFonts w:hint="eastAsia"/>
-          <w:spacing w:val="20"/>
-          <w:szCs w:val="20"/>
-        </w:rPr>
-        <w:t xml:space="preserve"> (3)</w:t>
+        <w:t>2)</w:t>
+      </w:r>
+      <w:r>
+        <w:rPr>
+          <w:rFonts w:hint="eastAsia"/>
+          <w:spacing w:val="20"/>
+          <w:szCs w:val="20"/>
+        </w:rPr>
+        <w:t xml:space="preserve"> </w:t>
+      </w:r>
+      <w:r>
+        <w:rPr>
+          <w:rFonts w:hint="eastAsia"/>
+          <w:spacing w:val="20"/>
+          <w:szCs w:val="20"/>
+        </w:rPr>
+        <w:t xml:space="preserve"> </w:t>
       </w:r>
     </w:p>
     <w:p>
@@ -7579,7 +7529,7 @@
           <w:spacing w:val="20"/>
           <w:szCs w:val="20"/>
         </w:rPr>
-        <w:t>2)</w:t>
+        <w:t>3)</w:t>
       </w:r>
       <w:r>
         <w:rPr>
@@ -7733,7 +7683,7 @@
           <w:spacing w:val="20"/>
           <w:szCs w:val="20"/>
         </w:rPr>
-        <w:t>某零售商場計劃為顧客開發一個流動應用程式，登記他們的購物記錄，並賺取積分來換取禮品。下列悉個事項應該最不重要？</w:t>
+        <w:t>有間公司開發了一個自動駕駛的電腦系統，使車輛可收集和利用周邊的圖像數據能在道路上安全行駛。下列哪項最能解釋上述系統屬於實時處理？</w:t>
       </w:r>
     </w:p>
     <w:p>
@@ -7791,7 +7741,7 @@
           <w:spacing w:val="20"/>
           <w:szCs w:val="20"/>
         </w:rPr>
-        <w:t>應用程式的檔案大小</w:t>
+        <w:t>數據輸入和數據處理之間不應有時間延遲</w:t>
       </w:r>
     </w:p>
     <w:p>
@@ -7833,7 +7783,7 @@
           <w:spacing w:val="20"/>
           <w:szCs w:val="20"/>
         </w:rPr>
-        <w:t>網絡安全</w:t>
+        <w:t>涉及的電腦需要的運算能力</w:t>
       </w:r>
     </w:p>
     <w:p>
@@ -7875,7 +7825,7 @@
           <w:spacing w:val="20"/>
           <w:szCs w:val="20"/>
         </w:rPr>
-        <w:t>操作系統</w:t>
+        <w:t>在一段時間內應收集到大量的數據</w:t>
       </w:r>
     </w:p>
     <w:p>
@@ -7917,7 +7867,7 @@
           <w:spacing w:val="20"/>
           <w:szCs w:val="20"/>
         </w:rPr>
-        <w:t>個人數據私隱</w:t>
+        <w:t>同一時間向多用戶提供資源和服務</w:t>
       </w:r>
     </w:p>
     <w:p>
@@ -7981,23 +7931,23 @@
           <w:spacing w:val="20"/>
           <w:szCs w:val="20"/>
         </w:rPr>
-        <w:t>有間公司開發了一個自</w:t>
-      </w:r>
-      <w:r>
-        <w:rPr>
-          <w:rFonts w:hint="eastAsia"/>
-          <w:spacing w:val="20"/>
-          <w:szCs w:val="20"/>
-        </w:rPr>
-        <w:t>動駕駛的電腦系統，使車</w:t>
-      </w:r>
-      <w:r>
-        <w:rPr>
-          <w:rFonts w:hint="eastAsia"/>
-          <w:spacing w:val="20"/>
-          <w:szCs w:val="20"/>
-        </w:rPr>
-        <w:t>輛可收集和利用周邊的圖像數據能在道路上安全行駛。這是實時處理系統，原因是因為_______。</w:t>
+        <w:t>驅動程式 P 和 Q</w:t>
+      </w:r>
+      <w:r>
+        <w:rPr>
+          <w:rFonts w:hint="eastAsia"/>
+          <w:spacing w:val="20"/>
+          <w:szCs w:val="20"/>
+        </w:rPr>
+        <w:t xml:space="preserve"> 分別會應用於視像會議</w:t>
+      </w:r>
+      <w:r>
+        <w:rPr>
+          <w:rFonts w:hint="eastAsia"/>
+          <w:spacing w:val="20"/>
+          <w:szCs w:val="20"/>
+        </w:rPr>
+        <w:t>和列印上。以下哪項描述不是合理的？</w:t>
       </w:r>
     </w:p>
     <w:p>
@@ -8055,23 +8005,23 @@
           <w:spacing w:val="20"/>
           <w:szCs w:val="20"/>
         </w:rPr>
-        <w:t>同一時間</w:t>
-      </w:r>
-      <w:r>
-        <w:rPr>
-          <w:rFonts w:hint="eastAsia"/>
-          <w:spacing w:val="20"/>
-          <w:szCs w:val="20"/>
-        </w:rPr>
-        <w:t>向多</w:t>
-      </w:r>
-      <w:r>
-        <w:rPr>
-          <w:rFonts w:hint="eastAsia"/>
-          <w:spacing w:val="20"/>
-          <w:szCs w:val="20"/>
-        </w:rPr>
-        <w:t>用戶提供資源和服務</w:t>
+        <w:t>P 容許</w:t>
+      </w:r>
+      <w:r>
+        <w:rPr>
+          <w:rFonts w:hint="eastAsia"/>
+          <w:spacing w:val="20"/>
+          <w:szCs w:val="20"/>
+        </w:rPr>
+        <w:t>操作</w:t>
+      </w:r>
+      <w:r>
+        <w:rPr>
+          <w:rFonts w:hint="eastAsia"/>
+          <w:spacing w:val="20"/>
+          <w:szCs w:val="20"/>
+        </w:rPr>
+        <w:t>系統和視像鏡頭互動</w:t>
       </w:r>
     </w:p>
     <w:p>
@@ -8113,23 +8063,23 @@
           <w:spacing w:val="20"/>
           <w:szCs w:val="20"/>
         </w:rPr>
-        <w:t>數據輸入</w:t>
-      </w:r>
-      <w:r>
-        <w:rPr>
-          <w:rFonts w:hint="eastAsia"/>
-          <w:spacing w:val="20"/>
-          <w:szCs w:val="20"/>
-        </w:rPr>
-        <w:t>和數據處理之間不</w:t>
-      </w:r>
-      <w:r>
-        <w:rPr>
-          <w:rFonts w:hint="eastAsia"/>
-          <w:spacing w:val="20"/>
-          <w:szCs w:val="20"/>
-        </w:rPr>
-        <w:t>應有時間延遲</w:t>
+        <w:t>P 控制</w:t>
+      </w:r>
+      <w:r>
+        <w:rPr>
+          <w:rFonts w:hint="eastAsia"/>
+          <w:spacing w:val="20"/>
+          <w:szCs w:val="20"/>
+        </w:rPr>
+        <w:t>同時使用用戶的數</w:t>
+      </w:r>
+      <w:r>
+        <w:rPr>
+          <w:rFonts w:hint="eastAsia"/>
+          <w:spacing w:val="20"/>
+          <w:szCs w:val="20"/>
+        </w:rPr>
+        <w:t>量</w:t>
       </w:r>
     </w:p>
     <w:p>
@@ -8171,23 +8121,23 @@
           <w:spacing w:val="20"/>
           <w:szCs w:val="20"/>
         </w:rPr>
-        <w:t>涉及的電腦需要的運</w:t>
-      </w:r>
-      <w:r>
-        <w:rPr>
-          <w:rFonts w:hint="eastAsia"/>
-          <w:spacing w:val="20"/>
-          <w:szCs w:val="20"/>
-        </w:rPr>
-        <w:t>算能力</w:t>
-      </w:r>
-      <w:r>
-        <w:rPr>
-          <w:rFonts w:hint="eastAsia"/>
-          <w:spacing w:val="20"/>
-          <w:szCs w:val="20"/>
-        </w:rPr>
-        <w:t xml:space="preserve"> </w:t>
+        <w:t>Q 可以在不同操作</w:t>
+      </w:r>
+      <w:r>
+        <w:rPr>
+          <w:rFonts w:hint="eastAsia"/>
+          <w:spacing w:val="20"/>
+          <w:szCs w:val="20"/>
+        </w:rPr>
+        <w:t>系統中</w:t>
+      </w:r>
+      <w:r>
+        <w:rPr>
+          <w:rFonts w:hint="eastAsia"/>
+          <w:spacing w:val="20"/>
+          <w:szCs w:val="20"/>
+        </w:rPr>
+        <w:t>執行</w:t>
       </w:r>
     </w:p>
     <w:p>
@@ -8229,23 +8179,23 @@
           <w:spacing w:val="20"/>
           <w:szCs w:val="20"/>
         </w:rPr>
-        <w:t>在一段時間內</w:t>
-      </w:r>
-      <w:r>
-        <w:rPr>
-          <w:rFonts w:hint="eastAsia"/>
-          <w:spacing w:val="20"/>
-          <w:szCs w:val="20"/>
-        </w:rPr>
-        <w:t>應收集到大量的數</w:t>
-      </w:r>
-      <w:r>
-        <w:rPr>
-          <w:rFonts w:hint="eastAsia"/>
-          <w:spacing w:val="20"/>
-          <w:szCs w:val="20"/>
-        </w:rPr>
-        <w:t>據</w:t>
+        <w:t>Q 控制使用</w:t>
+      </w:r>
+      <w:r>
+        <w:rPr>
+          <w:rFonts w:hint="eastAsia"/>
+          <w:spacing w:val="20"/>
+          <w:szCs w:val="20"/>
+        </w:rPr>
+        <w:t>打印機的用戶權限</w:t>
+      </w:r>
+      <w:r>
+        <w:rPr>
+          <w:rFonts w:hint="eastAsia"/>
+          <w:spacing w:val="20"/>
+          <w:szCs w:val="20"/>
+        </w:rPr>
+        <w:t xml:space="preserve"> </w:t>
       </w:r>
     </w:p>
     <w:p>
@@ -8325,7 +8275,7 @@
           <w:spacing w:val="20"/>
           <w:szCs w:val="20"/>
         </w:rPr>
-        <w:t>在一般情況下，P、Q 和 R 會是什麼？</w:t>
+        <w:t>以下哪項關於快取記憶體的句子不是正確的？</w:t>
       </w:r>
     </w:p>
     <w:p>
@@ -8343,9 +8293,6 @@
           <w:szCs w:val="20"/>
         </w:rPr>
       </w:pPr>
-      <w:r>
-        <w:t>用戶 → P → Q → 電腦；R 位於 Q 與電腦之間</w:t>
-      </w:r>
     </w:p>
     <w:p>
       <w:pPr>
@@ -8386,23 +8333,23 @@
           <w:spacing w:val="20"/>
           <w:szCs w:val="20"/>
         </w:rPr>
-        <w:t>P: 應用軟件</w:t>
-      </w:r>
-      <w:r>
-        <w:rPr>
-          <w:rFonts w:hint="eastAsia"/>
-          <w:spacing w:val="20"/>
-          <w:szCs w:val="20"/>
-        </w:rPr>
-        <w:t xml:space="preserve">, </w:t>
-      </w:r>
-      <w:r>
-        <w:rPr>
-          <w:rFonts w:hint="eastAsia"/>
-          <w:spacing w:val="20"/>
-          <w:szCs w:val="20"/>
-        </w:rPr>
-        <w:t>Q: 操作系統, R: 硬件</w:t>
+        <w:t>它儲存經常使用</w:t>
+      </w:r>
+      <w:r>
+        <w:rPr>
+          <w:rFonts w:hint="eastAsia"/>
+          <w:spacing w:val="20"/>
+          <w:szCs w:val="20"/>
+        </w:rPr>
+        <w:t>的數</w:t>
+      </w:r>
+      <w:r>
+        <w:rPr>
+          <w:rFonts w:hint="eastAsia"/>
+          <w:spacing w:val="20"/>
+          <w:szCs w:val="20"/>
+        </w:rPr>
+        <w:t>據和指令</w:t>
       </w:r>
     </w:p>
     <w:p>
@@ -8444,23 +8391,23 @@
           <w:spacing w:val="20"/>
           <w:szCs w:val="20"/>
         </w:rPr>
-        <w:t>P:</w:t>
-      </w:r>
-      <w:r>
-        <w:rPr>
-          <w:rFonts w:hint="eastAsia"/>
-          <w:spacing w:val="20"/>
-          <w:szCs w:val="20"/>
-        </w:rPr>
-        <w:t xml:space="preserve"> 應</w:t>
-      </w:r>
-      <w:r>
-        <w:rPr>
-          <w:rFonts w:hint="eastAsia"/>
-          <w:spacing w:val="20"/>
-          <w:szCs w:val="20"/>
-        </w:rPr>
-        <w:t>用軟件, Q: 硬件, R: 操作系統</w:t>
+        <w:t>它只</w:t>
+      </w:r>
+      <w:r>
+        <w:rPr>
+          <w:rFonts w:hint="eastAsia"/>
+          <w:spacing w:val="20"/>
+          <w:szCs w:val="20"/>
+        </w:rPr>
+        <w:t xml:space="preserve">在 </w:t>
+      </w:r>
+      <w:r>
+        <w:rPr>
+          <w:rFonts w:hint="eastAsia"/>
+          <w:spacing w:val="20"/>
+          <w:szCs w:val="20"/>
+        </w:rPr>
+        <w:t>CPU 內找到</w:t>
       </w:r>
     </w:p>
     <w:p>
@@ -8502,7 +8449,7 @@
           <w:spacing w:val="20"/>
           <w:szCs w:val="20"/>
         </w:rPr>
-        <w:t>P: 操作系統, Q: 硬件, R: 應用軟件</w:t>
+        <w:t>它是 ROM 的一種</w:t>
       </w:r>
     </w:p>
     <w:p>
@@ -8544,7 +8491,7 @@
           <w:spacing w:val="20"/>
           <w:szCs w:val="20"/>
         </w:rPr>
-        <w:t>P: 硬件, Q: 應用軟件, R: 操作系統</w:t>
+        <w:t>快取記憶體的數據存取速度比 RAM 的為低</w:t>
       </w:r>
     </w:p>
     <w:p>
@@ -8608,7 +8555,7 @@
           <w:spacing w:val="20"/>
           <w:szCs w:val="20"/>
         </w:rPr>
-        <w:t>在 CPU 內執行編碼語言指令「載入 1060」時，下列哪項部件會因此指令解碼？</w:t>
+        <w:t>有一天，莉莉發覺她不能透過家中電腦投互聯網，以下哪項不是可能成因？</w:t>
       </w:r>
     </w:p>
     <w:p>
@@ -8666,7 +8613,7 @@
           <w:spacing w:val="20"/>
           <w:szCs w:val="20"/>
         </w:rPr>
-        <w:t>CU</w:t>
+        <w:t>顯示卡出現故障</w:t>
       </w:r>
     </w:p>
     <w:p>
@@ -8708,7 +8655,7 @@
           <w:spacing w:val="20"/>
           <w:szCs w:val="20"/>
         </w:rPr>
-        <w:t>匯流排</w:t>
+        <w:t>網絡界面卡出現故障</w:t>
       </w:r>
     </w:p>
     <w:p>
@@ -8750,7 +8697,7 @@
           <w:spacing w:val="20"/>
           <w:szCs w:val="20"/>
         </w:rPr>
-        <w:t>ALU</w:t>
+        <w:t>ROM 的容量小</w:t>
       </w:r>
     </w:p>
     <w:p>
@@ -8792,7 +8739,7 @@
           <w:spacing w:val="20"/>
           <w:szCs w:val="20"/>
         </w:rPr>
-        <w:t>暫存器</w:t>
+        <w:t>硬碟的數據傳輸率低</w:t>
       </w:r>
     </w:p>
     <w:p>
@@ -8856,15 +8803,15 @@
           <w:spacing w:val="20"/>
           <w:szCs w:val="20"/>
         </w:rPr>
-        <w:t>在下列算法</w:t>
-      </w:r>
-      <w:r>
-        <w:rPr>
-          <w:rFonts w:hint="eastAsia"/>
-          <w:spacing w:val="20"/>
-          <w:szCs w:val="20"/>
-        </w:rPr>
-        <w:t>中，輸入什麼值不會輸出「完成！」？</w:t>
+        <w:t>參考下列算</w:t>
+      </w:r>
+      <w:r>
+        <w:rPr>
+          <w:rFonts w:hint="eastAsia"/>
+          <w:spacing w:val="20"/>
+          <w:szCs w:val="20"/>
+        </w:rPr>
+        <w:t>法，執行後會輸出哪個數值？</w:t>
       </w:r>
       <w:r>
         <w:rPr>
@@ -8929,30 +8876,30 @@
           <w:spacing w:val="20"/>
           <w:szCs w:val="20"/>
         </w:rPr>
-        <w:t>輸</w:t>
-      </w:r>
-      <w:r>
-        <w:rPr>
-          <w:rFonts w:hint="eastAsia"/>
-          <w:spacing w:val="20"/>
-          <w:szCs w:val="20"/>
-        </w:rPr>
-        <w:t>入</w:t>
-      </w:r>
-      <w:r>
-        <w:rPr>
-          <w:rFonts w:hint="eastAsia"/>
-          <w:spacing w:val="20"/>
-          <w:szCs w:val="20"/>
-        </w:rPr>
-        <w:t xml:space="preserve"> </w:t>
-      </w:r>
-      <w:r>
-        <w:rPr>
-          <w:spacing w:val="20"/>
-          <w:szCs w:val="20"/>
-        </w:rPr>
-        <w:t>N</w:t>
+        <w:t xml:space="preserve"> </w:t>
+      </w:r>
+      <w:r>
+        <w:rPr>
+          <w:rFonts w:hint="eastAsia"/>
+          <w:spacing w:val="20"/>
+          <w:szCs w:val="20"/>
+        </w:rPr>
+        <w:t xml:space="preserve"> </w:t>
+      </w:r>
+      <w:r>
+        <w:rPr>
+          <w:rFonts w:hint="eastAsia"/>
+          <w:spacing w:val="20"/>
+          <w:szCs w:val="20"/>
+        </w:rPr>
+        <w:t xml:space="preserve"> </w:t>
+      </w:r>
+      <w:r>
+        <w:rPr>
+          <w:spacing w:val="20"/>
+          <w:szCs w:val="20"/>
+        </w:rPr>
+        <w:t xml:space="preserve"> </w:t>
       </w:r>
     </w:p>
     <w:p>
@@ -8976,28 +8923,28 @@
           <w:spacing w:val="20"/>
           <w:szCs w:val="20"/>
         </w:rPr>
-        <w:t>f</w:t>
-      </w:r>
-      <w:r>
-        <w:rPr>
-          <w:spacing w:val="20"/>
-          <w:szCs w:val="20"/>
-        </w:rPr>
-        <w:t>l</w:t>
-      </w:r>
-      <w:r>
-        <w:rPr>
-          <w:spacing w:val="20"/>
-          <w:szCs w:val="20"/>
-        </w:rPr>
-        <w:t>a</w:t>
-      </w:r>
-      <w:r>
-        <w:rPr>
-          <w:spacing w:val="20"/>
-          <w:szCs w:val="20"/>
-        </w:rPr>
-        <w:t>g ← TRUE</w:t>
+        <w:t xml:space="preserve"> </w:t>
+      </w:r>
+      <w:r>
+        <w:rPr>
+          <w:spacing w:val="20"/>
+          <w:szCs w:val="20"/>
+        </w:rPr>
+        <w:t xml:space="preserve"> </w:t>
+      </w:r>
+      <w:r>
+        <w:rPr>
+          <w:spacing w:val="20"/>
+          <w:szCs w:val="20"/>
+        </w:rPr>
+        <w:t xml:space="preserve"> </w:t>
+      </w:r>
+      <w:r>
+        <w:rPr>
+          <w:spacing w:val="20"/>
+          <w:szCs w:val="20"/>
+        </w:rPr>
+        <w:t xml:space="preserve"> </w:t>
       </w:r>
     </w:p>
     <w:p>
@@ -9021,28 +8968,28 @@
           <w:spacing w:val="20"/>
           <w:szCs w:val="20"/>
         </w:rPr>
-        <w:t>當</w:t>
-      </w:r>
-      <w:r>
-        <w:rPr>
-          <w:spacing w:val="20"/>
-          <w:szCs w:val="20"/>
-        </w:rPr>
-        <w:t xml:space="preserve"> </w:t>
-      </w:r>
-      <w:r>
-        <w:rPr>
-          <w:spacing w:val="20"/>
-          <w:szCs w:val="20"/>
-        </w:rPr>
-        <w:t>f</w:t>
-      </w:r>
-      <w:r>
-        <w:rPr>
-          <w:spacing w:val="20"/>
-          <w:szCs w:val="20"/>
-        </w:rPr>
-        <w:t>lag = TRUE 執行：如果 (N/4) 的餘數 &gt; 0 則 flag ← FALSE</w:t>
+        <w:t xml:space="preserve"> </w:t>
+      </w:r>
+      <w:r>
+        <w:rPr>
+          <w:spacing w:val="20"/>
+          <w:szCs w:val="20"/>
+        </w:rPr>
+        <w:t xml:space="preserve"> </w:t>
+      </w:r>
+      <w:r>
+        <w:rPr>
+          <w:spacing w:val="20"/>
+          <w:szCs w:val="20"/>
+        </w:rPr>
+        <w:t xml:space="preserve"> </w:t>
+      </w:r>
+      <w:r>
+        <w:rPr>
+          <w:spacing w:val="20"/>
+          <w:szCs w:val="20"/>
+        </w:rPr>
+        <w:t xml:space="preserve"> </w:t>
       </w:r>
     </w:p>
     <w:p>
@@ -9061,9 +9008,6 @@
           <w:szCs w:val="20"/>
         </w:rPr>
       </w:pPr>
-      <w:r>
-        <w:t>輸出「完成！」</w:t>
-      </w:r>
     </w:p>
     <w:p>
       <w:pPr>
@@ -9102,7 +9046,7 @@
           <w:spacing w:val="20"/>
           <w:szCs w:val="20"/>
         </w:rPr>
-        <w:t>4</w:t>
+        <w:t>18</w:t>
       </w:r>
       <w:r>
         <w:rPr>
@@ -9168,7 +9112,7 @@
           <w:spacing w:val="20"/>
           <w:szCs w:val="20"/>
         </w:rPr>
-        <w:t>2</w:t>
+        <w:t>29</w:t>
       </w:r>
       <w:r>
         <w:rPr>
@@ -9248,7 +9192,7 @@
           <w:spacing w:val="20"/>
           <w:szCs w:val="20"/>
         </w:rPr>
-        <w:t>6</w:t>
+        <w:t>13</w:t>
       </w:r>
       <w:r>
         <w:rPr>
@@ -9321,7 +9265,7 @@
           <w:szCs w:val="20"/>
         </w:rPr>
         <w:tab/>
-        <w:t>1</w:t>
+        <w:t>45</w:t>
       </w:r>
       <w:r>
         <w:rPr>
@@ -9409,15 +9353,15 @@
           <w:spacing w:val="20"/>
           <w:szCs w:val="20"/>
         </w:rPr>
-        <w:t>為什麼要預備合適的測試數據？</w:t>
-      </w:r>
-      <w:r>
-        <w:rPr>
-          <w:rFonts w:hint="eastAsia"/>
-          <w:spacing w:val="20"/>
-          <w:szCs w:val="20"/>
-        </w:rPr>
-        <w:t xml:space="preserve"> </w:t>
+        <w:t>下列哪個數值最有可能是上述算法的輸</w:t>
+      </w:r>
+      <w:r>
+        <w:rPr>
+          <w:rFonts w:hint="eastAsia"/>
+          <w:spacing w:val="20"/>
+          <w:szCs w:val="20"/>
+        </w:rPr>
+        <w:t>出？</w:t>
       </w:r>
       <w:r>
         <w:rPr>
@@ -9466,48 +9410,47 @@
           <w:spacing w:val="20"/>
           <w:szCs w:val="20"/>
         </w:rPr>
-        <w:tab/>
-      </w:r>
-      <w:r>
-        <w:rPr>
-          <w:rFonts w:hint="eastAsia"/>
-          <w:spacing w:val="20"/>
-          <w:szCs w:val="20"/>
-        </w:rPr>
-        <w:tab/>
-        <w:t>(1)</w:t>
-      </w:r>
-      <w:r>
-        <w:rPr>
-          <w:rFonts w:hint="eastAsia"/>
-          <w:spacing w:val="20"/>
-          <w:szCs w:val="20"/>
-        </w:rPr>
-        <w:tab/>
-      </w:r>
-      <w:r>
-        <w:rPr>
-          <w:rFonts w:hint="eastAsia"/>
-          <w:spacing w:val="20"/>
-          <w:szCs w:val="20"/>
-        </w:rPr>
-        <w:t>偵測算法中</w:t>
-      </w:r>
-      <w:r>
-        <w:rPr>
-          <w:rFonts w:hint="eastAsia"/>
-          <w:spacing w:val="20"/>
-          <w:szCs w:val="20"/>
-        </w:rPr>
-        <w:t>的錯誤</w:t>
-      </w:r>
-      <w:r>
-        <w:rPr>
-          <w:rFonts w:hint="eastAsia"/>
-          <w:spacing w:val="20"/>
-          <w:szCs w:val="20"/>
-        </w:rPr>
-        <w:t xml:space="preserve"> </w:t>
+        <w:t>如</w:t>
+      </w:r>
+      <w:r>
+        <w:rPr>
+          <w:rFonts w:hint="eastAsia"/>
+          <w:spacing w:val="20"/>
+          <w:szCs w:val="20"/>
+        </w:rPr>
+        <w:t>果 (X</w:t>
+      </w:r>
+      <w:r>
+        <w:rPr>
+          <w:rFonts w:hint="eastAsia"/>
+          <w:spacing w:val="20"/>
+          <w:szCs w:val="20"/>
+        </w:rPr>
+        <w:t xml:space="preserve"> </w:t>
+      </w:r>
+      <w:r>
+        <w:rPr>
+          <w:rFonts w:hint="eastAsia"/>
+          <w:spacing w:val="20"/>
+          <w:szCs w:val="20"/>
+        </w:rPr>
+        <w:t xml:space="preserve">&lt; 9) </w:t>
+      </w:r>
+      <w:r>
+        <w:rPr>
+          <w:rFonts w:hint="eastAsia"/>
+          <w:spacing w:val="20"/>
+          <w:szCs w:val="20"/>
+        </w:rPr>
+        <w:t xml:space="preserve">or </w:t>
+      </w:r>
+      <w:r>
+        <w:rPr>
+          <w:rFonts w:hint="eastAsia"/>
+          <w:spacing w:val="20"/>
+          <w:szCs w:val="20"/>
+        </w:rPr>
+        <w:t>(X &gt; 22)</w:t>
       </w:r>
     </w:p>
     <w:p>
@@ -9532,48 +9475,47 @@
           <w:spacing w:val="20"/>
           <w:szCs w:val="20"/>
         </w:rPr>
-        <w:tab/>
-      </w:r>
-      <w:r>
-        <w:rPr>
-          <w:rFonts w:hint="eastAsia"/>
-          <w:spacing w:val="20"/>
-          <w:szCs w:val="20"/>
-        </w:rPr>
-        <w:tab/>
-        <w:t>(2)</w:t>
-      </w:r>
-      <w:r>
-        <w:rPr>
-          <w:rFonts w:hint="eastAsia"/>
-          <w:spacing w:val="20"/>
-          <w:szCs w:val="20"/>
-        </w:rPr>
-        <w:tab/>
-      </w:r>
-      <w:r>
-        <w:rPr>
-          <w:rFonts w:hint="eastAsia"/>
-          <w:spacing w:val="20"/>
-          <w:szCs w:val="20"/>
-        </w:rPr>
-        <w:t>測試是否能處理</w:t>
-      </w:r>
-      <w:r>
-        <w:rPr>
-          <w:rFonts w:hint="eastAsia"/>
-          <w:spacing w:val="20"/>
-          <w:szCs w:val="20"/>
-        </w:rPr>
-        <w:t>異常的</w:t>
-      </w:r>
-      <w:r>
-        <w:rPr>
-          <w:rFonts w:hint="eastAsia"/>
-          <w:spacing w:val="20"/>
-          <w:szCs w:val="20"/>
-        </w:rPr>
-        <w:t>輸入數據</w:t>
+        <w:t>輸</w:t>
+      </w:r>
+      <w:r>
+        <w:rPr>
+          <w:rFonts w:hint="eastAsia"/>
+          <w:spacing w:val="20"/>
+          <w:szCs w:val="20"/>
+        </w:rPr>
+        <w:t>出 X</w:t>
+      </w:r>
+      <w:r>
+        <w:rPr>
+          <w:rFonts w:hint="eastAsia"/>
+          <w:spacing w:val="20"/>
+          <w:szCs w:val="20"/>
+        </w:rPr>
+        <w:t xml:space="preserve"> </w:t>
+      </w:r>
+      <w:r>
+        <w:rPr>
+          <w:rFonts w:hint="eastAsia"/>
+          <w:spacing w:val="20"/>
+          <w:szCs w:val="20"/>
+        </w:rPr>
+        <w:t xml:space="preserve"> </w:t>
+      </w:r>
+      <w:r>
+        <w:rPr>
+          <w:rFonts w:hint="eastAsia"/>
+          <w:spacing w:val="20"/>
+          <w:szCs w:val="20"/>
+        </w:rPr>
+        <w:t xml:space="preserve"> </w:t>
+      </w:r>
+      <w:r>
+        <w:rPr>
+          <w:rFonts w:hint="eastAsia"/>
+          <w:spacing w:val="20"/>
+          <w:szCs w:val="20"/>
+        </w:rPr>
+        <w:t xml:space="preserve"> </w:t>
       </w:r>
     </w:p>
     <w:p>
@@ -9598,40 +9540,39 @@
           <w:spacing w:val="20"/>
           <w:szCs w:val="20"/>
         </w:rPr>
-        <w:tab/>
-      </w:r>
-      <w:r>
-        <w:rPr>
-          <w:rFonts w:hint="eastAsia"/>
-          <w:spacing w:val="20"/>
-          <w:szCs w:val="20"/>
-        </w:rPr>
-        <w:tab/>
-        <w:t>(3)</w:t>
-      </w:r>
-      <w:r>
-        <w:rPr>
-          <w:rFonts w:hint="eastAsia"/>
-          <w:spacing w:val="20"/>
-          <w:szCs w:val="20"/>
-        </w:rPr>
-        <w:tab/>
-      </w:r>
-      <w:r>
-        <w:rPr>
-          <w:rFonts w:hint="eastAsia"/>
-          <w:spacing w:val="20"/>
-          <w:szCs w:val="20"/>
-        </w:rPr>
-        <w:t>驗證特定輸</w:t>
-      </w:r>
-      <w:r>
-        <w:rPr>
-          <w:rFonts w:hint="eastAsia"/>
-          <w:spacing w:val="20"/>
-          <w:szCs w:val="20"/>
-        </w:rPr>
-        <w:t>入數據的預期結果</w:t>
+        <w:t xml:space="preserve"> </w:t>
+      </w:r>
+      <w:r>
+        <w:rPr>
+          <w:rFonts w:hint="eastAsia"/>
+          <w:spacing w:val="20"/>
+          <w:szCs w:val="20"/>
+        </w:rPr>
+        <w:t xml:space="preserve"> </w:t>
+      </w:r>
+      <w:r>
+        <w:rPr>
+          <w:rFonts w:hint="eastAsia"/>
+          <w:spacing w:val="20"/>
+          <w:szCs w:val="20"/>
+        </w:rPr>
+        <w:t xml:space="preserve"> </w:t>
+      </w:r>
+      <w:r>
+        <w:rPr>
+          <w:rFonts w:hint="eastAsia"/>
+          <w:spacing w:val="20"/>
+          <w:szCs w:val="20"/>
+        </w:rPr>
+        <w:t xml:space="preserve"> </w:t>
+      </w:r>
+      <w:r>
+        <w:rPr>
+          <w:rFonts w:hint="eastAsia"/>
+          <w:spacing w:val="20"/>
+          <w:szCs w:val="20"/>
+        </w:rPr>
+        <w:t xml:space="preserve"> </w:t>
       </w:r>
       <w:r>
         <w:rPr>
@@ -9695,23 +9636,23 @@
           <w:spacing w:val="20"/>
           <w:szCs w:val="20"/>
         </w:rPr>
-        <w:t>只有 (</w:t>
-      </w:r>
-      <w:r>
-        <w:rPr>
-          <w:rFonts w:hint="eastAsia"/>
-          <w:spacing w:val="20"/>
-          <w:szCs w:val="20"/>
-        </w:rPr>
-        <w:t>1</w:t>
-      </w:r>
-      <w:r>
-        <w:rPr>
-          <w:rFonts w:hint="eastAsia"/>
-          <w:spacing w:val="20"/>
-          <w:szCs w:val="20"/>
-        </w:rPr>
-        <w:t>) 和 (2)</w:t>
+        <w:t>7</w:t>
+      </w:r>
+      <w:r>
+        <w:rPr>
+          <w:rFonts w:hint="eastAsia"/>
+          <w:spacing w:val="20"/>
+          <w:szCs w:val="20"/>
+        </w:rPr>
+        <w:t xml:space="preserve"> </w:t>
+      </w:r>
+      <w:r>
+        <w:rPr>
+          <w:rFonts w:hint="eastAsia"/>
+          <w:spacing w:val="20"/>
+          <w:szCs w:val="20"/>
+        </w:rPr>
+        <w:t xml:space="preserve"> </w:t>
       </w:r>
     </w:p>
     <w:p>
@@ -9753,23 +9694,23 @@
           <w:spacing w:val="20"/>
           <w:szCs w:val="20"/>
         </w:rPr>
-        <w:t>只有 (</w:t>
-      </w:r>
-      <w:r>
-        <w:rPr>
-          <w:rFonts w:hint="eastAsia"/>
-          <w:spacing w:val="20"/>
-          <w:szCs w:val="20"/>
-        </w:rPr>
-        <w:t>1</w:t>
-      </w:r>
-      <w:r>
-        <w:rPr>
-          <w:rFonts w:hint="eastAsia"/>
-          <w:spacing w:val="20"/>
-          <w:szCs w:val="20"/>
-        </w:rPr>
-        <w:t>) 和 (3)</w:t>
+        <w:t>6</w:t>
+      </w:r>
+      <w:r>
+        <w:rPr>
+          <w:rFonts w:hint="eastAsia"/>
+          <w:spacing w:val="20"/>
+          <w:szCs w:val="20"/>
+        </w:rPr>
+        <w:t xml:space="preserve"> </w:t>
+      </w:r>
+      <w:r>
+        <w:rPr>
+          <w:rFonts w:hint="eastAsia"/>
+          <w:spacing w:val="20"/>
+          <w:szCs w:val="20"/>
+        </w:rPr>
+        <w:t xml:space="preserve"> </w:t>
       </w:r>
     </w:p>
     <w:p>
@@ -9811,23 +9752,23 @@
           <w:spacing w:val="20"/>
           <w:szCs w:val="20"/>
         </w:rPr>
-        <w:t>只有 (</w:t>
-      </w:r>
-      <w:r>
-        <w:rPr>
-          <w:rFonts w:hint="eastAsia"/>
-          <w:spacing w:val="20"/>
-          <w:szCs w:val="20"/>
-        </w:rPr>
-        <w:t>2</w:t>
-      </w:r>
-      <w:r>
-        <w:rPr>
-          <w:rFonts w:hint="eastAsia"/>
-          <w:spacing w:val="20"/>
-          <w:szCs w:val="20"/>
-        </w:rPr>
-        <w:t>) 和 (3)</w:t>
+        <w:t>27</w:t>
+      </w:r>
+      <w:r>
+        <w:rPr>
+          <w:rFonts w:hint="eastAsia"/>
+          <w:spacing w:val="20"/>
+          <w:szCs w:val="20"/>
+        </w:rPr>
+        <w:t xml:space="preserve"> </w:t>
+      </w:r>
+      <w:r>
+        <w:rPr>
+          <w:rFonts w:hint="eastAsia"/>
+          <w:spacing w:val="20"/>
+          <w:szCs w:val="20"/>
+        </w:rPr>
+        <w:t xml:space="preserve"> </w:t>
       </w:r>
     </w:p>
     <w:p>
@@ -9869,39 +9810,39 @@
           <w:spacing w:val="20"/>
           <w:szCs w:val="20"/>
         </w:rPr>
-        <w:t>(1)</w:t>
-      </w:r>
-      <w:r>
-        <w:rPr>
-          <w:rFonts w:hint="eastAsia"/>
-          <w:spacing w:val="20"/>
-          <w:szCs w:val="20"/>
-        </w:rPr>
-        <w:t>、</w:t>
-      </w:r>
-      <w:r>
-        <w:rPr>
-          <w:rFonts w:hint="eastAsia"/>
-          <w:spacing w:val="20"/>
-          <w:szCs w:val="20"/>
-        </w:rPr>
-        <w:t xml:space="preserve">(2) </w:t>
-      </w:r>
-      <w:r>
-        <w:rPr>
-          <w:rFonts w:hint="eastAsia"/>
-          <w:spacing w:val="20"/>
-          <w:szCs w:val="20"/>
-        </w:rPr>
-        <w:t>和</w:t>
-      </w:r>
-      <w:r>
-        <w:rPr>
-          <w:rFonts w:hint="eastAsia"/>
-          <w:spacing w:val="20"/>
-          <w:szCs w:val="20"/>
-        </w:rPr>
-        <w:t xml:space="preserve"> (3)</w:t>
+        <w:t>26</w:t>
+      </w:r>
+      <w:r>
+        <w:rPr>
+          <w:rFonts w:hint="eastAsia"/>
+          <w:spacing w:val="20"/>
+          <w:szCs w:val="20"/>
+        </w:rPr>
+        <w:t xml:space="preserve"> </w:t>
+      </w:r>
+      <w:r>
+        <w:rPr>
+          <w:rFonts w:hint="eastAsia"/>
+          <w:spacing w:val="20"/>
+          <w:szCs w:val="20"/>
+        </w:rPr>
+        <w:t xml:space="preserve"> </w:t>
+      </w:r>
+      <w:r>
+        <w:rPr>
+          <w:rFonts w:hint="eastAsia"/>
+          <w:spacing w:val="20"/>
+          <w:szCs w:val="20"/>
+        </w:rPr>
+        <w:t xml:space="preserve"> </w:t>
+      </w:r>
+      <w:r>
+        <w:rPr>
+          <w:rFonts w:hint="eastAsia"/>
+          <w:spacing w:val="20"/>
+          <w:szCs w:val="20"/>
+        </w:rPr>
+        <w:t xml:space="preserve"> </w:t>
       </w:r>
     </w:p>
     <w:p>
@@ -9965,39 +9906,39 @@
           <w:spacing w:val="20"/>
           <w:szCs w:val="20"/>
         </w:rPr>
-        <w:t>下列算法的輸出是什</w:t>
-      </w:r>
-      <w:r>
-        <w:rPr>
-          <w:rFonts w:hint="eastAsia"/>
-          <w:spacing w:val="20"/>
-          <w:szCs w:val="20"/>
-        </w:rPr>
-        <w:t>麼？</w:t>
-      </w:r>
-      <w:r>
-        <w:rPr>
-          <w:rFonts w:hint="eastAsia"/>
-          <w:spacing w:val="20"/>
-          <w:szCs w:val="20"/>
-        </w:rPr>
-        <w:t xml:space="preserve"> </w:t>
-      </w:r>
-      <w:r>
-        <w:rPr>
-          <w:rFonts w:hint="eastAsia"/>
-          <w:spacing w:val="20"/>
-          <w:szCs w:val="20"/>
-        </w:rPr>
-        <w:t xml:space="preserve"> </w:t>
-      </w:r>
-      <w:r>
-        <w:rPr>
-          <w:rFonts w:hint="eastAsia"/>
-          <w:spacing w:val="20"/>
-          <w:szCs w:val="20"/>
-        </w:rPr>
-        <w:t xml:space="preserve"> </w:t>
+        <w:t xml:space="preserve">設計了 M1 和 </w:t>
+      </w:r>
+      <w:r>
+        <w:rPr>
+          <w:rFonts w:hint="eastAsia"/>
+          <w:spacing w:val="20"/>
+          <w:szCs w:val="20"/>
+        </w:rPr>
+        <w:t xml:space="preserve">M4 </w:t>
+      </w:r>
+      <w:r>
+        <w:rPr>
+          <w:rFonts w:hint="eastAsia"/>
+          <w:spacing w:val="20"/>
+          <w:szCs w:val="20"/>
+        </w:rPr>
+        <w:t>兩</w:t>
+      </w:r>
+      <w:r>
+        <w:rPr>
+          <w:rFonts w:hint="eastAsia"/>
+          <w:spacing w:val="20"/>
+          <w:szCs w:val="20"/>
+        </w:rPr>
+        <w:t>個算法</w:t>
+      </w:r>
+      <w:r>
+        <w:rPr>
+          <w:rFonts w:hint="eastAsia"/>
+          <w:spacing w:val="20"/>
+          <w:szCs w:val="20"/>
+        </w:rPr>
+        <w:t>，在自動販賣機內以每 7 個積分輸出一罐汽水。N 代表積分數量。假設 N = 0。以下哪句是正確的？</w:t>
       </w:r>
     </w:p>
     <w:p>
@@ -10020,7 +9961,7 @@
           <w:spacing w:val="20"/>
           <w:szCs w:val="20"/>
         </w:rPr>
-        <w:t>X ← 9　Y ← 2</w:t>
+        <w:t xml:space="preserve"> </w:t>
       </w:r>
     </w:p>
     <w:p>
@@ -10040,7 +9981,7 @@
         </w:rPr>
       </w:pPr>
       <w:r>
-        <w:t>重複</w:t>
+        <w:t>j ← 0　輸入 N　當 N &lt;&gt; 888 執行 j ← j + N、輸入 N　輸出 j</w:t>
       </w:r>
     </w:p>
     <w:p>
@@ -10072,7 +10013,7 @@
           <w:spacing w:val="20"/>
           <w:szCs w:val="20"/>
         </w:rPr>
-        <w:t xml:space="preserve">  輸出 (X / Y) 的餘數；X ← (X / Y) 的整數部分</w:t>
+        <w:t xml:space="preserve"> </w:t>
       </w:r>
     </w:p>
     <w:p>
@@ -10091,9 +10032,6 @@
           <w:szCs w:val="20"/>
         </w:rPr>
       </w:pPr>
-      <w:r>
-        <w:t>直至 X = 0</w:t>
-      </w:r>
     </w:p>
     <w:p>
       <w:pPr>
@@ -10133,7 +10071,7 @@
           <w:spacing w:val="20"/>
           <w:szCs w:val="20"/>
         </w:rPr>
-        <w:t>101</w:t>
+        <w:t>計算輸入數值的總和</w:t>
       </w:r>
     </w:p>
     <w:p>
@@ -10174,7 +10112,7 @@
           <w:spacing w:val="20"/>
           <w:szCs w:val="20"/>
         </w:rPr>
-        <w:t>111</w:t>
+        <w:t>計算輸入數值的次數</w:t>
       </w:r>
     </w:p>
     <w:p>
@@ -10215,7 +10153,7 @@
           <w:spacing w:val="20"/>
           <w:szCs w:val="20"/>
         </w:rPr>
-        <w:t>10</w:t>
+        <w:t>計算輸入數值的平均值</w:t>
       </w:r>
     </w:p>
     <w:p>
@@ -10256,7 +10194,7 @@
           <w:spacing w:val="20"/>
           <w:szCs w:val="20"/>
         </w:rPr>
-        <w:t>1001</w:t>
+        <w:t>找出最大的輸入數值</w:t>
       </w:r>
     </w:p>
     <w:p>
@@ -10336,7 +10274,7 @@
           <w:spacing w:val="20"/>
           <w:szCs w:val="20"/>
         </w:rPr>
-        <w:t>以下算法可能輸出哪個數值？</w:t>
+        <w:t>在以下算法，S 的最終值大於 19。N 的最小可能輸入值是什麼？</w:t>
       </w:r>
     </w:p>
     <w:p>
@@ -10379,6 +10317,40 @@
           <w:spacing w:val="20"/>
           <w:szCs w:val="20"/>
         </w:rPr>
+        <w:t>版</w:t>
+      </w:r>
+      <w:r>
+        <w:rPr>
+          <w:rFonts w:ascii="Courier New" w:hAnsi="Courier New" w:cs="Courier New"/>
+          <w:spacing w:val="20"/>
+          <w:szCs w:val="20"/>
+        </w:rPr>
+        <w:t>本 1</w:t>
+      </w:r>
+    </w:p>
+    <w:p>
+      <w:pPr>
+        <w:tabs>
+          <w:tab w:val="left" w:pos="567"/>
+          <w:tab w:val="left" w:pos="993"/>
+          <w:tab w:val="left" w:pos="1418"/>
+          <w:tab w:val="left" w:pos="1843"/>
+          <w:tab w:val="left" w:pos="2268"/>
+        </w:tabs>
+        <w:snapToGrid w:val="0"/>
+        <w:ind w:left="567" w:hanging="567"/>
+        <w:rPr>
+          <w:rFonts w:ascii="Courier New" w:hAnsi="Courier New" w:cs="Courier New"/>
+          <w:spacing w:val="20"/>
+          <w:szCs w:val="20"/>
+        </w:rPr>
+      </w:pPr>
+      <w:r>
+        <w:rPr>
+          <w:rFonts w:ascii="Courier New" w:hAnsi="Courier New" w:cs="Courier New"/>
+          <w:spacing w:val="20"/>
+          <w:szCs w:val="20"/>
+        </w:rPr>
         <w:t>如</w:t>
       </w:r>
       <w:r>
@@ -10387,7 +10359,7 @@
           <w:spacing w:val="20"/>
           <w:szCs w:val="20"/>
         </w:rPr>
-        <w:t>果 (X &lt; 9) or (X &gt; 22)</w:t>
+        <w:t>果 (P &gt; 20)</w:t>
       </w:r>
     </w:p>
     <w:p>
@@ -10413,15 +10385,15 @@
           <w:spacing w:val="20"/>
           <w:szCs w:val="20"/>
         </w:rPr>
-        <w:t>輸</w:t>
-      </w:r>
-      <w:r>
-        <w:rPr>
-          <w:rFonts w:ascii="Courier New" w:hAnsi="Courier New" w:cs="Courier New"/>
-          <w:spacing w:val="20"/>
-          <w:szCs w:val="20"/>
-        </w:rPr>
-        <w:t>出 X</w:t>
+        <w:t>A</w:t>
+      </w:r>
+      <w:r>
+        <w:rPr>
+          <w:rFonts w:ascii="Courier New" w:hAnsi="Courier New" w:cs="Courier New"/>
+          <w:spacing w:val="20"/>
+          <w:szCs w:val="20"/>
+        </w:rPr>
+        <w:t xml:space="preserve"> ← P + 5</w:t>
       </w:r>
     </w:p>
     <w:p>
@@ -10447,7 +10419,15 @@
           <w:spacing w:val="20"/>
           <w:szCs w:val="20"/>
         </w:rPr>
-        <w:t xml:space="preserve"> </w:t>
+        <w:t>否</w:t>
+      </w:r>
+      <w:r>
+        <w:rPr>
+          <w:rFonts w:ascii="Courier New" w:hAnsi="Courier New" w:cs="Courier New"/>
+          <w:spacing w:val="20"/>
+          <w:szCs w:val="20"/>
+        </w:rPr>
+        <w:t>則</w:t>
       </w:r>
       <w:r>
         <w:rPr>
@@ -10481,23 +10461,23 @@
           <w:spacing w:val="20"/>
           <w:szCs w:val="20"/>
         </w:rPr>
-        <w:t xml:space="preserve"> </w:t>
-      </w:r>
-      <w:r>
-        <w:rPr>
-          <w:rFonts w:ascii="Courier New" w:hAnsi="Courier New" w:cs="Courier New"/>
-          <w:spacing w:val="20"/>
-          <w:szCs w:val="20"/>
-        </w:rPr>
-        <w:t xml:space="preserve"> </w:t>
-      </w:r>
-      <w:r>
-        <w:rPr>
-          <w:rFonts w:ascii="Courier New" w:hAnsi="Courier New" w:cs="Courier New"/>
-          <w:spacing w:val="20"/>
-          <w:szCs w:val="20"/>
-        </w:rPr>
-        <w:t xml:space="preserve"> </w:t>
+        <w:t>A</w:t>
+      </w:r>
+      <w:r>
+        <w:rPr>
+          <w:rFonts w:ascii="Courier New" w:hAnsi="Courier New" w:cs="Courier New"/>
+          <w:spacing w:val="20"/>
+          <w:szCs w:val="20"/>
+        </w:rPr>
+        <w:t xml:space="preserve"> </w:t>
+      </w:r>
+      <w:r>
+        <w:rPr>
+          <w:rFonts w:ascii="Courier New" w:hAnsi="Courier New" w:cs="Courier New"/>
+          <w:spacing w:val="20"/>
+          <w:szCs w:val="20"/>
+        </w:rPr>
+        <w:t>← P * 2</w:t>
       </w:r>
     </w:p>
     <w:p>
@@ -10523,23 +10503,15 @@
           <w:spacing w:val="20"/>
           <w:szCs w:val="20"/>
         </w:rPr>
-        <w:t xml:space="preserve"> </w:t>
-      </w:r>
-      <w:r>
-        <w:rPr>
-          <w:rFonts w:ascii="Courier New" w:hAnsi="Courier New" w:cs="Courier New"/>
-          <w:spacing w:val="20"/>
-          <w:szCs w:val="20"/>
-        </w:rPr>
-        <w:t xml:space="preserve"> </w:t>
-      </w:r>
-      <w:r>
-        <w:rPr>
-          <w:rFonts w:ascii="Courier New" w:hAnsi="Courier New" w:cs="Courier New"/>
-          <w:spacing w:val="20"/>
-          <w:szCs w:val="20"/>
-        </w:rPr>
-        <w:t xml:space="preserve"> </w:t>
+        <w:t>版</w:t>
+      </w:r>
+      <w:r>
+        <w:rPr>
+          <w:rFonts w:ascii="Courier New" w:hAnsi="Courier New" w:cs="Courier New"/>
+          <w:spacing w:val="20"/>
+          <w:szCs w:val="20"/>
+        </w:rPr>
+        <w:t>本 2</w:t>
       </w:r>
     </w:p>
     <w:p>
@@ -10554,27 +10526,10 @@
         <w:snapToGrid w:val="0"/>
         <w:ind w:left="567" w:hanging="567"/>
         <w:rPr>
-          <w:rFonts w:ascii="Courier New" w:hAnsi="Courier New" w:cs="Courier New"/>
-          <w:spacing w:val="20"/>
-          <w:szCs w:val="20"/>
-        </w:rPr>
-      </w:pPr>
-      <w:r>
-        <w:rPr>
-          <w:rFonts w:ascii="Courier New" w:hAnsi="Courier New" w:cs="Courier New"/>
-          <w:spacing w:val="20"/>
-          <w:szCs w:val="20"/>
-        </w:rPr>
-        <w:t xml:space="preserve"> </w:t>
-      </w:r>
-      <w:r>
-        <w:rPr>
-          <w:rFonts w:ascii="Courier New" w:hAnsi="Courier New" w:cs="Courier New"/>
-          <w:spacing w:val="20"/>
-          <w:szCs w:val="20"/>
-        </w:rPr>
-        <w:t xml:space="preserve"> </w:t>
-      </w:r>
+          <w:spacing w:val="20"/>
+          <w:szCs w:val="20"/>
+        </w:rPr>
+      </w:pPr>
     </w:p>
     <w:p>
       <w:pPr>
@@ -10592,6 +10547,29 @@
           <w:szCs w:val="20"/>
         </w:rPr>
       </w:pPr>
+      <w:r>
+        <w:rPr>
+          <w:spacing w:val="20"/>
+          <w:szCs w:val="20"/>
+        </w:rPr>
+        <w:tab/>
+        <w:t>A.</w:t>
+      </w:r>
+      <w:r>
+        <w:rPr>
+          <w:spacing w:val="20"/>
+          <w:szCs w:val="20"/>
+        </w:rPr>
+        <w:tab/>
+      </w:r>
+      <w:r>
+        <w:rPr>
+          <w:rFonts w:ascii="Courier New" w:hAnsi="Courier New" w:cs="Courier New"/>
+          <w:spacing w:val="20"/>
+          <w:szCs w:val="20"/>
+        </w:rPr>
+        <w:t>9</w:t>
+      </w:r>
     </w:p>
     <w:p>
       <w:pPr>
@@ -10615,22 +10593,22 @@
           <w:szCs w:val="20"/>
         </w:rPr>
         <w:tab/>
-        <w:t>A.</w:t>
-      </w:r>
-      <w:r>
-        <w:rPr>
-          <w:spacing w:val="20"/>
-          <w:szCs w:val="20"/>
-        </w:rPr>
-        <w:tab/>
-      </w:r>
-      <w:r>
-        <w:rPr>
-          <w:rFonts w:ascii="Courier New" w:hAnsi="Courier New" w:cs="Courier New"/>
-          <w:spacing w:val="20"/>
-          <w:szCs w:val="20"/>
-        </w:rPr>
-        <w:t>22</w:t>
+        <w:t>B.</w:t>
+      </w:r>
+      <w:r>
+        <w:rPr>
+          <w:spacing w:val="20"/>
+          <w:szCs w:val="20"/>
+        </w:rPr>
+        <w:tab/>
+      </w:r>
+      <w:r>
+        <w:rPr>
+          <w:rFonts w:ascii="Courier New" w:hAnsi="Courier New" w:cs="Courier New"/>
+          <w:spacing w:val="20"/>
+          <w:szCs w:val="20"/>
+        </w:rPr>
+        <w:t>P * 4</w:t>
       </w:r>
     </w:p>
     <w:p>
@@ -10655,22 +10633,22 @@
           <w:szCs w:val="20"/>
         </w:rPr>
         <w:tab/>
-        <w:t>B.</w:t>
-      </w:r>
-      <w:r>
-        <w:rPr>
-          <w:spacing w:val="20"/>
-          <w:szCs w:val="20"/>
-        </w:rPr>
-        <w:tab/>
-      </w:r>
-      <w:r>
-        <w:rPr>
-          <w:rFonts w:ascii="Courier New" w:hAnsi="Courier New" w:cs="Courier New"/>
-          <w:spacing w:val="20"/>
-          <w:szCs w:val="20"/>
-        </w:rPr>
-        <w:t>9</w:t>
+        <w:t>C.</w:t>
+      </w:r>
+      <w:r>
+        <w:rPr>
+          <w:spacing w:val="20"/>
+          <w:szCs w:val="20"/>
+        </w:rPr>
+        <w:tab/>
+      </w:r>
+      <w:r>
+        <w:rPr>
+          <w:rFonts w:ascii="Courier New" w:hAnsi="Courier New" w:cs="Courier New"/>
+          <w:spacing w:val="20"/>
+          <w:szCs w:val="20"/>
+        </w:rPr>
+        <w:t>P</w:t>
       </w:r>
     </w:p>
     <w:p>
@@ -10695,46 +10673,6 @@
           <w:szCs w:val="20"/>
         </w:rPr>
         <w:tab/>
-        <w:t>C.</w:t>
-      </w:r>
-      <w:r>
-        <w:rPr>
-          <w:spacing w:val="20"/>
-          <w:szCs w:val="20"/>
-        </w:rPr>
-        <w:tab/>
-      </w:r>
-      <w:r>
-        <w:rPr>
-          <w:rFonts w:ascii="Courier New" w:hAnsi="Courier New" w:cs="Courier New"/>
-          <w:spacing w:val="20"/>
-          <w:szCs w:val="20"/>
-        </w:rPr>
-        <w:t>10</w:t>
-      </w:r>
-    </w:p>
-    <w:p>
-      <w:pPr>
-        <w:tabs>
-          <w:tab w:val="left" w:pos="567"/>
-          <w:tab w:val="left" w:pos="993"/>
-          <w:tab w:val="left" w:pos="1418"/>
-          <w:tab w:val="left" w:pos="1843"/>
-          <w:tab w:val="left" w:pos="2268"/>
-        </w:tabs>
-        <w:snapToGrid w:val="0"/>
-        <w:ind w:left="567" w:hanging="567"/>
-        <w:rPr>
-          <w:spacing w:val="20"/>
-          <w:szCs w:val="20"/>
-        </w:rPr>
-      </w:pPr>
-      <w:r>
-        <w:rPr>
-          <w:spacing w:val="20"/>
-          <w:szCs w:val="20"/>
-        </w:rPr>
-        <w:tab/>
         <w:t>D.</w:t>
       </w:r>
       <w:r>
@@ -10750,7 +10688,7 @@
           <w:spacing w:val="20"/>
           <w:szCs w:val="20"/>
         </w:rPr>
-        <w:t>23</w:t>
+        <w:t>P + 9</w:t>
       </w:r>
     </w:p>
     <w:p>
@@ -10806,7 +10744,7 @@
           <w:spacing w:val="20"/>
           <w:szCs w:val="20"/>
         </w:rPr>
-        <w:t>在以下試算表的 B6 內，輸入了一條基於 B2:B4 來計算班費的公式。同學希望可以縮減學業預算來限制班費為 $1,000。</w:t>
+        <w:t>以陣列 P 的初始值進行，下列算法的輸出是什麼？</w:t>
       </w:r>
     </w:p>
     <w:p>
@@ -10849,23 +10787,23 @@
           <w:spacing w:val="20"/>
           <w:szCs w:val="20"/>
         </w:rPr>
-        <w:t>當</w:t>
-      </w:r>
-      <w:r>
-        <w:rPr>
-          <w:rFonts w:ascii="Courier New" w:hAnsi="Courier New" w:cs="Courier New"/>
-          <w:spacing w:val="20"/>
-          <w:szCs w:val="20"/>
-        </w:rPr>
-        <w:t>使</w:t>
-      </w:r>
-      <w:r>
-        <w:rPr>
-          <w:rFonts w:ascii="Courier New" w:hAnsi="Courier New" w:cs="Courier New"/>
-          <w:spacing w:val="20"/>
-          <w:szCs w:val="20"/>
-        </w:rPr>
-        <w:t>用「目標搜尋」功能來作「假設」分析時，需要採用下列哪一組數據？</w:t>
+        <w:t>如</w:t>
+      </w:r>
+      <w:r>
+        <w:rPr>
+          <w:rFonts w:ascii="Courier New" w:hAnsi="Courier New" w:cs="Courier New"/>
+          <w:spacing w:val="20"/>
+          <w:szCs w:val="20"/>
+        </w:rPr>
+        <w:t>果</w:t>
+      </w:r>
+      <w:r>
+        <w:rPr>
+          <w:rFonts w:ascii="Courier New" w:hAnsi="Courier New" w:cs="Courier New"/>
+          <w:spacing w:val="20"/>
+          <w:szCs w:val="20"/>
+        </w:rPr>
+        <w:t xml:space="preserve"> (age &lt;= 11) or (age &gt;= 60)</w:t>
       </w:r>
     </w:p>
     <w:p>
@@ -10891,28 +10829,23 @@
           <w:spacing w:val="20"/>
           <w:szCs w:val="20"/>
         </w:rPr>
-        <w:tab/>
-      </w:r>
-      <w:r>
-        <w:rPr>
-          <w:rFonts w:ascii="Courier New" w:hAnsi="Courier New" w:cs="Courier New"/>
-          <w:spacing w:val="20"/>
-          <w:szCs w:val="20"/>
-        </w:rPr>
-        <w:tab/>
-      </w:r>
-      <w:r>
-        <w:rPr>
-          <w:rFonts w:ascii="Courier New" w:hAnsi="Courier New" w:cs="Courier New"/>
-          <w:spacing w:val="20"/>
-          <w:szCs w:val="20"/>
-        </w:rPr>
-        <w:t>A</w:t>
-        <w:tab/>
-        <w:tab/>
-        <w:tab/>
-        <w:tab/>
-        <w:t>B</w:t>
+        <w:t>輸</w:t>
+      </w:r>
+      <w:r>
+        <w:rPr>
+          <w:rFonts w:ascii="Courier New" w:hAnsi="Courier New" w:cs="Courier New"/>
+          <w:spacing w:val="20"/>
+          <w:szCs w:val="20"/>
+        </w:rPr>
+        <w:t>出</w:t>
+      </w:r>
+      <w:r>
+        <w:rPr>
+          <w:rFonts w:ascii="Courier New" w:hAnsi="Courier New" w:cs="Courier New"/>
+          <w:spacing w:val="20"/>
+          <w:szCs w:val="20"/>
+        </w:rPr>
+        <w:t xml:space="preserve"> '有折扣!'</w:t>
       </w:r>
     </w:p>
     <w:p>
@@ -10938,11 +10871,162 @@
           <w:spacing w:val="20"/>
           <w:szCs w:val="20"/>
         </w:rPr>
-        <w:tab/>
-      </w:r>
-      <w:r>
-        <w:rPr>
-          <w:rFonts w:ascii="Courier New" w:hAnsi="Courier New" w:cs="Courier New"/>
+        <w:t>否</w:t>
+      </w:r>
+      <w:r>
+        <w:rPr>
+          <w:rFonts w:ascii="Courier New" w:hAnsi="Courier New" w:cs="Courier New"/>
+          <w:spacing w:val="20"/>
+          <w:szCs w:val="20"/>
+        </w:rPr>
+        <w:t>則</w:t>
+      </w:r>
+      <w:r>
+        <w:rPr>
+          <w:rFonts w:ascii="Courier New" w:hAnsi="Courier New" w:cs="Courier New"/>
+          <w:spacing w:val="20"/>
+          <w:szCs w:val="20"/>
+        </w:rPr>
+        <w:t xml:space="preserve"> </w:t>
+      </w:r>
+    </w:p>
+    <w:p>
+      <w:pPr>
+        <w:tabs>
+          <w:tab w:val="left" w:pos="567"/>
+          <w:tab w:val="left" w:pos="993"/>
+          <w:tab w:val="left" w:pos="1418"/>
+          <w:tab w:val="left" w:pos="1843"/>
+          <w:tab w:val="left" w:pos="2268"/>
+        </w:tabs>
+        <w:snapToGrid w:val="0"/>
+        <w:ind w:left="567" w:hanging="567"/>
+        <w:rPr>
+          <w:rFonts w:ascii="Courier New" w:hAnsi="Courier New" w:cs="Courier New"/>
+          <w:spacing w:val="20"/>
+          <w:szCs w:val="20"/>
+        </w:rPr>
+      </w:pPr>
+      <w:r>
+        <w:rPr>
+          <w:rFonts w:ascii="Courier New" w:hAnsi="Courier New" w:cs="Courier New"/>
+          <w:spacing w:val="20"/>
+          <w:szCs w:val="20"/>
+        </w:rPr>
+        <w:t>輸</w:t>
+      </w:r>
+      <w:r>
+        <w:rPr>
+          <w:rFonts w:ascii="Courier New" w:hAnsi="Courier New" w:cs="Courier New"/>
+          <w:spacing w:val="20"/>
+          <w:szCs w:val="20"/>
+        </w:rPr>
+        <w:t>出</w:t>
+      </w:r>
+      <w:r>
+        <w:rPr>
+          <w:rFonts w:ascii="Courier New" w:hAnsi="Courier New" w:cs="Courier New"/>
+          <w:spacing w:val="20"/>
+          <w:szCs w:val="20"/>
+        </w:rPr>
+        <w:t xml:space="preserve"> '沒有折扣!'</w:t>
+      </w:r>
+    </w:p>
+    <w:p>
+      <w:pPr>
+        <w:tabs>
+          <w:tab w:val="left" w:pos="567"/>
+          <w:tab w:val="left" w:pos="993"/>
+          <w:tab w:val="left" w:pos="1418"/>
+          <w:tab w:val="left" w:pos="1843"/>
+          <w:tab w:val="left" w:pos="2268"/>
+        </w:tabs>
+        <w:snapToGrid w:val="0"/>
+        <w:ind w:left="567" w:hanging="567"/>
+        <w:rPr>
+          <w:rFonts w:ascii="Courier New" w:hAnsi="Courier New" w:cs="Courier New"/>
+          <w:spacing w:val="20"/>
+          <w:szCs w:val="20"/>
+        </w:rPr>
+      </w:pPr>
+      <w:r>
+        <w:rPr>
+          <w:rFonts w:ascii="Courier New" w:hAnsi="Courier New" w:cs="Courier New"/>
+          <w:spacing w:val="20"/>
+          <w:szCs w:val="20"/>
+        </w:rPr>
+        <w:t>以</w:t>
+      </w:r>
+      <w:r>
+        <w:rPr>
+          <w:rFonts w:ascii="Courier New" w:hAnsi="Courier New" w:cs="Courier New"/>
+          <w:spacing w:val="20"/>
+          <w:szCs w:val="20"/>
+        </w:rPr>
+        <w:t>下</w:t>
+      </w:r>
+      <w:r>
+        <w:rPr>
+          <w:rFonts w:ascii="Courier New" w:hAnsi="Courier New" w:cs="Courier New"/>
+          <w:spacing w:val="20"/>
+          <w:szCs w:val="20"/>
+        </w:rPr>
+        <w:t>哪組 age 的數據組最適合用作測試此算法？</w:t>
+      </w:r>
+    </w:p>
+    <w:p>
+      <w:pPr>
+        <w:tabs>
+          <w:tab w:val="left" w:pos="567"/>
+          <w:tab w:val="left" w:pos="993"/>
+          <w:tab w:val="left" w:pos="1418"/>
+          <w:tab w:val="left" w:pos="1843"/>
+          <w:tab w:val="left" w:pos="2268"/>
+        </w:tabs>
+        <w:snapToGrid w:val="0"/>
+        <w:ind w:left="567" w:hanging="567"/>
+        <w:rPr>
+          <w:spacing w:val="20"/>
+          <w:szCs w:val="20"/>
+        </w:rPr>
+      </w:pPr>
+    </w:p>
+    <w:p>
+      <w:pPr>
+        <w:tabs>
+          <w:tab w:val="left" w:pos="567"/>
+          <w:tab w:val="left" w:pos="993"/>
+          <w:tab w:val="left" w:pos="1418"/>
+          <w:tab w:val="left" w:pos="1843"/>
+          <w:tab w:val="left" w:pos="2268"/>
+        </w:tabs>
+        <w:snapToGrid w:val="0"/>
+        <w:ind w:left="567" w:hanging="567"/>
+        <w:rPr>
+          <w:spacing w:val="20"/>
+          <w:szCs w:val="20"/>
+        </w:rPr>
+      </w:pPr>
+      <w:r>
+        <w:rPr>
+          <w:rFonts w:hint="eastAsia"/>
+          <w:spacing w:val="20"/>
+          <w:szCs w:val="20"/>
+        </w:rPr>
+        <w:tab/>
+        <w:t>A.</w:t>
+      </w:r>
+      <w:r>
+        <w:rPr>
+          <w:rFonts w:hint="eastAsia"/>
+          <w:spacing w:val="20"/>
+          <w:szCs w:val="20"/>
+        </w:rPr>
+        <w:tab/>
+      </w:r>
+      <w:r>
+        <w:rPr>
+          <w:rFonts w:hint="eastAsia"/>
           <w:spacing w:val="20"/>
           <w:szCs w:val="20"/>
         </w:rPr>
@@ -10950,14 +11034,51 @@
       </w:r>
       <w:r>
         <w:rPr>
-          <w:rFonts w:ascii="Courier New" w:hAnsi="Courier New" w:cs="Courier New"/>
-          <w:spacing w:val="20"/>
-          <w:szCs w:val="20"/>
-        </w:rPr>
-        <w:tab/>
-        <w:t>S6 開支 (30 名同學)</w:t>
-        <w:tab/>
-        <w:t>$</w:t>
+          <w:rFonts w:hint="eastAsia"/>
+          <w:spacing w:val="20"/>
+          <w:szCs w:val="20"/>
+        </w:rPr>
+        <w:t>4</w:t>
+      </w:r>
+      <w:r>
+        <w:rPr>
+          <w:rFonts w:ascii="Courier New" w:hAnsi="Courier New" w:cs="Courier New"/>
+          <w:spacing w:val="20"/>
+          <w:szCs w:val="20"/>
+        </w:rPr>
+        <w:t>,</w:t>
+      </w:r>
+      <w:r>
+        <w:rPr>
+          <w:rFonts w:hint="eastAsia"/>
+          <w:spacing w:val="20"/>
+          <w:szCs w:val="20"/>
+        </w:rPr>
+        <w:t xml:space="preserve"> </w:t>
+      </w:r>
+      <w:r>
+        <w:rPr>
+          <w:rFonts w:hint="eastAsia"/>
+          <w:spacing w:val="20"/>
+          <w:szCs w:val="20"/>
+        </w:rPr>
+        <w:t xml:space="preserve">18, </w:t>
+      </w:r>
+      <w:r>
+        <w:rPr>
+          <w:rFonts w:hint="eastAsia"/>
+          <w:spacing w:val="20"/>
+          <w:szCs w:val="20"/>
+        </w:rPr>
+        <w:t>3</w:t>
+      </w:r>
+      <w:r>
+        <w:rPr>
+          <w:rFonts w:ascii="Courier New" w:hAnsi="Courier New" w:cs="Courier New"/>
+          <w:spacing w:val="20"/>
+          <w:szCs w:val="20"/>
+        </w:rPr>
+        <w:t>7, 40, 59, 56</w:t>
       </w:r>
     </w:p>
     <w:p>
@@ -10972,22 +11093,30 @@
         <w:snapToGrid w:val="0"/>
         <w:ind w:left="567" w:hanging="567"/>
         <w:rPr>
-          <w:rFonts w:ascii="Courier New" w:hAnsi="Courier New" w:cs="Courier New"/>
-          <w:spacing w:val="20"/>
-          <w:szCs w:val="20"/>
-        </w:rPr>
-      </w:pPr>
-      <w:r>
-        <w:rPr>
-          <w:rFonts w:ascii="Courier New" w:hAnsi="Courier New" w:cs="Courier New"/>
-          <w:spacing w:val="20"/>
-          <w:szCs w:val="20"/>
-        </w:rPr>
-        <w:tab/>
-      </w:r>
-      <w:r>
-        <w:rPr>
-          <w:rFonts w:ascii="Courier New" w:hAnsi="Courier New" w:cs="Courier New"/>
+          <w:spacing w:val="20"/>
+          <w:szCs w:val="20"/>
+        </w:rPr>
+      </w:pPr>
+      <w:r>
+        <w:rPr>
+          <w:rFonts w:hint="eastAsia"/>
+          <w:spacing w:val="20"/>
+          <w:szCs w:val="20"/>
+        </w:rPr>
+        <w:tab/>
+        <w:t>B.</w:t>
+      </w:r>
+      <w:r>
+        <w:rPr>
+          <w:rFonts w:hint="eastAsia"/>
+          <w:spacing w:val="20"/>
+          <w:szCs w:val="20"/>
+        </w:rPr>
+        <w:tab/>
+      </w:r>
+      <w:r>
+        <w:rPr>
+          <w:rFonts w:hint="eastAsia"/>
           <w:spacing w:val="20"/>
           <w:szCs w:val="20"/>
         </w:rPr>
@@ -10995,16 +11124,51 @@
       </w:r>
       <w:r>
         <w:rPr>
-          <w:rFonts w:ascii="Courier New" w:hAnsi="Courier New" w:cs="Courier New"/>
-          <w:spacing w:val="20"/>
-          <w:szCs w:val="20"/>
-        </w:rPr>
-        <w:tab/>
-        <w:t>參考書 6,000　3</w:t>
-        <w:tab/>
-        <w:t>影印費 900　4</w:t>
-        <w:tab/>
-        <w:t>遊學團預算 30,000</w:t>
+          <w:rFonts w:hint="eastAsia"/>
+          <w:spacing w:val="20"/>
+          <w:szCs w:val="20"/>
+        </w:rPr>
+        <w:t>,</w:t>
+      </w:r>
+      <w:r>
+        <w:rPr>
+          <w:rFonts w:ascii="Courier New" w:hAnsi="Courier New" w:cs="Courier New"/>
+          <w:spacing w:val="20"/>
+          <w:szCs w:val="20"/>
+        </w:rPr>
+        <w:t xml:space="preserve"> </w:t>
+      </w:r>
+      <w:r>
+        <w:rPr>
+          <w:rFonts w:hint="eastAsia"/>
+          <w:spacing w:val="20"/>
+          <w:szCs w:val="20"/>
+        </w:rPr>
+        <w:t>1</w:t>
+      </w:r>
+      <w:r>
+        <w:rPr>
+          <w:rFonts w:hint="eastAsia"/>
+          <w:spacing w:val="20"/>
+          <w:szCs w:val="20"/>
+        </w:rPr>
+        <w:t>4, 4</w:t>
+      </w:r>
+      <w:r>
+        <w:rPr>
+          <w:rFonts w:hint="eastAsia"/>
+          <w:spacing w:val="20"/>
+          <w:szCs w:val="20"/>
+        </w:rPr>
+        <w:t>3</w:t>
+      </w:r>
+      <w:r>
+        <w:rPr>
+          <w:rFonts w:ascii="Courier New" w:hAnsi="Courier New" w:cs="Courier New"/>
+          <w:spacing w:val="20"/>
+          <w:szCs w:val="20"/>
+        </w:rPr>
+        <w:t>, 48, 59, 56</w:t>
       </w:r>
     </w:p>
     <w:p>
@@ -11019,35 +11183,98 @@
         <w:snapToGrid w:val="0"/>
         <w:ind w:left="567" w:hanging="567"/>
         <w:rPr>
-          <w:rFonts w:ascii="Courier New" w:hAnsi="Courier New" w:cs="Courier New"/>
-          <w:spacing w:val="20"/>
-          <w:szCs w:val="20"/>
-        </w:rPr>
-      </w:pPr>
-      <w:r>
-        <w:rPr>
-          <w:rFonts w:ascii="Courier New" w:hAnsi="Courier New" w:cs="Courier New"/>
-          <w:spacing w:val="20"/>
-          <w:szCs w:val="20"/>
-        </w:rPr>
-        <w:tab/>
-      </w:r>
-      <w:r>
-        <w:rPr>
-          <w:rFonts w:ascii="Courier New" w:hAnsi="Courier New" w:cs="Courier New"/>
-          <w:spacing w:val="20"/>
-          <w:szCs w:val="20"/>
-        </w:rPr>
-        <w:t>6</w:t>
-      </w:r>
-      <w:r>
-        <w:rPr>
-          <w:rFonts w:ascii="Courier New" w:hAnsi="Courier New" w:cs="Courier New"/>
-          <w:spacing w:val="20"/>
-          <w:szCs w:val="20"/>
-        </w:rPr>
-        <w:tab/>
-        <w:t>每名同學班費 1,230</w:t>
+          <w:spacing w:val="20"/>
+          <w:szCs w:val="20"/>
+        </w:rPr>
+      </w:pPr>
+      <w:r>
+        <w:rPr>
+          <w:rFonts w:hint="eastAsia"/>
+          <w:spacing w:val="20"/>
+          <w:szCs w:val="20"/>
+        </w:rPr>
+        <w:tab/>
+        <w:t>C.</w:t>
+      </w:r>
+      <w:r>
+        <w:rPr>
+          <w:rFonts w:hint="eastAsia"/>
+          <w:spacing w:val="20"/>
+          <w:szCs w:val="20"/>
+        </w:rPr>
+        <w:tab/>
+      </w:r>
+      <w:r>
+        <w:rPr>
+          <w:rFonts w:hint="eastAsia"/>
+          <w:spacing w:val="20"/>
+          <w:szCs w:val="20"/>
+        </w:rPr>
+        <w:t>14</w:t>
+      </w:r>
+      <w:r>
+        <w:rPr>
+          <w:rFonts w:hint="eastAsia"/>
+          <w:spacing w:val="20"/>
+          <w:szCs w:val="20"/>
+        </w:rPr>
+        <w:t>,</w:t>
+      </w:r>
+      <w:r>
+        <w:rPr>
+          <w:rFonts w:ascii="Courier New" w:hAnsi="Courier New" w:cs="Courier New"/>
+          <w:spacing w:val="20"/>
+          <w:szCs w:val="20"/>
+        </w:rPr>
+        <w:t xml:space="preserve"> </w:t>
+      </w:r>
+      <w:r>
+        <w:rPr>
+          <w:rFonts w:hint="eastAsia"/>
+          <w:spacing w:val="20"/>
+          <w:szCs w:val="20"/>
+        </w:rPr>
+        <w:t>1</w:t>
+      </w:r>
+      <w:r>
+        <w:rPr>
+          <w:rFonts w:hint="eastAsia"/>
+          <w:spacing w:val="20"/>
+          <w:szCs w:val="20"/>
+        </w:rPr>
+        <w:t>4</w:t>
+      </w:r>
+      <w:r>
+        <w:rPr>
+          <w:rFonts w:hint="eastAsia"/>
+          <w:spacing w:val="20"/>
+          <w:szCs w:val="20"/>
+        </w:rPr>
+        <w:t>,</w:t>
+      </w:r>
+      <w:r>
+        <w:rPr>
+          <w:rFonts w:ascii="Courier New" w:hAnsi="Courier New" w:cs="Courier New"/>
+          <w:spacing w:val="20"/>
+          <w:szCs w:val="20"/>
+        </w:rPr>
+        <w:t xml:space="preserve"> </w:t>
+      </w:r>
+      <w:r>
+        <w:rPr>
+          <w:rFonts w:hint="eastAsia"/>
+          <w:spacing w:val="20"/>
+          <w:szCs w:val="20"/>
+        </w:rPr>
+        <w:t>8</w:t>
+      </w:r>
+      <w:r>
+        <w:rPr>
+          <w:rFonts w:hint="eastAsia"/>
+          <w:spacing w:val="20"/>
+          <w:szCs w:val="20"/>
+        </w:rPr>
+        <w:t>, 62, 56, 59</w:t>
       </w:r>
     </w:p>
     <w:p>
@@ -11066,309 +11293,6 @@
           <w:szCs w:val="20"/>
         </w:rPr>
       </w:pPr>
-    </w:p>
-    <w:p>
-      <w:pPr>
-        <w:tabs>
-          <w:tab w:val="left" w:pos="567"/>
-          <w:tab w:val="left" w:pos="993"/>
-          <w:tab w:val="left" w:pos="1418"/>
-          <w:tab w:val="left" w:pos="1843"/>
-          <w:tab w:val="left" w:pos="2268"/>
-        </w:tabs>
-        <w:snapToGrid w:val="0"/>
-        <w:ind w:left="567" w:hanging="567"/>
-        <w:rPr>
-          <w:spacing w:val="20"/>
-          <w:szCs w:val="20"/>
-        </w:rPr>
-      </w:pPr>
-      <w:r>
-        <w:rPr>
-          <w:rFonts w:hint="eastAsia"/>
-          <w:spacing w:val="20"/>
-          <w:szCs w:val="20"/>
-        </w:rPr>
-        <w:tab/>
-        <w:t>A.</w:t>
-      </w:r>
-      <w:r>
-        <w:rPr>
-          <w:rFonts w:hint="eastAsia"/>
-          <w:spacing w:val="20"/>
-          <w:szCs w:val="20"/>
-        </w:rPr>
-        <w:tab/>
-      </w:r>
-      <w:r>
-        <w:rPr>
-          <w:rFonts w:hint="eastAsia"/>
-          <w:spacing w:val="20"/>
-          <w:szCs w:val="20"/>
-        </w:rPr>
-        <w:t>目</w:t>
-      </w:r>
-      <w:r>
-        <w:rPr>
-          <w:rFonts w:hint="eastAsia"/>
-          <w:spacing w:val="20"/>
-          <w:szCs w:val="20"/>
-        </w:rPr>
-        <w:t>標</w:t>
-      </w:r>
-      <w:r>
-        <w:rPr>
-          <w:rFonts w:ascii="Courier New" w:hAnsi="Courier New" w:cs="Courier New"/>
-          <w:spacing w:val="20"/>
-          <w:szCs w:val="20"/>
-        </w:rPr>
-        <w:t>儲</w:t>
-      </w:r>
-      <w:r>
-        <w:rPr>
-          <w:rFonts w:hint="eastAsia"/>
-          <w:spacing w:val="20"/>
-          <w:szCs w:val="20"/>
-        </w:rPr>
-        <w:t>存</w:t>
-      </w:r>
-      <w:r>
-        <w:rPr>
-          <w:rFonts w:hint="eastAsia"/>
-          <w:spacing w:val="20"/>
-          <w:szCs w:val="20"/>
-        </w:rPr>
-        <w:t>格: $</w:t>
-      </w:r>
-      <w:r>
-        <w:rPr>
-          <w:rFonts w:hint="eastAsia"/>
-          <w:spacing w:val="20"/>
-          <w:szCs w:val="20"/>
-        </w:rPr>
-        <w:t>B</w:t>
-      </w:r>
-      <w:r>
-        <w:rPr>
-          <w:rFonts w:ascii="Courier New" w:hAnsi="Courier New" w:cs="Courier New"/>
-          <w:spacing w:val="20"/>
-          <w:szCs w:val="20"/>
-        </w:rPr>
-        <w:t>$4, 目標值: 1000, 變數儲存格: $B$6</w:t>
-      </w:r>
-    </w:p>
-    <w:p>
-      <w:pPr>
-        <w:tabs>
-          <w:tab w:val="left" w:pos="567"/>
-          <w:tab w:val="left" w:pos="993"/>
-          <w:tab w:val="left" w:pos="1418"/>
-          <w:tab w:val="left" w:pos="1843"/>
-          <w:tab w:val="left" w:pos="2268"/>
-        </w:tabs>
-        <w:snapToGrid w:val="0"/>
-        <w:ind w:left="567" w:hanging="567"/>
-        <w:rPr>
-          <w:spacing w:val="20"/>
-          <w:szCs w:val="20"/>
-        </w:rPr>
-      </w:pPr>
-      <w:r>
-        <w:rPr>
-          <w:rFonts w:hint="eastAsia"/>
-          <w:spacing w:val="20"/>
-          <w:szCs w:val="20"/>
-        </w:rPr>
-        <w:tab/>
-        <w:t>B.</w:t>
-      </w:r>
-      <w:r>
-        <w:rPr>
-          <w:rFonts w:hint="eastAsia"/>
-          <w:spacing w:val="20"/>
-          <w:szCs w:val="20"/>
-        </w:rPr>
-        <w:tab/>
-      </w:r>
-      <w:r>
-        <w:rPr>
-          <w:rFonts w:hint="eastAsia"/>
-          <w:spacing w:val="20"/>
-          <w:szCs w:val="20"/>
-        </w:rPr>
-        <w:t>目</w:t>
-      </w:r>
-      <w:r>
-        <w:rPr>
-          <w:rFonts w:hint="eastAsia"/>
-          <w:spacing w:val="20"/>
-          <w:szCs w:val="20"/>
-        </w:rPr>
-        <w:t>標</w:t>
-      </w:r>
-      <w:r>
-        <w:rPr>
-          <w:rFonts w:ascii="Courier New" w:hAnsi="Courier New" w:cs="Courier New"/>
-          <w:spacing w:val="20"/>
-          <w:szCs w:val="20"/>
-        </w:rPr>
-        <w:t>儲</w:t>
-      </w:r>
-      <w:r>
-        <w:rPr>
-          <w:rFonts w:hint="eastAsia"/>
-          <w:spacing w:val="20"/>
-          <w:szCs w:val="20"/>
-        </w:rPr>
-        <w:t>存</w:t>
-      </w:r>
-      <w:r>
-        <w:rPr>
-          <w:rFonts w:hint="eastAsia"/>
-          <w:spacing w:val="20"/>
-          <w:szCs w:val="20"/>
-        </w:rPr>
-        <w:t>格: $</w:t>
-      </w:r>
-      <w:r>
-        <w:rPr>
-          <w:rFonts w:hint="eastAsia"/>
-          <w:spacing w:val="20"/>
-          <w:szCs w:val="20"/>
-        </w:rPr>
-        <w:t>B</w:t>
-      </w:r>
-      <w:r>
-        <w:rPr>
-          <w:rFonts w:ascii="Courier New" w:hAnsi="Courier New" w:cs="Courier New"/>
-          <w:spacing w:val="20"/>
-          <w:szCs w:val="20"/>
-        </w:rPr>
-        <w:t>$6, 目標值: 1000, 變數儲存格: $B$4</w:t>
-      </w:r>
-    </w:p>
-    <w:p>
-      <w:pPr>
-        <w:tabs>
-          <w:tab w:val="left" w:pos="567"/>
-          <w:tab w:val="left" w:pos="993"/>
-          <w:tab w:val="left" w:pos="1418"/>
-          <w:tab w:val="left" w:pos="1843"/>
-          <w:tab w:val="left" w:pos="2268"/>
-        </w:tabs>
-        <w:snapToGrid w:val="0"/>
-        <w:ind w:left="567" w:hanging="567"/>
-        <w:rPr>
-          <w:spacing w:val="20"/>
-          <w:szCs w:val="20"/>
-        </w:rPr>
-      </w:pPr>
-      <w:r>
-        <w:rPr>
-          <w:rFonts w:hint="eastAsia"/>
-          <w:spacing w:val="20"/>
-          <w:szCs w:val="20"/>
-        </w:rPr>
-        <w:tab/>
-        <w:t>C.</w:t>
-      </w:r>
-      <w:r>
-        <w:rPr>
-          <w:rFonts w:hint="eastAsia"/>
-          <w:spacing w:val="20"/>
-          <w:szCs w:val="20"/>
-        </w:rPr>
-        <w:tab/>
-      </w:r>
-      <w:r>
-        <w:rPr>
-          <w:rFonts w:hint="eastAsia"/>
-          <w:spacing w:val="20"/>
-          <w:szCs w:val="20"/>
-        </w:rPr>
-        <w:t>目標</w:t>
-      </w:r>
-      <w:r>
-        <w:rPr>
-          <w:rFonts w:hint="eastAsia"/>
-          <w:spacing w:val="20"/>
-          <w:szCs w:val="20"/>
-        </w:rPr>
-        <w:t>儲</w:t>
-      </w:r>
-      <w:r>
-        <w:rPr>
-          <w:rFonts w:ascii="Courier New" w:hAnsi="Courier New" w:cs="Courier New"/>
-          <w:spacing w:val="20"/>
-          <w:szCs w:val="20"/>
-        </w:rPr>
-        <w:t>存</w:t>
-      </w:r>
-      <w:r>
-        <w:rPr>
-          <w:rFonts w:hint="eastAsia"/>
-          <w:spacing w:val="20"/>
-          <w:szCs w:val="20"/>
-        </w:rPr>
-        <w:t>格</w:t>
-      </w:r>
-      <w:r>
-        <w:rPr>
-          <w:rFonts w:hint="eastAsia"/>
-          <w:spacing w:val="20"/>
-          <w:szCs w:val="20"/>
-        </w:rPr>
-        <w:t>:</w:t>
-      </w:r>
-      <w:r>
-        <w:rPr>
-          <w:rFonts w:hint="eastAsia"/>
-          <w:spacing w:val="20"/>
-          <w:szCs w:val="20"/>
-        </w:rPr>
-        <w:t xml:space="preserve"> </w:t>
-      </w:r>
-      <w:r>
-        <w:rPr>
-          <w:rFonts w:ascii="Courier New" w:hAnsi="Courier New" w:cs="Courier New"/>
-          <w:spacing w:val="20"/>
-          <w:szCs w:val="20"/>
-        </w:rPr>
-        <w:t>$</w:t>
-      </w:r>
-      <w:r>
-        <w:rPr>
-          <w:rFonts w:hint="eastAsia"/>
-          <w:spacing w:val="20"/>
-          <w:szCs w:val="20"/>
-        </w:rPr>
-        <w:t>B</w:t>
-      </w:r>
-      <w:r>
-        <w:rPr>
-          <w:rFonts w:hint="eastAsia"/>
-          <w:spacing w:val="20"/>
-          <w:szCs w:val="20"/>
-        </w:rPr>
-        <w:t>$4, 目標值: 30000, 變數儲存格: $B$6</w:t>
-      </w:r>
-    </w:p>
-    <w:p>
-      <w:pPr>
-        <w:tabs>
-          <w:tab w:val="left" w:pos="567"/>
-          <w:tab w:val="left" w:pos="993"/>
-          <w:tab w:val="left" w:pos="1418"/>
-          <w:tab w:val="left" w:pos="1843"/>
-          <w:tab w:val="left" w:pos="2268"/>
-        </w:tabs>
-        <w:snapToGrid w:val="0"/>
-        <w:ind w:left="567" w:hanging="567"/>
-        <w:rPr>
-          <w:spacing w:val="20"/>
-          <w:szCs w:val="20"/>
-        </w:rPr>
-      </w:pPr>
       <w:r>
         <w:rPr>
           <w:rFonts w:hint="eastAsia"/>
@@ -11392,59 +11316,27 @@
           <w:spacing w:val="20"/>
           <w:szCs w:val="20"/>
         </w:rPr>
-        <w:t>目標</w:t>
-      </w:r>
-      <w:r>
-        <w:rPr>
-          <w:rFonts w:hint="eastAsia"/>
-          <w:spacing w:val="20"/>
-          <w:szCs w:val="20"/>
-        </w:rPr>
-        <w:t>儲</w:t>
-      </w:r>
-      <w:r>
-        <w:rPr>
-          <w:rFonts w:ascii="Courier New" w:hAnsi="Courier New" w:cs="Courier New"/>
-          <w:spacing w:val="20"/>
-          <w:szCs w:val="20"/>
-        </w:rPr>
-        <w:t xml:space="preserve">存格: </w:t>
-      </w:r>
-      <w:r>
-        <w:rPr>
-          <w:rFonts w:ascii="Courier New" w:hAnsi="Courier New" w:cs="Courier New"/>
-          <w:spacing w:val="20"/>
-          <w:szCs w:val="20"/>
-        </w:rPr>
-        <w:t>$</w:t>
-      </w:r>
-      <w:r>
-        <w:rPr>
-          <w:rFonts w:ascii="Courier New" w:hAnsi="Courier New" w:cs="Courier New"/>
-          <w:spacing w:val="20"/>
-          <w:szCs w:val="20"/>
-        </w:rPr>
-        <w:t>B</w:t>
-      </w:r>
-      <w:r>
-        <w:rPr>
-          <w:rFonts w:ascii="Courier New" w:hAnsi="Courier New" w:cs="Courier New"/>
-          <w:spacing w:val="20"/>
-          <w:szCs w:val="20"/>
-        </w:rPr>
-        <w:t>$</w:t>
-      </w:r>
-      <w:r>
-        <w:rPr>
-          <w:rFonts w:hint="eastAsia"/>
-          <w:spacing w:val="20"/>
-          <w:szCs w:val="20"/>
-        </w:rPr>
-        <w:t>6</w:t>
-      </w:r>
-      <w:r>
-        <w:rPr>
-          <w:rFonts w:hint="eastAsia"/>
+        <w:t>1,</w:t>
+      </w:r>
+      <w:r>
+        <w:rPr>
+          <w:rFonts w:hint="eastAsia"/>
+          <w:spacing w:val="20"/>
+          <w:szCs w:val="20"/>
+        </w:rPr>
+        <w:t xml:space="preserve"> </w:t>
+      </w:r>
+      <w:r>
+        <w:rPr>
+          <w:rFonts w:ascii="Courier New" w:hAnsi="Courier New" w:cs="Courier New"/>
+          <w:spacing w:val="20"/>
+          <w:szCs w:val="20"/>
+        </w:rPr>
+        <w:t>4, 2</w:t>
+      </w:r>
+      <w:r>
+        <w:rPr>
+          <w:rFonts w:ascii="Courier New" w:hAnsi="Courier New" w:cs="Courier New"/>
           <w:spacing w:val="20"/>
           <w:szCs w:val="20"/>
         </w:rPr>
@@ -11452,51 +11344,83 @@
       </w:r>
       <w:r>
         <w:rPr>
-          <w:rFonts w:hint="eastAsia"/>
-          <w:spacing w:val="20"/>
-          <w:szCs w:val="20"/>
-        </w:rPr>
-        <w:t xml:space="preserve"> </w:t>
-      </w:r>
-      <w:r>
-        <w:rPr>
-          <w:rFonts w:ascii="Courier New" w:hAnsi="Courier New" w:cs="Courier New"/>
-          <w:spacing w:val="20"/>
-          <w:szCs w:val="20"/>
-        </w:rPr>
-        <w:t xml:space="preserve">目標值: </w:t>
-      </w:r>
-      <w:r>
-        <w:rPr>
-          <w:rFonts w:ascii="Courier New" w:hAnsi="Courier New" w:cs="Courier New"/>
-          <w:spacing w:val="20"/>
-          <w:szCs w:val="20"/>
-        </w:rPr>
-        <w:t>3</w:t>
-      </w:r>
-      <w:r>
-        <w:rPr>
-          <w:rFonts w:ascii="Courier New" w:hAnsi="Courier New" w:cs="Courier New"/>
-          <w:spacing w:val="20"/>
-          <w:szCs w:val="20"/>
-        </w:rPr>
-        <w:t>0</w:t>
-      </w:r>
-      <w:r>
-        <w:rPr>
-          <w:rFonts w:hint="eastAsia"/>
-          <w:spacing w:val="20"/>
-          <w:szCs w:val="20"/>
-        </w:rPr>
-        <w:t>0</w:t>
-      </w:r>
-      <w:r>
-        <w:rPr>
-          <w:rFonts w:hint="eastAsia"/>
-          <w:spacing w:val="20"/>
-          <w:szCs w:val="20"/>
-        </w:rPr>
-        <w:t>00, 變數儲存格: $B$4</w:t>
+          <w:rFonts w:ascii="Courier New" w:hAnsi="Courier New" w:cs="Courier New"/>
+          <w:spacing w:val="20"/>
+          <w:szCs w:val="20"/>
+        </w:rPr>
+        <w:t xml:space="preserve"> </w:t>
+      </w:r>
+      <w:r>
+        <w:rPr>
+          <w:rFonts w:ascii="Courier New" w:hAnsi="Courier New" w:cs="Courier New"/>
+          <w:spacing w:val="20"/>
+          <w:szCs w:val="20"/>
+        </w:rPr>
+        <w:t>2</w:t>
+      </w:r>
+      <w:r>
+        <w:rPr>
+          <w:rFonts w:hint="eastAsia"/>
+          <w:spacing w:val="20"/>
+          <w:szCs w:val="20"/>
+        </w:rPr>
+        <w:t>,</w:t>
+      </w:r>
+      <w:r>
+        <w:rPr>
+          <w:rFonts w:hint="eastAsia"/>
+          <w:spacing w:val="20"/>
+          <w:szCs w:val="20"/>
+        </w:rPr>
+        <w:t xml:space="preserve"> </w:t>
+      </w:r>
+      <w:r>
+        <w:rPr>
+          <w:rFonts w:hint="eastAsia"/>
+          <w:spacing w:val="20"/>
+          <w:szCs w:val="20"/>
+        </w:rPr>
+        <w:t>2</w:t>
+      </w:r>
+      <w:r>
+        <w:rPr>
+          <w:rFonts w:ascii="Courier New" w:hAnsi="Courier New" w:cs="Courier New"/>
+          <w:spacing w:val="20"/>
+          <w:szCs w:val="20"/>
+        </w:rPr>
+        <w:t xml:space="preserve"> </w:t>
+      </w:r>
+      <w:r>
+        <w:rPr>
+          <w:rFonts w:ascii="Courier New" w:hAnsi="Courier New" w:cs="Courier New"/>
+          <w:spacing w:val="20"/>
+          <w:szCs w:val="20"/>
+        </w:rPr>
+        <w:t xml:space="preserve"> </w:t>
+      </w:r>
+      <w:r>
+        <w:rPr>
+          <w:rFonts w:ascii="Courier New" w:hAnsi="Courier New" w:cs="Courier New"/>
+          <w:spacing w:val="20"/>
+          <w:szCs w:val="20"/>
+        </w:rPr>
+        <w:t xml:space="preserve"> </w:t>
+      </w:r>
+      <w:r>
+        <w:rPr>
+          <w:rFonts w:hint="eastAsia"/>
+          <w:spacing w:val="20"/>
+          <w:szCs w:val="20"/>
+        </w:rPr>
+        <w:t xml:space="preserve"> </w:t>
+      </w:r>
+      <w:r>
+        <w:rPr>
+          <w:rFonts w:hint="eastAsia"/>
+          <w:spacing w:val="20"/>
+          <w:szCs w:val="20"/>
+        </w:rPr>
+        <w:t xml:space="preserve"> </w:t>
       </w:r>
     </w:p>
     <w:p>
@@ -11560,7 +11484,7 @@
           <w:spacing w:val="20"/>
           <w:szCs w:val="20"/>
         </w:rPr>
-        <w:t>下列哪項是正確的？</w:t>
+        <w:t>下列哪項不是正確的？</w:t>
       </w:r>
     </w:p>
     <w:p>
@@ -11684,15 +11608,15 @@
           <w:spacing w:val="20"/>
           <w:szCs w:val="20"/>
         </w:rPr>
-        <w:t>數據處</w:t>
-      </w:r>
-      <w:r>
-        <w:rPr>
-          <w:rFonts w:hint="eastAsia"/>
-          <w:spacing w:val="20"/>
-          <w:szCs w:val="20"/>
-        </w:rPr>
-        <w:t>理: 空間對齊排序以便輸入數據</w:t>
+        <w:t>數據儲</w:t>
+      </w:r>
+      <w:r>
+        <w:rPr>
+          <w:rFonts w:hint="eastAsia"/>
+          <w:spacing w:val="20"/>
+          <w:szCs w:val="20"/>
+        </w:rPr>
+        <w:t>存: 輸入問卷調查資料</w:t>
       </w:r>
     </w:p>
     <w:p>
@@ -11734,7 +11658,7 @@
           <w:spacing w:val="20"/>
           <w:szCs w:val="20"/>
         </w:rPr>
-        <w:t>數據儲存: 輸入問卷調查資料</w:t>
+        <w:t>數據處理: 空間對齊排序以便輸入數據</w:t>
       </w:r>
     </w:p>
     <w:p>
@@ -11840,23 +11764,23 @@
           <w:spacing w:val="20"/>
           <w:szCs w:val="20"/>
         </w:rPr>
-        <w:t>下圖顯示了「輸入—處理</w:t>
-      </w:r>
-      <w:r>
-        <w:rPr>
-          <w:rFonts w:hint="eastAsia"/>
-          <w:spacing w:val="20"/>
-          <w:szCs w:val="20"/>
-        </w:rPr>
-        <w:t xml:space="preserve">—輸出」周期的基本概念。X </w:t>
-      </w:r>
-      <w:r>
-        <w:rPr>
-          <w:rFonts w:hint="eastAsia"/>
-          <w:spacing w:val="20"/>
-          <w:szCs w:val="20"/>
-        </w:rPr>
-        <w:t>和 Y 是什麼？</w:t>
+        <w:t>考慮陣列 A[1..4</w:t>
+      </w:r>
+      <w:r>
+        <w:rPr>
+          <w:rFonts w:hint="eastAsia"/>
+          <w:spacing w:val="20"/>
+          <w:szCs w:val="20"/>
+        </w:rPr>
+        <w:t xml:space="preserve">] = [2, 5, 1, </w:t>
+      </w:r>
+      <w:r>
+        <w:rPr>
+          <w:rFonts w:hint="eastAsia"/>
+          <w:spacing w:val="20"/>
+          <w:szCs w:val="20"/>
+        </w:rPr>
+        <w:t>8]。以線性搜尋找 5，最少要檢查多少個元素？</w:t>
       </w:r>
     </w:p>
     <w:p>
@@ -11874,9 +11798,6 @@
           <w:szCs w:val="20"/>
         </w:rPr>
       </w:pPr>
-      <w:r>
-        <w:t>輸入 → 處理 → 輸出；X：處理 → 輸入；Y：處理 → 輸出</w:t>
-      </w:r>
     </w:p>
     <w:p>
       <w:pPr>
@@ -11917,7 +11838,7 @@
           <w:spacing w:val="20"/>
           <w:szCs w:val="20"/>
         </w:rPr>
-        <w:t>X: 互聯網, Y: 網絡設備</w:t>
+        <w:t>1</w:t>
       </w:r>
     </w:p>
     <w:p>
@@ -11959,7 +11880,7 @@
           <w:spacing w:val="20"/>
           <w:szCs w:val="20"/>
         </w:rPr>
-        <w:t>X: 數據庫, Y: 變數</w:t>
+        <w:t>4</w:t>
       </w:r>
     </w:p>
     <w:p>
@@ -12001,7 +11922,7 @@
           <w:spacing w:val="20"/>
           <w:szCs w:val="20"/>
         </w:rPr>
-        <w:t>X: 程式, Y: 儲存器</w:t>
+        <w:t>2</w:t>
       </w:r>
     </w:p>
     <w:p>
@@ -12043,7 +11964,7 @@
           <w:spacing w:val="20"/>
           <w:szCs w:val="20"/>
         </w:rPr>
-        <w:t>X: 統一碼, Y: 二進制數字</w:t>
+        <w:t>3</w:t>
       </w:r>
     </w:p>
     <w:p>
@@ -12123,7 +12044,7 @@
           <w:spacing w:val="20"/>
           <w:szCs w:val="20"/>
         </w:rPr>
-        <w:t>編寫了程式碼後，根據經驗程序，應執行下列哪項？</w:t>
+        <w:t>以下哪些是在編寫程式時使用模組的優點是不正確的？</w:t>
       </w:r>
     </w:p>
     <w:p>
@@ -12184,7 +12105,7 @@
         </w:rPr>
         <w:t>(1)</w:t>
         <w:tab/>
-        <w:t>檢查問題裡的輸入和輸出的要求。</w:t>
+        <w:t>有些模組可以重用</w:t>
       </w:r>
     </w:p>
     <w:p>
@@ -12228,7 +12149,7 @@
         </w:rPr>
         <w:t>(2)</w:t>
         <w:tab/>
-        <w:t>選擇個案來測試此程式。</w:t>
+        <w:t>較容易進行程式除錯</w:t>
       </w:r>
     </w:p>
     <w:p>
@@ -12280,7 +12201,7 @@
         </w:rPr>
         <w:t>3)</w:t>
         <w:tab/>
-        <w:t>檢視測試數據。</w:t>
+        <w:t>較快定義問題</w:t>
       </w:r>
     </w:p>
     <w:p>
@@ -12521,7 +12442,7 @@
           <w:spacing w:val="20"/>
           <w:szCs w:val="20"/>
         </w:rPr>
-        <w:t>只有 (1)</w:t>
+        <w:t>較快定義問題</w:t>
       </w:r>
     </w:p>
     <w:p>
@@ -12561,7 +12482,7 @@
           <w:spacing w:val="20"/>
           <w:szCs w:val="20"/>
         </w:rPr>
-        <w:t>只有 (1) 和 (3)</w:t>
+        <w:t>較容易進行程式除錯</w:t>
       </w:r>
     </w:p>
     <w:p>
@@ -12601,7 +12522,7 @@
           <w:spacing w:val="20"/>
           <w:szCs w:val="20"/>
         </w:rPr>
-        <w:t>只有 (2)</w:t>
+        <w:t>有些模組不可以重用</w:t>
       </w:r>
     </w:p>
     <w:p>
@@ -12642,15 +12563,15 @@
           <w:spacing w:val="20"/>
           <w:szCs w:val="20"/>
         </w:rPr>
-        <w:t>只有 (2) 和</w:t>
-      </w:r>
-      <w:r>
-        <w:rPr>
-          <w:rFonts w:ascii="Courier New" w:hAnsi="Courier New" w:cs="Courier New"/>
-          <w:spacing w:val="20"/>
-          <w:szCs w:val="20"/>
-        </w:rPr>
-        <w:t xml:space="preserve"> (3)</w:t>
+        <w:t>有些模組可以重用</w:t>
+      </w:r>
+      <w:r>
+        <w:rPr>
+          <w:rFonts w:ascii="Courier New" w:hAnsi="Courier New" w:cs="Courier New"/>
+          <w:spacing w:val="20"/>
+          <w:szCs w:val="20"/>
+        </w:rPr>
+        <w:t xml:space="preserve"> </w:t>
       </w:r>
     </w:p>
     <w:p>
@@ -12707,7 +12628,7 @@
           <w:spacing w:val="20"/>
           <w:szCs w:val="20"/>
         </w:rPr>
-        <w:t>這演算法的目的是什麼？</w:t>
+        <w:t>若算法中使用了 IF…ELSE 分支，下列哪項測試策略最適合？</w:t>
       </w:r>
     </w:p>
     <w:p>
@@ -12725,9 +12646,6 @@
           <w:szCs w:val="20"/>
         </w:rPr>
       </w:pPr>
-      <w:r>
-        <w:t>j ← 0　輸入 N　當 N &lt;&gt; 888 執行 j ← j + N、輸入 N　輸出 j</w:t>
-      </w:r>
     </w:p>
     <w:p>
       <w:pPr>
@@ -12768,7 +12686,7 @@
           <w:spacing w:val="20"/>
           <w:szCs w:val="20"/>
         </w:rPr>
-        <w:t>找出最大的輸入數值</w:t>
+        <w:t>只測試輸出格式</w:t>
       </w:r>
     </w:p>
     <w:p>
@@ -12810,7 +12728,7 @@
           <w:spacing w:val="20"/>
           <w:szCs w:val="20"/>
         </w:rPr>
-        <w:t>計算輸入數值的總和</w:t>
+        <w:t>同時測試真確和錯誤情況</w:t>
       </w:r>
     </w:p>
     <w:p>
@@ -12852,7 +12770,7 @@
           <w:spacing w:val="20"/>
           <w:szCs w:val="20"/>
         </w:rPr>
-        <w:t>計算輸入數值的平均值</w:t>
+        <w:t>只測試真確情況</w:t>
       </w:r>
     </w:p>
     <w:p>
@@ -12894,7 +12812,7 @@
           <w:spacing w:val="20"/>
           <w:szCs w:val="20"/>
         </w:rPr>
-        <w:t>計算輸入數值的次數</w:t>
+        <w:t>刪除所有條件</w:t>
       </w:r>
     </w:p>
     <w:p>
@@ -12958,7 +12876,7 @@
           <w:spacing w:val="20"/>
           <w:szCs w:val="20"/>
         </w:rPr>
-        <w:t>以下哪些是在編寫程式時使用模組的優點？</w:t>
+        <w:t>在下列算法中，輸入什麼值不會輸出「完成！」？</w:t>
       </w:r>
     </w:p>
     <w:p>
@@ -12999,23 +12917,21 @@
           <w:spacing w:val="20"/>
           <w:szCs w:val="20"/>
         </w:rPr>
-        <w:tab/>
-      </w:r>
-      <w:r>
-        <w:rPr>
-          <w:spacing w:val="20"/>
-          <w:szCs w:val="20"/>
-        </w:rPr>
-        <w:tab/>
-      </w:r>
-      <w:r>
-        <w:rPr>
-          <w:spacing w:val="20"/>
-          <w:szCs w:val="20"/>
-        </w:rPr>
-        <w:t>(1)</w:t>
-        <w:tab/>
-        <w:t>有些模組可以重用</w:t>
+        <w:t>i</w:t>
+      </w:r>
+      <w:r>
+        <w:rPr>
+          <w:spacing w:val="20"/>
+          <w:szCs w:val="20"/>
+        </w:rPr>
+        <w:t xml:space="preserve"> </w:t>
+      </w:r>
+      <w:r>
+        <w:rPr>
+          <w:spacing w:val="20"/>
+          <w:szCs w:val="20"/>
+        </w:rPr>
+        <w:t>← 1</w:t>
       </w:r>
     </w:p>
     <w:p>
@@ -13035,11 +12951,7 @@
         </w:rPr>
       </w:pPr>
       <w:r>
-        <w:tab/>
-        <w:tab/>
-        <w:t>(2)</w:t>
-        <w:tab/>
-        <w:t>較容易進行程式除錯</w:t>
+        <w:t>當 i &gt; 0</w:t>
       </w:r>
     </w:p>
     <w:p>
@@ -13063,23 +12975,21 @@
           <w:spacing w:val="20"/>
           <w:szCs w:val="20"/>
         </w:rPr>
-        <w:tab/>
-      </w:r>
-      <w:r>
-        <w:rPr>
-          <w:spacing w:val="20"/>
-          <w:szCs w:val="20"/>
-        </w:rPr>
-        <w:tab/>
-      </w:r>
-      <w:r>
-        <w:rPr>
-          <w:spacing w:val="20"/>
-          <w:szCs w:val="20"/>
-        </w:rPr>
-        <w:t>(3)</w:t>
-        <w:tab/>
-        <w:t>較快定義問題</w:t>
+        <w:t>輸</w:t>
+      </w:r>
+      <w:r>
+        <w:rPr>
+          <w:spacing w:val="20"/>
+          <w:szCs w:val="20"/>
+        </w:rPr>
+        <w:t>出</w:t>
+      </w:r>
+      <w:r>
+        <w:rPr>
+          <w:spacing w:val="20"/>
+          <w:szCs w:val="20"/>
+        </w:rPr>
+        <w:t xml:space="preserve"> '5'</w:t>
       </w:r>
     </w:p>
     <w:p>
@@ -13098,6 +13008,9 @@
           <w:szCs w:val="20"/>
         </w:rPr>
       </w:pPr>
+      <w:r>
+        <w:t>以下哪句應插入在循環內，以避免出現無限循環？</w:t>
+      </w:r>
     </w:p>
     <w:p>
       <w:pPr>
@@ -13239,7 +13152,7 @@
           <w:spacing w:val="20"/>
           <w:szCs w:val="20"/>
         </w:rPr>
-        <w:t>只有 (1) 和 (2)</w:t>
+        <w:t>i ← i + 1</w:t>
       </w:r>
     </w:p>
     <w:p>
@@ -13278,7 +13191,7 @@
           <w:spacing w:val="20"/>
           <w:szCs w:val="20"/>
         </w:rPr>
-        <w:t>只有 (1) 和 (3)</w:t>
+        <w:t>輸出 i</w:t>
       </w:r>
     </w:p>
     <w:p>
@@ -13317,7 +13230,7 @@
           <w:spacing w:val="20"/>
           <w:szCs w:val="20"/>
         </w:rPr>
-        <w:t>只有 (2) 和 (3)</w:t>
+        <w:t>i ← i – 1</w:t>
       </w:r>
     </w:p>
     <w:p>
@@ -13356,7 +13269,7 @@
           <w:spacing w:val="20"/>
           <w:szCs w:val="20"/>
         </w:rPr>
-        <w:t>(1)、(2) 和 (3)</w:t>
+        <w:t>如果 i &lt; 13</w:t>
       </w:r>
     </w:p>
     <w:p>
@@ -13509,7 +13422,7 @@
           <w:spacing w:val="20"/>
           <w:szCs w:val="20"/>
         </w:rPr>
-        <w:t>「煦風書社」以試算表記錄義賣收入。欄位：A=日期、B=商品、C=單價、D=數量、E=會員（Y／N）、F=總價。部分資料如下：</w:t>
+        <w:t>(b) 在 Sheet5 內，在 B5 輸入公式 =VLOOKUP(A5, Sheet1!A5:B2, 5, false)，然後複製到 B5:B12。但發現並不是所有社名稱能正確顯示。寫出 B5 正確的公式。</w:t>
       </w:r>
     </w:p>
     <w:p>
@@ -17258,57 +17171,56 @@
           <w:spacing w:val="20"/>
           <w:szCs w:val="20"/>
         </w:rPr>
-        <w:tab/>
-        <w:t>完成下</w:t>
-      </w:r>
-      <w:r>
-        <w:rPr>
-          <w:rFonts w:hint="eastAsia"/>
-          <w:spacing w:val="20"/>
-          <w:szCs w:val="20"/>
-        </w:rPr>
-        <w:t>表，為網上報名欄位選擇適當的數據有效</w:t>
-      </w:r>
-      <w:r>
-        <w:rPr>
-          <w:spacing w:val="20"/>
-          <w:szCs w:val="20"/>
-        </w:rPr>
-        <w:t>性</w:t>
-      </w:r>
-      <w:r>
-        <w:rPr>
-          <w:rFonts w:hint="eastAsia"/>
-          <w:szCs w:val="20"/>
-        </w:rPr>
-        <w:t>檢</w:t>
-      </w:r>
-      <w:r>
-        <w:rPr>
-          <w:szCs w:val="20"/>
-        </w:rPr>
-        <w:t>驗</w:t>
-      </w:r>
-      <w:r>
-        <w:rPr>
-          <w:rFonts w:hint="eastAsia"/>
-          <w:szCs w:val="20"/>
-        </w:rPr>
-        <w:t>。</w:t>
-      </w:r>
-      <w:r>
-        <w:rPr>
-          <w:rFonts w:hint="eastAsia"/>
-          <w:szCs w:val="20"/>
-        </w:rPr>
-        <w:tab/>
-      </w:r>
-      <w:r>
-        <w:rPr>
-          <w:rFonts w:hint="eastAsia"/>
-          <w:szCs w:val="20"/>
-        </w:rPr>
-        <w:t>(3 分)</w:t>
+        <w:t>除了核實</w:t>
+      </w:r>
+      <w:r>
+        <w:rPr>
+          <w:rFonts w:hint="eastAsia"/>
+          <w:spacing w:val="20"/>
+          <w:szCs w:val="20"/>
+        </w:rPr>
+        <w:t>欄位是否沒有留空，描述一個適合 D6</w:t>
+      </w:r>
+      <w:r>
+        <w:rPr>
+          <w:spacing w:val="20"/>
+          <w:szCs w:val="20"/>
+        </w:rPr>
+        <w:t>:</w:t>
+      </w:r>
+      <w:r>
+        <w:rPr>
+          <w:rFonts w:hint="eastAsia"/>
+          <w:szCs w:val="20"/>
+        </w:rPr>
+        <w:t>D</w:t>
+      </w:r>
+      <w:r>
+        <w:rPr>
+          <w:szCs w:val="20"/>
+        </w:rPr>
+        <w:t>7</w:t>
+      </w:r>
+      <w:r>
+        <w:rPr>
+          <w:rFonts w:hint="eastAsia"/>
+          <w:szCs w:val="20"/>
+        </w:rPr>
+        <w:t>9</w:t>
+      </w:r>
+      <w:r>
+        <w:rPr>
+          <w:rFonts w:hint="eastAsia"/>
+          <w:szCs w:val="20"/>
+        </w:rPr>
+        <w:t xml:space="preserve"> </w:t>
+      </w:r>
+      <w:r>
+        <w:rPr>
+          <w:rFonts w:hint="eastAsia"/>
+          <w:szCs w:val="20"/>
+        </w:rPr>
+        <w:t>內數據的有效性檢驗。</w:t>
       </w:r>
     </w:p>
     <w:p>
@@ -18250,7 +18162,7 @@
           <w:spacing w:val="20"/>
           <w:szCs w:val="20"/>
         </w:rPr>
-        <w:t>攝影學會以未壓縮 BMP 儲存活動相片：每張 1600×1200 像素、24 bit 真彩色。</w:t>
+        <w:t>一個顯示板由 9x9 像素組成，如下所示：</w:t>
       </w:r>
     </w:p>
     <w:p>
@@ -19451,39 +19363,39 @@
           <w:spacing w:val="20"/>
           <w:szCs w:val="20"/>
         </w:rPr>
-        <w:t>考慮</w:t>
-      </w:r>
-      <w:r>
-        <w:rPr>
-          <w:rFonts w:hint="eastAsia"/>
-          <w:spacing w:val="20"/>
-          <w:szCs w:val="20"/>
-        </w:rPr>
-        <w:t>陣</w:t>
-      </w:r>
-      <w:r>
-        <w:rPr>
-          <w:rFonts w:ascii="Courier New" w:hAnsi="Courier New" w:cs="Courier New"/>
-          <w:spacing w:val="20"/>
-          <w:szCs w:val="20"/>
-        </w:rPr>
-        <w:t>列</w:t>
-      </w:r>
-      <w:r>
-        <w:rPr>
-          <w:rFonts w:hint="eastAsia"/>
-          <w:spacing w:val="20"/>
-          <w:szCs w:val="20"/>
-        </w:rPr>
-        <w:t xml:space="preserve"> </w:t>
-      </w:r>
-      <w:r>
-        <w:rPr>
-          <w:rFonts w:hint="eastAsia"/>
-          <w:spacing w:val="20"/>
-          <w:szCs w:val="20"/>
-        </w:rPr>
-        <w:t>A（索引由 1 開始，n=6）及以下搜尋算法（尋找值 key）：</w:t>
+        <w:t>莉莉</w:t>
+      </w:r>
+      <w:r>
+        <w:rPr>
+          <w:rFonts w:hint="eastAsia"/>
+          <w:spacing w:val="20"/>
+          <w:szCs w:val="20"/>
+        </w:rPr>
+        <w:t>設</w:t>
+      </w:r>
+      <w:r>
+        <w:rPr>
+          <w:rFonts w:ascii="Courier New" w:hAnsi="Courier New" w:cs="Courier New"/>
+          <w:spacing w:val="20"/>
+          <w:szCs w:val="20"/>
+        </w:rPr>
+        <w:t>計</w:t>
+      </w:r>
+      <w:r>
+        <w:rPr>
+          <w:rFonts w:hint="eastAsia"/>
+          <w:spacing w:val="20"/>
+          <w:szCs w:val="20"/>
+        </w:rPr>
+        <w:t>附</w:t>
+      </w:r>
+      <w:r>
+        <w:rPr>
+          <w:rFonts w:hint="eastAsia"/>
+          <w:spacing w:val="20"/>
+          <w:szCs w:val="20"/>
+        </w:rPr>
+        <w:t>有陣列 A 的子程式。她考慮算法 ALG1, ALG6 和 ALG2。</w:t>
       </w:r>
     </w:p>
     <w:p>
@@ -20586,7 +20498,7 @@
           <w:spacing w:val="20"/>
           <w:szCs w:val="20"/>
         </w:rPr>
-        <w:t>校園相簿系統以索引檔記錄每張相片的編號與儲存位置。</w:t>
+        <w:t>志偉開發使用聊天機械人應用程式的登入版面。</w:t>
       </w:r>
     </w:p>
     <w:p>
@@ -21323,7 +21235,7 @@
           <w:spacing w:val="20"/>
           <w:szCs w:val="20"/>
         </w:rPr>
-        <w:t>「綠途生活」網店以網上表格收集訂單，並把資料匯入 ORDER 資料表（OID、CNAME、PHONE、EMAIL、ORDER_DATE）。</w:t>
+        <w:t>寫出 ATTEND 的主關鍵碼。</w:t>
       </w:r>
       <w:r>
         <w:rPr>
@@ -23603,7 +23515,7 @@
           <w:spacing w:val="20"/>
           <w:szCs w:val="20"/>
         </w:rPr>
-        <w:t>某院線公司開發會員預訂系統：每位會員可建立多張預訂；每張預訂對應一個場次；每間戲院每日有多個場次。</w:t>
+        <w:t>在以下各部分，有一新記錄要插入到 D1 中，但這會導致一個完整性問題 (例如：實體完整性、參照完整性和域完整性)。試寫出該完整性問題，並簡要說明你的答案。</w:t>
       </w:r>
     </w:p>
     <w:p>
@@ -23965,43 +23877,43 @@
           <w:spacing w:val="20"/>
           <w:szCs w:val="20"/>
         </w:rPr>
-        <w:t>某社企使用 M</w:t>
-      </w:r>
-      <w:r>
-        <w:rPr>
-          <w:rFonts w:hint="eastAsia"/>
-          <w:bCs/>
-          <w:spacing w:val="20"/>
-          <w:szCs w:val="20"/>
-        </w:rPr>
-        <w:t xml:space="preserve">OVIE </w:t>
-      </w:r>
-      <w:r>
-        <w:rPr>
-          <w:rFonts w:hint="eastAsia"/>
-          <w:bCs/>
-          <w:spacing w:val="20"/>
-          <w:szCs w:val="20"/>
-        </w:rPr>
-        <w:t>資</w:t>
-      </w:r>
-      <w:r>
-        <w:rPr>
-          <w:rFonts w:hint="eastAsia"/>
-          <w:bCs/>
-          <w:spacing w:val="20"/>
-          <w:szCs w:val="20"/>
-        </w:rPr>
-        <w:t>料</w:t>
-      </w:r>
-      <w:r>
-        <w:rPr>
-          <w:rFonts w:ascii="Courier New" w:hAnsi="Courier New" w:cs="Courier New"/>
-          <w:bCs/>
-          <w:spacing w:val="20"/>
-          <w:szCs w:val="20"/>
-        </w:rPr>
-        <w:t>表記錄租借影碟。</w:t>
+        <w:t>會員總是搜尋一</w:t>
+      </w:r>
+      <w:r>
+        <w:rPr>
+          <w:rFonts w:hint="eastAsia"/>
+          <w:bCs/>
+          <w:spacing w:val="20"/>
+          <w:szCs w:val="20"/>
+        </w:rPr>
+        <w:t>些幾乎售罄</w:t>
+      </w:r>
+      <w:r>
+        <w:rPr>
+          <w:rFonts w:hint="eastAsia"/>
+          <w:bCs/>
+          <w:spacing w:val="20"/>
+          <w:szCs w:val="20"/>
+        </w:rPr>
+        <w:t>的</w:t>
+      </w:r>
+      <w:r>
+        <w:rPr>
+          <w:rFonts w:hint="eastAsia"/>
+          <w:bCs/>
+          <w:spacing w:val="20"/>
+          <w:szCs w:val="20"/>
+        </w:rPr>
+        <w:t>商</w:t>
+      </w:r>
+      <w:r>
+        <w:rPr>
+          <w:rFonts w:ascii="Courier New" w:hAnsi="Courier New" w:cs="Courier New"/>
+          <w:bCs/>
+          <w:spacing w:val="20"/>
+          <w:szCs w:val="20"/>
+        </w:rPr>
+        <w:t>品。為了改善這些</w:t>
       </w:r>
       <w:r>
         <w:rPr>
@@ -24010,16 +23922,16 @@
           <w:spacing w:val="20"/>
           <w:szCs w:val="20"/>
         </w:rPr>
-        <w:t xml:space="preserve"> </w:t>
-      </w:r>
-      <w:r>
-        <w:rPr>
-          <w:rFonts w:hint="eastAsia"/>
-          <w:bCs/>
-          <w:spacing w:val="20"/>
-          <w:szCs w:val="20"/>
-        </w:rPr>
-        <w:t xml:space="preserve"> </w:t>
+        <w:t>搜尋，向 PR</w:t>
+      </w:r>
+      <w:r>
+        <w:rPr>
+          <w:rFonts w:hint="eastAsia"/>
+          <w:bCs/>
+          <w:spacing w:val="20"/>
+          <w:szCs w:val="20"/>
+        </w:rPr>
+        <w:t>OD 內的 QUAN 建構一個索引。</w:t>
       </w:r>
     </w:p>
     <w:p>
@@ -25158,79 +25070,79 @@
           <w:spacing w:val="20"/>
           <w:szCs w:val="20"/>
         </w:rPr>
-        <w:t>Orde</w:t>
-      </w:r>
-      <w:r>
-        <w:rPr>
-          <w:rFonts w:hint="eastAsia"/>
-          <w:bCs/>
-          <w:spacing w:val="20"/>
-          <w:szCs w:val="20"/>
-        </w:rPr>
-        <w:t>r</w:t>
-      </w:r>
-      <w:r>
-        <w:rPr>
-          <w:rFonts w:ascii="Courier New" w:hAnsi="Courier New" w:cs="Courier New"/>
-          <w:bCs/>
-          <w:spacing w:val="20"/>
-          <w:szCs w:val="20"/>
-        </w:rPr>
-        <w:t>2024 與 Or</w:t>
-      </w:r>
-      <w:r>
-        <w:rPr>
-          <w:rFonts w:hint="eastAsia"/>
-          <w:bCs/>
-          <w:spacing w:val="20"/>
-          <w:szCs w:val="20"/>
-        </w:rPr>
-        <w:t>d</w:t>
-      </w:r>
-      <w:r>
-        <w:rPr>
-          <w:rFonts w:hint="eastAsia"/>
-          <w:bCs/>
-          <w:spacing w:val="20"/>
-          <w:szCs w:val="20"/>
-        </w:rPr>
-        <w:t>e</w:t>
-      </w:r>
-      <w:r>
-        <w:rPr>
-          <w:rFonts w:hint="eastAsia"/>
-          <w:bCs/>
-          <w:spacing w:val="20"/>
-          <w:szCs w:val="20"/>
-        </w:rPr>
-        <w:t>r</w:t>
-      </w:r>
-      <w:r>
-        <w:rPr>
-          <w:rFonts w:ascii="Courier New" w:hAnsi="Courier New" w:cs="Courier New"/>
-          <w:bCs/>
-          <w:spacing w:val="20"/>
-          <w:szCs w:val="20"/>
-        </w:rPr>
-        <w:t>2025 結構相同</w:t>
-      </w:r>
-      <w:r>
-        <w:rPr>
-          <w:rFonts w:hint="eastAsia"/>
-          <w:bCs/>
-          <w:spacing w:val="20"/>
-          <w:szCs w:val="20"/>
-        </w:rPr>
-        <w:t>，</w:t>
-      </w:r>
-      <w:r>
-        <w:rPr>
-          <w:rFonts w:hint="eastAsia"/>
-          <w:bCs/>
-          <w:spacing w:val="20"/>
-          <w:szCs w:val="20"/>
-        </w:rPr>
-        <w:t>部分記錄如下：</w:t>
+        <w:t>以下輸入</w:t>
+      </w:r>
+      <w:r>
+        <w:rPr>
+          <w:rFonts w:hint="eastAsia"/>
+          <w:bCs/>
+          <w:spacing w:val="20"/>
+          <w:szCs w:val="20"/>
+        </w:rPr>
+        <w:t>表</w:t>
+      </w:r>
+      <w:r>
+        <w:rPr>
+          <w:rFonts w:ascii="Courier New" w:hAnsi="Courier New" w:cs="Courier New"/>
+          <w:bCs/>
+          <w:spacing w:val="20"/>
+          <w:szCs w:val="20"/>
+        </w:rPr>
+        <w:t>格使用一SQL語句</w:t>
+      </w:r>
+      <w:r>
+        <w:rPr>
+          <w:rFonts w:hint="eastAsia"/>
+          <w:bCs/>
+          <w:spacing w:val="20"/>
+          <w:szCs w:val="20"/>
+        </w:rPr>
+        <w:t>將</w:t>
+      </w:r>
+      <w:r>
+        <w:rPr>
+          <w:rFonts w:hint="eastAsia"/>
+          <w:bCs/>
+          <w:spacing w:val="20"/>
+          <w:szCs w:val="20"/>
+        </w:rPr>
+        <w:t>一</w:t>
+      </w:r>
+      <w:r>
+        <w:rPr>
+          <w:rFonts w:hint="eastAsia"/>
+          <w:bCs/>
+          <w:spacing w:val="20"/>
+          <w:szCs w:val="20"/>
+        </w:rPr>
+        <w:t>筆</w:t>
+      </w:r>
+      <w:r>
+        <w:rPr>
+          <w:rFonts w:ascii="Courier New" w:hAnsi="Courier New" w:cs="Courier New"/>
+          <w:bCs/>
+          <w:spacing w:val="20"/>
+          <w:szCs w:val="20"/>
+        </w:rPr>
+        <w:t>記錄插入 CUS內</w:t>
+      </w:r>
+      <w:r>
+        <w:rPr>
+          <w:rFonts w:hint="eastAsia"/>
+          <w:bCs/>
+          <w:spacing w:val="20"/>
+          <w:szCs w:val="20"/>
+        </w:rPr>
+        <w:t>。</w:t>
+      </w:r>
+      <w:r>
+        <w:rPr>
+          <w:rFonts w:hint="eastAsia"/>
+          <w:bCs/>
+          <w:spacing w:val="20"/>
+          <w:szCs w:val="20"/>
+        </w:rPr>
+        <w:t xml:space="preserve"> 寫出此 SQL語句中未填寫的部分。</w:t>
       </w:r>
     </w:p>
     <w:p>
@@ -28649,70 +28561,70 @@
           <w:spacing w:val="20"/>
           <w:szCs w:val="20"/>
         </w:rPr>
-        <w:t xml:space="preserve">某社區中心資料庫包含 FACILITY 及 </w:t>
-      </w:r>
-      <w:r>
-        <w:rPr>
-          <w:rFonts w:hint="eastAsia"/>
-          <w:bCs/>
-          <w:spacing w:val="20"/>
-          <w:szCs w:val="20"/>
-        </w:rPr>
-        <w:t>R</w:t>
-      </w:r>
-      <w:r>
-        <w:rPr>
-          <w:rFonts w:ascii="Courier New" w:hAnsi="Courier New" w:cs="Courier New"/>
-          <w:bCs/>
-          <w:spacing w:val="20"/>
-          <w:szCs w:val="20"/>
-        </w:rPr>
-        <w:t>ESER</w:t>
-      </w:r>
-      <w:r>
-        <w:rPr>
-          <w:rFonts w:hint="eastAsia"/>
-          <w:bCs/>
-          <w:spacing w:val="20"/>
-          <w:szCs w:val="20"/>
-        </w:rPr>
-        <w:t>V</w:t>
-      </w:r>
-      <w:r>
-        <w:rPr>
-          <w:rFonts w:hint="eastAsia"/>
-          <w:bCs/>
-          <w:spacing w:val="20"/>
-          <w:szCs w:val="20"/>
-        </w:rPr>
-        <w:t>E</w:t>
-      </w:r>
-      <w:r>
-        <w:rPr>
-          <w:rFonts w:hint="eastAsia"/>
-          <w:bCs/>
-          <w:spacing w:val="20"/>
-          <w:szCs w:val="20"/>
-        </w:rPr>
-        <w:t xml:space="preserve"> </w:t>
-      </w:r>
-      <w:r>
-        <w:rPr>
-          <w:rFonts w:ascii="Courier New" w:hAnsi="Courier New" w:cs="Courier New"/>
-          <w:bCs/>
-          <w:spacing w:val="20"/>
-          <w:szCs w:val="20"/>
-        </w:rPr>
-        <w:t>資料表：</w:t>
-      </w:r>
-      <w:r>
-        <w:rPr>
-          <w:rFonts w:hint="eastAsia"/>
-          <w:bCs/>
-          <w:spacing w:val="20"/>
-          <w:szCs w:val="20"/>
-        </w:rPr>
-        <w:t xml:space="preserve"> </w:t>
+        <w:t xml:space="preserve">SQL1 是 SQL 語句：'SELECT </w:t>
+      </w:r>
+      <w:r>
+        <w:rPr>
+          <w:rFonts w:hint="eastAsia"/>
+          <w:bCs/>
+          <w:spacing w:val="20"/>
+          <w:szCs w:val="20"/>
+        </w:rPr>
+        <w:t>M</w:t>
+      </w:r>
+      <w:r>
+        <w:rPr>
+          <w:rFonts w:ascii="Courier New" w:hAnsi="Courier New" w:cs="Courier New"/>
+          <w:bCs/>
+          <w:spacing w:val="20"/>
+          <w:szCs w:val="20"/>
+        </w:rPr>
+        <w:t>NAME</w:t>
+      </w:r>
+      <w:r>
+        <w:rPr>
+          <w:rFonts w:hint="eastAsia"/>
+          <w:bCs/>
+          <w:spacing w:val="20"/>
+          <w:szCs w:val="20"/>
+        </w:rPr>
+        <w:t>,</w:t>
+      </w:r>
+      <w:r>
+        <w:rPr>
+          <w:rFonts w:hint="eastAsia"/>
+          <w:bCs/>
+          <w:spacing w:val="20"/>
+          <w:szCs w:val="20"/>
+        </w:rPr>
+        <w:t xml:space="preserve"> </w:t>
+      </w:r>
+      <w:r>
+        <w:rPr>
+          <w:rFonts w:hint="eastAsia"/>
+          <w:bCs/>
+          <w:spacing w:val="20"/>
+          <w:szCs w:val="20"/>
+        </w:rPr>
+        <w:t>S</w:t>
+      </w:r>
+      <w:r>
+        <w:rPr>
+          <w:rFonts w:ascii="Courier New" w:hAnsi="Courier New" w:cs="Courier New"/>
+          <w:bCs/>
+          <w:spacing w:val="20"/>
+          <w:szCs w:val="20"/>
+        </w:rPr>
+        <w:t>EX, DOB</w:t>
+      </w:r>
+      <w:r>
+        <w:rPr>
+          <w:rFonts w:hint="eastAsia"/>
+          <w:bCs/>
+          <w:spacing w:val="20"/>
+          <w:szCs w:val="20"/>
+        </w:rPr>
+        <w:t xml:space="preserve"> FROM MEMBER WHERE DOB = '1/1/1994' ORDER BY MNAME'。建立一個索引 MINDEX 以改善 SQL1 的表現。選擇以下方格內兩個屬位，以完成下列 SQL 語句，讓 SQL1 有最佳的表現。</w:t>
       </w:r>
     </w:p>
     <w:p>
@@ -32562,59 +32474,59 @@
           <w:spacing w:val="20"/>
           <w:szCs w:val="20"/>
         </w:rPr>
-        <w:t>考慮 Member 與</w:t>
-      </w:r>
-      <w:r>
-        <w:rPr>
-          <w:rFonts w:ascii="Courier New" w:hAnsi="Courier New" w:cs="Courier New"/>
-          <w:bCs/>
-          <w:spacing w:val="20"/>
-          <w:szCs w:val="20"/>
-        </w:rPr>
-        <w:t xml:space="preserve"> </w:t>
-      </w:r>
-      <w:r>
-        <w:rPr>
-          <w:rFonts w:hint="eastAsia"/>
-          <w:bCs/>
-          <w:spacing w:val="20"/>
-          <w:szCs w:val="20"/>
-        </w:rPr>
-        <w:t>Enrol</w:t>
-      </w:r>
-      <w:r>
-        <w:rPr>
-          <w:bCs/>
-          <w:spacing w:val="20"/>
-          <w:szCs w:val="20"/>
-        </w:rPr>
-        <w:t xml:space="preserve"> 資料</w:t>
-      </w:r>
-      <w:r>
-        <w:rPr>
-          <w:rFonts w:hint="eastAsia"/>
-          <w:bCs/>
-          <w:spacing w:val="20"/>
-          <w:szCs w:val="20"/>
-        </w:rPr>
-        <w:t>表</w:t>
-      </w:r>
-      <w:r>
-        <w:rPr>
-          <w:bCs/>
-          <w:spacing w:val="20"/>
-          <w:szCs w:val="20"/>
-        </w:rPr>
-        <w:t xml:space="preserve">，以下 </w:t>
-      </w:r>
-      <w:r>
-        <w:rPr>
-          <w:rFonts w:hint="eastAsia"/>
-          <w:bCs/>
-          <w:spacing w:val="20"/>
-          <w:szCs w:val="20"/>
-        </w:rPr>
-        <w:t>SQL 逐步執行：</w:t>
+        <w:t>列出普遍進入名稱包含「</w:t>
+      </w:r>
+      <w:r>
+        <w:rPr>
+          <w:rFonts w:ascii="Courier New" w:hAnsi="Courier New" w:cs="Courier New"/>
+          <w:bCs/>
+          <w:spacing w:val="20"/>
+          <w:szCs w:val="20"/>
+        </w:rPr>
+        <w:t>實</w:t>
+      </w:r>
+      <w:r>
+        <w:rPr>
+          <w:rFonts w:hint="eastAsia"/>
+          <w:bCs/>
+          <w:spacing w:val="20"/>
+          <w:szCs w:val="20"/>
+        </w:rPr>
+        <w:t>驗室」的房</w:t>
+      </w:r>
+      <w:r>
+        <w:rPr>
+          <w:bCs/>
+          <w:spacing w:val="20"/>
+          <w:szCs w:val="20"/>
+        </w:rPr>
+        <w:t>間的員</w:t>
+      </w:r>
+      <w:r>
+        <w:rPr>
+          <w:rFonts w:hint="eastAsia"/>
+          <w:bCs/>
+          <w:spacing w:val="20"/>
+          <w:szCs w:val="20"/>
+        </w:rPr>
+        <w:t>工</w:t>
+      </w:r>
+      <w:r>
+        <w:rPr>
+          <w:bCs/>
+          <w:spacing w:val="20"/>
+          <w:szCs w:val="20"/>
+        </w:rPr>
+        <w:t>姓名。</w:t>
+      </w:r>
+      <w:r>
+        <w:rPr>
+          <w:rFonts w:hint="eastAsia"/>
+          <w:bCs/>
+          <w:spacing w:val="20"/>
+          <w:szCs w:val="20"/>
+        </w:rPr>
+        <w:t xml:space="preserve"> </w:t>
       </w:r>
     </w:p>
     <w:p>
@@ -36090,7 +36002,7 @@
           <w:szCs w:val="20"/>
           <w:lang w:val="en-HK"/>
         </w:rPr>
-        <w:t>校園一卡通系統使用交易（Transact</w:t>
+        <w:t>資訊科技經理建議合併所有分區的數據庫。舉</w:t>
       </w:r>
       <w:r>
         <w:rPr>
@@ -36100,7 +36012,7 @@
           <w:szCs w:val="20"/>
           <w:lang w:val="en-HK"/>
         </w:rPr>
-        <w:t>ion）確保扣款一致</w:t>
+        <w:t>出這個建議的一個好處</w:t>
       </w:r>
       <w:r>
         <w:rPr>
@@ -36110,7 +36022,7 @@
           <w:szCs w:val="20"/>
           <w:lang w:val="en-HK"/>
         </w:rPr>
-        <w:t>。</w:t>
+        <w:t>，</w:t>
       </w:r>
       <w:r>
         <w:rPr>
@@ -36120,7 +36032,7 @@
           <w:szCs w:val="20"/>
           <w:lang w:val="en-HK"/>
         </w:rPr>
-        <w:t>常用子句如下：</w:t>
+        <w:t>並簡要說明你的答案。</w:t>
       </w:r>
     </w:p>
     <w:p>
@@ -36697,7 +36609,7 @@
           <w:szCs w:val="20"/>
           <w:lang w:val="en-HK"/>
         </w:rPr>
-        <w:t>Wallet SE</w:t>
+        <w:t>Account S</w:t>
       </w:r>
       <w:r>
         <w:rPr>
@@ -36707,7 +36619,7 @@
           <w:szCs w:val="20"/>
           <w:lang w:val="en-HK"/>
         </w:rPr>
-        <w:t xml:space="preserve">T </w:t>
+        <w:t>ET</w:t>
       </w:r>
       <w:r>
         <w:rPr>
@@ -36717,7 +36629,7 @@
           <w:szCs w:val="20"/>
           <w:lang w:val="en-HK"/>
         </w:rPr>
-        <w:t>Balance =</w:t>
+        <w:t xml:space="preserve"> Balance </w:t>
       </w:r>
       <w:r>
         <w:rPr>
@@ -36727,7 +36639,7 @@
           <w:szCs w:val="20"/>
           <w:lang w:val="en-HK"/>
         </w:rPr>
-        <w:t xml:space="preserve"> </w:t>
+        <w:t>=</w:t>
       </w:r>
       <w:r>
         <w:rPr>
@@ -36737,7 +36649,7 @@
           <w:szCs w:val="20"/>
           <w:lang w:val="en-HK"/>
         </w:rPr>
-        <w:t xml:space="preserve">Balance </w:t>
+        <w:t xml:space="preserve"> Balance</w:t>
       </w:r>
       <w:r>
         <w:rPr>
@@ -36747,7 +36659,7 @@
           <w:szCs w:val="20"/>
           <w:lang w:val="en-HK"/>
         </w:rPr>
-        <w:t xml:space="preserve">- </w:t>
+        <w:t xml:space="preserve"> -</w:t>
       </w:r>
       <w:r>
         <w:rPr>
@@ -36757,7 +36669,7 @@
           <w:szCs w:val="20"/>
           <w:lang w:val="en-HK"/>
         </w:rPr>
-        <w:t xml:space="preserve">50 WHERE </w:t>
+        <w:t xml:space="preserve"> 30 WHERE</w:t>
       </w:r>
       <w:r>
         <w:rPr>
@@ -36767,7 +36679,7 @@
           <w:szCs w:val="20"/>
           <w:lang w:val="en-HK"/>
         </w:rPr>
-        <w:t>SI</w:t>
+        <w:t xml:space="preserve"> S</w:t>
       </w:r>
       <w:r>
         <w:rPr>
@@ -36777,7 +36689,7 @@
           <w:szCs w:val="20"/>
           <w:lang w:val="en-HK"/>
         </w:rPr>
-        <w:t>D = 'S001';</w:t>
+        <w:t>tudentID = 'S002';</w:t>
       </w:r>
     </w:p>
     <w:p>
@@ -38167,7 +38079,7 @@
           <w:szCs w:val="20"/>
           <w:lang w:val="en-HK"/>
         </w:rPr>
-        <w:t>某程式以堆疊（Stack）儲存運算元，</w:t>
+        <w:t xml:space="preserve">A 是一個 m×n 二維陣列。莉莉以 </w:t>
       </w:r>
       <w:r>
         <w:rPr>
@@ -38177,7 +38089,7 @@
           <w:szCs w:val="20"/>
           <w:lang w:val="en-HK"/>
         </w:rPr>
-        <w:t>以下為初始狀</w:t>
+        <w:t>A 來表示一</w:t>
       </w:r>
       <w:r>
         <w:rPr>
@@ -38187,7 +38099,7 @@
           <w:szCs w:val="20"/>
           <w:lang w:val="en-HK"/>
         </w:rPr>
-        <w:t>態及 PUSH／POP 操作：</w:t>
+        <w:t>幅圖片。白色像素和黑色像素分別用 '0' 和 '1' 表示。以下例子是一幅以 A 來表示的 4x4 圖片：</w:t>
       </w:r>
     </w:p>
     <w:p>

--- a/Subjects/S5-ICT/past-papers/2025-2026/Term 02/WrittenExam/25_26_S5_ICT_Exam02.docx
+++ b/Subjects/S5-ICT/past-papers/2025-2026/Term 02/WrittenExam/25_26_S5_ICT_Exam02.docx
@@ -1978,6 +1978,45 @@
           <w:spacing w:val="20"/>
           <w:szCs w:val="20"/>
         </w:rPr>
+        <w:t>數據分析</w:t>
+      </w:r>
+    </w:p>
+    <w:p>
+      <w:pPr>
+        <w:tabs>
+          <w:tab w:val="left" w:pos="567"/>
+          <w:tab w:val="left" w:pos="993"/>
+          <w:tab w:val="left" w:pos="1418"/>
+          <w:tab w:val="left" w:pos="1843"/>
+          <w:tab w:val="left" w:pos="2268"/>
+        </w:tabs>
+        <w:snapToGrid w:val="0"/>
+        <w:ind w:left="567" w:hanging="567"/>
+        <w:rPr>
+          <w:spacing w:val="20"/>
+          <w:szCs w:val="20"/>
+        </w:rPr>
+      </w:pPr>
+      <w:r>
+        <w:rPr>
+          <w:spacing w:val="20"/>
+          <w:szCs w:val="20"/>
+        </w:rPr>
+        <w:tab/>
+        <w:t>B.</w:t>
+      </w:r>
+      <w:r>
+        <w:rPr>
+          <w:spacing w:val="20"/>
+          <w:szCs w:val="20"/>
+        </w:rPr>
+        <w:tab/>
+      </w:r>
+      <w:r>
+        <w:rPr>
+          <w:spacing w:val="20"/>
+          <w:szCs w:val="20"/>
+        </w:rPr>
         <w:t>數據儲存</w:t>
       </w:r>
     </w:p>
@@ -2003,7 +2042,7 @@
           <w:szCs w:val="20"/>
         </w:rPr>
         <w:tab/>
-        <w:t>B.</w:t>
+        <w:t>C.</w:t>
       </w:r>
       <w:r>
         <w:rPr>
@@ -2018,45 +2057,6 @@
           <w:szCs w:val="20"/>
         </w:rPr>
         <w:t>數據收集</w:t>
-      </w:r>
-    </w:p>
-    <w:p>
-      <w:pPr>
-        <w:tabs>
-          <w:tab w:val="left" w:pos="567"/>
-          <w:tab w:val="left" w:pos="993"/>
-          <w:tab w:val="left" w:pos="1418"/>
-          <w:tab w:val="left" w:pos="1843"/>
-          <w:tab w:val="left" w:pos="2268"/>
-        </w:tabs>
-        <w:snapToGrid w:val="0"/>
-        <w:ind w:left="567" w:hanging="567"/>
-        <w:rPr>
-          <w:spacing w:val="20"/>
-          <w:szCs w:val="20"/>
-        </w:rPr>
-      </w:pPr>
-      <w:r>
-        <w:rPr>
-          <w:spacing w:val="20"/>
-          <w:szCs w:val="20"/>
-        </w:rPr>
-        <w:tab/>
-        <w:t>C.</w:t>
-      </w:r>
-      <w:r>
-        <w:rPr>
-          <w:spacing w:val="20"/>
-          <w:szCs w:val="20"/>
-        </w:rPr>
-        <w:tab/>
-      </w:r>
-      <w:r>
-        <w:rPr>
-          <w:spacing w:val="20"/>
-          <w:szCs w:val="20"/>
-        </w:rPr>
-        <w:t>數據分析</w:t>
       </w:r>
       <w:r>
         <w:rPr>
@@ -2305,6 +2305,48 @@
           <w:spacing w:val="20"/>
           <w:szCs w:val="20"/>
         </w:rPr>
+        <w:t>操作系統屬於應用軟件</w:t>
+      </w:r>
+    </w:p>
+    <w:p>
+      <w:pPr>
+        <w:tabs>
+          <w:tab w:val="left" w:pos="567"/>
+          <w:tab w:val="left" w:pos="993"/>
+          <w:tab w:val="left" w:pos="1418"/>
+          <w:tab w:val="left" w:pos="1843"/>
+          <w:tab w:val="left" w:pos="2268"/>
+        </w:tabs>
+        <w:snapToGrid w:val="0"/>
+        <w:ind w:left="567" w:hanging="567"/>
+        <w:rPr>
+          <w:spacing w:val="20"/>
+          <w:szCs w:val="20"/>
+        </w:rPr>
+      </w:pPr>
+      <w:r>
+        <w:rPr>
+          <w:rFonts w:hint="eastAsia"/>
+          <w:spacing w:val="20"/>
+          <w:szCs w:val="20"/>
+        </w:rPr>
+        <w:tab/>
+        <w:t>C.</w:t>
+      </w:r>
+      <w:r>
+        <w:rPr>
+          <w:rFonts w:hint="eastAsia"/>
+          <w:spacing w:val="20"/>
+          <w:szCs w:val="20"/>
+        </w:rPr>
+        <w:tab/>
+      </w:r>
+      <w:r>
+        <w:rPr>
+          <w:rFonts w:hint="eastAsia"/>
+          <w:spacing w:val="20"/>
+          <w:szCs w:val="20"/>
+        </w:rPr>
         <w:t>SSD 每 GB 價格較硬碟機低</w:t>
       </w:r>
     </w:p>
@@ -2331,7 +2373,7 @@
           <w:szCs w:val="20"/>
         </w:rPr>
         <w:tab/>
-        <w:t>C.</w:t>
+        <w:t>D.</w:t>
       </w:r>
       <w:r>
         <w:rPr>
@@ -2348,48 +2390,6 @@
           <w:szCs w:val="20"/>
         </w:rPr>
         <w:t>系統檔案需經常讀寫，SSD 存取較快</w:t>
-      </w:r>
-    </w:p>
-    <w:p>
-      <w:pPr>
-        <w:tabs>
-          <w:tab w:val="left" w:pos="567"/>
-          <w:tab w:val="left" w:pos="993"/>
-          <w:tab w:val="left" w:pos="1418"/>
-          <w:tab w:val="left" w:pos="1843"/>
-          <w:tab w:val="left" w:pos="2268"/>
-        </w:tabs>
-        <w:snapToGrid w:val="0"/>
-        <w:ind w:left="567" w:hanging="567"/>
-        <w:rPr>
-          <w:spacing w:val="20"/>
-          <w:szCs w:val="20"/>
-        </w:rPr>
-      </w:pPr>
-      <w:r>
-        <w:rPr>
-          <w:rFonts w:hint="eastAsia"/>
-          <w:spacing w:val="20"/>
-          <w:szCs w:val="20"/>
-        </w:rPr>
-        <w:tab/>
-        <w:t>D.</w:t>
-      </w:r>
-      <w:r>
-        <w:rPr>
-          <w:rFonts w:hint="eastAsia"/>
-          <w:spacing w:val="20"/>
-          <w:szCs w:val="20"/>
-        </w:rPr>
-        <w:tab/>
-      </w:r>
-      <w:r>
-        <w:rPr>
-          <w:rFonts w:hint="eastAsia"/>
-          <w:spacing w:val="20"/>
-          <w:szCs w:val="20"/>
-        </w:rPr>
-        <w:t>操作系統屬於應用軟件</w:t>
       </w:r>
     </w:p>
     <w:p>
@@ -2542,6 +2542,45 @@
           <w:spacing w:val="20"/>
           <w:szCs w:val="20"/>
         </w:rPr>
+        <w:t>應用程式的檔案大小</w:t>
+      </w:r>
+    </w:p>
+    <w:p>
+      <w:pPr>
+        <w:tabs>
+          <w:tab w:val="left" w:pos="567"/>
+          <w:tab w:val="left" w:pos="993"/>
+          <w:tab w:val="left" w:pos="1418"/>
+          <w:tab w:val="left" w:pos="1843"/>
+          <w:tab w:val="left" w:pos="2268"/>
+        </w:tabs>
+        <w:snapToGrid w:val="0"/>
+        <w:ind w:left="567" w:hanging="567"/>
+        <w:rPr>
+          <w:spacing w:val="20"/>
+          <w:szCs w:val="20"/>
+        </w:rPr>
+      </w:pPr>
+      <w:r>
+        <w:rPr>
+          <w:spacing w:val="20"/>
+          <w:szCs w:val="20"/>
+        </w:rPr>
+        <w:tab/>
+        <w:t>B.</w:t>
+      </w:r>
+      <w:r>
+        <w:rPr>
+          <w:spacing w:val="20"/>
+          <w:szCs w:val="20"/>
+        </w:rPr>
+        <w:tab/>
+      </w:r>
+      <w:r>
+        <w:rPr>
+          <w:spacing w:val="20"/>
+          <w:szCs w:val="20"/>
+        </w:rPr>
         <w:t>網絡安全</w:t>
       </w:r>
     </w:p>
@@ -2567,7 +2606,53 @@
           <w:szCs w:val="20"/>
         </w:rPr>
         <w:tab/>
-        <w:t>B.</w:t>
+        <w:t>C.</w:t>
+      </w:r>
+      <w:r>
+        <w:rPr>
+          <w:spacing w:val="20"/>
+          <w:szCs w:val="20"/>
+        </w:rPr>
+        <w:tab/>
+      </w:r>
+      <w:r>
+        <w:rPr>
+          <w:spacing w:val="20"/>
+          <w:szCs w:val="20"/>
+        </w:rPr>
+        <w:t>操作系統</w:t>
+      </w:r>
+      <w:r>
+        <w:rPr>
+          <w:spacing w:val="20"/>
+          <w:szCs w:val="20"/>
+        </w:rPr>
+        <w:t xml:space="preserve"> </w:t>
+      </w:r>
+    </w:p>
+    <w:p>
+      <w:pPr>
+        <w:tabs>
+          <w:tab w:val="left" w:pos="567"/>
+          <w:tab w:val="left" w:pos="993"/>
+          <w:tab w:val="left" w:pos="1418"/>
+          <w:tab w:val="left" w:pos="1843"/>
+          <w:tab w:val="left" w:pos="2268"/>
+        </w:tabs>
+        <w:snapToGrid w:val="0"/>
+        <w:ind w:left="567" w:hanging="567"/>
+        <w:rPr>
+          <w:spacing w:val="20"/>
+          <w:szCs w:val="20"/>
+        </w:rPr>
+      </w:pPr>
+      <w:r>
+        <w:rPr>
+          <w:spacing w:val="20"/>
+          <w:szCs w:val="20"/>
+        </w:rPr>
+        <w:tab/>
+        <w:t>D.</w:t>
       </w:r>
       <w:r>
         <w:rPr>
@@ -2582,91 +2667,6 @@
           <w:szCs w:val="20"/>
         </w:rPr>
         <w:t>個人數據私隱</w:t>
-      </w:r>
-    </w:p>
-    <w:p>
-      <w:pPr>
-        <w:tabs>
-          <w:tab w:val="left" w:pos="567"/>
-          <w:tab w:val="left" w:pos="993"/>
-          <w:tab w:val="left" w:pos="1418"/>
-          <w:tab w:val="left" w:pos="1843"/>
-          <w:tab w:val="left" w:pos="2268"/>
-        </w:tabs>
-        <w:snapToGrid w:val="0"/>
-        <w:ind w:left="567" w:hanging="567"/>
-        <w:rPr>
-          <w:spacing w:val="20"/>
-          <w:szCs w:val="20"/>
-        </w:rPr>
-      </w:pPr>
-      <w:r>
-        <w:rPr>
-          <w:spacing w:val="20"/>
-          <w:szCs w:val="20"/>
-        </w:rPr>
-        <w:tab/>
-        <w:t>C.</w:t>
-      </w:r>
-      <w:r>
-        <w:rPr>
-          <w:spacing w:val="20"/>
-          <w:szCs w:val="20"/>
-        </w:rPr>
-        <w:tab/>
-      </w:r>
-      <w:r>
-        <w:rPr>
-          <w:spacing w:val="20"/>
-          <w:szCs w:val="20"/>
-        </w:rPr>
-        <w:t>操作系統</w:t>
-      </w:r>
-      <w:r>
-        <w:rPr>
-          <w:spacing w:val="20"/>
-          <w:szCs w:val="20"/>
-        </w:rPr>
-        <w:t xml:space="preserve"> </w:t>
-      </w:r>
-    </w:p>
-    <w:p>
-      <w:pPr>
-        <w:tabs>
-          <w:tab w:val="left" w:pos="567"/>
-          <w:tab w:val="left" w:pos="993"/>
-          <w:tab w:val="left" w:pos="1418"/>
-          <w:tab w:val="left" w:pos="1843"/>
-          <w:tab w:val="left" w:pos="2268"/>
-        </w:tabs>
-        <w:snapToGrid w:val="0"/>
-        <w:ind w:left="567" w:hanging="567"/>
-        <w:rPr>
-          <w:spacing w:val="20"/>
-          <w:szCs w:val="20"/>
-        </w:rPr>
-      </w:pPr>
-      <w:r>
-        <w:rPr>
-          <w:spacing w:val="20"/>
-          <w:szCs w:val="20"/>
-        </w:rPr>
-        <w:tab/>
-        <w:t>D.</w:t>
-      </w:r>
-      <w:r>
-        <w:rPr>
-          <w:spacing w:val="20"/>
-          <w:szCs w:val="20"/>
-        </w:rPr>
-        <w:tab/>
-      </w:r>
-      <w:r>
-        <w:rPr>
-          <w:spacing w:val="20"/>
-          <w:szCs w:val="20"/>
-        </w:rPr>
-        <w:t>應用程式的檔案大小</w:t>
       </w:r>
     </w:p>
     <w:p>
@@ -2880,6 +2880,39 @@
           <w:szCs w:val="20"/>
         </w:rPr>
         <w:tab/>
+        <w:t>13</w:t>
+      </w:r>
+    </w:p>
+    <w:p>
+      <w:pPr>
+        <w:tabs>
+          <w:tab w:val="left" w:pos="567"/>
+          <w:tab w:val="left" w:pos="993"/>
+          <w:tab w:val="left" w:pos="1418"/>
+          <w:tab w:val="left" w:pos="1843"/>
+          <w:tab w:val="left" w:pos="2268"/>
+        </w:tabs>
+        <w:snapToGrid w:val="0"/>
+        <w:ind w:left="567" w:hanging="567"/>
+        <w:rPr>
+          <w:spacing w:val="20"/>
+          <w:szCs w:val="20"/>
+        </w:rPr>
+      </w:pPr>
+      <w:r>
+        <w:rPr>
+          <w:spacing w:val="20"/>
+          <w:szCs w:val="20"/>
+        </w:rPr>
+        <w:tab/>
+        <w:t>B.</w:t>
+      </w:r>
+      <w:r>
+        <w:rPr>
+          <w:spacing w:val="20"/>
+          <w:szCs w:val="20"/>
+        </w:rPr>
+        <w:tab/>
         <w:t>19</w:t>
       </w:r>
     </w:p>
@@ -2905,7 +2938,40 @@
           <w:szCs w:val="20"/>
         </w:rPr>
         <w:tab/>
-        <w:t>B.</w:t>
+        <w:t>C.</w:t>
+      </w:r>
+      <w:r>
+        <w:rPr>
+          <w:spacing w:val="20"/>
+          <w:szCs w:val="20"/>
+        </w:rPr>
+        <w:tab/>
+        <w:t>29</w:t>
+      </w:r>
+    </w:p>
+    <w:p>
+      <w:pPr>
+        <w:tabs>
+          <w:tab w:val="left" w:pos="567"/>
+          <w:tab w:val="left" w:pos="993"/>
+          <w:tab w:val="left" w:pos="1418"/>
+          <w:tab w:val="left" w:pos="1843"/>
+          <w:tab w:val="left" w:pos="2268"/>
+        </w:tabs>
+        <w:snapToGrid w:val="0"/>
+        <w:ind w:left="567" w:hanging="567"/>
+        <w:rPr>
+          <w:spacing w:val="20"/>
+          <w:szCs w:val="20"/>
+        </w:rPr>
+      </w:pPr>
+      <w:r>
+        <w:rPr>
+          <w:spacing w:val="20"/>
+          <w:szCs w:val="20"/>
+        </w:rPr>
+        <w:tab/>
+        <w:t>D.</w:t>
       </w:r>
       <w:r>
         <w:rPr>
@@ -2914,72 +2980,6 @@
         </w:rPr>
         <w:tab/>
         <w:t>11</w:t>
-      </w:r>
-    </w:p>
-    <w:p>
-      <w:pPr>
-        <w:tabs>
-          <w:tab w:val="left" w:pos="567"/>
-          <w:tab w:val="left" w:pos="993"/>
-          <w:tab w:val="left" w:pos="1418"/>
-          <w:tab w:val="left" w:pos="1843"/>
-          <w:tab w:val="left" w:pos="2268"/>
-        </w:tabs>
-        <w:snapToGrid w:val="0"/>
-        <w:ind w:left="567" w:hanging="567"/>
-        <w:rPr>
-          <w:spacing w:val="20"/>
-          <w:szCs w:val="20"/>
-        </w:rPr>
-      </w:pPr>
-      <w:r>
-        <w:rPr>
-          <w:spacing w:val="20"/>
-          <w:szCs w:val="20"/>
-        </w:rPr>
-        <w:tab/>
-        <w:t>C.</w:t>
-      </w:r>
-      <w:r>
-        <w:rPr>
-          <w:spacing w:val="20"/>
-          <w:szCs w:val="20"/>
-        </w:rPr>
-        <w:tab/>
-        <w:t>29</w:t>
-      </w:r>
-    </w:p>
-    <w:p>
-      <w:pPr>
-        <w:tabs>
-          <w:tab w:val="left" w:pos="567"/>
-          <w:tab w:val="left" w:pos="993"/>
-          <w:tab w:val="left" w:pos="1418"/>
-          <w:tab w:val="left" w:pos="1843"/>
-          <w:tab w:val="left" w:pos="2268"/>
-        </w:tabs>
-        <w:snapToGrid w:val="0"/>
-        <w:ind w:left="567" w:hanging="567"/>
-        <w:rPr>
-          <w:spacing w:val="20"/>
-          <w:szCs w:val="20"/>
-        </w:rPr>
-      </w:pPr>
-      <w:r>
-        <w:rPr>
-          <w:spacing w:val="20"/>
-          <w:szCs w:val="20"/>
-        </w:rPr>
-        <w:tab/>
-        <w:t>D.</w:t>
-      </w:r>
-      <w:r>
-        <w:rPr>
-          <w:spacing w:val="20"/>
-          <w:szCs w:val="20"/>
-        </w:rPr>
-        <w:tab/>
-        <w:t>13</w:t>
       </w:r>
     </w:p>
     <w:p>
@@ -3542,6 +3542,72 @@
           <w:spacing w:val="20"/>
           <w:szCs w:val="20"/>
         </w:rPr>
+        <w:t xml:space="preserve"> 統一碼,</w:t>
+      </w:r>
+      <w:r>
+        <w:rPr>
+          <w:rFonts w:hint="eastAsia"/>
+          <w:spacing w:val="20"/>
+          <w:szCs w:val="20"/>
+        </w:rPr>
+        <w:t xml:space="preserve"> </w:t>
+      </w:r>
+      <w:r>
+        <w:rPr>
+          <w:rFonts w:hint="eastAsia"/>
+          <w:spacing w:val="20"/>
+          <w:szCs w:val="20"/>
+        </w:rPr>
+        <w:t>Y: 二進制數字</w:t>
+      </w:r>
+    </w:p>
+    <w:p>
+      <w:pPr>
+        <w:tabs>
+          <w:tab w:val="left" w:pos="567"/>
+          <w:tab w:val="left" w:pos="993"/>
+          <w:tab w:val="left" w:pos="1418"/>
+          <w:tab w:val="left" w:pos="1843"/>
+          <w:tab w:val="left" w:pos="2268"/>
+        </w:tabs>
+        <w:snapToGrid w:val="0"/>
+        <w:ind w:left="567" w:hanging="567"/>
+        <w:rPr>
+          <w:spacing w:val="20"/>
+          <w:szCs w:val="20"/>
+        </w:rPr>
+      </w:pPr>
+      <w:r>
+        <w:rPr>
+          <w:rFonts w:hint="eastAsia"/>
+          <w:spacing w:val="20"/>
+          <w:szCs w:val="20"/>
+        </w:rPr>
+        <w:tab/>
+        <w:t>B.</w:t>
+      </w:r>
+      <w:r>
+        <w:rPr>
+          <w:rFonts w:hint="eastAsia"/>
+          <w:spacing w:val="20"/>
+          <w:szCs w:val="20"/>
+        </w:rPr>
+        <w:tab/>
+      </w:r>
+      <w:r>
+        <w:rPr>
+          <w:rFonts w:hint="eastAsia"/>
+          <w:spacing w:val="20"/>
+          <w:szCs w:val="20"/>
+        </w:rPr>
+        <w:t>X:</w:t>
+      </w:r>
+      <w:r>
+        <w:rPr>
+          <w:rFonts w:hint="eastAsia"/>
+          <w:spacing w:val="20"/>
+          <w:szCs w:val="20"/>
+        </w:rPr>
         <w:t xml:space="preserve"> 程式, </w:t>
       </w:r>
       <w:r>
@@ -3584,7 +3650,7 @@
           <w:szCs w:val="20"/>
         </w:rPr>
         <w:tab/>
-        <w:t>B.</w:t>
+        <w:t>C.</w:t>
       </w:r>
       <w:r>
         <w:rPr>
@@ -3650,72 +3716,6 @@
           <w:szCs w:val="20"/>
         </w:rPr>
         <w:tab/>
-        <w:t>C.</w:t>
-      </w:r>
-      <w:r>
-        <w:rPr>
-          <w:rFonts w:hint="eastAsia"/>
-          <w:spacing w:val="20"/>
-          <w:szCs w:val="20"/>
-        </w:rPr>
-        <w:tab/>
-      </w:r>
-      <w:r>
-        <w:rPr>
-          <w:rFonts w:hint="eastAsia"/>
-          <w:spacing w:val="20"/>
-          <w:szCs w:val="20"/>
-        </w:rPr>
-        <w:t>X:</w:t>
-      </w:r>
-      <w:r>
-        <w:rPr>
-          <w:rFonts w:hint="eastAsia"/>
-          <w:spacing w:val="20"/>
-          <w:szCs w:val="20"/>
-        </w:rPr>
-        <w:t xml:space="preserve"> 互聯網,</w:t>
-      </w:r>
-      <w:r>
-        <w:rPr>
-          <w:rFonts w:hint="eastAsia"/>
-          <w:spacing w:val="20"/>
-          <w:szCs w:val="20"/>
-        </w:rPr>
-        <w:t xml:space="preserve"> </w:t>
-      </w:r>
-      <w:r>
-        <w:rPr>
-          <w:rFonts w:hint="eastAsia"/>
-          <w:spacing w:val="20"/>
-          <w:szCs w:val="20"/>
-        </w:rPr>
-        <w:t>Y: 網絡設備</w:t>
-      </w:r>
-    </w:p>
-    <w:p>
-      <w:pPr>
-        <w:tabs>
-          <w:tab w:val="left" w:pos="567"/>
-          <w:tab w:val="left" w:pos="993"/>
-          <w:tab w:val="left" w:pos="1418"/>
-          <w:tab w:val="left" w:pos="1843"/>
-          <w:tab w:val="left" w:pos="2268"/>
-        </w:tabs>
-        <w:snapToGrid w:val="0"/>
-        <w:ind w:left="567" w:hanging="567"/>
-        <w:rPr>
-          <w:spacing w:val="20"/>
-          <w:szCs w:val="20"/>
-        </w:rPr>
-      </w:pPr>
-      <w:r>
-        <w:rPr>
-          <w:rFonts w:hint="eastAsia"/>
-          <w:spacing w:val="20"/>
-          <w:szCs w:val="20"/>
-        </w:rPr>
-        <w:tab/>
         <w:t>D.</w:t>
       </w:r>
       <w:r>
@@ -3740,15 +3740,15 @@
           <w:spacing w:val="20"/>
           <w:szCs w:val="20"/>
         </w:rPr>
-        <w:t>統</w:t>
-      </w:r>
-      <w:r>
-        <w:rPr>
-          <w:rFonts w:hint="eastAsia"/>
-          <w:spacing w:val="20"/>
-          <w:szCs w:val="20"/>
-        </w:rPr>
-        <w:t xml:space="preserve">一碼, </w:t>
+        <w:t>互</w:t>
+      </w:r>
+      <w:r>
+        <w:rPr>
+          <w:rFonts w:hint="eastAsia"/>
+          <w:spacing w:val="20"/>
+          <w:szCs w:val="20"/>
+        </w:rPr>
+        <w:t xml:space="preserve">聯網, </w:t>
       </w:r>
       <w:r>
         <w:rPr>
@@ -3764,7 +3764,7 @@
           <w:spacing w:val="20"/>
           <w:szCs w:val="20"/>
         </w:rPr>
-        <w:t>: 二進制數字</w:t>
+        <w:t>: 網絡設備</w:t>
       </w:r>
     </w:p>
     <w:p>
@@ -4077,49 +4077,49 @@
           <w:spacing w:val="20"/>
           <w:szCs w:val="20"/>
         </w:rPr>
+        <w:t>SSD 的儲存大小</w:t>
+      </w:r>
+    </w:p>
+    <w:p>
+      <w:pPr>
+        <w:tabs>
+          <w:tab w:val="left" w:pos="567"/>
+          <w:tab w:val="left" w:pos="993"/>
+          <w:tab w:val="left" w:pos="1418"/>
+          <w:tab w:val="left" w:pos="1843"/>
+          <w:tab w:val="left" w:pos="2268"/>
+        </w:tabs>
+        <w:snapToGrid w:val="0"/>
+        <w:ind w:left="567" w:hanging="567"/>
+        <w:rPr>
+          <w:spacing w:val="20"/>
+          <w:szCs w:val="20"/>
+        </w:rPr>
+      </w:pPr>
+      <w:r>
+        <w:rPr>
+          <w:rFonts w:hint="eastAsia"/>
+          <w:spacing w:val="20"/>
+          <w:szCs w:val="20"/>
+        </w:rPr>
+        <w:tab/>
+        <w:t>C.</w:t>
+      </w:r>
+      <w:r>
+        <w:rPr>
+          <w:rFonts w:hint="eastAsia"/>
+          <w:spacing w:val="20"/>
+          <w:szCs w:val="20"/>
+        </w:rPr>
+        <w:tab/>
+      </w:r>
+      <w:r>
+        <w:rPr>
+          <w:rFonts w:hint="eastAsia"/>
+          <w:spacing w:val="20"/>
+          <w:szCs w:val="20"/>
+        </w:rPr>
         <w:t>ROM 的儲存大小</w:t>
-      </w:r>
-    </w:p>
-    <w:p>
-      <w:pPr>
-        <w:tabs>
-          <w:tab w:val="left" w:pos="567"/>
-          <w:tab w:val="left" w:pos="993"/>
-          <w:tab w:val="left" w:pos="1418"/>
-          <w:tab w:val="left" w:pos="1843"/>
-          <w:tab w:val="left" w:pos="2268"/>
-        </w:tabs>
-        <w:snapToGrid w:val="0"/>
-        <w:ind w:left="567" w:hanging="567"/>
-        <w:rPr>
-          <w:spacing w:val="20"/>
-          <w:szCs w:val="20"/>
-        </w:rPr>
-      </w:pPr>
-      <w:r>
-        <w:rPr>
-          <w:rFonts w:hint="eastAsia"/>
-          <w:spacing w:val="20"/>
-          <w:szCs w:val="20"/>
-        </w:rPr>
-        <w:tab/>
-        <w:t>C.</w:t>
-      </w:r>
-      <w:r>
-        <w:rPr>
-          <w:rFonts w:hint="eastAsia"/>
-          <w:spacing w:val="20"/>
-          <w:szCs w:val="20"/>
-        </w:rPr>
-        <w:tab/>
-      </w:r>
-      <w:r>
-        <w:rPr>
-          <w:rFonts w:hint="eastAsia"/>
-          <w:spacing w:val="20"/>
-          <w:szCs w:val="20"/>
-        </w:rPr>
-        <w:t>SSD 的儲存大小</w:t>
       </w:r>
     </w:p>
     <w:p>
@@ -4527,23 +4527,23 @@
           <w:spacing w:val="20"/>
           <w:szCs w:val="20"/>
         </w:rPr>
-        <w:t>數據有效</w:t>
-      </w:r>
-      <w:r>
-        <w:rPr>
-          <w:rFonts w:hint="eastAsia"/>
-          <w:spacing w:val="20"/>
-          <w:szCs w:val="20"/>
-        </w:rPr>
-        <w:t>性</w:t>
-      </w:r>
-      <w:r>
-        <w:rPr>
-          <w:rFonts w:hint="eastAsia"/>
-          <w:spacing w:val="20"/>
-          <w:szCs w:val="20"/>
-        </w:rPr>
-        <w:t>檢驗</w:t>
+        <w:t>數據修改</w:t>
+      </w:r>
+      <w:r>
+        <w:rPr>
+          <w:rFonts w:hint="eastAsia"/>
+          <w:spacing w:val="20"/>
+          <w:szCs w:val="20"/>
+        </w:rPr>
+        <w:t xml:space="preserve"> </w:t>
+      </w:r>
+      <w:r>
+        <w:rPr>
+          <w:rFonts w:hint="eastAsia"/>
+          <w:spacing w:val="20"/>
+          <w:szCs w:val="20"/>
+        </w:rPr>
+        <w:t xml:space="preserve"> </w:t>
       </w:r>
     </w:p>
     <w:p>
@@ -4643,23 +4643,23 @@
           <w:spacing w:val="20"/>
           <w:szCs w:val="20"/>
         </w:rPr>
-        <w:t>數據修</w:t>
-      </w:r>
-      <w:r>
-        <w:rPr>
-          <w:rFonts w:hint="eastAsia"/>
-          <w:spacing w:val="20"/>
-          <w:szCs w:val="20"/>
-        </w:rPr>
-        <w:t>改</w:t>
-      </w:r>
-      <w:r>
-        <w:rPr>
-          <w:rFonts w:hint="eastAsia"/>
-          <w:spacing w:val="20"/>
-          <w:szCs w:val="20"/>
-        </w:rPr>
-        <w:t xml:space="preserve"> </w:t>
+        <w:t>數據有</w:t>
+      </w:r>
+      <w:r>
+        <w:rPr>
+          <w:rFonts w:hint="eastAsia"/>
+          <w:spacing w:val="20"/>
+          <w:szCs w:val="20"/>
+        </w:rPr>
+        <w:t>效</w:t>
+      </w:r>
+      <w:r>
+        <w:rPr>
+          <w:rFonts w:hint="eastAsia"/>
+          <w:spacing w:val="20"/>
+          <w:szCs w:val="20"/>
+        </w:rPr>
+        <w:t>性檢驗</w:t>
       </w:r>
       <w:r>
         <w:rPr>
@@ -4895,124 +4895,124 @@
           <w:spacing w:val="20"/>
           <w:szCs w:val="20"/>
         </w:rPr>
+        <w:t>64^2</w:t>
+      </w:r>
+    </w:p>
+    <w:p>
+      <w:pPr>
+        <w:tabs>
+          <w:tab w:val="left" w:pos="567"/>
+          <w:tab w:val="left" w:pos="993"/>
+          <w:tab w:val="left" w:pos="1418"/>
+          <w:tab w:val="left" w:pos="1843"/>
+          <w:tab w:val="left" w:pos="2268"/>
+        </w:tabs>
+        <w:snapToGrid w:val="0"/>
+        <w:ind w:left="567" w:hanging="567"/>
+        <w:rPr>
+          <w:spacing w:val="20"/>
+          <w:szCs w:val="20"/>
+        </w:rPr>
+      </w:pPr>
+      <w:r>
+        <w:rPr>
+          <w:spacing w:val="20"/>
+          <w:szCs w:val="20"/>
+        </w:rPr>
+        <w:tab/>
+        <w:t>B.</w:t>
+      </w:r>
+      <w:r>
+        <w:rPr>
+          <w:spacing w:val="20"/>
+          <w:szCs w:val="20"/>
+        </w:rPr>
+        <w:tab/>
+      </w:r>
+      <w:r>
+        <w:rPr>
+          <w:spacing w:val="20"/>
+          <w:szCs w:val="20"/>
+        </w:rPr>
+        <w:t>8^2</w:t>
+      </w:r>
+    </w:p>
+    <w:p>
+      <w:pPr>
+        <w:tabs>
+          <w:tab w:val="left" w:pos="567"/>
+          <w:tab w:val="left" w:pos="993"/>
+          <w:tab w:val="left" w:pos="1418"/>
+          <w:tab w:val="left" w:pos="1843"/>
+          <w:tab w:val="left" w:pos="2268"/>
+        </w:tabs>
+        <w:snapToGrid w:val="0"/>
+        <w:ind w:left="567" w:hanging="567"/>
+        <w:rPr>
+          <w:spacing w:val="20"/>
+          <w:szCs w:val="20"/>
+        </w:rPr>
+      </w:pPr>
+      <w:r>
+        <w:rPr>
+          <w:spacing w:val="20"/>
+          <w:szCs w:val="20"/>
+        </w:rPr>
+        <w:tab/>
+        <w:t>C.</w:t>
+      </w:r>
+      <w:r>
+        <w:rPr>
+          <w:spacing w:val="20"/>
+          <w:szCs w:val="20"/>
+        </w:rPr>
+        <w:tab/>
+      </w:r>
+      <w:r>
+        <w:rPr>
+          <w:spacing w:val="20"/>
+          <w:szCs w:val="20"/>
+        </w:rPr>
+        <w:t>2^64</w:t>
+      </w:r>
+    </w:p>
+    <w:p>
+      <w:pPr>
+        <w:tabs>
+          <w:tab w:val="left" w:pos="567"/>
+          <w:tab w:val="left" w:pos="993"/>
+          <w:tab w:val="left" w:pos="1418"/>
+          <w:tab w:val="left" w:pos="1843"/>
+          <w:tab w:val="left" w:pos="2268"/>
+        </w:tabs>
+        <w:snapToGrid w:val="0"/>
+        <w:ind w:left="567" w:hanging="567"/>
+        <w:rPr>
+          <w:spacing w:val="20"/>
+          <w:szCs w:val="20"/>
+        </w:rPr>
+      </w:pPr>
+      <w:r>
+        <w:rPr>
+          <w:spacing w:val="20"/>
+          <w:szCs w:val="20"/>
+        </w:rPr>
+        <w:tab/>
+        <w:t>D.</w:t>
+      </w:r>
+      <w:r>
+        <w:rPr>
+          <w:spacing w:val="20"/>
+          <w:szCs w:val="20"/>
+        </w:rPr>
+        <w:tab/>
+      </w:r>
+      <w:r>
+        <w:rPr>
+          <w:spacing w:val="20"/>
+          <w:szCs w:val="20"/>
+        </w:rPr>
         <w:t>61</w:t>
-      </w:r>
-    </w:p>
-    <w:p>
-      <w:pPr>
-        <w:tabs>
-          <w:tab w:val="left" w:pos="567"/>
-          <w:tab w:val="left" w:pos="993"/>
-          <w:tab w:val="left" w:pos="1418"/>
-          <w:tab w:val="left" w:pos="1843"/>
-          <w:tab w:val="left" w:pos="2268"/>
-        </w:tabs>
-        <w:snapToGrid w:val="0"/>
-        <w:ind w:left="567" w:hanging="567"/>
-        <w:rPr>
-          <w:spacing w:val="20"/>
-          <w:szCs w:val="20"/>
-        </w:rPr>
-      </w:pPr>
-      <w:r>
-        <w:rPr>
-          <w:spacing w:val="20"/>
-          <w:szCs w:val="20"/>
-        </w:rPr>
-        <w:tab/>
-        <w:t>B.</w:t>
-      </w:r>
-      <w:r>
-        <w:rPr>
-          <w:spacing w:val="20"/>
-          <w:szCs w:val="20"/>
-        </w:rPr>
-        <w:tab/>
-      </w:r>
-      <w:r>
-        <w:rPr>
-          <w:spacing w:val="20"/>
-          <w:szCs w:val="20"/>
-        </w:rPr>
-        <w:t>64^2</w:t>
-      </w:r>
-    </w:p>
-    <w:p>
-      <w:pPr>
-        <w:tabs>
-          <w:tab w:val="left" w:pos="567"/>
-          <w:tab w:val="left" w:pos="993"/>
-          <w:tab w:val="left" w:pos="1418"/>
-          <w:tab w:val="left" w:pos="1843"/>
-          <w:tab w:val="left" w:pos="2268"/>
-        </w:tabs>
-        <w:snapToGrid w:val="0"/>
-        <w:ind w:left="567" w:hanging="567"/>
-        <w:rPr>
-          <w:spacing w:val="20"/>
-          <w:szCs w:val="20"/>
-        </w:rPr>
-      </w:pPr>
-      <w:r>
-        <w:rPr>
-          <w:spacing w:val="20"/>
-          <w:szCs w:val="20"/>
-        </w:rPr>
-        <w:tab/>
-        <w:t>C.</w:t>
-      </w:r>
-      <w:r>
-        <w:rPr>
-          <w:spacing w:val="20"/>
-          <w:szCs w:val="20"/>
-        </w:rPr>
-        <w:tab/>
-      </w:r>
-      <w:r>
-        <w:rPr>
-          <w:spacing w:val="20"/>
-          <w:szCs w:val="20"/>
-        </w:rPr>
-        <w:t>8^2</w:t>
-      </w:r>
-    </w:p>
-    <w:p>
-      <w:pPr>
-        <w:tabs>
-          <w:tab w:val="left" w:pos="567"/>
-          <w:tab w:val="left" w:pos="993"/>
-          <w:tab w:val="left" w:pos="1418"/>
-          <w:tab w:val="left" w:pos="1843"/>
-          <w:tab w:val="left" w:pos="2268"/>
-        </w:tabs>
-        <w:snapToGrid w:val="0"/>
-        <w:ind w:left="567" w:hanging="567"/>
-        <w:rPr>
-          <w:spacing w:val="20"/>
-          <w:szCs w:val="20"/>
-        </w:rPr>
-      </w:pPr>
-      <w:r>
-        <w:rPr>
-          <w:spacing w:val="20"/>
-          <w:szCs w:val="20"/>
-        </w:rPr>
-        <w:tab/>
-        <w:t>D.</w:t>
-      </w:r>
-      <w:r>
-        <w:rPr>
-          <w:spacing w:val="20"/>
-          <w:szCs w:val="20"/>
-        </w:rPr>
-        <w:tab/>
-      </w:r>
-      <w:r>
-        <w:rPr>
-          <w:spacing w:val="20"/>
-          <w:szCs w:val="20"/>
-        </w:rPr>
-        <w:t>2^64</w:t>
       </w:r>
     </w:p>
     <w:p>
@@ -5134,6 +5134,90 @@
           <w:spacing w:val="20"/>
           <w:szCs w:val="20"/>
         </w:rPr>
+        <w:t>((X &lt; 0) OR (Y &lt; 10)) AND (Z &gt; 8)</w:t>
+      </w:r>
+    </w:p>
+    <w:p>
+      <w:pPr>
+        <w:tabs>
+          <w:tab w:val="left" w:pos="567"/>
+          <w:tab w:val="left" w:pos="993"/>
+          <w:tab w:val="left" w:pos="1418"/>
+          <w:tab w:val="left" w:pos="1843"/>
+          <w:tab w:val="left" w:pos="2268"/>
+        </w:tabs>
+        <w:snapToGrid w:val="0"/>
+        <w:ind w:left="567" w:hanging="567"/>
+        <w:rPr>
+          <w:spacing w:val="20"/>
+          <w:szCs w:val="20"/>
+        </w:rPr>
+      </w:pPr>
+      <w:r>
+        <w:rPr>
+          <w:rFonts w:hint="eastAsia"/>
+          <w:spacing w:val="20"/>
+          <w:szCs w:val="20"/>
+        </w:rPr>
+        <w:tab/>
+        <w:t>B.</w:t>
+      </w:r>
+      <w:r>
+        <w:rPr>
+          <w:rFonts w:hint="eastAsia"/>
+          <w:spacing w:val="20"/>
+          <w:szCs w:val="20"/>
+        </w:rPr>
+        <w:tab/>
+      </w:r>
+      <w:r>
+        <w:rPr>
+          <w:rFonts w:hint="eastAsia"/>
+          <w:spacing w:val="20"/>
+          <w:szCs w:val="20"/>
+        </w:rPr>
+        <w:t>((X &lt; 0) OR (Y &lt; 10)) OR (Z &gt; 8)</w:t>
+      </w:r>
+    </w:p>
+    <w:p>
+      <w:pPr>
+        <w:tabs>
+          <w:tab w:val="left" w:pos="567"/>
+          <w:tab w:val="left" w:pos="993"/>
+          <w:tab w:val="left" w:pos="1418"/>
+          <w:tab w:val="left" w:pos="1843"/>
+          <w:tab w:val="left" w:pos="2268"/>
+        </w:tabs>
+        <w:snapToGrid w:val="0"/>
+        <w:ind w:left="567" w:hanging="567"/>
+        <w:rPr>
+          <w:spacing w:val="20"/>
+          <w:szCs w:val="20"/>
+        </w:rPr>
+      </w:pPr>
+      <w:r>
+        <w:rPr>
+          <w:rFonts w:hint="eastAsia"/>
+          <w:spacing w:val="20"/>
+          <w:szCs w:val="20"/>
+        </w:rPr>
+        <w:tab/>
+        <w:t>C.</w:t>
+      </w:r>
+      <w:r>
+        <w:rPr>
+          <w:rFonts w:hint="eastAsia"/>
+          <w:spacing w:val="20"/>
+          <w:szCs w:val="20"/>
+        </w:rPr>
+        <w:tab/>
+      </w:r>
+      <w:r>
+        <w:rPr>
+          <w:rFonts w:hint="eastAsia"/>
+          <w:spacing w:val="20"/>
+          <w:szCs w:val="20"/>
+        </w:rPr>
         <w:t>((X &lt; 0) AND (Y &gt; 10)) AND (Z &gt; 8)</w:t>
       </w:r>
     </w:p>
@@ -5160,7 +5244,7 @@
           <w:szCs w:val="20"/>
         </w:rPr>
         <w:tab/>
-        <w:t>B.</w:t>
+        <w:t>D.</w:t>
       </w:r>
       <w:r>
         <w:rPr>
@@ -5177,90 +5261,6 @@
           <w:szCs w:val="20"/>
         </w:rPr>
         <w:t>((X &lt; 0) OR (Y &gt; 10)) AND (Z &gt; 8)</w:t>
-      </w:r>
-    </w:p>
-    <w:p>
-      <w:pPr>
-        <w:tabs>
-          <w:tab w:val="left" w:pos="567"/>
-          <w:tab w:val="left" w:pos="993"/>
-          <w:tab w:val="left" w:pos="1418"/>
-          <w:tab w:val="left" w:pos="1843"/>
-          <w:tab w:val="left" w:pos="2268"/>
-        </w:tabs>
-        <w:snapToGrid w:val="0"/>
-        <w:ind w:left="567" w:hanging="567"/>
-        <w:rPr>
-          <w:spacing w:val="20"/>
-          <w:szCs w:val="20"/>
-        </w:rPr>
-      </w:pPr>
-      <w:r>
-        <w:rPr>
-          <w:rFonts w:hint="eastAsia"/>
-          <w:spacing w:val="20"/>
-          <w:szCs w:val="20"/>
-        </w:rPr>
-        <w:tab/>
-        <w:t>C.</w:t>
-      </w:r>
-      <w:r>
-        <w:rPr>
-          <w:rFonts w:hint="eastAsia"/>
-          <w:spacing w:val="20"/>
-          <w:szCs w:val="20"/>
-        </w:rPr>
-        <w:tab/>
-      </w:r>
-      <w:r>
-        <w:rPr>
-          <w:rFonts w:hint="eastAsia"/>
-          <w:spacing w:val="20"/>
-          <w:szCs w:val="20"/>
-        </w:rPr>
-        <w:t>((X &lt; 0) OR (Y &lt; 10)) AND (Z &gt; 8)</w:t>
-      </w:r>
-    </w:p>
-    <w:p>
-      <w:pPr>
-        <w:tabs>
-          <w:tab w:val="left" w:pos="567"/>
-          <w:tab w:val="left" w:pos="993"/>
-          <w:tab w:val="left" w:pos="1418"/>
-          <w:tab w:val="left" w:pos="1843"/>
-          <w:tab w:val="left" w:pos="2268"/>
-        </w:tabs>
-        <w:snapToGrid w:val="0"/>
-        <w:ind w:left="567" w:hanging="567"/>
-        <w:rPr>
-          <w:spacing w:val="20"/>
-          <w:szCs w:val="20"/>
-        </w:rPr>
-      </w:pPr>
-      <w:r>
-        <w:rPr>
-          <w:rFonts w:hint="eastAsia"/>
-          <w:spacing w:val="20"/>
-          <w:szCs w:val="20"/>
-        </w:rPr>
-        <w:tab/>
-        <w:t>D.</w:t>
-      </w:r>
-      <w:r>
-        <w:rPr>
-          <w:rFonts w:hint="eastAsia"/>
-          <w:spacing w:val="20"/>
-          <w:szCs w:val="20"/>
-        </w:rPr>
-        <w:tab/>
-      </w:r>
-      <w:r>
-        <w:rPr>
-          <w:rFonts w:hint="eastAsia"/>
-          <w:spacing w:val="20"/>
-          <w:szCs w:val="20"/>
-        </w:rPr>
-        <w:t>((X &lt; 0) OR (Y &lt; 10)) OR (Z &gt; 8)</w:t>
       </w:r>
     </w:p>
     <w:p>
@@ -5374,133 +5374,133 @@
           <w:spacing w:val="20"/>
           <w:szCs w:val="20"/>
         </w:rPr>
+        <w:t>RAM</w:t>
+      </w:r>
+    </w:p>
+    <w:p>
+      <w:pPr>
+        <w:tabs>
+          <w:tab w:val="left" w:pos="567"/>
+          <w:tab w:val="left" w:pos="993"/>
+          <w:tab w:val="left" w:pos="1418"/>
+          <w:tab w:val="left" w:pos="1843"/>
+          <w:tab w:val="left" w:pos="2268"/>
+        </w:tabs>
+        <w:snapToGrid w:val="0"/>
+        <w:ind w:left="567" w:hanging="567"/>
+        <w:rPr>
+          <w:spacing w:val="20"/>
+          <w:szCs w:val="20"/>
+        </w:rPr>
+      </w:pPr>
+      <w:r>
+        <w:rPr>
+          <w:rFonts w:hint="eastAsia"/>
+          <w:spacing w:val="20"/>
+          <w:szCs w:val="20"/>
+        </w:rPr>
+        <w:tab/>
+        <w:t>B.</w:t>
+      </w:r>
+      <w:r>
+        <w:rPr>
+          <w:rFonts w:hint="eastAsia"/>
+          <w:spacing w:val="20"/>
+          <w:szCs w:val="20"/>
+        </w:rPr>
+        <w:tab/>
+      </w:r>
+      <w:r>
+        <w:rPr>
+          <w:rFonts w:hint="eastAsia"/>
+          <w:spacing w:val="20"/>
+          <w:szCs w:val="20"/>
+        </w:rPr>
+        <w:t>ROM</w:t>
+      </w:r>
+    </w:p>
+    <w:p>
+      <w:pPr>
+        <w:tabs>
+          <w:tab w:val="left" w:pos="567"/>
+          <w:tab w:val="left" w:pos="993"/>
+          <w:tab w:val="left" w:pos="1418"/>
+          <w:tab w:val="left" w:pos="1843"/>
+          <w:tab w:val="left" w:pos="2268"/>
+        </w:tabs>
+        <w:snapToGrid w:val="0"/>
+        <w:ind w:left="567" w:hanging="567"/>
+        <w:rPr>
+          <w:spacing w:val="20"/>
+          <w:szCs w:val="20"/>
+        </w:rPr>
+      </w:pPr>
+      <w:r>
+        <w:rPr>
+          <w:rFonts w:hint="eastAsia"/>
+          <w:spacing w:val="20"/>
+          <w:szCs w:val="20"/>
+        </w:rPr>
+        <w:tab/>
+        <w:t>C.</w:t>
+      </w:r>
+      <w:r>
+        <w:rPr>
+          <w:rFonts w:hint="eastAsia"/>
+          <w:spacing w:val="20"/>
+          <w:szCs w:val="20"/>
+        </w:rPr>
+        <w:tab/>
+      </w:r>
+      <w:r>
+        <w:rPr>
+          <w:rFonts w:hint="eastAsia"/>
+          <w:spacing w:val="20"/>
+          <w:szCs w:val="20"/>
+        </w:rPr>
+        <w:t>CPU</w:t>
+      </w:r>
+    </w:p>
+    <w:p>
+      <w:pPr>
+        <w:tabs>
+          <w:tab w:val="left" w:pos="567"/>
+          <w:tab w:val="left" w:pos="993"/>
+          <w:tab w:val="left" w:pos="1418"/>
+          <w:tab w:val="left" w:pos="1843"/>
+          <w:tab w:val="left" w:pos="2268"/>
+        </w:tabs>
+        <w:snapToGrid w:val="0"/>
+        <w:ind w:left="567" w:hanging="567"/>
+        <w:rPr>
+          <w:spacing w:val="20"/>
+          <w:szCs w:val="20"/>
+        </w:rPr>
+      </w:pPr>
+      <w:r>
+        <w:rPr>
+          <w:rFonts w:hint="eastAsia"/>
+          <w:spacing w:val="20"/>
+          <w:szCs w:val="20"/>
+        </w:rPr>
+        <w:tab/>
+        <w:t>D.</w:t>
+      </w:r>
+      <w:r>
+        <w:rPr>
+          <w:rFonts w:hint="eastAsia"/>
+          <w:spacing w:val="20"/>
+          <w:szCs w:val="20"/>
+        </w:rPr>
+        <w:tab/>
+      </w:r>
+      <w:r>
+        <w:rPr>
+          <w:rFonts w:hint="eastAsia"/>
+          <w:spacing w:val="20"/>
+          <w:szCs w:val="20"/>
+        </w:rPr>
         <w:t>SSD</w:t>
-      </w:r>
-    </w:p>
-    <w:p>
-      <w:pPr>
-        <w:tabs>
-          <w:tab w:val="left" w:pos="567"/>
-          <w:tab w:val="left" w:pos="993"/>
-          <w:tab w:val="left" w:pos="1418"/>
-          <w:tab w:val="left" w:pos="1843"/>
-          <w:tab w:val="left" w:pos="2268"/>
-        </w:tabs>
-        <w:snapToGrid w:val="0"/>
-        <w:ind w:left="567" w:hanging="567"/>
-        <w:rPr>
-          <w:spacing w:val="20"/>
-          <w:szCs w:val="20"/>
-        </w:rPr>
-      </w:pPr>
-      <w:r>
-        <w:rPr>
-          <w:rFonts w:hint="eastAsia"/>
-          <w:spacing w:val="20"/>
-          <w:szCs w:val="20"/>
-        </w:rPr>
-        <w:tab/>
-        <w:t>B.</w:t>
-      </w:r>
-      <w:r>
-        <w:rPr>
-          <w:rFonts w:hint="eastAsia"/>
-          <w:spacing w:val="20"/>
-          <w:szCs w:val="20"/>
-        </w:rPr>
-        <w:tab/>
-      </w:r>
-      <w:r>
-        <w:rPr>
-          <w:rFonts w:hint="eastAsia"/>
-          <w:spacing w:val="20"/>
-          <w:szCs w:val="20"/>
-        </w:rPr>
-        <w:t>ROM</w:t>
-      </w:r>
-    </w:p>
-    <w:p>
-      <w:pPr>
-        <w:tabs>
-          <w:tab w:val="left" w:pos="567"/>
-          <w:tab w:val="left" w:pos="993"/>
-          <w:tab w:val="left" w:pos="1418"/>
-          <w:tab w:val="left" w:pos="1843"/>
-          <w:tab w:val="left" w:pos="2268"/>
-        </w:tabs>
-        <w:snapToGrid w:val="0"/>
-        <w:ind w:left="567" w:hanging="567"/>
-        <w:rPr>
-          <w:spacing w:val="20"/>
-          <w:szCs w:val="20"/>
-        </w:rPr>
-      </w:pPr>
-      <w:r>
-        <w:rPr>
-          <w:rFonts w:hint="eastAsia"/>
-          <w:spacing w:val="20"/>
-          <w:szCs w:val="20"/>
-        </w:rPr>
-        <w:tab/>
-        <w:t>C.</w:t>
-      </w:r>
-      <w:r>
-        <w:rPr>
-          <w:rFonts w:hint="eastAsia"/>
-          <w:spacing w:val="20"/>
-          <w:szCs w:val="20"/>
-        </w:rPr>
-        <w:tab/>
-      </w:r>
-      <w:r>
-        <w:rPr>
-          <w:rFonts w:hint="eastAsia"/>
-          <w:spacing w:val="20"/>
-          <w:szCs w:val="20"/>
-        </w:rPr>
-        <w:t>CPU</w:t>
-      </w:r>
-    </w:p>
-    <w:p>
-      <w:pPr>
-        <w:tabs>
-          <w:tab w:val="left" w:pos="567"/>
-          <w:tab w:val="left" w:pos="993"/>
-          <w:tab w:val="left" w:pos="1418"/>
-          <w:tab w:val="left" w:pos="1843"/>
-          <w:tab w:val="left" w:pos="2268"/>
-        </w:tabs>
-        <w:snapToGrid w:val="0"/>
-        <w:ind w:left="567" w:hanging="567"/>
-        <w:rPr>
-          <w:spacing w:val="20"/>
-          <w:szCs w:val="20"/>
-        </w:rPr>
-      </w:pPr>
-      <w:r>
-        <w:rPr>
-          <w:rFonts w:hint="eastAsia"/>
-          <w:spacing w:val="20"/>
-          <w:szCs w:val="20"/>
-        </w:rPr>
-        <w:tab/>
-        <w:t>D.</w:t>
-      </w:r>
-      <w:r>
-        <w:rPr>
-          <w:rFonts w:hint="eastAsia"/>
-          <w:spacing w:val="20"/>
-          <w:szCs w:val="20"/>
-        </w:rPr>
-        <w:tab/>
-      </w:r>
-      <w:r>
-        <w:rPr>
-          <w:rFonts w:hint="eastAsia"/>
-          <w:spacing w:val="20"/>
-          <w:szCs w:val="20"/>
-        </w:rPr>
-        <w:t>RAM</w:t>
       </w:r>
     </w:p>
     <w:p>
@@ -5638,149 +5638,149 @@
           <w:spacing w:val="20"/>
           <w:szCs w:val="20"/>
         </w:rPr>
+        <w:t>CU</w:t>
+      </w:r>
+    </w:p>
+    <w:p>
+      <w:pPr>
+        <w:tabs>
+          <w:tab w:val="left" w:pos="567"/>
+          <w:tab w:val="left" w:pos="993"/>
+          <w:tab w:val="left" w:pos="1418"/>
+          <w:tab w:val="left" w:pos="1843"/>
+          <w:tab w:val="left" w:pos="2268"/>
+        </w:tabs>
+        <w:snapToGrid w:val="0"/>
+        <w:ind w:left="567" w:hanging="567"/>
+        <w:rPr>
+          <w:spacing w:val="20"/>
+          <w:szCs w:val="20"/>
+        </w:rPr>
+      </w:pPr>
+      <w:r>
+        <w:rPr>
+          <w:rFonts w:hint="eastAsia"/>
+          <w:spacing w:val="20"/>
+          <w:szCs w:val="20"/>
+        </w:rPr>
+        <w:tab/>
+        <w:t>B.</w:t>
+      </w:r>
+      <w:r>
+        <w:rPr>
+          <w:rFonts w:hint="eastAsia"/>
+          <w:spacing w:val="20"/>
+          <w:szCs w:val="20"/>
+        </w:rPr>
+        <w:tab/>
+      </w:r>
+      <w:r>
+        <w:rPr>
+          <w:rFonts w:hint="eastAsia"/>
+          <w:spacing w:val="20"/>
+          <w:szCs w:val="20"/>
+        </w:rPr>
+        <w:t>ALU</w:t>
+      </w:r>
+    </w:p>
+    <w:p>
+      <w:pPr>
+        <w:tabs>
+          <w:tab w:val="left" w:pos="567"/>
+          <w:tab w:val="left" w:pos="993"/>
+          <w:tab w:val="left" w:pos="1418"/>
+          <w:tab w:val="left" w:pos="1843"/>
+          <w:tab w:val="left" w:pos="2268"/>
+        </w:tabs>
+        <w:snapToGrid w:val="0"/>
+        <w:ind w:left="567" w:hanging="567"/>
+        <w:rPr>
+          <w:spacing w:val="20"/>
+          <w:szCs w:val="20"/>
+        </w:rPr>
+      </w:pPr>
+      <w:r>
+        <w:rPr>
+          <w:rFonts w:hint="eastAsia"/>
+          <w:spacing w:val="20"/>
+          <w:szCs w:val="20"/>
+        </w:rPr>
+        <w:tab/>
+        <w:t>C.</w:t>
+      </w:r>
+      <w:r>
+        <w:rPr>
+          <w:rFonts w:hint="eastAsia"/>
+          <w:spacing w:val="20"/>
+          <w:szCs w:val="20"/>
+        </w:rPr>
+        <w:tab/>
+      </w:r>
+      <w:r>
+        <w:rPr>
+          <w:rFonts w:hint="eastAsia"/>
+          <w:spacing w:val="20"/>
+          <w:szCs w:val="20"/>
+        </w:rPr>
+        <w:t>匯流排</w:t>
+      </w:r>
+      <w:r>
+        <w:rPr>
+          <w:rFonts w:hint="eastAsia"/>
+          <w:spacing w:val="20"/>
+          <w:szCs w:val="20"/>
+        </w:rPr>
+        <w:t xml:space="preserve"> </w:t>
+      </w:r>
+      <w:r>
+        <w:rPr>
+          <w:rFonts w:hint="eastAsia"/>
+          <w:spacing w:val="20"/>
+          <w:szCs w:val="20"/>
+        </w:rPr>
+        <w:t xml:space="preserve"> </w:t>
+      </w:r>
+    </w:p>
+    <w:p>
+      <w:pPr>
+        <w:tabs>
+          <w:tab w:val="left" w:pos="567"/>
+          <w:tab w:val="left" w:pos="993"/>
+          <w:tab w:val="left" w:pos="1418"/>
+          <w:tab w:val="left" w:pos="1843"/>
+          <w:tab w:val="left" w:pos="2268"/>
+        </w:tabs>
+        <w:snapToGrid w:val="0"/>
+        <w:ind w:left="567" w:hanging="567"/>
+        <w:rPr>
+          <w:spacing w:val="20"/>
+          <w:szCs w:val="20"/>
+        </w:rPr>
+      </w:pPr>
+      <w:r>
+        <w:rPr>
+          <w:rFonts w:hint="eastAsia"/>
+          <w:spacing w:val="20"/>
+          <w:szCs w:val="20"/>
+        </w:rPr>
+        <w:tab/>
+        <w:t>D.</w:t>
+      </w:r>
+      <w:r>
+        <w:rPr>
+          <w:rFonts w:hint="eastAsia"/>
+          <w:spacing w:val="20"/>
+          <w:szCs w:val="20"/>
+        </w:rPr>
+        <w:tab/>
+      </w:r>
+      <w:r>
+        <w:rPr>
+          <w:rFonts w:hint="eastAsia"/>
+          <w:spacing w:val="20"/>
+          <w:szCs w:val="20"/>
+        </w:rPr>
         <w:t>暫存器</w:t>
-      </w:r>
-    </w:p>
-    <w:p>
-      <w:pPr>
-        <w:tabs>
-          <w:tab w:val="left" w:pos="567"/>
-          <w:tab w:val="left" w:pos="993"/>
-          <w:tab w:val="left" w:pos="1418"/>
-          <w:tab w:val="left" w:pos="1843"/>
-          <w:tab w:val="left" w:pos="2268"/>
-        </w:tabs>
-        <w:snapToGrid w:val="0"/>
-        <w:ind w:left="567" w:hanging="567"/>
-        <w:rPr>
-          <w:spacing w:val="20"/>
-          <w:szCs w:val="20"/>
-        </w:rPr>
-      </w:pPr>
-      <w:r>
-        <w:rPr>
-          <w:rFonts w:hint="eastAsia"/>
-          <w:spacing w:val="20"/>
-          <w:szCs w:val="20"/>
-        </w:rPr>
-        <w:tab/>
-        <w:t>B.</w:t>
-      </w:r>
-      <w:r>
-        <w:rPr>
-          <w:rFonts w:hint="eastAsia"/>
-          <w:spacing w:val="20"/>
-          <w:szCs w:val="20"/>
-        </w:rPr>
-        <w:tab/>
-      </w:r>
-      <w:r>
-        <w:rPr>
-          <w:rFonts w:hint="eastAsia"/>
-          <w:spacing w:val="20"/>
-          <w:szCs w:val="20"/>
-        </w:rPr>
-        <w:t>CU</w:t>
-      </w:r>
-    </w:p>
-    <w:p>
-      <w:pPr>
-        <w:tabs>
-          <w:tab w:val="left" w:pos="567"/>
-          <w:tab w:val="left" w:pos="993"/>
-          <w:tab w:val="left" w:pos="1418"/>
-          <w:tab w:val="left" w:pos="1843"/>
-          <w:tab w:val="left" w:pos="2268"/>
-        </w:tabs>
-        <w:snapToGrid w:val="0"/>
-        <w:ind w:left="567" w:hanging="567"/>
-        <w:rPr>
-          <w:spacing w:val="20"/>
-          <w:szCs w:val="20"/>
-        </w:rPr>
-      </w:pPr>
-      <w:r>
-        <w:rPr>
-          <w:rFonts w:hint="eastAsia"/>
-          <w:spacing w:val="20"/>
-          <w:szCs w:val="20"/>
-        </w:rPr>
-        <w:tab/>
-        <w:t>C.</w:t>
-      </w:r>
-      <w:r>
-        <w:rPr>
-          <w:rFonts w:hint="eastAsia"/>
-          <w:spacing w:val="20"/>
-          <w:szCs w:val="20"/>
-        </w:rPr>
-        <w:tab/>
-      </w:r>
-      <w:r>
-        <w:rPr>
-          <w:rFonts w:hint="eastAsia"/>
-          <w:spacing w:val="20"/>
-          <w:szCs w:val="20"/>
-        </w:rPr>
-        <w:t>ALU</w:t>
-      </w:r>
-      <w:r>
-        <w:rPr>
-          <w:rFonts w:hint="eastAsia"/>
-          <w:spacing w:val="20"/>
-          <w:szCs w:val="20"/>
-        </w:rPr>
-        <w:t xml:space="preserve"> </w:t>
-      </w:r>
-      <w:r>
-        <w:rPr>
-          <w:rFonts w:hint="eastAsia"/>
-          <w:spacing w:val="20"/>
-          <w:szCs w:val="20"/>
-        </w:rPr>
-        <w:t xml:space="preserve"> </w:t>
-      </w:r>
-    </w:p>
-    <w:p>
-      <w:pPr>
-        <w:tabs>
-          <w:tab w:val="left" w:pos="567"/>
-          <w:tab w:val="left" w:pos="993"/>
-          <w:tab w:val="left" w:pos="1418"/>
-          <w:tab w:val="left" w:pos="1843"/>
-          <w:tab w:val="left" w:pos="2268"/>
-        </w:tabs>
-        <w:snapToGrid w:val="0"/>
-        <w:ind w:left="567" w:hanging="567"/>
-        <w:rPr>
-          <w:spacing w:val="20"/>
-          <w:szCs w:val="20"/>
-        </w:rPr>
-      </w:pPr>
-      <w:r>
-        <w:rPr>
-          <w:rFonts w:hint="eastAsia"/>
-          <w:spacing w:val="20"/>
-          <w:szCs w:val="20"/>
-        </w:rPr>
-        <w:tab/>
-        <w:t>D.</w:t>
-      </w:r>
-      <w:r>
-        <w:rPr>
-          <w:rFonts w:hint="eastAsia"/>
-          <w:spacing w:val="20"/>
-          <w:szCs w:val="20"/>
-        </w:rPr>
-        <w:tab/>
-      </w:r>
-      <w:r>
-        <w:rPr>
-          <w:rFonts w:hint="eastAsia"/>
-          <w:spacing w:val="20"/>
-          <w:szCs w:val="20"/>
-        </w:rPr>
-        <w:t>匯流排</w:t>
       </w:r>
     </w:p>
     <w:p>
@@ -6095,6 +6095,64 @@
           <w:spacing w:val="20"/>
           <w:szCs w:val="20"/>
         </w:rPr>
+        <w:t>以上各項</w:t>
+      </w:r>
+      <w:r>
+        <w:rPr>
+          <w:rFonts w:hint="eastAsia"/>
+          <w:spacing w:val="20"/>
+          <w:szCs w:val="20"/>
+        </w:rPr>
+        <w:t>均</w:t>
+      </w:r>
+      <w:r>
+        <w:rPr>
+          <w:rFonts w:hint="eastAsia"/>
+          <w:spacing w:val="20"/>
+          <w:szCs w:val="20"/>
+        </w:rPr>
+        <w:t>與「使用電腦 A 刪除電腦 …」無關</w:t>
+      </w:r>
+    </w:p>
+    <w:p>
+      <w:pPr>
+        <w:tabs>
+          <w:tab w:val="left" w:pos="567"/>
+          <w:tab w:val="left" w:pos="993"/>
+          <w:tab w:val="left" w:pos="1418"/>
+          <w:tab w:val="left" w:pos="1843"/>
+          <w:tab w:val="left" w:pos="2268"/>
+        </w:tabs>
+        <w:snapToGrid w:val="0"/>
+        <w:ind w:left="567" w:hanging="567"/>
+        <w:rPr>
+          <w:spacing w:val="20"/>
+          <w:szCs w:val="20"/>
+        </w:rPr>
+      </w:pPr>
+      <w:r>
+        <w:rPr>
+          <w:rFonts w:hint="eastAsia"/>
+          <w:spacing w:val="20"/>
+          <w:szCs w:val="20"/>
+        </w:rPr>
+        <w:tab/>
+        <w:t>B.</w:t>
+      </w:r>
+      <w:r>
+        <w:rPr>
+          <w:rFonts w:hint="eastAsia"/>
+          <w:spacing w:val="20"/>
+          <w:szCs w:val="20"/>
+        </w:rPr>
+        <w:tab/>
+      </w:r>
+      <w:r>
+        <w:rPr>
+          <w:rFonts w:hint="eastAsia"/>
+          <w:spacing w:val="20"/>
+          <w:szCs w:val="20"/>
+        </w:rPr>
         <w:t>使用電腦</w:t>
       </w:r>
       <w:r>
@@ -6137,7 +6195,7 @@
           <w:szCs w:val="20"/>
         </w:rPr>
         <w:tab/>
-        <w:t>B.</w:t>
+        <w:t>C.</w:t>
       </w:r>
       <w:r>
         <w:rPr>
@@ -6169,7 +6227,7 @@
           <w:spacing w:val="20"/>
           <w:szCs w:val="20"/>
         </w:rPr>
-        <w:t>A 列印文件。</w:t>
+        <w:t>B 將電腦 B 內的檔案複製到電腦 A。</w:t>
       </w:r>
     </w:p>
     <w:p>
@@ -6195,64 +6253,6 @@
           <w:szCs w:val="20"/>
         </w:rPr>
         <w:tab/>
-        <w:t>C.</w:t>
-      </w:r>
-      <w:r>
-        <w:rPr>
-          <w:rFonts w:hint="eastAsia"/>
-          <w:spacing w:val="20"/>
-          <w:szCs w:val="20"/>
-        </w:rPr>
-        <w:tab/>
-      </w:r>
-      <w:r>
-        <w:rPr>
-          <w:rFonts w:hint="eastAsia"/>
-          <w:spacing w:val="20"/>
-          <w:szCs w:val="20"/>
-        </w:rPr>
-        <w:t>使用電腦</w:t>
-      </w:r>
-      <w:r>
-        <w:rPr>
-          <w:rFonts w:hint="eastAsia"/>
-          <w:spacing w:val="20"/>
-          <w:szCs w:val="20"/>
-        </w:rPr>
-        <w:t xml:space="preserve"> </w:t>
-      </w:r>
-      <w:r>
-        <w:rPr>
-          <w:rFonts w:hint="eastAsia"/>
-          <w:spacing w:val="20"/>
-          <w:szCs w:val="20"/>
-        </w:rPr>
-        <w:t>B 將電腦 B 內的檔案複製到電腦 A。</w:t>
-      </w:r>
-    </w:p>
-    <w:p>
-      <w:pPr>
-        <w:tabs>
-          <w:tab w:val="left" w:pos="567"/>
-          <w:tab w:val="left" w:pos="993"/>
-          <w:tab w:val="left" w:pos="1418"/>
-          <w:tab w:val="left" w:pos="1843"/>
-          <w:tab w:val="left" w:pos="2268"/>
-        </w:tabs>
-        <w:snapToGrid w:val="0"/>
-        <w:ind w:left="567" w:hanging="567"/>
-        <w:rPr>
-          <w:spacing w:val="20"/>
-          <w:szCs w:val="20"/>
-        </w:rPr>
-      </w:pPr>
-      <w:r>
-        <w:rPr>
-          <w:rFonts w:hint="eastAsia"/>
-          <w:spacing w:val="20"/>
-          <w:szCs w:val="20"/>
-        </w:rPr>
-        <w:tab/>
         <w:t>D.</w:t>
       </w:r>
       <w:r>
@@ -6269,39 +6269,39 @@
           <w:spacing w:val="20"/>
           <w:szCs w:val="20"/>
         </w:rPr>
-        <w:t>以上各</w:t>
-      </w:r>
-      <w:r>
-        <w:rPr>
-          <w:rFonts w:hint="eastAsia"/>
-          <w:spacing w:val="20"/>
-          <w:szCs w:val="20"/>
-        </w:rPr>
-        <w:t>項</w:t>
-      </w:r>
-      <w:r>
-        <w:rPr>
-          <w:rFonts w:hint="eastAsia"/>
-          <w:spacing w:val="20"/>
-          <w:szCs w:val="20"/>
-        </w:rPr>
-        <w:t>均與「使</w:t>
-      </w:r>
-      <w:r>
-        <w:rPr>
-          <w:rFonts w:hint="eastAsia"/>
-          <w:spacing w:val="20"/>
-          <w:szCs w:val="20"/>
-        </w:rPr>
-        <w:t>用</w:t>
-      </w:r>
-      <w:r>
-        <w:rPr>
-          <w:rFonts w:hint="eastAsia"/>
-          <w:spacing w:val="20"/>
-          <w:szCs w:val="20"/>
-        </w:rPr>
-        <w:t>電腦 A 刪除電腦 …」無關</w:t>
+        <w:t>使用電</w:t>
+      </w:r>
+      <w:r>
+        <w:rPr>
+          <w:rFonts w:hint="eastAsia"/>
+          <w:spacing w:val="20"/>
+          <w:szCs w:val="20"/>
+        </w:rPr>
+        <w:t>腦</w:t>
+      </w:r>
+      <w:r>
+        <w:rPr>
+          <w:rFonts w:hint="eastAsia"/>
+          <w:spacing w:val="20"/>
+          <w:szCs w:val="20"/>
+        </w:rPr>
+        <w:t xml:space="preserve"> A 列</w:t>
+      </w:r>
+      <w:r>
+        <w:rPr>
+          <w:rFonts w:hint="eastAsia"/>
+          <w:spacing w:val="20"/>
+          <w:szCs w:val="20"/>
+        </w:rPr>
+        <w:t>印</w:t>
+      </w:r>
+      <w:r>
+        <w:rPr>
+          <w:rFonts w:hint="eastAsia"/>
+          <w:spacing w:val="20"/>
+          <w:szCs w:val="20"/>
+        </w:rPr>
+        <w:t>文件。</w:t>
       </w:r>
     </w:p>
     <w:p>
@@ -6423,6 +6423,156 @@
           <w:spacing w:val="20"/>
           <w:szCs w:val="20"/>
         </w:rPr>
+        <w:t>增加</w:t>
+      </w:r>
+      <w:r>
+        <w:rPr>
+          <w:rFonts w:hint="eastAsia"/>
+          <w:spacing w:val="20"/>
+          <w:szCs w:val="20"/>
+        </w:rPr>
+        <w:t>時鐘頻率</w:t>
+      </w:r>
+    </w:p>
+    <w:p>
+      <w:pPr>
+        <w:tabs>
+          <w:tab w:val="left" w:pos="567"/>
+          <w:tab w:val="left" w:pos="993"/>
+          <w:tab w:val="left" w:pos="1418"/>
+          <w:tab w:val="left" w:pos="1843"/>
+          <w:tab w:val="left" w:pos="2268"/>
+        </w:tabs>
+        <w:snapToGrid w:val="0"/>
+        <w:ind w:left="567" w:hanging="567"/>
+        <w:rPr>
+          <w:spacing w:val="20"/>
+          <w:szCs w:val="20"/>
+        </w:rPr>
+      </w:pPr>
+      <w:r>
+        <w:rPr>
+          <w:rFonts w:hint="eastAsia"/>
+          <w:spacing w:val="20"/>
+          <w:szCs w:val="20"/>
+        </w:rPr>
+        <w:tab/>
+        <w:t>B.</w:t>
+      </w:r>
+      <w:r>
+        <w:rPr>
+          <w:rFonts w:hint="eastAsia"/>
+          <w:spacing w:val="20"/>
+          <w:szCs w:val="20"/>
+        </w:rPr>
+        <w:tab/>
+      </w:r>
+      <w:r>
+        <w:rPr>
+          <w:rFonts w:hint="eastAsia"/>
+          <w:spacing w:val="20"/>
+          <w:szCs w:val="20"/>
+        </w:rPr>
+        <w:t>增加耗電量</w:t>
+      </w:r>
+    </w:p>
+    <w:p>
+      <w:pPr>
+        <w:tabs>
+          <w:tab w:val="left" w:pos="567"/>
+          <w:tab w:val="left" w:pos="993"/>
+          <w:tab w:val="left" w:pos="1418"/>
+          <w:tab w:val="left" w:pos="1843"/>
+          <w:tab w:val="left" w:pos="2268"/>
+        </w:tabs>
+        <w:snapToGrid w:val="0"/>
+        <w:ind w:left="567" w:hanging="567"/>
+        <w:rPr>
+          <w:spacing w:val="20"/>
+          <w:szCs w:val="20"/>
+        </w:rPr>
+      </w:pPr>
+      <w:r>
+        <w:rPr>
+          <w:rFonts w:hint="eastAsia"/>
+          <w:spacing w:val="20"/>
+          <w:szCs w:val="20"/>
+        </w:rPr>
+        <w:tab/>
+        <w:t>C.</w:t>
+      </w:r>
+      <w:r>
+        <w:rPr>
+          <w:rFonts w:hint="eastAsia"/>
+          <w:spacing w:val="20"/>
+          <w:szCs w:val="20"/>
+        </w:rPr>
+        <w:tab/>
+      </w:r>
+      <w:r>
+        <w:rPr>
+          <w:rFonts w:hint="eastAsia"/>
+          <w:spacing w:val="20"/>
+          <w:szCs w:val="20"/>
+        </w:rPr>
+        <w:t>預</w:t>
+      </w:r>
+      <w:r>
+        <w:rPr>
+          <w:rFonts w:hint="eastAsia"/>
+          <w:spacing w:val="20"/>
+          <w:szCs w:val="20"/>
+        </w:rPr>
+        <w:t>裝操</w:t>
+      </w:r>
+      <w:r>
+        <w:rPr>
+          <w:rFonts w:hint="eastAsia"/>
+          <w:spacing w:val="20"/>
+          <w:szCs w:val="20"/>
+        </w:rPr>
+        <w:t>作系統</w:t>
+      </w:r>
+    </w:p>
+    <w:p>
+      <w:pPr>
+        <w:tabs>
+          <w:tab w:val="left" w:pos="567"/>
+          <w:tab w:val="left" w:pos="993"/>
+          <w:tab w:val="left" w:pos="1418"/>
+          <w:tab w:val="left" w:pos="1843"/>
+          <w:tab w:val="left" w:pos="2268"/>
+        </w:tabs>
+        <w:snapToGrid w:val="0"/>
+        <w:ind w:left="567" w:hanging="567"/>
+        <w:rPr>
+          <w:spacing w:val="20"/>
+          <w:szCs w:val="20"/>
+        </w:rPr>
+      </w:pPr>
+      <w:r>
+        <w:rPr>
+          <w:rFonts w:hint="eastAsia"/>
+          <w:spacing w:val="20"/>
+          <w:szCs w:val="20"/>
+        </w:rPr>
+        <w:tab/>
+        <w:t>D.</w:t>
+      </w:r>
+      <w:r>
+        <w:rPr>
+          <w:rFonts w:hint="eastAsia"/>
+          <w:spacing w:val="20"/>
+          <w:szCs w:val="20"/>
+        </w:rPr>
+        <w:tab/>
+      </w:r>
+      <w:r>
+        <w:rPr>
+          <w:rFonts w:hint="eastAsia"/>
+          <w:spacing w:val="20"/>
+          <w:szCs w:val="20"/>
+        </w:rPr>
         <w:t>減少</w:t>
       </w:r>
       <w:r>
@@ -6432,156 +6582,6 @@
           <w:szCs w:val="20"/>
         </w:rPr>
         <w:t>處理器作數量</w:t>
-      </w:r>
-    </w:p>
-    <w:p>
-      <w:pPr>
-        <w:tabs>
-          <w:tab w:val="left" w:pos="567"/>
-          <w:tab w:val="left" w:pos="993"/>
-          <w:tab w:val="left" w:pos="1418"/>
-          <w:tab w:val="left" w:pos="1843"/>
-          <w:tab w:val="left" w:pos="2268"/>
-        </w:tabs>
-        <w:snapToGrid w:val="0"/>
-        <w:ind w:left="567" w:hanging="567"/>
-        <w:rPr>
-          <w:spacing w:val="20"/>
-          <w:szCs w:val="20"/>
-        </w:rPr>
-      </w:pPr>
-      <w:r>
-        <w:rPr>
-          <w:rFonts w:hint="eastAsia"/>
-          <w:spacing w:val="20"/>
-          <w:szCs w:val="20"/>
-        </w:rPr>
-        <w:tab/>
-        <w:t>B.</w:t>
-      </w:r>
-      <w:r>
-        <w:rPr>
-          <w:rFonts w:hint="eastAsia"/>
-          <w:spacing w:val="20"/>
-          <w:szCs w:val="20"/>
-        </w:rPr>
-        <w:tab/>
-      </w:r>
-      <w:r>
-        <w:rPr>
-          <w:rFonts w:hint="eastAsia"/>
-          <w:spacing w:val="20"/>
-          <w:szCs w:val="20"/>
-        </w:rPr>
-        <w:t>增加時鐘頻率</w:t>
-      </w:r>
-    </w:p>
-    <w:p>
-      <w:pPr>
-        <w:tabs>
-          <w:tab w:val="left" w:pos="567"/>
-          <w:tab w:val="left" w:pos="993"/>
-          <w:tab w:val="left" w:pos="1418"/>
-          <w:tab w:val="left" w:pos="1843"/>
-          <w:tab w:val="left" w:pos="2268"/>
-        </w:tabs>
-        <w:snapToGrid w:val="0"/>
-        <w:ind w:left="567" w:hanging="567"/>
-        <w:rPr>
-          <w:spacing w:val="20"/>
-          <w:szCs w:val="20"/>
-        </w:rPr>
-      </w:pPr>
-      <w:r>
-        <w:rPr>
-          <w:rFonts w:hint="eastAsia"/>
-          <w:spacing w:val="20"/>
-          <w:szCs w:val="20"/>
-        </w:rPr>
-        <w:tab/>
-        <w:t>C.</w:t>
-      </w:r>
-      <w:r>
-        <w:rPr>
-          <w:rFonts w:hint="eastAsia"/>
-          <w:spacing w:val="20"/>
-          <w:szCs w:val="20"/>
-        </w:rPr>
-        <w:tab/>
-      </w:r>
-      <w:r>
-        <w:rPr>
-          <w:rFonts w:hint="eastAsia"/>
-          <w:spacing w:val="20"/>
-          <w:szCs w:val="20"/>
-        </w:rPr>
-        <w:t>增</w:t>
-      </w:r>
-      <w:r>
-        <w:rPr>
-          <w:rFonts w:hint="eastAsia"/>
-          <w:spacing w:val="20"/>
-          <w:szCs w:val="20"/>
-        </w:rPr>
-        <w:t>加耗</w:t>
-      </w:r>
-      <w:r>
-        <w:rPr>
-          <w:rFonts w:hint="eastAsia"/>
-          <w:spacing w:val="20"/>
-          <w:szCs w:val="20"/>
-        </w:rPr>
-        <w:t>電量</w:t>
-      </w:r>
-    </w:p>
-    <w:p>
-      <w:pPr>
-        <w:tabs>
-          <w:tab w:val="left" w:pos="567"/>
-          <w:tab w:val="left" w:pos="993"/>
-          <w:tab w:val="left" w:pos="1418"/>
-          <w:tab w:val="left" w:pos="1843"/>
-          <w:tab w:val="left" w:pos="2268"/>
-        </w:tabs>
-        <w:snapToGrid w:val="0"/>
-        <w:ind w:left="567" w:hanging="567"/>
-        <w:rPr>
-          <w:spacing w:val="20"/>
-          <w:szCs w:val="20"/>
-        </w:rPr>
-      </w:pPr>
-      <w:r>
-        <w:rPr>
-          <w:rFonts w:hint="eastAsia"/>
-          <w:spacing w:val="20"/>
-          <w:szCs w:val="20"/>
-        </w:rPr>
-        <w:tab/>
-        <w:t>D.</w:t>
-      </w:r>
-      <w:r>
-        <w:rPr>
-          <w:rFonts w:hint="eastAsia"/>
-          <w:spacing w:val="20"/>
-          <w:szCs w:val="20"/>
-        </w:rPr>
-        <w:tab/>
-      </w:r>
-      <w:r>
-        <w:rPr>
-          <w:rFonts w:hint="eastAsia"/>
-          <w:spacing w:val="20"/>
-          <w:szCs w:val="20"/>
-        </w:rPr>
-        <w:t>預裝</w:t>
-      </w:r>
-      <w:r>
-        <w:rPr>
-          <w:rFonts w:hint="eastAsia"/>
-          <w:spacing w:val="20"/>
-          <w:szCs w:val="20"/>
-        </w:rPr>
-        <w:t>操作系統</w:t>
       </w:r>
     </w:p>
     <w:p>
@@ -6880,15 +6880,15 @@
           <w:spacing w:val="20"/>
           <w:szCs w:val="20"/>
         </w:rPr>
-        <w:t>更改</w:t>
-      </w:r>
-      <w:r>
-        <w:rPr>
-          <w:rFonts w:hint="eastAsia"/>
-          <w:spacing w:val="20"/>
-          <w:szCs w:val="20"/>
-        </w:rPr>
-        <w:t>輸入數據</w:t>
+        <w:t>以上</w:t>
+      </w:r>
+      <w:r>
+        <w:rPr>
+          <w:rFonts w:hint="eastAsia"/>
+          <w:spacing w:val="20"/>
+          <w:szCs w:val="20"/>
+        </w:rPr>
+        <w:t>各項均與「更改輸入數據…」無關</w:t>
       </w:r>
     </w:p>
     <w:p>
@@ -6930,15 +6930,15 @@
           <w:spacing w:val="20"/>
           <w:szCs w:val="20"/>
         </w:rPr>
-        <w:t>更改</w:t>
-      </w:r>
-      <w:r>
-        <w:rPr>
-          <w:rFonts w:hint="eastAsia"/>
-          <w:spacing w:val="20"/>
-          <w:szCs w:val="20"/>
-        </w:rPr>
-        <w:t>儲存裝置的類型</w:t>
+        <w:t>使用</w:t>
+      </w:r>
+      <w:r>
+        <w:rPr>
+          <w:rFonts w:hint="eastAsia"/>
+          <w:spacing w:val="20"/>
+          <w:szCs w:val="20"/>
+        </w:rPr>
+        <w:t>不同的 CPU</w:t>
       </w:r>
     </w:p>
     <w:p>
@@ -6980,23 +6980,23 @@
           <w:spacing w:val="20"/>
           <w:szCs w:val="20"/>
         </w:rPr>
-        <w:t>以上各項</w:t>
-      </w:r>
-      <w:r>
-        <w:rPr>
-          <w:rFonts w:hint="eastAsia"/>
-          <w:spacing w:val="20"/>
-          <w:szCs w:val="20"/>
-        </w:rPr>
-        <w:t>均</w:t>
-      </w:r>
-      <w:r>
-        <w:rPr>
-          <w:rFonts w:hint="eastAsia"/>
-          <w:spacing w:val="20"/>
-          <w:szCs w:val="20"/>
-        </w:rPr>
-        <w:t>與「更改輸入數據…」無關</w:t>
+        <w:t>更改儲存</w:t>
+      </w:r>
+      <w:r>
+        <w:rPr>
+          <w:rFonts w:hint="eastAsia"/>
+          <w:spacing w:val="20"/>
+          <w:szCs w:val="20"/>
+        </w:rPr>
+        <w:t>裝</w:t>
+      </w:r>
+      <w:r>
+        <w:rPr>
+          <w:rFonts w:hint="eastAsia"/>
+          <w:spacing w:val="20"/>
+          <w:szCs w:val="20"/>
+        </w:rPr>
+        <w:t>置的類型</w:t>
       </w:r>
     </w:p>
     <w:p>
@@ -7038,23 +7038,23 @@
           <w:spacing w:val="20"/>
           <w:szCs w:val="20"/>
         </w:rPr>
-        <w:t>使用不同</w:t>
-      </w:r>
-      <w:r>
-        <w:rPr>
-          <w:rFonts w:hint="eastAsia"/>
-          <w:spacing w:val="20"/>
-          <w:szCs w:val="20"/>
-        </w:rPr>
-        <w:t>的</w:t>
-      </w:r>
-      <w:r>
-        <w:rPr>
-          <w:rFonts w:hint="eastAsia"/>
-          <w:spacing w:val="20"/>
-          <w:szCs w:val="20"/>
-        </w:rPr>
-        <w:t xml:space="preserve"> CPU</w:t>
+        <w:t>更改輸入</w:t>
+      </w:r>
+      <w:r>
+        <w:rPr>
+          <w:rFonts w:hint="eastAsia"/>
+          <w:spacing w:val="20"/>
+          <w:szCs w:val="20"/>
+        </w:rPr>
+        <w:t>數</w:t>
+      </w:r>
+      <w:r>
+        <w:rPr>
+          <w:rFonts w:hint="eastAsia"/>
+          <w:spacing w:val="20"/>
+          <w:szCs w:val="20"/>
+        </w:rPr>
+        <w:t>據</w:t>
       </w:r>
     </w:p>
     <w:p>
@@ -7783,49 +7783,49 @@
           <w:spacing w:val="20"/>
           <w:szCs w:val="20"/>
         </w:rPr>
+        <w:t>在一段時間內應收集到大量的數據</w:t>
+      </w:r>
+    </w:p>
+    <w:p>
+      <w:pPr>
+        <w:tabs>
+          <w:tab w:val="left" w:pos="567"/>
+          <w:tab w:val="left" w:pos="993"/>
+          <w:tab w:val="left" w:pos="1418"/>
+          <w:tab w:val="left" w:pos="1843"/>
+          <w:tab w:val="left" w:pos="2268"/>
+        </w:tabs>
+        <w:snapToGrid w:val="0"/>
+        <w:ind w:left="567" w:hanging="567"/>
+        <w:rPr>
+          <w:spacing w:val="20"/>
+          <w:szCs w:val="20"/>
+        </w:rPr>
+      </w:pPr>
+      <w:r>
+        <w:rPr>
+          <w:rFonts w:hint="eastAsia"/>
+          <w:spacing w:val="20"/>
+          <w:szCs w:val="20"/>
+        </w:rPr>
+        <w:tab/>
+        <w:t>C.</w:t>
+      </w:r>
+      <w:r>
+        <w:rPr>
+          <w:rFonts w:hint="eastAsia"/>
+          <w:spacing w:val="20"/>
+          <w:szCs w:val="20"/>
+        </w:rPr>
+        <w:tab/>
+      </w:r>
+      <w:r>
+        <w:rPr>
+          <w:rFonts w:hint="eastAsia"/>
+          <w:spacing w:val="20"/>
+          <w:szCs w:val="20"/>
+        </w:rPr>
         <w:t>涉及的電腦需要的運算能力</w:t>
-      </w:r>
-    </w:p>
-    <w:p>
-      <w:pPr>
-        <w:tabs>
-          <w:tab w:val="left" w:pos="567"/>
-          <w:tab w:val="left" w:pos="993"/>
-          <w:tab w:val="left" w:pos="1418"/>
-          <w:tab w:val="left" w:pos="1843"/>
-          <w:tab w:val="left" w:pos="2268"/>
-        </w:tabs>
-        <w:snapToGrid w:val="0"/>
-        <w:ind w:left="567" w:hanging="567"/>
-        <w:rPr>
-          <w:spacing w:val="20"/>
-          <w:szCs w:val="20"/>
-        </w:rPr>
-      </w:pPr>
-      <w:r>
-        <w:rPr>
-          <w:rFonts w:hint="eastAsia"/>
-          <w:spacing w:val="20"/>
-          <w:szCs w:val="20"/>
-        </w:rPr>
-        <w:tab/>
-        <w:t>C.</w:t>
-      </w:r>
-      <w:r>
-        <w:rPr>
-          <w:rFonts w:hint="eastAsia"/>
-          <w:spacing w:val="20"/>
-          <w:szCs w:val="20"/>
-        </w:rPr>
-        <w:tab/>
-      </w:r>
-      <w:r>
-        <w:rPr>
-          <w:rFonts w:hint="eastAsia"/>
-          <w:spacing w:val="20"/>
-          <w:szCs w:val="20"/>
-        </w:rPr>
-        <w:t>在一段時間內應收集到大量的數據</w:t>
       </w:r>
     </w:p>
     <w:p>
@@ -8005,6 +8005,64 @@
           <w:spacing w:val="20"/>
           <w:szCs w:val="20"/>
         </w:rPr>
+        <w:t>Q 控制</w:t>
+      </w:r>
+      <w:r>
+        <w:rPr>
+          <w:rFonts w:hint="eastAsia"/>
+          <w:spacing w:val="20"/>
+          <w:szCs w:val="20"/>
+        </w:rPr>
+        <w:t>使用</w:t>
+      </w:r>
+      <w:r>
+        <w:rPr>
+          <w:rFonts w:hint="eastAsia"/>
+          <w:spacing w:val="20"/>
+          <w:szCs w:val="20"/>
+        </w:rPr>
+        <w:t>打印機的用戶權限</w:t>
+      </w:r>
+    </w:p>
+    <w:p>
+      <w:pPr>
+        <w:tabs>
+          <w:tab w:val="left" w:pos="567"/>
+          <w:tab w:val="left" w:pos="993"/>
+          <w:tab w:val="left" w:pos="1418"/>
+          <w:tab w:val="left" w:pos="1843"/>
+          <w:tab w:val="left" w:pos="2268"/>
+        </w:tabs>
+        <w:snapToGrid w:val="0"/>
+        <w:ind w:left="567" w:hanging="567"/>
+        <w:rPr>
+          <w:spacing w:val="20"/>
+          <w:szCs w:val="20"/>
+        </w:rPr>
+      </w:pPr>
+      <w:r>
+        <w:rPr>
+          <w:rFonts w:hint="eastAsia"/>
+          <w:spacing w:val="20"/>
+          <w:szCs w:val="20"/>
+        </w:rPr>
+        <w:tab/>
+        <w:t>B.</w:t>
+      </w:r>
+      <w:r>
+        <w:rPr>
+          <w:rFonts w:hint="eastAsia"/>
+          <w:spacing w:val="20"/>
+          <w:szCs w:val="20"/>
+        </w:rPr>
+        <w:tab/>
+      </w:r>
+      <w:r>
+        <w:rPr>
+          <w:rFonts w:hint="eastAsia"/>
+          <w:spacing w:val="20"/>
+          <w:szCs w:val="20"/>
+        </w:rPr>
         <w:t>P 容許</w:t>
       </w:r>
       <w:r>
@@ -8013,15 +8071,15 @@
           <w:spacing w:val="20"/>
           <w:szCs w:val="20"/>
         </w:rPr>
-        <w:t>操作</w:t>
-      </w:r>
-      <w:r>
-        <w:rPr>
-          <w:rFonts w:hint="eastAsia"/>
-          <w:spacing w:val="20"/>
-          <w:szCs w:val="20"/>
-        </w:rPr>
-        <w:t>系統和視像鏡頭互動</w:t>
+        <w:t>操作系統和視像鏡</w:t>
+      </w:r>
+      <w:r>
+        <w:rPr>
+          <w:rFonts w:hint="eastAsia"/>
+          <w:spacing w:val="20"/>
+          <w:szCs w:val="20"/>
+        </w:rPr>
+        <w:t>頭互動</w:t>
       </w:r>
     </w:p>
     <w:p>
@@ -8047,31 +8105,31 @@
           <w:szCs w:val="20"/>
         </w:rPr>
         <w:tab/>
-        <w:t>B.</w:t>
-      </w:r>
-      <w:r>
-        <w:rPr>
-          <w:rFonts w:hint="eastAsia"/>
-          <w:spacing w:val="20"/>
-          <w:szCs w:val="20"/>
-        </w:rPr>
-        <w:tab/>
-      </w:r>
-      <w:r>
-        <w:rPr>
-          <w:rFonts w:hint="eastAsia"/>
-          <w:spacing w:val="20"/>
-          <w:szCs w:val="20"/>
-        </w:rPr>
-        <w:t>P 控制</w:t>
-      </w:r>
-      <w:r>
-        <w:rPr>
-          <w:rFonts w:hint="eastAsia"/>
-          <w:spacing w:val="20"/>
-          <w:szCs w:val="20"/>
-        </w:rPr>
-        <w:t>同時使用用戶的數</w:t>
+        <w:t>C.</w:t>
+      </w:r>
+      <w:r>
+        <w:rPr>
+          <w:rFonts w:hint="eastAsia"/>
+          <w:spacing w:val="20"/>
+          <w:szCs w:val="20"/>
+        </w:rPr>
+        <w:tab/>
+      </w:r>
+      <w:r>
+        <w:rPr>
+          <w:rFonts w:hint="eastAsia"/>
+          <w:spacing w:val="20"/>
+          <w:szCs w:val="20"/>
+        </w:rPr>
+        <w:t>P 控制同時使用用</w:t>
+      </w:r>
+      <w:r>
+        <w:rPr>
+          <w:rFonts w:hint="eastAsia"/>
+          <w:spacing w:val="20"/>
+          <w:szCs w:val="20"/>
+        </w:rPr>
+        <w:t>戶的數</w:t>
       </w:r>
       <w:r>
         <w:rPr>
@@ -8105,64 +8163,6 @@
           <w:szCs w:val="20"/>
         </w:rPr>
         <w:tab/>
-        <w:t>C.</w:t>
-      </w:r>
-      <w:r>
-        <w:rPr>
-          <w:rFonts w:hint="eastAsia"/>
-          <w:spacing w:val="20"/>
-          <w:szCs w:val="20"/>
-        </w:rPr>
-        <w:tab/>
-      </w:r>
-      <w:r>
-        <w:rPr>
-          <w:rFonts w:hint="eastAsia"/>
-          <w:spacing w:val="20"/>
-          <w:szCs w:val="20"/>
-        </w:rPr>
-        <w:t>Q 可以在不同操作</w:t>
-      </w:r>
-      <w:r>
-        <w:rPr>
-          <w:rFonts w:hint="eastAsia"/>
-          <w:spacing w:val="20"/>
-          <w:szCs w:val="20"/>
-        </w:rPr>
-        <w:t>系統中</w:t>
-      </w:r>
-      <w:r>
-        <w:rPr>
-          <w:rFonts w:hint="eastAsia"/>
-          <w:spacing w:val="20"/>
-          <w:szCs w:val="20"/>
-        </w:rPr>
-        <w:t>執行</w:t>
-      </w:r>
-    </w:p>
-    <w:p>
-      <w:pPr>
-        <w:tabs>
-          <w:tab w:val="left" w:pos="567"/>
-          <w:tab w:val="left" w:pos="993"/>
-          <w:tab w:val="left" w:pos="1418"/>
-          <w:tab w:val="left" w:pos="1843"/>
-          <w:tab w:val="left" w:pos="2268"/>
-        </w:tabs>
-        <w:snapToGrid w:val="0"/>
-        <w:ind w:left="567" w:hanging="567"/>
-        <w:rPr>
-          <w:spacing w:val="20"/>
-          <w:szCs w:val="20"/>
-        </w:rPr>
-      </w:pPr>
-      <w:r>
-        <w:rPr>
-          <w:rFonts w:hint="eastAsia"/>
-          <w:spacing w:val="20"/>
-          <w:szCs w:val="20"/>
-        </w:rPr>
-        <w:tab/>
         <w:t>D.</w:t>
       </w:r>
       <w:r>
@@ -8179,15 +8179,15 @@
           <w:spacing w:val="20"/>
           <w:szCs w:val="20"/>
         </w:rPr>
-        <w:t>Q 控制使用</w:t>
-      </w:r>
-      <w:r>
-        <w:rPr>
-          <w:rFonts w:hint="eastAsia"/>
-          <w:spacing w:val="20"/>
-          <w:szCs w:val="20"/>
-        </w:rPr>
-        <w:t>打印機的用戶權限</w:t>
+        <w:t>Q 可以在不</w:t>
+      </w:r>
+      <w:r>
+        <w:rPr>
+          <w:rFonts w:hint="eastAsia"/>
+          <w:spacing w:val="20"/>
+          <w:szCs w:val="20"/>
+        </w:rPr>
+        <w:t>同操作系統中執行</w:t>
       </w:r>
       <w:r>
         <w:rPr>
@@ -8333,23 +8333,23 @@
           <w:spacing w:val="20"/>
           <w:szCs w:val="20"/>
         </w:rPr>
-        <w:t>它儲存經常使用</w:t>
-      </w:r>
-      <w:r>
-        <w:rPr>
-          <w:rFonts w:hint="eastAsia"/>
-          <w:spacing w:val="20"/>
-          <w:szCs w:val="20"/>
-        </w:rPr>
-        <w:t>的數</w:t>
-      </w:r>
-      <w:r>
-        <w:rPr>
-          <w:rFonts w:hint="eastAsia"/>
-          <w:spacing w:val="20"/>
-          <w:szCs w:val="20"/>
-        </w:rPr>
-        <w:t>據和指令</w:t>
+        <w:t>它只在 CPU</w:t>
+      </w:r>
+      <w:r>
+        <w:rPr>
+          <w:rFonts w:hint="eastAsia"/>
+          <w:spacing w:val="20"/>
+          <w:szCs w:val="20"/>
+        </w:rPr>
+        <w:t xml:space="preserve"> 內</w:t>
+      </w:r>
+      <w:r>
+        <w:rPr>
+          <w:rFonts w:hint="eastAsia"/>
+          <w:spacing w:val="20"/>
+          <w:szCs w:val="20"/>
+        </w:rPr>
+        <w:t>找到</w:t>
       </w:r>
     </w:p>
     <w:p>
@@ -8391,23 +8391,23 @@
           <w:spacing w:val="20"/>
           <w:szCs w:val="20"/>
         </w:rPr>
-        <w:t>它只</w:t>
-      </w:r>
-      <w:r>
-        <w:rPr>
-          <w:rFonts w:hint="eastAsia"/>
-          <w:spacing w:val="20"/>
-          <w:szCs w:val="20"/>
-        </w:rPr>
-        <w:t xml:space="preserve">在 </w:t>
-      </w:r>
-      <w:r>
-        <w:rPr>
-          <w:rFonts w:hint="eastAsia"/>
-          <w:spacing w:val="20"/>
-          <w:szCs w:val="20"/>
-        </w:rPr>
-        <w:t>CPU 內找到</w:t>
+        <w:t>快取</w:t>
+      </w:r>
+      <w:r>
+        <w:rPr>
+          <w:rFonts w:hint="eastAsia"/>
+          <w:spacing w:val="20"/>
+          <w:szCs w:val="20"/>
+        </w:rPr>
+        <w:t>記憶</w:t>
+      </w:r>
+      <w:r>
+        <w:rPr>
+          <w:rFonts w:hint="eastAsia"/>
+          <w:spacing w:val="20"/>
+          <w:szCs w:val="20"/>
+        </w:rPr>
+        <w:t>體的數據存取速度比 RAM 的為低</w:t>
       </w:r>
     </w:p>
     <w:p>
@@ -8491,7 +8491,7 @@
           <w:spacing w:val="20"/>
           <w:szCs w:val="20"/>
         </w:rPr>
-        <w:t>快取記憶體的數據存取速度比 RAM 的為低</w:t>
+        <w:t>它儲存經常使用的數據和指令</w:t>
       </w:r>
     </w:p>
     <w:p>
@@ -8613,6 +8613,90 @@
           <w:spacing w:val="20"/>
           <w:szCs w:val="20"/>
         </w:rPr>
+        <w:t>硬碟的數據傳輸率低</w:t>
+      </w:r>
+    </w:p>
+    <w:p>
+      <w:pPr>
+        <w:tabs>
+          <w:tab w:val="left" w:pos="567"/>
+          <w:tab w:val="left" w:pos="993"/>
+          <w:tab w:val="left" w:pos="1418"/>
+          <w:tab w:val="left" w:pos="1843"/>
+          <w:tab w:val="left" w:pos="2268"/>
+        </w:tabs>
+        <w:snapToGrid w:val="0"/>
+        <w:ind w:left="567" w:hanging="567"/>
+        <w:rPr>
+          <w:spacing w:val="20"/>
+          <w:szCs w:val="20"/>
+        </w:rPr>
+      </w:pPr>
+      <w:r>
+        <w:rPr>
+          <w:rFonts w:hint="eastAsia"/>
+          <w:spacing w:val="20"/>
+          <w:szCs w:val="20"/>
+        </w:rPr>
+        <w:tab/>
+        <w:t>B.</w:t>
+      </w:r>
+      <w:r>
+        <w:rPr>
+          <w:rFonts w:hint="eastAsia"/>
+          <w:spacing w:val="20"/>
+          <w:szCs w:val="20"/>
+        </w:rPr>
+        <w:tab/>
+      </w:r>
+      <w:r>
+        <w:rPr>
+          <w:rFonts w:hint="eastAsia"/>
+          <w:spacing w:val="20"/>
+          <w:szCs w:val="20"/>
+        </w:rPr>
+        <w:t>網絡界面卡出現故障</w:t>
+      </w:r>
+    </w:p>
+    <w:p>
+      <w:pPr>
+        <w:tabs>
+          <w:tab w:val="left" w:pos="567"/>
+          <w:tab w:val="left" w:pos="993"/>
+          <w:tab w:val="left" w:pos="1418"/>
+          <w:tab w:val="left" w:pos="1843"/>
+          <w:tab w:val="left" w:pos="2268"/>
+        </w:tabs>
+        <w:snapToGrid w:val="0"/>
+        <w:ind w:left="567" w:hanging="567"/>
+        <w:rPr>
+          <w:spacing w:val="20"/>
+          <w:szCs w:val="20"/>
+        </w:rPr>
+      </w:pPr>
+      <w:r>
+        <w:rPr>
+          <w:rFonts w:hint="eastAsia"/>
+          <w:spacing w:val="20"/>
+          <w:szCs w:val="20"/>
+        </w:rPr>
+        <w:tab/>
+        <w:t>C.</w:t>
+      </w:r>
+      <w:r>
+        <w:rPr>
+          <w:rFonts w:hint="eastAsia"/>
+          <w:spacing w:val="20"/>
+          <w:szCs w:val="20"/>
+        </w:rPr>
+        <w:tab/>
+      </w:r>
+      <w:r>
+        <w:rPr>
+          <w:rFonts w:hint="eastAsia"/>
+          <w:spacing w:val="20"/>
+          <w:szCs w:val="20"/>
+        </w:rPr>
         <w:t>顯示卡出現故障</w:t>
       </w:r>
     </w:p>
@@ -8639,49 +8723,7 @@
           <w:szCs w:val="20"/>
         </w:rPr>
         <w:tab/>
-        <w:t>B.</w:t>
-      </w:r>
-      <w:r>
-        <w:rPr>
-          <w:rFonts w:hint="eastAsia"/>
-          <w:spacing w:val="20"/>
-          <w:szCs w:val="20"/>
-        </w:rPr>
-        <w:tab/>
-      </w:r>
-      <w:r>
-        <w:rPr>
-          <w:rFonts w:hint="eastAsia"/>
-          <w:spacing w:val="20"/>
-          <w:szCs w:val="20"/>
-        </w:rPr>
-        <w:t>網絡界面卡出現故障</w:t>
-      </w:r>
-    </w:p>
-    <w:p>
-      <w:pPr>
-        <w:tabs>
-          <w:tab w:val="left" w:pos="567"/>
-          <w:tab w:val="left" w:pos="993"/>
-          <w:tab w:val="left" w:pos="1418"/>
-          <w:tab w:val="left" w:pos="1843"/>
-          <w:tab w:val="left" w:pos="2268"/>
-        </w:tabs>
-        <w:snapToGrid w:val="0"/>
-        <w:ind w:left="567" w:hanging="567"/>
-        <w:rPr>
-          <w:spacing w:val="20"/>
-          <w:szCs w:val="20"/>
-        </w:rPr>
-      </w:pPr>
-      <w:r>
-        <w:rPr>
-          <w:rFonts w:hint="eastAsia"/>
-          <w:spacing w:val="20"/>
-          <w:szCs w:val="20"/>
-        </w:rPr>
-        <w:tab/>
-        <w:t>C.</w:t>
+        <w:t>D.</w:t>
       </w:r>
       <w:r>
         <w:rPr>
@@ -8698,48 +8740,6 @@
           <w:szCs w:val="20"/>
         </w:rPr>
         <w:t>ROM 的容量小</w:t>
-      </w:r>
-    </w:p>
-    <w:p>
-      <w:pPr>
-        <w:tabs>
-          <w:tab w:val="left" w:pos="567"/>
-          <w:tab w:val="left" w:pos="993"/>
-          <w:tab w:val="left" w:pos="1418"/>
-          <w:tab w:val="left" w:pos="1843"/>
-          <w:tab w:val="left" w:pos="2268"/>
-        </w:tabs>
-        <w:snapToGrid w:val="0"/>
-        <w:ind w:left="567" w:hanging="567"/>
-        <w:rPr>
-          <w:spacing w:val="20"/>
-          <w:szCs w:val="20"/>
-        </w:rPr>
-      </w:pPr>
-      <w:r>
-        <w:rPr>
-          <w:rFonts w:hint="eastAsia"/>
-          <w:spacing w:val="20"/>
-          <w:szCs w:val="20"/>
-        </w:rPr>
-        <w:tab/>
-        <w:t>D.</w:t>
-      </w:r>
-      <w:r>
-        <w:rPr>
-          <w:rFonts w:hint="eastAsia"/>
-          <w:spacing w:val="20"/>
-          <w:szCs w:val="20"/>
-        </w:rPr>
-        <w:tab/>
-      </w:r>
-      <w:r>
-        <w:rPr>
-          <w:rFonts w:hint="eastAsia"/>
-          <w:spacing w:val="20"/>
-          <w:szCs w:val="20"/>
-        </w:rPr>
-        <w:t>硬碟的數據傳輸率低</w:t>
       </w:r>
     </w:p>
     <w:p>
@@ -9046,6 +9046,72 @@
           <w:spacing w:val="20"/>
           <w:szCs w:val="20"/>
         </w:rPr>
+        <w:t>45</w:t>
+      </w:r>
+      <w:r>
+        <w:rPr>
+          <w:rFonts w:hint="eastAsia"/>
+          <w:spacing w:val="20"/>
+          <w:szCs w:val="20"/>
+        </w:rPr>
+        <w:t xml:space="preserve"> </w:t>
+      </w:r>
+      <w:r>
+        <w:rPr>
+          <w:rFonts w:hint="eastAsia"/>
+          <w:spacing w:val="20"/>
+          <w:szCs w:val="20"/>
+        </w:rPr>
+        <w:t xml:space="preserve"> </w:t>
+      </w:r>
+      <w:r>
+        <w:rPr>
+          <w:rFonts w:hint="eastAsia"/>
+          <w:spacing w:val="20"/>
+          <w:szCs w:val="20"/>
+        </w:rPr>
+        <w:t xml:space="preserve"> </w:t>
+      </w:r>
+    </w:p>
+    <w:p>
+      <w:pPr>
+        <w:tabs>
+          <w:tab w:val="left" w:pos="567"/>
+          <w:tab w:val="left" w:pos="993"/>
+          <w:tab w:val="left" w:pos="1418"/>
+          <w:tab w:val="left" w:pos="1843"/>
+          <w:tab w:val="left" w:pos="2268"/>
+        </w:tabs>
+        <w:snapToGrid w:val="0"/>
+        <w:ind w:left="567" w:hanging="567"/>
+        <w:rPr>
+          <w:spacing w:val="20"/>
+          <w:szCs w:val="20"/>
+        </w:rPr>
+      </w:pPr>
+      <w:r>
+        <w:rPr>
+          <w:rFonts w:hint="eastAsia"/>
+          <w:spacing w:val="20"/>
+          <w:szCs w:val="20"/>
+        </w:rPr>
+        <w:tab/>
+        <w:t>B.</w:t>
+      </w:r>
+      <w:r>
+        <w:rPr>
+          <w:rFonts w:hint="eastAsia"/>
+          <w:spacing w:val="20"/>
+          <w:szCs w:val="20"/>
+        </w:rPr>
+        <w:tab/>
+      </w:r>
+      <w:r>
+        <w:rPr>
+          <w:rFonts w:hint="eastAsia"/>
+          <w:spacing w:val="20"/>
+          <w:szCs w:val="20"/>
+        </w:rPr>
         <w:t>18</w:t>
       </w:r>
       <w:r>
@@ -9096,7 +9162,21 @@
           <w:szCs w:val="20"/>
         </w:rPr>
         <w:tab/>
-        <w:t>B.</w:t>
+      </w:r>
+      <w:r>
+        <w:rPr>
+          <w:spacing w:val="20"/>
+          <w:szCs w:val="20"/>
+        </w:rPr>
+        <w:t>C</w:t>
+      </w:r>
+      <w:r>
+        <w:rPr>
+          <w:rFonts w:hint="eastAsia"/>
+          <w:spacing w:val="20"/>
+          <w:szCs w:val="20"/>
+        </w:rPr>
+        <w:t>.</w:t>
       </w:r>
       <w:r>
         <w:rPr>
@@ -9168,7 +9248,7 @@
           <w:spacing w:val="20"/>
           <w:szCs w:val="20"/>
         </w:rPr>
-        <w:t>C</w:t>
+        <w:t>D</w:t>
       </w:r>
       <w:r>
         <w:rPr>
@@ -9185,87 +9265,7 @@
           <w:szCs w:val="20"/>
         </w:rPr>
         <w:tab/>
-      </w:r>
-      <w:r>
-        <w:rPr>
-          <w:rFonts w:hint="eastAsia"/>
-          <w:spacing w:val="20"/>
-          <w:szCs w:val="20"/>
-        </w:rPr>
         <w:t>13</w:t>
-      </w:r>
-      <w:r>
-        <w:rPr>
-          <w:rFonts w:hint="eastAsia"/>
-          <w:spacing w:val="20"/>
-          <w:szCs w:val="20"/>
-        </w:rPr>
-        <w:t xml:space="preserve"> </w:t>
-      </w:r>
-      <w:r>
-        <w:rPr>
-          <w:rFonts w:hint="eastAsia"/>
-          <w:spacing w:val="20"/>
-          <w:szCs w:val="20"/>
-        </w:rPr>
-        <w:t xml:space="preserve"> </w:t>
-      </w:r>
-      <w:r>
-        <w:rPr>
-          <w:rFonts w:hint="eastAsia"/>
-          <w:spacing w:val="20"/>
-          <w:szCs w:val="20"/>
-        </w:rPr>
-        <w:t xml:space="preserve"> </w:t>
-      </w:r>
-    </w:p>
-    <w:p>
-      <w:pPr>
-        <w:tabs>
-          <w:tab w:val="left" w:pos="567"/>
-          <w:tab w:val="left" w:pos="993"/>
-          <w:tab w:val="left" w:pos="1418"/>
-          <w:tab w:val="left" w:pos="1843"/>
-          <w:tab w:val="left" w:pos="2268"/>
-        </w:tabs>
-        <w:snapToGrid w:val="0"/>
-        <w:ind w:left="567" w:hanging="567"/>
-        <w:rPr>
-          <w:spacing w:val="20"/>
-          <w:szCs w:val="20"/>
-        </w:rPr>
-      </w:pPr>
-      <w:r>
-        <w:rPr>
-          <w:rFonts w:hint="eastAsia"/>
-          <w:spacing w:val="20"/>
-          <w:szCs w:val="20"/>
-        </w:rPr>
-        <w:tab/>
-      </w:r>
-      <w:r>
-        <w:rPr>
-          <w:spacing w:val="20"/>
-          <w:szCs w:val="20"/>
-        </w:rPr>
-        <w:t>D</w:t>
-      </w:r>
-      <w:r>
-        <w:rPr>
-          <w:rFonts w:hint="eastAsia"/>
-          <w:spacing w:val="20"/>
-          <w:szCs w:val="20"/>
-        </w:rPr>
-        <w:t>.</w:t>
-      </w:r>
-      <w:r>
-        <w:rPr>
-          <w:rFonts w:hint="eastAsia"/>
-          <w:spacing w:val="20"/>
-          <w:szCs w:val="20"/>
-        </w:rPr>
-        <w:tab/>
-        <w:t>45</w:t>
       </w:r>
       <w:r>
         <w:rPr>
@@ -9636,6 +9636,64 @@
           <w:spacing w:val="20"/>
           <w:szCs w:val="20"/>
         </w:rPr>
+        <w:t>6</w:t>
+      </w:r>
+      <w:r>
+        <w:rPr>
+          <w:rFonts w:hint="eastAsia"/>
+          <w:spacing w:val="20"/>
+          <w:szCs w:val="20"/>
+        </w:rPr>
+        <w:t xml:space="preserve"> </w:t>
+      </w:r>
+      <w:r>
+        <w:rPr>
+          <w:rFonts w:hint="eastAsia"/>
+          <w:spacing w:val="20"/>
+          <w:szCs w:val="20"/>
+        </w:rPr>
+        <w:t xml:space="preserve"> </w:t>
+      </w:r>
+    </w:p>
+    <w:p>
+      <w:pPr>
+        <w:tabs>
+          <w:tab w:val="left" w:pos="567"/>
+          <w:tab w:val="left" w:pos="993"/>
+          <w:tab w:val="left" w:pos="1418"/>
+          <w:tab w:val="left" w:pos="1843"/>
+          <w:tab w:val="left" w:pos="2268"/>
+        </w:tabs>
+        <w:snapToGrid w:val="0"/>
+        <w:ind w:left="567" w:hanging="567"/>
+        <w:rPr>
+          <w:spacing w:val="20"/>
+          <w:szCs w:val="20"/>
+        </w:rPr>
+      </w:pPr>
+      <w:r>
+        <w:rPr>
+          <w:rFonts w:hint="eastAsia"/>
+          <w:spacing w:val="20"/>
+          <w:szCs w:val="20"/>
+        </w:rPr>
+        <w:tab/>
+        <w:t>B.</w:t>
+      </w:r>
+      <w:r>
+        <w:rPr>
+          <w:rFonts w:hint="eastAsia"/>
+          <w:spacing w:val="20"/>
+          <w:szCs w:val="20"/>
+        </w:rPr>
+        <w:tab/>
+      </w:r>
+      <w:r>
+        <w:rPr>
+          <w:rFonts w:hint="eastAsia"/>
+          <w:spacing w:val="20"/>
+          <w:szCs w:val="20"/>
+        </w:rPr>
         <w:t>7</w:t>
       </w:r>
       <w:r>
@@ -9678,23 +9736,23 @@
           <w:szCs w:val="20"/>
         </w:rPr>
         <w:tab/>
-        <w:t>B.</w:t>
-      </w:r>
-      <w:r>
-        <w:rPr>
-          <w:rFonts w:hint="eastAsia"/>
-          <w:spacing w:val="20"/>
-          <w:szCs w:val="20"/>
-        </w:rPr>
-        <w:tab/>
-      </w:r>
-      <w:r>
-        <w:rPr>
-          <w:rFonts w:hint="eastAsia"/>
-          <w:spacing w:val="20"/>
-          <w:szCs w:val="20"/>
-        </w:rPr>
-        <w:t>6</w:t>
+        <w:t>C.</w:t>
+      </w:r>
+      <w:r>
+        <w:rPr>
+          <w:rFonts w:hint="eastAsia"/>
+          <w:spacing w:val="20"/>
+          <w:szCs w:val="20"/>
+        </w:rPr>
+        <w:tab/>
+      </w:r>
+      <w:r>
+        <w:rPr>
+          <w:rFonts w:hint="eastAsia"/>
+          <w:spacing w:val="20"/>
+          <w:szCs w:val="20"/>
+        </w:rPr>
+        <w:t>26</w:t>
       </w:r>
       <w:r>
         <w:rPr>
@@ -9736,7 +9794,7 @@
           <w:szCs w:val="20"/>
         </w:rPr>
         <w:tab/>
-        <w:t>C.</w:t>
+        <w:t>D.</w:t>
       </w:r>
       <w:r>
         <w:rPr>
@@ -9753,64 +9811,6 @@
           <w:szCs w:val="20"/>
         </w:rPr>
         <w:t>27</w:t>
-      </w:r>
-      <w:r>
-        <w:rPr>
-          <w:rFonts w:hint="eastAsia"/>
-          <w:spacing w:val="20"/>
-          <w:szCs w:val="20"/>
-        </w:rPr>
-        <w:t xml:space="preserve"> </w:t>
-      </w:r>
-      <w:r>
-        <w:rPr>
-          <w:rFonts w:hint="eastAsia"/>
-          <w:spacing w:val="20"/>
-          <w:szCs w:val="20"/>
-        </w:rPr>
-        <w:t xml:space="preserve"> </w:t>
-      </w:r>
-    </w:p>
-    <w:p>
-      <w:pPr>
-        <w:tabs>
-          <w:tab w:val="left" w:pos="567"/>
-          <w:tab w:val="left" w:pos="993"/>
-          <w:tab w:val="left" w:pos="1418"/>
-          <w:tab w:val="left" w:pos="1843"/>
-          <w:tab w:val="left" w:pos="2268"/>
-        </w:tabs>
-        <w:snapToGrid w:val="0"/>
-        <w:ind w:left="567" w:hanging="567"/>
-        <w:rPr>
-          <w:spacing w:val="20"/>
-          <w:szCs w:val="20"/>
-        </w:rPr>
-      </w:pPr>
-      <w:r>
-        <w:rPr>
-          <w:rFonts w:hint="eastAsia"/>
-          <w:spacing w:val="20"/>
-          <w:szCs w:val="20"/>
-        </w:rPr>
-        <w:tab/>
-        <w:t>D.</w:t>
-      </w:r>
-      <w:r>
-        <w:rPr>
-          <w:rFonts w:hint="eastAsia"/>
-          <w:spacing w:val="20"/>
-          <w:szCs w:val="20"/>
-        </w:rPr>
-        <w:tab/>
-      </w:r>
-      <w:r>
-        <w:rPr>
-          <w:rFonts w:hint="eastAsia"/>
-          <w:spacing w:val="20"/>
-          <w:szCs w:val="20"/>
-        </w:rPr>
-        <w:t>26</w:t>
       </w:r>
       <w:r>
         <w:rPr>
@@ -10071,130 +10071,130 @@
           <w:spacing w:val="20"/>
           <w:szCs w:val="20"/>
         </w:rPr>
+        <w:t>找出最大的輸入數值</w:t>
+      </w:r>
+    </w:p>
+    <w:p>
+      <w:pPr>
+        <w:tabs>
+          <w:tab w:val="left" w:pos="567"/>
+          <w:tab w:val="left" w:pos="993"/>
+          <w:tab w:val="left" w:pos="1418"/>
+          <w:tab w:val="left" w:pos="1843"/>
+          <w:tab w:val="left" w:pos="2268"/>
+        </w:tabs>
+        <w:snapToGrid w:val="0"/>
+        <w:ind w:left="567" w:hanging="567"/>
+        <w:rPr>
+          <w:rFonts w:ascii="Courier New" w:hAnsi="Courier New" w:cs="Courier New"/>
+          <w:spacing w:val="20"/>
+          <w:szCs w:val="20"/>
+        </w:rPr>
+      </w:pPr>
+      <w:r>
+        <w:rPr>
+          <w:spacing w:val="20"/>
+          <w:szCs w:val="20"/>
+        </w:rPr>
+        <w:tab/>
+        <w:t>B.</w:t>
+      </w:r>
+      <w:r>
+        <w:rPr>
+          <w:spacing w:val="20"/>
+          <w:szCs w:val="20"/>
+        </w:rPr>
+        <w:tab/>
+      </w:r>
+      <w:r>
+        <w:rPr>
+          <w:rFonts w:ascii="Courier New" w:hAnsi="Courier New" w:cs="Courier New"/>
+          <w:spacing w:val="20"/>
+          <w:szCs w:val="20"/>
+        </w:rPr>
+        <w:t>計算輸入數值的平均值</w:t>
+      </w:r>
+    </w:p>
+    <w:p>
+      <w:pPr>
+        <w:tabs>
+          <w:tab w:val="left" w:pos="567"/>
+          <w:tab w:val="left" w:pos="993"/>
+          <w:tab w:val="left" w:pos="1418"/>
+          <w:tab w:val="left" w:pos="1843"/>
+          <w:tab w:val="left" w:pos="2268"/>
+        </w:tabs>
+        <w:snapToGrid w:val="0"/>
+        <w:ind w:left="567" w:hanging="567"/>
+        <w:rPr>
+          <w:rFonts w:ascii="Courier New" w:hAnsi="Courier New" w:cs="Courier New"/>
+          <w:spacing w:val="20"/>
+          <w:szCs w:val="20"/>
+        </w:rPr>
+      </w:pPr>
+      <w:r>
+        <w:rPr>
+          <w:spacing w:val="20"/>
+          <w:szCs w:val="20"/>
+        </w:rPr>
+        <w:tab/>
+        <w:t>C.</w:t>
+      </w:r>
+      <w:r>
+        <w:rPr>
+          <w:spacing w:val="20"/>
+          <w:szCs w:val="20"/>
+        </w:rPr>
+        <w:tab/>
+      </w:r>
+      <w:r>
+        <w:rPr>
+          <w:rFonts w:ascii="Courier New" w:hAnsi="Courier New" w:cs="Courier New"/>
+          <w:spacing w:val="20"/>
+          <w:szCs w:val="20"/>
+        </w:rPr>
+        <w:t>計算輸入數值的次數</w:t>
+      </w:r>
+    </w:p>
+    <w:p>
+      <w:pPr>
+        <w:tabs>
+          <w:tab w:val="left" w:pos="567"/>
+          <w:tab w:val="left" w:pos="993"/>
+          <w:tab w:val="left" w:pos="1418"/>
+          <w:tab w:val="left" w:pos="1843"/>
+          <w:tab w:val="left" w:pos="2268"/>
+        </w:tabs>
+        <w:snapToGrid w:val="0"/>
+        <w:ind w:left="567" w:hanging="567"/>
+        <w:rPr>
+          <w:rFonts w:ascii="Courier New" w:hAnsi="Courier New" w:cs="Courier New"/>
+          <w:spacing w:val="20"/>
+          <w:szCs w:val="20"/>
+        </w:rPr>
+      </w:pPr>
+      <w:r>
+        <w:rPr>
+          <w:spacing w:val="20"/>
+          <w:szCs w:val="20"/>
+        </w:rPr>
+        <w:tab/>
+        <w:t>D.</w:t>
+      </w:r>
+      <w:r>
+        <w:rPr>
+          <w:spacing w:val="20"/>
+          <w:szCs w:val="20"/>
+        </w:rPr>
+        <w:tab/>
+      </w:r>
+      <w:r>
+        <w:rPr>
+          <w:rFonts w:ascii="Courier New" w:hAnsi="Courier New" w:cs="Courier New"/>
+          <w:spacing w:val="20"/>
+          <w:szCs w:val="20"/>
+        </w:rPr>
         <w:t>計算輸入數值的總和</w:t>
-      </w:r>
-    </w:p>
-    <w:p>
-      <w:pPr>
-        <w:tabs>
-          <w:tab w:val="left" w:pos="567"/>
-          <w:tab w:val="left" w:pos="993"/>
-          <w:tab w:val="left" w:pos="1418"/>
-          <w:tab w:val="left" w:pos="1843"/>
-          <w:tab w:val="left" w:pos="2268"/>
-        </w:tabs>
-        <w:snapToGrid w:val="0"/>
-        <w:ind w:left="567" w:hanging="567"/>
-        <w:rPr>
-          <w:rFonts w:ascii="Courier New" w:hAnsi="Courier New" w:cs="Courier New"/>
-          <w:spacing w:val="20"/>
-          <w:szCs w:val="20"/>
-        </w:rPr>
-      </w:pPr>
-      <w:r>
-        <w:rPr>
-          <w:spacing w:val="20"/>
-          <w:szCs w:val="20"/>
-        </w:rPr>
-        <w:tab/>
-        <w:t>B.</w:t>
-      </w:r>
-      <w:r>
-        <w:rPr>
-          <w:spacing w:val="20"/>
-          <w:szCs w:val="20"/>
-        </w:rPr>
-        <w:tab/>
-      </w:r>
-      <w:r>
-        <w:rPr>
-          <w:rFonts w:ascii="Courier New" w:hAnsi="Courier New" w:cs="Courier New"/>
-          <w:spacing w:val="20"/>
-          <w:szCs w:val="20"/>
-        </w:rPr>
-        <w:t>計算輸入數值的次數</w:t>
-      </w:r>
-    </w:p>
-    <w:p>
-      <w:pPr>
-        <w:tabs>
-          <w:tab w:val="left" w:pos="567"/>
-          <w:tab w:val="left" w:pos="993"/>
-          <w:tab w:val="left" w:pos="1418"/>
-          <w:tab w:val="left" w:pos="1843"/>
-          <w:tab w:val="left" w:pos="2268"/>
-        </w:tabs>
-        <w:snapToGrid w:val="0"/>
-        <w:ind w:left="567" w:hanging="567"/>
-        <w:rPr>
-          <w:rFonts w:ascii="Courier New" w:hAnsi="Courier New" w:cs="Courier New"/>
-          <w:spacing w:val="20"/>
-          <w:szCs w:val="20"/>
-        </w:rPr>
-      </w:pPr>
-      <w:r>
-        <w:rPr>
-          <w:spacing w:val="20"/>
-          <w:szCs w:val="20"/>
-        </w:rPr>
-        <w:tab/>
-        <w:t>C.</w:t>
-      </w:r>
-      <w:r>
-        <w:rPr>
-          <w:spacing w:val="20"/>
-          <w:szCs w:val="20"/>
-        </w:rPr>
-        <w:tab/>
-      </w:r>
-      <w:r>
-        <w:rPr>
-          <w:rFonts w:ascii="Courier New" w:hAnsi="Courier New" w:cs="Courier New"/>
-          <w:spacing w:val="20"/>
-          <w:szCs w:val="20"/>
-        </w:rPr>
-        <w:t>計算輸入數值的平均值</w:t>
-      </w:r>
-    </w:p>
-    <w:p>
-      <w:pPr>
-        <w:tabs>
-          <w:tab w:val="left" w:pos="567"/>
-          <w:tab w:val="left" w:pos="993"/>
-          <w:tab w:val="left" w:pos="1418"/>
-          <w:tab w:val="left" w:pos="1843"/>
-          <w:tab w:val="left" w:pos="2268"/>
-        </w:tabs>
-        <w:snapToGrid w:val="0"/>
-        <w:ind w:left="567" w:hanging="567"/>
-        <w:rPr>
-          <w:rFonts w:ascii="Courier New" w:hAnsi="Courier New" w:cs="Courier New"/>
-          <w:spacing w:val="20"/>
-          <w:szCs w:val="20"/>
-        </w:rPr>
-      </w:pPr>
-      <w:r>
-        <w:rPr>
-          <w:spacing w:val="20"/>
-          <w:szCs w:val="20"/>
-        </w:rPr>
-        <w:tab/>
-        <w:t>D.</w:t>
-      </w:r>
-      <w:r>
-        <w:rPr>
-          <w:spacing w:val="20"/>
-          <w:szCs w:val="20"/>
-        </w:rPr>
-        <w:tab/>
-      </w:r>
-      <w:r>
-        <w:rPr>
-          <w:rFonts w:ascii="Courier New" w:hAnsi="Courier New" w:cs="Courier New"/>
-          <w:spacing w:val="20"/>
-          <w:szCs w:val="20"/>
-        </w:rPr>
-        <w:t>找出最大的輸入數值</w:t>
       </w:r>
     </w:p>
     <w:p>
@@ -10568,6 +10568,46 @@
           <w:spacing w:val="20"/>
           <w:szCs w:val="20"/>
         </w:rPr>
+        <w:t>P</w:t>
+      </w:r>
+    </w:p>
+    <w:p>
+      <w:pPr>
+        <w:tabs>
+          <w:tab w:val="left" w:pos="567"/>
+          <w:tab w:val="left" w:pos="993"/>
+          <w:tab w:val="left" w:pos="1418"/>
+          <w:tab w:val="left" w:pos="1843"/>
+          <w:tab w:val="left" w:pos="2268"/>
+        </w:tabs>
+        <w:snapToGrid w:val="0"/>
+        <w:ind w:left="567" w:hanging="567"/>
+        <w:rPr>
+          <w:spacing w:val="20"/>
+          <w:szCs w:val="20"/>
+        </w:rPr>
+      </w:pPr>
+      <w:r>
+        <w:rPr>
+          <w:spacing w:val="20"/>
+          <w:szCs w:val="20"/>
+        </w:rPr>
+        <w:tab/>
+        <w:t>B.</w:t>
+      </w:r>
+      <w:r>
+        <w:rPr>
+          <w:spacing w:val="20"/>
+          <w:szCs w:val="20"/>
+        </w:rPr>
+        <w:tab/>
+      </w:r>
+      <w:r>
+        <w:rPr>
+          <w:rFonts w:ascii="Courier New" w:hAnsi="Courier New" w:cs="Courier New"/>
+          <w:spacing w:val="20"/>
+          <w:szCs w:val="20"/>
+        </w:rPr>
         <w:t>9</w:t>
       </w:r>
     </w:p>
@@ -10593,7 +10633,7 @@
           <w:szCs w:val="20"/>
         </w:rPr>
         <w:tab/>
-        <w:t>B.</w:t>
+        <w:t>C.</w:t>
       </w:r>
       <w:r>
         <w:rPr>
@@ -10609,46 +10649,6 @@
           <w:szCs w:val="20"/>
         </w:rPr>
         <w:t>P * 4</w:t>
-      </w:r>
-    </w:p>
-    <w:p>
-      <w:pPr>
-        <w:tabs>
-          <w:tab w:val="left" w:pos="567"/>
-          <w:tab w:val="left" w:pos="993"/>
-          <w:tab w:val="left" w:pos="1418"/>
-          <w:tab w:val="left" w:pos="1843"/>
-          <w:tab w:val="left" w:pos="2268"/>
-        </w:tabs>
-        <w:snapToGrid w:val="0"/>
-        <w:ind w:left="567" w:hanging="567"/>
-        <w:rPr>
-          <w:spacing w:val="20"/>
-          <w:szCs w:val="20"/>
-        </w:rPr>
-      </w:pPr>
-      <w:r>
-        <w:rPr>
-          <w:spacing w:val="20"/>
-          <w:szCs w:val="20"/>
-        </w:rPr>
-        <w:tab/>
-        <w:t>C.</w:t>
-      </w:r>
-      <w:r>
-        <w:rPr>
-          <w:spacing w:val="20"/>
-          <w:szCs w:val="20"/>
-        </w:rPr>
-        <w:tab/>
-      </w:r>
-      <w:r>
-        <w:rPr>
-          <w:rFonts w:ascii="Courier New" w:hAnsi="Courier New" w:cs="Courier New"/>
-          <w:spacing w:val="20"/>
-          <w:szCs w:val="20"/>
-        </w:rPr>
-        <w:t>P</w:t>
       </w:r>
     </w:p>
     <w:p>
@@ -11030,6 +11030,30 @@
           <w:spacing w:val="20"/>
           <w:szCs w:val="20"/>
         </w:rPr>
+        <w:t>2</w:t>
+      </w:r>
+      <w:r>
+        <w:rPr>
+          <w:rFonts w:hint="eastAsia"/>
+          <w:spacing w:val="20"/>
+          <w:szCs w:val="20"/>
+        </w:rPr>
+        <w:t>,</w:t>
+      </w:r>
+      <w:r>
+        <w:rPr>
+          <w:rFonts w:ascii="Courier New" w:hAnsi="Courier New" w:cs="Courier New"/>
+          <w:spacing w:val="20"/>
+          <w:szCs w:val="20"/>
+        </w:rPr>
+        <w:t xml:space="preserve"> </w:t>
+      </w:r>
+      <w:r>
+        <w:rPr>
+          <w:rFonts w:hint="eastAsia"/>
+          <w:spacing w:val="20"/>
+          <w:szCs w:val="20"/>
+        </w:rPr>
         <w:t>1</w:t>
       </w:r>
       <w:r>
@@ -11038,11 +11062,159 @@
           <w:spacing w:val="20"/>
           <w:szCs w:val="20"/>
         </w:rPr>
+        <w:t>4, 4</w:t>
+      </w:r>
+      <w:r>
+        <w:rPr>
+          <w:rFonts w:hint="eastAsia"/>
+          <w:spacing w:val="20"/>
+          <w:szCs w:val="20"/>
+        </w:rPr>
+        <w:t>3</w:t>
+      </w:r>
+      <w:r>
+        <w:rPr>
+          <w:rFonts w:ascii="Courier New" w:hAnsi="Courier New" w:cs="Courier New"/>
+          <w:spacing w:val="20"/>
+          <w:szCs w:val="20"/>
+        </w:rPr>
+        <w:t>, 48, 59, 56</w:t>
+      </w:r>
+    </w:p>
+    <w:p>
+      <w:pPr>
+        <w:tabs>
+          <w:tab w:val="left" w:pos="567"/>
+          <w:tab w:val="left" w:pos="993"/>
+          <w:tab w:val="left" w:pos="1418"/>
+          <w:tab w:val="left" w:pos="1843"/>
+          <w:tab w:val="left" w:pos="2268"/>
+        </w:tabs>
+        <w:snapToGrid w:val="0"/>
+        <w:ind w:left="567" w:hanging="567"/>
+        <w:rPr>
+          <w:spacing w:val="20"/>
+          <w:szCs w:val="20"/>
+        </w:rPr>
+      </w:pPr>
+      <w:r>
+        <w:rPr>
+          <w:rFonts w:hint="eastAsia"/>
+          <w:spacing w:val="20"/>
+          <w:szCs w:val="20"/>
+        </w:rPr>
+        <w:tab/>
+        <w:t>B.</w:t>
+      </w:r>
+      <w:r>
+        <w:rPr>
+          <w:rFonts w:hint="eastAsia"/>
+          <w:spacing w:val="20"/>
+          <w:szCs w:val="20"/>
+        </w:rPr>
+        <w:tab/>
+      </w:r>
+      <w:r>
+        <w:rPr>
+          <w:rFonts w:hint="eastAsia"/>
+          <w:spacing w:val="20"/>
+          <w:szCs w:val="20"/>
+        </w:rPr>
+        <w:t>1</w:t>
+      </w:r>
+      <w:r>
+        <w:rPr>
+          <w:rFonts w:hint="eastAsia"/>
+          <w:spacing w:val="20"/>
+          <w:szCs w:val="20"/>
+        </w:rPr>
+        <w:t>,</w:t>
+      </w:r>
+      <w:r>
+        <w:rPr>
+          <w:rFonts w:ascii="Courier New" w:hAnsi="Courier New" w:cs="Courier New"/>
+          <w:spacing w:val="20"/>
+          <w:szCs w:val="20"/>
+        </w:rPr>
+        <w:t xml:space="preserve"> </w:t>
+      </w:r>
+      <w:r>
+        <w:rPr>
+          <w:rFonts w:hint="eastAsia"/>
+          <w:spacing w:val="20"/>
+          <w:szCs w:val="20"/>
+        </w:rPr>
         <w:t>4</w:t>
       </w:r>
       <w:r>
         <w:rPr>
-          <w:rFonts w:ascii="Courier New" w:hAnsi="Courier New" w:cs="Courier New"/>
+          <w:rFonts w:hint="eastAsia"/>
+          <w:spacing w:val="20"/>
+          <w:szCs w:val="20"/>
+        </w:rPr>
+        <w:t>, 2,</w:t>
+      </w:r>
+      <w:r>
+        <w:rPr>
+          <w:rFonts w:hint="eastAsia"/>
+          <w:spacing w:val="20"/>
+          <w:szCs w:val="20"/>
+        </w:rPr>
+        <w:t xml:space="preserve"> </w:t>
+      </w:r>
+      <w:r>
+        <w:rPr>
+          <w:rFonts w:ascii="Courier New" w:hAnsi="Courier New" w:cs="Courier New"/>
+          <w:spacing w:val="20"/>
+          <w:szCs w:val="20"/>
+        </w:rPr>
+        <w:t>2, 2</w:t>
+      </w:r>
+    </w:p>
+    <w:p>
+      <w:pPr>
+        <w:tabs>
+          <w:tab w:val="left" w:pos="567"/>
+          <w:tab w:val="left" w:pos="993"/>
+          <w:tab w:val="left" w:pos="1418"/>
+          <w:tab w:val="left" w:pos="1843"/>
+          <w:tab w:val="left" w:pos="2268"/>
+        </w:tabs>
+        <w:snapToGrid w:val="0"/>
+        <w:ind w:left="567" w:hanging="567"/>
+        <w:rPr>
+          <w:spacing w:val="20"/>
+          <w:szCs w:val="20"/>
+        </w:rPr>
+      </w:pPr>
+      <w:r>
+        <w:rPr>
+          <w:rFonts w:hint="eastAsia"/>
+          <w:spacing w:val="20"/>
+          <w:szCs w:val="20"/>
+        </w:rPr>
+        <w:tab/>
+        <w:t>C.</w:t>
+      </w:r>
+      <w:r>
+        <w:rPr>
+          <w:rFonts w:hint="eastAsia"/>
+          <w:spacing w:val="20"/>
+          <w:szCs w:val="20"/>
+        </w:rPr>
+        <w:tab/>
+      </w:r>
+      <w:r>
+        <w:rPr>
+          <w:rFonts w:hint="eastAsia"/>
+          <w:spacing w:val="20"/>
+          <w:szCs w:val="20"/>
+        </w:rPr>
+        <w:t>14</w:t>
+      </w:r>
+      <w:r>
+        <w:rPr>
+          <w:rFonts w:hint="eastAsia"/>
           <w:spacing w:val="20"/>
           <w:szCs w:val="20"/>
         </w:rPr>
@@ -11050,23 +11222,129 @@
       </w:r>
       <w:r>
         <w:rPr>
-          <w:rFonts w:hint="eastAsia"/>
-          <w:spacing w:val="20"/>
-          <w:szCs w:val="20"/>
-        </w:rPr>
-        <w:t xml:space="preserve"> </w:t>
-      </w:r>
-      <w:r>
-        <w:rPr>
-          <w:rFonts w:hint="eastAsia"/>
-          <w:spacing w:val="20"/>
-          <w:szCs w:val="20"/>
-        </w:rPr>
-        <w:t xml:space="preserve">18, </w:t>
-      </w:r>
-      <w:r>
-        <w:rPr>
-          <w:rFonts w:hint="eastAsia"/>
+          <w:rFonts w:ascii="Courier New" w:hAnsi="Courier New" w:cs="Courier New"/>
+          <w:spacing w:val="20"/>
+          <w:szCs w:val="20"/>
+        </w:rPr>
+        <w:t xml:space="preserve"> </w:t>
+      </w:r>
+      <w:r>
+        <w:rPr>
+          <w:rFonts w:hint="eastAsia"/>
+          <w:spacing w:val="20"/>
+          <w:szCs w:val="20"/>
+        </w:rPr>
+        <w:t>1</w:t>
+      </w:r>
+      <w:r>
+        <w:rPr>
+          <w:rFonts w:hint="eastAsia"/>
+          <w:spacing w:val="20"/>
+          <w:szCs w:val="20"/>
+        </w:rPr>
+        <w:t>4</w:t>
+      </w:r>
+      <w:r>
+        <w:rPr>
+          <w:rFonts w:hint="eastAsia"/>
+          <w:spacing w:val="20"/>
+          <w:szCs w:val="20"/>
+        </w:rPr>
+        <w:t>,</w:t>
+      </w:r>
+      <w:r>
+        <w:rPr>
+          <w:rFonts w:ascii="Courier New" w:hAnsi="Courier New" w:cs="Courier New"/>
+          <w:spacing w:val="20"/>
+          <w:szCs w:val="20"/>
+        </w:rPr>
+        <w:t xml:space="preserve"> </w:t>
+      </w:r>
+      <w:r>
+        <w:rPr>
+          <w:rFonts w:hint="eastAsia"/>
+          <w:spacing w:val="20"/>
+          <w:szCs w:val="20"/>
+        </w:rPr>
+        <w:t>8</w:t>
+      </w:r>
+      <w:r>
+        <w:rPr>
+          <w:rFonts w:hint="eastAsia"/>
+          <w:spacing w:val="20"/>
+          <w:szCs w:val="20"/>
+        </w:rPr>
+        <w:t>, 62, 56, 59</w:t>
+      </w:r>
+    </w:p>
+    <w:p>
+      <w:pPr>
+        <w:tabs>
+          <w:tab w:val="left" w:pos="567"/>
+          <w:tab w:val="left" w:pos="993"/>
+          <w:tab w:val="left" w:pos="1418"/>
+          <w:tab w:val="left" w:pos="1843"/>
+          <w:tab w:val="left" w:pos="2268"/>
+        </w:tabs>
+        <w:snapToGrid w:val="0"/>
+        <w:ind w:left="567" w:hanging="567"/>
+        <w:rPr>
+          <w:spacing w:val="20"/>
+          <w:szCs w:val="20"/>
+        </w:rPr>
+      </w:pPr>
+      <w:r>
+        <w:rPr>
+          <w:rFonts w:hint="eastAsia"/>
+          <w:spacing w:val="20"/>
+          <w:szCs w:val="20"/>
+        </w:rPr>
+        <w:tab/>
+        <w:t>D.</w:t>
+      </w:r>
+      <w:r>
+        <w:rPr>
+          <w:rFonts w:hint="eastAsia"/>
+          <w:spacing w:val="20"/>
+          <w:szCs w:val="20"/>
+        </w:rPr>
+        <w:tab/>
+      </w:r>
+      <w:r>
+        <w:rPr>
+          <w:rFonts w:hint="eastAsia"/>
+          <w:spacing w:val="20"/>
+          <w:szCs w:val="20"/>
+        </w:rPr>
+        <w:t>14</w:t>
+      </w:r>
+      <w:r>
+        <w:rPr>
+          <w:rFonts w:hint="eastAsia"/>
+          <w:spacing w:val="20"/>
+          <w:szCs w:val="20"/>
+        </w:rPr>
+        <w:t>,</w:t>
+      </w:r>
+      <w:r>
+        <w:rPr>
+          <w:rFonts w:ascii="Courier New" w:hAnsi="Courier New" w:cs="Courier New"/>
+          <w:spacing w:val="20"/>
+          <w:szCs w:val="20"/>
+        </w:rPr>
+        <w:t xml:space="preserve"> 18,</w:t>
+      </w:r>
+      <w:r>
+        <w:rPr>
+          <w:rFonts w:ascii="Courier New" w:hAnsi="Courier New" w:cs="Courier New"/>
+          <w:spacing w:val="20"/>
+          <w:szCs w:val="20"/>
+        </w:rPr>
+        <w:t xml:space="preserve"> </w:t>
+      </w:r>
+      <w:r>
+        <w:rPr>
+          <w:rFonts w:ascii="Courier New" w:hAnsi="Courier New" w:cs="Courier New"/>
           <w:spacing w:val="20"/>
           <w:szCs w:val="20"/>
         </w:rPr>
@@ -11078,49 +11356,7 @@
           <w:spacing w:val="20"/>
           <w:szCs w:val="20"/>
         </w:rPr>
-        <w:t>7, 40, 59, 56</w:t>
-      </w:r>
-    </w:p>
-    <w:p>
-      <w:pPr>
-        <w:tabs>
-          <w:tab w:val="left" w:pos="567"/>
-          <w:tab w:val="left" w:pos="993"/>
-          <w:tab w:val="left" w:pos="1418"/>
-          <w:tab w:val="left" w:pos="1843"/>
-          <w:tab w:val="left" w:pos="2268"/>
-        </w:tabs>
-        <w:snapToGrid w:val="0"/>
-        <w:ind w:left="567" w:hanging="567"/>
-        <w:rPr>
-          <w:spacing w:val="20"/>
-          <w:szCs w:val="20"/>
-        </w:rPr>
-      </w:pPr>
-      <w:r>
-        <w:rPr>
-          <w:rFonts w:hint="eastAsia"/>
-          <w:spacing w:val="20"/>
-          <w:szCs w:val="20"/>
-        </w:rPr>
-        <w:tab/>
-        <w:t>B.</w:t>
-      </w:r>
-      <w:r>
-        <w:rPr>
-          <w:rFonts w:hint="eastAsia"/>
-          <w:spacing w:val="20"/>
-          <w:szCs w:val="20"/>
-        </w:rPr>
-        <w:tab/>
-      </w:r>
-      <w:r>
-        <w:rPr>
-          <w:rFonts w:hint="eastAsia"/>
-          <w:spacing w:val="20"/>
-          <w:szCs w:val="20"/>
-        </w:rPr>
-        <w:t>2</w:t>
+        <w:t>7</w:t>
       </w:r>
       <w:r>
         <w:rPr>
@@ -11132,89 +11368,31 @@
       </w:r>
       <w:r>
         <w:rPr>
-          <w:rFonts w:ascii="Courier New" w:hAnsi="Courier New" w:cs="Courier New"/>
-          <w:spacing w:val="20"/>
-          <w:szCs w:val="20"/>
-        </w:rPr>
-        <w:t xml:space="preserve"> </w:t>
-      </w:r>
-      <w:r>
-        <w:rPr>
-          <w:rFonts w:hint="eastAsia"/>
-          <w:spacing w:val="20"/>
-          <w:szCs w:val="20"/>
-        </w:rPr>
-        <w:t>1</w:t>
-      </w:r>
-      <w:r>
-        <w:rPr>
-          <w:rFonts w:hint="eastAsia"/>
-          <w:spacing w:val="20"/>
-          <w:szCs w:val="20"/>
-        </w:rPr>
-        <w:t>4, 4</w:t>
-      </w:r>
-      <w:r>
-        <w:rPr>
-          <w:rFonts w:hint="eastAsia"/>
-          <w:spacing w:val="20"/>
-          <w:szCs w:val="20"/>
-        </w:rPr>
-        <w:t>3</w:t>
-      </w:r>
-      <w:r>
-        <w:rPr>
-          <w:rFonts w:ascii="Courier New" w:hAnsi="Courier New" w:cs="Courier New"/>
-          <w:spacing w:val="20"/>
-          <w:szCs w:val="20"/>
-        </w:rPr>
-        <w:t>, 48, 59, 56</w:t>
-      </w:r>
-    </w:p>
-    <w:p>
-      <w:pPr>
-        <w:tabs>
-          <w:tab w:val="left" w:pos="567"/>
-          <w:tab w:val="left" w:pos="993"/>
-          <w:tab w:val="left" w:pos="1418"/>
-          <w:tab w:val="left" w:pos="1843"/>
-          <w:tab w:val="left" w:pos="2268"/>
-        </w:tabs>
-        <w:snapToGrid w:val="0"/>
-        <w:ind w:left="567" w:hanging="567"/>
-        <w:rPr>
-          <w:spacing w:val="20"/>
-          <w:szCs w:val="20"/>
-        </w:rPr>
-      </w:pPr>
-      <w:r>
-        <w:rPr>
-          <w:rFonts w:hint="eastAsia"/>
-          <w:spacing w:val="20"/>
-          <w:szCs w:val="20"/>
-        </w:rPr>
-        <w:tab/>
-        <w:t>C.</w:t>
-      </w:r>
-      <w:r>
-        <w:rPr>
-          <w:rFonts w:hint="eastAsia"/>
-          <w:spacing w:val="20"/>
-          <w:szCs w:val="20"/>
-        </w:rPr>
-        <w:tab/>
-      </w:r>
-      <w:r>
-        <w:rPr>
-          <w:rFonts w:hint="eastAsia"/>
-          <w:spacing w:val="20"/>
-          <w:szCs w:val="20"/>
-        </w:rPr>
-        <w:t>14</w:t>
-      </w:r>
-      <w:r>
-        <w:rPr>
-          <w:rFonts w:hint="eastAsia"/>
+          <w:rFonts w:hint="eastAsia"/>
+          <w:spacing w:val="20"/>
+          <w:szCs w:val="20"/>
+        </w:rPr>
+        <w:t xml:space="preserve"> </w:t>
+      </w:r>
+      <w:r>
+        <w:rPr>
+          <w:rFonts w:hint="eastAsia"/>
+          <w:spacing w:val="20"/>
+          <w:szCs w:val="20"/>
+        </w:rPr>
+        <w:t>4</w:t>
+      </w:r>
+      <w:r>
+        <w:rPr>
+          <w:rFonts w:ascii="Courier New" w:hAnsi="Courier New" w:cs="Courier New"/>
+          <w:spacing w:val="20"/>
+          <w:szCs w:val="20"/>
+        </w:rPr>
+        <w:t>0, 59</w:t>
+      </w:r>
+      <w:r>
+        <w:rPr>
+          <w:rFonts w:ascii="Courier New" w:hAnsi="Courier New" w:cs="Courier New"/>
           <w:spacing w:val="20"/>
           <w:szCs w:val="20"/>
         </w:rPr>
@@ -11234,193 +11412,15 @@
           <w:spacing w:val="20"/>
           <w:szCs w:val="20"/>
         </w:rPr>
-        <w:t>1</w:t>
-      </w:r>
-      <w:r>
-        <w:rPr>
-          <w:rFonts w:hint="eastAsia"/>
-          <w:spacing w:val="20"/>
-          <w:szCs w:val="20"/>
-        </w:rPr>
-        <w:t>4</w:t>
-      </w:r>
-      <w:r>
-        <w:rPr>
-          <w:rFonts w:hint="eastAsia"/>
-          <w:spacing w:val="20"/>
-          <w:szCs w:val="20"/>
-        </w:rPr>
-        <w:t>,</w:t>
-      </w:r>
-      <w:r>
-        <w:rPr>
-          <w:rFonts w:ascii="Courier New" w:hAnsi="Courier New" w:cs="Courier New"/>
-          <w:spacing w:val="20"/>
-          <w:szCs w:val="20"/>
-        </w:rPr>
-        <w:t xml:space="preserve"> </w:t>
-      </w:r>
-      <w:r>
-        <w:rPr>
-          <w:rFonts w:hint="eastAsia"/>
-          <w:spacing w:val="20"/>
-          <w:szCs w:val="20"/>
-        </w:rPr>
-        <w:t>8</w:t>
-      </w:r>
-      <w:r>
-        <w:rPr>
-          <w:rFonts w:hint="eastAsia"/>
-          <w:spacing w:val="20"/>
-          <w:szCs w:val="20"/>
-        </w:rPr>
-        <w:t>, 62, 56, 59</w:t>
-      </w:r>
-    </w:p>
-    <w:p>
-      <w:pPr>
-        <w:tabs>
-          <w:tab w:val="left" w:pos="567"/>
-          <w:tab w:val="left" w:pos="993"/>
-          <w:tab w:val="left" w:pos="1418"/>
-          <w:tab w:val="left" w:pos="1843"/>
-          <w:tab w:val="left" w:pos="2268"/>
-        </w:tabs>
-        <w:snapToGrid w:val="0"/>
-        <w:ind w:left="567" w:hanging="567"/>
-        <w:rPr>
-          <w:spacing w:val="20"/>
-          <w:szCs w:val="20"/>
-        </w:rPr>
-      </w:pPr>
-      <w:r>
-        <w:rPr>
-          <w:rFonts w:hint="eastAsia"/>
-          <w:spacing w:val="20"/>
-          <w:szCs w:val="20"/>
-        </w:rPr>
-        <w:tab/>
-        <w:t>D.</w:t>
-      </w:r>
-      <w:r>
-        <w:rPr>
-          <w:rFonts w:hint="eastAsia"/>
-          <w:spacing w:val="20"/>
-          <w:szCs w:val="20"/>
-        </w:rPr>
-        <w:tab/>
-      </w:r>
-      <w:r>
-        <w:rPr>
-          <w:rFonts w:hint="eastAsia"/>
-          <w:spacing w:val="20"/>
-          <w:szCs w:val="20"/>
-        </w:rPr>
-        <w:t>1,</w:t>
-      </w:r>
-      <w:r>
-        <w:rPr>
-          <w:rFonts w:hint="eastAsia"/>
-          <w:spacing w:val="20"/>
-          <w:szCs w:val="20"/>
-        </w:rPr>
-        <w:t xml:space="preserve"> </w:t>
-      </w:r>
-      <w:r>
-        <w:rPr>
-          <w:rFonts w:ascii="Courier New" w:hAnsi="Courier New" w:cs="Courier New"/>
-          <w:spacing w:val="20"/>
-          <w:szCs w:val="20"/>
-        </w:rPr>
-        <w:t>4, 2</w:t>
-      </w:r>
-      <w:r>
-        <w:rPr>
-          <w:rFonts w:ascii="Courier New" w:hAnsi="Courier New" w:cs="Courier New"/>
-          <w:spacing w:val="20"/>
-          <w:szCs w:val="20"/>
-        </w:rPr>
-        <w:t>,</w:t>
-      </w:r>
-      <w:r>
-        <w:rPr>
-          <w:rFonts w:ascii="Courier New" w:hAnsi="Courier New" w:cs="Courier New"/>
-          <w:spacing w:val="20"/>
-          <w:szCs w:val="20"/>
-        </w:rPr>
-        <w:t xml:space="preserve"> </w:t>
-      </w:r>
-      <w:r>
-        <w:rPr>
-          <w:rFonts w:ascii="Courier New" w:hAnsi="Courier New" w:cs="Courier New"/>
-          <w:spacing w:val="20"/>
-          <w:szCs w:val="20"/>
-        </w:rPr>
-        <w:t>2</w:t>
-      </w:r>
-      <w:r>
-        <w:rPr>
-          <w:rFonts w:hint="eastAsia"/>
-          <w:spacing w:val="20"/>
-          <w:szCs w:val="20"/>
-        </w:rPr>
-        <w:t>,</w:t>
-      </w:r>
-      <w:r>
-        <w:rPr>
-          <w:rFonts w:hint="eastAsia"/>
-          <w:spacing w:val="20"/>
-          <w:szCs w:val="20"/>
-        </w:rPr>
-        <w:t xml:space="preserve"> </w:t>
-      </w:r>
-      <w:r>
-        <w:rPr>
-          <w:rFonts w:hint="eastAsia"/>
-          <w:spacing w:val="20"/>
-          <w:szCs w:val="20"/>
-        </w:rPr>
-        <w:t>2</w:t>
-      </w:r>
-      <w:r>
-        <w:rPr>
-          <w:rFonts w:ascii="Courier New" w:hAnsi="Courier New" w:cs="Courier New"/>
-          <w:spacing w:val="20"/>
-          <w:szCs w:val="20"/>
-        </w:rPr>
-        <w:t xml:space="preserve"> </w:t>
-      </w:r>
-      <w:r>
-        <w:rPr>
-          <w:rFonts w:ascii="Courier New" w:hAnsi="Courier New" w:cs="Courier New"/>
-          <w:spacing w:val="20"/>
-          <w:szCs w:val="20"/>
-        </w:rPr>
-        <w:t xml:space="preserve"> </w:t>
-      </w:r>
-      <w:r>
-        <w:rPr>
-          <w:rFonts w:ascii="Courier New" w:hAnsi="Courier New" w:cs="Courier New"/>
-          <w:spacing w:val="20"/>
-          <w:szCs w:val="20"/>
-        </w:rPr>
-        <w:t xml:space="preserve"> </w:t>
-      </w:r>
-      <w:r>
-        <w:rPr>
-          <w:rFonts w:hint="eastAsia"/>
-          <w:spacing w:val="20"/>
-          <w:szCs w:val="20"/>
-        </w:rPr>
-        <w:t xml:space="preserve"> </w:t>
-      </w:r>
-      <w:r>
-        <w:rPr>
-          <w:rFonts w:hint="eastAsia"/>
-          <w:spacing w:val="20"/>
-          <w:szCs w:val="20"/>
-        </w:rPr>
-        <w:t xml:space="preserve"> </w:t>
+        <w:t>5</w:t>
+      </w:r>
+      <w:r>
+        <w:rPr>
+          <w:rFonts w:hint="eastAsia"/>
+          <w:spacing w:val="20"/>
+          <w:szCs w:val="20"/>
+        </w:rPr>
+        <w:t>6</w:t>
       </w:r>
     </w:p>
     <w:p>
@@ -11558,6 +11558,56 @@
           <w:spacing w:val="20"/>
           <w:szCs w:val="20"/>
         </w:rPr>
+        <w:t>數據處</w:t>
+      </w:r>
+      <w:r>
+        <w:rPr>
+          <w:rFonts w:hint="eastAsia"/>
+          <w:spacing w:val="20"/>
+          <w:szCs w:val="20"/>
+        </w:rPr>
+        <w:t>理: 空間對齊排序以便輸入數據</w:t>
+      </w:r>
+    </w:p>
+    <w:p>
+      <w:pPr>
+        <w:tabs>
+          <w:tab w:val="left" w:pos="567"/>
+          <w:tab w:val="left" w:pos="993"/>
+          <w:tab w:val="left" w:pos="1418"/>
+          <w:tab w:val="left" w:pos="1843"/>
+          <w:tab w:val="left" w:pos="2268"/>
+        </w:tabs>
+        <w:snapToGrid w:val="0"/>
+        <w:ind w:left="567" w:hanging="567"/>
+        <w:rPr>
+          <w:spacing w:val="20"/>
+          <w:szCs w:val="20"/>
+        </w:rPr>
+      </w:pPr>
+      <w:r>
+        <w:rPr>
+          <w:rFonts w:hint="eastAsia"/>
+          <w:spacing w:val="20"/>
+          <w:szCs w:val="20"/>
+        </w:rPr>
+        <w:tab/>
+        <w:t>B.</w:t>
+      </w:r>
+      <w:r>
+        <w:rPr>
+          <w:rFonts w:hint="eastAsia"/>
+          <w:spacing w:val="20"/>
+          <w:szCs w:val="20"/>
+        </w:rPr>
+        <w:tab/>
+      </w:r>
+      <w:r>
+        <w:rPr>
+          <w:rFonts w:hint="eastAsia"/>
+          <w:spacing w:val="20"/>
+          <w:szCs w:val="20"/>
+        </w:rPr>
         <w:t>數據收</w:t>
       </w:r>
       <w:r>
@@ -11592,31 +11642,23 @@
           <w:szCs w:val="20"/>
         </w:rPr>
         <w:tab/>
-        <w:t>B.</w:t>
-      </w:r>
-      <w:r>
-        <w:rPr>
-          <w:rFonts w:hint="eastAsia"/>
-          <w:spacing w:val="20"/>
-          <w:szCs w:val="20"/>
-        </w:rPr>
-        <w:tab/>
-      </w:r>
-      <w:r>
-        <w:rPr>
-          <w:rFonts w:hint="eastAsia"/>
-          <w:spacing w:val="20"/>
-          <w:szCs w:val="20"/>
-        </w:rPr>
-        <w:t>數據儲</w:t>
-      </w:r>
-      <w:r>
-        <w:rPr>
-          <w:rFonts w:hint="eastAsia"/>
-          <w:spacing w:val="20"/>
-          <w:szCs w:val="20"/>
-        </w:rPr>
-        <w:t>存: 輸入問卷調查資料</w:t>
+        <w:t>C.</w:t>
+      </w:r>
+      <w:r>
+        <w:rPr>
+          <w:rFonts w:hint="eastAsia"/>
+          <w:spacing w:val="20"/>
+          <w:szCs w:val="20"/>
+        </w:rPr>
+        <w:tab/>
+      </w:r>
+      <w:r>
+        <w:rPr>
+          <w:rFonts w:hint="eastAsia"/>
+          <w:spacing w:val="20"/>
+          <w:szCs w:val="20"/>
+        </w:rPr>
+        <w:t>數據組織: 設計線上問卷</w:t>
       </w:r>
     </w:p>
     <w:p>
@@ -11642,48 +11684,6 @@
           <w:szCs w:val="20"/>
         </w:rPr>
         <w:tab/>
-        <w:t>C.</w:t>
-      </w:r>
-      <w:r>
-        <w:rPr>
-          <w:rFonts w:hint="eastAsia"/>
-          <w:spacing w:val="20"/>
-          <w:szCs w:val="20"/>
-        </w:rPr>
-        <w:tab/>
-      </w:r>
-      <w:r>
-        <w:rPr>
-          <w:rFonts w:hint="eastAsia"/>
-          <w:spacing w:val="20"/>
-          <w:szCs w:val="20"/>
-        </w:rPr>
-        <w:t>數據處理: 空間對齊排序以便輸入數據</w:t>
-      </w:r>
-    </w:p>
-    <w:p>
-      <w:pPr>
-        <w:tabs>
-          <w:tab w:val="left" w:pos="567"/>
-          <w:tab w:val="left" w:pos="993"/>
-          <w:tab w:val="left" w:pos="1418"/>
-          <w:tab w:val="left" w:pos="1843"/>
-          <w:tab w:val="left" w:pos="2268"/>
-        </w:tabs>
-        <w:snapToGrid w:val="0"/>
-        <w:ind w:left="567" w:hanging="567"/>
-        <w:rPr>
-          <w:spacing w:val="20"/>
-          <w:szCs w:val="20"/>
-        </w:rPr>
-      </w:pPr>
-      <w:r>
-        <w:rPr>
-          <w:rFonts w:hint="eastAsia"/>
-          <w:spacing w:val="20"/>
-          <w:szCs w:val="20"/>
-        </w:rPr>
-        <w:tab/>
         <w:t>D.</w:t>
       </w:r>
       <w:r>
@@ -11700,7 +11700,7 @@
           <w:spacing w:val="20"/>
           <w:szCs w:val="20"/>
         </w:rPr>
-        <w:t>數據組織: 設計線上問卷</w:t>
+        <w:t>數據儲存: 輸入問卷調查資料</w:t>
       </w:r>
     </w:p>
     <w:p>
@@ -11838,6 +11838,90 @@
           <w:spacing w:val="20"/>
           <w:szCs w:val="20"/>
         </w:rPr>
+        <w:t>3</w:t>
+      </w:r>
+    </w:p>
+    <w:p>
+      <w:pPr>
+        <w:tabs>
+          <w:tab w:val="left" w:pos="567"/>
+          <w:tab w:val="left" w:pos="993"/>
+          <w:tab w:val="left" w:pos="1418"/>
+          <w:tab w:val="left" w:pos="1843"/>
+          <w:tab w:val="left" w:pos="2268"/>
+        </w:tabs>
+        <w:snapToGrid w:val="0"/>
+        <w:ind w:left="567" w:hanging="567"/>
+        <w:rPr>
+          <w:spacing w:val="20"/>
+          <w:szCs w:val="20"/>
+        </w:rPr>
+      </w:pPr>
+      <w:r>
+        <w:rPr>
+          <w:rFonts w:hint="eastAsia"/>
+          <w:spacing w:val="20"/>
+          <w:szCs w:val="20"/>
+        </w:rPr>
+        <w:tab/>
+        <w:t>B.</w:t>
+      </w:r>
+      <w:r>
+        <w:rPr>
+          <w:rFonts w:hint="eastAsia"/>
+          <w:spacing w:val="20"/>
+          <w:szCs w:val="20"/>
+        </w:rPr>
+        <w:tab/>
+      </w:r>
+      <w:r>
+        <w:rPr>
+          <w:rFonts w:hint="eastAsia"/>
+          <w:spacing w:val="20"/>
+          <w:szCs w:val="20"/>
+        </w:rPr>
+        <w:t>4</w:t>
+      </w:r>
+    </w:p>
+    <w:p>
+      <w:pPr>
+        <w:tabs>
+          <w:tab w:val="left" w:pos="567"/>
+          <w:tab w:val="left" w:pos="993"/>
+          <w:tab w:val="left" w:pos="1418"/>
+          <w:tab w:val="left" w:pos="1843"/>
+          <w:tab w:val="left" w:pos="2268"/>
+        </w:tabs>
+        <w:snapToGrid w:val="0"/>
+        <w:ind w:left="567" w:hanging="567"/>
+        <w:rPr>
+          <w:spacing w:val="20"/>
+          <w:szCs w:val="20"/>
+        </w:rPr>
+      </w:pPr>
+      <w:r>
+        <w:rPr>
+          <w:rFonts w:hint="eastAsia"/>
+          <w:spacing w:val="20"/>
+          <w:szCs w:val="20"/>
+        </w:rPr>
+        <w:tab/>
+        <w:t>C.</w:t>
+      </w:r>
+      <w:r>
+        <w:rPr>
+          <w:rFonts w:hint="eastAsia"/>
+          <w:spacing w:val="20"/>
+          <w:szCs w:val="20"/>
+        </w:rPr>
+        <w:tab/>
+      </w:r>
+      <w:r>
+        <w:rPr>
+          <w:rFonts w:hint="eastAsia"/>
+          <w:spacing w:val="20"/>
+          <w:szCs w:val="20"/>
+        </w:rPr>
         <w:t>1</w:t>
       </w:r>
     </w:p>
@@ -11864,49 +11948,7 @@
           <w:szCs w:val="20"/>
         </w:rPr>
         <w:tab/>
-        <w:t>B.</w:t>
-      </w:r>
-      <w:r>
-        <w:rPr>
-          <w:rFonts w:hint="eastAsia"/>
-          <w:spacing w:val="20"/>
-          <w:szCs w:val="20"/>
-        </w:rPr>
-        <w:tab/>
-      </w:r>
-      <w:r>
-        <w:rPr>
-          <w:rFonts w:hint="eastAsia"/>
-          <w:spacing w:val="20"/>
-          <w:szCs w:val="20"/>
-        </w:rPr>
-        <w:t>4</w:t>
-      </w:r>
-    </w:p>
-    <w:p>
-      <w:pPr>
-        <w:tabs>
-          <w:tab w:val="left" w:pos="567"/>
-          <w:tab w:val="left" w:pos="993"/>
-          <w:tab w:val="left" w:pos="1418"/>
-          <w:tab w:val="left" w:pos="1843"/>
-          <w:tab w:val="left" w:pos="2268"/>
-        </w:tabs>
-        <w:snapToGrid w:val="0"/>
-        <w:ind w:left="567" w:hanging="567"/>
-        <w:rPr>
-          <w:spacing w:val="20"/>
-          <w:szCs w:val="20"/>
-        </w:rPr>
-      </w:pPr>
-      <w:r>
-        <w:rPr>
-          <w:rFonts w:hint="eastAsia"/>
-          <w:spacing w:val="20"/>
-          <w:szCs w:val="20"/>
-        </w:rPr>
-        <w:tab/>
-        <w:t>C.</w:t>
+        <w:t>D.</w:t>
       </w:r>
       <w:r>
         <w:rPr>
@@ -11923,48 +11965,6 @@
           <w:szCs w:val="20"/>
         </w:rPr>
         <w:t>2</w:t>
-      </w:r>
-    </w:p>
-    <w:p>
-      <w:pPr>
-        <w:tabs>
-          <w:tab w:val="left" w:pos="567"/>
-          <w:tab w:val="left" w:pos="993"/>
-          <w:tab w:val="left" w:pos="1418"/>
-          <w:tab w:val="left" w:pos="1843"/>
-          <w:tab w:val="left" w:pos="2268"/>
-        </w:tabs>
-        <w:snapToGrid w:val="0"/>
-        <w:ind w:left="567" w:hanging="567"/>
-        <w:rPr>
-          <w:spacing w:val="20"/>
-          <w:szCs w:val="20"/>
-        </w:rPr>
-      </w:pPr>
-      <w:r>
-        <w:rPr>
-          <w:rFonts w:hint="eastAsia"/>
-          <w:spacing w:val="20"/>
-          <w:szCs w:val="20"/>
-        </w:rPr>
-        <w:tab/>
-        <w:t>D.</w:t>
-      </w:r>
-      <w:r>
-        <w:rPr>
-          <w:rFonts w:hint="eastAsia"/>
-          <w:spacing w:val="20"/>
-          <w:szCs w:val="20"/>
-        </w:rPr>
-        <w:tab/>
-      </w:r>
-      <w:r>
-        <w:rPr>
-          <w:rFonts w:hint="eastAsia"/>
-          <w:spacing w:val="20"/>
-          <w:szCs w:val="20"/>
-        </w:rPr>
-        <w:t>3</w:t>
       </w:r>
     </w:p>
     <w:p>
@@ -12442,128 +12442,128 @@
           <w:spacing w:val="20"/>
           <w:szCs w:val="20"/>
         </w:rPr>
+        <w:t>有些模組可以重用</w:t>
+      </w:r>
+    </w:p>
+    <w:p>
+      <w:pPr>
+        <w:tabs>
+          <w:tab w:val="left" w:pos="567"/>
+          <w:tab w:val="left" w:pos="993"/>
+          <w:tab w:val="left" w:pos="1418"/>
+          <w:tab w:val="left" w:pos="1843"/>
+          <w:tab w:val="left" w:pos="2268"/>
+        </w:tabs>
+        <w:snapToGrid w:val="0"/>
+        <w:ind w:left="567" w:hanging="567"/>
+        <w:rPr>
+          <w:spacing w:val="20"/>
+          <w:szCs w:val="20"/>
+        </w:rPr>
+      </w:pPr>
+      <w:r>
+        <w:rPr>
+          <w:spacing w:val="20"/>
+          <w:szCs w:val="20"/>
+        </w:rPr>
+        <w:tab/>
+        <w:t>B.</w:t>
+      </w:r>
+      <w:r>
+        <w:rPr>
+          <w:spacing w:val="20"/>
+          <w:szCs w:val="20"/>
+        </w:rPr>
+        <w:tab/>
+      </w:r>
+      <w:r>
+        <w:rPr>
+          <w:rFonts w:ascii="Courier New" w:hAnsi="Courier New" w:cs="Courier New"/>
+          <w:spacing w:val="20"/>
+          <w:szCs w:val="20"/>
+        </w:rPr>
+        <w:t>較容易進行程式除錯</w:t>
+      </w:r>
+    </w:p>
+    <w:p>
+      <w:pPr>
+        <w:tabs>
+          <w:tab w:val="left" w:pos="567"/>
+          <w:tab w:val="left" w:pos="993"/>
+          <w:tab w:val="left" w:pos="1418"/>
+          <w:tab w:val="left" w:pos="1843"/>
+          <w:tab w:val="left" w:pos="2268"/>
+        </w:tabs>
+        <w:snapToGrid w:val="0"/>
+        <w:ind w:left="567" w:hanging="567"/>
+        <w:rPr>
+          <w:spacing w:val="20"/>
+          <w:szCs w:val="20"/>
+        </w:rPr>
+      </w:pPr>
+      <w:r>
+        <w:rPr>
+          <w:spacing w:val="20"/>
+          <w:szCs w:val="20"/>
+        </w:rPr>
+        <w:tab/>
+        <w:t>C.</w:t>
+      </w:r>
+      <w:r>
+        <w:rPr>
+          <w:spacing w:val="20"/>
+          <w:szCs w:val="20"/>
+        </w:rPr>
+        <w:tab/>
+      </w:r>
+      <w:r>
+        <w:rPr>
+          <w:rFonts w:ascii="Courier New" w:hAnsi="Courier New" w:cs="Courier New"/>
+          <w:spacing w:val="20"/>
+          <w:szCs w:val="20"/>
+        </w:rPr>
+        <w:t>有些模組不可以重用</w:t>
+      </w:r>
+    </w:p>
+    <w:p>
+      <w:pPr>
+        <w:tabs>
+          <w:tab w:val="left" w:pos="567"/>
+          <w:tab w:val="left" w:pos="993"/>
+          <w:tab w:val="left" w:pos="1418"/>
+          <w:tab w:val="left" w:pos="1843"/>
+          <w:tab w:val="left" w:pos="2268"/>
+        </w:tabs>
+        <w:snapToGrid w:val="0"/>
+        <w:ind w:left="567" w:hanging="567"/>
+        <w:rPr>
+          <w:rFonts w:ascii="Courier New" w:hAnsi="Courier New" w:cs="Courier New"/>
+          <w:spacing w:val="20"/>
+          <w:szCs w:val="20"/>
+        </w:rPr>
+      </w:pPr>
+      <w:r>
+        <w:rPr>
+          <w:spacing w:val="20"/>
+          <w:szCs w:val="20"/>
+        </w:rPr>
+        <w:tab/>
+        <w:t>D.</w:t>
+      </w:r>
+      <w:r>
+        <w:rPr>
+          <w:spacing w:val="20"/>
+          <w:szCs w:val="20"/>
+        </w:rPr>
+        <w:tab/>
+      </w:r>
+      <w:r>
+        <w:rPr>
+          <w:rFonts w:ascii="Courier New" w:hAnsi="Courier New" w:cs="Courier New"/>
+          <w:spacing w:val="20"/>
+          <w:szCs w:val="20"/>
+        </w:rPr>
         <w:t>較快定義問題</w:t>
-      </w:r>
-    </w:p>
-    <w:p>
-      <w:pPr>
-        <w:tabs>
-          <w:tab w:val="left" w:pos="567"/>
-          <w:tab w:val="left" w:pos="993"/>
-          <w:tab w:val="left" w:pos="1418"/>
-          <w:tab w:val="left" w:pos="1843"/>
-          <w:tab w:val="left" w:pos="2268"/>
-        </w:tabs>
-        <w:snapToGrid w:val="0"/>
-        <w:ind w:left="567" w:hanging="567"/>
-        <w:rPr>
-          <w:spacing w:val="20"/>
-          <w:szCs w:val="20"/>
-        </w:rPr>
-      </w:pPr>
-      <w:r>
-        <w:rPr>
-          <w:spacing w:val="20"/>
-          <w:szCs w:val="20"/>
-        </w:rPr>
-        <w:tab/>
-        <w:t>B.</w:t>
-      </w:r>
-      <w:r>
-        <w:rPr>
-          <w:spacing w:val="20"/>
-          <w:szCs w:val="20"/>
-        </w:rPr>
-        <w:tab/>
-      </w:r>
-      <w:r>
-        <w:rPr>
-          <w:rFonts w:ascii="Courier New" w:hAnsi="Courier New" w:cs="Courier New"/>
-          <w:spacing w:val="20"/>
-          <w:szCs w:val="20"/>
-        </w:rPr>
-        <w:t>較容易進行程式除錯</w:t>
-      </w:r>
-    </w:p>
-    <w:p>
-      <w:pPr>
-        <w:tabs>
-          <w:tab w:val="left" w:pos="567"/>
-          <w:tab w:val="left" w:pos="993"/>
-          <w:tab w:val="left" w:pos="1418"/>
-          <w:tab w:val="left" w:pos="1843"/>
-          <w:tab w:val="left" w:pos="2268"/>
-        </w:tabs>
-        <w:snapToGrid w:val="0"/>
-        <w:ind w:left="567" w:hanging="567"/>
-        <w:rPr>
-          <w:spacing w:val="20"/>
-          <w:szCs w:val="20"/>
-        </w:rPr>
-      </w:pPr>
-      <w:r>
-        <w:rPr>
-          <w:spacing w:val="20"/>
-          <w:szCs w:val="20"/>
-        </w:rPr>
-        <w:tab/>
-        <w:t>C.</w:t>
-      </w:r>
-      <w:r>
-        <w:rPr>
-          <w:spacing w:val="20"/>
-          <w:szCs w:val="20"/>
-        </w:rPr>
-        <w:tab/>
-      </w:r>
-      <w:r>
-        <w:rPr>
-          <w:rFonts w:ascii="Courier New" w:hAnsi="Courier New" w:cs="Courier New"/>
-          <w:spacing w:val="20"/>
-          <w:szCs w:val="20"/>
-        </w:rPr>
-        <w:t>有些模組不可以重用</w:t>
-      </w:r>
-    </w:p>
-    <w:p>
-      <w:pPr>
-        <w:tabs>
-          <w:tab w:val="left" w:pos="567"/>
-          <w:tab w:val="left" w:pos="993"/>
-          <w:tab w:val="left" w:pos="1418"/>
-          <w:tab w:val="left" w:pos="1843"/>
-          <w:tab w:val="left" w:pos="2268"/>
-        </w:tabs>
-        <w:snapToGrid w:val="0"/>
-        <w:ind w:left="567" w:hanging="567"/>
-        <w:rPr>
-          <w:rFonts w:ascii="Courier New" w:hAnsi="Courier New" w:cs="Courier New"/>
-          <w:spacing w:val="20"/>
-          <w:szCs w:val="20"/>
-        </w:rPr>
-      </w:pPr>
-      <w:r>
-        <w:rPr>
-          <w:spacing w:val="20"/>
-          <w:szCs w:val="20"/>
-        </w:rPr>
-        <w:tab/>
-        <w:t>D.</w:t>
-      </w:r>
-      <w:r>
-        <w:rPr>
-          <w:spacing w:val="20"/>
-          <w:szCs w:val="20"/>
-        </w:rPr>
-        <w:tab/>
-      </w:r>
-      <w:r>
-        <w:rPr>
-          <w:rFonts w:ascii="Courier New" w:hAnsi="Courier New" w:cs="Courier New"/>
-          <w:spacing w:val="20"/>
-          <w:szCs w:val="20"/>
-        </w:rPr>
-        <w:t>有些模組可以重用</w:t>
       </w:r>
       <w:r>
         <w:rPr>
@@ -13152,6 +13152,84 @@
           <w:spacing w:val="20"/>
           <w:szCs w:val="20"/>
         </w:rPr>
+        <w:t>輸出 i</w:t>
+      </w:r>
+    </w:p>
+    <w:p>
+      <w:pPr>
+        <w:tabs>
+          <w:tab w:val="left" w:pos="567"/>
+          <w:tab w:val="left" w:pos="993"/>
+          <w:tab w:val="left" w:pos="1418"/>
+          <w:tab w:val="left" w:pos="1843"/>
+          <w:tab w:val="left" w:pos="2268"/>
+        </w:tabs>
+        <w:snapToGrid w:val="0"/>
+        <w:ind w:left="567" w:hanging="567"/>
+        <w:rPr>
+          <w:spacing w:val="20"/>
+          <w:szCs w:val="20"/>
+        </w:rPr>
+      </w:pPr>
+      <w:r>
+        <w:rPr>
+          <w:spacing w:val="20"/>
+          <w:szCs w:val="20"/>
+        </w:rPr>
+        <w:tab/>
+        <w:t>B.</w:t>
+      </w:r>
+      <w:r>
+        <w:rPr>
+          <w:spacing w:val="20"/>
+          <w:szCs w:val="20"/>
+        </w:rPr>
+        <w:tab/>
+      </w:r>
+      <w:r>
+        <w:rPr>
+          <w:spacing w:val="20"/>
+          <w:szCs w:val="20"/>
+        </w:rPr>
+        <w:t>如果 i &lt; 13</w:t>
+      </w:r>
+    </w:p>
+    <w:p>
+      <w:pPr>
+        <w:tabs>
+          <w:tab w:val="left" w:pos="567"/>
+          <w:tab w:val="left" w:pos="993"/>
+          <w:tab w:val="left" w:pos="1418"/>
+          <w:tab w:val="left" w:pos="1843"/>
+          <w:tab w:val="left" w:pos="2268"/>
+        </w:tabs>
+        <w:snapToGrid w:val="0"/>
+        <w:ind w:left="567" w:hanging="567"/>
+        <w:rPr>
+          <w:spacing w:val="20"/>
+          <w:szCs w:val="20"/>
+        </w:rPr>
+      </w:pPr>
+      <w:r>
+        <w:rPr>
+          <w:spacing w:val="20"/>
+          <w:szCs w:val="20"/>
+        </w:rPr>
+        <w:tab/>
+        <w:t>C.</w:t>
+      </w:r>
+      <w:r>
+        <w:rPr>
+          <w:spacing w:val="20"/>
+          <w:szCs w:val="20"/>
+        </w:rPr>
+        <w:tab/>
+      </w:r>
+      <w:r>
+        <w:rPr>
+          <w:spacing w:val="20"/>
+          <w:szCs w:val="20"/>
+        </w:rPr>
         <w:t>i ← i + 1</w:t>
       </w:r>
     </w:p>
@@ -13177,46 +13255,7 @@
           <w:szCs w:val="20"/>
         </w:rPr>
         <w:tab/>
-        <w:t>B.</w:t>
-      </w:r>
-      <w:r>
-        <w:rPr>
-          <w:spacing w:val="20"/>
-          <w:szCs w:val="20"/>
-        </w:rPr>
-        <w:tab/>
-      </w:r>
-      <w:r>
-        <w:rPr>
-          <w:spacing w:val="20"/>
-          <w:szCs w:val="20"/>
-        </w:rPr>
-        <w:t>輸出 i</w:t>
-      </w:r>
-    </w:p>
-    <w:p>
-      <w:pPr>
-        <w:tabs>
-          <w:tab w:val="left" w:pos="567"/>
-          <w:tab w:val="left" w:pos="993"/>
-          <w:tab w:val="left" w:pos="1418"/>
-          <w:tab w:val="left" w:pos="1843"/>
-          <w:tab w:val="left" w:pos="2268"/>
-        </w:tabs>
-        <w:snapToGrid w:val="0"/>
-        <w:ind w:left="567" w:hanging="567"/>
-        <w:rPr>
-          <w:spacing w:val="20"/>
-          <w:szCs w:val="20"/>
-        </w:rPr>
-      </w:pPr>
-      <w:r>
-        <w:rPr>
-          <w:spacing w:val="20"/>
-          <w:szCs w:val="20"/>
-        </w:rPr>
-        <w:tab/>
-        <w:t>C.</w:t>
+        <w:t>D.</w:t>
       </w:r>
       <w:r>
         <w:rPr>
@@ -13231,45 +13270,6 @@
           <w:szCs w:val="20"/>
         </w:rPr>
         <w:t>i ← i – 1</w:t>
-      </w:r>
-    </w:p>
-    <w:p>
-      <w:pPr>
-        <w:tabs>
-          <w:tab w:val="left" w:pos="567"/>
-          <w:tab w:val="left" w:pos="993"/>
-          <w:tab w:val="left" w:pos="1418"/>
-          <w:tab w:val="left" w:pos="1843"/>
-          <w:tab w:val="left" w:pos="2268"/>
-        </w:tabs>
-        <w:snapToGrid w:val="0"/>
-        <w:ind w:left="567" w:hanging="567"/>
-        <w:rPr>
-          <w:spacing w:val="20"/>
-          <w:szCs w:val="20"/>
-        </w:rPr>
-      </w:pPr>
-      <w:r>
-        <w:rPr>
-          <w:spacing w:val="20"/>
-          <w:szCs w:val="20"/>
-        </w:rPr>
-        <w:tab/>
-        <w:t>D.</w:t>
-      </w:r>
-      <w:r>
-        <w:rPr>
-          <w:spacing w:val="20"/>
-          <w:szCs w:val="20"/>
-        </w:rPr>
-        <w:tab/>
-      </w:r>
-      <w:r>
-        <w:rPr>
-          <w:spacing w:val="20"/>
-          <w:szCs w:val="20"/>
-        </w:rPr>
-        <w:t>如果 i &lt; 13</w:t>
       </w:r>
     </w:p>
     <w:p>
@@ -17171,56 +17171,56 @@
           <w:spacing w:val="20"/>
           <w:szCs w:val="20"/>
         </w:rPr>
-        <w:t>除了核實</w:t>
-      </w:r>
-      <w:r>
-        <w:rPr>
-          <w:rFonts w:hint="eastAsia"/>
-          <w:spacing w:val="20"/>
-          <w:szCs w:val="20"/>
-        </w:rPr>
-        <w:t>欄位是否沒有留空，描述一個適合 D6</w:t>
-      </w:r>
-      <w:r>
-        <w:rPr>
-          <w:spacing w:val="20"/>
-          <w:szCs w:val="20"/>
-        </w:rPr>
-        <w:t>:</w:t>
-      </w:r>
-      <w:r>
-        <w:rPr>
-          <w:rFonts w:hint="eastAsia"/>
-          <w:szCs w:val="20"/>
-        </w:rPr>
-        <w:t>D</w:t>
-      </w:r>
-      <w:r>
-        <w:rPr>
-          <w:szCs w:val="20"/>
-        </w:rPr>
-        <w:t>7</w:t>
-      </w:r>
-      <w:r>
-        <w:rPr>
-          <w:rFonts w:hint="eastAsia"/>
-          <w:szCs w:val="20"/>
-        </w:rPr>
-        <w:t>9</w:t>
-      </w:r>
-      <w:r>
-        <w:rPr>
-          <w:rFonts w:hint="eastAsia"/>
-          <w:szCs w:val="20"/>
-        </w:rPr>
-        <w:t xml:space="preserve"> </w:t>
-      </w:r>
-      <w:r>
-        <w:rPr>
-          <w:rFonts w:hint="eastAsia"/>
-          <w:szCs w:val="20"/>
-        </w:rPr>
-        <w:t>內數據的有效性檢驗。</w:t>
+        <w:t>假設你是</w:t>
+      </w:r>
+      <w:r>
+        <w:rPr>
+          <w:rFonts w:hint="eastAsia"/>
+          <w:spacing w:val="20"/>
+          <w:szCs w:val="20"/>
+        </w:rPr>
+        <w:t>該系統管理員。在 IDNO 中，數字</w:t>
+      </w:r>
+      <w:r>
+        <w:rPr>
+          <w:spacing w:val="20"/>
+          <w:szCs w:val="20"/>
+        </w:rPr>
+        <w:t xml:space="preserve"> </w:t>
+      </w:r>
+      <w:r>
+        <w:rPr>
+          <w:rFonts w:hint="eastAsia"/>
+          <w:szCs w:val="20"/>
+        </w:rPr>
+        <w:t>2</w:t>
+      </w:r>
+      <w:r>
+        <w:rPr>
+          <w:szCs w:val="20"/>
+        </w:rPr>
+        <w:t>2</w:t>
+      </w:r>
+      <w:r>
+        <w:rPr>
+          <w:rFonts w:hint="eastAsia"/>
+          <w:szCs w:val="20"/>
+        </w:rPr>
+        <w:t>0</w:t>
+      </w:r>
+      <w:r>
+        <w:rPr>
+          <w:rFonts w:hint="eastAsia"/>
+          <w:szCs w:val="20"/>
+        </w:rPr>
+        <w:t>3</w:t>
+      </w:r>
+      <w:r>
+        <w:rPr>
+          <w:rFonts w:hint="eastAsia"/>
+          <w:szCs w:val="20"/>
+        </w:rPr>
+        <w:t>2 被錯誤地輸入為 22102。建議一項對 IDNO 驗證檢查。</w:t>
       </w:r>
     </w:p>
     <w:p>
@@ -18162,7 +18162,7 @@
           <w:spacing w:val="20"/>
           <w:szCs w:val="20"/>
         </w:rPr>
-        <w:t>一個顯示板由 9x9 像素組成，如下所示：</w:t>
+        <w:t>參考以下設定（已改編自 DSE 試題），假設你是該系統管理員。根據此試算表內已知的首 11 筆記錄，執行以下 SQL 語句後的輸出是什麼？</w:t>
       </w:r>
     </w:p>
     <w:p>
@@ -19363,39 +19363,39 @@
           <w:spacing w:val="20"/>
           <w:szCs w:val="20"/>
         </w:rPr>
-        <w:t>莉莉</w:t>
-      </w:r>
-      <w:r>
-        <w:rPr>
-          <w:rFonts w:hint="eastAsia"/>
-          <w:spacing w:val="20"/>
-          <w:szCs w:val="20"/>
-        </w:rPr>
-        <w:t>設</w:t>
-      </w:r>
-      <w:r>
-        <w:rPr>
-          <w:rFonts w:ascii="Courier New" w:hAnsi="Courier New" w:cs="Courier New"/>
-          <w:spacing w:val="20"/>
-          <w:szCs w:val="20"/>
-        </w:rPr>
-        <w:t>計</w:t>
-      </w:r>
-      <w:r>
-        <w:rPr>
-          <w:rFonts w:hint="eastAsia"/>
-          <w:spacing w:val="20"/>
-          <w:szCs w:val="20"/>
-        </w:rPr>
-        <w:t>附</w:t>
-      </w:r>
-      <w:r>
-        <w:rPr>
-          <w:rFonts w:hint="eastAsia"/>
-          <w:spacing w:val="20"/>
-          <w:szCs w:val="20"/>
-        </w:rPr>
-        <w:t>有陣列 A 的子程式。她考慮算法 ALG1, ALG6 和 ALG2。</w:t>
+        <w:t>A1</w:t>
+      </w:r>
+      <w:r>
+        <w:rPr>
+          <w:rFonts w:hint="eastAsia"/>
+          <w:spacing w:val="20"/>
+          <w:szCs w:val="20"/>
+        </w:rPr>
+        <w:t>:</w:t>
+      </w:r>
+      <w:r>
+        <w:rPr>
+          <w:rFonts w:ascii="Courier New" w:hAnsi="Courier New" w:cs="Courier New"/>
+          <w:spacing w:val="20"/>
+          <w:szCs w:val="20"/>
+        </w:rPr>
+        <w:t>F</w:t>
+      </w:r>
+      <w:r>
+        <w:rPr>
+          <w:rFonts w:hint="eastAsia"/>
+          <w:spacing w:val="20"/>
+          <w:szCs w:val="20"/>
+        </w:rPr>
+        <w:t>1</w:t>
+      </w:r>
+      <w:r>
+        <w:rPr>
+          <w:rFonts w:hint="eastAsia"/>
+          <w:spacing w:val="20"/>
+          <w:szCs w:val="20"/>
+        </w:rPr>
+        <w:t xml:space="preserve"> 是欄名。而 A4:F83 內的記錄已排序。在下方試寫出此排序選項：</w:t>
       </w:r>
     </w:p>
     <w:p>
@@ -20498,7 +20498,7 @@
           <w:spacing w:val="20"/>
           <w:szCs w:val="20"/>
         </w:rPr>
-        <w:t>志偉開發使用聊天機械人應用程式的登入版面。</w:t>
+        <w:t>家健看見電腦內的抗電腦病毒軟件在兩個不同情況下顯示以下訊息。</w:t>
       </w:r>
     </w:p>
     <w:p>
@@ -21235,7 +21235,7 @@
           <w:spacing w:val="20"/>
           <w:szCs w:val="20"/>
         </w:rPr>
-        <w:t>寫出 ATTEND 的主關鍵碼。</w:t>
+        <w:t>(ii) 根據 Sheet6 內的資料，執行以下 SQL 語句後的輸出是什麼？</w:t>
       </w:r>
       <w:r>
         <w:rPr>
@@ -23515,7 +23515,7 @@
           <w:spacing w:val="20"/>
           <w:szCs w:val="20"/>
         </w:rPr>
-        <w:t>在以下各部分，有一新記錄要插入到 D1 中，但這會導致一個完整性問題 (例如：實體完整性、參照完整性和域完整性)。試寫出該完整性問題，並簡要說明你的答案。</w:t>
+        <w:t>參考以下設定（已改編自 DSE 試題），在以下各部分，有一新記錄要插入到 D1 中，但這會導致一個完整性問題 (例如：實體完整性、參照完整性和域完整性)。試寫出該完整性問題，並簡要說明你的答案。</w:t>
       </w:r>
     </w:p>
     <w:p>
@@ -23877,43 +23877,43 @@
           <w:spacing w:val="20"/>
           <w:szCs w:val="20"/>
         </w:rPr>
-        <w:t>會員總是搜尋一</w:t>
-      </w:r>
-      <w:r>
-        <w:rPr>
-          <w:rFonts w:hint="eastAsia"/>
-          <w:bCs/>
-          <w:spacing w:val="20"/>
-          <w:szCs w:val="20"/>
-        </w:rPr>
-        <w:t>些幾乎售罄</w:t>
-      </w:r>
-      <w:r>
-        <w:rPr>
-          <w:rFonts w:hint="eastAsia"/>
-          <w:bCs/>
-          <w:spacing w:val="20"/>
-          <w:szCs w:val="20"/>
-        </w:rPr>
-        <w:t>的</w:t>
-      </w:r>
-      <w:r>
-        <w:rPr>
-          <w:rFonts w:hint="eastAsia"/>
-          <w:bCs/>
-          <w:spacing w:val="20"/>
-          <w:szCs w:val="20"/>
-        </w:rPr>
-        <w:t>商</w:t>
-      </w:r>
-      <w:r>
-        <w:rPr>
-          <w:rFonts w:ascii="Courier New" w:hAnsi="Courier New" w:cs="Courier New"/>
-          <w:bCs/>
-          <w:spacing w:val="20"/>
-          <w:szCs w:val="20"/>
-        </w:rPr>
-        <w:t>品。為了改善這些</w:t>
+        <w:t>試完成以下 S</w:t>
+      </w:r>
+      <w:r>
+        <w:rPr>
+          <w:rFonts w:hint="eastAsia"/>
+          <w:bCs/>
+          <w:spacing w:val="20"/>
+          <w:szCs w:val="20"/>
+        </w:rPr>
+        <w:t>QL 語句</w:t>
+      </w:r>
+      <w:r>
+        <w:rPr>
+          <w:rFonts w:hint="eastAsia"/>
+          <w:bCs/>
+          <w:spacing w:val="20"/>
+          <w:szCs w:val="20"/>
+        </w:rPr>
+        <w:t>以</w:t>
+      </w:r>
+      <w:r>
+        <w:rPr>
+          <w:rFonts w:hint="eastAsia"/>
+          <w:bCs/>
+          <w:spacing w:val="20"/>
+          <w:szCs w:val="20"/>
+        </w:rPr>
+        <w:t>防</w:t>
+      </w:r>
+      <w:r>
+        <w:rPr>
+          <w:rFonts w:ascii="Courier New" w:hAnsi="Courier New" w:cs="Courier New"/>
+          <w:bCs/>
+          <w:spacing w:val="20"/>
+          <w:szCs w:val="20"/>
+        </w:rPr>
+        <w:t>止在 SEQ 中</w:t>
       </w:r>
       <w:r>
         <w:rPr>
@@ -23922,16 +23922,16 @@
           <w:spacing w:val="20"/>
           <w:szCs w:val="20"/>
         </w:rPr>
-        <w:t>搜尋，向 PR</w:t>
-      </w:r>
-      <w:r>
-        <w:rPr>
-          <w:rFonts w:hint="eastAsia"/>
-          <w:bCs/>
-          <w:spacing w:val="20"/>
-          <w:szCs w:val="20"/>
-        </w:rPr>
-        <w:t>OD 內的 QUAN 建構一個索引。</w:t>
+        <w:t>輸入相的表演次</w:t>
+      </w:r>
+      <w:r>
+        <w:rPr>
+          <w:rFonts w:hint="eastAsia"/>
+          <w:bCs/>
+          <w:spacing w:val="20"/>
+          <w:szCs w:val="20"/>
+        </w:rPr>
+        <w:t>序。</w:t>
       </w:r>
     </w:p>
     <w:p>
@@ -25070,79 +25070,79 @@
           <w:spacing w:val="20"/>
           <w:szCs w:val="20"/>
         </w:rPr>
-        <w:t>以下輸入</w:t>
-      </w:r>
-      <w:r>
-        <w:rPr>
-          <w:rFonts w:hint="eastAsia"/>
-          <w:bCs/>
-          <w:spacing w:val="20"/>
-          <w:szCs w:val="20"/>
-        </w:rPr>
-        <w:t>表</w:t>
-      </w:r>
-      <w:r>
-        <w:rPr>
-          <w:rFonts w:ascii="Courier New" w:hAnsi="Courier New" w:cs="Courier New"/>
-          <w:bCs/>
-          <w:spacing w:val="20"/>
-          <w:szCs w:val="20"/>
-        </w:rPr>
-        <w:t>格使用一SQL語句</w:t>
-      </w:r>
-      <w:r>
-        <w:rPr>
-          <w:rFonts w:hint="eastAsia"/>
-          <w:bCs/>
-          <w:spacing w:val="20"/>
-          <w:szCs w:val="20"/>
-        </w:rPr>
-        <w:t>將</w:t>
-      </w:r>
-      <w:r>
-        <w:rPr>
-          <w:rFonts w:hint="eastAsia"/>
-          <w:bCs/>
-          <w:spacing w:val="20"/>
-          <w:szCs w:val="20"/>
-        </w:rPr>
-        <w:t>一</w:t>
-      </w:r>
-      <w:r>
-        <w:rPr>
-          <w:rFonts w:hint="eastAsia"/>
-          <w:bCs/>
-          <w:spacing w:val="20"/>
-          <w:szCs w:val="20"/>
-        </w:rPr>
-        <w:t>筆</w:t>
-      </w:r>
-      <w:r>
-        <w:rPr>
-          <w:rFonts w:ascii="Courier New" w:hAnsi="Courier New" w:cs="Courier New"/>
-          <w:bCs/>
-          <w:spacing w:val="20"/>
-          <w:szCs w:val="20"/>
-        </w:rPr>
-        <w:t>記錄插入 CUS內</w:t>
-      </w:r>
-      <w:r>
-        <w:rPr>
-          <w:rFonts w:hint="eastAsia"/>
-          <w:bCs/>
-          <w:spacing w:val="20"/>
-          <w:szCs w:val="20"/>
-        </w:rPr>
-        <w:t>。</w:t>
-      </w:r>
-      <w:r>
-        <w:rPr>
-          <w:rFonts w:hint="eastAsia"/>
-          <w:bCs/>
-          <w:spacing w:val="20"/>
-          <w:szCs w:val="20"/>
-        </w:rPr>
-        <w:t xml:space="preserve"> 寫出此 SQL語句中未填寫的部分。</w:t>
+        <w:t>列出曾進</w:t>
+      </w:r>
+      <w:r>
+        <w:rPr>
+          <w:rFonts w:hint="eastAsia"/>
+          <w:bCs/>
+          <w:spacing w:val="20"/>
+          <w:szCs w:val="20"/>
+        </w:rPr>
+        <w:t>入</w:t>
+      </w:r>
+      <w:r>
+        <w:rPr>
+          <w:rFonts w:ascii="Courier New" w:hAnsi="Courier New" w:cs="Courier New"/>
+          <w:bCs/>
+          <w:spacing w:val="20"/>
+          <w:szCs w:val="20"/>
+        </w:rPr>
+        <w:t>識別碼為「L498</w:t>
+      </w:r>
+      <w:r>
+        <w:rPr>
+          <w:rFonts w:hint="eastAsia"/>
+          <w:bCs/>
+          <w:spacing w:val="20"/>
+          <w:szCs w:val="20"/>
+        </w:rPr>
+        <w:t>」</w:t>
+      </w:r>
+      <w:r>
+        <w:rPr>
+          <w:rFonts w:hint="eastAsia"/>
+          <w:bCs/>
+          <w:spacing w:val="20"/>
+          <w:szCs w:val="20"/>
+        </w:rPr>
+        <w:t>的</w:t>
+      </w:r>
+      <w:r>
+        <w:rPr>
+          <w:rFonts w:hint="eastAsia"/>
+          <w:bCs/>
+          <w:spacing w:val="20"/>
+          <w:szCs w:val="20"/>
+        </w:rPr>
+        <w:t>房</w:t>
+      </w:r>
+      <w:r>
+        <w:rPr>
+          <w:rFonts w:ascii="Courier New" w:hAnsi="Courier New" w:cs="Courier New"/>
+          <w:bCs/>
+          <w:spacing w:val="20"/>
+          <w:szCs w:val="20"/>
+        </w:rPr>
+        <w:t>間的員工識別碼，然</w:t>
+      </w:r>
+      <w:r>
+        <w:rPr>
+          <w:rFonts w:hint="eastAsia"/>
+          <w:bCs/>
+          <w:spacing w:val="20"/>
+          <w:szCs w:val="20"/>
+        </w:rPr>
+        <w:t>後</w:t>
+      </w:r>
+      <w:r>
+        <w:rPr>
+          <w:rFonts w:hint="eastAsia"/>
+          <w:bCs/>
+          <w:spacing w:val="20"/>
+          <w:szCs w:val="20"/>
+        </w:rPr>
+        <w:t>按 TDATE 升序排列。</w:t>
       </w:r>
     </w:p>
     <w:p>
@@ -28561,70 +28561,70 @@
           <w:spacing w:val="20"/>
           <w:szCs w:val="20"/>
         </w:rPr>
-        <w:t xml:space="preserve">SQL1 是 SQL 語句：'SELECT </w:t>
-      </w:r>
-      <w:r>
-        <w:rPr>
-          <w:rFonts w:hint="eastAsia"/>
-          <w:bCs/>
-          <w:spacing w:val="20"/>
-          <w:szCs w:val="20"/>
-        </w:rPr>
-        <w:t>M</w:t>
-      </w:r>
-      <w:r>
-        <w:rPr>
-          <w:rFonts w:ascii="Courier New" w:hAnsi="Courier New" w:cs="Courier New"/>
-          <w:bCs/>
-          <w:spacing w:val="20"/>
-          <w:szCs w:val="20"/>
-        </w:rPr>
-        <w:t>NAME</w:t>
-      </w:r>
-      <w:r>
-        <w:rPr>
-          <w:rFonts w:hint="eastAsia"/>
-          <w:bCs/>
-          <w:spacing w:val="20"/>
-          <w:szCs w:val="20"/>
-        </w:rPr>
-        <w:t>,</w:t>
-      </w:r>
-      <w:r>
-        <w:rPr>
-          <w:rFonts w:hint="eastAsia"/>
-          <w:bCs/>
-          <w:spacing w:val="20"/>
-          <w:szCs w:val="20"/>
-        </w:rPr>
-        <w:t xml:space="preserve"> </w:t>
-      </w:r>
-      <w:r>
-        <w:rPr>
-          <w:rFonts w:hint="eastAsia"/>
-          <w:bCs/>
-          <w:spacing w:val="20"/>
-          <w:szCs w:val="20"/>
-        </w:rPr>
-        <w:t>S</w:t>
-      </w:r>
-      <w:r>
-        <w:rPr>
-          <w:rFonts w:ascii="Courier New" w:hAnsi="Courier New" w:cs="Courier New"/>
-          <w:bCs/>
-          <w:spacing w:val="20"/>
-          <w:szCs w:val="20"/>
-        </w:rPr>
-        <w:t>EX, DOB</w:t>
-      </w:r>
-      <w:r>
-        <w:rPr>
-          <w:rFonts w:hint="eastAsia"/>
-          <w:bCs/>
-          <w:spacing w:val="20"/>
-          <w:szCs w:val="20"/>
-        </w:rPr>
-        <w:t xml:space="preserve"> FROM MEMBER WHERE DOB = '1/1/1994' ORDER BY MNAME'。建立一個索引 MINDEX 以改善 SQL1 的表現。選擇以下方格內兩個屬位，以完成下列 SQL 語句，讓 SQL1 有最佳的表現。</w:t>
+        <w:t>參考以下設定（已改編自 DSE 試題），該公</w:t>
+      </w:r>
+      <w:r>
+        <w:rPr>
+          <w:rFonts w:hint="eastAsia"/>
+          <w:bCs/>
+          <w:spacing w:val="20"/>
+          <w:szCs w:val="20"/>
+        </w:rPr>
+        <w:t>司</w:t>
+      </w:r>
+      <w:r>
+        <w:rPr>
+          <w:rFonts w:ascii="Courier New" w:hAnsi="Courier New" w:cs="Courier New"/>
+          <w:bCs/>
+          <w:spacing w:val="20"/>
+          <w:szCs w:val="20"/>
+        </w:rPr>
+        <w:t>將聘請一</w:t>
+      </w:r>
+      <w:r>
+        <w:rPr>
+          <w:rFonts w:hint="eastAsia"/>
+          <w:bCs/>
+          <w:spacing w:val="20"/>
+          <w:szCs w:val="20"/>
+        </w:rPr>
+        <w:t>些</w:t>
+      </w:r>
+      <w:r>
+        <w:rPr>
+          <w:rFonts w:hint="eastAsia"/>
+          <w:bCs/>
+          <w:spacing w:val="20"/>
+          <w:szCs w:val="20"/>
+        </w:rPr>
+        <w:t>技</w:t>
+      </w:r>
+      <w:r>
+        <w:rPr>
+          <w:rFonts w:hint="eastAsia"/>
+          <w:bCs/>
+          <w:spacing w:val="20"/>
+          <w:szCs w:val="20"/>
+        </w:rPr>
+        <w:t>術</w:t>
+      </w:r>
+      <w:r>
+        <w:rPr>
+          <w:rFonts w:ascii="Courier New" w:hAnsi="Courier New" w:cs="Courier New"/>
+          <w:bCs/>
+          <w:spacing w:val="20"/>
+          <w:szCs w:val="20"/>
+        </w:rPr>
+        <w:t>員為座談會提供</w:t>
+      </w:r>
+      <w:r>
+        <w:rPr>
+          <w:rFonts w:hint="eastAsia"/>
+          <w:bCs/>
+          <w:spacing w:val="20"/>
+          <w:szCs w:val="20"/>
+        </w:rPr>
+        <w:t>技術支援。TECH 儲存技術員的資料。</w:t>
       </w:r>
     </w:p>
     <w:p>
@@ -32474,59 +32474,59 @@
           <w:spacing w:val="20"/>
           <w:szCs w:val="20"/>
         </w:rPr>
-        <w:t>列出普遍進入名稱包含「</w:t>
-      </w:r>
-      <w:r>
-        <w:rPr>
-          <w:rFonts w:ascii="Courier New" w:hAnsi="Courier New" w:cs="Courier New"/>
-          <w:bCs/>
-          <w:spacing w:val="20"/>
-          <w:szCs w:val="20"/>
-        </w:rPr>
-        <w:t>實</w:t>
-      </w:r>
-      <w:r>
-        <w:rPr>
-          <w:rFonts w:hint="eastAsia"/>
-          <w:bCs/>
-          <w:spacing w:val="20"/>
-          <w:szCs w:val="20"/>
-        </w:rPr>
-        <w:t>驗室」的房</w:t>
-      </w:r>
-      <w:r>
-        <w:rPr>
-          <w:bCs/>
-          <w:spacing w:val="20"/>
-          <w:szCs w:val="20"/>
-        </w:rPr>
-        <w:t>間的員</w:t>
-      </w:r>
-      <w:r>
-        <w:rPr>
-          <w:rFonts w:hint="eastAsia"/>
-          <w:bCs/>
-          <w:spacing w:val="20"/>
-          <w:szCs w:val="20"/>
-        </w:rPr>
-        <w:t>工</w:t>
-      </w:r>
-      <w:r>
-        <w:rPr>
-          <w:bCs/>
-          <w:spacing w:val="20"/>
-          <w:szCs w:val="20"/>
-        </w:rPr>
-        <w:t>姓名。</w:t>
-      </w:r>
-      <w:r>
-        <w:rPr>
-          <w:rFonts w:hint="eastAsia"/>
-          <w:bCs/>
-          <w:spacing w:val="20"/>
-          <w:szCs w:val="20"/>
-        </w:rPr>
-        <w:t xml:space="preserve"> </w:t>
+        <w:t>為什麼以下SQL語句會</w:t>
+      </w:r>
+      <w:r>
+        <w:rPr>
+          <w:rFonts w:ascii="Courier New" w:hAnsi="Courier New" w:cs="Courier New"/>
+          <w:bCs/>
+          <w:spacing w:val="20"/>
+          <w:szCs w:val="20"/>
+        </w:rPr>
+        <w:t>引</w:t>
+      </w:r>
+      <w:r>
+        <w:rPr>
+          <w:rFonts w:hint="eastAsia"/>
+          <w:bCs/>
+          <w:spacing w:val="20"/>
+          <w:szCs w:val="20"/>
+        </w:rPr>
+        <w:t>致完整性問</w:t>
+      </w:r>
+      <w:r>
+        <w:rPr>
+          <w:bCs/>
+          <w:spacing w:val="20"/>
+          <w:szCs w:val="20"/>
+        </w:rPr>
+        <w:t xml:space="preserve">題? </w:t>
+      </w:r>
+      <w:r>
+        <w:rPr>
+          <w:rFonts w:hint="eastAsia"/>
+          <w:bCs/>
+          <w:spacing w:val="20"/>
+          <w:szCs w:val="20"/>
+        </w:rPr>
+        <w:t>I</w:t>
+      </w:r>
+      <w:r>
+        <w:rPr>
+          <w:bCs/>
+          <w:spacing w:val="20"/>
+          <w:szCs w:val="20"/>
+        </w:rPr>
+        <w:t>NSER</w:t>
+      </w:r>
+      <w:r>
+        <w:rPr>
+          <w:rFonts w:hint="eastAsia"/>
+          <w:bCs/>
+          <w:spacing w:val="20"/>
+          <w:szCs w:val="20"/>
+        </w:rPr>
+        <w:t>T INTO BK VALUES ("B88332211", "R64", "12345", "17-12-2030", "15-12-2030")</w:t>
       </w:r>
     </w:p>
     <w:p>
@@ -36002,7 +36002,7 @@
           <w:szCs w:val="20"/>
           <w:lang w:val="en-HK"/>
         </w:rPr>
-        <w:t>資訊科技經理建議合併所有分區的數據庫。舉</w:t>
+        <w:t>描述 ENROL 內數據完整性的一個例子</w:t>
       </w:r>
       <w:r>
         <w:rPr>
@@ -36012,7 +36012,7 @@
           <w:szCs w:val="20"/>
           <w:lang w:val="en-HK"/>
         </w:rPr>
-        <w:t>出這個建議的一個好處</w:t>
+        <w:t>。</w:t>
       </w:r>
       <w:r>
         <w:rPr>
@@ -36022,7 +36022,7 @@
           <w:szCs w:val="20"/>
           <w:lang w:val="en-HK"/>
         </w:rPr>
-        <w:t>，</w:t>
+        <w:t xml:space="preserve"> </w:t>
       </w:r>
       <w:r>
         <w:rPr>
@@ -36032,7 +36032,7 @@
           <w:szCs w:val="20"/>
           <w:lang w:val="en-HK"/>
         </w:rPr>
-        <w:t>並簡要說明你的答案。</w:t>
+        <w:t xml:space="preserve"> </w:t>
       </w:r>
     </w:p>
     <w:p>
@@ -38079,7 +38079,7 @@
           <w:szCs w:val="20"/>
           <w:lang w:val="en-HK"/>
         </w:rPr>
-        <w:t xml:space="preserve">A 是一個 m×n 二維陣列。莉莉以 </w:t>
+        <w:t xml:space="preserve">家族在堆疊 a 內堆疊 b 貨箱。把 </w:t>
       </w:r>
       <w:r>
         <w:rPr>
@@ -38089,7 +38089,7 @@
           <w:szCs w:val="20"/>
           <w:lang w:val="en-HK"/>
         </w:rPr>
-        <w:t>A 來表示一</w:t>
+        <w:t>b 轉換子堆</w:t>
       </w:r>
       <w:r>
         <w:rPr>
@@ -38099,7 +38099,7 @@
           <w:szCs w:val="20"/>
           <w:lang w:val="en-HK"/>
         </w:rPr>
-        <w:t>幅圖片。白色像素和黑色像素分別用 '0' 和 '1' 表示。以下例子是一幅以 A 來表示的 4x4 圖片：</w:t>
+        <w:t>疊式 GET(T)，當中從頂部了一個一個的區域 T，可以用堆疊操作來達成所有：壓進和彈出貨箱。以下是一個例子：</w:t>
       </w:r>
     </w:p>
     <w:p>

--- a/Subjects/S5-ICT/past-papers/2025-2026/Term 02/WrittenExam/25_26_S5_ICT_Exam02.docx
+++ b/Subjects/S5-ICT/past-papers/2025-2026/Term 02/WrittenExam/25_26_S5_ICT_Exam02.docx
@@ -1978,138 +1978,138 @@
           <w:spacing w:val="20"/>
           <w:szCs w:val="20"/>
         </w:rPr>
+        <w:t>數據控制</w:t>
+      </w:r>
+    </w:p>
+    <w:p>
+      <w:pPr>
+        <w:tabs>
+          <w:tab w:val="left" w:pos="567"/>
+          <w:tab w:val="left" w:pos="993"/>
+          <w:tab w:val="left" w:pos="1418"/>
+          <w:tab w:val="left" w:pos="1843"/>
+          <w:tab w:val="left" w:pos="2268"/>
+        </w:tabs>
+        <w:snapToGrid w:val="0"/>
+        <w:ind w:left="567" w:hanging="567"/>
+        <w:rPr>
+          <w:spacing w:val="20"/>
+          <w:szCs w:val="20"/>
+        </w:rPr>
+      </w:pPr>
+      <w:r>
+        <w:rPr>
+          <w:spacing w:val="20"/>
+          <w:szCs w:val="20"/>
+        </w:rPr>
+        <w:tab/>
+        <w:t>B.</w:t>
+      </w:r>
+      <w:r>
+        <w:rPr>
+          <w:spacing w:val="20"/>
+          <w:szCs w:val="20"/>
+        </w:rPr>
+        <w:tab/>
+      </w:r>
+      <w:r>
+        <w:rPr>
+          <w:spacing w:val="20"/>
+          <w:szCs w:val="20"/>
+        </w:rPr>
+        <w:t>數據收集</w:t>
+      </w:r>
+    </w:p>
+    <w:p>
+      <w:pPr>
+        <w:tabs>
+          <w:tab w:val="left" w:pos="567"/>
+          <w:tab w:val="left" w:pos="993"/>
+          <w:tab w:val="left" w:pos="1418"/>
+          <w:tab w:val="left" w:pos="1843"/>
+          <w:tab w:val="left" w:pos="2268"/>
+        </w:tabs>
+        <w:snapToGrid w:val="0"/>
+        <w:ind w:left="567" w:hanging="567"/>
+        <w:rPr>
+          <w:spacing w:val="20"/>
+          <w:szCs w:val="20"/>
+        </w:rPr>
+      </w:pPr>
+      <w:r>
+        <w:rPr>
+          <w:spacing w:val="20"/>
+          <w:szCs w:val="20"/>
+        </w:rPr>
+        <w:tab/>
+        <w:t>C.</w:t>
+      </w:r>
+      <w:r>
+        <w:rPr>
+          <w:spacing w:val="20"/>
+          <w:szCs w:val="20"/>
+        </w:rPr>
+        <w:tab/>
+      </w:r>
+      <w:r>
+        <w:rPr>
+          <w:spacing w:val="20"/>
+          <w:szCs w:val="20"/>
+        </w:rPr>
+        <w:t>數據儲存</w:t>
+      </w:r>
+      <w:r>
+        <w:rPr>
+          <w:spacing w:val="20"/>
+          <w:szCs w:val="20"/>
+        </w:rPr>
+        <w:t xml:space="preserve"> </w:t>
+      </w:r>
+      <w:r>
+        <w:rPr>
+          <w:spacing w:val="20"/>
+          <w:szCs w:val="20"/>
+        </w:rPr>
+        <w:t xml:space="preserve"> </w:t>
+      </w:r>
+    </w:p>
+    <w:p>
+      <w:pPr>
+        <w:tabs>
+          <w:tab w:val="left" w:pos="567"/>
+          <w:tab w:val="left" w:pos="993"/>
+          <w:tab w:val="left" w:pos="1418"/>
+          <w:tab w:val="left" w:pos="1843"/>
+          <w:tab w:val="left" w:pos="2268"/>
+        </w:tabs>
+        <w:snapToGrid w:val="0"/>
+        <w:ind w:left="567" w:hanging="567"/>
+        <w:rPr>
+          <w:spacing w:val="20"/>
+          <w:szCs w:val="20"/>
+        </w:rPr>
+      </w:pPr>
+      <w:r>
+        <w:rPr>
+          <w:spacing w:val="20"/>
+          <w:szCs w:val="20"/>
+        </w:rPr>
+        <w:tab/>
+        <w:t>D.</w:t>
+      </w:r>
+      <w:r>
+        <w:rPr>
+          <w:spacing w:val="20"/>
+          <w:szCs w:val="20"/>
+        </w:rPr>
+        <w:tab/>
+      </w:r>
+      <w:r>
+        <w:rPr>
+          <w:spacing w:val="20"/>
+          <w:szCs w:val="20"/>
+        </w:rPr>
         <w:t>數據分析</w:t>
-      </w:r>
-    </w:p>
-    <w:p>
-      <w:pPr>
-        <w:tabs>
-          <w:tab w:val="left" w:pos="567"/>
-          <w:tab w:val="left" w:pos="993"/>
-          <w:tab w:val="left" w:pos="1418"/>
-          <w:tab w:val="left" w:pos="1843"/>
-          <w:tab w:val="left" w:pos="2268"/>
-        </w:tabs>
-        <w:snapToGrid w:val="0"/>
-        <w:ind w:left="567" w:hanging="567"/>
-        <w:rPr>
-          <w:spacing w:val="20"/>
-          <w:szCs w:val="20"/>
-        </w:rPr>
-      </w:pPr>
-      <w:r>
-        <w:rPr>
-          <w:spacing w:val="20"/>
-          <w:szCs w:val="20"/>
-        </w:rPr>
-        <w:tab/>
-        <w:t>B.</w:t>
-      </w:r>
-      <w:r>
-        <w:rPr>
-          <w:spacing w:val="20"/>
-          <w:szCs w:val="20"/>
-        </w:rPr>
-        <w:tab/>
-      </w:r>
-      <w:r>
-        <w:rPr>
-          <w:spacing w:val="20"/>
-          <w:szCs w:val="20"/>
-        </w:rPr>
-        <w:t>數據儲存</w:t>
-      </w:r>
-    </w:p>
-    <w:p>
-      <w:pPr>
-        <w:tabs>
-          <w:tab w:val="left" w:pos="567"/>
-          <w:tab w:val="left" w:pos="993"/>
-          <w:tab w:val="left" w:pos="1418"/>
-          <w:tab w:val="left" w:pos="1843"/>
-          <w:tab w:val="left" w:pos="2268"/>
-        </w:tabs>
-        <w:snapToGrid w:val="0"/>
-        <w:ind w:left="567" w:hanging="567"/>
-        <w:rPr>
-          <w:spacing w:val="20"/>
-          <w:szCs w:val="20"/>
-        </w:rPr>
-      </w:pPr>
-      <w:r>
-        <w:rPr>
-          <w:spacing w:val="20"/>
-          <w:szCs w:val="20"/>
-        </w:rPr>
-        <w:tab/>
-        <w:t>C.</w:t>
-      </w:r>
-      <w:r>
-        <w:rPr>
-          <w:spacing w:val="20"/>
-          <w:szCs w:val="20"/>
-        </w:rPr>
-        <w:tab/>
-      </w:r>
-      <w:r>
-        <w:rPr>
-          <w:spacing w:val="20"/>
-          <w:szCs w:val="20"/>
-        </w:rPr>
-        <w:t>數據收集</w:t>
-      </w:r>
-      <w:r>
-        <w:rPr>
-          <w:spacing w:val="20"/>
-          <w:szCs w:val="20"/>
-        </w:rPr>
-        <w:t xml:space="preserve"> </w:t>
-      </w:r>
-      <w:r>
-        <w:rPr>
-          <w:spacing w:val="20"/>
-          <w:szCs w:val="20"/>
-        </w:rPr>
-        <w:t xml:space="preserve"> </w:t>
-      </w:r>
-    </w:p>
-    <w:p>
-      <w:pPr>
-        <w:tabs>
-          <w:tab w:val="left" w:pos="567"/>
-          <w:tab w:val="left" w:pos="993"/>
-          <w:tab w:val="left" w:pos="1418"/>
-          <w:tab w:val="left" w:pos="1843"/>
-          <w:tab w:val="left" w:pos="2268"/>
-        </w:tabs>
-        <w:snapToGrid w:val="0"/>
-        <w:ind w:left="567" w:hanging="567"/>
-        <w:rPr>
-          <w:spacing w:val="20"/>
-          <w:szCs w:val="20"/>
-        </w:rPr>
-      </w:pPr>
-      <w:r>
-        <w:rPr>
-          <w:spacing w:val="20"/>
-          <w:szCs w:val="20"/>
-        </w:rPr>
-        <w:tab/>
-        <w:t>D.</w:t>
-      </w:r>
-      <w:r>
-        <w:rPr>
-          <w:spacing w:val="20"/>
-          <w:szCs w:val="20"/>
-        </w:rPr>
-        <w:tab/>
-      </w:r>
-      <w:r>
-        <w:rPr>
-          <w:spacing w:val="20"/>
-          <w:szCs w:val="20"/>
-        </w:rPr>
-        <w:t>數據控制</w:t>
       </w:r>
     </w:p>
     <w:p>
@@ -2247,23 +2247,23 @@
           <w:spacing w:val="20"/>
           <w:szCs w:val="20"/>
         </w:rPr>
-        <w:t>操作系統</w:t>
-      </w:r>
-      <w:r>
-        <w:rPr>
-          <w:rFonts w:hint="eastAsia"/>
-          <w:spacing w:val="20"/>
-          <w:szCs w:val="20"/>
-        </w:rPr>
-        <w:t>容量</w:t>
-      </w:r>
-      <w:r>
-        <w:rPr>
-          <w:rFonts w:hint="eastAsia"/>
-          <w:spacing w:val="20"/>
-          <w:szCs w:val="20"/>
-        </w:rPr>
-        <w:t>必須小於 SSD 容量</w:t>
+        <w:t>系統檔案</w:t>
+      </w:r>
+      <w:r>
+        <w:rPr>
+          <w:rFonts w:hint="eastAsia"/>
+          <w:spacing w:val="20"/>
+          <w:szCs w:val="20"/>
+        </w:rPr>
+        <w:t>需經</w:t>
+      </w:r>
+      <w:r>
+        <w:rPr>
+          <w:rFonts w:hint="eastAsia"/>
+          <w:spacing w:val="20"/>
+          <w:szCs w:val="20"/>
+        </w:rPr>
+        <w:t>常讀寫，SSD 存取較快</w:t>
       </w:r>
     </w:p>
     <w:p>
@@ -2305,6 +2305,48 @@
           <w:spacing w:val="20"/>
           <w:szCs w:val="20"/>
         </w:rPr>
+        <w:t>操作系統容量必須小於 SSD 容量</w:t>
+      </w:r>
+    </w:p>
+    <w:p>
+      <w:pPr>
+        <w:tabs>
+          <w:tab w:val="left" w:pos="567"/>
+          <w:tab w:val="left" w:pos="993"/>
+          <w:tab w:val="left" w:pos="1418"/>
+          <w:tab w:val="left" w:pos="1843"/>
+          <w:tab w:val="left" w:pos="2268"/>
+        </w:tabs>
+        <w:snapToGrid w:val="0"/>
+        <w:ind w:left="567" w:hanging="567"/>
+        <w:rPr>
+          <w:spacing w:val="20"/>
+          <w:szCs w:val="20"/>
+        </w:rPr>
+      </w:pPr>
+      <w:r>
+        <w:rPr>
+          <w:rFonts w:hint="eastAsia"/>
+          <w:spacing w:val="20"/>
+          <w:szCs w:val="20"/>
+        </w:rPr>
+        <w:tab/>
+        <w:t>C.</w:t>
+      </w:r>
+      <w:r>
+        <w:rPr>
+          <w:rFonts w:hint="eastAsia"/>
+          <w:spacing w:val="20"/>
+          <w:szCs w:val="20"/>
+        </w:rPr>
+        <w:tab/>
+      </w:r>
+      <w:r>
+        <w:rPr>
+          <w:rFonts w:hint="eastAsia"/>
+          <w:spacing w:val="20"/>
+          <w:szCs w:val="20"/>
+        </w:rPr>
         <w:t>操作系統屬於應用軟件</w:t>
       </w:r>
     </w:p>
@@ -2331,7 +2373,7 @@
           <w:szCs w:val="20"/>
         </w:rPr>
         <w:tab/>
-        <w:t>C.</w:t>
+        <w:t>D.</w:t>
       </w:r>
       <w:r>
         <w:rPr>
@@ -2348,48 +2390,6 @@
           <w:szCs w:val="20"/>
         </w:rPr>
         <w:t>SSD 每 GB 價格較硬碟機低</w:t>
-      </w:r>
-    </w:p>
-    <w:p>
-      <w:pPr>
-        <w:tabs>
-          <w:tab w:val="left" w:pos="567"/>
-          <w:tab w:val="left" w:pos="993"/>
-          <w:tab w:val="left" w:pos="1418"/>
-          <w:tab w:val="left" w:pos="1843"/>
-          <w:tab w:val="left" w:pos="2268"/>
-        </w:tabs>
-        <w:snapToGrid w:val="0"/>
-        <w:ind w:left="567" w:hanging="567"/>
-        <w:rPr>
-          <w:spacing w:val="20"/>
-          <w:szCs w:val="20"/>
-        </w:rPr>
-      </w:pPr>
-      <w:r>
-        <w:rPr>
-          <w:rFonts w:hint="eastAsia"/>
-          <w:spacing w:val="20"/>
-          <w:szCs w:val="20"/>
-        </w:rPr>
-        <w:tab/>
-        <w:t>D.</w:t>
-      </w:r>
-      <w:r>
-        <w:rPr>
-          <w:rFonts w:hint="eastAsia"/>
-          <w:spacing w:val="20"/>
-          <w:szCs w:val="20"/>
-        </w:rPr>
-        <w:tab/>
-      </w:r>
-      <w:r>
-        <w:rPr>
-          <w:rFonts w:hint="eastAsia"/>
-          <w:spacing w:val="20"/>
-          <w:szCs w:val="20"/>
-        </w:rPr>
-        <w:t>系統檔案需經常讀寫，SSD 存取較快</w:t>
       </w:r>
     </w:p>
     <w:p>
@@ -2542,7 +2542,7 @@
           <w:spacing w:val="20"/>
           <w:szCs w:val="20"/>
         </w:rPr>
-        <w:t>應用程式的檔案大小</w:t>
+        <w:t>個人數據私隱</w:t>
       </w:r>
     </w:p>
     <w:p>
@@ -2620,53 +2620,53 @@
           <w:spacing w:val="20"/>
           <w:szCs w:val="20"/>
         </w:rPr>
+        <w:t>應用程式的檔案</w:t>
+      </w:r>
+      <w:r>
+        <w:rPr>
+          <w:spacing w:val="20"/>
+          <w:szCs w:val="20"/>
+        </w:rPr>
+        <w:t>大小</w:t>
+      </w:r>
+    </w:p>
+    <w:p>
+      <w:pPr>
+        <w:tabs>
+          <w:tab w:val="left" w:pos="567"/>
+          <w:tab w:val="left" w:pos="993"/>
+          <w:tab w:val="left" w:pos="1418"/>
+          <w:tab w:val="left" w:pos="1843"/>
+          <w:tab w:val="left" w:pos="2268"/>
+        </w:tabs>
+        <w:snapToGrid w:val="0"/>
+        <w:ind w:left="567" w:hanging="567"/>
+        <w:rPr>
+          <w:spacing w:val="20"/>
+          <w:szCs w:val="20"/>
+        </w:rPr>
+      </w:pPr>
+      <w:r>
+        <w:rPr>
+          <w:spacing w:val="20"/>
+          <w:szCs w:val="20"/>
+        </w:rPr>
+        <w:tab/>
+        <w:t>D.</w:t>
+      </w:r>
+      <w:r>
+        <w:rPr>
+          <w:spacing w:val="20"/>
+          <w:szCs w:val="20"/>
+        </w:rPr>
+        <w:tab/>
+      </w:r>
+      <w:r>
+        <w:rPr>
+          <w:spacing w:val="20"/>
+          <w:szCs w:val="20"/>
+        </w:rPr>
         <w:t>操作系統</w:t>
-      </w:r>
-      <w:r>
-        <w:rPr>
-          <w:spacing w:val="20"/>
-          <w:szCs w:val="20"/>
-        </w:rPr>
-        <w:t xml:space="preserve"> </w:t>
-      </w:r>
-    </w:p>
-    <w:p>
-      <w:pPr>
-        <w:tabs>
-          <w:tab w:val="left" w:pos="567"/>
-          <w:tab w:val="left" w:pos="993"/>
-          <w:tab w:val="left" w:pos="1418"/>
-          <w:tab w:val="left" w:pos="1843"/>
-          <w:tab w:val="left" w:pos="2268"/>
-        </w:tabs>
-        <w:snapToGrid w:val="0"/>
-        <w:ind w:left="567" w:hanging="567"/>
-        <w:rPr>
-          <w:spacing w:val="20"/>
-          <w:szCs w:val="20"/>
-        </w:rPr>
-      </w:pPr>
-      <w:r>
-        <w:rPr>
-          <w:spacing w:val="20"/>
-          <w:szCs w:val="20"/>
-        </w:rPr>
-        <w:tab/>
-        <w:t>D.</w:t>
-      </w:r>
-      <w:r>
-        <w:rPr>
-          <w:spacing w:val="20"/>
-          <w:szCs w:val="20"/>
-        </w:rPr>
-        <w:tab/>
-      </w:r>
-      <w:r>
-        <w:rPr>
-          <w:spacing w:val="20"/>
-          <w:szCs w:val="20"/>
-        </w:rPr>
-        <w:t>個人數據私隱</w:t>
       </w:r>
     </w:p>
     <w:p>
@@ -2946,40 +2946,40 @@
           <w:szCs w:val="20"/>
         </w:rPr>
         <w:tab/>
+        <w:t>11</w:t>
+      </w:r>
+    </w:p>
+    <w:p>
+      <w:pPr>
+        <w:tabs>
+          <w:tab w:val="left" w:pos="567"/>
+          <w:tab w:val="left" w:pos="993"/>
+          <w:tab w:val="left" w:pos="1418"/>
+          <w:tab w:val="left" w:pos="1843"/>
+          <w:tab w:val="left" w:pos="2268"/>
+        </w:tabs>
+        <w:snapToGrid w:val="0"/>
+        <w:ind w:left="567" w:hanging="567"/>
+        <w:rPr>
+          <w:spacing w:val="20"/>
+          <w:szCs w:val="20"/>
+        </w:rPr>
+      </w:pPr>
+      <w:r>
+        <w:rPr>
+          <w:spacing w:val="20"/>
+          <w:szCs w:val="20"/>
+        </w:rPr>
+        <w:tab/>
+        <w:t>D.</w:t>
+      </w:r>
+      <w:r>
+        <w:rPr>
+          <w:spacing w:val="20"/>
+          <w:szCs w:val="20"/>
+        </w:rPr>
+        <w:tab/>
         <w:t>29</w:t>
-      </w:r>
-    </w:p>
-    <w:p>
-      <w:pPr>
-        <w:tabs>
-          <w:tab w:val="left" w:pos="567"/>
-          <w:tab w:val="left" w:pos="993"/>
-          <w:tab w:val="left" w:pos="1418"/>
-          <w:tab w:val="left" w:pos="1843"/>
-          <w:tab w:val="left" w:pos="2268"/>
-        </w:tabs>
-        <w:snapToGrid w:val="0"/>
-        <w:ind w:left="567" w:hanging="567"/>
-        <w:rPr>
-          <w:spacing w:val="20"/>
-          <w:szCs w:val="20"/>
-        </w:rPr>
-      </w:pPr>
-      <w:r>
-        <w:rPr>
-          <w:spacing w:val="20"/>
-          <w:szCs w:val="20"/>
-        </w:rPr>
-        <w:tab/>
-        <w:t>D.</w:t>
-      </w:r>
-      <w:r>
-        <w:rPr>
-          <w:spacing w:val="20"/>
-          <w:szCs w:val="20"/>
-        </w:rPr>
-        <w:tab/>
-        <w:t>11</w:t>
       </w:r>
     </w:p>
     <w:p>
@@ -3101,133 +3101,133 @@
           <w:spacing w:val="20"/>
           <w:szCs w:val="20"/>
         </w:rPr>
+        <w:t>輸入舊密碼</w:t>
+      </w:r>
+    </w:p>
+    <w:p>
+      <w:pPr>
+        <w:tabs>
+          <w:tab w:val="left" w:pos="567"/>
+          <w:tab w:val="left" w:pos="993"/>
+          <w:tab w:val="left" w:pos="1418"/>
+          <w:tab w:val="left" w:pos="1843"/>
+          <w:tab w:val="left" w:pos="2268"/>
+        </w:tabs>
+        <w:snapToGrid w:val="0"/>
+        <w:ind w:left="567" w:hanging="567"/>
+        <w:rPr>
+          <w:spacing w:val="20"/>
+          <w:szCs w:val="20"/>
+        </w:rPr>
+      </w:pPr>
+      <w:r>
+        <w:rPr>
+          <w:rFonts w:hint="eastAsia"/>
+          <w:spacing w:val="20"/>
+          <w:szCs w:val="20"/>
+        </w:rPr>
+        <w:tab/>
+        <w:t>B.</w:t>
+      </w:r>
+      <w:r>
+        <w:rPr>
+          <w:rFonts w:hint="eastAsia"/>
+          <w:spacing w:val="20"/>
+          <w:szCs w:val="20"/>
+        </w:rPr>
+        <w:tab/>
+      </w:r>
+      <w:r>
+        <w:rPr>
+          <w:rFonts w:hint="eastAsia"/>
+          <w:spacing w:val="20"/>
+          <w:szCs w:val="20"/>
+        </w:rPr>
+        <w:t>輸入用戶名稱</w:t>
+      </w:r>
+    </w:p>
+    <w:p>
+      <w:pPr>
+        <w:tabs>
+          <w:tab w:val="left" w:pos="567"/>
+          <w:tab w:val="left" w:pos="993"/>
+          <w:tab w:val="left" w:pos="1418"/>
+          <w:tab w:val="left" w:pos="1843"/>
+          <w:tab w:val="left" w:pos="2268"/>
+        </w:tabs>
+        <w:snapToGrid w:val="0"/>
+        <w:ind w:left="567" w:hanging="567"/>
+        <w:rPr>
+          <w:spacing w:val="20"/>
+          <w:szCs w:val="20"/>
+        </w:rPr>
+      </w:pPr>
+      <w:r>
+        <w:rPr>
+          <w:rFonts w:hint="eastAsia"/>
+          <w:spacing w:val="20"/>
+          <w:szCs w:val="20"/>
+        </w:rPr>
+        <w:tab/>
+        <w:t>C.</w:t>
+      </w:r>
+      <w:r>
+        <w:rPr>
+          <w:rFonts w:hint="eastAsia"/>
+          <w:spacing w:val="20"/>
+          <w:szCs w:val="20"/>
+        </w:rPr>
+        <w:tab/>
+      </w:r>
+      <w:r>
+        <w:rPr>
+          <w:rFonts w:hint="eastAsia"/>
+          <w:spacing w:val="20"/>
+          <w:szCs w:val="20"/>
+        </w:rPr>
+        <w:t>輸入新密碼兩次</w:t>
+      </w:r>
+    </w:p>
+    <w:p>
+      <w:pPr>
+        <w:tabs>
+          <w:tab w:val="left" w:pos="567"/>
+          <w:tab w:val="left" w:pos="993"/>
+          <w:tab w:val="left" w:pos="1418"/>
+          <w:tab w:val="left" w:pos="1843"/>
+          <w:tab w:val="left" w:pos="2268"/>
+        </w:tabs>
+        <w:snapToGrid w:val="0"/>
+        <w:ind w:left="567" w:hanging="567"/>
+        <w:rPr>
+          <w:spacing w:val="20"/>
+          <w:szCs w:val="20"/>
+        </w:rPr>
+      </w:pPr>
+      <w:r>
+        <w:rPr>
+          <w:rFonts w:hint="eastAsia"/>
+          <w:spacing w:val="20"/>
+          <w:szCs w:val="20"/>
+        </w:rPr>
+        <w:tab/>
+        <w:t>D.</w:t>
+      </w:r>
+      <w:r>
+        <w:rPr>
+          <w:rFonts w:hint="eastAsia"/>
+          <w:spacing w:val="20"/>
+          <w:szCs w:val="20"/>
+        </w:rPr>
+        <w:tab/>
+      </w:r>
+      <w:r>
+        <w:rPr>
+          <w:rFonts w:hint="eastAsia"/>
+          <w:spacing w:val="20"/>
+          <w:szCs w:val="20"/>
+        </w:rPr>
         <w:t>回答「密碼提示」問題</w:t>
-      </w:r>
-    </w:p>
-    <w:p>
-      <w:pPr>
-        <w:tabs>
-          <w:tab w:val="left" w:pos="567"/>
-          <w:tab w:val="left" w:pos="993"/>
-          <w:tab w:val="left" w:pos="1418"/>
-          <w:tab w:val="left" w:pos="1843"/>
-          <w:tab w:val="left" w:pos="2268"/>
-        </w:tabs>
-        <w:snapToGrid w:val="0"/>
-        <w:ind w:left="567" w:hanging="567"/>
-        <w:rPr>
-          <w:spacing w:val="20"/>
-          <w:szCs w:val="20"/>
-        </w:rPr>
-      </w:pPr>
-      <w:r>
-        <w:rPr>
-          <w:rFonts w:hint="eastAsia"/>
-          <w:spacing w:val="20"/>
-          <w:szCs w:val="20"/>
-        </w:rPr>
-        <w:tab/>
-        <w:t>B.</w:t>
-      </w:r>
-      <w:r>
-        <w:rPr>
-          <w:rFonts w:hint="eastAsia"/>
-          <w:spacing w:val="20"/>
-          <w:szCs w:val="20"/>
-        </w:rPr>
-        <w:tab/>
-      </w:r>
-      <w:r>
-        <w:rPr>
-          <w:rFonts w:hint="eastAsia"/>
-          <w:spacing w:val="20"/>
-          <w:szCs w:val="20"/>
-        </w:rPr>
-        <w:t>輸入舊密碼</w:t>
-      </w:r>
-    </w:p>
-    <w:p>
-      <w:pPr>
-        <w:tabs>
-          <w:tab w:val="left" w:pos="567"/>
-          <w:tab w:val="left" w:pos="993"/>
-          <w:tab w:val="left" w:pos="1418"/>
-          <w:tab w:val="left" w:pos="1843"/>
-          <w:tab w:val="left" w:pos="2268"/>
-        </w:tabs>
-        <w:snapToGrid w:val="0"/>
-        <w:ind w:left="567" w:hanging="567"/>
-        <w:rPr>
-          <w:spacing w:val="20"/>
-          <w:szCs w:val="20"/>
-        </w:rPr>
-      </w:pPr>
-      <w:r>
-        <w:rPr>
-          <w:rFonts w:hint="eastAsia"/>
-          <w:spacing w:val="20"/>
-          <w:szCs w:val="20"/>
-        </w:rPr>
-        <w:tab/>
-        <w:t>C.</w:t>
-      </w:r>
-      <w:r>
-        <w:rPr>
-          <w:rFonts w:hint="eastAsia"/>
-          <w:spacing w:val="20"/>
-          <w:szCs w:val="20"/>
-        </w:rPr>
-        <w:tab/>
-      </w:r>
-      <w:r>
-        <w:rPr>
-          <w:rFonts w:hint="eastAsia"/>
-          <w:spacing w:val="20"/>
-          <w:szCs w:val="20"/>
-        </w:rPr>
-        <w:t>輸入新密碼兩次</w:t>
-      </w:r>
-    </w:p>
-    <w:p>
-      <w:pPr>
-        <w:tabs>
-          <w:tab w:val="left" w:pos="567"/>
-          <w:tab w:val="left" w:pos="993"/>
-          <w:tab w:val="left" w:pos="1418"/>
-          <w:tab w:val="left" w:pos="1843"/>
-          <w:tab w:val="left" w:pos="2268"/>
-        </w:tabs>
-        <w:snapToGrid w:val="0"/>
-        <w:ind w:left="567" w:hanging="567"/>
-        <w:rPr>
-          <w:spacing w:val="20"/>
-          <w:szCs w:val="20"/>
-        </w:rPr>
-      </w:pPr>
-      <w:r>
-        <w:rPr>
-          <w:rFonts w:hint="eastAsia"/>
-          <w:spacing w:val="20"/>
-          <w:szCs w:val="20"/>
-        </w:rPr>
-        <w:tab/>
-        <w:t>D.</w:t>
-      </w:r>
-      <w:r>
-        <w:rPr>
-          <w:rFonts w:hint="eastAsia"/>
-          <w:spacing w:val="20"/>
-          <w:szCs w:val="20"/>
-        </w:rPr>
-        <w:tab/>
-      </w:r>
-      <w:r>
-        <w:rPr>
-          <w:rFonts w:hint="eastAsia"/>
-          <w:spacing w:val="20"/>
-          <w:szCs w:val="20"/>
-        </w:rPr>
-        <w:t>輸入用戶名稱</w:t>
       </w:r>
     </w:p>
     <w:p>
@@ -3542,6 +3542,138 @@
           <w:spacing w:val="20"/>
           <w:szCs w:val="20"/>
         </w:rPr>
+        <w:t xml:space="preserve"> 數據庫,</w:t>
+      </w:r>
+      <w:r>
+        <w:rPr>
+          <w:rFonts w:hint="eastAsia"/>
+          <w:spacing w:val="20"/>
+          <w:szCs w:val="20"/>
+        </w:rPr>
+        <w:t xml:space="preserve"> </w:t>
+      </w:r>
+      <w:r>
+        <w:rPr>
+          <w:rFonts w:hint="eastAsia"/>
+          <w:spacing w:val="20"/>
+          <w:szCs w:val="20"/>
+        </w:rPr>
+        <w:t>Y: 變數</w:t>
+      </w:r>
+    </w:p>
+    <w:p>
+      <w:pPr>
+        <w:tabs>
+          <w:tab w:val="left" w:pos="567"/>
+          <w:tab w:val="left" w:pos="993"/>
+          <w:tab w:val="left" w:pos="1418"/>
+          <w:tab w:val="left" w:pos="1843"/>
+          <w:tab w:val="left" w:pos="2268"/>
+        </w:tabs>
+        <w:snapToGrid w:val="0"/>
+        <w:ind w:left="567" w:hanging="567"/>
+        <w:rPr>
+          <w:spacing w:val="20"/>
+          <w:szCs w:val="20"/>
+        </w:rPr>
+      </w:pPr>
+      <w:r>
+        <w:rPr>
+          <w:rFonts w:hint="eastAsia"/>
+          <w:spacing w:val="20"/>
+          <w:szCs w:val="20"/>
+        </w:rPr>
+        <w:tab/>
+        <w:t>B.</w:t>
+      </w:r>
+      <w:r>
+        <w:rPr>
+          <w:rFonts w:hint="eastAsia"/>
+          <w:spacing w:val="20"/>
+          <w:szCs w:val="20"/>
+        </w:rPr>
+        <w:tab/>
+      </w:r>
+      <w:r>
+        <w:rPr>
+          <w:rFonts w:hint="eastAsia"/>
+          <w:spacing w:val="20"/>
+          <w:szCs w:val="20"/>
+        </w:rPr>
+        <w:t>X:</w:t>
+      </w:r>
+      <w:r>
+        <w:rPr>
+          <w:rFonts w:hint="eastAsia"/>
+          <w:spacing w:val="20"/>
+          <w:szCs w:val="20"/>
+        </w:rPr>
+        <w:t xml:space="preserve"> 互聯網,</w:t>
+      </w:r>
+      <w:r>
+        <w:rPr>
+          <w:rFonts w:hint="eastAsia"/>
+          <w:spacing w:val="20"/>
+          <w:szCs w:val="20"/>
+        </w:rPr>
+        <w:t xml:space="preserve"> </w:t>
+      </w:r>
+      <w:r>
+        <w:rPr>
+          <w:rFonts w:hint="eastAsia"/>
+          <w:spacing w:val="20"/>
+          <w:szCs w:val="20"/>
+        </w:rPr>
+        <w:t>Y: 網絡設備</w:t>
+      </w:r>
+    </w:p>
+    <w:p>
+      <w:pPr>
+        <w:tabs>
+          <w:tab w:val="left" w:pos="567"/>
+          <w:tab w:val="left" w:pos="993"/>
+          <w:tab w:val="left" w:pos="1418"/>
+          <w:tab w:val="left" w:pos="1843"/>
+          <w:tab w:val="left" w:pos="2268"/>
+        </w:tabs>
+        <w:snapToGrid w:val="0"/>
+        <w:ind w:left="567" w:hanging="567"/>
+        <w:rPr>
+          <w:spacing w:val="20"/>
+          <w:szCs w:val="20"/>
+        </w:rPr>
+      </w:pPr>
+      <w:r>
+        <w:rPr>
+          <w:rFonts w:hint="eastAsia"/>
+          <w:spacing w:val="20"/>
+          <w:szCs w:val="20"/>
+        </w:rPr>
+        <w:tab/>
+        <w:t>C.</w:t>
+      </w:r>
+      <w:r>
+        <w:rPr>
+          <w:rFonts w:hint="eastAsia"/>
+          <w:spacing w:val="20"/>
+          <w:szCs w:val="20"/>
+        </w:rPr>
+        <w:tab/>
+      </w:r>
+      <w:r>
+        <w:rPr>
+          <w:rFonts w:hint="eastAsia"/>
+          <w:spacing w:val="20"/>
+          <w:szCs w:val="20"/>
+        </w:rPr>
+        <w:t>X:</w:t>
+      </w:r>
+      <w:r>
+        <w:rPr>
+          <w:rFonts w:hint="eastAsia"/>
+          <w:spacing w:val="20"/>
+          <w:szCs w:val="20"/>
+        </w:rPr>
         <w:t xml:space="preserve"> 統一碼,</w:t>
       </w:r>
       <w:r>
@@ -3584,138 +3716,6 @@
           <w:szCs w:val="20"/>
         </w:rPr>
         <w:tab/>
-        <w:t>B.</w:t>
-      </w:r>
-      <w:r>
-        <w:rPr>
-          <w:rFonts w:hint="eastAsia"/>
-          <w:spacing w:val="20"/>
-          <w:szCs w:val="20"/>
-        </w:rPr>
-        <w:tab/>
-      </w:r>
-      <w:r>
-        <w:rPr>
-          <w:rFonts w:hint="eastAsia"/>
-          <w:spacing w:val="20"/>
-          <w:szCs w:val="20"/>
-        </w:rPr>
-        <w:t>X:</w:t>
-      </w:r>
-      <w:r>
-        <w:rPr>
-          <w:rFonts w:hint="eastAsia"/>
-          <w:spacing w:val="20"/>
-          <w:szCs w:val="20"/>
-        </w:rPr>
-        <w:t xml:space="preserve"> 程式, </w:t>
-      </w:r>
-      <w:r>
-        <w:rPr>
-          <w:rFonts w:hint="eastAsia"/>
-          <w:spacing w:val="20"/>
-          <w:szCs w:val="20"/>
-        </w:rPr>
-        <w:t>Y</w:t>
-      </w:r>
-      <w:r>
-        <w:rPr>
-          <w:rFonts w:hint="eastAsia"/>
-          <w:spacing w:val="20"/>
-          <w:szCs w:val="20"/>
-        </w:rPr>
-        <w:t>: 儲存器</w:t>
-      </w:r>
-    </w:p>
-    <w:p>
-      <w:pPr>
-        <w:tabs>
-          <w:tab w:val="left" w:pos="567"/>
-          <w:tab w:val="left" w:pos="993"/>
-          <w:tab w:val="left" w:pos="1418"/>
-          <w:tab w:val="left" w:pos="1843"/>
-          <w:tab w:val="left" w:pos="2268"/>
-        </w:tabs>
-        <w:snapToGrid w:val="0"/>
-        <w:ind w:left="567" w:hanging="567"/>
-        <w:rPr>
-          <w:spacing w:val="20"/>
-          <w:szCs w:val="20"/>
-        </w:rPr>
-      </w:pPr>
-      <w:r>
-        <w:rPr>
-          <w:rFonts w:hint="eastAsia"/>
-          <w:spacing w:val="20"/>
-          <w:szCs w:val="20"/>
-        </w:rPr>
-        <w:tab/>
-        <w:t>C.</w:t>
-      </w:r>
-      <w:r>
-        <w:rPr>
-          <w:rFonts w:hint="eastAsia"/>
-          <w:spacing w:val="20"/>
-          <w:szCs w:val="20"/>
-        </w:rPr>
-        <w:tab/>
-      </w:r>
-      <w:r>
-        <w:rPr>
-          <w:rFonts w:hint="eastAsia"/>
-          <w:spacing w:val="20"/>
-          <w:szCs w:val="20"/>
-        </w:rPr>
-        <w:t>X:</w:t>
-      </w:r>
-      <w:r>
-        <w:rPr>
-          <w:rFonts w:hint="eastAsia"/>
-          <w:spacing w:val="20"/>
-          <w:szCs w:val="20"/>
-        </w:rPr>
-        <w:t xml:space="preserve"> 數據庫,</w:t>
-      </w:r>
-      <w:r>
-        <w:rPr>
-          <w:rFonts w:hint="eastAsia"/>
-          <w:spacing w:val="20"/>
-          <w:szCs w:val="20"/>
-        </w:rPr>
-        <w:t xml:space="preserve"> </w:t>
-      </w:r>
-      <w:r>
-        <w:rPr>
-          <w:rFonts w:hint="eastAsia"/>
-          <w:spacing w:val="20"/>
-          <w:szCs w:val="20"/>
-        </w:rPr>
-        <w:t>Y: 變數</w:t>
-      </w:r>
-    </w:p>
-    <w:p>
-      <w:pPr>
-        <w:tabs>
-          <w:tab w:val="left" w:pos="567"/>
-          <w:tab w:val="left" w:pos="993"/>
-          <w:tab w:val="left" w:pos="1418"/>
-          <w:tab w:val="left" w:pos="1843"/>
-          <w:tab w:val="left" w:pos="2268"/>
-        </w:tabs>
-        <w:snapToGrid w:val="0"/>
-        <w:ind w:left="567" w:hanging="567"/>
-        <w:rPr>
-          <w:spacing w:val="20"/>
-          <w:szCs w:val="20"/>
-        </w:rPr>
-      </w:pPr>
-      <w:r>
-        <w:rPr>
-          <w:rFonts w:hint="eastAsia"/>
-          <w:spacing w:val="20"/>
-          <w:szCs w:val="20"/>
-        </w:rPr>
-        <w:tab/>
         <w:t>D.</w:t>
       </w:r>
       <w:r>
@@ -3740,31 +3740,31 @@
           <w:spacing w:val="20"/>
           <w:szCs w:val="20"/>
         </w:rPr>
-        <w:t>互</w:t>
-      </w:r>
-      <w:r>
-        <w:rPr>
-          <w:rFonts w:hint="eastAsia"/>
-          <w:spacing w:val="20"/>
-          <w:szCs w:val="20"/>
-        </w:rPr>
-        <w:t xml:space="preserve">聯網, </w:t>
-      </w:r>
-      <w:r>
-        <w:rPr>
-          <w:rFonts w:hint="eastAsia"/>
-          <w:spacing w:val="20"/>
-          <w:szCs w:val="20"/>
-        </w:rPr>
-        <w:t>Y</w:t>
-      </w:r>
-      <w:r>
-        <w:rPr>
-          <w:rFonts w:hint="eastAsia"/>
-          <w:spacing w:val="20"/>
-          <w:szCs w:val="20"/>
-        </w:rPr>
-        <w:t>: 網絡設備</w:t>
+        <w:t>程</w:t>
+      </w:r>
+      <w:r>
+        <w:rPr>
+          <w:rFonts w:hint="eastAsia"/>
+          <w:spacing w:val="20"/>
+          <w:szCs w:val="20"/>
+        </w:rPr>
+        <w:t>式, Y</w:t>
+      </w:r>
+      <w:r>
+        <w:rPr>
+          <w:rFonts w:hint="eastAsia"/>
+          <w:spacing w:val="20"/>
+          <w:szCs w:val="20"/>
+        </w:rPr>
+        <w:t>:</w:t>
+      </w:r>
+      <w:r>
+        <w:rPr>
+          <w:rFonts w:hint="eastAsia"/>
+          <w:spacing w:val="20"/>
+          <w:szCs w:val="20"/>
+        </w:rPr>
+        <w:t xml:space="preserve"> 儲存器</w:t>
       </w:r>
     </w:p>
     <w:p>
@@ -4035,6 +4035,48 @@
           <w:spacing w:val="20"/>
           <w:szCs w:val="20"/>
         </w:rPr>
+        <w:t>ROM 的儲存大小</w:t>
+      </w:r>
+    </w:p>
+    <w:p>
+      <w:pPr>
+        <w:tabs>
+          <w:tab w:val="left" w:pos="567"/>
+          <w:tab w:val="left" w:pos="993"/>
+          <w:tab w:val="left" w:pos="1418"/>
+          <w:tab w:val="left" w:pos="1843"/>
+          <w:tab w:val="left" w:pos="2268"/>
+        </w:tabs>
+        <w:snapToGrid w:val="0"/>
+        <w:ind w:left="567" w:hanging="567"/>
+        <w:rPr>
+          <w:spacing w:val="20"/>
+          <w:szCs w:val="20"/>
+        </w:rPr>
+      </w:pPr>
+      <w:r>
+        <w:rPr>
+          <w:rFonts w:hint="eastAsia"/>
+          <w:spacing w:val="20"/>
+          <w:szCs w:val="20"/>
+        </w:rPr>
+        <w:tab/>
+        <w:t>B.</w:t>
+      </w:r>
+      <w:r>
+        <w:rPr>
+          <w:rFonts w:hint="eastAsia"/>
+          <w:spacing w:val="20"/>
+          <w:szCs w:val="20"/>
+        </w:rPr>
+        <w:tab/>
+      </w:r>
+      <w:r>
+        <w:rPr>
+          <w:rFonts w:hint="eastAsia"/>
+          <w:spacing w:val="20"/>
+          <w:szCs w:val="20"/>
+        </w:rPr>
         <w:t>RAM 的儲存大小</w:t>
       </w:r>
     </w:p>
@@ -4061,7 +4103,49 @@
           <w:szCs w:val="20"/>
         </w:rPr>
         <w:tab/>
-        <w:t>B.</w:t>
+        <w:t>C.</w:t>
+      </w:r>
+      <w:r>
+        <w:rPr>
+          <w:rFonts w:hint="eastAsia"/>
+          <w:spacing w:val="20"/>
+          <w:szCs w:val="20"/>
+        </w:rPr>
+        <w:tab/>
+      </w:r>
+      <w:r>
+        <w:rPr>
+          <w:rFonts w:hint="eastAsia"/>
+          <w:spacing w:val="20"/>
+          <w:szCs w:val="20"/>
+        </w:rPr>
+        <w:t>CPU 的時鐘頻率</w:t>
+      </w:r>
+    </w:p>
+    <w:p>
+      <w:pPr>
+        <w:tabs>
+          <w:tab w:val="left" w:pos="567"/>
+          <w:tab w:val="left" w:pos="993"/>
+          <w:tab w:val="left" w:pos="1418"/>
+          <w:tab w:val="left" w:pos="1843"/>
+          <w:tab w:val="left" w:pos="2268"/>
+        </w:tabs>
+        <w:snapToGrid w:val="0"/>
+        <w:ind w:left="567" w:hanging="567"/>
+        <w:rPr>
+          <w:spacing w:val="20"/>
+          <w:szCs w:val="20"/>
+        </w:rPr>
+      </w:pPr>
+      <w:r>
+        <w:rPr>
+          <w:rFonts w:hint="eastAsia"/>
+          <w:spacing w:val="20"/>
+          <w:szCs w:val="20"/>
+        </w:rPr>
+        <w:tab/>
+        <w:t>D.</w:t>
       </w:r>
       <w:r>
         <w:rPr>
@@ -4078,90 +4162,6 @@
           <w:szCs w:val="20"/>
         </w:rPr>
         <w:t>SSD 的儲存大小</w:t>
-      </w:r>
-    </w:p>
-    <w:p>
-      <w:pPr>
-        <w:tabs>
-          <w:tab w:val="left" w:pos="567"/>
-          <w:tab w:val="left" w:pos="993"/>
-          <w:tab w:val="left" w:pos="1418"/>
-          <w:tab w:val="left" w:pos="1843"/>
-          <w:tab w:val="left" w:pos="2268"/>
-        </w:tabs>
-        <w:snapToGrid w:val="0"/>
-        <w:ind w:left="567" w:hanging="567"/>
-        <w:rPr>
-          <w:spacing w:val="20"/>
-          <w:szCs w:val="20"/>
-        </w:rPr>
-      </w:pPr>
-      <w:r>
-        <w:rPr>
-          <w:rFonts w:hint="eastAsia"/>
-          <w:spacing w:val="20"/>
-          <w:szCs w:val="20"/>
-        </w:rPr>
-        <w:tab/>
-        <w:t>C.</w:t>
-      </w:r>
-      <w:r>
-        <w:rPr>
-          <w:rFonts w:hint="eastAsia"/>
-          <w:spacing w:val="20"/>
-          <w:szCs w:val="20"/>
-        </w:rPr>
-        <w:tab/>
-      </w:r>
-      <w:r>
-        <w:rPr>
-          <w:rFonts w:hint="eastAsia"/>
-          <w:spacing w:val="20"/>
-          <w:szCs w:val="20"/>
-        </w:rPr>
-        <w:t>ROM 的儲存大小</w:t>
-      </w:r>
-    </w:p>
-    <w:p>
-      <w:pPr>
-        <w:tabs>
-          <w:tab w:val="left" w:pos="567"/>
-          <w:tab w:val="left" w:pos="993"/>
-          <w:tab w:val="left" w:pos="1418"/>
-          <w:tab w:val="left" w:pos="1843"/>
-          <w:tab w:val="left" w:pos="2268"/>
-        </w:tabs>
-        <w:snapToGrid w:val="0"/>
-        <w:ind w:left="567" w:hanging="567"/>
-        <w:rPr>
-          <w:spacing w:val="20"/>
-          <w:szCs w:val="20"/>
-        </w:rPr>
-      </w:pPr>
-      <w:r>
-        <w:rPr>
-          <w:rFonts w:hint="eastAsia"/>
-          <w:spacing w:val="20"/>
-          <w:szCs w:val="20"/>
-        </w:rPr>
-        <w:tab/>
-        <w:t>D.</w:t>
-      </w:r>
-      <w:r>
-        <w:rPr>
-          <w:rFonts w:hint="eastAsia"/>
-          <w:spacing w:val="20"/>
-          <w:szCs w:val="20"/>
-        </w:rPr>
-        <w:tab/>
-      </w:r>
-      <w:r>
-        <w:rPr>
-          <w:rFonts w:hint="eastAsia"/>
-          <w:spacing w:val="20"/>
-          <w:szCs w:val="20"/>
-        </w:rPr>
-        <w:t>CPU 的時鐘頻率</w:t>
       </w:r>
     </w:p>
     <w:p>
@@ -4485,7 +4485,7 @@
           <w:spacing w:val="20"/>
           <w:szCs w:val="20"/>
         </w:rPr>
-        <w:t>驗證</w:t>
+        <w:t>有效性檢驗</w:t>
       </w:r>
     </w:p>
     <w:p>
@@ -4585,7 +4585,7 @@
           <w:spacing w:val="20"/>
           <w:szCs w:val="20"/>
         </w:rPr>
-        <w:t>數據生成</w:t>
+        <w:t>數據驗證</w:t>
       </w:r>
       <w:r>
         <w:rPr>
@@ -4643,23 +4643,23 @@
           <w:spacing w:val="20"/>
           <w:szCs w:val="20"/>
         </w:rPr>
-        <w:t>數據有</w:t>
-      </w:r>
-      <w:r>
-        <w:rPr>
-          <w:rFonts w:hint="eastAsia"/>
-          <w:spacing w:val="20"/>
-          <w:szCs w:val="20"/>
-        </w:rPr>
-        <w:t>效</w:t>
-      </w:r>
-      <w:r>
-        <w:rPr>
-          <w:rFonts w:hint="eastAsia"/>
-          <w:spacing w:val="20"/>
-          <w:szCs w:val="20"/>
-        </w:rPr>
-        <w:t>性檢驗</w:t>
+        <w:t>數據生</w:t>
+      </w:r>
+      <w:r>
+        <w:rPr>
+          <w:rFonts w:hint="eastAsia"/>
+          <w:spacing w:val="20"/>
+          <w:szCs w:val="20"/>
+        </w:rPr>
+        <w:t>成</w:t>
+      </w:r>
+      <w:r>
+        <w:rPr>
+          <w:rFonts w:hint="eastAsia"/>
+          <w:spacing w:val="20"/>
+          <w:szCs w:val="20"/>
+        </w:rPr>
+        <w:t xml:space="preserve"> </w:t>
       </w:r>
       <w:r>
         <w:rPr>
@@ -4895,6 +4895,45 @@
           <w:spacing w:val="20"/>
           <w:szCs w:val="20"/>
         </w:rPr>
+        <w:t>2^64</w:t>
+      </w:r>
+    </w:p>
+    <w:p>
+      <w:pPr>
+        <w:tabs>
+          <w:tab w:val="left" w:pos="567"/>
+          <w:tab w:val="left" w:pos="993"/>
+          <w:tab w:val="left" w:pos="1418"/>
+          <w:tab w:val="left" w:pos="1843"/>
+          <w:tab w:val="left" w:pos="2268"/>
+        </w:tabs>
+        <w:snapToGrid w:val="0"/>
+        <w:ind w:left="567" w:hanging="567"/>
+        <w:rPr>
+          <w:spacing w:val="20"/>
+          <w:szCs w:val="20"/>
+        </w:rPr>
+      </w:pPr>
+      <w:r>
+        <w:rPr>
+          <w:spacing w:val="20"/>
+          <w:szCs w:val="20"/>
+        </w:rPr>
+        <w:tab/>
+        <w:t>B.</w:t>
+      </w:r>
+      <w:r>
+        <w:rPr>
+          <w:spacing w:val="20"/>
+          <w:szCs w:val="20"/>
+        </w:rPr>
+        <w:tab/>
+      </w:r>
+      <w:r>
+        <w:rPr>
+          <w:spacing w:val="20"/>
+          <w:szCs w:val="20"/>
+        </w:rPr>
         <w:t>64^2</w:t>
       </w:r>
     </w:p>
@@ -4920,7 +4959,7 @@
           <w:szCs w:val="20"/>
         </w:rPr>
         <w:tab/>
-        <w:t>B.</w:t>
+        <w:t>C.</w:t>
       </w:r>
       <w:r>
         <w:rPr>
@@ -4935,45 +4974,6 @@
           <w:szCs w:val="20"/>
         </w:rPr>
         <w:t>8^2</w:t>
-      </w:r>
-    </w:p>
-    <w:p>
-      <w:pPr>
-        <w:tabs>
-          <w:tab w:val="left" w:pos="567"/>
-          <w:tab w:val="left" w:pos="993"/>
-          <w:tab w:val="left" w:pos="1418"/>
-          <w:tab w:val="left" w:pos="1843"/>
-          <w:tab w:val="left" w:pos="2268"/>
-        </w:tabs>
-        <w:snapToGrid w:val="0"/>
-        <w:ind w:left="567" w:hanging="567"/>
-        <w:rPr>
-          <w:spacing w:val="20"/>
-          <w:szCs w:val="20"/>
-        </w:rPr>
-      </w:pPr>
-      <w:r>
-        <w:rPr>
-          <w:spacing w:val="20"/>
-          <w:szCs w:val="20"/>
-        </w:rPr>
-        <w:tab/>
-        <w:t>C.</w:t>
-      </w:r>
-      <w:r>
-        <w:rPr>
-          <w:spacing w:val="20"/>
-          <w:szCs w:val="20"/>
-        </w:rPr>
-        <w:tab/>
-      </w:r>
-      <w:r>
-        <w:rPr>
-          <w:spacing w:val="20"/>
-          <w:szCs w:val="20"/>
-        </w:rPr>
-        <w:t>2^64</w:t>
       </w:r>
     </w:p>
     <w:p>
@@ -5134,6 +5134,48 @@
           <w:spacing w:val="20"/>
           <w:szCs w:val="20"/>
         </w:rPr>
+        <w:t>((X &lt; 0) AND (Y &gt; 10)) AND (Z &gt; 8)</w:t>
+      </w:r>
+    </w:p>
+    <w:p>
+      <w:pPr>
+        <w:tabs>
+          <w:tab w:val="left" w:pos="567"/>
+          <w:tab w:val="left" w:pos="993"/>
+          <w:tab w:val="left" w:pos="1418"/>
+          <w:tab w:val="left" w:pos="1843"/>
+          <w:tab w:val="left" w:pos="2268"/>
+        </w:tabs>
+        <w:snapToGrid w:val="0"/>
+        <w:ind w:left="567" w:hanging="567"/>
+        <w:rPr>
+          <w:spacing w:val="20"/>
+          <w:szCs w:val="20"/>
+        </w:rPr>
+      </w:pPr>
+      <w:r>
+        <w:rPr>
+          <w:rFonts w:hint="eastAsia"/>
+          <w:spacing w:val="20"/>
+          <w:szCs w:val="20"/>
+        </w:rPr>
+        <w:tab/>
+        <w:t>B.</w:t>
+      </w:r>
+      <w:r>
+        <w:rPr>
+          <w:rFonts w:hint="eastAsia"/>
+          <w:spacing w:val="20"/>
+          <w:szCs w:val="20"/>
+        </w:rPr>
+        <w:tab/>
+      </w:r>
+      <w:r>
+        <w:rPr>
+          <w:rFonts w:hint="eastAsia"/>
+          <w:spacing w:val="20"/>
+          <w:szCs w:val="20"/>
+        </w:rPr>
         <w:t>((X &lt; 0) OR (Y &lt; 10)) AND (Z &gt; 8)</w:t>
       </w:r>
     </w:p>
@@ -5160,7 +5202,49 @@
           <w:szCs w:val="20"/>
         </w:rPr>
         <w:tab/>
-        <w:t>B.</w:t>
+        <w:t>C.</w:t>
+      </w:r>
+      <w:r>
+        <w:rPr>
+          <w:rFonts w:hint="eastAsia"/>
+          <w:spacing w:val="20"/>
+          <w:szCs w:val="20"/>
+        </w:rPr>
+        <w:tab/>
+      </w:r>
+      <w:r>
+        <w:rPr>
+          <w:rFonts w:hint="eastAsia"/>
+          <w:spacing w:val="20"/>
+          <w:szCs w:val="20"/>
+        </w:rPr>
+        <w:t>((X &lt; 0) OR (Y &gt; 10)) AND (Z &gt; 8)</w:t>
+      </w:r>
+    </w:p>
+    <w:p>
+      <w:pPr>
+        <w:tabs>
+          <w:tab w:val="left" w:pos="567"/>
+          <w:tab w:val="left" w:pos="993"/>
+          <w:tab w:val="left" w:pos="1418"/>
+          <w:tab w:val="left" w:pos="1843"/>
+          <w:tab w:val="left" w:pos="2268"/>
+        </w:tabs>
+        <w:snapToGrid w:val="0"/>
+        <w:ind w:left="567" w:hanging="567"/>
+        <w:rPr>
+          <w:spacing w:val="20"/>
+          <w:szCs w:val="20"/>
+        </w:rPr>
+      </w:pPr>
+      <w:r>
+        <w:rPr>
+          <w:rFonts w:hint="eastAsia"/>
+          <w:spacing w:val="20"/>
+          <w:szCs w:val="20"/>
+        </w:rPr>
+        <w:tab/>
+        <w:t>D.</w:t>
       </w:r>
       <w:r>
         <w:rPr>
@@ -5177,90 +5261,6 @@
           <w:szCs w:val="20"/>
         </w:rPr>
         <w:t>((X &lt; 0) OR (Y &lt; 10)) OR (Z &gt; 8)</w:t>
-      </w:r>
-    </w:p>
-    <w:p>
-      <w:pPr>
-        <w:tabs>
-          <w:tab w:val="left" w:pos="567"/>
-          <w:tab w:val="left" w:pos="993"/>
-          <w:tab w:val="left" w:pos="1418"/>
-          <w:tab w:val="left" w:pos="1843"/>
-          <w:tab w:val="left" w:pos="2268"/>
-        </w:tabs>
-        <w:snapToGrid w:val="0"/>
-        <w:ind w:left="567" w:hanging="567"/>
-        <w:rPr>
-          <w:spacing w:val="20"/>
-          <w:szCs w:val="20"/>
-        </w:rPr>
-      </w:pPr>
-      <w:r>
-        <w:rPr>
-          <w:rFonts w:hint="eastAsia"/>
-          <w:spacing w:val="20"/>
-          <w:szCs w:val="20"/>
-        </w:rPr>
-        <w:tab/>
-        <w:t>C.</w:t>
-      </w:r>
-      <w:r>
-        <w:rPr>
-          <w:rFonts w:hint="eastAsia"/>
-          <w:spacing w:val="20"/>
-          <w:szCs w:val="20"/>
-        </w:rPr>
-        <w:tab/>
-      </w:r>
-      <w:r>
-        <w:rPr>
-          <w:rFonts w:hint="eastAsia"/>
-          <w:spacing w:val="20"/>
-          <w:szCs w:val="20"/>
-        </w:rPr>
-        <w:t>((X &lt; 0) AND (Y &gt; 10)) AND (Z &gt; 8)</w:t>
-      </w:r>
-    </w:p>
-    <w:p>
-      <w:pPr>
-        <w:tabs>
-          <w:tab w:val="left" w:pos="567"/>
-          <w:tab w:val="left" w:pos="993"/>
-          <w:tab w:val="left" w:pos="1418"/>
-          <w:tab w:val="left" w:pos="1843"/>
-          <w:tab w:val="left" w:pos="2268"/>
-        </w:tabs>
-        <w:snapToGrid w:val="0"/>
-        <w:ind w:left="567" w:hanging="567"/>
-        <w:rPr>
-          <w:spacing w:val="20"/>
-          <w:szCs w:val="20"/>
-        </w:rPr>
-      </w:pPr>
-      <w:r>
-        <w:rPr>
-          <w:rFonts w:hint="eastAsia"/>
-          <w:spacing w:val="20"/>
-          <w:szCs w:val="20"/>
-        </w:rPr>
-        <w:tab/>
-        <w:t>D.</w:t>
-      </w:r>
-      <w:r>
-        <w:rPr>
-          <w:rFonts w:hint="eastAsia"/>
-          <w:spacing w:val="20"/>
-          <w:szCs w:val="20"/>
-        </w:rPr>
-        <w:tab/>
-      </w:r>
-      <w:r>
-        <w:rPr>
-          <w:rFonts w:hint="eastAsia"/>
-          <w:spacing w:val="20"/>
-          <w:szCs w:val="20"/>
-        </w:rPr>
-        <w:t>((X &lt; 0) OR (Y &gt; 10)) AND (Z &gt; 8)</w:t>
       </w:r>
     </w:p>
     <w:p>
@@ -5416,91 +5416,91 @@
           <w:spacing w:val="20"/>
           <w:szCs w:val="20"/>
         </w:rPr>
+        <w:t>CPU</w:t>
+      </w:r>
+    </w:p>
+    <w:p>
+      <w:pPr>
+        <w:tabs>
+          <w:tab w:val="left" w:pos="567"/>
+          <w:tab w:val="left" w:pos="993"/>
+          <w:tab w:val="left" w:pos="1418"/>
+          <w:tab w:val="left" w:pos="1843"/>
+          <w:tab w:val="left" w:pos="2268"/>
+        </w:tabs>
+        <w:snapToGrid w:val="0"/>
+        <w:ind w:left="567" w:hanging="567"/>
+        <w:rPr>
+          <w:spacing w:val="20"/>
+          <w:szCs w:val="20"/>
+        </w:rPr>
+      </w:pPr>
+      <w:r>
+        <w:rPr>
+          <w:rFonts w:hint="eastAsia"/>
+          <w:spacing w:val="20"/>
+          <w:szCs w:val="20"/>
+        </w:rPr>
+        <w:tab/>
+        <w:t>C.</w:t>
+      </w:r>
+      <w:r>
+        <w:rPr>
+          <w:rFonts w:hint="eastAsia"/>
+          <w:spacing w:val="20"/>
+          <w:szCs w:val="20"/>
+        </w:rPr>
+        <w:tab/>
+      </w:r>
+      <w:r>
+        <w:rPr>
+          <w:rFonts w:hint="eastAsia"/>
+          <w:spacing w:val="20"/>
+          <w:szCs w:val="20"/>
+        </w:rPr>
+        <w:t>SSD</w:t>
+      </w:r>
+    </w:p>
+    <w:p>
+      <w:pPr>
+        <w:tabs>
+          <w:tab w:val="left" w:pos="567"/>
+          <w:tab w:val="left" w:pos="993"/>
+          <w:tab w:val="left" w:pos="1418"/>
+          <w:tab w:val="left" w:pos="1843"/>
+          <w:tab w:val="left" w:pos="2268"/>
+        </w:tabs>
+        <w:snapToGrid w:val="0"/>
+        <w:ind w:left="567" w:hanging="567"/>
+        <w:rPr>
+          <w:spacing w:val="20"/>
+          <w:szCs w:val="20"/>
+        </w:rPr>
+      </w:pPr>
+      <w:r>
+        <w:rPr>
+          <w:rFonts w:hint="eastAsia"/>
+          <w:spacing w:val="20"/>
+          <w:szCs w:val="20"/>
+        </w:rPr>
+        <w:tab/>
+        <w:t>D.</w:t>
+      </w:r>
+      <w:r>
+        <w:rPr>
+          <w:rFonts w:hint="eastAsia"/>
+          <w:spacing w:val="20"/>
+          <w:szCs w:val="20"/>
+        </w:rPr>
+        <w:tab/>
+      </w:r>
+      <w:r>
+        <w:rPr>
+          <w:rFonts w:hint="eastAsia"/>
+          <w:spacing w:val="20"/>
+          <w:szCs w:val="20"/>
+        </w:rPr>
         <w:t>ROM</w:t>
-      </w:r>
-    </w:p>
-    <w:p>
-      <w:pPr>
-        <w:tabs>
-          <w:tab w:val="left" w:pos="567"/>
-          <w:tab w:val="left" w:pos="993"/>
-          <w:tab w:val="left" w:pos="1418"/>
-          <w:tab w:val="left" w:pos="1843"/>
-          <w:tab w:val="left" w:pos="2268"/>
-        </w:tabs>
-        <w:snapToGrid w:val="0"/>
-        <w:ind w:left="567" w:hanging="567"/>
-        <w:rPr>
-          <w:spacing w:val="20"/>
-          <w:szCs w:val="20"/>
-        </w:rPr>
-      </w:pPr>
-      <w:r>
-        <w:rPr>
-          <w:rFonts w:hint="eastAsia"/>
-          <w:spacing w:val="20"/>
-          <w:szCs w:val="20"/>
-        </w:rPr>
-        <w:tab/>
-        <w:t>C.</w:t>
-      </w:r>
-      <w:r>
-        <w:rPr>
-          <w:rFonts w:hint="eastAsia"/>
-          <w:spacing w:val="20"/>
-          <w:szCs w:val="20"/>
-        </w:rPr>
-        <w:tab/>
-      </w:r>
-      <w:r>
-        <w:rPr>
-          <w:rFonts w:hint="eastAsia"/>
-          <w:spacing w:val="20"/>
-          <w:szCs w:val="20"/>
-        </w:rPr>
-        <w:t>CPU</w:t>
-      </w:r>
-    </w:p>
-    <w:p>
-      <w:pPr>
-        <w:tabs>
-          <w:tab w:val="left" w:pos="567"/>
-          <w:tab w:val="left" w:pos="993"/>
-          <w:tab w:val="left" w:pos="1418"/>
-          <w:tab w:val="left" w:pos="1843"/>
-          <w:tab w:val="left" w:pos="2268"/>
-        </w:tabs>
-        <w:snapToGrid w:val="0"/>
-        <w:ind w:left="567" w:hanging="567"/>
-        <w:rPr>
-          <w:spacing w:val="20"/>
-          <w:szCs w:val="20"/>
-        </w:rPr>
-      </w:pPr>
-      <w:r>
-        <w:rPr>
-          <w:rFonts w:hint="eastAsia"/>
-          <w:spacing w:val="20"/>
-          <w:szCs w:val="20"/>
-        </w:rPr>
-        <w:tab/>
-        <w:t>D.</w:t>
-      </w:r>
-      <w:r>
-        <w:rPr>
-          <w:rFonts w:hint="eastAsia"/>
-          <w:spacing w:val="20"/>
-          <w:szCs w:val="20"/>
-        </w:rPr>
-        <w:tab/>
-      </w:r>
-      <w:r>
-        <w:rPr>
-          <w:rFonts w:hint="eastAsia"/>
-          <w:spacing w:val="20"/>
-          <w:szCs w:val="20"/>
-        </w:rPr>
-        <w:t>SSD</w:t>
       </w:r>
     </w:p>
     <w:p>
@@ -5638,49 +5638,49 @@
           <w:spacing w:val="20"/>
           <w:szCs w:val="20"/>
         </w:rPr>
+        <w:t>ALU</w:t>
+      </w:r>
+    </w:p>
+    <w:p>
+      <w:pPr>
+        <w:tabs>
+          <w:tab w:val="left" w:pos="567"/>
+          <w:tab w:val="left" w:pos="993"/>
+          <w:tab w:val="left" w:pos="1418"/>
+          <w:tab w:val="left" w:pos="1843"/>
+          <w:tab w:val="left" w:pos="2268"/>
+        </w:tabs>
+        <w:snapToGrid w:val="0"/>
+        <w:ind w:left="567" w:hanging="567"/>
+        <w:rPr>
+          <w:spacing w:val="20"/>
+          <w:szCs w:val="20"/>
+        </w:rPr>
+      </w:pPr>
+      <w:r>
+        <w:rPr>
+          <w:rFonts w:hint="eastAsia"/>
+          <w:spacing w:val="20"/>
+          <w:szCs w:val="20"/>
+        </w:rPr>
+        <w:tab/>
+        <w:t>B.</w:t>
+      </w:r>
+      <w:r>
+        <w:rPr>
+          <w:rFonts w:hint="eastAsia"/>
+          <w:spacing w:val="20"/>
+          <w:szCs w:val="20"/>
+        </w:rPr>
+        <w:tab/>
+      </w:r>
+      <w:r>
+        <w:rPr>
+          <w:rFonts w:hint="eastAsia"/>
+          <w:spacing w:val="20"/>
+          <w:szCs w:val="20"/>
+        </w:rPr>
         <w:t>CU</w:t>
-      </w:r>
-    </w:p>
-    <w:p>
-      <w:pPr>
-        <w:tabs>
-          <w:tab w:val="left" w:pos="567"/>
-          <w:tab w:val="left" w:pos="993"/>
-          <w:tab w:val="left" w:pos="1418"/>
-          <w:tab w:val="left" w:pos="1843"/>
-          <w:tab w:val="left" w:pos="2268"/>
-        </w:tabs>
-        <w:snapToGrid w:val="0"/>
-        <w:ind w:left="567" w:hanging="567"/>
-        <w:rPr>
-          <w:spacing w:val="20"/>
-          <w:szCs w:val="20"/>
-        </w:rPr>
-      </w:pPr>
-      <w:r>
-        <w:rPr>
-          <w:rFonts w:hint="eastAsia"/>
-          <w:spacing w:val="20"/>
-          <w:szCs w:val="20"/>
-        </w:rPr>
-        <w:tab/>
-        <w:t>B.</w:t>
-      </w:r>
-      <w:r>
-        <w:rPr>
-          <w:rFonts w:hint="eastAsia"/>
-          <w:spacing w:val="20"/>
-          <w:szCs w:val="20"/>
-        </w:rPr>
-        <w:tab/>
-      </w:r>
-      <w:r>
-        <w:rPr>
-          <w:rFonts w:hint="eastAsia"/>
-          <w:spacing w:val="20"/>
-          <w:szCs w:val="20"/>
-        </w:rPr>
-        <w:t>ALU</w:t>
       </w:r>
     </w:p>
     <w:p>
@@ -6227,7 +6227,7 @@
           <w:spacing w:val="20"/>
           <w:szCs w:val="20"/>
         </w:rPr>
-        <w:t>B 將電腦 B 內的檔案複製到電腦 A。</w:t>
+        <w:t>A 列印文件。</w:t>
       </w:r>
     </w:p>
     <w:p>
@@ -6285,23 +6285,23 @@
           <w:spacing w:val="20"/>
           <w:szCs w:val="20"/>
         </w:rPr>
-        <w:t xml:space="preserve"> A 列</w:t>
-      </w:r>
-      <w:r>
-        <w:rPr>
-          <w:rFonts w:hint="eastAsia"/>
-          <w:spacing w:val="20"/>
-          <w:szCs w:val="20"/>
-        </w:rPr>
-        <w:t>印</w:t>
-      </w:r>
-      <w:r>
-        <w:rPr>
-          <w:rFonts w:hint="eastAsia"/>
-          <w:spacing w:val="20"/>
-          <w:szCs w:val="20"/>
-        </w:rPr>
-        <w:t>文件。</w:t>
+        <w:t xml:space="preserve"> B 將</w:t>
+      </w:r>
+      <w:r>
+        <w:rPr>
+          <w:rFonts w:hint="eastAsia"/>
+          <w:spacing w:val="20"/>
+          <w:szCs w:val="20"/>
+        </w:rPr>
+        <w:t>電</w:t>
+      </w:r>
+      <w:r>
+        <w:rPr>
+          <w:rFonts w:hint="eastAsia"/>
+          <w:spacing w:val="20"/>
+          <w:szCs w:val="20"/>
+        </w:rPr>
+        <w:t>腦 B 內的檔案複製到電腦 A。</w:t>
       </w:r>
     </w:p>
     <w:p>
@@ -6423,6 +6423,156 @@
           <w:spacing w:val="20"/>
           <w:szCs w:val="20"/>
         </w:rPr>
+        <w:t>減少</w:t>
+      </w:r>
+      <w:r>
+        <w:rPr>
+          <w:rFonts w:hint="eastAsia"/>
+          <w:spacing w:val="20"/>
+          <w:szCs w:val="20"/>
+        </w:rPr>
+        <w:t>處理器作數量</w:t>
+      </w:r>
+    </w:p>
+    <w:p>
+      <w:pPr>
+        <w:tabs>
+          <w:tab w:val="left" w:pos="567"/>
+          <w:tab w:val="left" w:pos="993"/>
+          <w:tab w:val="left" w:pos="1418"/>
+          <w:tab w:val="left" w:pos="1843"/>
+          <w:tab w:val="left" w:pos="2268"/>
+        </w:tabs>
+        <w:snapToGrid w:val="0"/>
+        <w:ind w:left="567" w:hanging="567"/>
+        <w:rPr>
+          <w:spacing w:val="20"/>
+          <w:szCs w:val="20"/>
+        </w:rPr>
+      </w:pPr>
+      <w:r>
+        <w:rPr>
+          <w:rFonts w:hint="eastAsia"/>
+          <w:spacing w:val="20"/>
+          <w:szCs w:val="20"/>
+        </w:rPr>
+        <w:tab/>
+        <w:t>B.</w:t>
+      </w:r>
+      <w:r>
+        <w:rPr>
+          <w:rFonts w:hint="eastAsia"/>
+          <w:spacing w:val="20"/>
+          <w:szCs w:val="20"/>
+        </w:rPr>
+        <w:tab/>
+      </w:r>
+      <w:r>
+        <w:rPr>
+          <w:rFonts w:hint="eastAsia"/>
+          <w:spacing w:val="20"/>
+          <w:szCs w:val="20"/>
+        </w:rPr>
+        <w:t>預裝操作系統</w:t>
+      </w:r>
+    </w:p>
+    <w:p>
+      <w:pPr>
+        <w:tabs>
+          <w:tab w:val="left" w:pos="567"/>
+          <w:tab w:val="left" w:pos="993"/>
+          <w:tab w:val="left" w:pos="1418"/>
+          <w:tab w:val="left" w:pos="1843"/>
+          <w:tab w:val="left" w:pos="2268"/>
+        </w:tabs>
+        <w:snapToGrid w:val="0"/>
+        <w:ind w:left="567" w:hanging="567"/>
+        <w:rPr>
+          <w:spacing w:val="20"/>
+          <w:szCs w:val="20"/>
+        </w:rPr>
+      </w:pPr>
+      <w:r>
+        <w:rPr>
+          <w:rFonts w:hint="eastAsia"/>
+          <w:spacing w:val="20"/>
+          <w:szCs w:val="20"/>
+        </w:rPr>
+        <w:tab/>
+        <w:t>C.</w:t>
+      </w:r>
+      <w:r>
+        <w:rPr>
+          <w:rFonts w:hint="eastAsia"/>
+          <w:spacing w:val="20"/>
+          <w:szCs w:val="20"/>
+        </w:rPr>
+        <w:tab/>
+      </w:r>
+      <w:r>
+        <w:rPr>
+          <w:rFonts w:hint="eastAsia"/>
+          <w:spacing w:val="20"/>
+          <w:szCs w:val="20"/>
+        </w:rPr>
+        <w:t>增</w:t>
+      </w:r>
+      <w:r>
+        <w:rPr>
+          <w:rFonts w:hint="eastAsia"/>
+          <w:spacing w:val="20"/>
+          <w:szCs w:val="20"/>
+        </w:rPr>
+        <w:t>加時</w:t>
+      </w:r>
+      <w:r>
+        <w:rPr>
+          <w:rFonts w:hint="eastAsia"/>
+          <w:spacing w:val="20"/>
+          <w:szCs w:val="20"/>
+        </w:rPr>
+        <w:t>鐘頻率</w:t>
+      </w:r>
+    </w:p>
+    <w:p>
+      <w:pPr>
+        <w:tabs>
+          <w:tab w:val="left" w:pos="567"/>
+          <w:tab w:val="left" w:pos="993"/>
+          <w:tab w:val="left" w:pos="1418"/>
+          <w:tab w:val="left" w:pos="1843"/>
+          <w:tab w:val="left" w:pos="2268"/>
+        </w:tabs>
+        <w:snapToGrid w:val="0"/>
+        <w:ind w:left="567" w:hanging="567"/>
+        <w:rPr>
+          <w:spacing w:val="20"/>
+          <w:szCs w:val="20"/>
+        </w:rPr>
+      </w:pPr>
+      <w:r>
+        <w:rPr>
+          <w:rFonts w:hint="eastAsia"/>
+          <w:spacing w:val="20"/>
+          <w:szCs w:val="20"/>
+        </w:rPr>
+        <w:tab/>
+        <w:t>D.</w:t>
+      </w:r>
+      <w:r>
+        <w:rPr>
+          <w:rFonts w:hint="eastAsia"/>
+          <w:spacing w:val="20"/>
+          <w:szCs w:val="20"/>
+        </w:rPr>
+        <w:tab/>
+      </w:r>
+      <w:r>
+        <w:rPr>
+          <w:rFonts w:hint="eastAsia"/>
+          <w:spacing w:val="20"/>
+          <w:szCs w:val="20"/>
+        </w:rPr>
         <w:t>增加</w:t>
       </w:r>
       <w:r>
@@ -6431,157 +6581,7 @@
           <w:spacing w:val="20"/>
           <w:szCs w:val="20"/>
         </w:rPr>
-        <w:t>時鐘頻率</w:t>
-      </w:r>
-    </w:p>
-    <w:p>
-      <w:pPr>
-        <w:tabs>
-          <w:tab w:val="left" w:pos="567"/>
-          <w:tab w:val="left" w:pos="993"/>
-          <w:tab w:val="left" w:pos="1418"/>
-          <w:tab w:val="left" w:pos="1843"/>
-          <w:tab w:val="left" w:pos="2268"/>
-        </w:tabs>
-        <w:snapToGrid w:val="0"/>
-        <w:ind w:left="567" w:hanging="567"/>
-        <w:rPr>
-          <w:spacing w:val="20"/>
-          <w:szCs w:val="20"/>
-        </w:rPr>
-      </w:pPr>
-      <w:r>
-        <w:rPr>
-          <w:rFonts w:hint="eastAsia"/>
-          <w:spacing w:val="20"/>
-          <w:szCs w:val="20"/>
-        </w:rPr>
-        <w:tab/>
-        <w:t>B.</w:t>
-      </w:r>
-      <w:r>
-        <w:rPr>
-          <w:rFonts w:hint="eastAsia"/>
-          <w:spacing w:val="20"/>
-          <w:szCs w:val="20"/>
-        </w:rPr>
-        <w:tab/>
-      </w:r>
-      <w:r>
-        <w:rPr>
-          <w:rFonts w:hint="eastAsia"/>
-          <w:spacing w:val="20"/>
-          <w:szCs w:val="20"/>
-        </w:rPr>
-        <w:t>增加耗電量</w:t>
-      </w:r>
-    </w:p>
-    <w:p>
-      <w:pPr>
-        <w:tabs>
-          <w:tab w:val="left" w:pos="567"/>
-          <w:tab w:val="left" w:pos="993"/>
-          <w:tab w:val="left" w:pos="1418"/>
-          <w:tab w:val="left" w:pos="1843"/>
-          <w:tab w:val="left" w:pos="2268"/>
-        </w:tabs>
-        <w:snapToGrid w:val="0"/>
-        <w:ind w:left="567" w:hanging="567"/>
-        <w:rPr>
-          <w:spacing w:val="20"/>
-          <w:szCs w:val="20"/>
-        </w:rPr>
-      </w:pPr>
-      <w:r>
-        <w:rPr>
-          <w:rFonts w:hint="eastAsia"/>
-          <w:spacing w:val="20"/>
-          <w:szCs w:val="20"/>
-        </w:rPr>
-        <w:tab/>
-        <w:t>C.</w:t>
-      </w:r>
-      <w:r>
-        <w:rPr>
-          <w:rFonts w:hint="eastAsia"/>
-          <w:spacing w:val="20"/>
-          <w:szCs w:val="20"/>
-        </w:rPr>
-        <w:tab/>
-      </w:r>
-      <w:r>
-        <w:rPr>
-          <w:rFonts w:hint="eastAsia"/>
-          <w:spacing w:val="20"/>
-          <w:szCs w:val="20"/>
-        </w:rPr>
-        <w:t>預</w:t>
-      </w:r>
-      <w:r>
-        <w:rPr>
-          <w:rFonts w:hint="eastAsia"/>
-          <w:spacing w:val="20"/>
-          <w:szCs w:val="20"/>
-        </w:rPr>
-        <w:t>裝操</w:t>
-      </w:r>
-      <w:r>
-        <w:rPr>
-          <w:rFonts w:hint="eastAsia"/>
-          <w:spacing w:val="20"/>
-          <w:szCs w:val="20"/>
-        </w:rPr>
-        <w:t>作系統</w:t>
-      </w:r>
-    </w:p>
-    <w:p>
-      <w:pPr>
-        <w:tabs>
-          <w:tab w:val="left" w:pos="567"/>
-          <w:tab w:val="left" w:pos="993"/>
-          <w:tab w:val="left" w:pos="1418"/>
-          <w:tab w:val="left" w:pos="1843"/>
-          <w:tab w:val="left" w:pos="2268"/>
-        </w:tabs>
-        <w:snapToGrid w:val="0"/>
-        <w:ind w:left="567" w:hanging="567"/>
-        <w:rPr>
-          <w:spacing w:val="20"/>
-          <w:szCs w:val="20"/>
-        </w:rPr>
-      </w:pPr>
-      <w:r>
-        <w:rPr>
-          <w:rFonts w:hint="eastAsia"/>
-          <w:spacing w:val="20"/>
-          <w:szCs w:val="20"/>
-        </w:rPr>
-        <w:tab/>
-        <w:t>D.</w:t>
-      </w:r>
-      <w:r>
-        <w:rPr>
-          <w:rFonts w:hint="eastAsia"/>
-          <w:spacing w:val="20"/>
-          <w:szCs w:val="20"/>
-        </w:rPr>
-        <w:tab/>
-      </w:r>
-      <w:r>
-        <w:rPr>
-          <w:rFonts w:hint="eastAsia"/>
-          <w:spacing w:val="20"/>
-          <w:szCs w:val="20"/>
-        </w:rPr>
-        <w:t>減少</w:t>
-      </w:r>
-      <w:r>
-        <w:rPr>
-          <w:rFonts w:hint="eastAsia"/>
-          <w:spacing w:val="20"/>
-          <w:szCs w:val="20"/>
-        </w:rPr>
-        <w:t>處理器作數量</w:t>
+        <w:t>耗電量</w:t>
       </w:r>
     </w:p>
     <w:p>
@@ -6880,6 +6880,56 @@
           <w:spacing w:val="20"/>
           <w:szCs w:val="20"/>
         </w:rPr>
+        <w:t>使用</w:t>
+      </w:r>
+      <w:r>
+        <w:rPr>
+          <w:rFonts w:hint="eastAsia"/>
+          <w:spacing w:val="20"/>
+          <w:szCs w:val="20"/>
+        </w:rPr>
+        <w:t>不同的 CPU</w:t>
+      </w:r>
+    </w:p>
+    <w:p>
+      <w:pPr>
+        <w:tabs>
+          <w:tab w:val="left" w:pos="567"/>
+          <w:tab w:val="left" w:pos="993"/>
+          <w:tab w:val="left" w:pos="1418"/>
+          <w:tab w:val="left" w:pos="1843"/>
+          <w:tab w:val="left" w:pos="2268"/>
+        </w:tabs>
+        <w:snapToGrid w:val="0"/>
+        <w:ind w:left="567" w:hanging="567"/>
+        <w:rPr>
+          <w:spacing w:val="20"/>
+          <w:szCs w:val="20"/>
+        </w:rPr>
+      </w:pPr>
+      <w:r>
+        <w:rPr>
+          <w:rFonts w:hint="eastAsia"/>
+          <w:spacing w:val="20"/>
+          <w:szCs w:val="20"/>
+        </w:rPr>
+        <w:tab/>
+        <w:t>B.</w:t>
+      </w:r>
+      <w:r>
+        <w:rPr>
+          <w:rFonts w:hint="eastAsia"/>
+          <w:spacing w:val="20"/>
+          <w:szCs w:val="20"/>
+        </w:rPr>
+        <w:tab/>
+      </w:r>
+      <w:r>
+        <w:rPr>
+          <w:rFonts w:hint="eastAsia"/>
+          <w:spacing w:val="20"/>
+          <w:szCs w:val="20"/>
+        </w:rPr>
         <w:t>以上</w:t>
       </w:r>
       <w:r>
@@ -6889,56 +6939,6 @@
           <w:szCs w:val="20"/>
         </w:rPr>
         <w:t>各項均與「更改輸入數據…」無關</w:t>
-      </w:r>
-    </w:p>
-    <w:p>
-      <w:pPr>
-        <w:tabs>
-          <w:tab w:val="left" w:pos="567"/>
-          <w:tab w:val="left" w:pos="993"/>
-          <w:tab w:val="left" w:pos="1418"/>
-          <w:tab w:val="left" w:pos="1843"/>
-          <w:tab w:val="left" w:pos="2268"/>
-        </w:tabs>
-        <w:snapToGrid w:val="0"/>
-        <w:ind w:left="567" w:hanging="567"/>
-        <w:rPr>
-          <w:spacing w:val="20"/>
-          <w:szCs w:val="20"/>
-        </w:rPr>
-      </w:pPr>
-      <w:r>
-        <w:rPr>
-          <w:rFonts w:hint="eastAsia"/>
-          <w:spacing w:val="20"/>
-          <w:szCs w:val="20"/>
-        </w:rPr>
-        <w:tab/>
-        <w:t>B.</w:t>
-      </w:r>
-      <w:r>
-        <w:rPr>
-          <w:rFonts w:hint="eastAsia"/>
-          <w:spacing w:val="20"/>
-          <w:szCs w:val="20"/>
-        </w:rPr>
-        <w:tab/>
-      </w:r>
-      <w:r>
-        <w:rPr>
-          <w:rFonts w:hint="eastAsia"/>
-          <w:spacing w:val="20"/>
-          <w:szCs w:val="20"/>
-        </w:rPr>
-        <w:t>使用</w:t>
-      </w:r>
-      <w:r>
-        <w:rPr>
-          <w:rFonts w:hint="eastAsia"/>
-          <w:spacing w:val="20"/>
-          <w:szCs w:val="20"/>
-        </w:rPr>
-        <w:t>不同的 CPU</w:t>
       </w:r>
     </w:p>
     <w:p>
@@ -7741,6 +7741,48 @@
           <w:spacing w:val="20"/>
           <w:szCs w:val="20"/>
         </w:rPr>
+        <w:t>同一時間向多用戶提供資源和服務</w:t>
+      </w:r>
+    </w:p>
+    <w:p>
+      <w:pPr>
+        <w:tabs>
+          <w:tab w:val="left" w:pos="567"/>
+          <w:tab w:val="left" w:pos="993"/>
+          <w:tab w:val="left" w:pos="1418"/>
+          <w:tab w:val="left" w:pos="1843"/>
+          <w:tab w:val="left" w:pos="2268"/>
+        </w:tabs>
+        <w:snapToGrid w:val="0"/>
+        <w:ind w:left="567" w:hanging="567"/>
+        <w:rPr>
+          <w:spacing w:val="20"/>
+          <w:szCs w:val="20"/>
+        </w:rPr>
+      </w:pPr>
+      <w:r>
+        <w:rPr>
+          <w:rFonts w:hint="eastAsia"/>
+          <w:spacing w:val="20"/>
+          <w:szCs w:val="20"/>
+        </w:rPr>
+        <w:tab/>
+        <w:t>B.</w:t>
+      </w:r>
+      <w:r>
+        <w:rPr>
+          <w:rFonts w:hint="eastAsia"/>
+          <w:spacing w:val="20"/>
+          <w:szCs w:val="20"/>
+        </w:rPr>
+        <w:tab/>
+      </w:r>
+      <w:r>
+        <w:rPr>
+          <w:rFonts w:hint="eastAsia"/>
+          <w:spacing w:val="20"/>
+          <w:szCs w:val="20"/>
+        </w:rPr>
         <w:t>數據輸入和數據處理之間不應有時間延遲</w:t>
       </w:r>
     </w:p>
@@ -7767,7 +7809,49 @@
           <w:szCs w:val="20"/>
         </w:rPr>
         <w:tab/>
-        <w:t>B.</w:t>
+        <w:t>C.</w:t>
+      </w:r>
+      <w:r>
+        <w:rPr>
+          <w:rFonts w:hint="eastAsia"/>
+          <w:spacing w:val="20"/>
+          <w:szCs w:val="20"/>
+        </w:rPr>
+        <w:tab/>
+      </w:r>
+      <w:r>
+        <w:rPr>
+          <w:rFonts w:hint="eastAsia"/>
+          <w:spacing w:val="20"/>
+          <w:szCs w:val="20"/>
+        </w:rPr>
+        <w:t>涉及的電腦需要的運算能力</w:t>
+      </w:r>
+    </w:p>
+    <w:p>
+      <w:pPr>
+        <w:tabs>
+          <w:tab w:val="left" w:pos="567"/>
+          <w:tab w:val="left" w:pos="993"/>
+          <w:tab w:val="left" w:pos="1418"/>
+          <w:tab w:val="left" w:pos="1843"/>
+          <w:tab w:val="left" w:pos="2268"/>
+        </w:tabs>
+        <w:snapToGrid w:val="0"/>
+        <w:ind w:left="567" w:hanging="567"/>
+        <w:rPr>
+          <w:spacing w:val="20"/>
+          <w:szCs w:val="20"/>
+        </w:rPr>
+      </w:pPr>
+      <w:r>
+        <w:rPr>
+          <w:rFonts w:hint="eastAsia"/>
+          <w:spacing w:val="20"/>
+          <w:szCs w:val="20"/>
+        </w:rPr>
+        <w:tab/>
+        <w:t>D.</w:t>
       </w:r>
       <w:r>
         <w:rPr>
@@ -7784,90 +7868,6 @@
           <w:szCs w:val="20"/>
         </w:rPr>
         <w:t>在一段時間內應收集到大量的數據</w:t>
-      </w:r>
-    </w:p>
-    <w:p>
-      <w:pPr>
-        <w:tabs>
-          <w:tab w:val="left" w:pos="567"/>
-          <w:tab w:val="left" w:pos="993"/>
-          <w:tab w:val="left" w:pos="1418"/>
-          <w:tab w:val="left" w:pos="1843"/>
-          <w:tab w:val="left" w:pos="2268"/>
-        </w:tabs>
-        <w:snapToGrid w:val="0"/>
-        <w:ind w:left="567" w:hanging="567"/>
-        <w:rPr>
-          <w:spacing w:val="20"/>
-          <w:szCs w:val="20"/>
-        </w:rPr>
-      </w:pPr>
-      <w:r>
-        <w:rPr>
-          <w:rFonts w:hint="eastAsia"/>
-          <w:spacing w:val="20"/>
-          <w:szCs w:val="20"/>
-        </w:rPr>
-        <w:tab/>
-        <w:t>C.</w:t>
-      </w:r>
-      <w:r>
-        <w:rPr>
-          <w:rFonts w:hint="eastAsia"/>
-          <w:spacing w:val="20"/>
-          <w:szCs w:val="20"/>
-        </w:rPr>
-        <w:tab/>
-      </w:r>
-      <w:r>
-        <w:rPr>
-          <w:rFonts w:hint="eastAsia"/>
-          <w:spacing w:val="20"/>
-          <w:szCs w:val="20"/>
-        </w:rPr>
-        <w:t>涉及的電腦需要的運算能力</w:t>
-      </w:r>
-    </w:p>
-    <w:p>
-      <w:pPr>
-        <w:tabs>
-          <w:tab w:val="left" w:pos="567"/>
-          <w:tab w:val="left" w:pos="993"/>
-          <w:tab w:val="left" w:pos="1418"/>
-          <w:tab w:val="left" w:pos="1843"/>
-          <w:tab w:val="left" w:pos="2268"/>
-        </w:tabs>
-        <w:snapToGrid w:val="0"/>
-        <w:ind w:left="567" w:hanging="567"/>
-        <w:rPr>
-          <w:spacing w:val="20"/>
-          <w:szCs w:val="20"/>
-        </w:rPr>
-      </w:pPr>
-      <w:r>
-        <w:rPr>
-          <w:rFonts w:hint="eastAsia"/>
-          <w:spacing w:val="20"/>
-          <w:szCs w:val="20"/>
-        </w:rPr>
-        <w:tab/>
-        <w:t>D.</w:t>
-      </w:r>
-      <w:r>
-        <w:rPr>
-          <w:rFonts w:hint="eastAsia"/>
-          <w:spacing w:val="20"/>
-          <w:szCs w:val="20"/>
-        </w:rPr>
-        <w:tab/>
-      </w:r>
-      <w:r>
-        <w:rPr>
-          <w:rFonts w:hint="eastAsia"/>
-          <w:spacing w:val="20"/>
-          <w:szCs w:val="20"/>
-        </w:rPr>
-        <w:t>同一時間向多用戶提供資源和服務</w:t>
       </w:r>
     </w:p>
     <w:p>
@@ -8005,23 +8005,23 @@
           <w:spacing w:val="20"/>
           <w:szCs w:val="20"/>
         </w:rPr>
-        <w:t>Q 控制</w:t>
-      </w:r>
-      <w:r>
-        <w:rPr>
-          <w:rFonts w:hint="eastAsia"/>
-          <w:spacing w:val="20"/>
-          <w:szCs w:val="20"/>
-        </w:rPr>
-        <w:t>使用</w:t>
-      </w:r>
-      <w:r>
-        <w:rPr>
-          <w:rFonts w:hint="eastAsia"/>
-          <w:spacing w:val="20"/>
-          <w:szCs w:val="20"/>
-        </w:rPr>
-        <w:t>打印機的用戶權限</w:t>
+        <w:t>P 控制</w:t>
+      </w:r>
+      <w:r>
+        <w:rPr>
+          <w:rFonts w:hint="eastAsia"/>
+          <w:spacing w:val="20"/>
+          <w:szCs w:val="20"/>
+        </w:rPr>
+        <w:t>同時</w:t>
+      </w:r>
+      <w:r>
+        <w:rPr>
+          <w:rFonts w:hint="eastAsia"/>
+          <w:spacing w:val="20"/>
+          <w:szCs w:val="20"/>
+        </w:rPr>
+        <w:t>使用用戶的數量</w:t>
       </w:r>
     </w:p>
     <w:p>
@@ -8121,23 +8121,23 @@
           <w:spacing w:val="20"/>
           <w:szCs w:val="20"/>
         </w:rPr>
-        <w:t>P 控制同時使用用</w:t>
-      </w:r>
-      <w:r>
-        <w:rPr>
-          <w:rFonts w:hint="eastAsia"/>
-          <w:spacing w:val="20"/>
-          <w:szCs w:val="20"/>
-        </w:rPr>
-        <w:t>戶的數</w:t>
-      </w:r>
-      <w:r>
-        <w:rPr>
-          <w:rFonts w:hint="eastAsia"/>
-          <w:spacing w:val="20"/>
-          <w:szCs w:val="20"/>
-        </w:rPr>
-        <w:t>量</w:t>
+        <w:t>Q 控制使用打印機</w:t>
+      </w:r>
+      <w:r>
+        <w:rPr>
+          <w:rFonts w:hint="eastAsia"/>
+          <w:spacing w:val="20"/>
+          <w:szCs w:val="20"/>
+        </w:rPr>
+        <w:t>的用戶</w:t>
+      </w:r>
+      <w:r>
+        <w:rPr>
+          <w:rFonts w:hint="eastAsia"/>
+          <w:spacing w:val="20"/>
+          <w:szCs w:val="20"/>
+        </w:rPr>
+        <w:t>權限</w:t>
       </w:r>
     </w:p>
     <w:p>
@@ -8333,23 +8333,23 @@
           <w:spacing w:val="20"/>
           <w:szCs w:val="20"/>
         </w:rPr>
-        <w:t>它只在 CPU</w:t>
-      </w:r>
-      <w:r>
-        <w:rPr>
-          <w:rFonts w:hint="eastAsia"/>
-          <w:spacing w:val="20"/>
-          <w:szCs w:val="20"/>
-        </w:rPr>
-        <w:t xml:space="preserve"> 內</w:t>
-      </w:r>
-      <w:r>
-        <w:rPr>
-          <w:rFonts w:hint="eastAsia"/>
-          <w:spacing w:val="20"/>
-          <w:szCs w:val="20"/>
-        </w:rPr>
-        <w:t>找到</w:t>
+        <w:t>快取記憶體的數</w:t>
+      </w:r>
+      <w:r>
+        <w:rPr>
+          <w:rFonts w:hint="eastAsia"/>
+          <w:spacing w:val="20"/>
+          <w:szCs w:val="20"/>
+        </w:rPr>
+        <w:t>據存</w:t>
+      </w:r>
+      <w:r>
+        <w:rPr>
+          <w:rFonts w:hint="eastAsia"/>
+          <w:spacing w:val="20"/>
+          <w:szCs w:val="20"/>
+        </w:rPr>
+        <w:t>取速度比 RAM 的為低</w:t>
       </w:r>
     </w:p>
     <w:p>
@@ -8391,23 +8391,23 @@
           <w:spacing w:val="20"/>
           <w:szCs w:val="20"/>
         </w:rPr>
-        <w:t>快取</w:t>
-      </w:r>
-      <w:r>
-        <w:rPr>
-          <w:rFonts w:hint="eastAsia"/>
-          <w:spacing w:val="20"/>
-          <w:szCs w:val="20"/>
-        </w:rPr>
-        <w:t>記憶</w:t>
-      </w:r>
-      <w:r>
-        <w:rPr>
-          <w:rFonts w:hint="eastAsia"/>
-          <w:spacing w:val="20"/>
-          <w:szCs w:val="20"/>
-        </w:rPr>
-        <w:t>體的數據存取速度比 RAM 的為低</w:t>
+        <w:t>它是</w:t>
+      </w:r>
+      <w:r>
+        <w:rPr>
+          <w:rFonts w:hint="eastAsia"/>
+          <w:spacing w:val="20"/>
+          <w:szCs w:val="20"/>
+        </w:rPr>
+        <w:t xml:space="preserve"> R</w:t>
+      </w:r>
+      <w:r>
+        <w:rPr>
+          <w:rFonts w:hint="eastAsia"/>
+          <w:spacing w:val="20"/>
+          <w:szCs w:val="20"/>
+        </w:rPr>
+        <w:t>OM 的一種</w:t>
       </w:r>
     </w:p>
     <w:p>
@@ -8449,7 +8449,7 @@
           <w:spacing w:val="20"/>
           <w:szCs w:val="20"/>
         </w:rPr>
-        <w:t>它是 ROM 的一種</w:t>
+        <w:t>它儲存經常使用的數據和指令</w:t>
       </w:r>
     </w:p>
     <w:p>
@@ -8491,7 +8491,7 @@
           <w:spacing w:val="20"/>
           <w:szCs w:val="20"/>
         </w:rPr>
-        <w:t>它儲存經常使用的數據和指令</w:t>
+        <w:t>它只在 CPU 內找到</w:t>
       </w:r>
     </w:p>
     <w:p>
@@ -8655,91 +8655,91 @@
           <w:spacing w:val="20"/>
           <w:szCs w:val="20"/>
         </w:rPr>
+        <w:t>顯示卡出現故障</w:t>
+      </w:r>
+    </w:p>
+    <w:p>
+      <w:pPr>
+        <w:tabs>
+          <w:tab w:val="left" w:pos="567"/>
+          <w:tab w:val="left" w:pos="993"/>
+          <w:tab w:val="left" w:pos="1418"/>
+          <w:tab w:val="left" w:pos="1843"/>
+          <w:tab w:val="left" w:pos="2268"/>
+        </w:tabs>
+        <w:snapToGrid w:val="0"/>
+        <w:ind w:left="567" w:hanging="567"/>
+        <w:rPr>
+          <w:spacing w:val="20"/>
+          <w:szCs w:val="20"/>
+        </w:rPr>
+      </w:pPr>
+      <w:r>
+        <w:rPr>
+          <w:rFonts w:hint="eastAsia"/>
+          <w:spacing w:val="20"/>
+          <w:szCs w:val="20"/>
+        </w:rPr>
+        <w:tab/>
+        <w:t>C.</w:t>
+      </w:r>
+      <w:r>
+        <w:rPr>
+          <w:rFonts w:hint="eastAsia"/>
+          <w:spacing w:val="20"/>
+          <w:szCs w:val="20"/>
+        </w:rPr>
+        <w:tab/>
+      </w:r>
+      <w:r>
+        <w:rPr>
+          <w:rFonts w:hint="eastAsia"/>
+          <w:spacing w:val="20"/>
+          <w:szCs w:val="20"/>
+        </w:rPr>
+        <w:t>ROM 的容量小</w:t>
+      </w:r>
+    </w:p>
+    <w:p>
+      <w:pPr>
+        <w:tabs>
+          <w:tab w:val="left" w:pos="567"/>
+          <w:tab w:val="left" w:pos="993"/>
+          <w:tab w:val="left" w:pos="1418"/>
+          <w:tab w:val="left" w:pos="1843"/>
+          <w:tab w:val="left" w:pos="2268"/>
+        </w:tabs>
+        <w:snapToGrid w:val="0"/>
+        <w:ind w:left="567" w:hanging="567"/>
+        <w:rPr>
+          <w:spacing w:val="20"/>
+          <w:szCs w:val="20"/>
+        </w:rPr>
+      </w:pPr>
+      <w:r>
+        <w:rPr>
+          <w:rFonts w:hint="eastAsia"/>
+          <w:spacing w:val="20"/>
+          <w:szCs w:val="20"/>
+        </w:rPr>
+        <w:tab/>
+        <w:t>D.</w:t>
+      </w:r>
+      <w:r>
+        <w:rPr>
+          <w:rFonts w:hint="eastAsia"/>
+          <w:spacing w:val="20"/>
+          <w:szCs w:val="20"/>
+        </w:rPr>
+        <w:tab/>
+      </w:r>
+      <w:r>
+        <w:rPr>
+          <w:rFonts w:hint="eastAsia"/>
+          <w:spacing w:val="20"/>
+          <w:szCs w:val="20"/>
+        </w:rPr>
         <w:t>網絡界面卡出現故障</w:t>
-      </w:r>
-    </w:p>
-    <w:p>
-      <w:pPr>
-        <w:tabs>
-          <w:tab w:val="left" w:pos="567"/>
-          <w:tab w:val="left" w:pos="993"/>
-          <w:tab w:val="left" w:pos="1418"/>
-          <w:tab w:val="left" w:pos="1843"/>
-          <w:tab w:val="left" w:pos="2268"/>
-        </w:tabs>
-        <w:snapToGrid w:val="0"/>
-        <w:ind w:left="567" w:hanging="567"/>
-        <w:rPr>
-          <w:spacing w:val="20"/>
-          <w:szCs w:val="20"/>
-        </w:rPr>
-      </w:pPr>
-      <w:r>
-        <w:rPr>
-          <w:rFonts w:hint="eastAsia"/>
-          <w:spacing w:val="20"/>
-          <w:szCs w:val="20"/>
-        </w:rPr>
-        <w:tab/>
-        <w:t>C.</w:t>
-      </w:r>
-      <w:r>
-        <w:rPr>
-          <w:rFonts w:hint="eastAsia"/>
-          <w:spacing w:val="20"/>
-          <w:szCs w:val="20"/>
-        </w:rPr>
-        <w:tab/>
-      </w:r>
-      <w:r>
-        <w:rPr>
-          <w:rFonts w:hint="eastAsia"/>
-          <w:spacing w:val="20"/>
-          <w:szCs w:val="20"/>
-        </w:rPr>
-        <w:t>顯示卡出現故障</w:t>
-      </w:r>
-    </w:p>
-    <w:p>
-      <w:pPr>
-        <w:tabs>
-          <w:tab w:val="left" w:pos="567"/>
-          <w:tab w:val="left" w:pos="993"/>
-          <w:tab w:val="left" w:pos="1418"/>
-          <w:tab w:val="left" w:pos="1843"/>
-          <w:tab w:val="left" w:pos="2268"/>
-        </w:tabs>
-        <w:snapToGrid w:val="0"/>
-        <w:ind w:left="567" w:hanging="567"/>
-        <w:rPr>
-          <w:spacing w:val="20"/>
-          <w:szCs w:val="20"/>
-        </w:rPr>
-      </w:pPr>
-      <w:r>
-        <w:rPr>
-          <w:rFonts w:hint="eastAsia"/>
-          <w:spacing w:val="20"/>
-          <w:szCs w:val="20"/>
-        </w:rPr>
-        <w:tab/>
-        <w:t>D.</w:t>
-      </w:r>
-      <w:r>
-        <w:rPr>
-          <w:rFonts w:hint="eastAsia"/>
-          <w:spacing w:val="20"/>
-          <w:szCs w:val="20"/>
-        </w:rPr>
-        <w:tab/>
-      </w:r>
-      <w:r>
-        <w:rPr>
-          <w:rFonts w:hint="eastAsia"/>
-          <w:spacing w:val="20"/>
-          <w:szCs w:val="20"/>
-        </w:rPr>
-        <w:t>ROM 的容量小</w:t>
       </w:r>
     </w:p>
     <w:p>
@@ -9046,6 +9046,72 @@
           <w:spacing w:val="20"/>
           <w:szCs w:val="20"/>
         </w:rPr>
+        <w:t>18</w:t>
+      </w:r>
+      <w:r>
+        <w:rPr>
+          <w:rFonts w:hint="eastAsia"/>
+          <w:spacing w:val="20"/>
+          <w:szCs w:val="20"/>
+        </w:rPr>
+        <w:t xml:space="preserve"> </w:t>
+      </w:r>
+      <w:r>
+        <w:rPr>
+          <w:rFonts w:hint="eastAsia"/>
+          <w:spacing w:val="20"/>
+          <w:szCs w:val="20"/>
+        </w:rPr>
+        <w:t xml:space="preserve"> </w:t>
+      </w:r>
+      <w:r>
+        <w:rPr>
+          <w:rFonts w:hint="eastAsia"/>
+          <w:spacing w:val="20"/>
+          <w:szCs w:val="20"/>
+        </w:rPr>
+        <w:t xml:space="preserve"> </w:t>
+      </w:r>
+    </w:p>
+    <w:p>
+      <w:pPr>
+        <w:tabs>
+          <w:tab w:val="left" w:pos="567"/>
+          <w:tab w:val="left" w:pos="993"/>
+          <w:tab w:val="left" w:pos="1418"/>
+          <w:tab w:val="left" w:pos="1843"/>
+          <w:tab w:val="left" w:pos="2268"/>
+        </w:tabs>
+        <w:snapToGrid w:val="0"/>
+        <w:ind w:left="567" w:hanging="567"/>
+        <w:rPr>
+          <w:spacing w:val="20"/>
+          <w:szCs w:val="20"/>
+        </w:rPr>
+      </w:pPr>
+      <w:r>
+        <w:rPr>
+          <w:rFonts w:hint="eastAsia"/>
+          <w:spacing w:val="20"/>
+          <w:szCs w:val="20"/>
+        </w:rPr>
+        <w:tab/>
+        <w:t>B.</w:t>
+      </w:r>
+      <w:r>
+        <w:rPr>
+          <w:rFonts w:hint="eastAsia"/>
+          <w:spacing w:val="20"/>
+          <w:szCs w:val="20"/>
+        </w:rPr>
+        <w:tab/>
+      </w:r>
+      <w:r>
+        <w:rPr>
+          <w:rFonts w:hint="eastAsia"/>
+          <w:spacing w:val="20"/>
+          <w:szCs w:val="20"/>
+        </w:rPr>
         <w:t>45</w:t>
       </w:r>
       <w:r>
@@ -9096,23 +9162,37 @@
           <w:szCs w:val="20"/>
         </w:rPr>
         <w:tab/>
-        <w:t>B.</w:t>
-      </w:r>
-      <w:r>
-        <w:rPr>
-          <w:rFonts w:hint="eastAsia"/>
-          <w:spacing w:val="20"/>
-          <w:szCs w:val="20"/>
-        </w:rPr>
-        <w:tab/>
-      </w:r>
-      <w:r>
-        <w:rPr>
-          <w:rFonts w:hint="eastAsia"/>
-          <w:spacing w:val="20"/>
-          <w:szCs w:val="20"/>
-        </w:rPr>
-        <w:t>18</w:t>
+      </w:r>
+      <w:r>
+        <w:rPr>
+          <w:spacing w:val="20"/>
+          <w:szCs w:val="20"/>
+        </w:rPr>
+        <w:t>C</w:t>
+      </w:r>
+      <w:r>
+        <w:rPr>
+          <w:rFonts w:hint="eastAsia"/>
+          <w:spacing w:val="20"/>
+          <w:szCs w:val="20"/>
+        </w:rPr>
+        <w:t>.</w:t>
+      </w:r>
+      <w:r>
+        <w:rPr>
+          <w:rFonts w:hint="eastAsia"/>
+          <w:spacing w:val="20"/>
+          <w:szCs w:val="20"/>
+        </w:rPr>
+        <w:tab/>
+      </w:r>
+      <w:r>
+        <w:rPr>
+          <w:rFonts w:hint="eastAsia"/>
+          <w:spacing w:val="20"/>
+          <w:szCs w:val="20"/>
+        </w:rPr>
+        <w:t>13</w:t>
       </w:r>
       <w:r>
         <w:rPr>
@@ -9168,7 +9248,7 @@
           <w:spacing w:val="20"/>
           <w:szCs w:val="20"/>
         </w:rPr>
-        <w:t>C</w:t>
+        <w:t>D</w:t>
       </w:r>
       <w:r>
         <w:rPr>
@@ -9185,87 +9265,7 @@
           <w:szCs w:val="20"/>
         </w:rPr>
         <w:tab/>
-      </w:r>
-      <w:r>
-        <w:rPr>
-          <w:rFonts w:hint="eastAsia"/>
-          <w:spacing w:val="20"/>
-          <w:szCs w:val="20"/>
-        </w:rPr>
         <w:t>29</w:t>
-      </w:r>
-      <w:r>
-        <w:rPr>
-          <w:rFonts w:hint="eastAsia"/>
-          <w:spacing w:val="20"/>
-          <w:szCs w:val="20"/>
-        </w:rPr>
-        <w:t xml:space="preserve"> </w:t>
-      </w:r>
-      <w:r>
-        <w:rPr>
-          <w:rFonts w:hint="eastAsia"/>
-          <w:spacing w:val="20"/>
-          <w:szCs w:val="20"/>
-        </w:rPr>
-        <w:t xml:space="preserve"> </w:t>
-      </w:r>
-      <w:r>
-        <w:rPr>
-          <w:rFonts w:hint="eastAsia"/>
-          <w:spacing w:val="20"/>
-          <w:szCs w:val="20"/>
-        </w:rPr>
-        <w:t xml:space="preserve"> </w:t>
-      </w:r>
-    </w:p>
-    <w:p>
-      <w:pPr>
-        <w:tabs>
-          <w:tab w:val="left" w:pos="567"/>
-          <w:tab w:val="left" w:pos="993"/>
-          <w:tab w:val="left" w:pos="1418"/>
-          <w:tab w:val="left" w:pos="1843"/>
-          <w:tab w:val="left" w:pos="2268"/>
-        </w:tabs>
-        <w:snapToGrid w:val="0"/>
-        <w:ind w:left="567" w:hanging="567"/>
-        <w:rPr>
-          <w:spacing w:val="20"/>
-          <w:szCs w:val="20"/>
-        </w:rPr>
-      </w:pPr>
-      <w:r>
-        <w:rPr>
-          <w:rFonts w:hint="eastAsia"/>
-          <w:spacing w:val="20"/>
-          <w:szCs w:val="20"/>
-        </w:rPr>
-        <w:tab/>
-      </w:r>
-      <w:r>
-        <w:rPr>
-          <w:spacing w:val="20"/>
-          <w:szCs w:val="20"/>
-        </w:rPr>
-        <w:t>D</w:t>
-      </w:r>
-      <w:r>
-        <w:rPr>
-          <w:rFonts w:hint="eastAsia"/>
-          <w:spacing w:val="20"/>
-          <w:szCs w:val="20"/>
-        </w:rPr>
-        <w:t>.</w:t>
-      </w:r>
-      <w:r>
-        <w:rPr>
-          <w:rFonts w:hint="eastAsia"/>
-          <w:spacing w:val="20"/>
-          <w:szCs w:val="20"/>
-        </w:rPr>
-        <w:tab/>
-        <w:t>13</w:t>
       </w:r>
       <w:r>
         <w:rPr>
@@ -10568,127 +10568,127 @@
           <w:spacing w:val="20"/>
           <w:szCs w:val="20"/>
         </w:rPr>
+        <w:t>9</w:t>
+      </w:r>
+    </w:p>
+    <w:p>
+      <w:pPr>
+        <w:tabs>
+          <w:tab w:val="left" w:pos="567"/>
+          <w:tab w:val="left" w:pos="993"/>
+          <w:tab w:val="left" w:pos="1418"/>
+          <w:tab w:val="left" w:pos="1843"/>
+          <w:tab w:val="left" w:pos="2268"/>
+        </w:tabs>
+        <w:snapToGrid w:val="0"/>
+        <w:ind w:left="567" w:hanging="567"/>
+        <w:rPr>
+          <w:spacing w:val="20"/>
+          <w:szCs w:val="20"/>
+        </w:rPr>
+      </w:pPr>
+      <w:r>
+        <w:rPr>
+          <w:spacing w:val="20"/>
+          <w:szCs w:val="20"/>
+        </w:rPr>
+        <w:tab/>
+        <w:t>B.</w:t>
+      </w:r>
+      <w:r>
+        <w:rPr>
+          <w:spacing w:val="20"/>
+          <w:szCs w:val="20"/>
+        </w:rPr>
+        <w:tab/>
+      </w:r>
+      <w:r>
+        <w:rPr>
+          <w:rFonts w:ascii="Courier New" w:hAnsi="Courier New" w:cs="Courier New"/>
+          <w:spacing w:val="20"/>
+          <w:szCs w:val="20"/>
+        </w:rPr>
+        <w:t>P + 9</w:t>
+      </w:r>
+    </w:p>
+    <w:p>
+      <w:pPr>
+        <w:tabs>
+          <w:tab w:val="left" w:pos="567"/>
+          <w:tab w:val="left" w:pos="993"/>
+          <w:tab w:val="left" w:pos="1418"/>
+          <w:tab w:val="left" w:pos="1843"/>
+          <w:tab w:val="left" w:pos="2268"/>
+        </w:tabs>
+        <w:snapToGrid w:val="0"/>
+        <w:ind w:left="567" w:hanging="567"/>
+        <w:rPr>
+          <w:spacing w:val="20"/>
+          <w:szCs w:val="20"/>
+        </w:rPr>
+      </w:pPr>
+      <w:r>
+        <w:rPr>
+          <w:spacing w:val="20"/>
+          <w:szCs w:val="20"/>
+        </w:rPr>
+        <w:tab/>
+        <w:t>C.</w:t>
+      </w:r>
+      <w:r>
+        <w:rPr>
+          <w:spacing w:val="20"/>
+          <w:szCs w:val="20"/>
+        </w:rPr>
+        <w:tab/>
+      </w:r>
+      <w:r>
+        <w:rPr>
+          <w:rFonts w:ascii="Courier New" w:hAnsi="Courier New" w:cs="Courier New"/>
+          <w:spacing w:val="20"/>
+          <w:szCs w:val="20"/>
+        </w:rPr>
+        <w:t>P * 4</w:t>
+      </w:r>
+    </w:p>
+    <w:p>
+      <w:pPr>
+        <w:tabs>
+          <w:tab w:val="left" w:pos="567"/>
+          <w:tab w:val="left" w:pos="993"/>
+          <w:tab w:val="left" w:pos="1418"/>
+          <w:tab w:val="left" w:pos="1843"/>
+          <w:tab w:val="left" w:pos="2268"/>
+        </w:tabs>
+        <w:snapToGrid w:val="0"/>
+        <w:ind w:left="567" w:hanging="567"/>
+        <w:rPr>
+          <w:spacing w:val="20"/>
+          <w:szCs w:val="20"/>
+        </w:rPr>
+      </w:pPr>
+      <w:r>
+        <w:rPr>
+          <w:spacing w:val="20"/>
+          <w:szCs w:val="20"/>
+        </w:rPr>
+        <w:tab/>
+        <w:t>D.</w:t>
+      </w:r>
+      <w:r>
+        <w:rPr>
+          <w:spacing w:val="20"/>
+          <w:szCs w:val="20"/>
+        </w:rPr>
+        <w:tab/>
+      </w:r>
+      <w:r>
+        <w:rPr>
+          <w:rFonts w:ascii="Courier New" w:hAnsi="Courier New" w:cs="Courier New"/>
+          <w:spacing w:val="20"/>
+          <w:szCs w:val="20"/>
+        </w:rPr>
         <w:t>P</w:t>
-      </w:r>
-    </w:p>
-    <w:p>
-      <w:pPr>
-        <w:tabs>
-          <w:tab w:val="left" w:pos="567"/>
-          <w:tab w:val="left" w:pos="993"/>
-          <w:tab w:val="left" w:pos="1418"/>
-          <w:tab w:val="left" w:pos="1843"/>
-          <w:tab w:val="left" w:pos="2268"/>
-        </w:tabs>
-        <w:snapToGrid w:val="0"/>
-        <w:ind w:left="567" w:hanging="567"/>
-        <w:rPr>
-          <w:spacing w:val="20"/>
-          <w:szCs w:val="20"/>
-        </w:rPr>
-      </w:pPr>
-      <w:r>
-        <w:rPr>
-          <w:spacing w:val="20"/>
-          <w:szCs w:val="20"/>
-        </w:rPr>
-        <w:tab/>
-        <w:t>B.</w:t>
-      </w:r>
-      <w:r>
-        <w:rPr>
-          <w:spacing w:val="20"/>
-          <w:szCs w:val="20"/>
-        </w:rPr>
-        <w:tab/>
-      </w:r>
-      <w:r>
-        <w:rPr>
-          <w:rFonts w:ascii="Courier New" w:hAnsi="Courier New" w:cs="Courier New"/>
-          <w:spacing w:val="20"/>
-          <w:szCs w:val="20"/>
-        </w:rPr>
-        <w:t>9</w:t>
-      </w:r>
-    </w:p>
-    <w:p>
-      <w:pPr>
-        <w:tabs>
-          <w:tab w:val="left" w:pos="567"/>
-          <w:tab w:val="left" w:pos="993"/>
-          <w:tab w:val="left" w:pos="1418"/>
-          <w:tab w:val="left" w:pos="1843"/>
-          <w:tab w:val="left" w:pos="2268"/>
-        </w:tabs>
-        <w:snapToGrid w:val="0"/>
-        <w:ind w:left="567" w:hanging="567"/>
-        <w:rPr>
-          <w:spacing w:val="20"/>
-          <w:szCs w:val="20"/>
-        </w:rPr>
-      </w:pPr>
-      <w:r>
-        <w:rPr>
-          <w:spacing w:val="20"/>
-          <w:szCs w:val="20"/>
-        </w:rPr>
-        <w:tab/>
-        <w:t>C.</w:t>
-      </w:r>
-      <w:r>
-        <w:rPr>
-          <w:spacing w:val="20"/>
-          <w:szCs w:val="20"/>
-        </w:rPr>
-        <w:tab/>
-      </w:r>
-      <w:r>
-        <w:rPr>
-          <w:rFonts w:ascii="Courier New" w:hAnsi="Courier New" w:cs="Courier New"/>
-          <w:spacing w:val="20"/>
-          <w:szCs w:val="20"/>
-        </w:rPr>
-        <w:t>P * 4</w:t>
-      </w:r>
-    </w:p>
-    <w:p>
-      <w:pPr>
-        <w:tabs>
-          <w:tab w:val="left" w:pos="567"/>
-          <w:tab w:val="left" w:pos="993"/>
-          <w:tab w:val="left" w:pos="1418"/>
-          <w:tab w:val="left" w:pos="1843"/>
-          <w:tab w:val="left" w:pos="2268"/>
-        </w:tabs>
-        <w:snapToGrid w:val="0"/>
-        <w:ind w:left="567" w:hanging="567"/>
-        <w:rPr>
-          <w:spacing w:val="20"/>
-          <w:szCs w:val="20"/>
-        </w:rPr>
-      </w:pPr>
-      <w:r>
-        <w:rPr>
-          <w:spacing w:val="20"/>
-          <w:szCs w:val="20"/>
-        </w:rPr>
-        <w:tab/>
-        <w:t>D.</w:t>
-      </w:r>
-      <w:r>
-        <w:rPr>
-          <w:spacing w:val="20"/>
-          <w:szCs w:val="20"/>
-        </w:rPr>
-        <w:tab/>
-      </w:r>
-      <w:r>
-        <w:rPr>
-          <w:rFonts w:ascii="Courier New" w:hAnsi="Courier New" w:cs="Courier New"/>
-          <w:spacing w:val="20"/>
-          <w:szCs w:val="20"/>
-        </w:rPr>
-        <w:t>P + 9</w:t>
       </w:r>
     </w:p>
     <w:p>
@@ -11030,6 +11030,332 @@
           <w:spacing w:val="20"/>
           <w:szCs w:val="20"/>
         </w:rPr>
+        <w:t>1</w:t>
+      </w:r>
+      <w:r>
+        <w:rPr>
+          <w:rFonts w:hint="eastAsia"/>
+          <w:spacing w:val="20"/>
+          <w:szCs w:val="20"/>
+        </w:rPr>
+        <w:t>4</w:t>
+      </w:r>
+      <w:r>
+        <w:rPr>
+          <w:rFonts w:ascii="Courier New" w:hAnsi="Courier New" w:cs="Courier New"/>
+          <w:spacing w:val="20"/>
+          <w:szCs w:val="20"/>
+        </w:rPr>
+        <w:t>,</w:t>
+      </w:r>
+      <w:r>
+        <w:rPr>
+          <w:rFonts w:hint="eastAsia"/>
+          <w:spacing w:val="20"/>
+          <w:szCs w:val="20"/>
+        </w:rPr>
+        <w:t xml:space="preserve"> </w:t>
+      </w:r>
+      <w:r>
+        <w:rPr>
+          <w:rFonts w:hint="eastAsia"/>
+          <w:spacing w:val="20"/>
+          <w:szCs w:val="20"/>
+        </w:rPr>
+        <w:t xml:space="preserve">14, </w:t>
+      </w:r>
+      <w:r>
+        <w:rPr>
+          <w:rFonts w:hint="eastAsia"/>
+          <w:spacing w:val="20"/>
+          <w:szCs w:val="20"/>
+        </w:rPr>
+        <w:t>8</w:t>
+      </w:r>
+      <w:r>
+        <w:rPr>
+          <w:rFonts w:ascii="Courier New" w:hAnsi="Courier New" w:cs="Courier New"/>
+          <w:spacing w:val="20"/>
+          <w:szCs w:val="20"/>
+        </w:rPr>
+        <w:t>, 62, 56, 59</w:t>
+      </w:r>
+    </w:p>
+    <w:p>
+      <w:pPr>
+        <w:tabs>
+          <w:tab w:val="left" w:pos="567"/>
+          <w:tab w:val="left" w:pos="993"/>
+          <w:tab w:val="left" w:pos="1418"/>
+          <w:tab w:val="left" w:pos="1843"/>
+          <w:tab w:val="left" w:pos="2268"/>
+        </w:tabs>
+        <w:snapToGrid w:val="0"/>
+        <w:ind w:left="567" w:hanging="567"/>
+        <w:rPr>
+          <w:spacing w:val="20"/>
+          <w:szCs w:val="20"/>
+        </w:rPr>
+      </w:pPr>
+      <w:r>
+        <w:rPr>
+          <w:rFonts w:hint="eastAsia"/>
+          <w:spacing w:val="20"/>
+          <w:szCs w:val="20"/>
+        </w:rPr>
+        <w:tab/>
+        <w:t>B.</w:t>
+      </w:r>
+      <w:r>
+        <w:rPr>
+          <w:rFonts w:hint="eastAsia"/>
+          <w:spacing w:val="20"/>
+          <w:szCs w:val="20"/>
+        </w:rPr>
+        <w:tab/>
+      </w:r>
+      <w:r>
+        <w:rPr>
+          <w:rFonts w:hint="eastAsia"/>
+          <w:spacing w:val="20"/>
+          <w:szCs w:val="20"/>
+        </w:rPr>
+        <w:t>1</w:t>
+      </w:r>
+      <w:r>
+        <w:rPr>
+          <w:rFonts w:hint="eastAsia"/>
+          <w:spacing w:val="20"/>
+          <w:szCs w:val="20"/>
+        </w:rPr>
+        <w:t>4</w:t>
+      </w:r>
+      <w:r>
+        <w:rPr>
+          <w:rFonts w:ascii="Courier New" w:hAnsi="Courier New" w:cs="Courier New"/>
+          <w:spacing w:val="20"/>
+          <w:szCs w:val="20"/>
+        </w:rPr>
+        <w:t>,</w:t>
+      </w:r>
+      <w:r>
+        <w:rPr>
+          <w:rFonts w:hint="eastAsia"/>
+          <w:spacing w:val="20"/>
+          <w:szCs w:val="20"/>
+        </w:rPr>
+        <w:t xml:space="preserve"> </w:t>
+      </w:r>
+      <w:r>
+        <w:rPr>
+          <w:rFonts w:hint="eastAsia"/>
+          <w:spacing w:val="20"/>
+          <w:szCs w:val="20"/>
+        </w:rPr>
+        <w:t xml:space="preserve">18, </w:t>
+      </w:r>
+      <w:r>
+        <w:rPr>
+          <w:rFonts w:hint="eastAsia"/>
+          <w:spacing w:val="20"/>
+          <w:szCs w:val="20"/>
+        </w:rPr>
+        <w:t>3</w:t>
+      </w:r>
+      <w:r>
+        <w:rPr>
+          <w:rFonts w:ascii="Courier New" w:hAnsi="Courier New" w:cs="Courier New"/>
+          <w:spacing w:val="20"/>
+          <w:szCs w:val="20"/>
+        </w:rPr>
+        <w:t>7, 40, 59, 56</w:t>
+      </w:r>
+    </w:p>
+    <w:p>
+      <w:pPr>
+        <w:tabs>
+          <w:tab w:val="left" w:pos="567"/>
+          <w:tab w:val="left" w:pos="993"/>
+          <w:tab w:val="left" w:pos="1418"/>
+          <w:tab w:val="left" w:pos="1843"/>
+          <w:tab w:val="left" w:pos="2268"/>
+        </w:tabs>
+        <w:snapToGrid w:val="0"/>
+        <w:ind w:left="567" w:hanging="567"/>
+        <w:rPr>
+          <w:spacing w:val="20"/>
+          <w:szCs w:val="20"/>
+        </w:rPr>
+      </w:pPr>
+      <w:r>
+        <w:rPr>
+          <w:rFonts w:hint="eastAsia"/>
+          <w:spacing w:val="20"/>
+          <w:szCs w:val="20"/>
+        </w:rPr>
+        <w:tab/>
+        <w:t>C.</w:t>
+      </w:r>
+      <w:r>
+        <w:rPr>
+          <w:rFonts w:hint="eastAsia"/>
+          <w:spacing w:val="20"/>
+          <w:szCs w:val="20"/>
+        </w:rPr>
+        <w:tab/>
+      </w:r>
+      <w:r>
+        <w:rPr>
+          <w:rFonts w:hint="eastAsia"/>
+          <w:spacing w:val="20"/>
+          <w:szCs w:val="20"/>
+        </w:rPr>
+        <w:t>2,</w:t>
+      </w:r>
+      <w:r>
+        <w:rPr>
+          <w:rFonts w:hint="eastAsia"/>
+          <w:spacing w:val="20"/>
+          <w:szCs w:val="20"/>
+        </w:rPr>
+        <w:t xml:space="preserve"> </w:t>
+      </w:r>
+      <w:r>
+        <w:rPr>
+          <w:rFonts w:ascii="Courier New" w:hAnsi="Courier New" w:cs="Courier New"/>
+          <w:spacing w:val="20"/>
+          <w:szCs w:val="20"/>
+        </w:rPr>
+        <w:t>1</w:t>
+      </w:r>
+      <w:r>
+        <w:rPr>
+          <w:rFonts w:hint="eastAsia"/>
+          <w:spacing w:val="20"/>
+          <w:szCs w:val="20"/>
+        </w:rPr>
+        <w:t>4</w:t>
+      </w:r>
+      <w:r>
+        <w:rPr>
+          <w:rFonts w:hint="eastAsia"/>
+          <w:spacing w:val="20"/>
+          <w:szCs w:val="20"/>
+        </w:rPr>
+        <w:t>,</w:t>
+      </w:r>
+      <w:r>
+        <w:rPr>
+          <w:rFonts w:hint="eastAsia"/>
+          <w:spacing w:val="20"/>
+          <w:szCs w:val="20"/>
+        </w:rPr>
+        <w:t xml:space="preserve"> </w:t>
+      </w:r>
+      <w:r>
+        <w:rPr>
+          <w:rFonts w:ascii="Courier New" w:hAnsi="Courier New" w:cs="Courier New"/>
+          <w:spacing w:val="20"/>
+          <w:szCs w:val="20"/>
+        </w:rPr>
+        <w:t>4</w:t>
+      </w:r>
+      <w:r>
+        <w:rPr>
+          <w:rFonts w:hint="eastAsia"/>
+          <w:spacing w:val="20"/>
+          <w:szCs w:val="20"/>
+        </w:rPr>
+        <w:t>3</w:t>
+      </w:r>
+      <w:r>
+        <w:rPr>
+          <w:rFonts w:hint="eastAsia"/>
+          <w:spacing w:val="20"/>
+          <w:szCs w:val="20"/>
+        </w:rPr>
+        <w:t>, 48, 59, 56</w:t>
+      </w:r>
+    </w:p>
+    <w:p>
+      <w:pPr>
+        <w:tabs>
+          <w:tab w:val="left" w:pos="567"/>
+          <w:tab w:val="left" w:pos="993"/>
+          <w:tab w:val="left" w:pos="1418"/>
+          <w:tab w:val="left" w:pos="1843"/>
+          <w:tab w:val="left" w:pos="2268"/>
+        </w:tabs>
+        <w:snapToGrid w:val="0"/>
+        <w:ind w:left="567" w:hanging="567"/>
+        <w:rPr>
+          <w:spacing w:val="20"/>
+          <w:szCs w:val="20"/>
+        </w:rPr>
+      </w:pPr>
+      <w:r>
+        <w:rPr>
+          <w:rFonts w:hint="eastAsia"/>
+          <w:spacing w:val="20"/>
+          <w:szCs w:val="20"/>
+        </w:rPr>
+        <w:tab/>
+        <w:t>D.</w:t>
+      </w:r>
+      <w:r>
+        <w:rPr>
+          <w:rFonts w:hint="eastAsia"/>
+          <w:spacing w:val="20"/>
+          <w:szCs w:val="20"/>
+        </w:rPr>
+        <w:tab/>
+      </w:r>
+      <w:r>
+        <w:rPr>
+          <w:rFonts w:hint="eastAsia"/>
+          <w:spacing w:val="20"/>
+          <w:szCs w:val="20"/>
+        </w:rPr>
+        <w:t>1,</w:t>
+      </w:r>
+      <w:r>
+        <w:rPr>
+          <w:rFonts w:hint="eastAsia"/>
+          <w:spacing w:val="20"/>
+          <w:szCs w:val="20"/>
+        </w:rPr>
+        <w:t xml:space="preserve"> </w:t>
+      </w:r>
+      <w:r>
+        <w:rPr>
+          <w:rFonts w:ascii="Courier New" w:hAnsi="Courier New" w:cs="Courier New"/>
+          <w:spacing w:val="20"/>
+          <w:szCs w:val="20"/>
+        </w:rPr>
+        <w:t>4, 2</w:t>
+      </w:r>
+      <w:r>
+        <w:rPr>
+          <w:rFonts w:ascii="Courier New" w:hAnsi="Courier New" w:cs="Courier New"/>
+          <w:spacing w:val="20"/>
+          <w:szCs w:val="20"/>
+        </w:rPr>
+        <w:t>,</w:t>
+      </w:r>
+      <w:r>
+        <w:rPr>
+          <w:rFonts w:ascii="Courier New" w:hAnsi="Courier New" w:cs="Courier New"/>
+          <w:spacing w:val="20"/>
+          <w:szCs w:val="20"/>
+        </w:rPr>
+        <w:t xml:space="preserve"> </w:t>
+      </w:r>
+      <w:r>
+        <w:rPr>
+          <w:rFonts w:ascii="Courier New" w:hAnsi="Courier New" w:cs="Courier New"/>
+          <w:spacing w:val="20"/>
+          <w:szCs w:val="20"/>
+        </w:rPr>
         <w:t>2</w:t>
       </w:r>
       <w:r>
@@ -11042,385 +11368,59 @@
       </w:r>
       <w:r>
         <w:rPr>
-          <w:rFonts w:ascii="Courier New" w:hAnsi="Courier New" w:cs="Courier New"/>
-          <w:spacing w:val="20"/>
-          <w:szCs w:val="20"/>
-        </w:rPr>
-        <w:t xml:space="preserve"> </w:t>
-      </w:r>
-      <w:r>
-        <w:rPr>
-          <w:rFonts w:hint="eastAsia"/>
-          <w:spacing w:val="20"/>
-          <w:szCs w:val="20"/>
-        </w:rPr>
-        <w:t>1</w:t>
-      </w:r>
-      <w:r>
-        <w:rPr>
-          <w:rFonts w:hint="eastAsia"/>
-          <w:spacing w:val="20"/>
-          <w:szCs w:val="20"/>
-        </w:rPr>
-        <w:t>4, 4</w:t>
-      </w:r>
-      <w:r>
-        <w:rPr>
-          <w:rFonts w:hint="eastAsia"/>
-          <w:spacing w:val="20"/>
-          <w:szCs w:val="20"/>
-        </w:rPr>
-        <w:t>3</w:t>
-      </w:r>
-      <w:r>
-        <w:rPr>
-          <w:rFonts w:ascii="Courier New" w:hAnsi="Courier New" w:cs="Courier New"/>
-          <w:spacing w:val="20"/>
-          <w:szCs w:val="20"/>
-        </w:rPr>
-        <w:t>, 48, 59, 56</w:t>
-      </w:r>
-    </w:p>
-    <w:p>
-      <w:pPr>
-        <w:tabs>
-          <w:tab w:val="left" w:pos="567"/>
-          <w:tab w:val="left" w:pos="993"/>
-          <w:tab w:val="left" w:pos="1418"/>
-          <w:tab w:val="left" w:pos="1843"/>
-          <w:tab w:val="left" w:pos="2268"/>
-        </w:tabs>
-        <w:snapToGrid w:val="0"/>
-        <w:ind w:left="567" w:hanging="567"/>
-        <w:rPr>
-          <w:spacing w:val="20"/>
-          <w:szCs w:val="20"/>
-        </w:rPr>
-      </w:pPr>
-      <w:r>
-        <w:rPr>
-          <w:rFonts w:hint="eastAsia"/>
-          <w:spacing w:val="20"/>
-          <w:szCs w:val="20"/>
-        </w:rPr>
-        <w:tab/>
-        <w:t>B.</w:t>
-      </w:r>
-      <w:r>
-        <w:rPr>
-          <w:rFonts w:hint="eastAsia"/>
-          <w:spacing w:val="20"/>
-          <w:szCs w:val="20"/>
-        </w:rPr>
-        <w:tab/>
-      </w:r>
-      <w:r>
-        <w:rPr>
-          <w:rFonts w:hint="eastAsia"/>
-          <w:spacing w:val="20"/>
-          <w:szCs w:val="20"/>
-        </w:rPr>
-        <w:t>1</w:t>
-      </w:r>
-      <w:r>
-        <w:rPr>
-          <w:rFonts w:hint="eastAsia"/>
-          <w:spacing w:val="20"/>
-          <w:szCs w:val="20"/>
-        </w:rPr>
-        <w:t>,</w:t>
-      </w:r>
-      <w:r>
-        <w:rPr>
-          <w:rFonts w:ascii="Courier New" w:hAnsi="Courier New" w:cs="Courier New"/>
-          <w:spacing w:val="20"/>
-          <w:szCs w:val="20"/>
-        </w:rPr>
-        <w:t xml:space="preserve"> </w:t>
-      </w:r>
-      <w:r>
-        <w:rPr>
-          <w:rFonts w:hint="eastAsia"/>
-          <w:spacing w:val="20"/>
-          <w:szCs w:val="20"/>
-        </w:rPr>
-        <w:t>4</w:t>
-      </w:r>
-      <w:r>
-        <w:rPr>
-          <w:rFonts w:hint="eastAsia"/>
-          <w:spacing w:val="20"/>
-          <w:szCs w:val="20"/>
-        </w:rPr>
-        <w:t>, 2,</w:t>
-      </w:r>
-      <w:r>
-        <w:rPr>
-          <w:rFonts w:hint="eastAsia"/>
-          <w:spacing w:val="20"/>
-          <w:szCs w:val="20"/>
-        </w:rPr>
-        <w:t xml:space="preserve"> </w:t>
-      </w:r>
-      <w:r>
-        <w:rPr>
-          <w:rFonts w:ascii="Courier New" w:hAnsi="Courier New" w:cs="Courier New"/>
-          <w:spacing w:val="20"/>
-          <w:szCs w:val="20"/>
-        </w:rPr>
-        <w:t>2, 2</w:t>
-      </w:r>
-    </w:p>
-    <w:p>
-      <w:pPr>
-        <w:tabs>
-          <w:tab w:val="left" w:pos="567"/>
-          <w:tab w:val="left" w:pos="993"/>
-          <w:tab w:val="left" w:pos="1418"/>
-          <w:tab w:val="left" w:pos="1843"/>
-          <w:tab w:val="left" w:pos="2268"/>
-        </w:tabs>
-        <w:snapToGrid w:val="0"/>
-        <w:ind w:left="567" w:hanging="567"/>
-        <w:rPr>
-          <w:spacing w:val="20"/>
-          <w:szCs w:val="20"/>
-        </w:rPr>
-      </w:pPr>
-      <w:r>
-        <w:rPr>
-          <w:rFonts w:hint="eastAsia"/>
-          <w:spacing w:val="20"/>
-          <w:szCs w:val="20"/>
-        </w:rPr>
-        <w:tab/>
-        <w:t>C.</w:t>
-      </w:r>
-      <w:r>
-        <w:rPr>
-          <w:rFonts w:hint="eastAsia"/>
-          <w:spacing w:val="20"/>
-          <w:szCs w:val="20"/>
-        </w:rPr>
-        <w:tab/>
-      </w:r>
-      <w:r>
-        <w:rPr>
-          <w:rFonts w:hint="eastAsia"/>
-          <w:spacing w:val="20"/>
-          <w:szCs w:val="20"/>
-        </w:rPr>
-        <w:t>14</w:t>
-      </w:r>
-      <w:r>
-        <w:rPr>
-          <w:rFonts w:hint="eastAsia"/>
-          <w:spacing w:val="20"/>
-          <w:szCs w:val="20"/>
-        </w:rPr>
-        <w:t>,</w:t>
-      </w:r>
-      <w:r>
-        <w:rPr>
-          <w:rFonts w:ascii="Courier New" w:hAnsi="Courier New" w:cs="Courier New"/>
-          <w:spacing w:val="20"/>
-          <w:szCs w:val="20"/>
-        </w:rPr>
-        <w:t xml:space="preserve"> </w:t>
-      </w:r>
-      <w:r>
-        <w:rPr>
-          <w:rFonts w:hint="eastAsia"/>
-          <w:spacing w:val="20"/>
-          <w:szCs w:val="20"/>
-        </w:rPr>
-        <w:t>1</w:t>
-      </w:r>
-      <w:r>
-        <w:rPr>
-          <w:rFonts w:hint="eastAsia"/>
-          <w:spacing w:val="20"/>
-          <w:szCs w:val="20"/>
-        </w:rPr>
-        <w:t>4</w:t>
-      </w:r>
-      <w:r>
-        <w:rPr>
-          <w:rFonts w:hint="eastAsia"/>
-          <w:spacing w:val="20"/>
-          <w:szCs w:val="20"/>
-        </w:rPr>
-        <w:t>,</w:t>
-      </w:r>
-      <w:r>
-        <w:rPr>
-          <w:rFonts w:ascii="Courier New" w:hAnsi="Courier New" w:cs="Courier New"/>
-          <w:spacing w:val="20"/>
-          <w:szCs w:val="20"/>
-        </w:rPr>
-        <w:t xml:space="preserve"> </w:t>
-      </w:r>
-      <w:r>
-        <w:rPr>
-          <w:rFonts w:hint="eastAsia"/>
-          <w:spacing w:val="20"/>
-          <w:szCs w:val="20"/>
-        </w:rPr>
-        <w:t>8</w:t>
-      </w:r>
-      <w:r>
-        <w:rPr>
-          <w:rFonts w:hint="eastAsia"/>
-          <w:spacing w:val="20"/>
-          <w:szCs w:val="20"/>
-        </w:rPr>
-        <w:t>, 62, 56, 59</w:t>
-      </w:r>
-    </w:p>
-    <w:p>
-      <w:pPr>
-        <w:tabs>
-          <w:tab w:val="left" w:pos="567"/>
-          <w:tab w:val="left" w:pos="993"/>
-          <w:tab w:val="left" w:pos="1418"/>
-          <w:tab w:val="left" w:pos="1843"/>
-          <w:tab w:val="left" w:pos="2268"/>
-        </w:tabs>
-        <w:snapToGrid w:val="0"/>
-        <w:ind w:left="567" w:hanging="567"/>
-        <w:rPr>
-          <w:spacing w:val="20"/>
-          <w:szCs w:val="20"/>
-        </w:rPr>
-      </w:pPr>
-      <w:r>
-        <w:rPr>
-          <w:rFonts w:hint="eastAsia"/>
-          <w:spacing w:val="20"/>
-          <w:szCs w:val="20"/>
-        </w:rPr>
-        <w:tab/>
-        <w:t>D.</w:t>
-      </w:r>
-      <w:r>
-        <w:rPr>
-          <w:rFonts w:hint="eastAsia"/>
-          <w:spacing w:val="20"/>
-          <w:szCs w:val="20"/>
-        </w:rPr>
-        <w:tab/>
-      </w:r>
-      <w:r>
-        <w:rPr>
-          <w:rFonts w:hint="eastAsia"/>
-          <w:spacing w:val="20"/>
-          <w:szCs w:val="20"/>
-        </w:rPr>
-        <w:t>14</w:t>
-      </w:r>
-      <w:r>
-        <w:rPr>
-          <w:rFonts w:hint="eastAsia"/>
-          <w:spacing w:val="20"/>
-          <w:szCs w:val="20"/>
-        </w:rPr>
-        <w:t>,</w:t>
-      </w:r>
-      <w:r>
-        <w:rPr>
-          <w:rFonts w:ascii="Courier New" w:hAnsi="Courier New" w:cs="Courier New"/>
-          <w:spacing w:val="20"/>
-          <w:szCs w:val="20"/>
-        </w:rPr>
-        <w:t xml:space="preserve"> 18,</w:t>
-      </w:r>
-      <w:r>
-        <w:rPr>
-          <w:rFonts w:ascii="Courier New" w:hAnsi="Courier New" w:cs="Courier New"/>
-          <w:spacing w:val="20"/>
-          <w:szCs w:val="20"/>
-        </w:rPr>
-        <w:t xml:space="preserve"> </w:t>
-      </w:r>
-      <w:r>
-        <w:rPr>
-          <w:rFonts w:ascii="Courier New" w:hAnsi="Courier New" w:cs="Courier New"/>
-          <w:spacing w:val="20"/>
-          <w:szCs w:val="20"/>
-        </w:rPr>
-        <w:t>3</w:t>
-      </w:r>
-      <w:r>
-        <w:rPr>
-          <w:rFonts w:ascii="Courier New" w:hAnsi="Courier New" w:cs="Courier New"/>
-          <w:spacing w:val="20"/>
-          <w:szCs w:val="20"/>
-        </w:rPr>
-        <w:t>7</w:t>
-      </w:r>
-      <w:r>
-        <w:rPr>
-          <w:rFonts w:hint="eastAsia"/>
-          <w:spacing w:val="20"/>
-          <w:szCs w:val="20"/>
-        </w:rPr>
-        <w:t>,</w:t>
-      </w:r>
-      <w:r>
-        <w:rPr>
-          <w:rFonts w:hint="eastAsia"/>
-          <w:spacing w:val="20"/>
-          <w:szCs w:val="20"/>
-        </w:rPr>
-        <w:t xml:space="preserve"> </w:t>
-      </w:r>
-      <w:r>
-        <w:rPr>
-          <w:rFonts w:hint="eastAsia"/>
-          <w:spacing w:val="20"/>
-          <w:szCs w:val="20"/>
-        </w:rPr>
-        <w:t>4</w:t>
-      </w:r>
-      <w:r>
-        <w:rPr>
-          <w:rFonts w:ascii="Courier New" w:hAnsi="Courier New" w:cs="Courier New"/>
-          <w:spacing w:val="20"/>
-          <w:szCs w:val="20"/>
-        </w:rPr>
-        <w:t>0, 59</w:t>
-      </w:r>
-      <w:r>
-        <w:rPr>
-          <w:rFonts w:ascii="Courier New" w:hAnsi="Courier New" w:cs="Courier New"/>
-          <w:spacing w:val="20"/>
-          <w:szCs w:val="20"/>
-        </w:rPr>
-        <w:t>,</w:t>
-      </w:r>
-      <w:r>
-        <w:rPr>
-          <w:rFonts w:ascii="Courier New" w:hAnsi="Courier New" w:cs="Courier New"/>
-          <w:spacing w:val="20"/>
-          <w:szCs w:val="20"/>
-        </w:rPr>
-        <w:t xml:space="preserve"> </w:t>
-      </w:r>
-      <w:r>
-        <w:rPr>
-          <w:rFonts w:hint="eastAsia"/>
-          <w:spacing w:val="20"/>
-          <w:szCs w:val="20"/>
-        </w:rPr>
-        <w:t>5</w:t>
-      </w:r>
-      <w:r>
-        <w:rPr>
-          <w:rFonts w:hint="eastAsia"/>
-          <w:spacing w:val="20"/>
-          <w:szCs w:val="20"/>
-        </w:rPr>
-        <w:t>6</w:t>
+          <w:rFonts w:hint="eastAsia"/>
+          <w:spacing w:val="20"/>
+          <w:szCs w:val="20"/>
+        </w:rPr>
+        <w:t xml:space="preserve"> </w:t>
+      </w:r>
+      <w:r>
+        <w:rPr>
+          <w:rFonts w:hint="eastAsia"/>
+          <w:spacing w:val="20"/>
+          <w:szCs w:val="20"/>
+        </w:rPr>
+        <w:t>2</w:t>
+      </w:r>
+      <w:r>
+        <w:rPr>
+          <w:rFonts w:ascii="Courier New" w:hAnsi="Courier New" w:cs="Courier New"/>
+          <w:spacing w:val="20"/>
+          <w:szCs w:val="20"/>
+        </w:rPr>
+        <w:t xml:space="preserve"> </w:t>
+      </w:r>
+      <w:r>
+        <w:rPr>
+          <w:rFonts w:ascii="Courier New" w:hAnsi="Courier New" w:cs="Courier New"/>
+          <w:spacing w:val="20"/>
+          <w:szCs w:val="20"/>
+        </w:rPr>
+        <w:t xml:space="preserve"> </w:t>
+      </w:r>
+      <w:r>
+        <w:rPr>
+          <w:rFonts w:ascii="Courier New" w:hAnsi="Courier New" w:cs="Courier New"/>
+          <w:spacing w:val="20"/>
+          <w:szCs w:val="20"/>
+        </w:rPr>
+        <w:t xml:space="preserve"> </w:t>
+      </w:r>
+      <w:r>
+        <w:rPr>
+          <w:rFonts w:hint="eastAsia"/>
+          <w:spacing w:val="20"/>
+          <w:szCs w:val="20"/>
+        </w:rPr>
+        <w:t xml:space="preserve"> </w:t>
+      </w:r>
+      <w:r>
+        <w:rPr>
+          <w:rFonts w:hint="eastAsia"/>
+          <w:spacing w:val="20"/>
+          <w:szCs w:val="20"/>
+        </w:rPr>
+        <w:t xml:space="preserve"> </w:t>
       </w:r>
     </w:p>
     <w:p>
@@ -11558,15 +11558,15 @@
           <w:spacing w:val="20"/>
           <w:szCs w:val="20"/>
         </w:rPr>
-        <w:t>數據處</w:t>
-      </w:r>
-      <w:r>
-        <w:rPr>
-          <w:rFonts w:hint="eastAsia"/>
-          <w:spacing w:val="20"/>
-          <w:szCs w:val="20"/>
-        </w:rPr>
-        <w:t>理: 空間對齊排序以便輸入數據</w:t>
+        <w:t>數據收</w:t>
+      </w:r>
+      <w:r>
+        <w:rPr>
+          <w:rFonts w:hint="eastAsia"/>
+          <w:spacing w:val="20"/>
+          <w:szCs w:val="20"/>
+        </w:rPr>
+        <w:t>集: 製作統計圖表</w:t>
       </w:r>
     </w:p>
     <w:p>
@@ -11608,15 +11608,15 @@
           <w:spacing w:val="20"/>
           <w:szCs w:val="20"/>
         </w:rPr>
-        <w:t>數據收</w:t>
-      </w:r>
-      <w:r>
-        <w:rPr>
-          <w:rFonts w:hint="eastAsia"/>
-          <w:spacing w:val="20"/>
-          <w:szCs w:val="20"/>
-        </w:rPr>
-        <w:t>集: 製作統計圖表</w:t>
+        <w:t>數據儲</w:t>
+      </w:r>
+      <w:r>
+        <w:rPr>
+          <w:rFonts w:hint="eastAsia"/>
+          <w:spacing w:val="20"/>
+          <w:szCs w:val="20"/>
+        </w:rPr>
+        <w:t>存: 輸入問卷調查資料</w:t>
       </w:r>
     </w:p>
     <w:p>
@@ -11658,49 +11658,49 @@
           <w:spacing w:val="20"/>
           <w:szCs w:val="20"/>
         </w:rPr>
+        <w:t>數據處理: 空間對齊排序以便輸入數據</w:t>
+      </w:r>
+    </w:p>
+    <w:p>
+      <w:pPr>
+        <w:tabs>
+          <w:tab w:val="left" w:pos="567"/>
+          <w:tab w:val="left" w:pos="993"/>
+          <w:tab w:val="left" w:pos="1418"/>
+          <w:tab w:val="left" w:pos="1843"/>
+          <w:tab w:val="left" w:pos="2268"/>
+        </w:tabs>
+        <w:snapToGrid w:val="0"/>
+        <w:ind w:left="567" w:hanging="567"/>
+        <w:rPr>
+          <w:spacing w:val="20"/>
+          <w:szCs w:val="20"/>
+        </w:rPr>
+      </w:pPr>
+      <w:r>
+        <w:rPr>
+          <w:rFonts w:hint="eastAsia"/>
+          <w:spacing w:val="20"/>
+          <w:szCs w:val="20"/>
+        </w:rPr>
+        <w:tab/>
+        <w:t>D.</w:t>
+      </w:r>
+      <w:r>
+        <w:rPr>
+          <w:rFonts w:hint="eastAsia"/>
+          <w:spacing w:val="20"/>
+          <w:szCs w:val="20"/>
+        </w:rPr>
+        <w:tab/>
+      </w:r>
+      <w:r>
+        <w:rPr>
+          <w:rFonts w:hint="eastAsia"/>
+          <w:spacing w:val="20"/>
+          <w:szCs w:val="20"/>
+        </w:rPr>
         <w:t>數據組織: 設計線上問卷</w:t>
-      </w:r>
-    </w:p>
-    <w:p>
-      <w:pPr>
-        <w:tabs>
-          <w:tab w:val="left" w:pos="567"/>
-          <w:tab w:val="left" w:pos="993"/>
-          <w:tab w:val="left" w:pos="1418"/>
-          <w:tab w:val="left" w:pos="1843"/>
-          <w:tab w:val="left" w:pos="2268"/>
-        </w:tabs>
-        <w:snapToGrid w:val="0"/>
-        <w:ind w:left="567" w:hanging="567"/>
-        <w:rPr>
-          <w:spacing w:val="20"/>
-          <w:szCs w:val="20"/>
-        </w:rPr>
-      </w:pPr>
-      <w:r>
-        <w:rPr>
-          <w:rFonts w:hint="eastAsia"/>
-          <w:spacing w:val="20"/>
-          <w:szCs w:val="20"/>
-        </w:rPr>
-        <w:tab/>
-        <w:t>D.</w:t>
-      </w:r>
-      <w:r>
-        <w:rPr>
-          <w:rFonts w:hint="eastAsia"/>
-          <w:spacing w:val="20"/>
-          <w:szCs w:val="20"/>
-        </w:rPr>
-        <w:tab/>
-      </w:r>
-      <w:r>
-        <w:rPr>
-          <w:rFonts w:hint="eastAsia"/>
-          <w:spacing w:val="20"/>
-          <w:szCs w:val="20"/>
-        </w:rPr>
-        <w:t>數據儲存: 輸入問卷調查資料</w:t>
       </w:r>
     </w:p>
     <w:p>
@@ -11838,6 +11838,90 @@
           <w:spacing w:val="20"/>
           <w:szCs w:val="20"/>
         </w:rPr>
+        <w:t>1</w:t>
+      </w:r>
+    </w:p>
+    <w:p>
+      <w:pPr>
+        <w:tabs>
+          <w:tab w:val="left" w:pos="567"/>
+          <w:tab w:val="left" w:pos="993"/>
+          <w:tab w:val="left" w:pos="1418"/>
+          <w:tab w:val="left" w:pos="1843"/>
+          <w:tab w:val="left" w:pos="2268"/>
+        </w:tabs>
+        <w:snapToGrid w:val="0"/>
+        <w:ind w:left="567" w:hanging="567"/>
+        <w:rPr>
+          <w:spacing w:val="20"/>
+          <w:szCs w:val="20"/>
+        </w:rPr>
+      </w:pPr>
+      <w:r>
+        <w:rPr>
+          <w:rFonts w:hint="eastAsia"/>
+          <w:spacing w:val="20"/>
+          <w:szCs w:val="20"/>
+        </w:rPr>
+        <w:tab/>
+        <w:t>B.</w:t>
+      </w:r>
+      <w:r>
+        <w:rPr>
+          <w:rFonts w:hint="eastAsia"/>
+          <w:spacing w:val="20"/>
+          <w:szCs w:val="20"/>
+        </w:rPr>
+        <w:tab/>
+      </w:r>
+      <w:r>
+        <w:rPr>
+          <w:rFonts w:hint="eastAsia"/>
+          <w:spacing w:val="20"/>
+          <w:szCs w:val="20"/>
+        </w:rPr>
+        <w:t>2</w:t>
+      </w:r>
+    </w:p>
+    <w:p>
+      <w:pPr>
+        <w:tabs>
+          <w:tab w:val="left" w:pos="567"/>
+          <w:tab w:val="left" w:pos="993"/>
+          <w:tab w:val="left" w:pos="1418"/>
+          <w:tab w:val="left" w:pos="1843"/>
+          <w:tab w:val="left" w:pos="2268"/>
+        </w:tabs>
+        <w:snapToGrid w:val="0"/>
+        <w:ind w:left="567" w:hanging="567"/>
+        <w:rPr>
+          <w:spacing w:val="20"/>
+          <w:szCs w:val="20"/>
+        </w:rPr>
+      </w:pPr>
+      <w:r>
+        <w:rPr>
+          <w:rFonts w:hint="eastAsia"/>
+          <w:spacing w:val="20"/>
+          <w:szCs w:val="20"/>
+        </w:rPr>
+        <w:tab/>
+        <w:t>C.</w:t>
+      </w:r>
+      <w:r>
+        <w:rPr>
+          <w:rFonts w:hint="eastAsia"/>
+          <w:spacing w:val="20"/>
+          <w:szCs w:val="20"/>
+        </w:rPr>
+        <w:tab/>
+      </w:r>
+      <w:r>
+        <w:rPr>
+          <w:rFonts w:hint="eastAsia"/>
+          <w:spacing w:val="20"/>
+          <w:szCs w:val="20"/>
+        </w:rPr>
         <w:t>3</w:t>
       </w:r>
     </w:p>
@@ -11864,7 +11948,7 @@
           <w:szCs w:val="20"/>
         </w:rPr>
         <w:tab/>
-        <w:t>B.</w:t>
+        <w:t>D.</w:t>
       </w:r>
       <w:r>
         <w:rPr>
@@ -11881,90 +11965,6 @@
           <w:szCs w:val="20"/>
         </w:rPr>
         <w:t>4</w:t>
-      </w:r>
-    </w:p>
-    <w:p>
-      <w:pPr>
-        <w:tabs>
-          <w:tab w:val="left" w:pos="567"/>
-          <w:tab w:val="left" w:pos="993"/>
-          <w:tab w:val="left" w:pos="1418"/>
-          <w:tab w:val="left" w:pos="1843"/>
-          <w:tab w:val="left" w:pos="2268"/>
-        </w:tabs>
-        <w:snapToGrid w:val="0"/>
-        <w:ind w:left="567" w:hanging="567"/>
-        <w:rPr>
-          <w:spacing w:val="20"/>
-          <w:szCs w:val="20"/>
-        </w:rPr>
-      </w:pPr>
-      <w:r>
-        <w:rPr>
-          <w:rFonts w:hint="eastAsia"/>
-          <w:spacing w:val="20"/>
-          <w:szCs w:val="20"/>
-        </w:rPr>
-        <w:tab/>
-        <w:t>C.</w:t>
-      </w:r>
-      <w:r>
-        <w:rPr>
-          <w:rFonts w:hint="eastAsia"/>
-          <w:spacing w:val="20"/>
-          <w:szCs w:val="20"/>
-        </w:rPr>
-        <w:tab/>
-      </w:r>
-      <w:r>
-        <w:rPr>
-          <w:rFonts w:hint="eastAsia"/>
-          <w:spacing w:val="20"/>
-          <w:szCs w:val="20"/>
-        </w:rPr>
-        <w:t>1</w:t>
-      </w:r>
-    </w:p>
-    <w:p>
-      <w:pPr>
-        <w:tabs>
-          <w:tab w:val="left" w:pos="567"/>
-          <w:tab w:val="left" w:pos="993"/>
-          <w:tab w:val="left" w:pos="1418"/>
-          <w:tab w:val="left" w:pos="1843"/>
-          <w:tab w:val="left" w:pos="2268"/>
-        </w:tabs>
-        <w:snapToGrid w:val="0"/>
-        <w:ind w:left="567" w:hanging="567"/>
-        <w:rPr>
-          <w:spacing w:val="20"/>
-          <w:szCs w:val="20"/>
-        </w:rPr>
-      </w:pPr>
-      <w:r>
-        <w:rPr>
-          <w:rFonts w:hint="eastAsia"/>
-          <w:spacing w:val="20"/>
-          <w:szCs w:val="20"/>
-        </w:rPr>
-        <w:tab/>
-        <w:t>D.</w:t>
-      </w:r>
-      <w:r>
-        <w:rPr>
-          <w:rFonts w:hint="eastAsia"/>
-          <w:spacing w:val="20"/>
-          <w:szCs w:val="20"/>
-        </w:rPr>
-        <w:tab/>
-      </w:r>
-      <w:r>
-        <w:rPr>
-          <w:rFonts w:hint="eastAsia"/>
-          <w:spacing w:val="20"/>
-          <w:szCs w:val="20"/>
-        </w:rPr>
-        <w:t>2</w:t>
       </w:r>
     </w:p>
     <w:p>
@@ -12686,6 +12686,90 @@
           <w:spacing w:val="20"/>
           <w:szCs w:val="20"/>
         </w:rPr>
+        <w:t>同時測試真確和錯誤情況</w:t>
+      </w:r>
+    </w:p>
+    <w:p>
+      <w:pPr>
+        <w:tabs>
+          <w:tab w:val="left" w:pos="567"/>
+          <w:tab w:val="left" w:pos="993"/>
+          <w:tab w:val="left" w:pos="1418"/>
+          <w:tab w:val="left" w:pos="1843"/>
+          <w:tab w:val="left" w:pos="2268"/>
+        </w:tabs>
+        <w:snapToGrid w:val="0"/>
+        <w:ind w:left="567" w:hanging="567"/>
+        <w:rPr>
+          <w:spacing w:val="20"/>
+          <w:szCs w:val="20"/>
+        </w:rPr>
+      </w:pPr>
+      <w:r>
+        <w:rPr>
+          <w:rFonts w:hint="eastAsia"/>
+          <w:spacing w:val="20"/>
+          <w:szCs w:val="20"/>
+        </w:rPr>
+        <w:tab/>
+        <w:t>B.</w:t>
+      </w:r>
+      <w:r>
+        <w:rPr>
+          <w:rFonts w:hint="eastAsia"/>
+          <w:spacing w:val="20"/>
+          <w:szCs w:val="20"/>
+        </w:rPr>
+        <w:tab/>
+      </w:r>
+      <w:r>
+        <w:rPr>
+          <w:rFonts w:hint="eastAsia"/>
+          <w:spacing w:val="20"/>
+          <w:szCs w:val="20"/>
+        </w:rPr>
+        <w:t>刪除所有條件</w:t>
+      </w:r>
+    </w:p>
+    <w:p>
+      <w:pPr>
+        <w:tabs>
+          <w:tab w:val="left" w:pos="567"/>
+          <w:tab w:val="left" w:pos="993"/>
+          <w:tab w:val="left" w:pos="1418"/>
+          <w:tab w:val="left" w:pos="1843"/>
+          <w:tab w:val="left" w:pos="2268"/>
+        </w:tabs>
+        <w:snapToGrid w:val="0"/>
+        <w:ind w:left="567" w:hanging="567"/>
+        <w:rPr>
+          <w:spacing w:val="20"/>
+          <w:szCs w:val="20"/>
+        </w:rPr>
+      </w:pPr>
+      <w:r>
+        <w:rPr>
+          <w:rFonts w:hint="eastAsia"/>
+          <w:spacing w:val="20"/>
+          <w:szCs w:val="20"/>
+        </w:rPr>
+        <w:tab/>
+        <w:t>C.</w:t>
+      </w:r>
+      <w:r>
+        <w:rPr>
+          <w:rFonts w:hint="eastAsia"/>
+          <w:spacing w:val="20"/>
+          <w:szCs w:val="20"/>
+        </w:rPr>
+        <w:tab/>
+      </w:r>
+      <w:r>
+        <w:rPr>
+          <w:rFonts w:hint="eastAsia"/>
+          <w:spacing w:val="20"/>
+          <w:szCs w:val="20"/>
+        </w:rPr>
         <w:t>只測試輸出格式</w:t>
       </w:r>
     </w:p>
@@ -12712,49 +12796,7 @@
           <w:szCs w:val="20"/>
         </w:rPr>
         <w:tab/>
-        <w:t>B.</w:t>
-      </w:r>
-      <w:r>
-        <w:rPr>
-          <w:rFonts w:hint="eastAsia"/>
-          <w:spacing w:val="20"/>
-          <w:szCs w:val="20"/>
-        </w:rPr>
-        <w:tab/>
-      </w:r>
-      <w:r>
-        <w:rPr>
-          <w:rFonts w:hint="eastAsia"/>
-          <w:spacing w:val="20"/>
-          <w:szCs w:val="20"/>
-        </w:rPr>
-        <w:t>同時測試真確和錯誤情況</w:t>
-      </w:r>
-    </w:p>
-    <w:p>
-      <w:pPr>
-        <w:tabs>
-          <w:tab w:val="left" w:pos="567"/>
-          <w:tab w:val="left" w:pos="993"/>
-          <w:tab w:val="left" w:pos="1418"/>
-          <w:tab w:val="left" w:pos="1843"/>
-          <w:tab w:val="left" w:pos="2268"/>
-        </w:tabs>
-        <w:snapToGrid w:val="0"/>
-        <w:ind w:left="567" w:hanging="567"/>
-        <w:rPr>
-          <w:spacing w:val="20"/>
-          <w:szCs w:val="20"/>
-        </w:rPr>
-      </w:pPr>
-      <w:r>
-        <w:rPr>
-          <w:rFonts w:hint="eastAsia"/>
-          <w:spacing w:val="20"/>
-          <w:szCs w:val="20"/>
-        </w:rPr>
-        <w:tab/>
-        <w:t>C.</w:t>
+        <w:t>D.</w:t>
       </w:r>
       <w:r>
         <w:rPr>
@@ -12771,48 +12813,6 @@
           <w:szCs w:val="20"/>
         </w:rPr>
         <w:t>只測試真確情況</w:t>
-      </w:r>
-    </w:p>
-    <w:p>
-      <w:pPr>
-        <w:tabs>
-          <w:tab w:val="left" w:pos="567"/>
-          <w:tab w:val="left" w:pos="993"/>
-          <w:tab w:val="left" w:pos="1418"/>
-          <w:tab w:val="left" w:pos="1843"/>
-          <w:tab w:val="left" w:pos="2268"/>
-        </w:tabs>
-        <w:snapToGrid w:val="0"/>
-        <w:ind w:left="567" w:hanging="567"/>
-        <w:rPr>
-          <w:spacing w:val="20"/>
-          <w:szCs w:val="20"/>
-        </w:rPr>
-      </w:pPr>
-      <w:r>
-        <w:rPr>
-          <w:rFonts w:hint="eastAsia"/>
-          <w:spacing w:val="20"/>
-          <w:szCs w:val="20"/>
-        </w:rPr>
-        <w:tab/>
-        <w:t>D.</w:t>
-      </w:r>
-      <w:r>
-        <w:rPr>
-          <w:rFonts w:hint="eastAsia"/>
-          <w:spacing w:val="20"/>
-          <w:szCs w:val="20"/>
-        </w:rPr>
-        <w:tab/>
-      </w:r>
-      <w:r>
-        <w:rPr>
-          <w:rFonts w:hint="eastAsia"/>
-          <w:spacing w:val="20"/>
-          <w:szCs w:val="20"/>
-        </w:rPr>
-        <w:t>刪除所有條件</w:t>
       </w:r>
     </w:p>
     <w:p>
@@ -13152,6 +13152,45 @@
           <w:spacing w:val="20"/>
           <w:szCs w:val="20"/>
         </w:rPr>
+        <w:t>i ← i – 1</w:t>
+      </w:r>
+    </w:p>
+    <w:p>
+      <w:pPr>
+        <w:tabs>
+          <w:tab w:val="left" w:pos="567"/>
+          <w:tab w:val="left" w:pos="993"/>
+          <w:tab w:val="left" w:pos="1418"/>
+          <w:tab w:val="left" w:pos="1843"/>
+          <w:tab w:val="left" w:pos="2268"/>
+        </w:tabs>
+        <w:snapToGrid w:val="0"/>
+        <w:ind w:left="567" w:hanging="567"/>
+        <w:rPr>
+          <w:spacing w:val="20"/>
+          <w:szCs w:val="20"/>
+        </w:rPr>
+      </w:pPr>
+      <w:r>
+        <w:rPr>
+          <w:spacing w:val="20"/>
+          <w:szCs w:val="20"/>
+        </w:rPr>
+        <w:tab/>
+        <w:t>B.</w:t>
+      </w:r>
+      <w:r>
+        <w:rPr>
+          <w:spacing w:val="20"/>
+          <w:szCs w:val="20"/>
+        </w:rPr>
+        <w:tab/>
+      </w:r>
+      <w:r>
+        <w:rPr>
+          <w:spacing w:val="20"/>
+          <w:szCs w:val="20"/>
+        </w:rPr>
         <w:t>輸出 i</w:t>
       </w:r>
     </w:p>
@@ -13177,7 +13216,7 @@
           <w:szCs w:val="20"/>
         </w:rPr>
         <w:tab/>
-        <w:t>B.</w:t>
+        <w:t>C.</w:t>
       </w:r>
       <w:r>
         <w:rPr>
@@ -13216,7 +13255,7 @@
           <w:szCs w:val="20"/>
         </w:rPr>
         <w:tab/>
-        <w:t>C.</w:t>
+        <w:t>D.</w:t>
       </w:r>
       <w:r>
         <w:rPr>
@@ -13231,45 +13270,6 @@
           <w:szCs w:val="20"/>
         </w:rPr>
         <w:t>i ← i + 1</w:t>
-      </w:r>
-    </w:p>
-    <w:p>
-      <w:pPr>
-        <w:tabs>
-          <w:tab w:val="left" w:pos="567"/>
-          <w:tab w:val="left" w:pos="993"/>
-          <w:tab w:val="left" w:pos="1418"/>
-          <w:tab w:val="left" w:pos="1843"/>
-          <w:tab w:val="left" w:pos="2268"/>
-        </w:tabs>
-        <w:snapToGrid w:val="0"/>
-        <w:ind w:left="567" w:hanging="567"/>
-        <w:rPr>
-          <w:spacing w:val="20"/>
-          <w:szCs w:val="20"/>
-        </w:rPr>
-      </w:pPr>
-      <w:r>
-        <w:rPr>
-          <w:spacing w:val="20"/>
-          <w:szCs w:val="20"/>
-        </w:rPr>
-        <w:tab/>
-        <w:t>D.</w:t>
-      </w:r>
-      <w:r>
-        <w:rPr>
-          <w:spacing w:val="20"/>
-          <w:szCs w:val="20"/>
-        </w:rPr>
-        <w:tab/>
-      </w:r>
-      <w:r>
-        <w:rPr>
-          <w:spacing w:val="20"/>
-          <w:szCs w:val="20"/>
-        </w:rPr>
-        <w:t>i ← i – 1</w:t>
       </w:r>
     </w:p>
     <w:p>
@@ -13422,7 +13422,7 @@
           <w:spacing w:val="20"/>
           <w:szCs w:val="20"/>
         </w:rPr>
-        <w:t>(b) 在 Sheet5 內，在 B5 輸入公式 =VLOOKUP(A5, Sheet1!A5:B2, 5, false)，然後複製到 B5:B12。但發現並不是所有社名稱能正確顯示。寫出 B5 正確的公式。</w:t>
+        <w:t>一個試算表檔案包含工作紙 Sheet1 和 Sheet10，用作處理社際歌唱比賽的數據。在 Sheet1 內，欄 C 儲存了社編碼 (HCODE)，而欄 D 儲存了社名稱 (HOUSE)。部分數據顯示如下：</w:t>
       </w:r>
     </w:p>
     <w:p>
@@ -17171,56 +17171,56 @@
           <w:spacing w:val="20"/>
           <w:szCs w:val="20"/>
         </w:rPr>
-        <w:t>假設你是</w:t>
-      </w:r>
-      <w:r>
-        <w:rPr>
-          <w:rFonts w:hint="eastAsia"/>
-          <w:spacing w:val="20"/>
-          <w:szCs w:val="20"/>
-        </w:rPr>
-        <w:t>該系統管理員。在 IDNO 中，數字</w:t>
-      </w:r>
-      <w:r>
-        <w:rPr>
-          <w:spacing w:val="20"/>
-          <w:szCs w:val="20"/>
-        </w:rPr>
-        <w:t xml:space="preserve"> </w:t>
-      </w:r>
-      <w:r>
-        <w:rPr>
-          <w:rFonts w:hint="eastAsia"/>
-          <w:szCs w:val="20"/>
-        </w:rPr>
-        <w:t>2</w:t>
-      </w:r>
-      <w:r>
-        <w:rPr>
-          <w:szCs w:val="20"/>
-        </w:rPr>
-        <w:t>2</w:t>
-      </w:r>
-      <w:r>
-        <w:rPr>
-          <w:rFonts w:hint="eastAsia"/>
-          <w:szCs w:val="20"/>
-        </w:rPr>
-        <w:t>0</w:t>
-      </w:r>
-      <w:r>
-        <w:rPr>
-          <w:rFonts w:hint="eastAsia"/>
-          <w:szCs w:val="20"/>
-        </w:rPr>
-        <w:t>3</w:t>
-      </w:r>
-      <w:r>
-        <w:rPr>
-          <w:rFonts w:hint="eastAsia"/>
-          <w:szCs w:val="20"/>
-        </w:rPr>
-        <w:t>2 被錯誤地輸入為 22102。建議一項對 IDNO 驗證檢查。</w:t>
+        <w:t>如果一位</w:t>
+      </w:r>
+      <w:r>
+        <w:rPr>
+          <w:rFonts w:hint="eastAsia"/>
+          <w:spacing w:val="20"/>
+          <w:szCs w:val="20"/>
+        </w:rPr>
+        <w:t>員工在欄 D 或欄 E 所對應的數值</w:t>
+      </w:r>
+      <w:r>
+        <w:rPr>
+          <w:spacing w:val="20"/>
+          <w:szCs w:val="20"/>
+        </w:rPr>
+        <w:t>為</w:t>
+      </w:r>
+      <w:r>
+        <w:rPr>
+          <w:rFonts w:hint="eastAsia"/>
+          <w:szCs w:val="20"/>
+        </w:rPr>
+        <w:t xml:space="preserve"> </w:t>
+      </w:r>
+      <w:r>
+        <w:rPr>
+          <w:szCs w:val="20"/>
+        </w:rPr>
+        <w:t>1</w:t>
+      </w:r>
+      <w:r>
+        <w:rPr>
+          <w:rFonts w:hint="eastAsia"/>
+          <w:szCs w:val="20"/>
+        </w:rPr>
+        <w:t>，</w:t>
+      </w:r>
+      <w:r>
+        <w:rPr>
+          <w:rFonts w:hint="eastAsia"/>
+          <w:szCs w:val="20"/>
+        </w:rPr>
+        <w:t>他</w:t>
+      </w:r>
+      <w:r>
+        <w:rPr>
+          <w:rFonts w:hint="eastAsia"/>
+          <w:szCs w:val="20"/>
+        </w:rPr>
+        <w:t>將被視為出席。而在這情況下，欄 F 會顯示數值 1。否則則顯示 0。</w:t>
       </w:r>
     </w:p>
     <w:p>
@@ -18162,7 +18162,7 @@
           <w:spacing w:val="20"/>
           <w:szCs w:val="20"/>
         </w:rPr>
-        <w:t>參考以下設定（已改編自 DSE 試題），假設你是該系統管理員。根據此試算表內已知的首 11 筆記錄，執行以下 SQL 語句後的輸出是什麼？</w:t>
+        <w:t>一個顯示板由 10x10 像素組成，如下所示：</w:t>
       </w:r>
     </w:p>
     <w:p>
@@ -19363,39 +19363,39 @@
           <w:spacing w:val="20"/>
           <w:szCs w:val="20"/>
         </w:rPr>
-        <w:t>A1</w:t>
-      </w:r>
-      <w:r>
-        <w:rPr>
-          <w:rFonts w:hint="eastAsia"/>
-          <w:spacing w:val="20"/>
-          <w:szCs w:val="20"/>
-        </w:rPr>
-        <w:t>:</w:t>
-      </w:r>
-      <w:r>
-        <w:rPr>
-          <w:rFonts w:ascii="Courier New" w:hAnsi="Courier New" w:cs="Courier New"/>
-          <w:spacing w:val="20"/>
-          <w:szCs w:val="20"/>
-        </w:rPr>
-        <w:t>F</w:t>
-      </w:r>
-      <w:r>
-        <w:rPr>
-          <w:rFonts w:hint="eastAsia"/>
-          <w:spacing w:val="20"/>
-          <w:szCs w:val="20"/>
-        </w:rPr>
-        <w:t>1</w:t>
-      </w:r>
-      <w:r>
-        <w:rPr>
-          <w:rFonts w:hint="eastAsia"/>
-          <w:spacing w:val="20"/>
-          <w:szCs w:val="20"/>
-        </w:rPr>
-        <w:t xml:space="preserve"> 是欄名。而 A4:F83 內的記錄已排序。在下方試寫出此排序選項：</w:t>
+        <w:t>莉莉</w:t>
+      </w:r>
+      <w:r>
+        <w:rPr>
+          <w:rFonts w:hint="eastAsia"/>
+          <w:spacing w:val="20"/>
+          <w:szCs w:val="20"/>
+        </w:rPr>
+        <w:t>設</w:t>
+      </w:r>
+      <w:r>
+        <w:rPr>
+          <w:rFonts w:ascii="Courier New" w:hAnsi="Courier New" w:cs="Courier New"/>
+          <w:spacing w:val="20"/>
+          <w:szCs w:val="20"/>
+        </w:rPr>
+        <w:t>計</w:t>
+      </w:r>
+      <w:r>
+        <w:rPr>
+          <w:rFonts w:hint="eastAsia"/>
+          <w:spacing w:val="20"/>
+          <w:szCs w:val="20"/>
+        </w:rPr>
+        <w:t>附</w:t>
+      </w:r>
+      <w:r>
+        <w:rPr>
+          <w:rFonts w:hint="eastAsia"/>
+          <w:spacing w:val="20"/>
+          <w:szCs w:val="20"/>
+        </w:rPr>
+        <w:t>有陣列 A 的子程式。她考慮算法 ALG1, ALG4 和 ALG2。</w:t>
       </w:r>
     </w:p>
     <w:p>
@@ -20498,7 +20498,7 @@
           <w:spacing w:val="20"/>
           <w:szCs w:val="20"/>
         </w:rPr>
-        <w:t>家健看見電腦內的抗電腦病毒軟件在兩個不同情況下顯示以下訊息。</w:t>
+        <w:t>志明決定選購一台四核心 CPU 而不是雙核心 CPU 的電腦。</w:t>
       </w:r>
     </w:p>
     <w:p>
@@ -21235,7 +21235,7 @@
           <w:spacing w:val="20"/>
           <w:szCs w:val="20"/>
         </w:rPr>
-        <w:t>(ii) 根據 Sheet6 內的資料，執行以下 SQL 語句後的輸出是什麼？</w:t>
+        <w:t>A1:F78 內的數據被轉換成數據庫表 ATTEND。</w:t>
       </w:r>
       <w:r>
         <w:rPr>
@@ -23515,7 +23515,7 @@
           <w:spacing w:val="20"/>
           <w:szCs w:val="20"/>
         </w:rPr>
-        <w:t>參考以下設定（已改編自 DSE 試題），在以下各部分，有一新記錄要插入到 D1 中，但這會導致一個完整性問題 (例如：實體完整性、參照完整性和域完整性)。試寫出該完整性問題，並簡要說明你的答案。</w:t>
+        <w:t>根據 D1 和 D4 內已知的記錄，執行以下 SQL1 和 SQL4 時，結果會顯示多少筆記錄？</w:t>
       </w:r>
     </w:p>
     <w:p>
@@ -23877,43 +23877,43 @@
           <w:spacing w:val="20"/>
           <w:szCs w:val="20"/>
         </w:rPr>
-        <w:t>試完成以下 S</w:t>
-      </w:r>
-      <w:r>
-        <w:rPr>
-          <w:rFonts w:hint="eastAsia"/>
-          <w:bCs/>
-          <w:spacing w:val="20"/>
-          <w:szCs w:val="20"/>
-        </w:rPr>
-        <w:t>QL 語句</w:t>
-      </w:r>
-      <w:r>
-        <w:rPr>
-          <w:rFonts w:hint="eastAsia"/>
-          <w:bCs/>
-          <w:spacing w:val="20"/>
-          <w:szCs w:val="20"/>
-        </w:rPr>
-        <w:t>以</w:t>
-      </w:r>
-      <w:r>
-        <w:rPr>
-          <w:rFonts w:hint="eastAsia"/>
-          <w:bCs/>
-          <w:spacing w:val="20"/>
-          <w:szCs w:val="20"/>
-        </w:rPr>
-        <w:t>防</w:t>
-      </w:r>
-      <w:r>
-        <w:rPr>
-          <w:rFonts w:ascii="Courier New" w:hAnsi="Courier New" w:cs="Courier New"/>
-          <w:bCs/>
-          <w:spacing w:val="20"/>
-          <w:szCs w:val="20"/>
-        </w:rPr>
-        <w:t>止在 SEQ 中</w:t>
+        <w:t xml:space="preserve">以下 SQL </w:t>
+      </w:r>
+      <w:r>
+        <w:rPr>
+          <w:rFonts w:hint="eastAsia"/>
+          <w:bCs/>
+          <w:spacing w:val="20"/>
+          <w:szCs w:val="20"/>
+        </w:rPr>
+        <w:t>語句的目的</w:t>
+      </w:r>
+      <w:r>
+        <w:rPr>
+          <w:rFonts w:hint="eastAsia"/>
+          <w:bCs/>
+          <w:spacing w:val="20"/>
+          <w:szCs w:val="20"/>
+        </w:rPr>
+        <w:t>是</w:t>
+      </w:r>
+      <w:r>
+        <w:rPr>
+          <w:rFonts w:hint="eastAsia"/>
+          <w:bCs/>
+          <w:spacing w:val="20"/>
+          <w:szCs w:val="20"/>
+        </w:rPr>
+        <w:t>什</w:t>
+      </w:r>
+      <w:r>
+        <w:rPr>
+          <w:rFonts w:ascii="Courier New" w:hAnsi="Courier New" w:cs="Courier New"/>
+          <w:bCs/>
+          <w:spacing w:val="20"/>
+          <w:szCs w:val="20"/>
+        </w:rPr>
+        <w:t>麼？</w:t>
       </w:r>
       <w:r>
         <w:rPr>
@@ -23922,16 +23922,16 @@
           <w:spacing w:val="20"/>
           <w:szCs w:val="20"/>
         </w:rPr>
-        <w:t>輸入相的表演次</w:t>
-      </w:r>
-      <w:r>
-        <w:rPr>
-          <w:rFonts w:hint="eastAsia"/>
-          <w:bCs/>
-          <w:spacing w:val="20"/>
-          <w:szCs w:val="20"/>
-        </w:rPr>
-        <w:t>序。</w:t>
+        <w:t xml:space="preserve"> </w:t>
+      </w:r>
+      <w:r>
+        <w:rPr>
+          <w:rFonts w:hint="eastAsia"/>
+          <w:bCs/>
+          <w:spacing w:val="20"/>
+          <w:szCs w:val="20"/>
+        </w:rPr>
+        <w:t xml:space="preserve"> </w:t>
       </w:r>
     </w:p>
     <w:p>
@@ -25070,79 +25070,79 @@
           <w:spacing w:val="20"/>
           <w:szCs w:val="20"/>
         </w:rPr>
-        <w:t>列出曾進</w:t>
-      </w:r>
-      <w:r>
-        <w:rPr>
-          <w:rFonts w:hint="eastAsia"/>
-          <w:bCs/>
-          <w:spacing w:val="20"/>
-          <w:szCs w:val="20"/>
-        </w:rPr>
-        <w:t>入</w:t>
-      </w:r>
-      <w:r>
-        <w:rPr>
-          <w:rFonts w:ascii="Courier New" w:hAnsi="Courier New" w:cs="Courier New"/>
-          <w:bCs/>
-          <w:spacing w:val="20"/>
-          <w:szCs w:val="20"/>
-        </w:rPr>
-        <w:t>識別碼為「L498</w:t>
-      </w:r>
-      <w:r>
-        <w:rPr>
-          <w:rFonts w:hint="eastAsia"/>
-          <w:bCs/>
-          <w:spacing w:val="20"/>
-          <w:szCs w:val="20"/>
-        </w:rPr>
-        <w:t>」</w:t>
-      </w:r>
-      <w:r>
-        <w:rPr>
-          <w:rFonts w:hint="eastAsia"/>
-          <w:bCs/>
-          <w:spacing w:val="20"/>
-          <w:szCs w:val="20"/>
-        </w:rPr>
-        <w:t>的</w:t>
-      </w:r>
-      <w:r>
-        <w:rPr>
-          <w:rFonts w:hint="eastAsia"/>
-          <w:bCs/>
-          <w:spacing w:val="20"/>
-          <w:szCs w:val="20"/>
-        </w:rPr>
-        <w:t>房</w:t>
-      </w:r>
-      <w:r>
-        <w:rPr>
-          <w:rFonts w:ascii="Courier New" w:hAnsi="Courier New" w:cs="Courier New"/>
-          <w:bCs/>
-          <w:spacing w:val="20"/>
-          <w:szCs w:val="20"/>
-        </w:rPr>
-        <w:t>間的員工識別碼，然</w:t>
-      </w:r>
-      <w:r>
-        <w:rPr>
-          <w:rFonts w:hint="eastAsia"/>
-          <w:bCs/>
-          <w:spacing w:val="20"/>
-          <w:szCs w:val="20"/>
-        </w:rPr>
-        <w:t>後</w:t>
-      </w:r>
-      <w:r>
-        <w:rPr>
-          <w:rFonts w:hint="eastAsia"/>
-          <w:bCs/>
-          <w:spacing w:val="20"/>
-          <w:szCs w:val="20"/>
-        </w:rPr>
-        <w:t>按 TDATE 升序排列。</w:t>
+        <w:t>除了 S</w:t>
+      </w:r>
+      <w:r>
+        <w:rPr>
+          <w:rFonts w:hint="eastAsia"/>
+          <w:bCs/>
+          <w:spacing w:val="20"/>
+          <w:szCs w:val="20"/>
+        </w:rPr>
+        <w:t>I</w:t>
+      </w:r>
+      <w:r>
+        <w:rPr>
+          <w:rFonts w:ascii="Courier New" w:hAnsi="Courier New" w:cs="Courier New"/>
+          <w:bCs/>
+          <w:spacing w:val="20"/>
+          <w:szCs w:val="20"/>
+        </w:rPr>
+        <w:t>D 外，寫出 ST</w:t>
+      </w:r>
+      <w:r>
+        <w:rPr>
+          <w:rFonts w:hint="eastAsia"/>
+          <w:bCs/>
+          <w:spacing w:val="20"/>
+          <w:szCs w:val="20"/>
+        </w:rPr>
+        <w:t>A</w:t>
+      </w:r>
+      <w:r>
+        <w:rPr>
+          <w:rFonts w:hint="eastAsia"/>
+          <w:bCs/>
+          <w:spacing w:val="20"/>
+          <w:szCs w:val="20"/>
+        </w:rPr>
+        <w:t>F</w:t>
+      </w:r>
+      <w:r>
+        <w:rPr>
+          <w:rFonts w:hint="eastAsia"/>
+          <w:bCs/>
+          <w:spacing w:val="20"/>
+          <w:szCs w:val="20"/>
+        </w:rPr>
+        <w:t>F</w:t>
+      </w:r>
+      <w:r>
+        <w:rPr>
+          <w:rFonts w:ascii="Courier New" w:hAnsi="Courier New" w:cs="Courier New"/>
+          <w:bCs/>
+          <w:spacing w:val="20"/>
+          <w:szCs w:val="20"/>
+        </w:rPr>
+        <w:t xml:space="preserve"> 的一個主關鍵碼。</w:t>
+      </w:r>
+      <w:r>
+        <w:rPr>
+          <w:rFonts w:hint="eastAsia"/>
+          <w:bCs/>
+          <w:spacing w:val="20"/>
+          <w:szCs w:val="20"/>
+        </w:rPr>
+        <w:t xml:space="preserve"> </w:t>
+      </w:r>
+      <w:r>
+        <w:rPr>
+          <w:rFonts w:hint="eastAsia"/>
+          <w:bCs/>
+          <w:spacing w:val="20"/>
+          <w:szCs w:val="20"/>
+        </w:rPr>
+        <w:t xml:space="preserve"> </w:t>
       </w:r>
     </w:p>
     <w:p>
@@ -28561,70 +28561,70 @@
           <w:spacing w:val="20"/>
           <w:szCs w:val="20"/>
         </w:rPr>
-        <w:t>參考以下設定（已改編自 DSE 試題），該公</w:t>
-      </w:r>
-      <w:r>
-        <w:rPr>
-          <w:rFonts w:hint="eastAsia"/>
-          <w:bCs/>
-          <w:spacing w:val="20"/>
-          <w:szCs w:val="20"/>
-        </w:rPr>
-        <w:t>司</w:t>
-      </w:r>
-      <w:r>
-        <w:rPr>
-          <w:rFonts w:ascii="Courier New" w:hAnsi="Courier New" w:cs="Courier New"/>
-          <w:bCs/>
-          <w:spacing w:val="20"/>
-          <w:szCs w:val="20"/>
-        </w:rPr>
-        <w:t>將聘請一</w:t>
-      </w:r>
-      <w:r>
-        <w:rPr>
-          <w:rFonts w:hint="eastAsia"/>
-          <w:bCs/>
-          <w:spacing w:val="20"/>
-          <w:szCs w:val="20"/>
-        </w:rPr>
-        <w:t>些</w:t>
-      </w:r>
-      <w:r>
-        <w:rPr>
-          <w:rFonts w:hint="eastAsia"/>
-          <w:bCs/>
-          <w:spacing w:val="20"/>
-          <w:szCs w:val="20"/>
-        </w:rPr>
-        <w:t>技</w:t>
-      </w:r>
-      <w:r>
-        <w:rPr>
-          <w:rFonts w:hint="eastAsia"/>
-          <w:bCs/>
-          <w:spacing w:val="20"/>
-          <w:szCs w:val="20"/>
-        </w:rPr>
-        <w:t>術</w:t>
-      </w:r>
-      <w:r>
-        <w:rPr>
-          <w:rFonts w:ascii="Courier New" w:hAnsi="Courier New" w:cs="Courier New"/>
-          <w:bCs/>
-          <w:spacing w:val="20"/>
-          <w:szCs w:val="20"/>
-        </w:rPr>
-        <w:t>員為座談會提供</w:t>
-      </w:r>
-      <w:r>
-        <w:rPr>
-          <w:rFonts w:hint="eastAsia"/>
-          <w:bCs/>
-          <w:spacing w:val="20"/>
-          <w:szCs w:val="20"/>
-        </w:rPr>
-        <w:t>技術支援。TECH 儲存技術員的資料。</w:t>
+        <w:t>以下 SQL 語句的目的是什麼？</w:t>
+      </w:r>
+      <w:r>
+        <w:rPr>
+          <w:rFonts w:hint="eastAsia"/>
+          <w:bCs/>
+          <w:spacing w:val="20"/>
+          <w:szCs w:val="20"/>
+        </w:rPr>
+        <w:t xml:space="preserve"> </w:t>
+      </w:r>
+      <w:r>
+        <w:rPr>
+          <w:rFonts w:ascii="Courier New" w:hAnsi="Courier New" w:cs="Courier New"/>
+          <w:bCs/>
+          <w:spacing w:val="20"/>
+          <w:szCs w:val="20"/>
+        </w:rPr>
+        <w:t xml:space="preserve"> </w:t>
+      </w:r>
+      <w:r>
+        <w:rPr>
+          <w:rFonts w:hint="eastAsia"/>
+          <w:bCs/>
+          <w:spacing w:val="20"/>
+          <w:szCs w:val="20"/>
+        </w:rPr>
+        <w:t xml:space="preserve"> </w:t>
+      </w:r>
+      <w:r>
+        <w:rPr>
+          <w:rFonts w:hint="eastAsia"/>
+          <w:bCs/>
+          <w:spacing w:val="20"/>
+          <w:szCs w:val="20"/>
+        </w:rPr>
+        <w:t xml:space="preserve"> </w:t>
+      </w:r>
+      <w:r>
+        <w:rPr>
+          <w:rFonts w:hint="eastAsia"/>
+          <w:bCs/>
+          <w:spacing w:val="20"/>
+          <w:szCs w:val="20"/>
+        </w:rPr>
+        <w:t xml:space="preserve"> </w:t>
+      </w:r>
+      <w:r>
+        <w:rPr>
+          <w:rFonts w:ascii="Courier New" w:hAnsi="Courier New" w:cs="Courier New"/>
+          <w:bCs/>
+          <w:spacing w:val="20"/>
+          <w:szCs w:val="20"/>
+        </w:rPr>
+        <w:t xml:space="preserve"> </w:t>
+      </w:r>
+      <w:r>
+        <w:rPr>
+          <w:rFonts w:hint="eastAsia"/>
+          <w:bCs/>
+          <w:spacing w:val="20"/>
+          <w:szCs w:val="20"/>
+        </w:rPr>
+        <w:t xml:space="preserve"> </w:t>
       </w:r>
     </w:p>
     <w:p>
@@ -32474,59 +32474,59 @@
           <w:spacing w:val="20"/>
           <w:szCs w:val="20"/>
         </w:rPr>
-        <w:t>為什麼以下SQL語句會</w:t>
-      </w:r>
-      <w:r>
-        <w:rPr>
-          <w:rFonts w:ascii="Courier New" w:hAnsi="Courier New" w:cs="Courier New"/>
-          <w:bCs/>
-          <w:spacing w:val="20"/>
-          <w:szCs w:val="20"/>
-        </w:rPr>
-        <w:t>引</w:t>
-      </w:r>
-      <w:r>
-        <w:rPr>
-          <w:rFonts w:hint="eastAsia"/>
-          <w:bCs/>
-          <w:spacing w:val="20"/>
-          <w:szCs w:val="20"/>
-        </w:rPr>
-        <w:t>致完整性問</w:t>
-      </w:r>
-      <w:r>
-        <w:rPr>
-          <w:bCs/>
-          <w:spacing w:val="20"/>
-          <w:szCs w:val="20"/>
-        </w:rPr>
-        <w:t xml:space="preserve">題? </w:t>
-      </w:r>
-      <w:r>
-        <w:rPr>
-          <w:rFonts w:hint="eastAsia"/>
-          <w:bCs/>
-          <w:spacing w:val="20"/>
-          <w:szCs w:val="20"/>
-        </w:rPr>
-        <w:t>I</w:t>
-      </w:r>
-      <w:r>
-        <w:rPr>
-          <w:bCs/>
-          <w:spacing w:val="20"/>
-          <w:szCs w:val="20"/>
-        </w:rPr>
-        <w:t>NSER</w:t>
-      </w:r>
-      <w:r>
-        <w:rPr>
-          <w:rFonts w:hint="eastAsia"/>
-          <w:bCs/>
-          <w:spacing w:val="20"/>
-          <w:szCs w:val="20"/>
-        </w:rPr>
-        <w:t>T INTO BK VALUES ("B88332211", "R64", "12345", "17-12-2030", "15-12-2030")</w:t>
+        <w:t>執行以下SQL語句後會</w:t>
+      </w:r>
+      <w:r>
+        <w:rPr>
+          <w:rFonts w:ascii="Courier New" w:hAnsi="Courier New" w:cs="Courier New"/>
+          <w:bCs/>
+          <w:spacing w:val="20"/>
+          <w:szCs w:val="20"/>
+        </w:rPr>
+        <w:t>列</w:t>
+      </w:r>
+      <w:r>
+        <w:rPr>
+          <w:rFonts w:hint="eastAsia"/>
+          <w:bCs/>
+          <w:spacing w:val="20"/>
+          <w:szCs w:val="20"/>
+        </w:rPr>
+        <w:t>出多少筆記</w:t>
+      </w:r>
+      <w:r>
+        <w:rPr>
+          <w:bCs/>
+          <w:spacing w:val="20"/>
+          <w:szCs w:val="20"/>
+        </w:rPr>
+        <w:t xml:space="preserve">錄? </w:t>
+      </w:r>
+      <w:r>
+        <w:rPr>
+          <w:rFonts w:hint="eastAsia"/>
+          <w:bCs/>
+          <w:spacing w:val="20"/>
+          <w:szCs w:val="20"/>
+        </w:rPr>
+        <w:t>S</w:t>
+      </w:r>
+      <w:r>
+        <w:rPr>
+          <w:bCs/>
+          <w:spacing w:val="20"/>
+          <w:szCs w:val="20"/>
+        </w:rPr>
+        <w:t>ELEC</w:t>
+      </w:r>
+      <w:r>
+        <w:rPr>
+          <w:rFonts w:hint="eastAsia"/>
+          <w:bCs/>
+          <w:spacing w:val="20"/>
+          <w:szCs w:val="20"/>
+        </w:rPr>
+        <w:t>T * FROM T1 UNION SELECT CID, AID, AMT FROM T6</w:t>
       </w:r>
     </w:p>
     <w:p>
@@ -36002,7 +36002,7 @@
           <w:szCs w:val="20"/>
           <w:lang w:val="en-HK"/>
         </w:rPr>
-        <w:t>描述 ENROL 內數據完整性的一個例子</w:t>
+        <w:t>建議 ENROL 的一個主關鍵碼。</w:t>
       </w:r>
       <w:r>
         <w:rPr>
@@ -36012,7 +36012,7 @@
           <w:szCs w:val="20"/>
           <w:lang w:val="en-HK"/>
         </w:rPr>
-        <w:t>。</w:t>
+        <w:t xml:space="preserve"> </w:t>
       </w:r>
       <w:r>
         <w:rPr>
@@ -38079,7 +38079,7 @@
           <w:szCs w:val="20"/>
           <w:lang w:val="en-HK"/>
         </w:rPr>
-        <w:t xml:space="preserve">家族在堆疊 a 內堆疊 b 貨箱。把 </w:t>
+        <w:t>家豪建立一個堆疊 S，而變量 N 儲存</w:t>
       </w:r>
       <w:r>
         <w:rPr>
@@ -38089,7 +38089,7 @@
           <w:szCs w:val="20"/>
           <w:lang w:val="en-HK"/>
         </w:rPr>
-        <w:t>b 轉換子堆</w:t>
+        <w:t xml:space="preserve"> S 內元素</w:t>
       </w:r>
       <w:r>
         <w:rPr>
@@ -38099,7 +38099,7 @@
           <w:szCs w:val="20"/>
           <w:lang w:val="en-HK"/>
         </w:rPr>
-        <w:t>疊式 GET(T)，當中從頂部了一個一個的區域 T，可以用堆疊操作來達成所有：壓進和彈出貨箱。以下是一個例子：</w:t>
+        <w:t>的數量。她使用以下子程式。寫出執行以下偽代碼後 N 和 X 的值。</w:t>
       </w:r>
     </w:p>
     <w:p>

--- a/Subjects/S5-ICT/past-papers/2025-2026/Term 02/WrittenExam/25_26_S5_ICT_Exam02.docx
+++ b/Subjects/S5-ICT/past-papers/2025-2026/Term 02/WrittenExam/25_26_S5_ICT_Exam02.docx
@@ -8965,6 +8965,7 @@
           <w:tab w:pos="2268" w:val="left"/>
         </w:tabs>
         <w:snapToGrid w:val="0"/>
+        <w:spacing w:before="120"/>
         <w:ind w:left="567" w:hanging="567"/>
         <w:rPr>
           <w:spacing w:val="20"/>
@@ -8976,7 +8977,6 @@
           <w:rFonts w:ascii="Courier New" w:hAnsi="Courier New"/>
         </w:rPr>
         <w:tab/>
-        <w:tab/>
         <w:t>total ← 0</w:t>
       </w:r>
     </w:p>
@@ -9010,7 +9010,7 @@
           <w:spacing w:val="20"/>
           <w:szCs w:val="20"/>
         </w:rPr>
-        <w:tab/>
+        <w:t>重</w:t>
       </w:r>
       <w:r>
         <w:rPr>
@@ -9018,7 +9018,7 @@
           <w:spacing w:val="20"/>
           <w:szCs w:val="20"/>
         </w:rPr>
-        <w:t>重</w:t>
+        <w:t>複</w:t>
       </w:r>
       <w:r>
         <w:rPr>
@@ -9026,19 +9026,20 @@
           <w:spacing w:val="20"/>
           <w:szCs w:val="20"/>
         </w:rPr>
-        <w:t>複 i 由 1 至 n：total ← total + i</w:t>
-      </w:r>
-    </w:p>
-    <w:p>
-      <w:pPr>
-        <w:tabs>
-          <w:tab w:pos="567" w:val="left"/>
-          <w:tab w:pos="993" w:val="left"/>
-          <w:tab w:pos="1418" w:val="left"/>
-          <w:tab w:pos="1843" w:val="left"/>
-          <w:tab w:pos="2268" w:val="left"/>
-        </w:tabs>
-        <w:snapToGrid w:val="0"/>
+        <w:t xml:space="preserve"> i 由 1 至 n：total ← total + i</w:t>
+      </w:r>
+    </w:p>
+    <w:p>
+      <w:pPr>
+        <w:tabs>
+          <w:tab w:pos="567" w:val="left"/>
+          <w:tab w:pos="993" w:val="left"/>
+          <w:tab w:pos="1418" w:val="left"/>
+          <w:tab w:pos="1843" w:val="left"/>
+          <w:tab w:pos="2268" w:val="left"/>
+        </w:tabs>
+        <w:snapToGrid w:val="0"/>
+        <w:spacing w:after="120"/>
         <w:ind w:left="567" w:hanging="567"/>
         <w:rPr>
           <w:spacing w:val="20"/>
@@ -9059,7 +9060,7 @@
           <w:spacing w:val="20"/>
           <w:szCs w:val="20"/>
         </w:rPr>
-        <w:tab/>
+        <w:t>輸</w:t>
       </w:r>
       <w:r>
         <w:rPr>
@@ -9067,7 +9068,7 @@
           <w:spacing w:val="20"/>
           <w:szCs w:val="20"/>
         </w:rPr>
-        <w:t>輸</w:t>
+        <w:t>出</w:t>
       </w:r>
       <w:r>
         <w:rPr>
@@ -9075,7 +9076,7 @@
           <w:spacing w:val="20"/>
           <w:szCs w:val="20"/>
         </w:rPr>
-        <w:t>出 total</w:t>
+        <w:t xml:space="preserve"> total</w:t>
       </w:r>
     </w:p>
     <w:p>
@@ -9526,6 +9527,7 @@
           <w:tab w:pos="2268" w:val="left"/>
         </w:tabs>
         <w:snapToGrid w:val="0"/>
+        <w:spacing w:before="120"/>
         <w:ind w:left="567" w:hanging="567"/>
         <w:rPr>
           <w:spacing w:val="20"/>
@@ -9537,7 +9539,6 @@
           <w:rFonts w:ascii="Courier New" w:hAnsi="Courier New"/>
         </w:rPr>
         <w:tab/>
-        <w:tab/>
         <w:t>count ← 0</w:t>
       </w:r>
     </w:p>
@@ -9571,7 +9572,7 @@
           <w:spacing w:val="20"/>
           <w:szCs w:val="20"/>
         </w:rPr>
-        <w:tab/>
+        <w:t>當</w:t>
       </w:r>
       <w:r>
         <w:rPr>
@@ -9579,7 +9580,7 @@
           <w:spacing w:val="20"/>
           <w:szCs w:val="20"/>
         </w:rPr>
-        <w:t>當</w:t>
+        <w:t xml:space="preserve"> </w:t>
       </w:r>
       <w:r>
         <w:rPr>
@@ -9587,7 +9588,7 @@
           <w:spacing w:val="20"/>
           <w:szCs w:val="20"/>
         </w:rPr>
-        <w:t xml:space="preserve"> </w:t>
+        <w:t>c</w:t>
       </w:r>
       <w:r>
         <w:rPr>
@@ -9595,6 +9596,48 @@
           <w:spacing w:val="20"/>
           <w:szCs w:val="20"/>
         </w:rPr>
+        <w:t>o</w:t>
+      </w:r>
+      <w:r>
+        <w:rPr>
+          <w:rFonts w:hint="eastAsia" w:ascii="Courier New" w:hAnsi="Courier New"/>
+          <w:spacing w:val="20"/>
+          <w:szCs w:val="20"/>
+        </w:rPr>
+        <w:t>unt &lt; 3：輸出 count</w:t>
+      </w:r>
+    </w:p>
+    <w:p>
+      <w:pPr>
+        <w:tabs>
+          <w:tab w:pos="567" w:val="left"/>
+          <w:tab w:pos="993" w:val="left"/>
+          <w:tab w:pos="1418" w:val="left"/>
+          <w:tab w:pos="1843" w:val="left"/>
+          <w:tab w:pos="2268" w:val="left"/>
+        </w:tabs>
+        <w:snapToGrid w:val="0"/>
+        <w:spacing w:after="120"/>
+        <w:ind w:left="567" w:hanging="567"/>
+        <w:rPr>
+          <w:spacing w:val="20"/>
+          <w:szCs w:val="20"/>
+        </w:rPr>
+      </w:pPr>
+      <w:r>
+        <w:rPr>
+          <w:rFonts w:hint="eastAsia" w:ascii="Courier New" w:hAnsi="Courier New"/>
+          <w:spacing w:val="20"/>
+          <w:szCs w:val="20"/>
+        </w:rPr>
+        <w:tab/>
+      </w:r>
+      <w:r>
+        <w:rPr>
+          <w:rFonts w:hint="eastAsia" w:ascii="Courier New" w:hAnsi="Courier New"/>
+          <w:spacing w:val="20"/>
+          <w:szCs w:val="20"/>
+        </w:rPr>
         <w:t>c</w:t>
       </w:r>
       <w:r>
@@ -9603,7 +9646,31 @@
           <w:spacing w:val="20"/>
           <w:szCs w:val="20"/>
         </w:rPr>
-        <w:t>ount &lt; 3：輸出 count；count ← count + 1</w:t>
+        <w:t>o</w:t>
+      </w:r>
+      <w:r>
+        <w:rPr>
+          <w:rFonts w:hint="eastAsia" w:ascii="Courier New" w:hAnsi="Courier New"/>
+          <w:spacing w:val="20"/>
+          <w:szCs w:val="20"/>
+        </w:rPr>
+        <w:t>u</w:t>
+      </w:r>
+      <w:r>
+        <w:rPr>
+          <w:rFonts w:hint="eastAsia" w:ascii="Courier New" w:hAnsi="Courier New"/>
+          <w:spacing w:val="20"/>
+          <w:szCs w:val="20"/>
+        </w:rPr>
+        <w:t>n</w:t>
+      </w:r>
+      <w:r>
+        <w:rPr>
+          <w:rFonts w:hint="eastAsia" w:ascii="Courier New" w:hAnsi="Courier New"/>
+          <w:spacing w:val="20"/>
+          <w:szCs w:val="20"/>
+        </w:rPr>
+        <w:t>t ← count + 1</w:t>
       </w:r>
     </w:p>
     <w:p>
@@ -9682,6 +9749,22 @@
           <w:tab w:pos="2268" w:val="left"/>
         </w:tabs>
         <w:snapToGrid w:val="0"/>
+        <w:rPr>
+          <w:spacing w:val="20"/>
+          <w:szCs w:val="20"/>
+        </w:rPr>
+      </w:pPr>
+    </w:p>
+    <w:p>
+      <w:pPr>
+        <w:tabs>
+          <w:tab w:pos="567" w:val="left"/>
+          <w:tab w:pos="993" w:val="left"/>
+          <w:tab w:pos="1418" w:val="left"/>
+          <w:tab w:pos="1843" w:val="left"/>
+          <w:tab w:pos="2268" w:val="left"/>
+        </w:tabs>
+        <w:snapToGrid w:val="0"/>
         <w:ind w:left="567" w:hanging="567"/>
         <w:rPr>
           <w:spacing w:val="20"/>
@@ -9690,51 +9773,43 @@
       </w:pPr>
       <w:r>
         <w:rPr>
-          <w:rFonts w:hint="eastAsia"/>
-          <w:spacing w:val="20"/>
-          <w:szCs w:val="20"/>
-        </w:rPr>
-        <w:t xml:space="preserve"> </w:t>
-      </w:r>
-      <w:r>
-        <w:rPr>
-          <w:rFonts w:hint="eastAsia"/>
-          <w:spacing w:val="20"/>
-          <w:szCs w:val="20"/>
-        </w:rPr>
-        <w:t xml:space="preserve"> </w:t>
-      </w:r>
-      <w:r>
-        <w:rPr>
-          <w:rFonts w:hint="eastAsia"/>
-          <w:spacing w:val="20"/>
-          <w:szCs w:val="20"/>
-        </w:rPr>
-        <w:t xml:space="preserve"> </w:t>
-      </w:r>
-      <w:r>
-        <w:rPr>
-          <w:rFonts w:hint="eastAsia"/>
-          <w:spacing w:val="20"/>
-          <w:szCs w:val="20"/>
-        </w:rPr>
-        <w:t xml:space="preserve"> </w:t>
-      </w:r>
-      <w:r>
-        <w:rPr>
-          <w:rFonts w:hint="eastAsia"/>
-          <w:spacing w:val="20"/>
-          <w:szCs w:val="20"/>
-        </w:rPr>
-        <w:t xml:space="preserve"> </w:t>
-      </w:r>
-      <w:r>
-        <w:rPr>
-          <w:rFonts w:hint="eastAsia"/>
-          <w:spacing w:val="20"/>
-          <w:szCs w:val="20"/>
-        </w:rPr>
-        <w:t xml:space="preserve"> </w:t>
+          <w:rFonts w:ascii="新細明體" w:hAnsi="新細明體"/>
+          <w:spacing w:val="20"/>
+          <w:szCs w:val="20"/>
+        </w:rPr>
+        <w:tab/>
+      </w:r>
+      <w:r>
+        <w:rPr>
+          <w:rFonts w:ascii="新細明體" w:hAnsi="新細明體"/>
+          <w:spacing w:val="20"/>
+          <w:szCs w:val="20"/>
+        </w:rPr>
+        <w:t>A</w:t>
+      </w:r>
+      <w:r>
+        <w:rPr>
+          <w:rFonts w:hint="eastAsia" w:ascii="新細明體" w:hAnsi="新細明體"/>
+          <w:spacing w:val="20"/>
+          <w:szCs w:val="20"/>
+        </w:rPr>
+        <w:t>.</w:t>
+      </w:r>
+      <w:r>
+        <w:rPr>
+          <w:rFonts w:hint="eastAsia" w:ascii="新細明體" w:hAnsi="新細明體"/>
+          <w:spacing w:val="20"/>
+          <w:szCs w:val="20"/>
+        </w:rPr>
+        <w:tab/>
+      </w:r>
+      <w:r>
+        <w:rPr>
+          <w:rFonts w:hint="eastAsia" w:ascii="新細明體" w:hAnsi="新細明體"/>
+          <w:spacing w:val="20"/>
+          <w:szCs w:val="20"/>
+        </w:rPr>
+        <w:t>0, 1, 2, 3</w:t>
       </w:r>
     </w:p>
     <w:p>
@@ -9755,12 +9830,43 @@
       </w:pPr>
       <w:r>
         <w:rPr>
-          <w:rFonts w:ascii="新細明體" w:hAnsi="新細明體"/>
-        </w:rPr>
-        <w:tab/>
-        <w:t>A.</w:t>
-        <w:tab/>
-        <w:t>0, 1, 2, 3</w:t>
+          <w:rFonts w:hint="eastAsia" w:ascii="新細明體" w:hAnsi="新細明體"/>
+          <w:spacing w:val="20"/>
+          <w:szCs w:val="20"/>
+        </w:rPr>
+        <w:tab/>
+      </w:r>
+      <w:r>
+        <w:rPr>
+          <w:rFonts w:hint="eastAsia" w:ascii="新細明體" w:hAnsi="新細明體"/>
+          <w:spacing w:val="20"/>
+          <w:szCs w:val="20"/>
+        </w:rPr>
+        <w:t>B</w:t>
+      </w:r>
+      <w:r>
+        <w:rPr>
+          <w:rFonts w:hint="eastAsia" w:ascii="新細明體" w:hAnsi="新細明體"/>
+          <w:spacing w:val="20"/>
+          <w:szCs w:val="20"/>
+        </w:rPr>
+        <w:t>.</w:t>
+      </w:r>
+      <w:r>
+        <w:rPr>
+          <w:rFonts w:hint="eastAsia" w:ascii="新細明體" w:hAnsi="新細明體"/>
+          <w:spacing w:val="20"/>
+          <w:szCs w:val="20"/>
+        </w:rPr>
+        <w:tab/>
+      </w:r>
+      <w:r>
+        <w:rPr>
+          <w:rFonts w:hint="eastAsia" w:ascii="新細明體" w:hAnsi="新細明體"/>
+          <w:spacing w:val="20"/>
+          <w:szCs w:val="20"/>
+        </w:rPr>
+        <w:t>0, 1, 2</w:t>
       </w:r>
     </w:p>
     <w:p>
@@ -9781,19 +9887,19 @@
       </w:pPr>
       <w:r>
         <w:rPr>
-          <w:rFonts w:ascii="新細明體" w:hAnsi="新細明體"/>
-          <w:spacing w:val="20"/>
-          <w:szCs w:val="20"/>
-        </w:rPr>
-        <w:tab/>
-      </w:r>
-      <w:r>
-        <w:rPr>
-          <w:rFonts w:ascii="新細明體" w:hAnsi="新細明體"/>
-          <w:spacing w:val="20"/>
-          <w:szCs w:val="20"/>
-        </w:rPr>
-        <w:t>B</w:t>
+          <w:rFonts w:hint="eastAsia" w:ascii="新細明體" w:hAnsi="新細明體"/>
+          <w:spacing w:val="20"/>
+          <w:szCs w:val="20"/>
+        </w:rPr>
+        <w:tab/>
+      </w:r>
+      <w:r>
+        <w:rPr>
+          <w:rFonts w:hint="eastAsia" w:ascii="新細明體" w:hAnsi="新細明體"/>
+          <w:spacing w:val="20"/>
+          <w:szCs w:val="20"/>
+        </w:rPr>
+        <w:t>C</w:t>
       </w:r>
       <w:r>
         <w:rPr>
@@ -9817,7 +9923,7 @@
           <w:spacing w:val="20"/>
           <w:szCs w:val="20"/>
         </w:rPr>
-        <w:t>0, 1, 2</w:t>
+        <w:t>1, 2, 3</w:t>
       </w:r>
     </w:p>
     <w:p>
@@ -9850,7 +9956,7 @@
           <w:spacing w:val="20"/>
           <w:szCs w:val="20"/>
         </w:rPr>
-        <w:t>C</w:t>
+        <w:t>D</w:t>
       </w:r>
       <w:r>
         <w:rPr>
@@ -9874,134 +9980,19 @@
           <w:spacing w:val="20"/>
           <w:szCs w:val="20"/>
         </w:rPr>
-        <w:t>1, 2, 3</w:t>
-      </w:r>
-    </w:p>
-    <w:p>
-      <w:pPr>
-        <w:tabs>
-          <w:tab w:pos="567" w:val="left"/>
-          <w:tab w:pos="993" w:val="left"/>
-          <w:tab w:pos="1418" w:val="left"/>
-          <w:tab w:pos="1843" w:val="left"/>
-          <w:tab w:pos="2268" w:val="left"/>
-        </w:tabs>
-        <w:snapToGrid w:val="0"/>
-        <w:ind w:left="567" w:hanging="567"/>
-        <w:rPr>
-          <w:spacing w:val="20"/>
-          <w:szCs w:val="20"/>
-        </w:rPr>
-      </w:pPr>
-      <w:r>
-        <w:rPr>
-          <w:rFonts w:hint="eastAsia" w:ascii="新細明體" w:hAnsi="新細明體"/>
-          <w:spacing w:val="20"/>
-          <w:szCs w:val="20"/>
-        </w:rPr>
-        <w:tab/>
-      </w:r>
-      <w:r>
-        <w:rPr>
-          <w:rFonts w:hint="eastAsia" w:ascii="新細明體" w:hAnsi="新細明體"/>
-          <w:spacing w:val="20"/>
-          <w:szCs w:val="20"/>
-        </w:rPr>
-        <w:t>D</w:t>
-      </w:r>
-      <w:r>
-        <w:rPr>
-          <w:rFonts w:hint="eastAsia" w:ascii="新細明體" w:hAnsi="新細明體"/>
-          <w:spacing w:val="20"/>
-          <w:szCs w:val="20"/>
-        </w:rPr>
-        <w:t>.</w:t>
-      </w:r>
-      <w:r>
-        <w:rPr>
-          <w:rFonts w:hint="eastAsia" w:ascii="新細明體" w:hAnsi="新細明體"/>
-          <w:spacing w:val="20"/>
-          <w:szCs w:val="20"/>
-        </w:rPr>
-        <w:tab/>
-      </w:r>
-      <w:r>
-        <w:rPr>
-          <w:rFonts w:hint="eastAsia" w:ascii="新細明體" w:hAnsi="新細明體"/>
-          <w:spacing w:val="20"/>
-          <w:szCs w:val="20"/>
-        </w:rPr>
         <w:t>3</w:t>
       </w:r>
-    </w:p>
-    <w:p>
-      <w:pPr>
-        <w:tabs>
-          <w:tab w:pos="567" w:val="left"/>
-          <w:tab w:pos="993" w:val="left"/>
-          <w:tab w:pos="1418" w:val="left"/>
-          <w:tab w:pos="1843" w:val="left"/>
-          <w:tab w:pos="2268" w:val="left"/>
-        </w:tabs>
-        <w:snapToGrid w:val="0"/>
-        <w:spacing w:before="0" w:after="0" w:lineRule="exact" w:line="20"/>
-        <w:ind w:left="567" w:hanging="567"/>
-        <w:rPr>
-          <w:spacing w:val="20"/>
-          <w:szCs w:val="20"/>
-        </w:rPr>
-      </w:pPr>
-      <w:r>
-        <w:rPr>
-          <w:rFonts w:hint="eastAsia"/>
-          <w:spacing w:val="20"/>
-          <w:szCs w:val="20"/>
-        </w:rPr>
-        <w:t xml:space="preserve"> </w:t>
-      </w:r>
-      <w:r>
-        <w:rPr>
-          <w:rFonts w:hint="eastAsia"/>
-          <w:spacing w:val="20"/>
-          <w:szCs w:val="20"/>
-        </w:rPr>
-        <w:t xml:space="preserve"> </w:t>
-      </w:r>
-      <w:r>
-        <w:rPr>
-          <w:rFonts w:hint="eastAsia"/>
-          <w:spacing w:val="20"/>
-          <w:szCs w:val="20"/>
-        </w:rPr>
-        <w:t xml:space="preserve"> </w:t>
-      </w:r>
-      <w:r>
-        <w:rPr>
-          <w:rFonts w:hint="eastAsia"/>
-          <w:spacing w:val="20"/>
-          <w:szCs w:val="20"/>
-        </w:rPr>
-        <w:t xml:space="preserve"> </w:t>
-      </w:r>
-      <w:r>
-        <w:rPr>
-          <w:rFonts w:hint="eastAsia"/>
-          <w:spacing w:val="20"/>
-          <w:szCs w:val="20"/>
-        </w:rPr>
-        <w:t xml:space="preserve"> </w:t>
-      </w:r>
-      <w:r>
-        <w:rPr>
-          <w:rFonts w:hint="eastAsia"/>
-          <w:spacing w:val="20"/>
-          <w:szCs w:val="20"/>
-        </w:rPr>
-        <w:t xml:space="preserve"> </w:t>
-      </w:r>
-      <w:r>
-        <w:rPr>
-          <w:rFonts w:hint="eastAsia"/>
+      <w:r>
+        <w:rPr>
+          <w:rFonts w:hint="eastAsia" w:ascii="新細明體" w:hAnsi="新細明體"/>
+          <w:spacing w:val="20"/>
+          <w:szCs w:val="20"/>
+        </w:rPr>
+        <w:t xml:space="preserve"> </w:t>
+      </w:r>
+      <w:r>
+        <w:rPr>
+          <w:rFonts w:hint="eastAsia" w:ascii="新細明體" w:hAnsi="新細明體"/>
           <w:spacing w:val="20"/>
           <w:szCs w:val="20"/>
         </w:rPr>
@@ -10140,6 +10131,7 @@
           <w:tab w:pos="2268" w:val="left"/>
         </w:tabs>
         <w:snapToGrid w:val="0"/>
+        <w:spacing w:before="120" w:after="120"/>
         <w:ind w:left="567" w:hanging="567"/>
         <w:rPr>
           <w:spacing w:val="20"/>
@@ -10150,7 +10142,6 @@
         <w:rPr>
           <w:rFonts w:ascii="Courier New" w:hAnsi="Courier New"/>
         </w:rPr>
-        <w:tab/>
         <w:tab/>
         <w:t>while i &lt;= 8:</w:t>
       </w:r>
@@ -10985,6 +10976,7 @@
           <w:tab w:pos="2268" w:val="left"/>
         </w:tabs>
         <w:snapToGrid w:val="0"/>
+        <w:spacing w:before="120"/>
         <w:ind w:left="567" w:hanging="567"/>
         <w:rPr>
           <w:spacing w:val="20"/>
@@ -10996,8 +10988,7 @@
           <w:rFonts w:ascii="Courier New" w:hAnsi="Courier New"/>
         </w:rPr>
         <w:tab/>
-        <w:tab/>
-        <w:t>found ← 假；i ← 1</w:t>
+        <w:t>found ← 假</w:t>
       </w:r>
     </w:p>
     <w:p>
@@ -11031,15 +11022,15 @@
           <w:spacing w:val="20"/>
           <w:szCs w:val="20"/>
         </w:rPr>
-        <w:tab/>
-      </w:r>
-      <w:r>
-        <w:rPr>
-          <w:rFonts w:ascii="Courier New" w:hAnsi="Courier New" w:cs="Courier New"/>
-          <w:spacing w:val="20"/>
-          <w:szCs w:val="20"/>
-        </w:rPr>
-        <w:t>當 i ≤ 5 且 found = 假</w:t>
+        <w:t>i</w:t>
+      </w:r>
+      <w:r>
+        <w:rPr>
+          <w:rFonts w:ascii="Courier New" w:hAnsi="Courier New" w:cs="Courier New"/>
+          <w:spacing w:val="20"/>
+          <w:szCs w:val="20"/>
+        </w:rPr>
+        <w:t xml:space="preserve"> ← 1</w:t>
       </w:r>
     </w:p>
     <w:p>
@@ -11073,16 +11064,15 @@
           <w:spacing w:val="20"/>
           <w:szCs w:val="20"/>
         </w:rPr>
-        <w:tab/>
-      </w:r>
-      <w:r>
-        <w:rPr>
-          <w:rFonts w:ascii="Courier New" w:hAnsi="Courier New" w:cs="Courier New"/>
-          <w:spacing w:val="20"/>
-          <w:szCs w:val="20"/>
-        </w:rPr>
-        <w:tab/>
-        <w:t>若 A[i] = 4 則 found ← 真；i ← i + 1</w:t>
+        <w:t>當</w:t>
+      </w:r>
+      <w:r>
+        <w:rPr>
+          <w:rFonts w:ascii="Courier New" w:hAnsi="Courier New" w:cs="Courier New"/>
+          <w:spacing w:val="20"/>
+          <w:szCs w:val="20"/>
+        </w:rPr>
+        <w:t xml:space="preserve"> i ≤ 5 且 found = 假</w:t>
       </w:r>
     </w:p>
     <w:p>
@@ -11116,16 +11106,100 @@
           <w:spacing w:val="20"/>
           <w:szCs w:val="20"/>
         </w:rPr>
-        <w:tab/>
-      </w:r>
-      <w:r>
-        <w:rPr>
-          <w:rFonts w:ascii="Courier New" w:hAnsi="Courier New" w:cs="Courier New"/>
-          <w:spacing w:val="20"/>
-          <w:szCs w:val="20"/>
-        </w:rPr>
-        <w:tab/>
-        <w:t>輸出 i</w:t>
+        <w:t>若</w:t>
+      </w:r>
+      <w:r>
+        <w:rPr>
+          <w:rFonts w:ascii="Courier New" w:hAnsi="Courier New" w:cs="Courier New"/>
+          <w:spacing w:val="20"/>
+          <w:szCs w:val="20"/>
+        </w:rPr>
+        <w:t xml:space="preserve"> A[i] = 4 則 found ← 真</w:t>
+      </w:r>
+    </w:p>
+    <w:p>
+      <w:pPr>
+        <w:tabs>
+          <w:tab w:pos="567" w:val="left"/>
+          <w:tab w:pos="993" w:val="left"/>
+          <w:tab w:pos="1418" w:val="left"/>
+          <w:tab w:pos="1843" w:val="left"/>
+          <w:tab w:pos="2268" w:val="left"/>
+        </w:tabs>
+        <w:snapToGrid w:val="0"/>
+        <w:ind w:left="567" w:hanging="567"/>
+        <w:rPr>
+          <w:rFonts w:ascii="Courier New" w:hAnsi="Courier New" w:cs="Courier New"/>
+          <w:spacing w:val="20"/>
+          <w:szCs w:val="20"/>
+        </w:rPr>
+      </w:pPr>
+      <w:r>
+        <w:rPr>
+          <w:rFonts w:ascii="Courier New" w:hAnsi="Courier New" w:cs="Courier New"/>
+          <w:spacing w:val="20"/>
+          <w:szCs w:val="20"/>
+        </w:rPr>
+        <w:tab/>
+      </w:r>
+      <w:r>
+        <w:rPr>
+          <w:rFonts w:ascii="Courier New" w:hAnsi="Courier New" w:cs="Courier New"/>
+          <w:spacing w:val="20"/>
+          <w:szCs w:val="20"/>
+        </w:rPr>
+        <w:t>i</w:t>
+      </w:r>
+      <w:r>
+        <w:rPr>
+          <w:rFonts w:ascii="Courier New" w:hAnsi="Courier New" w:cs="Courier New"/>
+          <w:spacing w:val="20"/>
+          <w:szCs w:val="20"/>
+        </w:rPr>
+        <w:t xml:space="preserve"> ← i + 1</w:t>
+      </w:r>
+    </w:p>
+    <w:p>
+      <w:pPr>
+        <w:tabs>
+          <w:tab w:pos="567" w:val="left"/>
+          <w:tab w:pos="993" w:val="left"/>
+          <w:tab w:pos="1418" w:val="left"/>
+          <w:tab w:pos="1843" w:val="left"/>
+          <w:tab w:pos="2268" w:val="left"/>
+        </w:tabs>
+        <w:snapToGrid w:val="0"/>
+        <w:spacing w:after="120"/>
+        <w:ind w:left="567" w:hanging="567"/>
+        <w:rPr>
+          <w:rFonts w:ascii="Courier New" w:hAnsi="Courier New" w:cs="Courier New"/>
+          <w:spacing w:val="20"/>
+          <w:szCs w:val="20"/>
+        </w:rPr>
+      </w:pPr>
+      <w:r>
+        <w:rPr>
+          <w:rFonts w:ascii="Courier New" w:hAnsi="Courier New" w:cs="Courier New"/>
+          <w:spacing w:val="20"/>
+          <w:szCs w:val="20"/>
+        </w:rPr>
+        <w:tab/>
+      </w:r>
+      <w:r>
+        <w:rPr>
+          <w:rFonts w:ascii="Courier New" w:hAnsi="Courier New" w:cs="Courier New"/>
+          <w:spacing w:val="20"/>
+          <w:szCs w:val="20"/>
+        </w:rPr>
+        <w:t>輸</w:t>
+      </w:r>
+      <w:r>
+        <w:rPr>
+          <w:rFonts w:ascii="Courier New" w:hAnsi="Courier New" w:cs="Courier New"/>
+          <w:spacing w:val="20"/>
+          <w:szCs w:val="20"/>
+        </w:rPr>
+        <w:t>出 i</w:t>
       </w:r>
     </w:p>
     <w:p>
@@ -11141,22 +11215,611 @@
         <w:snapToGrid w:val="0"/>
         <w:ind w:left="567" w:hanging="567"/>
         <w:rPr>
-          <w:rFonts w:ascii="Courier New" w:hAnsi="Courier New" w:cs="Courier New"/>
-          <w:spacing w:val="20"/>
-          <w:szCs w:val="20"/>
-        </w:rPr>
-      </w:pPr>
+          <w:spacing w:val="20"/>
+          <w:szCs w:val="20"/>
+        </w:rPr>
+      </w:pPr>
+      <w:r>
+        <w:rPr>
+          <w:rFonts w:ascii="新細明體" w:hAnsi="新細明體"/>
+        </w:rPr>
+        <w:t>輸出是？</w:t>
+      </w:r>
+    </w:p>
+    <w:p>
+      <w:pPr>
+        <w:tabs>
+          <w:tab w:pos="567" w:val="left"/>
+          <w:tab w:pos="993" w:val="left"/>
+          <w:tab w:pos="1418" w:val="left"/>
+          <w:tab w:pos="1843" w:val="left"/>
+          <w:tab w:pos="2268" w:val="left"/>
+        </w:tabs>
+        <w:snapToGrid w:val="0"/>
+        <w:ind w:left="567" w:hanging="567"/>
+        <w:rPr>
+          <w:spacing w:val="20"/>
+          <w:szCs w:val="20"/>
+        </w:rPr>
+      </w:pPr>
+      <w:r>
+        <w:rPr>
+          <w:rFonts w:hint="eastAsia"/>
+          <w:spacing w:val="20"/>
+          <w:szCs w:val="20"/>
+        </w:rPr>
+        <w:t xml:space="preserve"> </w:t>
+      </w:r>
+      <w:r>
+        <w:rPr>
+          <w:rFonts w:hint="eastAsia"/>
+          <w:spacing w:val="20"/>
+          <w:szCs w:val="20"/>
+        </w:rPr>
+        <w:t xml:space="preserve"> </w:t>
+      </w:r>
+      <w:r>
+        <w:rPr>
+          <w:rFonts w:hint="eastAsia"/>
+          <w:spacing w:val="20"/>
+          <w:szCs w:val="20"/>
+        </w:rPr>
+        <w:t xml:space="preserve"> </w:t>
+      </w:r>
+      <w:r>
+        <w:rPr>
+          <w:rFonts w:hint="eastAsia"/>
+          <w:spacing w:val="20"/>
+          <w:szCs w:val="20"/>
+        </w:rPr>
+        <w:t xml:space="preserve"> </w:t>
+      </w:r>
+      <w:r>
+        <w:rPr>
+          <w:rFonts w:ascii="Courier New" w:hAnsi="Courier New" w:cs="Courier New"/>
+          <w:spacing w:val="20"/>
+          <w:szCs w:val="20"/>
+        </w:rPr>
+        <w:t xml:space="preserve"> </w:t>
+      </w:r>
+      <w:r>
+        <w:rPr>
+          <w:rFonts w:hint="eastAsia"/>
+          <w:spacing w:val="20"/>
+          <w:szCs w:val="20"/>
+        </w:rPr>
+        <w:t xml:space="preserve"> </w:t>
+      </w:r>
+      <w:r>
+        <w:rPr>
+          <w:rFonts w:hint="eastAsia"/>
+          <w:spacing w:val="20"/>
+          <w:szCs w:val="20"/>
+        </w:rPr>
+        <w:t xml:space="preserve"> </w:t>
+      </w:r>
+      <w:r>
+        <w:rPr>
+          <w:rFonts w:hint="eastAsia"/>
+          <w:spacing w:val="20"/>
+          <w:szCs w:val="20"/>
+        </w:rPr>
+        <w:t xml:space="preserve"> </w:t>
+      </w:r>
+      <w:r>
+        <w:rPr>
+          <w:rFonts w:ascii="Courier New" w:hAnsi="Courier New" w:cs="Courier New"/>
+          <w:spacing w:val="20"/>
+          <w:szCs w:val="20"/>
+        </w:rPr>
+        <w:t xml:space="preserve"> </w:t>
+      </w:r>
+    </w:p>
+    <w:p>
+      <w:pPr>
+        <w:tabs>
+          <w:tab w:pos="567" w:val="left"/>
+          <w:tab w:pos="993" w:val="left"/>
+          <w:tab w:pos="1418" w:val="left"/>
+          <w:tab w:pos="1843" w:val="left"/>
+          <w:tab w:pos="2268" w:val="left"/>
+        </w:tabs>
+        <w:snapToGrid w:val="0"/>
+        <w:ind w:left="567" w:hanging="567"/>
+        <w:rPr>
+          <w:spacing w:val="20"/>
+          <w:szCs w:val="20"/>
+        </w:rPr>
+      </w:pPr>
+      <w:r>
+        <w:rPr>
+          <w:rFonts w:hint="eastAsia" w:ascii="新細明體" w:hAnsi="新細明體"/>
+          <w:spacing w:val="20"/>
+          <w:szCs w:val="20"/>
+        </w:rPr>
+        <w:tab/>
+      </w:r>
+      <w:r>
+        <w:rPr>
+          <w:rFonts w:hint="eastAsia" w:ascii="新細明體" w:hAnsi="新細明體"/>
+          <w:spacing w:val="20"/>
+          <w:szCs w:val="20"/>
+        </w:rPr>
+        <w:t>A</w:t>
+      </w:r>
+      <w:r>
+        <w:rPr>
+          <w:rFonts w:hint="eastAsia" w:ascii="新細明體" w:hAnsi="新細明體"/>
+          <w:spacing w:val="20"/>
+          <w:szCs w:val="20"/>
+        </w:rPr>
+        <w:t>.</w:t>
+      </w:r>
+      <w:r>
+        <w:rPr>
+          <w:rFonts w:hint="eastAsia" w:ascii="新細明體" w:hAnsi="新細明體"/>
+          <w:spacing w:val="20"/>
+          <w:szCs w:val="20"/>
+        </w:rPr>
+        <w:tab/>
+      </w:r>
       <w:r>
         <w:rPr>
           <w:rFonts w:ascii="新細明體" w:hAnsi="新細明體" w:cs="Courier New"/>
           <w:spacing w:val="20"/>
           <w:szCs w:val="20"/>
         </w:rPr>
+        <w:t>0</w:t>
+      </w:r>
+      <w:r>
+        <w:rPr>
+          <w:rFonts w:hint="eastAsia" w:ascii="新細明體" w:hAnsi="新細明體"/>
+          <w:spacing w:val="20"/>
+          <w:szCs w:val="20"/>
+        </w:rPr>
+        <w:t xml:space="preserve"> </w:t>
+      </w:r>
+      <w:r>
+        <w:rPr>
+          <w:rFonts w:hint="eastAsia" w:ascii="新細明體" w:hAnsi="新細明體"/>
+          <w:spacing w:val="20"/>
+          <w:szCs w:val="20"/>
+        </w:rPr>
+        <w:t xml:space="preserve"> </w:t>
+      </w:r>
+      <w:r>
+        <w:rPr>
+          <w:rFonts w:hint="eastAsia" w:ascii="新細明體" w:hAnsi="新細明體"/>
+          <w:spacing w:val="20"/>
+          <w:szCs w:val="20"/>
+        </w:rPr>
+        <w:t xml:space="preserve"> </w:t>
+      </w:r>
+      <w:r>
+        <w:rPr>
+          <w:rFonts w:ascii="新細明體" w:hAnsi="新細明體" w:cs="Courier New"/>
+          <w:spacing w:val="20"/>
+          <w:szCs w:val="20"/>
+        </w:rPr>
+        <w:t xml:space="preserve"> </w:t>
+      </w:r>
+    </w:p>
+    <w:p>
+      <w:pPr>
+        <w:tabs>
+          <w:tab w:pos="567" w:val="left"/>
+          <w:tab w:pos="993" w:val="left"/>
+          <w:tab w:pos="1418" w:val="left"/>
+          <w:tab w:pos="1843" w:val="left"/>
+          <w:tab w:pos="2268" w:val="left"/>
+        </w:tabs>
+        <w:snapToGrid w:val="0"/>
+        <w:ind w:left="567" w:hanging="567"/>
+        <w:rPr>
+          <w:spacing w:val="20"/>
+          <w:szCs w:val="20"/>
+        </w:rPr>
+      </w:pPr>
+      <w:r>
+        <w:rPr>
+          <w:rFonts w:hint="eastAsia" w:ascii="新細明體" w:hAnsi="新細明體"/>
+          <w:spacing w:val="20"/>
+          <w:szCs w:val="20"/>
+        </w:rPr>
+        <w:tab/>
+      </w:r>
+      <w:r>
+        <w:rPr>
+          <w:rFonts w:hint="eastAsia" w:ascii="新細明體" w:hAnsi="新細明體"/>
+          <w:spacing w:val="20"/>
+          <w:szCs w:val="20"/>
+        </w:rPr>
+        <w:t>B</w:t>
+      </w:r>
+      <w:r>
+        <w:rPr>
+          <w:rFonts w:hint="eastAsia" w:ascii="新細明體" w:hAnsi="新細明體"/>
+          <w:spacing w:val="20"/>
+          <w:szCs w:val="20"/>
+        </w:rPr>
+        <w:t>.</w:t>
+      </w:r>
+      <w:r>
+        <w:rPr>
+          <w:rFonts w:hint="eastAsia" w:ascii="新細明體" w:hAnsi="新細明體"/>
+          <w:spacing w:val="20"/>
+          <w:szCs w:val="20"/>
+        </w:rPr>
+        <w:tab/>
+      </w:r>
+      <w:r>
+        <w:rPr>
+          <w:rFonts w:ascii="新細明體" w:hAnsi="新細明體" w:cs="Courier New"/>
+          <w:spacing w:val="20"/>
+          <w:szCs w:val="20"/>
+        </w:rPr>
+        <w:t>5</w:t>
+      </w:r>
+      <w:r>
+        <w:rPr>
+          <w:rFonts w:hint="eastAsia" w:ascii="新細明體" w:hAnsi="新細明體"/>
+          <w:spacing w:val="20"/>
+          <w:szCs w:val="20"/>
+        </w:rPr>
+        <w:t xml:space="preserve"> </w:t>
+      </w:r>
+      <w:r>
+        <w:rPr>
+          <w:rFonts w:hint="eastAsia" w:ascii="新細明體" w:hAnsi="新細明體"/>
+          <w:spacing w:val="20"/>
+          <w:szCs w:val="20"/>
+        </w:rPr>
+        <w:t xml:space="preserve"> </w:t>
+      </w:r>
+      <w:r>
+        <w:rPr>
+          <w:rFonts w:hint="eastAsia" w:ascii="新細明體" w:hAnsi="新細明體"/>
+          <w:spacing w:val="20"/>
+          <w:szCs w:val="20"/>
+        </w:rPr>
+        <w:t xml:space="preserve"> </w:t>
+      </w:r>
+      <w:r>
+        <w:rPr>
+          <w:rFonts w:ascii="新細明體" w:hAnsi="新細明體" w:cs="Courier New"/>
+          <w:spacing w:val="20"/>
+          <w:szCs w:val="20"/>
+        </w:rPr>
+        <w:t xml:space="preserve"> </w:t>
+      </w:r>
+      <w:r>
+        <w:rPr>
+          <w:rFonts w:hint="eastAsia" w:ascii="新細明體" w:hAnsi="新細明體"/>
+          <w:spacing w:val="20"/>
+          <w:szCs w:val="20"/>
+        </w:rPr>
+        <w:t xml:space="preserve"> </w:t>
+      </w:r>
+      <w:r>
+        <w:rPr>
+          <w:rFonts w:hint="eastAsia" w:ascii="新細明體" w:hAnsi="新細明體"/>
+          <w:spacing w:val="20"/>
+          <w:szCs w:val="20"/>
+        </w:rPr>
+        <w:t xml:space="preserve"> </w:t>
+      </w:r>
+    </w:p>
+    <w:p>
+      <w:pPr>
+        <w:tabs>
+          <w:tab w:pos="567" w:val="left"/>
+          <w:tab w:pos="993" w:val="left"/>
+          <w:tab w:pos="1418" w:val="left"/>
+          <w:tab w:pos="1843" w:val="left"/>
+          <w:tab w:pos="2268" w:val="left"/>
+        </w:tabs>
+        <w:snapToGrid w:val="0"/>
+        <w:ind w:left="567" w:hanging="567"/>
+        <w:rPr>
+          <w:spacing w:val="20"/>
+          <w:szCs w:val="20"/>
+        </w:rPr>
+      </w:pPr>
+      <w:r>
+        <w:rPr>
+          <w:rFonts w:hint="eastAsia" w:ascii="新細明體" w:hAnsi="新細明體"/>
+          <w:spacing w:val="20"/>
+          <w:szCs w:val="20"/>
+        </w:rPr>
+        <w:tab/>
+      </w:r>
+      <w:r>
+        <w:rPr>
+          <w:rFonts w:hint="eastAsia" w:ascii="新細明體" w:hAnsi="新細明體"/>
+          <w:spacing w:val="20"/>
+          <w:szCs w:val="20"/>
+        </w:rPr>
+        <w:t>C</w:t>
+      </w:r>
+      <w:r>
+        <w:rPr>
+          <w:rFonts w:hint="eastAsia" w:ascii="新細明體" w:hAnsi="新細明體"/>
+          <w:spacing w:val="20"/>
+          <w:szCs w:val="20"/>
+        </w:rPr>
+        <w:t>.</w:t>
+      </w:r>
+      <w:r>
+        <w:rPr>
+          <w:rFonts w:hint="eastAsia" w:ascii="新細明體" w:hAnsi="新細明體"/>
+          <w:spacing w:val="20"/>
+          <w:szCs w:val="20"/>
+        </w:rPr>
+        <w:tab/>
+      </w:r>
+      <w:r>
+        <w:rPr>
+          <w:rFonts w:ascii="新細明體" w:hAnsi="新細明體" w:cs="Courier New"/>
+          <w:spacing w:val="20"/>
+          <w:szCs w:val="20"/>
+        </w:rPr>
+        <w:t>3</w:t>
+      </w:r>
+      <w:r>
+        <w:rPr>
+          <w:rFonts w:ascii="新細明體" w:hAnsi="新細明體" w:cs="Courier New"/>
+          <w:spacing w:val="20"/>
+          <w:szCs w:val="20"/>
+        </w:rPr>
+        <w:t xml:space="preserve"> </w:t>
+      </w:r>
+      <w:r>
+        <w:rPr>
+          <w:rFonts w:ascii="新細明體" w:hAnsi="新細明體" w:cs="Courier New"/>
+          <w:spacing w:val="20"/>
+          <w:szCs w:val="20"/>
+        </w:rPr>
+        <w:t xml:space="preserve"> </w:t>
+      </w:r>
+      <w:r>
+        <w:rPr>
+          <w:rFonts w:ascii="新細明體" w:hAnsi="新細明體" w:cs="Courier New"/>
+          <w:spacing w:val="20"/>
+          <w:szCs w:val="20"/>
+        </w:rPr>
+        <w:t xml:space="preserve"> </w:t>
+      </w:r>
+      <w:r>
+        <w:rPr>
+          <w:rFonts w:hint="eastAsia" w:ascii="新細明體" w:hAnsi="新細明體"/>
+          <w:spacing w:val="20"/>
+          <w:szCs w:val="20"/>
+        </w:rPr>
+        <w:t xml:space="preserve"> </w:t>
+      </w:r>
+      <w:r>
+        <w:rPr>
+          <w:rFonts w:hint="eastAsia" w:ascii="新細明體" w:hAnsi="新細明體"/>
+          <w:spacing w:val="20"/>
+          <w:szCs w:val="20"/>
+        </w:rPr>
+        <w:t xml:space="preserve"> </w:t>
+      </w:r>
+      <w:r>
+        <w:rPr>
+          <w:rFonts w:hint="eastAsia" w:ascii="新細明體" w:hAnsi="新細明體"/>
+          <w:spacing w:val="20"/>
+          <w:szCs w:val="20"/>
+        </w:rPr>
+        <w:t xml:space="preserve"> </w:t>
+      </w:r>
+      <w:r>
+        <w:rPr>
+          <w:rFonts w:ascii="新細明體" w:hAnsi="新細明體" w:cs="Courier New"/>
+          <w:spacing w:val="20"/>
+          <w:szCs w:val="20"/>
+        </w:rPr>
+        <w:t xml:space="preserve"> </w:t>
+      </w:r>
+      <w:r>
+        <w:rPr>
+          <w:rFonts w:ascii="新細明體" w:hAnsi="新細明體" w:cs="Courier New"/>
+          <w:spacing w:val="20"/>
+          <w:szCs w:val="20"/>
+        </w:rPr>
+        <w:t xml:space="preserve"> </w:t>
+      </w:r>
+      <w:r>
+        <w:rPr>
+          <w:rFonts w:ascii="新細明體" w:hAnsi="新細明體" w:cs="Courier New"/>
+          <w:spacing w:val="20"/>
+          <w:szCs w:val="20"/>
+        </w:rPr>
+        <w:t xml:space="preserve"> </w:t>
+      </w:r>
+      <w:r>
+        <w:rPr>
+          <w:rFonts w:hint="eastAsia" w:ascii="新細明體" w:hAnsi="新細明體"/>
+          <w:spacing w:val="20"/>
+          <w:szCs w:val="20"/>
+        </w:rPr>
+        <w:t xml:space="preserve"> </w:t>
+      </w:r>
+      <w:r>
+        <w:rPr>
+          <w:rFonts w:hint="eastAsia" w:ascii="新細明體" w:hAnsi="新細明體"/>
+          <w:spacing w:val="20"/>
+          <w:szCs w:val="20"/>
+        </w:rPr>
+        <w:t xml:space="preserve"> </w:t>
+      </w:r>
+    </w:p>
+    <w:p>
+      <w:pPr>
+        <w:tabs>
+          <w:tab w:pos="567" w:val="left"/>
+          <w:tab w:pos="993" w:val="left"/>
+          <w:tab w:pos="1418" w:val="left"/>
+          <w:tab w:pos="1843" w:val="left"/>
+          <w:tab w:pos="2268" w:val="left"/>
+        </w:tabs>
+        <w:snapToGrid w:val="0"/>
+        <w:ind w:left="567" w:hanging="567"/>
+        <w:rPr>
+          <w:spacing w:val="20"/>
+          <w:szCs w:val="20"/>
+        </w:rPr>
+      </w:pPr>
+      <w:r>
+        <w:rPr>
+          <w:rFonts w:ascii="新細明體" w:hAnsi="新細明體"/>
+        </w:rPr>
+        <w:tab/>
+        <w:t>D.</w:t>
+        <w:tab/>
+        <w:t>1</w:t>
+      </w:r>
+    </w:p>
+    <w:p>
+      <w:pPr>
+        <w:pStyle w:val="af3"/>
+        <w:tabs>
+          <w:tab w:pos="567" w:val="left"/>
+          <w:tab w:pos="993" w:val="left"/>
+          <w:tab w:pos="1418" w:val="left"/>
+          <w:tab w:pos="1843" w:val="left"/>
+          <w:tab w:pos="2268" w:val="left"/>
+        </w:tabs>
+        <w:snapToGrid w:val="0"/>
+        <w:ind w:left="567" w:hanging="567"/>
+        <w:rPr>
+          <w:spacing w:val="20"/>
+          <w:szCs w:val="20"/>
+        </w:rPr>
+      </w:pPr>
+      <w:r>
+        <w:rPr>
+          <w:rFonts w:ascii="新細明體" w:hAnsi="新細明體"/>
+        </w:rPr>
+        <w:t>考慮以下偽代碼：</w:t>
+      </w:r>
+    </w:p>
+    <w:p>
+      <w:pPr>
+        <w:numPr>
+          <w:ilvl w:val="0"/>
+          <w:numId w:val="2"/>
+        </w:numPr>
+        <w:tabs>
+          <w:tab w:pos="567" w:val="left"/>
+          <w:tab w:pos="993" w:val="left"/>
+          <w:tab w:pos="1418" w:val="left"/>
+          <w:tab w:pos="1843" w:val="left"/>
+          <w:tab w:pos="2268" w:val="left"/>
+        </w:tabs>
+        <w:snapToGrid w:val="0"/>
+        <w:spacing w:before="120"/>
+        <w:ind w:leftChars="0" w:left="567" w:hanging="567"/>
+        <w:rPr>
+          <w:spacing w:val="20"/>
+          <w:szCs w:val="20"/>
+        </w:rPr>
+      </w:pPr>
+      <w:r>
+        <w:rPr>
+          <w:rFonts w:hint="eastAsia" w:ascii="Courier New" w:hAnsi="Courier New"/>
+          <w:spacing w:val="20"/>
+          <w:szCs w:val="20"/>
+        </w:rPr>
+        <w:tab/>
+        <w:t>x ← 2</w:t>
+      </w:r>
+    </w:p>
+    <w:p>
+      <w:pPr>
+        <w:tabs>
+          <w:tab w:pos="567" w:val="left"/>
+          <w:tab w:pos="993" w:val="left"/>
+          <w:tab w:pos="1418" w:val="left"/>
+          <w:tab w:pos="1843" w:val="left"/>
+          <w:tab w:pos="2268" w:val="left"/>
+        </w:tabs>
+        <w:snapToGrid w:val="0"/>
+        <w:ind w:left="567" w:hanging="567"/>
+        <w:rPr>
+          <w:spacing w:val="20"/>
+          <w:szCs w:val="20"/>
+        </w:rPr>
+      </w:pPr>
+      <w:r>
+        <w:rPr>
+          <w:rFonts w:ascii="Courier New" w:hAnsi="Courier New"/>
+        </w:rPr>
+        <w:tab/>
+        <w:t>y ← x + 3</w:t>
+      </w:r>
+    </w:p>
+    <w:p>
+      <w:pPr>
+        <w:tabs>
+          <w:tab w:pos="567" w:val="left"/>
+          <w:tab w:pos="993" w:val="left"/>
+          <w:tab w:pos="1418" w:val="left"/>
+          <w:tab w:pos="1843" w:val="left"/>
+          <w:tab w:pos="2268" w:val="left"/>
+        </w:tabs>
+        <w:snapToGrid w:val="0"/>
+        <w:ind w:left="567" w:hanging="567"/>
+        <w:rPr>
+          <w:rFonts w:ascii="Courier New" w:hAnsi="Courier New" w:cs="Courier New"/>
+          <w:spacing w:val="20"/>
+          <w:szCs w:val="20"/>
+        </w:rPr>
+      </w:pPr>
+      <w:r>
+        <w:rPr>
+          <w:rFonts w:ascii="Courier New" w:hAnsi="Courier New"/>
+        </w:rPr>
+        <w:tab/>
+        <w:t>x ← x + 1</w:t>
+      </w:r>
+    </w:p>
+    <w:p>
+      <w:pPr>
+        <w:tabs>
+          <w:tab w:pos="567" w:val="left"/>
+          <w:tab w:pos="993" w:val="left"/>
+          <w:tab w:pos="1418" w:val="left"/>
+          <w:tab w:pos="1843" w:val="left"/>
+          <w:tab w:pos="2268" w:val="left"/>
+        </w:tabs>
+        <w:snapToGrid w:val="0"/>
+        <w:spacing w:after="120"/>
+        <w:ind w:left="567" w:hanging="567"/>
+        <w:rPr>
+          <w:spacing w:val="20"/>
+          <w:szCs w:val="20"/>
+        </w:rPr>
+      </w:pPr>
+      <w:r>
+        <w:rPr>
+          <w:rFonts w:ascii="Courier New" w:hAnsi="Courier New"/>
+          <w:spacing w:val="20"/>
+          <w:szCs w:val="20"/>
+        </w:rPr>
+        <w:tab/>
+      </w:r>
+      <w:r>
+        <w:rPr>
+          <w:rFonts w:ascii="Courier New" w:hAnsi="Courier New"/>
+          <w:spacing w:val="20"/>
+          <w:szCs w:val="20"/>
+        </w:rPr>
         <w:t>輸</w:t>
       </w:r>
       <w:r>
         <w:rPr>
-          <w:rFonts w:ascii="新細明體" w:hAnsi="新細明體" w:cs="Courier New"/>
+          <w:rFonts w:hint="eastAsia" w:ascii="Courier New" w:hAnsi="Courier New"/>
           <w:spacing w:val="20"/>
           <w:szCs w:val="20"/>
         </w:rPr>
@@ -11164,15 +11827,16 @@
       </w:r>
       <w:r>
         <w:rPr>
-          <w:rFonts w:ascii="新細明體" w:hAnsi="新細明體" w:cs="Courier New"/>
-          <w:spacing w:val="20"/>
-          <w:szCs w:val="20"/>
-        </w:rPr>
-        <w:t>是？</w:t>
-      </w:r>
-    </w:p>
-    <w:p>
-      <w:pPr>
+          <w:rFonts w:hint="eastAsia" w:ascii="Courier New" w:hAnsi="Courier New"/>
+          <w:spacing w:val="20"/>
+          <w:szCs w:val="20"/>
+        </w:rPr>
+        <w:t xml:space="preserve"> y</w:t>
+      </w:r>
+    </w:p>
+    <w:p>
+      <w:pPr>
+        <w:pStyle w:val="af3"/>
         <w:tabs>
           <w:tab w:pos="567" w:val="left"/>
           <w:tab w:pos="993" w:val="left"/>
@@ -11183,34 +11847,41 @@
         <w:snapToGrid w:val="0"/>
         <w:ind w:left="567" w:hanging="567"/>
         <w:rPr>
-          <w:rFonts w:ascii="Courier New" w:hAnsi="Courier New" w:cs="Courier New"/>
-          <w:spacing w:val="20"/>
-          <w:szCs w:val="20"/>
-        </w:rPr>
-      </w:pPr>
-      <w:r>
-        <w:rPr>
-          <w:rFonts w:ascii="Courier New" w:hAnsi="Courier New" w:cs="Courier New"/>
-          <w:spacing w:val="20"/>
-          <w:szCs w:val="20"/>
-        </w:rPr>
-        <w:t xml:space="preserve"> </w:t>
-      </w:r>
-      <w:r>
-        <w:rPr>
-          <w:rFonts w:ascii="Courier New" w:hAnsi="Courier New" w:cs="Courier New"/>
-          <w:spacing w:val="20"/>
-          <w:szCs w:val="20"/>
-        </w:rPr>
-        <w:t xml:space="preserve"> </w:t>
-      </w:r>
-      <w:r>
-        <w:rPr>
-          <w:rFonts w:ascii="Courier New" w:hAnsi="Courier New" w:cs="Courier New"/>
-          <w:spacing w:val="20"/>
-          <w:szCs w:val="20"/>
-        </w:rPr>
-        <w:t xml:space="preserve"> </w:t>
+          <w:spacing w:val="20"/>
+          <w:szCs w:val="20"/>
+        </w:rPr>
+      </w:pPr>
+      <w:r>
+        <w:rPr>
+          <w:rFonts w:hint="eastAsia" w:ascii="新細明體" w:hAnsi="新細明體"/>
+          <w:spacing w:val="20"/>
+          <w:szCs w:val="20"/>
+        </w:rPr>
+        <w:t>輸</w:t>
+      </w:r>
+      <w:r>
+        <w:rPr>
+          <w:rFonts w:hint="eastAsia" w:ascii="新細明體" w:hAnsi="新細明體"/>
+          <w:spacing w:val="20"/>
+          <w:szCs w:val="20"/>
+        </w:rPr>
+        <w:t>出</w:t>
+      </w:r>
+      <w:r>
+        <w:rPr>
+          <w:rFonts w:hint="eastAsia" w:ascii="新細明體" w:hAnsi="新細明體"/>
+          <w:spacing w:val="20"/>
+          <w:szCs w:val="20"/>
+        </w:rPr>
+        <w:t>是</w:t>
+      </w:r>
+      <w:r>
+        <w:rPr>
+          <w:rFonts w:hint="eastAsia" w:ascii="新細明體" w:hAnsi="新細明體"/>
+          <w:spacing w:val="20"/>
+          <w:szCs w:val="20"/>
+        </w:rPr>
+        <w:t>？</w:t>
       </w:r>
     </w:p>
     <w:p>
@@ -11231,12 +11902,96 @@
       </w:pPr>
       <w:r>
         <w:rPr>
+          <w:rFonts w:hint="eastAsia"/>
+          <w:spacing w:val="20"/>
+          <w:szCs w:val="20"/>
+        </w:rPr>
+        <w:t xml:space="preserve"> </w:t>
+      </w:r>
+      <w:r>
+        <w:rPr>
+          <w:rFonts w:hint="eastAsia"/>
+          <w:spacing w:val="20"/>
+          <w:szCs w:val="20"/>
+        </w:rPr>
+        <w:t xml:space="preserve"> </w:t>
+      </w:r>
+      <w:r>
+        <w:rPr>
+          <w:rFonts w:hint="eastAsia"/>
+          <w:spacing w:val="20"/>
+          <w:szCs w:val="20"/>
+        </w:rPr>
+        <w:t xml:space="preserve"> </w:t>
+      </w:r>
+    </w:p>
+    <w:p>
+      <w:pPr>
+        <w:tabs>
+          <w:tab w:pos="567" w:val="left"/>
+          <w:tab w:pos="993" w:val="left"/>
+          <w:tab w:pos="1418" w:val="left"/>
+          <w:tab w:pos="1843" w:val="left"/>
+          <w:tab w:pos="2268" w:val="left"/>
+        </w:tabs>
+        <w:snapToGrid w:val="0"/>
+        <w:ind w:left="567" w:hanging="567"/>
+        <w:rPr>
+          <w:spacing w:val="20"/>
+          <w:szCs w:val="20"/>
+        </w:rPr>
+      </w:pPr>
+      <w:r>
+        <w:rPr>
+          <w:rFonts w:hint="eastAsia" w:ascii="新細明體" w:hAnsi="新細明體"/>
+          <w:spacing w:val="20"/>
+          <w:szCs w:val="20"/>
+        </w:rPr>
+        <w:tab/>
+      </w:r>
+      <w:r>
+        <w:rPr>
+          <w:rFonts w:hint="eastAsia" w:ascii="新細明體" w:hAnsi="新細明體"/>
+          <w:spacing w:val="20"/>
+          <w:szCs w:val="20"/>
+        </w:rPr>
+        <w:t>A</w:t>
+      </w:r>
+      <w:r>
+        <w:rPr>
+          <w:rFonts w:hint="eastAsia" w:ascii="新細明體" w:hAnsi="新細明體"/>
+          <w:spacing w:val="20"/>
+          <w:szCs w:val="20"/>
+        </w:rPr>
+        <w:t>.</w:t>
+        <w:tab/>
+        <w:t>6</w:t>
+      </w:r>
+    </w:p>
+    <w:p>
+      <w:pPr>
+        <w:tabs>
+          <w:tab w:pos="567" w:val="left"/>
+          <w:tab w:pos="993" w:val="left"/>
+          <w:tab w:pos="1418" w:val="left"/>
+          <w:tab w:pos="1843" w:val="left"/>
+          <w:tab w:pos="2268" w:val="left"/>
+        </w:tabs>
+        <w:snapToGrid w:val="0"/>
+        <w:ind w:left="567" w:hanging="567"/>
+        <w:rPr>
+          <w:spacing w:val="20"/>
+          <w:szCs w:val="20"/>
+        </w:rPr>
+      </w:pPr>
+      <w:r>
+        <w:rPr>
           <w:rFonts w:ascii="新細明體" w:hAnsi="新細明體"/>
         </w:rPr>
         <w:tab/>
-        <w:t>A.</w:t>
-        <w:tab/>
-        <w:t>0</w:t>
+        <w:t>B.</w:t>
+        <w:tab/>
+        <w:t>2</w:t>
       </w:r>
     </w:p>
     <w:p>
@@ -11257,19 +12012,49 @@
       </w:pPr>
       <w:r>
         <w:rPr>
-          <w:rFonts w:hint="eastAsia" w:ascii="新細明體" w:hAnsi="新細明體"/>
-          <w:spacing w:val="20"/>
-          <w:szCs w:val="20"/>
-        </w:rPr>
-        <w:tab/>
-      </w:r>
-      <w:r>
-        <w:rPr>
-          <w:rFonts w:hint="eastAsia" w:ascii="新細明體" w:hAnsi="新細明體"/>
-          <w:spacing w:val="20"/>
-          <w:szCs w:val="20"/>
-        </w:rPr>
-        <w:t>B</w:t>
+          <w:rFonts w:ascii="新細明體" w:hAnsi="新細明體"/>
+        </w:rPr>
+        <w:tab/>
+        <w:t>C.</w:t>
+        <w:tab/>
+        <w:t>5</w:t>
+      </w:r>
+    </w:p>
+    <w:p>
+      <w:pPr>
+        <w:numPr>
+          <w:ilvl w:val="0"/>
+          <w:numId w:val="2"/>
+        </w:numPr>
+        <w:tabs>
+          <w:tab w:pos="567" w:val="left"/>
+          <w:tab w:pos="993" w:val="left"/>
+          <w:tab w:pos="1418" w:val="left"/>
+          <w:tab w:pos="1843" w:val="left"/>
+          <w:tab w:pos="2268" w:val="left"/>
+        </w:tabs>
+        <w:snapToGrid w:val="0"/>
+        <w:ind w:leftChars="0" w:left="567" w:hanging="567"/>
+        <w:rPr>
+          <w:spacing w:val="20"/>
+          <w:szCs w:val="20"/>
+        </w:rPr>
+      </w:pPr>
+      <w:r>
+        <w:rPr>
+          <w:rFonts w:hint="eastAsia" w:ascii="新細明體" w:hAnsi="新細明體"/>
+          <w:spacing w:val="20"/>
+          <w:szCs w:val="20"/>
+        </w:rPr>
+        <w:tab/>
+      </w:r>
+      <w:r>
+        <w:rPr>
+          <w:rFonts w:hint="eastAsia" w:ascii="新細明體" w:hAnsi="新細明體"/>
+          <w:spacing w:val="20"/>
+          <w:szCs w:val="20"/>
+        </w:rPr>
+        <w:t>D</w:t>
       </w:r>
       <w:r>
         <w:rPr>
@@ -11278,58 +12063,13 @@
           <w:szCs w:val="20"/>
         </w:rPr>
         <w:t>.</w:t>
-      </w:r>
-      <w:r>
-        <w:rPr>
-          <w:rFonts w:hint="eastAsia" w:ascii="新細明體" w:hAnsi="新細明體"/>
-          <w:spacing w:val="20"/>
-          <w:szCs w:val="20"/>
-        </w:rPr>
-        <w:tab/>
-      </w:r>
-      <w:r>
-        <w:rPr>
-          <w:rFonts w:ascii="新細明體" w:hAnsi="新細明體" w:cs="Courier New"/>
-          <w:spacing w:val="20"/>
-          <w:szCs w:val="20"/>
-        </w:rPr>
-        <w:t>5</w:t>
-      </w:r>
-      <w:r>
-        <w:rPr>
-          <w:rFonts w:hint="eastAsia" w:ascii="新細明體" w:hAnsi="新細明體"/>
-          <w:spacing w:val="20"/>
-          <w:szCs w:val="20"/>
-        </w:rPr>
-        <w:t xml:space="preserve"> </w:t>
-      </w:r>
-      <w:r>
-        <w:rPr>
-          <w:rFonts w:hint="eastAsia" w:ascii="新細明體" w:hAnsi="新細明體"/>
-          <w:spacing w:val="20"/>
-          <w:szCs w:val="20"/>
-        </w:rPr>
-        <w:t xml:space="preserve"> </w:t>
-      </w:r>
-      <w:r>
-        <w:rPr>
-          <w:rFonts w:hint="eastAsia" w:ascii="新細明體" w:hAnsi="新細明體"/>
-          <w:spacing w:val="20"/>
-          <w:szCs w:val="20"/>
-        </w:rPr>
-        <w:t xml:space="preserve"> </w:t>
-      </w:r>
-      <w:r>
-        <w:rPr>
-          <w:rFonts w:ascii="新細明體" w:hAnsi="新細明體" w:cs="Courier New"/>
-          <w:spacing w:val="20"/>
-          <w:szCs w:val="20"/>
-        </w:rPr>
-        <w:t xml:space="preserve"> </w:t>
-      </w:r>
-    </w:p>
-    <w:p>
-      <w:pPr>
+        <w:tab/>
+        <w:t>3</w:t>
+      </w:r>
+    </w:p>
+    <w:p>
+      <w:pPr>
+        <w:pStyle w:val="af3"/>
         <w:tabs>
           <w:tab w:pos="567" w:val="left"/>
           <w:tab w:pos="993" w:val="left"/>
@@ -11346,19 +12086,167 @@
       </w:pPr>
       <w:r>
         <w:rPr>
-          <w:rFonts w:hint="eastAsia" w:ascii="新細明體" w:hAnsi="新細明體"/>
-          <w:spacing w:val="20"/>
-          <w:szCs w:val="20"/>
-        </w:rPr>
-        <w:tab/>
-      </w:r>
-      <w:r>
-        <w:rPr>
-          <w:rFonts w:hint="eastAsia" w:ascii="新細明體" w:hAnsi="新細明體"/>
-          <w:spacing w:val="20"/>
-          <w:szCs w:val="20"/>
-        </w:rPr>
-        <w:t>C</w:t>
+          <w:rFonts w:ascii="新細明體" w:hAnsi="新細明體"/>
+        </w:rPr>
+        <w:t>考慮以下偽代碼：</w:t>
+      </w:r>
+    </w:p>
+    <w:p>
+      <w:pPr>
+        <w:tabs>
+          <w:tab w:pos="567" w:val="left"/>
+          <w:tab w:pos="993" w:val="left"/>
+          <w:tab w:pos="1418" w:val="left"/>
+          <w:tab w:pos="1843" w:val="left"/>
+          <w:tab w:pos="2268" w:val="left"/>
+        </w:tabs>
+        <w:snapToGrid w:val="0"/>
+        <w:spacing w:before="120" w:after="120"/>
+        <w:ind w:left="567" w:hanging="567"/>
+        <w:rPr>
+          <w:spacing w:val="20"/>
+          <w:szCs w:val="20"/>
+        </w:rPr>
+      </w:pPr>
+      <w:r>
+        <w:rPr>
+          <w:rFonts w:hint="eastAsia" w:ascii="Courier New" w:hAnsi="Courier New"/>
+          <w:spacing w:val="20"/>
+          <w:szCs w:val="20"/>
+        </w:rPr>
+        <w:tab/>
+      </w:r>
+      <w:r>
+        <w:rPr>
+          <w:rFonts w:hint="eastAsia" w:ascii="Courier New" w:hAnsi="Courier New"/>
+          <w:spacing w:val="20"/>
+          <w:szCs w:val="20"/>
+        </w:rPr>
+        <w:t>若</w:t>
+      </w:r>
+      <w:r>
+        <w:rPr>
+          <w:rFonts w:hint="eastAsia" w:ascii="Courier New" w:hAnsi="Courier New"/>
+          <w:spacing w:val="20"/>
+          <w:szCs w:val="20"/>
+        </w:rPr>
+        <w:t xml:space="preserve"> (score ≥ 60) 且 (score ≤ 100) 則 grade ←「合格」，否則 grade ←「不合格」</w:t>
+      </w:r>
+    </w:p>
+    <w:p>
+      <w:pPr>
+        <w:pStyle w:val="af3"/>
+        <w:tabs>
+          <w:tab w:pos="567" w:val="left"/>
+          <w:tab w:pos="993" w:val="left"/>
+          <w:tab w:pos="1418" w:val="left"/>
+          <w:tab w:pos="1843" w:val="left"/>
+          <w:tab w:pos="2268" w:val="left"/>
+        </w:tabs>
+        <w:snapToGrid w:val="0"/>
+        <w:ind w:left="567" w:hanging="567"/>
+        <w:rPr>
+          <w:spacing w:val="20"/>
+          <w:szCs w:val="20"/>
+        </w:rPr>
+      </w:pPr>
+      <w:r>
+        <w:rPr>
+          <w:rFonts w:hint="eastAsia" w:ascii="新細明體" w:hAnsi="新細明體"/>
+          <w:spacing w:val="20"/>
+          <w:szCs w:val="20"/>
+        </w:rPr>
+        <w:t>若</w:t>
+      </w:r>
+      <w:r>
+        <w:rPr>
+          <w:rFonts w:hint="eastAsia" w:ascii="新細明體" w:hAnsi="新細明體"/>
+          <w:spacing w:val="20"/>
+          <w:szCs w:val="20"/>
+        </w:rPr>
+        <w:t xml:space="preserve"> </w:t>
+      </w:r>
+      <w:r>
+        <w:rPr>
+          <w:rFonts w:hint="eastAsia" w:ascii="新細明體" w:hAnsi="新細明體"/>
+          <w:spacing w:val="20"/>
+          <w:szCs w:val="20"/>
+        </w:rPr>
+        <w:t>score = 60，grade 是？</w:t>
+      </w:r>
+    </w:p>
+    <w:p>
+      <w:pPr>
+        <w:tabs>
+          <w:tab w:pos="567" w:val="left"/>
+          <w:tab w:pos="993" w:val="left"/>
+          <w:tab w:pos="1418" w:val="left"/>
+          <w:tab w:pos="1843" w:val="left"/>
+          <w:tab w:pos="2268" w:val="left"/>
+        </w:tabs>
+        <w:snapToGrid w:val="0"/>
+        <w:ind w:left="567" w:hanging="567"/>
+        <w:rPr>
+          <w:spacing w:val="20"/>
+          <w:szCs w:val="20"/>
+        </w:rPr>
+      </w:pPr>
+      <w:r>
+        <w:rPr>
+          <w:rFonts w:hint="eastAsia"/>
+          <w:spacing w:val="20"/>
+          <w:szCs w:val="20"/>
+        </w:rPr>
+        <w:t xml:space="preserve"> </w:t>
+      </w:r>
+      <w:r>
+        <w:rPr>
+          <w:rFonts w:hint="eastAsia"/>
+          <w:spacing w:val="20"/>
+          <w:szCs w:val="20"/>
+        </w:rPr>
+        <w:t xml:space="preserve"> </w:t>
+      </w:r>
+      <w:r>
+        <w:rPr>
+          <w:rFonts w:hint="eastAsia"/>
+          <w:spacing w:val="20"/>
+          <w:szCs w:val="20"/>
+        </w:rPr>
+        <w:t xml:space="preserve"> </w:t>
+      </w:r>
+    </w:p>
+    <w:p>
+      <w:pPr>
+        <w:tabs>
+          <w:tab w:pos="567" w:val="left"/>
+          <w:tab w:pos="993" w:val="left"/>
+          <w:tab w:pos="1418" w:val="left"/>
+          <w:tab w:pos="1843" w:val="left"/>
+          <w:tab w:pos="2268" w:val="left"/>
+        </w:tabs>
+        <w:snapToGrid w:val="0"/>
+        <w:ind w:left="567" w:hanging="567"/>
+        <w:rPr>
+          <w:spacing w:val="20"/>
+          <w:szCs w:val="20"/>
+        </w:rPr>
+      </w:pPr>
+      <w:r>
+        <w:rPr>
+          <w:rFonts w:hint="eastAsia" w:ascii="新細明體" w:hAnsi="新細明體"/>
+          <w:spacing w:val="20"/>
+          <w:szCs w:val="20"/>
+        </w:rPr>
+        <w:tab/>
+      </w:r>
+      <w:r>
+        <w:rPr>
+          <w:rFonts w:hint="eastAsia" w:ascii="新細明體" w:hAnsi="新細明體"/>
+          <w:spacing w:val="20"/>
+          <w:szCs w:val="20"/>
+        </w:rPr>
+        <w:t>A</w:t>
       </w:r>
       <w:r>
         <w:rPr>
@@ -11367,54 +12255,8 @@
           <w:szCs w:val="20"/>
         </w:rPr>
         <w:t>.</w:t>
-      </w:r>
-      <w:r>
-        <w:rPr>
-          <w:rFonts w:hint="eastAsia" w:ascii="新細明體" w:hAnsi="新細明體"/>
-          <w:spacing w:val="20"/>
-          <w:szCs w:val="20"/>
-        </w:rPr>
-        <w:tab/>
-      </w:r>
-      <w:r>
-        <w:rPr>
-          <w:rFonts w:ascii="新細明體" w:hAnsi="新細明體" w:cs="Courier New"/>
-          <w:spacing w:val="20"/>
-          <w:szCs w:val="20"/>
-        </w:rPr>
-        <w:t>3</w:t>
-      </w:r>
-      <w:r>
-        <w:rPr>
-          <w:rFonts w:hint="eastAsia" w:ascii="新細明體" w:hAnsi="新細明體"/>
-          <w:spacing w:val="20"/>
-          <w:szCs w:val="20"/>
-        </w:rPr>
-        <w:t xml:space="preserve"> </w:t>
-      </w:r>
-      <w:r>
-        <w:rPr>
-          <w:rFonts w:hint="eastAsia" w:ascii="新細明體" w:hAnsi="新細明體"/>
-          <w:spacing w:val="20"/>
-          <w:szCs w:val="20"/>
-        </w:rPr>
-        <w:t xml:space="preserve"> </w:t>
-      </w:r>
-      <w:r>
-        <w:rPr>
-          <w:rFonts w:hint="eastAsia" w:ascii="新細明體" w:hAnsi="新細明體"/>
-          <w:spacing w:val="20"/>
-          <w:szCs w:val="20"/>
-        </w:rPr>
-        <w:t xml:space="preserve"> </w:t>
-      </w:r>
-      <w:r>
-        <w:rPr>
-          <w:rFonts w:ascii="新細明體" w:hAnsi="新細明體" w:cs="Courier New"/>
-          <w:spacing w:val="20"/>
-          <w:szCs w:val="20"/>
-        </w:rPr>
-        <w:t xml:space="preserve"> </w:t>
+        <w:tab/>
+        <w:t>不合格</w:t>
       </w:r>
     </w:p>
     <w:p>
@@ -11435,104 +12277,24 @@
       </w:pPr>
       <w:r>
         <w:rPr>
-          <w:rFonts w:hint="eastAsia" w:ascii="新細明體" w:hAnsi="新細明體"/>
-          <w:spacing w:val="20"/>
-          <w:szCs w:val="20"/>
-        </w:rPr>
-        <w:tab/>
-      </w:r>
-      <w:r>
-        <w:rPr>
-          <w:rFonts w:hint="eastAsia" w:ascii="新細明體" w:hAnsi="新細明體"/>
-          <w:spacing w:val="20"/>
-          <w:szCs w:val="20"/>
-        </w:rPr>
-        <w:t>D</w:t>
-      </w:r>
-      <w:r>
-        <w:rPr>
-          <w:rFonts w:hint="eastAsia" w:ascii="新細明體" w:hAnsi="新細明體"/>
-          <w:spacing w:val="20"/>
-          <w:szCs w:val="20"/>
-        </w:rPr>
-        <w:t>.</w:t>
-      </w:r>
-      <w:r>
-        <w:rPr>
-          <w:rFonts w:hint="eastAsia" w:ascii="新細明體" w:hAnsi="新細明體"/>
-          <w:spacing w:val="20"/>
-          <w:szCs w:val="20"/>
-        </w:rPr>
-        <w:tab/>
-      </w:r>
-      <w:r>
-        <w:rPr>
-          <w:rFonts w:ascii="新細明體" w:hAnsi="新細明體" w:cs="Courier New"/>
-          <w:spacing w:val="20"/>
-          <w:szCs w:val="20"/>
-        </w:rPr>
-        <w:t>1</w:t>
-      </w:r>
-      <w:r>
-        <w:rPr>
-          <w:rFonts w:hint="eastAsia" w:ascii="新細明體" w:hAnsi="新細明體"/>
-          <w:spacing w:val="20"/>
-          <w:szCs w:val="20"/>
-        </w:rPr>
-        <w:t xml:space="preserve"> </w:t>
-      </w:r>
-      <w:r>
-        <w:rPr>
-          <w:rFonts w:hint="eastAsia" w:ascii="新細明體" w:hAnsi="新細明體"/>
-          <w:spacing w:val="20"/>
-          <w:szCs w:val="20"/>
-        </w:rPr>
-        <w:t xml:space="preserve"> </w:t>
-      </w:r>
-      <w:r>
-        <w:rPr>
-          <w:rFonts w:hint="eastAsia" w:ascii="新細明體" w:hAnsi="新細明體"/>
-          <w:spacing w:val="20"/>
-          <w:szCs w:val="20"/>
-        </w:rPr>
-        <w:t xml:space="preserve"> </w:t>
-      </w:r>
-      <w:r>
-        <w:rPr>
-          <w:rFonts w:ascii="新細明體" w:hAnsi="新細明體" w:cs="Courier New"/>
-          <w:spacing w:val="20"/>
-          <w:szCs w:val="20"/>
-        </w:rPr>
-        <w:t xml:space="preserve"> </w:t>
-      </w:r>
-      <w:r>
-        <w:rPr>
-          <w:rFonts w:hint="eastAsia" w:ascii="新細明體" w:hAnsi="新細明體"/>
-          <w:spacing w:val="20"/>
-          <w:szCs w:val="20"/>
-        </w:rPr>
-        <w:t xml:space="preserve"> </w:t>
-      </w:r>
-      <w:r>
-        <w:rPr>
-          <w:rFonts w:hint="eastAsia" w:ascii="新細明體" w:hAnsi="新細明體"/>
-          <w:spacing w:val="20"/>
-          <w:szCs w:val="20"/>
-        </w:rPr>
-        <w:t xml:space="preserve"> </w:t>
-      </w:r>
-    </w:p>
-    <w:p>
-      <w:pPr>
-        <w:tabs>
-          <w:tab w:pos="567" w:val="left"/>
-          <w:tab w:pos="993" w:val="left"/>
-          <w:tab w:pos="1418" w:val="left"/>
-          <w:tab w:pos="1843" w:val="left"/>
-          <w:tab w:pos="2268" w:val="left"/>
-        </w:tabs>
-        <w:snapToGrid w:val="0"/>
-        <w:spacing w:before="0" w:after="0" w:lineRule="exact" w:line="20"/>
+          <w:rFonts w:ascii="新細明體" w:hAnsi="新細明體"/>
+        </w:rPr>
+        <w:tab/>
+        <w:t>B.</w:t>
+        <w:tab/>
+        <w:t>合格</w:t>
+      </w:r>
+    </w:p>
+    <w:p>
+      <w:pPr>
+        <w:tabs>
+          <w:tab w:pos="567" w:val="left"/>
+          <w:tab w:pos="993" w:val="left"/>
+          <w:tab w:pos="1418" w:val="left"/>
+          <w:tab w:pos="1843" w:val="left"/>
+          <w:tab w:pos="2268" w:val="left"/>
+        </w:tabs>
+        <w:snapToGrid w:val="0"/>
         <w:ind w:left="567" w:hanging="567"/>
         <w:rPr>
           <w:spacing w:val="20"/>
@@ -11541,166 +12303,41 @@
       </w:pPr>
       <w:r>
         <w:rPr>
-          <w:rFonts w:hint="eastAsia"/>
-          <w:spacing w:val="20"/>
-          <w:szCs w:val="20"/>
-        </w:rPr>
-        <w:t xml:space="preserve"> </w:t>
-      </w:r>
-      <w:r>
-        <w:rPr>
-          <w:rFonts w:hint="eastAsia"/>
-          <w:spacing w:val="20"/>
-          <w:szCs w:val="20"/>
-        </w:rPr>
-        <w:t xml:space="preserve"> </w:t>
-      </w:r>
-      <w:r>
-        <w:rPr>
-          <w:rFonts w:hint="eastAsia"/>
-          <w:spacing w:val="20"/>
-          <w:szCs w:val="20"/>
-        </w:rPr>
-        <w:t xml:space="preserve"> </w:t>
-      </w:r>
-      <w:r>
-        <w:rPr>
-          <w:rFonts w:hint="eastAsia"/>
-          <w:spacing w:val="20"/>
-          <w:szCs w:val="20"/>
-        </w:rPr>
-        <w:t xml:space="preserve"> </w:t>
-      </w:r>
-      <w:r>
-        <w:rPr>
-          <w:rFonts w:ascii="Courier New" w:hAnsi="Courier New" w:cs="Courier New"/>
-          <w:spacing w:val="20"/>
-          <w:szCs w:val="20"/>
-        </w:rPr>
-        <w:t xml:space="preserve"> </w:t>
-      </w:r>
-      <w:r>
-        <w:rPr>
-          <w:rFonts w:ascii="Courier New" w:hAnsi="Courier New" w:cs="Courier New"/>
-          <w:spacing w:val="20"/>
-          <w:szCs w:val="20"/>
-        </w:rPr>
-        <w:t xml:space="preserve"> </w:t>
-      </w:r>
-      <w:r>
-        <w:rPr>
-          <w:rFonts w:ascii="Courier New" w:hAnsi="Courier New" w:cs="Courier New"/>
-          <w:spacing w:val="20"/>
-          <w:szCs w:val="20"/>
-        </w:rPr>
-        <w:t xml:space="preserve"> </w:t>
-      </w:r>
-      <w:r>
-        <w:rPr>
-          <w:rFonts w:ascii="Courier New" w:hAnsi="Courier New" w:cs="Courier New"/>
-          <w:spacing w:val="20"/>
-          <w:szCs w:val="20"/>
-        </w:rPr>
-        <w:t xml:space="preserve"> </w:t>
-      </w:r>
-      <w:r>
-        <w:rPr>
-          <w:rFonts w:hint="eastAsia"/>
-          <w:spacing w:val="20"/>
-          <w:szCs w:val="20"/>
-        </w:rPr>
-        <w:t xml:space="preserve"> </w:t>
-      </w:r>
-      <w:r>
-        <w:rPr>
-          <w:rFonts w:hint="eastAsia"/>
-          <w:spacing w:val="20"/>
-          <w:szCs w:val="20"/>
-        </w:rPr>
-        <w:t xml:space="preserve"> </w:t>
-      </w:r>
-      <w:r>
-        <w:rPr>
-          <w:rFonts w:hint="eastAsia"/>
-          <w:spacing w:val="20"/>
-          <w:szCs w:val="20"/>
-        </w:rPr>
-        <w:t xml:space="preserve"> </w:t>
-      </w:r>
-      <w:r>
-        <w:rPr>
-          <w:rFonts w:ascii="Courier New" w:hAnsi="Courier New" w:cs="Courier New"/>
-          <w:spacing w:val="20"/>
-          <w:szCs w:val="20"/>
-        </w:rPr>
-        <w:t xml:space="preserve"> </w:t>
-      </w:r>
-      <w:r>
-        <w:rPr>
-          <w:rFonts w:ascii="Courier New" w:hAnsi="Courier New" w:cs="Courier New"/>
-          <w:spacing w:val="20"/>
-          <w:szCs w:val="20"/>
-        </w:rPr>
-        <w:t xml:space="preserve"> </w:t>
-      </w:r>
-      <w:r>
-        <w:rPr>
-          <w:rFonts w:ascii="Courier New" w:hAnsi="Courier New" w:cs="Courier New"/>
-          <w:spacing w:val="20"/>
-          <w:szCs w:val="20"/>
-        </w:rPr>
-        <w:t xml:space="preserve"> </w:t>
-      </w:r>
-      <w:r>
-        <w:rPr>
-          <w:rFonts w:hint="eastAsia"/>
-          <w:spacing w:val="20"/>
-          <w:szCs w:val="20"/>
-        </w:rPr>
-        <w:t xml:space="preserve"> </w:t>
-      </w:r>
-      <w:r>
-        <w:rPr>
-          <w:rFonts w:hint="eastAsia"/>
-          <w:spacing w:val="20"/>
-          <w:szCs w:val="20"/>
-        </w:rPr>
-        <w:t xml:space="preserve"> </w:t>
-      </w:r>
-    </w:p>
-    <w:p>
-      <w:pPr>
-        <w:tabs>
-          <w:tab w:pos="567" w:val="left"/>
-          <w:tab w:pos="993" w:val="left"/>
-          <w:tab w:pos="1418" w:val="left"/>
-          <w:tab w:pos="1843" w:val="left"/>
-          <w:tab w:pos="2268" w:val="left"/>
-        </w:tabs>
-        <w:snapToGrid w:val="0"/>
+          <w:rFonts w:ascii="新細明體" w:hAnsi="新細明體"/>
+        </w:rPr>
+        <w:tab/>
+        <w:t>C.</w:t>
+        <w:tab/>
+        <w:t>60</w:t>
+      </w:r>
+    </w:p>
+    <w:p>
+      <w:pPr>
+        <w:widowControl/>
+        <w:tabs>
+          <w:tab w:pos="567" w:val="left"/>
+          <w:tab w:pos="993" w:val="left"/>
+          <w:tab w:pos="1418" w:val="left"/>
+          <w:tab w:pos="1843" w:val="left"/>
+          <w:tab w:pos="2268" w:val="left"/>
+        </w:tabs>
         <w:ind w:left="567" w:hanging="567"/>
         <w:rPr>
           <w:spacing w:val="20"/>
           <w:szCs w:val="20"/>
         </w:rPr>
       </w:pPr>
-    </w:p>
-    <w:p>
-      <w:pPr>
-        <w:tabs>
-          <w:tab w:pos="567" w:val="left"/>
-          <w:tab w:pos="993" w:val="left"/>
-          <w:tab w:pos="1418" w:val="left"/>
-          <w:tab w:pos="1843" w:val="left"/>
-          <w:tab w:pos="2268" w:val="left"/>
-        </w:tabs>
-        <w:snapToGrid w:val="0"/>
-        <w:ind w:left="567" w:hanging="567"/>
-        <w:rPr>
-          <w:spacing w:val="20"/>
-          <w:szCs w:val="20"/>
-        </w:rPr>
-      </w:pPr>
+      <w:r>
+        <w:rPr>
+          <w:rFonts w:ascii="新細明體" w:hAnsi="新細明體"/>
+          <w:spacing w:val="20"/>
+          <w:szCs w:val="20"/>
+        </w:rPr>
+        <w:tab/>
+        <w:t>D.</w:t>
+        <w:tab/>
+        <w:t>100</w:t>
+      </w:r>
     </w:p>
     <w:p>
       <w:pPr>
@@ -11725,11 +12362,121 @@
       </w:pPr>
       <w:r>
         <w:rPr>
-          <w:rFonts w:hint="eastAsia" w:ascii="Courier New" w:hAnsi="Courier New"/>
-          <w:spacing w:val="20"/>
-          <w:szCs w:val="20"/>
-        </w:rPr>
-        <w:t>考慮以下偽代碼：x ← 2；y ← x + 3；x ← x + 1；輸出 y</w:t>
+          <w:rFonts w:hint="eastAsia" w:ascii="新細明體" w:hAnsi="新細明體"/>
+          <w:spacing w:val="20"/>
+          <w:szCs w:val="20"/>
+        </w:rPr>
+        <w:t>考慮以下偽代碼，n 為非負整數：</w:t>
+      </w:r>
+    </w:p>
+    <w:p>
+      <w:pPr>
+        <w:tabs>
+          <w:tab w:pos="567" w:val="left"/>
+          <w:tab w:pos="993" w:val="left"/>
+          <w:tab w:pos="1418" w:val="left"/>
+          <w:tab w:pos="1843" w:val="left"/>
+          <w:tab w:pos="2268" w:val="left"/>
+        </w:tabs>
+        <w:snapToGrid w:val="0"/>
+        <w:spacing w:before="120"/>
+        <w:ind w:left="567" w:hanging="567"/>
+        <w:rPr>
+          <w:spacing w:val="20"/>
+          <w:szCs w:val="20"/>
+        </w:rPr>
+      </w:pPr>
+      <w:r>
+        <w:rPr>
+          <w:rFonts w:ascii="Courier New" w:hAnsi="Courier New"/>
+        </w:rPr>
+        <w:tab/>
+        <w:t>輸入 n</w:t>
+      </w:r>
+    </w:p>
+    <w:p>
+      <w:pPr>
+        <w:tabs>
+          <w:tab w:pos="567" w:val="left"/>
+          <w:tab w:pos="993" w:val="left"/>
+          <w:tab w:pos="1418" w:val="left"/>
+          <w:tab w:pos="1843" w:val="left"/>
+          <w:tab w:pos="2268" w:val="left"/>
+        </w:tabs>
+        <w:snapToGrid w:val="0"/>
+        <w:ind w:left="567" w:hanging="567"/>
+        <w:rPr>
+          <w:rFonts w:ascii="Courier New" w:hAnsi="Courier New" w:cs="Courier New"/>
+          <w:spacing w:val="20"/>
+          <w:szCs w:val="20"/>
+        </w:rPr>
+      </w:pPr>
+      <w:r>
+        <w:rPr>
+          <w:rFonts w:ascii="Courier New" w:hAnsi="Courier New" w:cs="Courier New"/>
+          <w:spacing w:val="20"/>
+          <w:szCs w:val="20"/>
+        </w:rPr>
+        <w:tab/>
+      </w:r>
+      <w:r>
+        <w:rPr>
+          <w:rFonts w:ascii="Courier New" w:hAnsi="Courier New" w:cs="Courier New"/>
+          <w:spacing w:val="20"/>
+          <w:szCs w:val="20"/>
+        </w:rPr>
+        <w:t>若</w:t>
+      </w:r>
+      <w:r>
+        <w:rPr>
+          <w:rFonts w:ascii="Courier New" w:hAnsi="Courier New" w:cs="Courier New"/>
+          <w:spacing w:val="20"/>
+          <w:szCs w:val="20"/>
+        </w:rPr>
+        <w:t xml:space="preserve"> n = 0 則</w:t>
+      </w:r>
+    </w:p>
+    <w:p>
+      <w:pPr>
+        <w:tabs>
+          <w:tab w:pos="567" w:val="left"/>
+          <w:tab w:pos="993" w:val="left"/>
+          <w:tab w:pos="1418" w:val="left"/>
+          <w:tab w:pos="1843" w:val="left"/>
+          <w:tab w:pos="2268" w:val="left"/>
+        </w:tabs>
+        <w:snapToGrid w:val="0"/>
+        <w:spacing w:after="120"/>
+        <w:ind w:left="567" w:hanging="567"/>
+        <w:rPr>
+          <w:rFonts w:ascii="Courier New" w:hAnsi="Courier New" w:cs="Courier New"/>
+          <w:spacing w:val="20"/>
+          <w:szCs w:val="20"/>
+        </w:rPr>
+      </w:pPr>
+      <w:r>
+        <w:rPr>
+          <w:rFonts w:ascii="Courier New" w:hAnsi="Courier New" w:cs="Courier New"/>
+          <w:spacing w:val="20"/>
+          <w:szCs w:val="20"/>
+        </w:rPr>
+        <w:tab/>
+      </w:r>
+      <w:r>
+        <w:rPr>
+          <w:rFonts w:ascii="Courier New" w:hAnsi="Courier New" w:cs="Courier New"/>
+          <w:spacing w:val="20"/>
+          <w:szCs w:val="20"/>
+        </w:rPr>
+        <w:tab/>
+      </w:r>
+      <w:r>
+        <w:rPr>
+          <w:rFonts w:ascii="Courier New" w:hAnsi="Courier New" w:cs="Courier New"/>
+          <w:spacing w:val="20"/>
+          <w:szCs w:val="20"/>
+        </w:rPr>
+        <w:t>輸出 「zero」</w:t>
       </w:r>
     </w:p>
     <w:p>
@@ -11745,6 +12492,243 @@
         <w:snapToGrid w:val="0"/>
         <w:ind w:left="567" w:hanging="567"/>
         <w:rPr>
+          <w:rFonts w:ascii="Courier New" w:hAnsi="Courier New" w:cs="Courier New"/>
+          <w:spacing w:val="20"/>
+          <w:szCs w:val="20"/>
+        </w:rPr>
+      </w:pPr>
+      <w:r>
+        <w:rPr>
+          <w:rFonts w:ascii="新細明體" w:hAnsi="新細明體" w:cs="Courier New"/>
+          <w:spacing w:val="20"/>
+          <w:szCs w:val="20"/>
+        </w:rPr>
+        <w:t>測</w:t>
+      </w:r>
+      <w:r>
+        <w:rPr>
+          <w:rFonts w:ascii="新細明體" w:hAnsi="新細明體" w:cs="Courier New"/>
+          <w:spacing w:val="20"/>
+          <w:szCs w:val="20"/>
+        </w:rPr>
+        <w:t>試</w:t>
+      </w:r>
+      <w:r>
+        <w:rPr>
+          <w:rFonts w:ascii="新細明體" w:hAnsi="新細明體" w:cs="Courier New"/>
+          <w:spacing w:val="20"/>
+          <w:szCs w:val="20"/>
+        </w:rPr>
+        <w:t>時</w:t>
+      </w:r>
+      <w:r>
+        <w:rPr>
+          <w:rFonts w:ascii="新細明體" w:hAnsi="新細明體" w:cs="Courier New"/>
+          <w:spacing w:val="20"/>
+          <w:szCs w:val="20"/>
+        </w:rPr>
+        <w:t>下列哪個是適當的邊界個案？</w:t>
+      </w:r>
+    </w:p>
+    <w:p>
+      <w:pPr>
+        <w:tabs>
+          <w:tab w:pos="567" w:val="left"/>
+          <w:tab w:pos="993" w:val="left"/>
+          <w:tab w:pos="1418" w:val="left"/>
+          <w:tab w:pos="1843" w:val="left"/>
+          <w:tab w:pos="2268" w:val="left"/>
+        </w:tabs>
+        <w:snapToGrid w:val="0"/>
+        <w:ind w:left="567" w:hanging="567"/>
+        <w:rPr>
+          <w:rFonts w:ascii="Courier New" w:hAnsi="Courier New" w:cs="Courier New"/>
+          <w:spacing w:val="20"/>
+          <w:szCs w:val="20"/>
+        </w:rPr>
+      </w:pPr>
+      <w:r>
+        <w:rPr>
+          <w:rFonts w:ascii="Courier New" w:hAnsi="Courier New" w:cs="Courier New"/>
+          <w:spacing w:val="20"/>
+          <w:szCs w:val="20"/>
+        </w:rPr>
+        <w:t xml:space="preserve"> </w:t>
+      </w:r>
+      <w:r>
+        <w:rPr>
+          <w:rFonts w:ascii="Courier New" w:hAnsi="Courier New" w:cs="Courier New"/>
+          <w:spacing w:val="20"/>
+          <w:szCs w:val="20"/>
+        </w:rPr>
+        <w:t xml:space="preserve"> </w:t>
+      </w:r>
+      <w:r>
+        <w:rPr>
+          <w:rFonts w:ascii="Courier New" w:hAnsi="Courier New" w:cs="Courier New"/>
+          <w:spacing w:val="20"/>
+          <w:szCs w:val="20"/>
+        </w:rPr>
+        <w:t xml:space="preserve"> </w:t>
+      </w:r>
+    </w:p>
+    <w:p>
+      <w:pPr>
+        <w:tabs>
+          <w:tab w:pos="567" w:val="left"/>
+          <w:tab w:pos="993" w:val="left"/>
+          <w:tab w:pos="1418" w:val="left"/>
+          <w:tab w:pos="1843" w:val="left"/>
+          <w:tab w:pos="2268" w:val="left"/>
+        </w:tabs>
+        <w:snapToGrid w:val="0"/>
+        <w:ind w:left="567" w:hanging="567"/>
+        <w:rPr>
+          <w:rFonts w:ascii="Courier New" w:hAnsi="Courier New" w:cs="Courier New"/>
+          <w:spacing w:val="20"/>
+          <w:szCs w:val="20"/>
+        </w:rPr>
+      </w:pPr>
+      <w:r>
+        <w:rPr>
+          <w:rFonts w:ascii="新細明體" w:hAnsi="新細明體" w:cs="Courier New"/>
+          <w:spacing w:val="20"/>
+          <w:szCs w:val="20"/>
+        </w:rPr>
+        <w:tab/>
+      </w:r>
+      <w:r>
+        <w:rPr>
+          <w:rFonts w:ascii="新細明體" w:hAnsi="新細明體" w:cs="Courier New"/>
+          <w:spacing w:val="20"/>
+          <w:szCs w:val="20"/>
+        </w:rPr>
+        <w:t>A</w:t>
+      </w:r>
+      <w:r>
+        <w:rPr>
+          <w:rFonts w:ascii="新細明體" w:hAnsi="新細明體" w:cs="Courier New"/>
+          <w:spacing w:val="20"/>
+          <w:szCs w:val="20"/>
+        </w:rPr>
+        <w:t>.</w:t>
+      </w:r>
+      <w:r>
+        <w:rPr>
+          <w:rFonts w:ascii="新細明體" w:hAnsi="新細明體" w:cs="Courier New"/>
+          <w:spacing w:val="20"/>
+          <w:szCs w:val="20"/>
+        </w:rPr>
+        <w:tab/>
+        <w:t>n = 0</w:t>
+      </w:r>
+    </w:p>
+    <w:p>
+      <w:pPr>
+        <w:tabs>
+          <w:tab w:pos="567" w:val="left"/>
+          <w:tab w:pos="993" w:val="left"/>
+          <w:tab w:pos="1418" w:val="left"/>
+          <w:tab w:pos="1843" w:val="left"/>
+          <w:tab w:pos="2268" w:val="left"/>
+        </w:tabs>
+        <w:snapToGrid w:val="0"/>
+        <w:ind w:left="567" w:hanging="567"/>
+        <w:rPr>
+          <w:rFonts w:ascii="Courier New" w:hAnsi="Courier New" w:cs="Courier New"/>
+          <w:spacing w:val="20"/>
+          <w:szCs w:val="20"/>
+        </w:rPr>
+      </w:pPr>
+      <w:r>
+        <w:rPr>
+          <w:rFonts w:ascii="新細明體" w:hAnsi="新細明體" w:cs="Courier New"/>
+          <w:spacing w:val="20"/>
+          <w:szCs w:val="20"/>
+        </w:rPr>
+        <w:tab/>
+      </w:r>
+      <w:r>
+        <w:rPr>
+          <w:rFonts w:ascii="新細明體" w:hAnsi="新細明體" w:cs="Courier New"/>
+          <w:spacing w:val="20"/>
+          <w:szCs w:val="20"/>
+        </w:rPr>
+        <w:t>B</w:t>
+      </w:r>
+      <w:r>
+        <w:rPr>
+          <w:rFonts w:ascii="新細明體" w:hAnsi="新細明體" w:cs="Courier New"/>
+          <w:spacing w:val="20"/>
+          <w:szCs w:val="20"/>
+        </w:rPr>
+        <w:t>.</w:t>
+        <w:tab/>
+        <w:t>只測試 n = 1</w:t>
+      </w:r>
+    </w:p>
+    <w:p>
+      <w:pPr>
+        <w:tabs>
+          <w:tab w:pos="567" w:val="left"/>
+          <w:tab w:pos="993" w:val="left"/>
+          <w:tab w:pos="1418" w:val="left"/>
+          <w:tab w:pos="1843" w:val="left"/>
+          <w:tab w:pos="2268" w:val="left"/>
+        </w:tabs>
+        <w:snapToGrid w:val="0"/>
+        <w:ind w:left="567" w:hanging="567"/>
+        <w:rPr>
+          <w:spacing w:val="20"/>
+          <w:szCs w:val="20"/>
+        </w:rPr>
+      </w:pPr>
+      <w:r>
+        <w:rPr>
+          <w:rFonts w:ascii="新細明體" w:hAnsi="新細明體" w:cs="Courier New"/>
+          <w:spacing w:val="20"/>
+          <w:szCs w:val="20"/>
+        </w:rPr>
+        <w:tab/>
+      </w:r>
+      <w:r>
+        <w:rPr>
+          <w:rFonts w:ascii="新細明體" w:hAnsi="新細明體" w:cs="Courier New"/>
+          <w:spacing w:val="20"/>
+          <w:szCs w:val="20"/>
+        </w:rPr>
+        <w:t>C</w:t>
+      </w:r>
+      <w:r>
+        <w:rPr>
+          <w:rFonts w:ascii="新細明體" w:hAnsi="新細明體" w:cs="Courier New"/>
+          <w:spacing w:val="20"/>
+          <w:szCs w:val="20"/>
+        </w:rPr>
+        <w:t>.</w:t>
+      </w:r>
+      <w:r>
+        <w:rPr>
+          <w:rFonts w:ascii="新細明體" w:hAnsi="新細明體" w:cs="Courier New"/>
+          <w:spacing w:val="20"/>
+          <w:szCs w:val="20"/>
+        </w:rPr>
+        <w:tab/>
+        <w:t>n = 5</w:t>
+      </w:r>
+    </w:p>
+    <w:p>
+      <w:pPr>
+        <w:tabs>
+          <w:tab w:pos="567" w:val="left"/>
+          <w:tab w:pos="993" w:val="left"/>
+          <w:tab w:pos="1418" w:val="left"/>
+          <w:tab w:pos="1843" w:val="left"/>
+          <w:tab w:pos="2268" w:val="left"/>
+        </w:tabs>
+        <w:snapToGrid w:val="0"/>
+        <w:ind w:left="567" w:hanging="567"/>
+        <w:rPr>
           <w:spacing w:val="20"/>
           <w:szCs w:val="20"/>
         </w:rPr>
@@ -11753,86 +12737,64 @@
         <w:rPr>
           <w:rFonts w:ascii="新細明體" w:hAnsi="新細明體"/>
         </w:rPr>
-        <w:t>輸出是？</w:t>
-      </w:r>
-    </w:p>
-    <w:p>
-      <w:pPr>
-        <w:tabs>
-          <w:tab w:pos="567" w:val="left"/>
-          <w:tab w:pos="993" w:val="left"/>
-          <w:tab w:pos="1418" w:val="left"/>
-          <w:tab w:pos="1843" w:val="left"/>
-          <w:tab w:pos="2268" w:val="left"/>
-        </w:tabs>
-        <w:snapToGrid w:val="0"/>
-        <w:rPr>
-          <w:rFonts w:ascii="Courier New" w:hAnsi="Courier New" w:cs="Courier New"/>
-          <w:spacing w:val="20"/>
-          <w:szCs w:val="20"/>
-        </w:rPr>
-      </w:pPr>
-    </w:p>
-    <w:p>
-      <w:pPr>
-        <w:tabs>
-          <w:tab w:pos="567" w:val="left"/>
-          <w:tab w:pos="993" w:val="left"/>
-          <w:tab w:pos="1418" w:val="left"/>
-          <w:tab w:pos="1843" w:val="left"/>
-          <w:tab w:pos="2268" w:val="left"/>
-        </w:tabs>
-        <w:snapToGrid w:val="0"/>
+        <w:tab/>
+        <w:t>D.</w:t>
+        <w:tab/>
+        <w:t>n = -1 且 n = 10</w:t>
+      </w:r>
+    </w:p>
+    <w:p>
+      <w:pPr>
+        <w:tabs>
+          <w:tab w:pos="567" w:val="left"/>
+          <w:tab w:pos="993" w:val="left"/>
+          <w:tab w:pos="1418" w:val="left"/>
+          <w:tab w:pos="1843" w:val="left"/>
+          <w:tab w:pos="2268" w:val="left"/>
+        </w:tabs>
+        <w:snapToGrid w:val="0"/>
+        <w:spacing w:before="0" w:after="0" w:lineRule="exact" w:line="20"/>
         <w:ind w:left="567" w:hanging="567"/>
         <w:rPr>
-          <w:spacing w:val="20"/>
-          <w:szCs w:val="20"/>
-        </w:rPr>
-      </w:pPr>
-      <w:r>
-        <w:rPr>
-          <w:rFonts w:ascii="新細明體" w:hAnsi="新細明體"/>
-          <w:spacing w:val="20"/>
-          <w:szCs w:val="20"/>
-        </w:rPr>
-        <w:tab/>
-      </w:r>
-      <w:r>
-        <w:rPr>
-          <w:rFonts w:ascii="新細明體" w:hAnsi="新細明體"/>
-          <w:spacing w:val="20"/>
-          <w:szCs w:val="20"/>
-        </w:rPr>
-        <w:t>A</w:t>
-      </w:r>
-      <w:r>
-        <w:rPr>
-          <w:rFonts w:hint="eastAsia" w:ascii="新細明體" w:hAnsi="新細明體"/>
-          <w:spacing w:val="20"/>
-          <w:szCs w:val="20"/>
-        </w:rPr>
-        <w:t>.</w:t>
-      </w:r>
-      <w:r>
-        <w:rPr>
-          <w:rFonts w:hint="eastAsia" w:ascii="新細明體" w:hAnsi="新細明體"/>
-          <w:spacing w:val="20"/>
-          <w:szCs w:val="20"/>
-        </w:rPr>
-        <w:tab/>
-        <w:t>6</w:t>
-      </w:r>
-    </w:p>
-    <w:p>
-      <w:pPr>
-        <w:tabs>
-          <w:tab w:pos="567" w:val="left"/>
-          <w:tab w:pos="993" w:val="left"/>
-          <w:tab w:pos="1418" w:val="left"/>
-          <w:tab w:pos="1843" w:val="left"/>
-          <w:tab w:pos="2268" w:val="left"/>
-        </w:tabs>
-        <w:snapToGrid w:val="0"/>
+          <w:rFonts w:ascii="Courier New" w:hAnsi="Courier New" w:cs="Courier New"/>
+          <w:spacing w:val="20"/>
+          <w:szCs w:val="20"/>
+        </w:rPr>
+      </w:pPr>
+      <w:r>
+        <w:rPr>
+          <w:spacing w:val="20"/>
+          <w:szCs w:val="20"/>
+        </w:rPr>
+        <w:t xml:space="preserve"> </w:t>
+      </w:r>
+      <w:r>
+        <w:rPr>
+          <w:spacing w:val="20"/>
+          <w:szCs w:val="20"/>
+        </w:rPr>
+        <w:t xml:space="preserve"> </w:t>
+      </w:r>
+      <w:r>
+        <w:rPr>
+          <w:rFonts w:ascii="Courier New" w:hAnsi="Courier New" w:cs="Courier New"/>
+          <w:spacing w:val="20"/>
+          <w:szCs w:val="20"/>
+        </w:rPr>
+        <w:t xml:space="preserve"> </w:t>
+      </w:r>
+    </w:p>
+    <w:p>
+      <w:pPr>
+        <w:tabs>
+          <w:tab w:pos="567" w:val="left"/>
+          <w:tab w:pos="993" w:val="left"/>
+          <w:tab w:pos="1418" w:val="left"/>
+          <w:tab w:pos="1843" w:val="left"/>
+          <w:tab w:pos="2268" w:val="left"/>
+        </w:tabs>
+        <w:snapToGrid w:val="0"/>
+        <w:spacing w:before="0" w:after="0" w:lineRule="exact" w:line="20"/>
         <w:ind w:left="567" w:hanging="567"/>
         <w:rPr>
           <w:spacing w:val="20"/>
@@ -11841,48 +12803,38 @@
       </w:pPr>
       <w:r>
         <w:rPr>
-          <w:rFonts w:hint="eastAsia" w:ascii="新細明體" w:hAnsi="新細明體"/>
-          <w:spacing w:val="20"/>
-          <w:szCs w:val="20"/>
-        </w:rPr>
-        <w:tab/>
-      </w:r>
-      <w:r>
-        <w:rPr>
-          <w:rFonts w:hint="eastAsia" w:ascii="新細明體" w:hAnsi="新細明體"/>
-          <w:spacing w:val="20"/>
-          <w:szCs w:val="20"/>
-        </w:rPr>
-        <w:t>B</w:t>
-      </w:r>
-      <w:r>
-        <w:rPr>
-          <w:rFonts w:hint="eastAsia" w:ascii="新細明體" w:hAnsi="新細明體"/>
-          <w:spacing w:val="20"/>
-          <w:szCs w:val="20"/>
-        </w:rPr>
-        <w:t>.</w:t>
-      </w:r>
-      <w:r>
-        <w:rPr>
-          <w:rFonts w:hint="eastAsia" w:ascii="新細明體" w:hAnsi="新細明體"/>
-          <w:spacing w:val="20"/>
-          <w:szCs w:val="20"/>
-        </w:rPr>
-        <w:tab/>
-        <w:t>2</w:t>
-      </w:r>
-    </w:p>
-    <w:p>
-      <w:pPr>
-        <w:tabs>
-          <w:tab w:pos="567" w:val="left"/>
-          <w:tab w:pos="993" w:val="left"/>
-          <w:tab w:pos="1418" w:val="left"/>
-          <w:tab w:pos="1843" w:val="left"/>
-          <w:tab w:pos="2268" w:val="left"/>
-        </w:tabs>
-        <w:snapToGrid w:val="0"/>
+          <w:spacing w:val="20"/>
+          <w:szCs w:val="20"/>
+        </w:rPr>
+        <w:t xml:space="preserve"> </w:t>
+      </w:r>
+      <w:r>
+        <w:rPr>
+          <w:spacing w:val="20"/>
+          <w:szCs w:val="20"/>
+        </w:rPr>
+        <w:t xml:space="preserve"> </w:t>
+      </w:r>
+      <w:r>
+        <w:rPr>
+          <w:rFonts w:ascii="Courier New" w:hAnsi="Courier New" w:cs="Courier New"/>
+          <w:spacing w:val="20"/>
+          <w:szCs w:val="20"/>
+        </w:rPr>
+        <w:t xml:space="preserve"> </w:t>
+      </w:r>
+    </w:p>
+    <w:p>
+      <w:pPr>
+        <w:tabs>
+          <w:tab w:pos="567" w:val="left"/>
+          <w:tab w:pos="993" w:val="left"/>
+          <w:tab w:pos="1418" w:val="left"/>
+          <w:tab w:pos="1843" w:val="left"/>
+          <w:tab w:pos="2268" w:val="left"/>
+        </w:tabs>
+        <w:snapToGrid w:val="0"/>
+        <w:spacing w:before="0" w:after="0" w:lineRule="exact" w:line="20"/>
         <w:ind w:left="567" w:hanging="567"/>
         <w:rPr>
           <w:spacing w:val="20"/>
@@ -11891,72 +12843,74 @@
       </w:pPr>
       <w:r>
         <w:rPr>
-          <w:rFonts w:hint="eastAsia" w:ascii="新細明體" w:hAnsi="新細明體"/>
-          <w:spacing w:val="20"/>
-          <w:szCs w:val="20"/>
-        </w:rPr>
-        <w:tab/>
-      </w:r>
-      <w:r>
-        <w:rPr>
-          <w:rFonts w:hint="eastAsia" w:ascii="新細明體" w:hAnsi="新細明體"/>
-          <w:spacing w:val="20"/>
-          <w:szCs w:val="20"/>
-        </w:rPr>
-        <w:t>C</w:t>
-      </w:r>
-      <w:r>
-        <w:rPr>
-          <w:rFonts w:hint="eastAsia" w:ascii="新細明體" w:hAnsi="新細明體"/>
-          <w:spacing w:val="20"/>
-          <w:szCs w:val="20"/>
-        </w:rPr>
-        <w:t>.</w:t>
-        <w:tab/>
-        <w:t>5</w:t>
-      </w:r>
-    </w:p>
-    <w:p>
-      <w:pPr>
-        <w:tabs>
-          <w:tab w:pos="567" w:val="left"/>
-          <w:tab w:pos="993" w:val="left"/>
-          <w:tab w:pos="1418" w:val="left"/>
-          <w:tab w:pos="1843" w:val="left"/>
-          <w:tab w:pos="2268" w:val="left"/>
-        </w:tabs>
-        <w:snapToGrid w:val="0"/>
+          <w:spacing w:val="20"/>
+          <w:szCs w:val="20"/>
+        </w:rPr>
+        <w:t xml:space="preserve"> </w:t>
+      </w:r>
+      <w:r>
+        <w:rPr>
+          <w:spacing w:val="20"/>
+          <w:szCs w:val="20"/>
+        </w:rPr>
+        <w:t xml:space="preserve"> </w:t>
+      </w:r>
+      <w:r>
+        <w:rPr>
+          <w:rFonts w:ascii="Courier New" w:hAnsi="Courier New" w:cs="Courier New"/>
+          <w:spacing w:val="20"/>
+          <w:szCs w:val="20"/>
+        </w:rPr>
+        <w:t xml:space="preserve"> </w:t>
+      </w:r>
+    </w:p>
+    <w:p>
+      <w:pPr>
+        <w:tabs>
+          <w:tab w:pos="567" w:val="left"/>
+          <w:tab w:pos="993" w:val="left"/>
+          <w:tab w:pos="1418" w:val="left"/>
+          <w:tab w:pos="1843" w:val="left"/>
+          <w:tab w:pos="2268" w:val="left"/>
+        </w:tabs>
+        <w:snapToGrid w:val="0"/>
+        <w:spacing w:before="0" w:after="0" w:lineRule="exact" w:line="20"/>
         <w:ind w:left="567" w:hanging="567"/>
         <w:rPr>
-          <w:spacing w:val="20"/>
-          <w:szCs w:val="20"/>
-        </w:rPr>
-      </w:pPr>
-      <w:r>
-        <w:rPr>
-          <w:rFonts w:hint="eastAsia" w:ascii="新細明體" w:hAnsi="新細明體"/>
-          <w:spacing w:val="20"/>
-          <w:szCs w:val="20"/>
-        </w:rPr>
-        <w:tab/>
-      </w:r>
-      <w:r>
-        <w:rPr>
-          <w:rFonts w:hint="eastAsia" w:ascii="新細明體" w:hAnsi="新細明體"/>
-          <w:spacing w:val="20"/>
-          <w:szCs w:val="20"/>
-        </w:rPr>
-        <w:t>D</w:t>
-      </w:r>
-      <w:r>
-        <w:rPr>
-          <w:rFonts w:hint="eastAsia" w:ascii="新細明體" w:hAnsi="新細明體"/>
-          <w:spacing w:val="20"/>
-          <w:szCs w:val="20"/>
-        </w:rPr>
-        <w:t>.</w:t>
-        <w:tab/>
-        <w:t>3</w:t>
+          <w:rFonts w:ascii="Courier New" w:hAnsi="Courier New" w:cs="Courier New"/>
+          <w:spacing w:val="20"/>
+          <w:szCs w:val="20"/>
+        </w:rPr>
+      </w:pPr>
+      <w:r>
+        <w:rPr>
+          <w:spacing w:val="20"/>
+          <w:szCs w:val="20"/>
+        </w:rPr>
+        <w:t xml:space="preserve"> </w:t>
+      </w:r>
+      <w:r>
+        <w:rPr>
+          <w:spacing w:val="20"/>
+          <w:szCs w:val="20"/>
+        </w:rPr>
+        <w:t xml:space="preserve"> </w:t>
+      </w:r>
+      <w:r>
+        <w:rPr>
+          <w:rFonts w:ascii="Courier New" w:hAnsi="Courier New" w:cs="Courier New"/>
+          <w:spacing w:val="20"/>
+          <w:szCs w:val="20"/>
+        </w:rPr>
+        <w:t xml:space="preserve"> </w:t>
+      </w:r>
+      <w:r>
+        <w:rPr>
+          <w:rFonts w:ascii="Courier New" w:hAnsi="Courier New" w:cs="Courier New"/>
+          <w:spacing w:val="20"/>
+          <w:szCs w:val="20"/>
+        </w:rPr>
+        <w:t xml:space="preserve"> </w:t>
       </w:r>
     </w:p>
     <w:p>
@@ -11978,15 +12932,15 @@
     </w:p>
     <w:p>
       <w:pPr>
-        <w:tabs>
-          <w:tab w:pos="567" w:val="left"/>
-          <w:tab w:pos="993" w:val="left"/>
-          <w:tab w:pos="1418" w:val="left"/>
-          <w:tab w:pos="1843" w:val="left"/>
-          <w:tab w:pos="2268" w:val="left"/>
-        </w:tabs>
-        <w:snapToGrid w:val="0"/>
-        <w:ind w:left="567" w:hanging="567"/>
+        <w:widowControl/>
+        <w:tabs>
+          <w:tab w:pos="567" w:val="left"/>
+          <w:tab w:pos="993" w:val="left"/>
+          <w:tab w:pos="1418" w:val="left"/>
+          <w:tab w:pos="1843" w:val="left"/>
+          <w:tab w:pos="2268" w:val="left"/>
+        </w:tabs>
+        <w:snapToGrid w:val="0"/>
         <w:rPr>
           <w:spacing w:val="20"/>
           <w:szCs w:val="20"/>
@@ -12016,11 +12970,52 @@
       </w:pPr>
       <w:r>
         <w:rPr>
+          <w:rFonts w:hint="eastAsia" w:ascii="新細明體" w:hAnsi="新細明體"/>
+          <w:spacing w:val="20"/>
+          <w:szCs w:val="20"/>
+        </w:rPr>
+        <w:t>下列哪一項是正確的賦值語句（偽代碼）？</w:t>
+      </w:r>
+    </w:p>
+    <w:p>
+      <w:pPr>
+        <w:tabs>
+          <w:tab w:pos="567" w:val="left"/>
+          <w:tab w:pos="993" w:val="left"/>
+          <w:tab w:pos="1418" w:val="left"/>
+          <w:tab w:pos="1843" w:val="left"/>
+          <w:tab w:pos="2268" w:val="left"/>
+        </w:tabs>
+        <w:snapToGrid w:val="0"/>
+        <w:rPr>
+          <w:spacing w:val="20"/>
+          <w:szCs w:val="20"/>
+        </w:rPr>
+      </w:pPr>
+    </w:p>
+    <w:p>
+      <w:pPr>
+        <w:tabs>
+          <w:tab w:pos="567" w:val="left"/>
+          <w:tab w:pos="993" w:val="left"/>
+          <w:tab w:pos="1418" w:val="left"/>
+          <w:tab w:pos="1843" w:val="left"/>
+          <w:tab w:pos="2268" w:val="left"/>
+        </w:tabs>
+        <w:snapToGrid w:val="0"/>
+        <w:ind w:left="567" w:hanging="567"/>
+        <w:rPr>
+          <w:spacing w:val="20"/>
+          <w:szCs w:val="20"/>
+        </w:rPr>
+      </w:pPr>
+      <w:r>
+        <w:rPr>
           <w:rFonts w:hint="eastAsia" w:ascii="Courier New" w:hAnsi="Courier New"/>
           <w:spacing w:val="20"/>
           <w:szCs w:val="20"/>
         </w:rPr>
-        <w:t>考</w:t>
+        <w:tab/>
       </w:r>
       <w:r>
         <w:rPr>
@@ -12028,7 +13023,7 @@
           <w:spacing w:val="20"/>
           <w:szCs w:val="20"/>
         </w:rPr>
-        <w:t>慮</w:t>
+        <w:t>A</w:t>
       </w:r>
       <w:r>
         <w:rPr>
@@ -12036,24 +13031,10 @@
           <w:spacing w:val="20"/>
           <w:szCs w:val="20"/>
         </w:rPr>
-        <w:t>以下偽代碼：若 (score ≥ 60) 且 (score ≤ 100) 則 grade ←「合格」，否則 grade ←「不合格」。若 score = 60，grade 是？</w:t>
-      </w:r>
-    </w:p>
-    <w:p>
-      <w:pPr>
-        <w:tabs>
-          <w:tab w:pos="567" w:val="left"/>
-          <w:tab w:pos="993" w:val="left"/>
-          <w:tab w:pos="1418" w:val="left"/>
-          <w:tab w:pos="1843" w:val="left"/>
-          <w:tab w:pos="2268" w:val="left"/>
-        </w:tabs>
-        <w:snapToGrid w:val="0"/>
-        <w:rPr>
-          <w:spacing w:val="20"/>
-          <w:szCs w:val="20"/>
-        </w:rPr>
-      </w:pPr>
+        <w:t>.</w:t>
+        <w:tab/>
+        <w:t>count ← count + 1</w:t>
+      </w:r>
     </w:p>
     <w:p>
       <w:pPr>
@@ -12073,29 +13054,29 @@
       </w:pPr>
       <w:r>
         <w:rPr>
-          <w:rFonts w:hint="eastAsia" w:ascii="新細明體" w:hAnsi="新細明體"/>
-          <w:spacing w:val="20"/>
-          <w:szCs w:val="20"/>
-        </w:rPr>
-        <w:tab/>
-      </w:r>
-      <w:r>
-        <w:rPr>
-          <w:rFonts w:hint="eastAsia" w:ascii="新細明體" w:hAnsi="新細明體"/>
-          <w:spacing w:val="20"/>
-          <w:szCs w:val="20"/>
-        </w:rPr>
-        <w:t>A</w:t>
-      </w:r>
-      <w:r>
-        <w:rPr>
-          <w:rFonts w:hint="eastAsia" w:ascii="新細明體" w:hAnsi="新細明體"/>
+          <w:rFonts w:hint="eastAsia" w:ascii="Courier New" w:hAnsi="Courier New"/>
+          <w:spacing w:val="20"/>
+          <w:szCs w:val="20"/>
+        </w:rPr>
+        <w:tab/>
+      </w:r>
+      <w:r>
+        <w:rPr>
+          <w:rFonts w:hint="eastAsia" w:ascii="Courier New" w:hAnsi="Courier New"/>
+          <w:spacing w:val="20"/>
+          <w:szCs w:val="20"/>
+        </w:rPr>
+        <w:t>B</w:t>
+      </w:r>
+      <w:r>
+        <w:rPr>
+          <w:rFonts w:hint="eastAsia" w:ascii="Courier New" w:hAnsi="Courier New"/>
           <w:spacing w:val="20"/>
           <w:szCs w:val="20"/>
         </w:rPr>
         <w:t>.</w:t>
         <w:tab/>
-        <w:t>不合格</w:t>
+        <w:t>count + 1 ← count</w:t>
       </w:r>
     </w:p>
     <w:p>
@@ -12116,29 +13097,29 @@
       </w:pPr>
       <w:r>
         <w:rPr>
-          <w:rFonts w:hint="eastAsia" w:ascii="新細明體" w:hAnsi="新細明體"/>
-          <w:spacing w:val="20"/>
-          <w:szCs w:val="20"/>
-        </w:rPr>
-        <w:tab/>
-      </w:r>
-      <w:r>
-        <w:rPr>
-          <w:rFonts w:hint="eastAsia" w:ascii="新細明體" w:hAnsi="新細明體"/>
-          <w:spacing w:val="20"/>
-          <w:szCs w:val="20"/>
-        </w:rPr>
-        <w:t>B</w:t>
-      </w:r>
-      <w:r>
-        <w:rPr>
-          <w:rFonts w:hint="eastAsia" w:ascii="新細明體" w:hAnsi="新細明體"/>
+          <w:rFonts w:hint="eastAsia" w:ascii="Courier New" w:hAnsi="Courier New"/>
+          <w:spacing w:val="20"/>
+          <w:szCs w:val="20"/>
+        </w:rPr>
+        <w:tab/>
+      </w:r>
+      <w:r>
+        <w:rPr>
+          <w:rFonts w:hint="eastAsia" w:ascii="Courier New" w:hAnsi="Courier New"/>
+          <w:spacing w:val="20"/>
+          <w:szCs w:val="20"/>
+        </w:rPr>
+        <w:t>C</w:t>
+      </w:r>
+      <w:r>
+        <w:rPr>
+          <w:rFonts w:hint="eastAsia" w:ascii="Courier New" w:hAnsi="Courier New"/>
           <w:spacing w:val="20"/>
           <w:szCs w:val="20"/>
         </w:rPr>
         <w:t>.</w:t>
         <w:tab/>
-        <w:t>合格</w:t>
+        <w:t>count ← ← 1</w:t>
       </w:r>
     </w:p>
     <w:p>
@@ -12171,7 +13152,7 @@
           <w:spacing w:val="20"/>
           <w:szCs w:val="20"/>
         </w:rPr>
-        <w:t>C</w:t>
+        <w:t>D</w:t>
       </w:r>
       <w:r>
         <w:rPr>
@@ -12181,7 +13162,7 @@
         </w:rPr>
         <w:t>.</w:t>
         <w:tab/>
-        <w:t>60</w:t>
+        <w:t>count == count + 1</w:t>
       </w:r>
     </w:p>
     <w:p>
@@ -12200,90 +13181,23 @@
           <w:szCs w:val="20"/>
         </w:rPr>
       </w:pPr>
-      <w:r>
-        <w:rPr>
-          <w:rFonts w:hint="eastAsia" w:ascii="新細明體" w:hAnsi="新細明體"/>
-          <w:spacing w:val="20"/>
-          <w:szCs w:val="20"/>
-        </w:rPr>
-        <w:tab/>
-      </w:r>
-      <w:r>
-        <w:rPr>
-          <w:rFonts w:hint="eastAsia" w:ascii="新細明體" w:hAnsi="新細明體"/>
-          <w:spacing w:val="20"/>
-          <w:szCs w:val="20"/>
-        </w:rPr>
-        <w:t>D</w:t>
-      </w:r>
-      <w:r>
-        <w:rPr>
-          <w:rFonts w:hint="eastAsia" w:ascii="新細明體" w:hAnsi="新細明體"/>
-          <w:spacing w:val="20"/>
-          <w:szCs w:val="20"/>
-        </w:rPr>
-        <w:t>.</w:t>
-        <w:tab/>
-        <w:t>100</w:t>
-      </w:r>
-    </w:p>
-    <w:p>
-      <w:pPr>
-        <w:tabs>
-          <w:tab w:pos="567" w:val="left"/>
-          <w:tab w:pos="993" w:val="left"/>
-          <w:tab w:pos="1418" w:val="left"/>
-          <w:tab w:pos="1843" w:val="left"/>
-          <w:tab w:pos="2268" w:val="left"/>
-        </w:tabs>
-        <w:snapToGrid w:val="0"/>
-        <w:spacing w:before="0" w:after="0" w:lineRule="exact" w:line="20"/>
+    </w:p>
+    <w:p>
+      <w:pPr>
+        <w:tabs>
+          <w:tab w:pos="567" w:val="left"/>
+          <w:tab w:pos="993" w:val="left"/>
+          <w:tab w:pos="1418" w:val="left"/>
+          <w:tab w:pos="1843" w:val="left"/>
+          <w:tab w:pos="2268" w:val="left"/>
+        </w:tabs>
+        <w:snapToGrid w:val="0"/>
         <w:ind w:left="567" w:hanging="567"/>
         <w:rPr>
           <w:spacing w:val="20"/>
           <w:szCs w:val="20"/>
         </w:rPr>
       </w:pPr>
-    </w:p>
-    <w:p>
-      <w:pPr>
-        <w:tabs>
-          <w:tab w:pos="567" w:val="left"/>
-          <w:tab w:pos="993" w:val="left"/>
-          <w:tab w:pos="1418" w:val="left"/>
-          <w:tab w:pos="1843" w:val="left"/>
-          <w:tab w:pos="2268" w:val="left"/>
-        </w:tabs>
-        <w:snapToGrid w:val="0"/>
-        <w:ind w:left="567" w:hanging="567"/>
-        <w:rPr>
-          <w:spacing w:val="20"/>
-          <w:szCs w:val="20"/>
-        </w:rPr>
-      </w:pPr>
-    </w:p>
-    <w:p>
-      <w:pPr>
-        <w:widowControl/>
-        <w:tabs>
-          <w:tab w:pos="567" w:val="left"/>
-          <w:tab w:pos="993" w:val="left"/>
-          <w:tab w:pos="1418" w:val="left"/>
-          <w:tab w:pos="1843" w:val="left"/>
-          <w:tab w:pos="2268" w:val="left"/>
-        </w:tabs>
-        <w:rPr>
-          <w:spacing w:val="20"/>
-          <w:szCs w:val="20"/>
-        </w:rPr>
-      </w:pPr>
-      <w:r>
-        <w:rPr>
-          <w:spacing w:val="20"/>
-          <w:szCs w:val="20"/>
-        </w:rPr>
-        <w:t xml:space="preserve"> </w:t>
-      </w:r>
     </w:p>
     <w:p>
       <w:pPr>
@@ -12312,19 +13226,20 @@
           <w:spacing w:val="20"/>
           <w:szCs w:val="20"/>
         </w:rPr>
-        <w:t>考慮以下偽代碼，n 為非負整數：</w:t>
-      </w:r>
-    </w:p>
-    <w:p>
-      <w:pPr>
-        <w:tabs>
-          <w:tab w:pos="567" w:val="left"/>
-          <w:tab w:pos="993" w:val="left"/>
-          <w:tab w:pos="1418" w:val="left"/>
-          <w:tab w:pos="1843" w:val="left"/>
-          <w:tab w:pos="2268" w:val="left"/>
-        </w:tabs>
-        <w:snapToGrid w:val="0"/>
+        <w:t>考慮以下偽代碼：</w:t>
+      </w:r>
+    </w:p>
+    <w:p>
+      <w:pPr>
+        <w:tabs>
+          <w:tab w:pos="567" w:val="left"/>
+          <w:tab w:pos="993" w:val="left"/>
+          <w:tab w:pos="1418" w:val="left"/>
+          <w:tab w:pos="1843" w:val="left"/>
+          <w:tab w:pos="2268" w:val="left"/>
+        </w:tabs>
+        <w:snapToGrid w:val="0"/>
+        <w:spacing w:before="120"/>
         <w:ind w:left="567" w:hanging="567"/>
         <w:rPr>
           <w:spacing w:val="20"/>
@@ -12336,8 +13251,7 @@
           <w:rFonts w:ascii="Courier New" w:hAnsi="Courier New"/>
         </w:rPr>
         <w:tab/>
-        <w:tab/>
-        <w:t>輸入 n</w:t>
+        <w:t>total ← 0</w:t>
       </w:r>
     </w:p>
     <w:p>
@@ -12352,34 +13266,33 @@
         <w:snapToGrid w:val="0"/>
         <w:ind w:left="567" w:hanging="567"/>
         <w:rPr>
-          <w:rFonts w:ascii="Courier New" w:hAnsi="Courier New" w:cs="Courier New"/>
-          <w:spacing w:val="20"/>
-          <w:szCs w:val="20"/>
-        </w:rPr>
-      </w:pPr>
-      <w:r>
-        <w:rPr>
-          <w:rFonts w:ascii="Courier New" w:hAnsi="Courier New" w:cs="Courier New"/>
-          <w:spacing w:val="20"/>
-          <w:szCs w:val="20"/>
-        </w:rPr>
-        <w:tab/>
-      </w:r>
-      <w:r>
-        <w:rPr>
-          <w:rFonts w:ascii="Courier New" w:hAnsi="Courier New" w:cs="Courier New"/>
-          <w:spacing w:val="20"/>
-          <w:szCs w:val="20"/>
-        </w:rPr>
-        <w:tab/>
-      </w:r>
-      <w:r>
-        <w:rPr>
-          <w:rFonts w:ascii="Courier New" w:hAnsi="Courier New" w:cs="Courier New"/>
-          <w:spacing w:val="20"/>
-          <w:szCs w:val="20"/>
-        </w:rPr>
-        <w:t>若 n = 0 則</w:t>
+          <w:spacing w:val="20"/>
+          <w:szCs w:val="20"/>
+        </w:rPr>
+      </w:pPr>
+      <w:r>
+        <w:rPr>
+          <w:rFonts w:ascii="Courier New" w:hAnsi="Courier New"/>
+          <w:spacing w:val="20"/>
+          <w:szCs w:val="20"/>
+        </w:rPr>
+        <w:tab/>
+      </w:r>
+      <w:r>
+        <w:rPr>
+          <w:rFonts w:ascii="Courier New" w:hAnsi="Courier New"/>
+          <w:spacing w:val="20"/>
+          <w:szCs w:val="20"/>
+        </w:rPr>
+        <w:t>重</w:t>
+      </w:r>
+      <w:r>
+        <w:rPr>
+          <w:rFonts w:ascii="Courier New" w:hAnsi="Courier New"/>
+          <w:spacing w:val="20"/>
+          <w:szCs w:val="20"/>
+        </w:rPr>
+        <w:t>複 i 由 1 至 5</w:t>
       </w:r>
     </w:p>
     <w:p>
@@ -12394,799 +13307,31 @@
         <w:snapToGrid w:val="0"/>
         <w:ind w:left="567" w:hanging="567"/>
         <w:rPr>
-          <w:rFonts w:ascii="Courier New" w:hAnsi="Courier New" w:cs="Courier New"/>
-          <w:spacing w:val="20"/>
-          <w:szCs w:val="20"/>
-        </w:rPr>
-      </w:pPr>
-      <w:r>
-        <w:rPr>
-          <w:rFonts w:ascii="Courier New" w:hAnsi="Courier New" w:cs="Courier New"/>
-          <w:spacing w:val="20"/>
-          <w:szCs w:val="20"/>
-        </w:rPr>
-        <w:tab/>
-      </w:r>
-      <w:r>
-        <w:rPr>
-          <w:rFonts w:ascii="Courier New" w:hAnsi="Courier New" w:cs="Courier New"/>
-          <w:spacing w:val="20"/>
-          <w:szCs w:val="20"/>
-        </w:rPr>
-        <w:tab/>
-      </w:r>
-      <w:r>
-        <w:rPr>
-          <w:rFonts w:ascii="Courier New" w:hAnsi="Courier New" w:cs="Courier New"/>
-          <w:spacing w:val="20"/>
-          <w:szCs w:val="20"/>
-        </w:rPr>
-        <w:tab/>
-        <w:t>輸出 「zero」</w:t>
-      </w:r>
-    </w:p>
-    <w:p>
-      <w:pPr>
-        <w:pStyle w:val="af3"/>
-        <w:tabs>
-          <w:tab w:pos="567" w:val="left"/>
-          <w:tab w:pos="993" w:val="left"/>
-          <w:tab w:pos="1418" w:val="left"/>
-          <w:tab w:pos="1843" w:val="left"/>
-          <w:tab w:pos="2268" w:val="left"/>
-        </w:tabs>
-        <w:snapToGrid w:val="0"/>
+          <w:spacing w:val="20"/>
+          <w:szCs w:val="20"/>
+        </w:rPr>
+      </w:pPr>
+      <w:r>
+        <w:rPr>
+          <w:rFonts w:ascii="Courier New" w:hAnsi="Courier New"/>
+        </w:rPr>
+        <w:tab/>
+        <w:t>total ← total + A[i]</w:t>
+      </w:r>
+    </w:p>
+    <w:p>
+      <w:pPr>
+        <w:tabs>
+          <w:tab w:pos="567" w:val="left"/>
+          <w:tab w:pos="993" w:val="left"/>
+          <w:tab w:pos="1418" w:val="left"/>
+          <w:tab w:pos="1843" w:val="left"/>
+          <w:tab w:pos="2268" w:val="left"/>
+        </w:tabs>
+        <w:snapToGrid w:val="0"/>
+        <w:spacing w:after="120"/>
         <w:ind w:left="567" w:hanging="567"/>
         <w:rPr>
-          <w:rFonts w:ascii="Courier New" w:hAnsi="Courier New" w:cs="Courier New"/>
-          <w:spacing w:val="20"/>
-          <w:szCs w:val="20"/>
-        </w:rPr>
-      </w:pPr>
-      <w:r>
-        <w:rPr>
-          <w:rFonts w:ascii="新細明體" w:hAnsi="新細明體" w:cs="Courier New"/>
-          <w:spacing w:val="20"/>
-          <w:szCs w:val="20"/>
-        </w:rPr>
-        <w:t>測</w:t>
-      </w:r>
-      <w:r>
-        <w:rPr>
-          <w:rFonts w:ascii="新細明體" w:hAnsi="新細明體" w:cs="Courier New"/>
-          <w:spacing w:val="20"/>
-          <w:szCs w:val="20"/>
-        </w:rPr>
-        <w:t>試</w:t>
-      </w:r>
-      <w:r>
-        <w:rPr>
-          <w:rFonts w:ascii="新細明體" w:hAnsi="新細明體" w:cs="Courier New"/>
-          <w:spacing w:val="20"/>
-          <w:szCs w:val="20"/>
-        </w:rPr>
-        <w:t>時</w:t>
-      </w:r>
-      <w:r>
-        <w:rPr>
-          <w:rFonts w:ascii="新細明體" w:hAnsi="新細明體" w:cs="Courier New"/>
-          <w:spacing w:val="20"/>
-          <w:szCs w:val="20"/>
-        </w:rPr>
-        <w:t>下列哪個是適當的邊界個案？</w:t>
-      </w:r>
-    </w:p>
-    <w:p>
-      <w:pPr>
-        <w:tabs>
-          <w:tab w:pos="567" w:val="left"/>
-          <w:tab w:pos="993" w:val="left"/>
-          <w:tab w:pos="1418" w:val="left"/>
-          <w:tab w:pos="1843" w:val="left"/>
-          <w:tab w:pos="2268" w:val="left"/>
-        </w:tabs>
-        <w:snapToGrid w:val="0"/>
-        <w:ind w:left="567" w:hanging="567"/>
-        <w:rPr>
-          <w:rFonts w:ascii="Courier New" w:hAnsi="Courier New" w:cs="Courier New"/>
-          <w:spacing w:val="20"/>
-          <w:szCs w:val="20"/>
-        </w:rPr>
-      </w:pPr>
-      <w:r>
-        <w:rPr>
-          <w:rFonts w:ascii="Courier New" w:hAnsi="Courier New" w:cs="Courier New"/>
-          <w:spacing w:val="20"/>
-          <w:szCs w:val="20"/>
-        </w:rPr>
-        <w:t xml:space="preserve"> </w:t>
-      </w:r>
-      <w:r>
-        <w:rPr>
-          <w:rFonts w:ascii="Courier New" w:hAnsi="Courier New" w:cs="Courier New"/>
-          <w:spacing w:val="20"/>
-          <w:szCs w:val="20"/>
-        </w:rPr>
-        <w:t xml:space="preserve"> </w:t>
-      </w:r>
-      <w:r>
-        <w:rPr>
-          <w:rFonts w:ascii="Courier New" w:hAnsi="Courier New" w:cs="Courier New"/>
-          <w:spacing w:val="20"/>
-          <w:szCs w:val="20"/>
-        </w:rPr>
-        <w:t xml:space="preserve"> </w:t>
-      </w:r>
-    </w:p>
-    <w:p>
-      <w:pPr>
-        <w:tabs>
-          <w:tab w:pos="567" w:val="left"/>
-          <w:tab w:pos="993" w:val="left"/>
-          <w:tab w:pos="1418" w:val="left"/>
-          <w:tab w:pos="1843" w:val="left"/>
-          <w:tab w:pos="2268" w:val="left"/>
-        </w:tabs>
-        <w:snapToGrid w:val="0"/>
-        <w:ind w:left="567" w:hanging="567"/>
-        <w:rPr>
-          <w:rFonts w:ascii="Courier New" w:hAnsi="Courier New" w:cs="Courier New"/>
-          <w:spacing w:val="20"/>
-          <w:szCs w:val="20"/>
-        </w:rPr>
-      </w:pPr>
-      <w:r>
-        <w:rPr>
-          <w:rFonts w:ascii="新細明體" w:hAnsi="新細明體" w:cs="Courier New"/>
-          <w:spacing w:val="20"/>
-          <w:szCs w:val="20"/>
-        </w:rPr>
-        <w:tab/>
-      </w:r>
-      <w:r>
-        <w:rPr>
-          <w:rFonts w:ascii="新細明體" w:hAnsi="新細明體" w:cs="Courier New"/>
-          <w:spacing w:val="20"/>
-          <w:szCs w:val="20"/>
-        </w:rPr>
-        <w:t>A</w:t>
-      </w:r>
-      <w:r>
-        <w:rPr>
-          <w:rFonts w:ascii="新細明體" w:hAnsi="新細明體" w:cs="Courier New"/>
-          <w:spacing w:val="20"/>
-          <w:szCs w:val="20"/>
-        </w:rPr>
-        <w:t>.</w:t>
-      </w:r>
-      <w:r>
-        <w:rPr>
-          <w:rFonts w:ascii="新細明體" w:hAnsi="新細明體" w:cs="Courier New"/>
-          <w:spacing w:val="20"/>
-          <w:szCs w:val="20"/>
-        </w:rPr>
-        <w:tab/>
-        <w:t>n = 0</w:t>
-      </w:r>
-    </w:p>
-    <w:p>
-      <w:pPr>
-        <w:tabs>
-          <w:tab w:pos="567" w:val="left"/>
-          <w:tab w:pos="993" w:val="left"/>
-          <w:tab w:pos="1418" w:val="left"/>
-          <w:tab w:pos="1843" w:val="left"/>
-          <w:tab w:pos="2268" w:val="left"/>
-        </w:tabs>
-        <w:snapToGrid w:val="0"/>
-        <w:ind w:left="567" w:hanging="567"/>
-        <w:rPr>
-          <w:rFonts w:ascii="Courier New" w:hAnsi="Courier New" w:cs="Courier New"/>
-          <w:spacing w:val="20"/>
-          <w:szCs w:val="20"/>
-        </w:rPr>
-      </w:pPr>
-      <w:r>
-        <w:rPr>
-          <w:rFonts w:ascii="新細明體" w:hAnsi="新細明體" w:cs="Courier New"/>
-          <w:spacing w:val="20"/>
-          <w:szCs w:val="20"/>
-        </w:rPr>
-        <w:tab/>
-      </w:r>
-      <w:r>
-        <w:rPr>
-          <w:rFonts w:ascii="新細明體" w:hAnsi="新細明體" w:cs="Courier New"/>
-          <w:spacing w:val="20"/>
-          <w:szCs w:val="20"/>
-        </w:rPr>
-        <w:t>B</w:t>
-      </w:r>
-      <w:r>
-        <w:rPr>
-          <w:rFonts w:ascii="新細明體" w:hAnsi="新細明體" w:cs="Courier New"/>
-          <w:spacing w:val="20"/>
-          <w:szCs w:val="20"/>
-        </w:rPr>
-        <w:t>.</w:t>
-        <w:tab/>
-        <w:t>只測試 n = 1</w:t>
-      </w:r>
-    </w:p>
-    <w:p>
-      <w:pPr>
-        <w:tabs>
-          <w:tab w:pos="567" w:val="left"/>
-          <w:tab w:pos="993" w:val="left"/>
-          <w:tab w:pos="1418" w:val="left"/>
-          <w:tab w:pos="1843" w:val="left"/>
-          <w:tab w:pos="2268" w:val="left"/>
-        </w:tabs>
-        <w:snapToGrid w:val="0"/>
-        <w:ind w:left="567" w:hanging="567"/>
-        <w:rPr>
-          <w:spacing w:val="20"/>
-          <w:szCs w:val="20"/>
-        </w:rPr>
-      </w:pPr>
-      <w:r>
-        <w:rPr>
-          <w:rFonts w:ascii="新細明體" w:hAnsi="新細明體" w:cs="Courier New"/>
-          <w:spacing w:val="20"/>
-          <w:szCs w:val="20"/>
-        </w:rPr>
-        <w:tab/>
-      </w:r>
-      <w:r>
-        <w:rPr>
-          <w:rFonts w:ascii="新細明體" w:hAnsi="新細明體" w:cs="Courier New"/>
-          <w:spacing w:val="20"/>
-          <w:szCs w:val="20"/>
-        </w:rPr>
-        <w:t>C</w:t>
-      </w:r>
-      <w:r>
-        <w:rPr>
-          <w:rFonts w:ascii="新細明體" w:hAnsi="新細明體" w:cs="Courier New"/>
-          <w:spacing w:val="20"/>
-          <w:szCs w:val="20"/>
-        </w:rPr>
-        <w:t>.</w:t>
-      </w:r>
-      <w:r>
-        <w:rPr>
-          <w:rFonts w:ascii="新細明體" w:hAnsi="新細明體" w:cs="Courier New"/>
-          <w:spacing w:val="20"/>
-          <w:szCs w:val="20"/>
-        </w:rPr>
-        <w:tab/>
-        <w:t>n = 5</w:t>
-      </w:r>
-    </w:p>
-    <w:p>
-      <w:pPr>
-        <w:tabs>
-          <w:tab w:pos="567" w:val="left"/>
-          <w:tab w:pos="993" w:val="left"/>
-          <w:tab w:pos="1418" w:val="left"/>
-          <w:tab w:pos="1843" w:val="left"/>
-          <w:tab w:pos="2268" w:val="left"/>
-        </w:tabs>
-        <w:snapToGrid w:val="0"/>
-        <w:ind w:left="567" w:hanging="567"/>
-        <w:rPr>
-          <w:spacing w:val="20"/>
-          <w:szCs w:val="20"/>
-        </w:rPr>
-      </w:pPr>
-      <w:r>
-        <w:rPr>
-          <w:rFonts w:ascii="新細明體" w:hAnsi="新細明體"/>
-        </w:rPr>
-        <w:tab/>
-        <w:t>D.</w:t>
-        <w:tab/>
-        <w:t>n = -1 且 n = 10</w:t>
-      </w:r>
-    </w:p>
-    <w:p>
-      <w:pPr>
-        <w:tabs>
-          <w:tab w:pos="567" w:val="left"/>
-          <w:tab w:pos="993" w:val="left"/>
-          <w:tab w:pos="1418" w:val="left"/>
-          <w:tab w:pos="1843" w:val="left"/>
-          <w:tab w:pos="2268" w:val="left"/>
-        </w:tabs>
-        <w:snapToGrid w:val="0"/>
-        <w:spacing w:before="0" w:after="0" w:lineRule="exact" w:line="20"/>
-        <w:ind w:left="567" w:hanging="567"/>
-        <w:rPr>
-          <w:rFonts w:ascii="Courier New" w:hAnsi="Courier New" w:cs="Courier New"/>
-          <w:spacing w:val="20"/>
-          <w:szCs w:val="20"/>
-        </w:rPr>
-      </w:pPr>
-      <w:r>
-        <w:rPr>
-          <w:spacing w:val="20"/>
-          <w:szCs w:val="20"/>
-        </w:rPr>
-        <w:t xml:space="preserve"> </w:t>
-      </w:r>
-      <w:r>
-        <w:rPr>
-          <w:spacing w:val="20"/>
-          <w:szCs w:val="20"/>
-        </w:rPr>
-        <w:t xml:space="preserve"> </w:t>
-      </w:r>
-      <w:r>
-        <w:rPr>
-          <w:rFonts w:ascii="Courier New" w:hAnsi="Courier New" w:cs="Courier New"/>
-          <w:spacing w:val="20"/>
-          <w:szCs w:val="20"/>
-        </w:rPr>
-        <w:t xml:space="preserve"> </w:t>
-      </w:r>
-    </w:p>
-    <w:p>
-      <w:pPr>
-        <w:tabs>
-          <w:tab w:pos="567" w:val="left"/>
-          <w:tab w:pos="993" w:val="left"/>
-          <w:tab w:pos="1418" w:val="left"/>
-          <w:tab w:pos="1843" w:val="left"/>
-          <w:tab w:pos="2268" w:val="left"/>
-        </w:tabs>
-        <w:snapToGrid w:val="0"/>
-        <w:spacing w:before="0" w:after="0" w:lineRule="exact" w:line="20"/>
-        <w:ind w:left="567" w:hanging="567"/>
-        <w:rPr>
-          <w:spacing w:val="20"/>
-          <w:szCs w:val="20"/>
-        </w:rPr>
-      </w:pPr>
-      <w:r>
-        <w:rPr>
-          <w:spacing w:val="20"/>
-          <w:szCs w:val="20"/>
-        </w:rPr>
-        <w:t xml:space="preserve"> </w:t>
-      </w:r>
-      <w:r>
-        <w:rPr>
-          <w:spacing w:val="20"/>
-          <w:szCs w:val="20"/>
-        </w:rPr>
-        <w:t xml:space="preserve"> </w:t>
-      </w:r>
-      <w:r>
-        <w:rPr>
-          <w:rFonts w:ascii="Courier New" w:hAnsi="Courier New" w:cs="Courier New"/>
-          <w:spacing w:val="20"/>
-          <w:szCs w:val="20"/>
-        </w:rPr>
-        <w:t xml:space="preserve"> </w:t>
-      </w:r>
-    </w:p>
-    <w:p>
-      <w:pPr>
-        <w:tabs>
-          <w:tab w:pos="567" w:val="left"/>
-          <w:tab w:pos="993" w:val="left"/>
-          <w:tab w:pos="1418" w:val="left"/>
-          <w:tab w:pos="1843" w:val="left"/>
-          <w:tab w:pos="2268" w:val="left"/>
-        </w:tabs>
-        <w:snapToGrid w:val="0"/>
-        <w:spacing w:before="0" w:after="0" w:lineRule="exact" w:line="20"/>
-        <w:ind w:left="567" w:hanging="567"/>
-        <w:rPr>
-          <w:spacing w:val="20"/>
-          <w:szCs w:val="20"/>
-        </w:rPr>
-      </w:pPr>
-      <w:r>
-        <w:rPr>
-          <w:spacing w:val="20"/>
-          <w:szCs w:val="20"/>
-        </w:rPr>
-        <w:t xml:space="preserve"> </w:t>
-      </w:r>
-      <w:r>
-        <w:rPr>
-          <w:spacing w:val="20"/>
-          <w:szCs w:val="20"/>
-        </w:rPr>
-        <w:t xml:space="preserve"> </w:t>
-      </w:r>
-      <w:r>
-        <w:rPr>
-          <w:rFonts w:ascii="Courier New" w:hAnsi="Courier New" w:cs="Courier New"/>
-          <w:spacing w:val="20"/>
-          <w:szCs w:val="20"/>
-        </w:rPr>
-        <w:t xml:space="preserve"> </w:t>
-      </w:r>
-    </w:p>
-    <w:p>
-      <w:pPr>
-        <w:tabs>
-          <w:tab w:pos="567" w:val="left"/>
-          <w:tab w:pos="993" w:val="left"/>
-          <w:tab w:pos="1418" w:val="left"/>
-          <w:tab w:pos="1843" w:val="left"/>
-          <w:tab w:pos="2268" w:val="left"/>
-        </w:tabs>
-        <w:snapToGrid w:val="0"/>
-        <w:spacing w:before="0" w:after="0" w:lineRule="exact" w:line="20"/>
-        <w:ind w:left="567" w:hanging="567"/>
-        <w:rPr>
-          <w:rFonts w:ascii="Courier New" w:hAnsi="Courier New" w:cs="Courier New"/>
-          <w:spacing w:val="20"/>
-          <w:szCs w:val="20"/>
-        </w:rPr>
-      </w:pPr>
-      <w:r>
-        <w:rPr>
-          <w:spacing w:val="20"/>
-          <w:szCs w:val="20"/>
-        </w:rPr>
-        <w:t xml:space="preserve"> </w:t>
-      </w:r>
-      <w:r>
-        <w:rPr>
-          <w:spacing w:val="20"/>
-          <w:szCs w:val="20"/>
-        </w:rPr>
-        <w:t xml:space="preserve"> </w:t>
-      </w:r>
-      <w:r>
-        <w:rPr>
-          <w:rFonts w:ascii="Courier New" w:hAnsi="Courier New" w:cs="Courier New"/>
-          <w:spacing w:val="20"/>
-          <w:szCs w:val="20"/>
-        </w:rPr>
-        <w:t xml:space="preserve"> </w:t>
-      </w:r>
-      <w:r>
-        <w:rPr>
-          <w:rFonts w:ascii="Courier New" w:hAnsi="Courier New" w:cs="Courier New"/>
-          <w:spacing w:val="20"/>
-          <w:szCs w:val="20"/>
-        </w:rPr>
-        <w:t xml:space="preserve"> </w:t>
-      </w:r>
-    </w:p>
-    <w:p>
-      <w:pPr>
-        <w:tabs>
-          <w:tab w:pos="567" w:val="left"/>
-          <w:tab w:pos="993" w:val="left"/>
-          <w:tab w:pos="1418" w:val="left"/>
-          <w:tab w:pos="1843" w:val="left"/>
-          <w:tab w:pos="2268" w:val="left"/>
-        </w:tabs>
-        <w:snapToGrid w:val="0"/>
-        <w:ind w:left="567" w:hanging="567"/>
-        <w:rPr>
-          <w:spacing w:val="20"/>
-          <w:szCs w:val="20"/>
-        </w:rPr>
-      </w:pPr>
-    </w:p>
-    <w:p>
-      <w:pPr>
-        <w:widowControl/>
-        <w:tabs>
-          <w:tab w:pos="567" w:val="left"/>
-          <w:tab w:pos="993" w:val="left"/>
-          <w:tab w:pos="1418" w:val="left"/>
-          <w:tab w:pos="1843" w:val="left"/>
-          <w:tab w:pos="2268" w:val="left"/>
-        </w:tabs>
-        <w:snapToGrid w:val="0"/>
-        <w:rPr>
-          <w:spacing w:val="20"/>
-          <w:szCs w:val="20"/>
-        </w:rPr>
-      </w:pPr>
-    </w:p>
-    <w:p>
-      <w:pPr>
-        <w:pStyle w:val="af3"/>
-        <w:numPr>
-          <w:ilvl w:val="0"/>
-          <w:numId w:val="2"/>
-        </w:numPr>
-        <w:tabs>
-          <w:tab w:pos="567" w:val="left"/>
-          <w:tab w:pos="993" w:val="left"/>
-          <w:tab w:pos="1418" w:val="left"/>
-          <w:tab w:pos="1843" w:val="left"/>
-          <w:tab w:pos="2268" w:val="left"/>
-        </w:tabs>
-        <w:snapToGrid w:val="0"/>
-        <w:ind w:leftChars="0" w:left="567" w:hanging="567"/>
-        <w:rPr>
-          <w:spacing w:val="20"/>
-          <w:szCs w:val="20"/>
-        </w:rPr>
-      </w:pPr>
-      <w:r>
-        <w:rPr>
-          <w:rFonts w:hint="eastAsia" w:ascii="新細明體" w:hAnsi="新細明體"/>
-          <w:spacing w:val="20"/>
-          <w:szCs w:val="20"/>
-        </w:rPr>
-        <w:t>下列哪一項是正確的賦值語句（偽代碼）？</w:t>
-      </w:r>
-    </w:p>
-    <w:p>
-      <w:pPr>
-        <w:tabs>
-          <w:tab w:pos="567" w:val="left"/>
-          <w:tab w:pos="993" w:val="left"/>
-          <w:tab w:pos="1418" w:val="left"/>
-          <w:tab w:pos="1843" w:val="left"/>
-          <w:tab w:pos="2268" w:val="left"/>
-        </w:tabs>
-        <w:snapToGrid w:val="0"/>
-        <w:rPr>
-          <w:spacing w:val="20"/>
-          <w:szCs w:val="20"/>
-        </w:rPr>
-      </w:pPr>
-    </w:p>
-    <w:p>
-      <w:pPr>
-        <w:tabs>
-          <w:tab w:pos="567" w:val="left"/>
-          <w:tab w:pos="993" w:val="left"/>
-          <w:tab w:pos="1418" w:val="left"/>
-          <w:tab w:pos="1843" w:val="left"/>
-          <w:tab w:pos="2268" w:val="left"/>
-        </w:tabs>
-        <w:snapToGrid w:val="0"/>
-        <w:ind w:left="567" w:hanging="567"/>
-        <w:rPr>
-          <w:spacing w:val="20"/>
-          <w:szCs w:val="20"/>
-        </w:rPr>
-      </w:pPr>
-      <w:r>
-        <w:rPr>
-          <w:rFonts w:hint="eastAsia" w:ascii="Courier New" w:hAnsi="Courier New"/>
-          <w:spacing w:val="20"/>
-          <w:szCs w:val="20"/>
-        </w:rPr>
-        <w:tab/>
-      </w:r>
-      <w:r>
-        <w:rPr>
-          <w:rFonts w:hint="eastAsia" w:ascii="Courier New" w:hAnsi="Courier New"/>
-          <w:spacing w:val="20"/>
-          <w:szCs w:val="20"/>
-        </w:rPr>
-        <w:t>A</w:t>
-      </w:r>
-      <w:r>
-        <w:rPr>
-          <w:rFonts w:hint="eastAsia" w:ascii="Courier New" w:hAnsi="Courier New"/>
-          <w:spacing w:val="20"/>
-          <w:szCs w:val="20"/>
-        </w:rPr>
-        <w:t>.</w:t>
-        <w:tab/>
-        <w:t>count ← count + 1</w:t>
-      </w:r>
-    </w:p>
-    <w:p>
-      <w:pPr>
-        <w:tabs>
-          <w:tab w:pos="567" w:val="left"/>
-          <w:tab w:pos="993" w:val="left"/>
-          <w:tab w:pos="1418" w:val="left"/>
-          <w:tab w:pos="1843" w:val="left"/>
-          <w:tab w:pos="2268" w:val="left"/>
-        </w:tabs>
-        <w:snapToGrid w:val="0"/>
-        <w:ind w:left="567" w:hanging="567"/>
-        <w:rPr>
-          <w:spacing w:val="20"/>
-          <w:szCs w:val="20"/>
-        </w:rPr>
-      </w:pPr>
-      <w:r>
-        <w:rPr>
-          <w:rFonts w:hint="eastAsia" w:ascii="Courier New" w:hAnsi="Courier New"/>
-          <w:spacing w:val="20"/>
-          <w:szCs w:val="20"/>
-        </w:rPr>
-        <w:tab/>
-      </w:r>
-      <w:r>
-        <w:rPr>
-          <w:rFonts w:hint="eastAsia" w:ascii="Courier New" w:hAnsi="Courier New"/>
-          <w:spacing w:val="20"/>
-          <w:szCs w:val="20"/>
-        </w:rPr>
-        <w:t>B</w:t>
-      </w:r>
-      <w:r>
-        <w:rPr>
-          <w:rFonts w:hint="eastAsia" w:ascii="Courier New" w:hAnsi="Courier New"/>
-          <w:spacing w:val="20"/>
-          <w:szCs w:val="20"/>
-        </w:rPr>
-        <w:t>.</w:t>
-        <w:tab/>
-        <w:t>count + 1 ← count</w:t>
-      </w:r>
-    </w:p>
-    <w:p>
-      <w:pPr>
-        <w:tabs>
-          <w:tab w:pos="567" w:val="left"/>
-          <w:tab w:pos="993" w:val="left"/>
-          <w:tab w:pos="1418" w:val="left"/>
-          <w:tab w:pos="1843" w:val="left"/>
-          <w:tab w:pos="2268" w:val="left"/>
-        </w:tabs>
-        <w:snapToGrid w:val="0"/>
-        <w:ind w:left="567" w:hanging="567"/>
-        <w:rPr>
-          <w:spacing w:val="20"/>
-          <w:szCs w:val="20"/>
-        </w:rPr>
-      </w:pPr>
-      <w:r>
-        <w:rPr>
-          <w:rFonts w:hint="eastAsia" w:ascii="Courier New" w:hAnsi="Courier New"/>
-          <w:spacing w:val="20"/>
-          <w:szCs w:val="20"/>
-        </w:rPr>
-        <w:tab/>
-      </w:r>
-      <w:r>
-        <w:rPr>
-          <w:rFonts w:hint="eastAsia" w:ascii="Courier New" w:hAnsi="Courier New"/>
-          <w:spacing w:val="20"/>
-          <w:szCs w:val="20"/>
-        </w:rPr>
-        <w:t>C</w:t>
-      </w:r>
-      <w:r>
-        <w:rPr>
-          <w:rFonts w:hint="eastAsia" w:ascii="Courier New" w:hAnsi="Courier New"/>
-          <w:spacing w:val="20"/>
-          <w:szCs w:val="20"/>
-        </w:rPr>
-        <w:t>.</w:t>
-        <w:tab/>
-        <w:t>count ← ← 1</w:t>
-      </w:r>
-    </w:p>
-    <w:p>
-      <w:pPr>
-        <w:tabs>
-          <w:tab w:pos="567" w:val="left"/>
-          <w:tab w:pos="993" w:val="left"/>
-          <w:tab w:pos="1418" w:val="left"/>
-          <w:tab w:pos="1843" w:val="left"/>
-          <w:tab w:pos="2268" w:val="left"/>
-        </w:tabs>
-        <w:snapToGrid w:val="0"/>
-        <w:ind w:left="567" w:hanging="567"/>
-        <w:rPr>
-          <w:spacing w:val="20"/>
-          <w:szCs w:val="20"/>
-        </w:rPr>
-      </w:pPr>
-      <w:r>
-        <w:rPr>
-          <w:rFonts w:hint="eastAsia" w:ascii="新細明體" w:hAnsi="新細明體"/>
-          <w:spacing w:val="20"/>
-          <w:szCs w:val="20"/>
-        </w:rPr>
-        <w:tab/>
-      </w:r>
-      <w:r>
-        <w:rPr>
-          <w:rFonts w:hint="eastAsia" w:ascii="新細明體" w:hAnsi="新細明體"/>
-          <w:spacing w:val="20"/>
-          <w:szCs w:val="20"/>
-        </w:rPr>
-        <w:t>D</w:t>
-      </w:r>
-      <w:r>
-        <w:rPr>
-          <w:rFonts w:hint="eastAsia" w:ascii="新細明體" w:hAnsi="新細明體"/>
-          <w:spacing w:val="20"/>
-          <w:szCs w:val="20"/>
-        </w:rPr>
-        <w:t>.</w:t>
-        <w:tab/>
-        <w:t>count == count + 1</w:t>
-      </w:r>
-    </w:p>
-    <w:p>
-      <w:pPr>
-        <w:tabs>
-          <w:tab w:pos="567" w:val="left"/>
-          <w:tab w:pos="993" w:val="left"/>
-          <w:tab w:pos="1418" w:val="left"/>
-          <w:tab w:pos="1843" w:val="left"/>
-          <w:tab w:pos="2268" w:val="left"/>
-        </w:tabs>
-        <w:snapToGrid w:val="0"/>
-        <w:ind w:left="567" w:hanging="567"/>
-        <w:rPr>
-          <w:spacing w:val="20"/>
-          <w:szCs w:val="20"/>
-        </w:rPr>
-      </w:pPr>
-    </w:p>
-    <w:p>
-      <w:pPr>
-        <w:tabs>
-          <w:tab w:pos="567" w:val="left"/>
-          <w:tab w:pos="993" w:val="left"/>
-          <w:tab w:pos="1418" w:val="left"/>
-          <w:tab w:pos="1843" w:val="left"/>
-          <w:tab w:pos="2268" w:val="left"/>
-        </w:tabs>
-        <w:snapToGrid w:val="0"/>
-        <w:ind w:left="567" w:hanging="567"/>
-        <w:rPr>
-          <w:spacing w:val="20"/>
-          <w:szCs w:val="20"/>
-        </w:rPr>
-      </w:pPr>
-    </w:p>
-    <w:p>
-      <w:pPr>
-        <w:pStyle w:val="af3"/>
-        <w:numPr>
-          <w:ilvl w:val="0"/>
-          <w:numId w:val="2"/>
-        </w:numPr>
-        <w:tabs>
-          <w:tab w:pos="567" w:val="left"/>
-          <w:tab w:pos="993" w:val="left"/>
-          <w:tab w:pos="1418" w:val="left"/>
-          <w:tab w:pos="1843" w:val="left"/>
-          <w:tab w:pos="2268" w:val="left"/>
-        </w:tabs>
-        <w:snapToGrid w:val="0"/>
-        <w:ind w:leftChars="0" w:left="567" w:hanging="567"/>
-        <w:rPr>
-          <w:spacing w:val="20"/>
-          <w:szCs w:val="20"/>
-        </w:rPr>
-      </w:pPr>
-      <w:r>
-        <w:rPr>
-          <w:rFonts w:hint="eastAsia" w:ascii="新細明體" w:hAnsi="新細明體"/>
-          <w:spacing w:val="20"/>
-          <w:szCs w:val="20"/>
-        </w:rPr>
-        <w:t>考慮以下偽代碼：</w:t>
-      </w:r>
-    </w:p>
-    <w:p>
-      <w:pPr>
-        <w:tabs>
-          <w:tab w:pos="567" w:val="left"/>
-          <w:tab w:pos="993" w:val="left"/>
-          <w:tab w:pos="1418" w:val="left"/>
-          <w:tab w:pos="1843" w:val="left"/>
-          <w:tab w:pos="2268" w:val="left"/>
-        </w:tabs>
-        <w:snapToGrid w:val="0"/>
-        <w:ind w:left="567" w:hanging="567"/>
-        <w:rPr>
           <w:spacing w:val="20"/>
           <w:szCs w:val="20"/>
         </w:rPr>
@@ -13194,35 +13339,18 @@
       <w:r>
         <w:rPr>
           <w:rFonts w:ascii="Courier New" w:hAnsi="Courier New"/>
-        </w:rPr>
-        <w:tab/>
-        <w:tab/>
-        <w:t>total ← 0</w:t>
-      </w:r>
-    </w:p>
-    <w:p>
-      <w:pPr>
-        <w:tabs>
-          <w:tab w:pos="567" w:val="left"/>
-          <w:tab w:pos="993" w:val="left"/>
-          <w:tab w:pos="1418" w:val="left"/>
-          <w:tab w:pos="1843" w:val="left"/>
-          <w:tab w:pos="2268" w:val="left"/>
-        </w:tabs>
-        <w:snapToGrid w:val="0"/>
-        <w:ind w:left="567" w:hanging="567"/>
-        <w:rPr>
-          <w:spacing w:val="20"/>
-          <w:szCs w:val="20"/>
-        </w:rPr>
-      </w:pPr>
+          <w:spacing w:val="20"/>
+          <w:szCs w:val="20"/>
+        </w:rPr>
+        <w:tab/>
+      </w:r>
       <w:r>
         <w:rPr>
           <w:rFonts w:ascii="Courier New" w:hAnsi="Courier New"/>
           <w:spacing w:val="20"/>
           <w:szCs w:val="20"/>
         </w:rPr>
-        <w:tab/>
+        <w:t>輸</w:t>
       </w:r>
       <w:r>
         <w:rPr>
@@ -13230,81 +13358,7 @@
           <w:spacing w:val="20"/>
           <w:szCs w:val="20"/>
         </w:rPr>
-        <w:tab/>
-      </w:r>
-      <w:r>
-        <w:rPr>
-          <w:rFonts w:ascii="Courier New" w:hAnsi="Courier New"/>
-          <w:spacing w:val="20"/>
-          <w:szCs w:val="20"/>
-        </w:rPr>
-        <w:t>重複 i 由 1 至 5</w:t>
-      </w:r>
-    </w:p>
-    <w:p>
-      <w:pPr>
-        <w:tabs>
-          <w:tab w:pos="567" w:val="left"/>
-          <w:tab w:pos="993" w:val="left"/>
-          <w:tab w:pos="1418" w:val="left"/>
-          <w:tab w:pos="1843" w:val="left"/>
-          <w:tab w:pos="2268" w:val="left"/>
-        </w:tabs>
-        <w:snapToGrid w:val="0"/>
-        <w:ind w:left="567" w:hanging="567"/>
-        <w:rPr>
-          <w:spacing w:val="20"/>
-          <w:szCs w:val="20"/>
-        </w:rPr>
-      </w:pPr>
-      <w:r>
-        <w:rPr>
-          <w:rFonts w:ascii="Courier New" w:hAnsi="Courier New"/>
-        </w:rPr>
-        <w:tab/>
-        <w:tab/>
-        <w:t>total ← total + A[i]</w:t>
-      </w:r>
-    </w:p>
-    <w:p>
-      <w:pPr>
-        <w:tabs>
-          <w:tab w:pos="567" w:val="left"/>
-          <w:tab w:pos="993" w:val="left"/>
-          <w:tab w:pos="1418" w:val="left"/>
-          <w:tab w:pos="1843" w:val="left"/>
-          <w:tab w:pos="2268" w:val="left"/>
-        </w:tabs>
-        <w:snapToGrid w:val="0"/>
-        <w:ind w:left="567" w:hanging="567"/>
-        <w:rPr>
-          <w:spacing w:val="20"/>
-          <w:szCs w:val="20"/>
-        </w:rPr>
-      </w:pPr>
-      <w:r>
-        <w:rPr>
-          <w:rFonts w:ascii="Courier New" w:hAnsi="Courier New"/>
-          <w:spacing w:val="20"/>
-          <w:szCs w:val="20"/>
-        </w:rPr>
-        <w:tab/>
-      </w:r>
-      <w:r>
-        <w:rPr>
-          <w:rFonts w:ascii="Courier New" w:hAnsi="Courier New"/>
-          <w:spacing w:val="20"/>
-          <w:szCs w:val="20"/>
-        </w:rPr>
-        <w:tab/>
-      </w:r>
-      <w:r>
-        <w:rPr>
-          <w:rFonts w:ascii="Courier New" w:hAnsi="Courier New"/>
-          <w:spacing w:val="20"/>
-          <w:szCs w:val="20"/>
-        </w:rPr>
-        <w:t>輸出 total</w:t>
+        <w:t>出 total</w:t>
       </w:r>
     </w:p>
     <w:p>

--- a/Subjects/S5-ICT/past-papers/2025-2026/Term 02/WrittenExam/25_26_S5_ICT_Exam02.docx
+++ b/Subjects/S5-ICT/past-papers/2025-2026/Term 02/WrittenExam/25_26_S5_ICT_Exam02.docx
@@ -2406,39 +2406,39 @@
           <w:spacing w:val="20"/>
           <w:szCs w:val="20"/>
         </w:rPr>
-        <w:t>圖</w:t>
-      </w:r>
-      <w:r>
-        <w:rPr>
-          <w:rFonts w:hint="eastAsia" w:ascii="新細明體" w:hAnsi="新細明體"/>
-          <w:spacing w:val="20"/>
-          <w:szCs w:val="20"/>
-        </w:rPr>
-        <w:t>書</w:t>
-      </w:r>
-      <w:r>
-        <w:rPr>
-          <w:rFonts w:hint="eastAsia" w:ascii="新細明體" w:hAnsi="新細明體"/>
-          <w:spacing w:val="20"/>
-          <w:szCs w:val="20"/>
-        </w:rPr>
-        <w:t>館</w:t>
-      </w:r>
-      <w:r>
-        <w:rPr>
-          <w:rFonts w:hint="eastAsia" w:ascii="新細明體" w:hAnsi="新細明體"/>
-          <w:spacing w:val="20"/>
-          <w:szCs w:val="20"/>
-        </w:rPr>
-        <w:t>資</w:t>
-      </w:r>
-      <w:r>
-        <w:rPr>
-          <w:rFonts w:hint="eastAsia" w:ascii="新細明體" w:hAnsi="新細明體"/>
-          <w:spacing w:val="20"/>
-          <w:szCs w:val="20"/>
-        </w:rPr>
-        <w:t>料表 MEMBER(MID, Name) 與 LOAN(MID, BookID)。下列哪項正確？</w:t>
+        <w:t>下</w:t>
+      </w:r>
+      <w:r>
+        <w:rPr>
+          <w:rFonts w:hint="eastAsia" w:ascii="新細明體" w:hAnsi="新細明體"/>
+          <w:spacing w:val="20"/>
+          <w:szCs w:val="20"/>
+        </w:rPr>
+        <w:t>列</w:t>
+      </w:r>
+      <w:r>
+        <w:rPr>
+          <w:rFonts w:hint="eastAsia" w:ascii="新細明體" w:hAnsi="新細明體"/>
+          <w:spacing w:val="20"/>
+          <w:szCs w:val="20"/>
+        </w:rPr>
+        <w:t>哪</w:t>
+      </w:r>
+      <w:r>
+        <w:rPr>
+          <w:rFonts w:hint="eastAsia" w:ascii="新細明體" w:hAnsi="新細明體"/>
+          <w:spacing w:val="20"/>
+          <w:szCs w:val="20"/>
+        </w:rPr>
+        <w:t>一</w:t>
+      </w:r>
+      <w:r>
+        <w:rPr>
+          <w:rFonts w:hint="eastAsia" w:ascii="新細明體" w:hAnsi="新細明體"/>
+          <w:spacing w:val="20"/>
+          <w:szCs w:val="20"/>
+        </w:rPr>
+        <w:t>項正確描述資料表內的「記錄」？</w:t>
       </w:r>
     </w:p>
     <w:p>
@@ -2497,7 +2497,7 @@
         </w:rPr>
         <w:t>.</w:t>
         <w:tab/>
-        <w:t>LOAN.MID 是外鍵，對應 MEMBER.MID</w:t>
+        <w:t>記錄是資料表內的一列，代表一個實體的完整資料</w:t>
       </w:r>
     </w:p>
     <w:p>
@@ -2540,7 +2540,7 @@
         </w:rPr>
         <w:t>.</w:t>
         <w:tab/>
-        <w:t>Name 是主鍵</w:t>
+        <w:t>記錄是資料表內的一欄，用以儲存同一類型的數據</w:t>
       </w:r>
     </w:p>
     <w:p>
@@ -2590,7 +2590,7 @@
           <w:szCs w:val="20"/>
         </w:rPr>
         <w:tab/>
-        <w:t>MID 可重複出現於 MEMBER</w:t>
+        <w:t>記錄只能儲存數字，不能儲存文字</w:t>
       </w:r>
     </w:p>
     <w:p>
@@ -2633,7 +2633,7 @@
         </w:rPr>
         <w:t>.</w:t>
         <w:tab/>
-        <w:t>BookID 是外鍵</w:t>
+        <w:t>記錄與欄位是同義詞</w:t>
       </w:r>
     </w:p>
     <w:p>
@@ -3029,7 +3029,7 @@
           <w:spacing w:val="20"/>
           <w:szCs w:val="20"/>
         </w:rPr>
-        <w:t>下列哪一項關於數據控制的敘述是正確的？</w:t>
+        <w:t>傳輸數據時，數據會被進行奇偶檢測。以下哪項所接收到的代碼是錯誤的？</w:t>
       </w:r>
     </w:p>
     <w:p>
@@ -3088,7 +3088,7 @@
         </w:rPr>
         <w:t>.</w:t>
         <w:tab/>
-        <w:t>數據控制不能應用於軟件</w:t>
+        <w:t>1001 0100</w:t>
       </w:r>
     </w:p>
     <w:p>
@@ -3131,7 +3131,7 @@
         </w:rPr>
         <w:t>.</w:t>
         <w:tab/>
-        <w:t>數據控制只適用於硬件</w:t>
+        <w:t>0011 1101</w:t>
       </w:r>
     </w:p>
     <w:p>
@@ -3174,7 +3174,7 @@
         </w:rPr>
         <w:t>.</w:t>
         <w:tab/>
-        <w:t>數據控制是有效的資訊處理概念</w:t>
+        <w:t>1111 0101</w:t>
       </w:r>
     </w:p>
     <w:p>
@@ -3217,7 +3217,7 @@
         </w:rPr>
         <w:t>.</w:t>
         <w:tab/>
-        <w:t>數據控制與數據無關</w:t>
+        <w:t>1010 0010</w:t>
       </w:r>
     </w:p>
     <w:p>
@@ -3280,31 +3280,31 @@
           <w:spacing w:val="20"/>
           <w:szCs w:val="20"/>
         </w:rPr>
-        <w:t>某</w:t>
-      </w:r>
-      <w:r>
-        <w:rPr>
-          <w:rFonts w:hint="eastAsia" w:ascii="新細明體" w:hAnsi="新細明體"/>
-          <w:spacing w:val="20"/>
-          <w:szCs w:val="20"/>
-        </w:rPr>
-        <w:t>校</w:t>
-      </w:r>
-      <w:r>
-        <w:rPr>
-          <w:rFonts w:hint="eastAsia" w:ascii="新細明體" w:hAnsi="新細明體"/>
-          <w:spacing w:val="20"/>
-          <w:szCs w:val="20"/>
-        </w:rPr>
-        <w:t>學</w:t>
-      </w:r>
-      <w:r>
-        <w:rPr>
-          <w:rFonts w:hint="eastAsia" w:ascii="新細明體" w:hAnsi="新細明體"/>
-          <w:spacing w:val="20"/>
-          <w:szCs w:val="20"/>
-        </w:rPr>
-        <w:t>會以系統管理會員及活動報名。試算表「Sale」部分資料見下表。以下哪項（些）關於試算表的敘述是正確的？</w:t>
+        <w:t>以</w:t>
+      </w:r>
+      <w:r>
+        <w:rPr>
+          <w:rFonts w:hint="eastAsia" w:ascii="新細明體" w:hAnsi="新細明體"/>
+          <w:spacing w:val="20"/>
+          <w:szCs w:val="20"/>
+        </w:rPr>
+        <w:t>下</w:t>
+      </w:r>
+      <w:r>
+        <w:rPr>
+          <w:rFonts w:hint="eastAsia" w:ascii="新細明體" w:hAnsi="新細明體"/>
+          <w:spacing w:val="20"/>
+          <w:szCs w:val="20"/>
+        </w:rPr>
+        <w:t>哪</w:t>
+      </w:r>
+      <w:r>
+        <w:rPr>
+          <w:rFonts w:hint="eastAsia" w:ascii="新細明體" w:hAnsi="新細明體"/>
+          <w:spacing w:val="20"/>
+          <w:szCs w:val="20"/>
+        </w:rPr>
+        <w:t>個 8 位元數字的二進制補碼數字之值是最大的？</w:t>
       </w:r>
     </w:p>
     <w:p>
@@ -3752,38 +3752,36 @@
       </w:pPr>
       <w:r>
         <w:rPr>
-          <w:rFonts w:hint="eastAsia" w:ascii="Courier New" w:hAnsi="Courier New"/>
-          <w:spacing w:val="20"/>
-          <w:szCs w:val="20"/>
-        </w:rPr>
-        <w:tab/>
-      </w:r>
-      <w:r>
-        <w:rPr>
-          <w:rFonts w:hint="eastAsia" w:ascii="Courier New" w:hAnsi="Courier New"/>
-          <w:spacing w:val="20"/>
-          <w:szCs w:val="20"/>
-        </w:rPr>
-        <w:tab/>
-      </w:r>
-      <w:r>
-        <w:rPr>
-          <w:rFonts w:hint="eastAsia" w:ascii="Courier New" w:hAnsi="Courier New"/>
-          <w:spacing w:val="20"/>
-          <w:szCs w:val="20"/>
-        </w:rPr>
-        <w:t>(</w:t>
-      </w:r>
-      <w:r>
-        <w:rPr>
-          <w:rFonts w:hint="eastAsia" w:ascii="Courier New" w:hAnsi="Courier New"/>
-          <w:spacing w:val="20"/>
-          <w:szCs w:val="20"/>
-        </w:rPr>
-        <w:t>1)</w:t>
-        <w:tab/>
-        <w:t>COUNTIF 可統計符合條件的儲存格個數</w:t>
-        <w:tab/>
+          <w:rFonts w:hint="eastAsia" w:ascii="新細明體" w:hAnsi="新細明體"/>
+          <w:spacing w:val="20"/>
+          <w:szCs w:val="20"/>
+        </w:rPr>
+        <w:tab/>
+      </w:r>
+      <w:r>
+        <w:rPr>
+          <w:rFonts w:hint="eastAsia" w:ascii="新細明體" w:hAnsi="新細明體"/>
+          <w:spacing w:val="20"/>
+          <w:szCs w:val="20"/>
+        </w:rPr>
+        <w:t>A</w:t>
+      </w:r>
+      <w:r>
+        <w:rPr>
+          <w:rFonts w:hint="eastAsia" w:ascii="新細明體" w:hAnsi="新細明體"/>
+          <w:spacing w:val="20"/>
+          <w:szCs w:val="20"/>
+        </w:rPr>
+        <w:t>.</w:t>
+      </w:r>
+      <w:r>
+        <w:rPr>
+          <w:rFonts w:hint="eastAsia" w:ascii="新細明體" w:hAnsi="新細明體"/>
+          <w:spacing w:val="20"/>
+          <w:szCs w:val="20"/>
+        </w:rPr>
+        <w:tab/>
+        <w:t>1000 0001</w:t>
       </w:r>
     </w:p>
     <w:p>
@@ -3804,38 +3802,36 @@
       </w:pPr>
       <w:r>
         <w:rPr>
-          <w:rFonts w:hint="eastAsia" w:ascii="Courier New" w:hAnsi="Courier New"/>
-          <w:spacing w:val="20"/>
-          <w:szCs w:val="20"/>
-        </w:rPr>
-        <w:tab/>
-      </w:r>
-      <w:r>
-        <w:rPr>
-          <w:rFonts w:hint="eastAsia" w:ascii="Courier New" w:hAnsi="Courier New"/>
-          <w:spacing w:val="20"/>
-          <w:szCs w:val="20"/>
-        </w:rPr>
-        <w:tab/>
-      </w:r>
-      <w:r>
-        <w:rPr>
-          <w:rFonts w:hint="eastAsia" w:ascii="Courier New" w:hAnsi="Courier New"/>
-          <w:spacing w:val="20"/>
-          <w:szCs w:val="20"/>
-        </w:rPr>
-        <w:t>(</w:t>
-      </w:r>
-      <w:r>
-        <w:rPr>
-          <w:rFonts w:hint="eastAsia" w:ascii="Courier New" w:hAnsi="Courier New"/>
-          <w:spacing w:val="20"/>
-          <w:szCs w:val="20"/>
-        </w:rPr>
-        <w:t>2)</w:t>
-        <w:tab/>
-        <w:t>SUMIF 加總時毋須指定條件範圍</w:t>
-        <w:tab/>
+          <w:rFonts w:hint="eastAsia" w:ascii="新細明體" w:hAnsi="新細明體"/>
+          <w:spacing w:val="20"/>
+          <w:szCs w:val="20"/>
+        </w:rPr>
+        <w:tab/>
+      </w:r>
+      <w:r>
+        <w:rPr>
+          <w:rFonts w:hint="eastAsia" w:ascii="新細明體" w:hAnsi="新細明體"/>
+          <w:spacing w:val="20"/>
+          <w:szCs w:val="20"/>
+        </w:rPr>
+        <w:t>B</w:t>
+      </w:r>
+      <w:r>
+        <w:rPr>
+          <w:rFonts w:hint="eastAsia" w:ascii="新細明體" w:hAnsi="新細明體"/>
+          <w:spacing w:val="20"/>
+          <w:szCs w:val="20"/>
+        </w:rPr>
+        <w:t>.</w:t>
+      </w:r>
+      <w:r>
+        <w:rPr>
+          <w:rFonts w:hint="eastAsia" w:ascii="新細明體" w:hAnsi="新細明體"/>
+          <w:spacing w:val="20"/>
+          <w:szCs w:val="20"/>
+        </w:rPr>
+        <w:tab/>
+        <w:t>1111 0000</w:t>
       </w:r>
     </w:p>
     <w:p>
@@ -3856,63 +3852,44 @@
       </w:pPr>
       <w:r>
         <w:rPr>
-          <w:rFonts w:hint="eastAsia" w:ascii="Courier New" w:hAnsi="Courier New"/>
-          <w:spacing w:val="20"/>
-          <w:szCs w:val="20"/>
-        </w:rPr>
-        <w:tab/>
-      </w:r>
-      <w:r>
-        <w:rPr>
-          <w:rFonts w:hint="eastAsia" w:ascii="Courier New" w:hAnsi="Courier New"/>
-          <w:spacing w:val="20"/>
-          <w:szCs w:val="20"/>
-        </w:rPr>
-        <w:tab/>
-      </w:r>
-      <w:r>
-        <w:rPr>
-          <w:rFonts w:hint="eastAsia" w:ascii="Courier New" w:hAnsi="Courier New"/>
-          <w:spacing w:val="20"/>
-          <w:szCs w:val="20"/>
-        </w:rPr>
-        <w:t>(</w:t>
-      </w:r>
-      <w:r>
-        <w:rPr>
-          <w:rFonts w:hint="eastAsia" w:ascii="Courier New" w:hAnsi="Courier New"/>
-          <w:spacing w:val="20"/>
-          <w:szCs w:val="20"/>
-        </w:rPr>
-        <w:t>3</w:t>
-      </w:r>
-      <w:r>
-        <w:rPr>
-          <w:rFonts w:hint="eastAsia" w:ascii="Courier New" w:hAnsi="Courier New"/>
-          <w:spacing w:val="20"/>
-          <w:szCs w:val="20"/>
-        </w:rPr>
-        <w:t>)</w:t>
-        <w:tab/>
-        <w:t>XLOOKUP 只能查找同一欄內的數字</w:t>
-        <w:tab/>
-      </w:r>
-    </w:p>
-    <w:p>
-      <w:pPr>
-        <w:tabs>
-          <w:tab w:pos="567" w:val="left"/>
-          <w:tab w:pos="993" w:val="left"/>
-          <w:tab w:pos="1418" w:val="left"/>
-          <w:tab w:pos="1843" w:val="left"/>
-          <w:tab w:pos="2268" w:val="left"/>
-        </w:tabs>
-        <w:snapToGrid w:val="0"/>
-        <w:rPr>
-          <w:spacing w:val="20"/>
-          <w:szCs w:val="20"/>
-        </w:rPr>
-      </w:pPr>
+          <w:rFonts w:hint="eastAsia" w:ascii="新細明體" w:hAnsi="新細明體"/>
+          <w:spacing w:val="20"/>
+          <w:szCs w:val="20"/>
+        </w:rPr>
+        <w:tab/>
+      </w:r>
+      <w:r>
+        <w:rPr>
+          <w:rFonts w:hint="eastAsia" w:ascii="新細明體" w:hAnsi="新細明體"/>
+          <w:spacing w:val="20"/>
+          <w:szCs w:val="20"/>
+        </w:rPr>
+        <w:t>C</w:t>
+      </w:r>
+      <w:r>
+        <w:rPr>
+          <w:rFonts w:hint="eastAsia" w:ascii="新細明體" w:hAnsi="新細明體"/>
+          <w:spacing w:val="20"/>
+          <w:szCs w:val="20"/>
+        </w:rPr>
+        <w:t>.</w:t>
+      </w:r>
+      <w:r>
+        <w:rPr>
+          <w:rFonts w:hint="eastAsia" w:ascii="新細明體" w:hAnsi="新細明體"/>
+          <w:spacing w:val="20"/>
+          <w:szCs w:val="20"/>
+        </w:rPr>
+        <w:tab/>
+      </w:r>
+      <w:r>
+        <w:rPr>
+          <w:rFonts w:hint="eastAsia" w:ascii="新細明體" w:hAnsi="新細明體"/>
+          <w:spacing w:val="20"/>
+          <w:szCs w:val="20"/>
+        </w:rPr>
+        <w:t>1100 0001</w:t>
+      </w:r>
     </w:p>
     <w:p>
       <w:pPr>
@@ -3933,62 +3910,24 @@
       <w:r>
         <w:rPr>
           <w:rFonts w:ascii="新細明體" w:hAnsi="新細明體"/>
-          <w:spacing w:val="20"/>
-          <w:szCs w:val="20"/>
-        </w:rPr>
-        <w:tab/>
-      </w:r>
-      <w:r>
-        <w:rPr>
-          <w:rFonts w:ascii="新細明體" w:hAnsi="新細明體"/>
-          <w:spacing w:val="20"/>
-          <w:szCs w:val="20"/>
-        </w:rPr>
-        <w:t>A</w:t>
-      </w:r>
-      <w:r>
-        <w:rPr>
-          <w:rFonts w:hint="eastAsia" w:ascii="新細明體" w:hAnsi="新細明體"/>
-          <w:spacing w:val="20"/>
-          <w:szCs w:val="20"/>
-        </w:rPr>
-        <w:t>.</w:t>
-      </w:r>
-      <w:r>
-        <w:rPr>
-          <w:rFonts w:hint="eastAsia" w:ascii="新細明體" w:hAnsi="新細明體"/>
-          <w:spacing w:val="20"/>
-          <w:szCs w:val="20"/>
-        </w:rPr>
-        <w:tab/>
-      </w:r>
-      <w:r>
-        <w:rPr>
-          <w:rFonts w:hint="eastAsia" w:ascii="新細明體" w:hAnsi="新細明體"/>
-          <w:spacing w:val="20"/>
-          <w:szCs w:val="20"/>
-        </w:rPr>
-        <w:t>只</w:t>
-      </w:r>
-      <w:r>
-        <w:rPr>
-          <w:rFonts w:hint="eastAsia" w:ascii="新細明體" w:hAnsi="新細明體"/>
-          <w:spacing w:val="20"/>
-          <w:szCs w:val="20"/>
-        </w:rPr>
-        <w:t>有 (1)</w:t>
-      </w:r>
-    </w:p>
-    <w:p>
-      <w:pPr>
-        <w:tabs>
-          <w:tab w:pos="567" w:val="left"/>
-          <w:tab w:pos="993" w:val="left"/>
-          <w:tab w:pos="1418" w:val="left"/>
-          <w:tab w:pos="1843" w:val="left"/>
-          <w:tab w:pos="2268" w:val="left"/>
-        </w:tabs>
-        <w:snapToGrid w:val="0"/>
+        </w:rPr>
+        <w:tab/>
+        <w:t>D.</w:t>
+        <w:tab/>
+        <w:t>1111 1111</w:t>
+      </w:r>
+    </w:p>
+    <w:p>
+      <w:pPr>
+        <w:tabs>
+          <w:tab w:pos="567" w:val="left"/>
+          <w:tab w:pos="993" w:val="left"/>
+          <w:tab w:pos="1418" w:val="left"/>
+          <w:tab w:pos="1843" w:val="left"/>
+          <w:tab w:pos="2268" w:val="left"/>
+        </w:tabs>
+        <w:snapToGrid w:val="0"/>
+        <w:spacing w:before="0" w:after="0" w:lineRule="exact" w:line="20"/>
         <w:ind w:left="567" w:hanging="567"/>
         <w:rPr>
           <w:spacing w:val="20"/>
@@ -3997,63 +3936,62 @@
       </w:pPr>
       <w:r>
         <w:rPr>
-          <w:rFonts w:hint="eastAsia" w:ascii="新細明體" w:hAnsi="新細明體"/>
-          <w:spacing w:val="20"/>
-          <w:szCs w:val="20"/>
-        </w:rPr>
-        <w:tab/>
-      </w:r>
-      <w:r>
-        <w:rPr>
-          <w:rFonts w:hint="eastAsia" w:ascii="新細明體" w:hAnsi="新細明體"/>
-          <w:spacing w:val="20"/>
-          <w:szCs w:val="20"/>
-        </w:rPr>
-        <w:t>B</w:t>
-      </w:r>
-      <w:r>
-        <w:rPr>
-          <w:rFonts w:hint="eastAsia" w:ascii="新細明體" w:hAnsi="新細明體"/>
-          <w:spacing w:val="20"/>
-          <w:szCs w:val="20"/>
-        </w:rPr>
-        <w:t>.</w:t>
-      </w:r>
-      <w:r>
-        <w:rPr>
-          <w:rFonts w:hint="eastAsia" w:ascii="新細明體" w:hAnsi="新細明體"/>
-          <w:spacing w:val="20"/>
-          <w:szCs w:val="20"/>
-        </w:rPr>
-        <w:tab/>
-      </w:r>
-      <w:r>
-        <w:rPr>
-          <w:rFonts w:hint="eastAsia" w:ascii="新細明體" w:hAnsi="新細明體"/>
-          <w:spacing w:val="20"/>
-          <w:szCs w:val="20"/>
-        </w:rPr>
-        <w:t>只</w:t>
-      </w:r>
-      <w:r>
-        <w:rPr>
-          <w:rFonts w:hint="eastAsia" w:ascii="新細明體" w:hAnsi="新細明體"/>
-          <w:spacing w:val="20"/>
-          <w:szCs w:val="20"/>
-        </w:rPr>
-        <w:t>有 (2)</w:t>
-      </w:r>
-    </w:p>
-    <w:p>
-      <w:pPr>
-        <w:tabs>
-          <w:tab w:pos="567" w:val="left"/>
-          <w:tab w:pos="993" w:val="left"/>
-          <w:tab w:pos="1418" w:val="left"/>
-          <w:tab w:pos="1843" w:val="left"/>
-          <w:tab w:pos="2268" w:val="left"/>
-        </w:tabs>
-        <w:snapToGrid w:val="0"/>
+          <w:spacing w:val="20"/>
+          <w:szCs w:val="20"/>
+        </w:rPr>
+        <w:t xml:space="preserve"> </w:t>
+      </w:r>
+      <w:r>
+        <w:rPr>
+          <w:spacing w:val="20"/>
+          <w:szCs w:val="20"/>
+        </w:rPr>
+        <w:t xml:space="preserve"> </w:t>
+      </w:r>
+      <w:r>
+        <w:rPr>
+          <w:rFonts w:hint="eastAsia"/>
+          <w:spacing w:val="20"/>
+          <w:szCs w:val="20"/>
+        </w:rPr>
+        <w:t xml:space="preserve"> </w:t>
+      </w:r>
+      <w:r>
+        <w:rPr>
+          <w:rFonts w:hint="eastAsia"/>
+          <w:spacing w:val="20"/>
+          <w:szCs w:val="20"/>
+        </w:rPr>
+        <w:t xml:space="preserve"> </w:t>
+      </w:r>
+      <w:r>
+        <w:rPr>
+          <w:rFonts w:hint="eastAsia"/>
+          <w:spacing w:val="20"/>
+          <w:szCs w:val="20"/>
+        </w:rPr>
+        <w:t xml:space="preserve"> </w:t>
+      </w:r>
+      <w:r>
+        <w:rPr>
+          <w:rFonts w:hint="eastAsia"/>
+          <w:spacing w:val="20"/>
+          <w:szCs w:val="20"/>
+        </w:rPr>
+        <w:t xml:space="preserve"> </w:t>
+      </w:r>
+    </w:p>
+    <w:p>
+      <w:pPr>
+        <w:tabs>
+          <w:tab w:pos="567" w:val="left"/>
+          <w:tab w:pos="993" w:val="left"/>
+          <w:tab w:pos="1418" w:val="left"/>
+          <w:tab w:pos="1843" w:val="left"/>
+          <w:tab w:pos="2268" w:val="left"/>
+        </w:tabs>
+        <w:snapToGrid w:val="0"/>
+        <w:spacing w:before="0" w:after="0" w:lineRule="exact" w:line="20"/>
         <w:ind w:left="567" w:hanging="567"/>
         <w:rPr>
           <w:spacing w:val="20"/>
@@ -4062,63 +4000,64 @@
       </w:pPr>
       <w:r>
         <w:rPr>
-          <w:rFonts w:hint="eastAsia" w:ascii="新細明體" w:hAnsi="新細明體"/>
-          <w:spacing w:val="20"/>
-          <w:szCs w:val="20"/>
-        </w:rPr>
-        <w:tab/>
-      </w:r>
-      <w:r>
-        <w:rPr>
-          <w:rFonts w:hint="eastAsia" w:ascii="新細明體" w:hAnsi="新細明體"/>
-          <w:spacing w:val="20"/>
-          <w:szCs w:val="20"/>
-        </w:rPr>
-        <w:t>C</w:t>
-      </w:r>
-      <w:r>
-        <w:rPr>
-          <w:rFonts w:hint="eastAsia" w:ascii="新細明體" w:hAnsi="新細明體"/>
-          <w:spacing w:val="20"/>
-          <w:szCs w:val="20"/>
-        </w:rPr>
-        <w:t>.</w:t>
-      </w:r>
-      <w:r>
-        <w:rPr>
-          <w:rFonts w:hint="eastAsia" w:ascii="新細明體" w:hAnsi="新細明體"/>
-          <w:spacing w:val="20"/>
-          <w:szCs w:val="20"/>
-        </w:rPr>
-        <w:tab/>
-      </w:r>
-      <w:r>
-        <w:rPr>
-          <w:rFonts w:hint="eastAsia" w:ascii="新細明體" w:hAnsi="新細明體"/>
-          <w:spacing w:val="20"/>
-          <w:szCs w:val="20"/>
-        </w:rPr>
-        <w:t>只</w:t>
-      </w:r>
-      <w:r>
-        <w:rPr>
-          <w:rFonts w:hint="eastAsia" w:ascii="新細明體" w:hAnsi="新細明體"/>
-          <w:spacing w:val="20"/>
-          <w:szCs w:val="20"/>
-        </w:rPr>
-        <w:t>有 (1) 和 (3)</w:t>
-      </w:r>
-    </w:p>
-    <w:p>
-      <w:pPr>
-        <w:tabs>
-          <w:tab w:pos="567" w:val="left"/>
-          <w:tab w:pos="993" w:val="left"/>
-          <w:tab w:pos="1418" w:val="left"/>
-          <w:tab w:pos="1843" w:val="left"/>
-          <w:tab w:pos="2268" w:val="left"/>
-        </w:tabs>
-        <w:snapToGrid w:val="0"/>
+          <w:rFonts w:hint="eastAsia"/>
+          <w:spacing w:val="20"/>
+          <w:szCs w:val="20"/>
+        </w:rPr>
+        <w:t xml:space="preserve"> </w:t>
+      </w:r>
+      <w:r>
+        <w:rPr>
+          <w:rFonts w:hint="eastAsia"/>
+          <w:spacing w:val="20"/>
+          <w:szCs w:val="20"/>
+        </w:rPr>
+        <w:t xml:space="preserve"> </w:t>
+      </w:r>
+      <w:r>
+        <w:rPr>
+          <w:rFonts w:hint="eastAsia"/>
+          <w:spacing w:val="20"/>
+          <w:szCs w:val="20"/>
+        </w:rPr>
+        <w:t xml:space="preserve"> </w:t>
+      </w:r>
+      <w:r>
+        <w:rPr>
+          <w:rFonts w:hint="eastAsia"/>
+          <w:spacing w:val="20"/>
+          <w:szCs w:val="20"/>
+        </w:rPr>
+        <w:t xml:space="preserve"> </w:t>
+      </w:r>
+      <w:r>
+        <w:rPr>
+          <w:rFonts w:hint="eastAsia"/>
+          <w:spacing w:val="20"/>
+          <w:szCs w:val="20"/>
+        </w:rPr>
+        <w:t xml:space="preserve"> </w:t>
+      </w:r>
+      <w:r>
+        <w:rPr>
+          <w:rFonts w:hint="eastAsia"/>
+          <w:spacing w:val="20"/>
+          <w:szCs w:val="20"/>
+        </w:rPr>
+        <w:t xml:space="preserve"> </w:t>
+      </w:r>
+    </w:p>
+    <w:p>
+      <w:pPr>
+        <w:tabs>
+          <w:tab w:pos="567" w:val="left"/>
+          <w:tab w:pos="993" w:val="left"/>
+          <w:tab w:pos="1418" w:val="left"/>
+          <w:tab w:pos="1843" w:val="left"/>
+          <w:tab w:pos="2268" w:val="left"/>
+        </w:tabs>
+        <w:snapToGrid w:val="0"/>
+        <w:spacing w:before="0" w:after="0" w:lineRule="exact" w:line="20"/>
         <w:ind w:left="567" w:hanging="567"/>
         <w:rPr>
           <w:spacing w:val="20"/>
@@ -4127,59 +4066,125 @@
       </w:pPr>
       <w:r>
         <w:rPr>
-          <w:rFonts w:hint="eastAsia" w:ascii="新細明體" w:hAnsi="新細明體"/>
-          <w:spacing w:val="20"/>
-          <w:szCs w:val="20"/>
-        </w:rPr>
-        <w:tab/>
-      </w:r>
-      <w:r>
-        <w:rPr>
-          <w:rFonts w:hint="eastAsia" w:ascii="新細明體" w:hAnsi="新細明體"/>
-          <w:spacing w:val="20"/>
-          <w:szCs w:val="20"/>
-        </w:rPr>
-        <w:t>D</w:t>
-      </w:r>
-      <w:r>
-        <w:rPr>
-          <w:rFonts w:hint="eastAsia" w:ascii="新細明體" w:hAnsi="新細明體"/>
-          <w:spacing w:val="20"/>
-          <w:szCs w:val="20"/>
-        </w:rPr>
-        <w:t>.</w:t>
-      </w:r>
-      <w:r>
-        <w:rPr>
-          <w:rFonts w:hint="eastAsia" w:ascii="新細明體" w:hAnsi="新細明體"/>
-          <w:spacing w:val="20"/>
-          <w:szCs w:val="20"/>
-        </w:rPr>
-        <w:tab/>
-      </w:r>
-      <w:r>
-        <w:rPr>
-          <w:rFonts w:hint="eastAsia" w:ascii="新細明體" w:hAnsi="新細明體"/>
-          <w:spacing w:val="20"/>
-          <w:szCs w:val="20"/>
-        </w:rPr>
-        <w:t>只</w:t>
-      </w:r>
-      <w:r>
-        <w:rPr>
-          <w:rFonts w:hint="eastAsia" w:ascii="新細明體" w:hAnsi="新細明體"/>
-          <w:spacing w:val="20"/>
-          <w:szCs w:val="20"/>
-        </w:rPr>
-        <w:t>有</w:t>
-      </w:r>
-      <w:r>
-        <w:rPr>
-          <w:rFonts w:hint="eastAsia" w:ascii="新細明體" w:hAnsi="新細明體"/>
-          <w:spacing w:val="20"/>
-          <w:szCs w:val="20"/>
-        </w:rPr>
-        <w:t xml:space="preserve"> (2) 和 (3)</w:t>
+          <w:rFonts w:hint="eastAsia"/>
+          <w:spacing w:val="20"/>
+          <w:szCs w:val="20"/>
+        </w:rPr>
+        <w:t xml:space="preserve"> </w:t>
+      </w:r>
+      <w:r>
+        <w:rPr>
+          <w:rFonts w:hint="eastAsia"/>
+          <w:spacing w:val="20"/>
+          <w:szCs w:val="20"/>
+        </w:rPr>
+        <w:t xml:space="preserve"> </w:t>
+      </w:r>
+      <w:r>
+        <w:rPr>
+          <w:rFonts w:hint="eastAsia"/>
+          <w:spacing w:val="20"/>
+          <w:szCs w:val="20"/>
+        </w:rPr>
+        <w:t xml:space="preserve"> </w:t>
+      </w:r>
+      <w:r>
+        <w:rPr>
+          <w:rFonts w:hint="eastAsia"/>
+          <w:spacing w:val="20"/>
+          <w:szCs w:val="20"/>
+        </w:rPr>
+        <w:t xml:space="preserve"> </w:t>
+      </w:r>
+      <w:r>
+        <w:rPr>
+          <w:rFonts w:hint="eastAsia"/>
+          <w:spacing w:val="20"/>
+          <w:szCs w:val="20"/>
+        </w:rPr>
+        <w:t xml:space="preserve"> </w:t>
+      </w:r>
+      <w:r>
+        <w:rPr>
+          <w:rFonts w:hint="eastAsia"/>
+          <w:spacing w:val="20"/>
+          <w:szCs w:val="20"/>
+        </w:rPr>
+        <w:t xml:space="preserve"> </w:t>
+      </w:r>
+    </w:p>
+    <w:p>
+      <w:pPr>
+        <w:tabs>
+          <w:tab w:pos="567" w:val="left"/>
+          <w:tab w:pos="993" w:val="left"/>
+          <w:tab w:pos="1418" w:val="left"/>
+          <w:tab w:pos="1843" w:val="left"/>
+          <w:tab w:pos="2268" w:val="left"/>
+        </w:tabs>
+        <w:snapToGrid w:val="0"/>
+        <w:spacing w:before="0" w:after="0" w:lineRule="exact" w:line="20"/>
+        <w:ind w:left="567" w:hanging="567"/>
+        <w:rPr>
+          <w:spacing w:val="20"/>
+          <w:szCs w:val="20"/>
+        </w:rPr>
+      </w:pPr>
+      <w:r>
+        <w:rPr>
+          <w:rFonts w:hint="eastAsia"/>
+          <w:spacing w:val="20"/>
+          <w:szCs w:val="20"/>
+        </w:rPr>
+        <w:t xml:space="preserve"> </w:t>
+      </w:r>
+      <w:r>
+        <w:rPr>
+          <w:rFonts w:hint="eastAsia"/>
+          <w:spacing w:val="20"/>
+          <w:szCs w:val="20"/>
+        </w:rPr>
+        <w:t xml:space="preserve"> </w:t>
+      </w:r>
+      <w:r>
+        <w:rPr>
+          <w:rFonts w:hint="eastAsia"/>
+          <w:spacing w:val="20"/>
+          <w:szCs w:val="20"/>
+        </w:rPr>
+        <w:t xml:space="preserve"> </w:t>
+      </w:r>
+      <w:r>
+        <w:rPr>
+          <w:rFonts w:hint="eastAsia"/>
+          <w:spacing w:val="20"/>
+          <w:szCs w:val="20"/>
+        </w:rPr>
+        <w:t xml:space="preserve"> </w:t>
+      </w:r>
+      <w:r>
+        <w:rPr>
+          <w:rFonts w:hint="eastAsia"/>
+          <w:spacing w:val="20"/>
+          <w:szCs w:val="20"/>
+        </w:rPr>
+        <w:t xml:space="preserve"> </w:t>
+      </w:r>
+      <w:r>
+        <w:rPr>
+          <w:rFonts w:hint="eastAsia"/>
+          <w:spacing w:val="20"/>
+          <w:szCs w:val="20"/>
+        </w:rPr>
+        <w:t xml:space="preserve"> </w:t>
+      </w:r>
+      <w:r>
+        <w:rPr>
+          <w:rFonts w:hint="eastAsia"/>
+          <w:spacing w:val="20"/>
+          <w:szCs w:val="20"/>
+        </w:rPr>
+        <w:t xml:space="preserve"> </w:t>
       </w:r>
     </w:p>
     <w:p>
@@ -4267,23 +4272,23 @@
           <w:spacing w:val="20"/>
           <w:szCs w:val="20"/>
         </w:rPr>
-        <w:t>下</w:t>
-      </w:r>
-      <w:r>
-        <w:rPr>
-          <w:rFonts w:hint="eastAsia" w:ascii="新細明體" w:hAnsi="新細明體"/>
-          <w:spacing w:val="20"/>
-          <w:szCs w:val="20"/>
-        </w:rPr>
-        <w:t>列</w:t>
-      </w:r>
-      <w:r>
-        <w:rPr>
-          <w:rFonts w:hint="eastAsia" w:ascii="新細明體" w:hAnsi="新細明體"/>
-          <w:spacing w:val="20"/>
-          <w:szCs w:val="20"/>
-        </w:rPr>
-        <w:t>哪一項關於字元編碼的敘述是正確的？</w:t>
+        <w:t>某</w:t>
+      </w:r>
+      <w:r>
+        <w:rPr>
+          <w:rFonts w:hint="eastAsia" w:ascii="新細明體" w:hAnsi="新細明體"/>
+          <w:spacing w:val="20"/>
+          <w:szCs w:val="20"/>
+        </w:rPr>
+        <w:t>網</w:t>
+      </w:r>
+      <w:r>
+        <w:rPr>
+          <w:rFonts w:hint="eastAsia" w:ascii="新細明體" w:hAnsi="新細明體"/>
+          <w:spacing w:val="20"/>
+          <w:szCs w:val="20"/>
+        </w:rPr>
+        <w:t>站使用 UTF-8 儲存繁體中文內容。下列哪項描述是正確的？</w:t>
       </w:r>
     </w:p>
     <w:p>
@@ -4358,6 +4363,38 @@
           <w:spacing w:val="20"/>
           <w:szCs w:val="20"/>
         </w:rPr>
+        <w:t>每</w:t>
+      </w:r>
+      <w:r>
+        <w:rPr>
+          <w:rFonts w:ascii="新細明體" w:hAnsi="新細明體" w:cs="Courier New"/>
+          <w:spacing w:val="20"/>
+          <w:szCs w:val="20"/>
+        </w:rPr>
+        <w:t>個</w:t>
+      </w:r>
+      <w:r>
+        <w:rPr>
+          <w:rFonts w:ascii="新細明體" w:hAnsi="新細明體" w:cs="Courier New"/>
+          <w:spacing w:val="20"/>
+          <w:szCs w:val="20"/>
+        </w:rPr>
+        <w:t>中</w:t>
+      </w:r>
+      <w:r>
+        <w:rPr>
+          <w:rFonts w:ascii="新細明體" w:hAnsi="新細明體" w:cs="Courier New" w:hint="eastAsia"/>
+          <w:spacing w:val="20"/>
+          <w:szCs w:val="20"/>
+        </w:rPr>
+        <w:t>文</w:t>
+      </w:r>
+      <w:r>
+        <w:rPr>
+          <w:rFonts w:ascii="新細明體" w:hAnsi="新細明體" w:cs="Courier New"/>
+          <w:spacing w:val="20"/>
+          <w:szCs w:val="20"/>
+        </w:rPr>
         <w:t>字</w:t>
       </w:r>
       <w:r>
@@ -4366,39 +4403,7 @@
           <w:spacing w:val="20"/>
           <w:szCs w:val="20"/>
         </w:rPr>
-        <w:t>元</w:t>
-      </w:r>
-      <w:r>
-        <w:rPr>
-          <w:rFonts w:ascii="新細明體" w:hAnsi="新細明體" w:cs="Courier New"/>
-          <w:spacing w:val="20"/>
-          <w:szCs w:val="20"/>
-        </w:rPr>
-        <w:t>編</w:t>
-      </w:r>
-      <w:r>
-        <w:rPr>
-          <w:rFonts w:ascii="新細明體" w:hAnsi="新細明體" w:cs="Courier New" w:hint="eastAsia"/>
-          <w:spacing w:val="20"/>
-          <w:szCs w:val="20"/>
-        </w:rPr>
-        <w:t>碼</w:t>
-      </w:r>
-      <w:r>
-        <w:rPr>
-          <w:rFonts w:ascii="新細明體" w:hAnsi="新細明體" w:cs="Courier New"/>
-          <w:spacing w:val="20"/>
-          <w:szCs w:val="20"/>
-        </w:rPr>
-        <w:t>不</w:t>
-      </w:r>
-      <w:r>
-        <w:rPr>
-          <w:rFonts w:ascii="新細明體" w:hAnsi="新細明體" w:cs="Courier New"/>
-          <w:spacing w:val="20"/>
-          <w:szCs w:val="20"/>
-        </w:rPr>
-        <w:t>能應用於軟件</w:t>
+        <w:t>必定只佔 1 字節</w:t>
       </w:r>
     </w:p>
     <w:p>
@@ -4424,7 +4429,7 @@
         <w:tab/>
         <w:t>B.</w:t>
         <w:tab/>
-        <w:t>字元編碼只適用於硬件</w:t>
+        <w:t>UTF-8 與 ASCII 完全相容，所有字符均佔 1 字節</w:t>
       </w:r>
     </w:p>
     <w:p>
@@ -4467,7 +4472,7 @@
         </w:rPr>
         <w:t>.</w:t>
         <w:tab/>
-        <w:t>字元編碼與數據無關</w:t>
+        <w:t>UTF-8 可用不同數目的字節表示不同字符</w:t>
       </w:r>
     </w:p>
     <w:p>
@@ -4510,7 +4515,7 @@
         </w:rPr>
         <w:t>.</w:t>
         <w:tab/>
-        <w:t>字元編碼是有效的資訊處理概念</w:t>
+        <w:t>UTF-8 不能表示英文字母</w:t>
       </w:r>
     </w:p>
     <w:p>
@@ -5528,7 +5533,7 @@
           <w:spacing w:val="20"/>
           <w:szCs w:val="20"/>
         </w:rPr>
-        <w:t>捐款工作表：A 欄班別、C 欄金額。要在 D2 依 A2 從 $H$2:$I$10 查找目標金額，應使用？</w:t>
+        <w:t>學會募捐工作表：B 欄為班別，D 欄為捐款金額。要在 E2 統計「4A」班的捐款總額，應在 E2 輸入下列哪一個函數？</w:t>
       </w:r>
     </w:p>
     <w:p>
@@ -5587,7 +5592,7 @@
         </w:rPr>
         <w:t>.</w:t>
         <w:tab/>
-        <w:t>COUNTIF</w:t>
+        <w:t>=COUNTIF(B:B,"4A")</w:t>
       </w:r>
     </w:p>
     <w:p>
@@ -5630,7 +5635,7 @@
         </w:rPr>
         <w:t>.</w:t>
         <w:tab/>
-        <w:t>XLOOKUP</w:t>
+        <w:t>=SUMIF(B:B,"4A",D:D)</w:t>
       </w:r>
     </w:p>
     <w:p>
@@ -5673,7 +5678,7 @@
         </w:rPr>
         <w:t>.</w:t>
         <w:tab/>
-        <w:t>RANK</w:t>
+        <w:t>=XLOOKUP("4A",B:B,D:D)</w:t>
       </w:r>
     </w:p>
     <w:p>
@@ -5716,7 +5721,7 @@
         </w:rPr>
         <w:t>.</w:t>
         <w:tab/>
-        <w:t>SUMIF</w:t>
+        <w:t>=AVERAGEIF(B:B,"4A",D:D)</w:t>
       </w:r>
     </w:p>
     <w:p>
@@ -5779,7 +5784,7 @@
           <w:spacing w:val="20"/>
           <w:szCs w:val="20"/>
         </w:rPr>
-        <w:t>下列哪一項正確描述 RAM 與快取記憶體？</w:t>
+        <w:t>以下哪項關於快取記憶體的句子是正確的？</w:t>
       </w:r>
     </w:p>
     <w:p>
@@ -5838,7 +5843,7 @@
         </w:rPr>
         <w:t>.</w:t>
         <w:tab/>
-        <w:t>RAM 在斷電後資料會消失</w:t>
+        <w:t>它是 ROM 的一種</w:t>
       </w:r>
     </w:p>
     <w:p>
@@ -5881,7 +5886,7 @@
         </w:rPr>
         <w:t>.</w:t>
         <w:tab/>
-        <w:t>快取不能加快 CPU 存取</w:t>
+        <w:t>它只在 CPU 內找到</w:t>
       </w:r>
     </w:p>
     <w:p>
@@ -5924,7 +5929,7 @@
         </w:rPr>
         <w:t>.</w:t>
         <w:tab/>
-        <w:t>快取比硬碟慢</w:t>
+        <w:t>它儲存經常使用的數據和指令</w:t>
       </w:r>
     </w:p>
     <w:p>
@@ -5967,7 +5972,7 @@
         </w:rPr>
         <w:t>.</w:t>
         <w:tab/>
-        <w:t>RAM 容量通常小於快取</w:t>
+        <w:t>快取記憶體的數據存取速度比 RAM 的為低</w:t>
       </w:r>
     </w:p>
     <w:p>
@@ -6337,22 +6342,22 @@
           <w:spacing w:val="20"/>
           <w:szCs w:val="20"/>
         </w:rPr>
-        <w:t>某</w:t>
-      </w:r>
-      <w:r>
-        <w:rPr>
-          <w:rFonts w:hint="eastAsia" w:ascii="新細明體" w:hAnsi="新細明體"/>
-          <w:spacing w:val="20"/>
-          <w:szCs w:val="20"/>
-        </w:rPr>
-        <w:t>校學會以系統管理會員及活動報名。試算表「Donate」及「Target」部分資料見下表。以下哪項（些）關於試算表的敘述是正確的？</w:t>
-      </w:r>
-    </w:p>
-    <w:p>
-      <w:r>
-        <w:tab/>
-        <w:tab/>
-        <w:t>Donate</w:t>
+        <w:t>細</w:t>
+      </w:r>
+      <w:r>
+        <w:rPr>
+          <w:rFonts w:hint="eastAsia" w:ascii="新細明體" w:hAnsi="新細明體"/>
+          <w:spacing w:val="20"/>
+          <w:szCs w:val="20"/>
+        </w:rPr>
+        <w:t>看下表所列裝置。以下哪項／些屬於輸入裝置？</w:t>
+      </w:r>
+    </w:p>
+    <w:p>
+      <w:r>
+        <w:tab/>
+        <w:tab/>
+        <w:t>Device</w:t>
         <w:tab/>
       </w:r>
     </w:p>
@@ -6364,24 +6369,13 @@
         <w:tblInd w:w="562" w:type="dxa"/>
       </w:tblPr>
       <w:tblGrid>
-        <w:gridCol w:w="3489"/>
-        <w:gridCol w:w="3489"/>
-        <w:gridCol w:w="3489"/>
+        <w:gridCol w:w="5233"/>
+        <w:gridCol w:w="5233"/>
       </w:tblGrid>
       <w:tr>
         <w:tc>
           <w:tcPr>
-            <w:tcW w:type="dxa" w:w="3489"/>
-            <w:vAlign w:val="center"/>
-            <w:shd w:val="clear" w:color="auto" w:fill="D9D9D9"/>
-          </w:tcPr>
-          <w:p>
-            <w:pPr/>
-          </w:p>
-        </w:tc>
-        <w:tc>
-          <w:tcPr>
-            <w:tcW w:type="dxa" w:w="3489"/>
+            <w:tcW w:type="dxa" w:w="5233"/>
             <w:vAlign w:val="center"/>
             <w:shd w:val="clear" w:color="auto" w:fill="D9D9D9"/>
           </w:tcPr>
@@ -6391,13 +6385,13 @@
               <w:rPr>
                 <w:rFonts w:ascii="新細明體" w:hAnsi="新細明體"/>
               </w:rPr>
-              <w:t>A</w:t>
+              <w:t>裝置</w:t>
             </w:r>
           </w:p>
         </w:tc>
         <w:tc>
           <w:tcPr>
-            <w:tcW w:type="dxa" w:w="3489"/>
+            <w:tcW w:type="dxa" w:w="5233"/>
             <w:vAlign w:val="center"/>
             <w:shd w:val="clear" w:color="auto" w:fill="D9D9D9"/>
           </w:tcPr>
@@ -6407,7 +6401,7 @@
               <w:rPr>
                 <w:rFonts w:ascii="新細明體" w:hAnsi="新細明體"/>
               </w:rPr>
-              <w:t>C</w:t>
+              <w:t>用途</w:t>
             </w:r>
           </w:p>
         </w:tc>
@@ -6415,7 +6409,7 @@
       <w:tr>
         <w:tc>
           <w:tcPr>
-            <w:tcW w:type="dxa" w:w="3489"/>
+            <w:tcW w:type="dxa" w:w="5233"/>
             <w:vAlign w:val="center"/>
             <w:shd w:val="clear" w:color="auto" w:fill="D9D9D9"/>
           </w:tcPr>
@@ -6425,13 +6419,13 @@
               <w:rPr>
                 <w:rFonts w:ascii="新細明體" w:hAnsi="新細明體"/>
               </w:rPr>
-              <w:t>1</w:t>
+              <w:t>加速度計</w:t>
             </w:r>
           </w:p>
         </w:tc>
         <w:tc>
           <w:tcPr>
-            <w:tcW w:type="dxa" w:w="3489"/>
+            <w:tcW w:type="dxa" w:w="5233"/>
             <w:vAlign w:val="center"/>
           </w:tcPr>
           <w:p>
@@ -6440,22 +6434,7 @@
               <w:rPr>
                 <w:rFonts w:ascii="新細明體" w:hAnsi="新細明體"/>
               </w:rPr>
-              <w:t>班別</w:t>
-            </w:r>
-          </w:p>
-        </w:tc>
-        <w:tc>
-          <w:tcPr>
-            <w:tcW w:type="dxa" w:w="3489"/>
-            <w:vAlign w:val="center"/>
-          </w:tcPr>
-          <w:p>
-            <w:pPr/>
-            <w:r>
-              <w:rPr>
-                <w:rFonts w:ascii="新細明體" w:hAnsi="新細明體"/>
-              </w:rPr>
-              <w:t>已捐金額</w:t>
+              <w:t>偵測手機傾斜與動作</w:t>
             </w:r>
           </w:p>
         </w:tc>
@@ -6463,7 +6442,7 @@
       <w:tr>
         <w:tc>
           <w:tcPr>
-            <w:tcW w:type="dxa" w:w="3489"/>
+            <w:tcW w:type="dxa" w:w="5233"/>
             <w:vAlign w:val="center"/>
             <w:shd w:val="clear" w:color="auto" w:fill="D9D9D9"/>
           </w:tcPr>
@@ -6473,13 +6452,13 @@
               <w:rPr>
                 <w:rFonts w:ascii="新細明體" w:hAnsi="新細明體"/>
               </w:rPr>
-              <w:t>2</w:t>
+              <w:t>觸控屏幕</w:t>
             </w:r>
           </w:p>
         </w:tc>
         <w:tc>
           <w:tcPr>
-            <w:tcW w:type="dxa" w:w="3489"/>
+            <w:tcW w:type="dxa" w:w="5233"/>
             <w:vAlign w:val="center"/>
           </w:tcPr>
           <w:p>
@@ -6488,22 +6467,7 @@
               <w:rPr>
                 <w:rFonts w:ascii="新細明體" w:hAnsi="新細明體"/>
               </w:rPr>
-              <w:t>5A</w:t>
-            </w:r>
-          </w:p>
-        </w:tc>
-        <w:tc>
-          <w:tcPr>
-            <w:tcW w:type="dxa" w:w="3489"/>
-            <w:vAlign w:val="center"/>
-          </w:tcPr>
-          <w:p>
-            <w:pPr/>
-            <w:r>
-              <w:rPr>
-                <w:rFonts w:ascii="新細明體" w:hAnsi="新細明體"/>
-              </w:rPr>
-              <w:t>1200</w:t>
+              <w:t>觸控輸入</w:t>
             </w:r>
           </w:p>
         </w:tc>
@@ -6511,7 +6475,7 @@
       <w:tr>
         <w:tc>
           <w:tcPr>
-            <w:tcW w:type="dxa" w:w="3489"/>
+            <w:tcW w:type="dxa" w:w="5233"/>
             <w:vAlign w:val="center"/>
             <w:shd w:val="clear" w:color="auto" w:fill="D9D9D9"/>
           </w:tcPr>
@@ -6521,13 +6485,13 @@
               <w:rPr>
                 <w:rFonts w:ascii="新細明體" w:hAnsi="新細明體"/>
               </w:rPr>
-              <w:t>3</w:t>
+              <w:t>激光打印機</w:t>
             </w:r>
           </w:p>
         </w:tc>
         <w:tc>
           <w:tcPr>
-            <w:tcW w:type="dxa" w:w="3489"/>
+            <w:tcW w:type="dxa" w:w="5233"/>
             <w:vAlign w:val="center"/>
           </w:tcPr>
           <w:p>
@@ -6536,70 +6500,7 @@
               <w:rPr>
                 <w:rFonts w:ascii="新細明體" w:hAnsi="新細明體"/>
               </w:rPr>
-              <w:t>5B</w:t>
-            </w:r>
-          </w:p>
-        </w:tc>
-        <w:tc>
-          <w:tcPr>
-            <w:tcW w:type="dxa" w:w="3489"/>
-            <w:vAlign w:val="center"/>
-          </w:tcPr>
-          <w:p>
-            <w:pPr/>
-            <w:r>
-              <w:rPr>
-                <w:rFonts w:ascii="新細明體" w:hAnsi="新細明體"/>
-              </w:rPr>
-              <w:t>800</w:t>
-            </w:r>
-          </w:p>
-        </w:tc>
-      </w:tr>
-      <w:tr>
-        <w:tc>
-          <w:tcPr>
-            <w:tcW w:type="dxa" w:w="3489"/>
-            <w:vAlign w:val="center"/>
-            <w:shd w:val="clear" w:color="auto" w:fill="D9D9D9"/>
-          </w:tcPr>
-          <w:p>
-            <w:pPr/>
-            <w:r>
-              <w:rPr>
-                <w:rFonts w:ascii="新細明體" w:hAnsi="新細明體"/>
-              </w:rPr>
-              <w:t>4</w:t>
-            </w:r>
-          </w:p>
-        </w:tc>
-        <w:tc>
-          <w:tcPr>
-            <w:tcW w:type="dxa" w:w="3489"/>
-            <w:vAlign w:val="center"/>
-          </w:tcPr>
-          <w:p>
-            <w:pPr/>
-            <w:r>
-              <w:rPr>
-                <w:rFonts w:ascii="新細明體" w:hAnsi="新細明體"/>
-              </w:rPr>
-              <w:t>5C</w:t>
-            </w:r>
-          </w:p>
-        </w:tc>
-        <w:tc>
-          <w:tcPr>
-            <w:tcW w:type="dxa" w:w="3489"/>
-            <w:vAlign w:val="center"/>
-          </w:tcPr>
-          <w:p>
-            <w:pPr/>
-            <w:r>
-              <w:rPr>
-                <w:rFonts w:ascii="新細明體" w:hAnsi="新細明體"/>
-              </w:rPr>
-              <w:t>950</w:t>
+              <w:t>列印文件</w:t>
             </w:r>
           </w:p>
         </w:tc>
@@ -6622,263 +6523,6 @@
       </w:pPr>
     </w:p>
     <w:p>
-      <w:r>
-        <w:tab/>
-        <w:tab/>
-        <w:t>Target</w:t>
-        <w:tab/>
-      </w:r>
-    </w:p>
-    <w:tbl>
-      <w:tblPr>
-        <w:tblStyle w:val="af0"/>
-        <w:tblW w:type="dxa" w:w="9904"/>
-        <w:tblLook w:firstColumn="1" w:firstRow="1" w:lastColumn="0" w:lastRow="0" w:noHBand="0" w:noVBand="1" w:val="04A0"/>
-        <w:tblInd w:w="562" w:type="dxa"/>
-      </w:tblPr>
-      <w:tblGrid>
-        <w:gridCol w:w="3489"/>
-        <w:gridCol w:w="3489"/>
-        <w:gridCol w:w="3489"/>
-      </w:tblGrid>
-      <w:tr>
-        <w:tc>
-          <w:tcPr>
-            <w:tcW w:type="dxa" w:w="3489"/>
-            <w:vAlign w:val="center"/>
-            <w:shd w:val="clear" w:color="auto" w:fill="D9D9D9"/>
-          </w:tcPr>
-          <w:p>
-            <w:pPr/>
-          </w:p>
-        </w:tc>
-        <w:tc>
-          <w:tcPr>
-            <w:tcW w:type="dxa" w:w="3489"/>
-            <w:vAlign w:val="center"/>
-            <w:shd w:val="clear" w:color="auto" w:fill="D9D9D9"/>
-          </w:tcPr>
-          <w:p>
-            <w:pPr/>
-            <w:r>
-              <w:rPr>
-                <w:rFonts w:ascii="新細明體" w:hAnsi="新細明體"/>
-              </w:rPr>
-              <w:t>H</w:t>
-            </w:r>
-          </w:p>
-        </w:tc>
-        <w:tc>
-          <w:tcPr>
-            <w:tcW w:type="dxa" w:w="3489"/>
-            <w:vAlign w:val="center"/>
-            <w:shd w:val="clear" w:color="auto" w:fill="D9D9D9"/>
-          </w:tcPr>
-          <w:p>
-            <w:pPr/>
-            <w:r>
-              <w:rPr>
-                <w:rFonts w:ascii="新細明體" w:hAnsi="新細明體"/>
-              </w:rPr>
-              <w:t>I</w:t>
-            </w:r>
-          </w:p>
-        </w:tc>
-      </w:tr>
-      <w:tr>
-        <w:tc>
-          <w:tcPr>
-            <w:tcW w:type="dxa" w:w="3489"/>
-            <w:vAlign w:val="center"/>
-            <w:shd w:val="clear" w:color="auto" w:fill="D9D9D9"/>
-          </w:tcPr>
-          <w:p>
-            <w:pPr/>
-            <w:r>
-              <w:rPr>
-                <w:rFonts w:ascii="新細明體" w:hAnsi="新細明體"/>
-              </w:rPr>
-              <w:t>1</w:t>
-            </w:r>
-          </w:p>
-        </w:tc>
-        <w:tc>
-          <w:tcPr>
-            <w:tcW w:type="dxa" w:w="3489"/>
-            <w:vAlign w:val="center"/>
-          </w:tcPr>
-          <w:p>
-            <w:pPr/>
-            <w:r>
-              <w:rPr>
-                <w:rFonts w:ascii="新細明體" w:hAnsi="新細明體"/>
-              </w:rPr>
-              <w:t>班別</w:t>
-            </w:r>
-          </w:p>
-        </w:tc>
-        <w:tc>
-          <w:tcPr>
-            <w:tcW w:type="dxa" w:w="3489"/>
-            <w:vAlign w:val="center"/>
-          </w:tcPr>
-          <w:p>
-            <w:pPr/>
-            <w:r>
-              <w:rPr>
-                <w:rFonts w:ascii="新細明體" w:hAnsi="新細明體"/>
-              </w:rPr>
-              <w:t>目標金額</w:t>
-            </w:r>
-          </w:p>
-        </w:tc>
-      </w:tr>
-      <w:tr>
-        <w:tc>
-          <w:tcPr>
-            <w:tcW w:type="dxa" w:w="3489"/>
-            <w:vAlign w:val="center"/>
-            <w:shd w:val="clear" w:color="auto" w:fill="D9D9D9"/>
-          </w:tcPr>
-          <w:p>
-            <w:pPr/>
-            <w:r>
-              <w:rPr>
-                <w:rFonts w:ascii="新細明體" w:hAnsi="新細明體"/>
-              </w:rPr>
-              <w:t>2</w:t>
-            </w:r>
-          </w:p>
-        </w:tc>
-        <w:tc>
-          <w:tcPr>
-            <w:tcW w:type="dxa" w:w="3489"/>
-            <w:vAlign w:val="center"/>
-          </w:tcPr>
-          <w:p>
-            <w:pPr/>
-            <w:r>
-              <w:rPr>
-                <w:rFonts w:ascii="新細明體" w:hAnsi="新細明體"/>
-              </w:rPr>
-              <w:t>5A</w:t>
-            </w:r>
-          </w:p>
-        </w:tc>
-        <w:tc>
-          <w:tcPr>
-            <w:tcW w:type="dxa" w:w="3489"/>
-            <w:vAlign w:val="center"/>
-          </w:tcPr>
-          <w:p>
-            <w:pPr/>
-            <w:r>
-              <w:rPr>
-                <w:rFonts w:ascii="新細明體" w:hAnsi="新細明體"/>
-              </w:rPr>
-              <w:t>1500</w:t>
-            </w:r>
-          </w:p>
-        </w:tc>
-      </w:tr>
-      <w:tr>
-        <w:tc>
-          <w:tcPr>
-            <w:tcW w:type="dxa" w:w="3489"/>
-            <w:vAlign w:val="center"/>
-            <w:shd w:val="clear" w:color="auto" w:fill="D9D9D9"/>
-          </w:tcPr>
-          <w:p>
-            <w:pPr/>
-            <w:r>
-              <w:rPr>
-                <w:rFonts w:ascii="新細明體" w:hAnsi="新細明體"/>
-              </w:rPr>
-              <w:t>3</w:t>
-            </w:r>
-          </w:p>
-        </w:tc>
-        <w:tc>
-          <w:tcPr>
-            <w:tcW w:type="dxa" w:w="3489"/>
-            <w:vAlign w:val="center"/>
-          </w:tcPr>
-          <w:p>
-            <w:pPr/>
-            <w:r>
-              <w:rPr>
-                <w:rFonts w:ascii="新細明體" w:hAnsi="新細明體"/>
-              </w:rPr>
-              <w:t>5B</w:t>
-            </w:r>
-          </w:p>
-        </w:tc>
-        <w:tc>
-          <w:tcPr>
-            <w:tcW w:type="dxa" w:w="3489"/>
-            <w:vAlign w:val="center"/>
-          </w:tcPr>
-          <w:p>
-            <w:pPr/>
-            <w:r>
-              <w:rPr>
-                <w:rFonts w:ascii="新細明體" w:hAnsi="新細明體"/>
-              </w:rPr>
-              <w:t>1000</w:t>
-            </w:r>
-          </w:p>
-        </w:tc>
-      </w:tr>
-      <w:tr>
-        <w:tc>
-          <w:tcPr>
-            <w:tcW w:type="dxa" w:w="3489"/>
-            <w:vAlign w:val="center"/>
-            <w:shd w:val="clear" w:color="auto" w:fill="D9D9D9"/>
-          </w:tcPr>
-          <w:p>
-            <w:pPr/>
-            <w:r>
-              <w:rPr>
-                <w:rFonts w:ascii="新細明體" w:hAnsi="新細明體"/>
-              </w:rPr>
-              <w:t>4</w:t>
-            </w:r>
-          </w:p>
-        </w:tc>
-        <w:tc>
-          <w:tcPr>
-            <w:tcW w:type="dxa" w:w="3489"/>
-            <w:vAlign w:val="center"/>
-          </w:tcPr>
-          <w:p>
-            <w:pPr/>
-            <w:r>
-              <w:rPr>
-                <w:rFonts w:ascii="新細明體" w:hAnsi="新細明體"/>
-              </w:rPr>
-              <w:t>5C</w:t>
-            </w:r>
-          </w:p>
-        </w:tc>
-        <w:tc>
-          <w:tcPr>
-            <w:tcW w:type="dxa" w:w="3489"/>
-            <w:vAlign w:val="center"/>
-          </w:tcPr>
-          <w:p>
-            <w:pPr/>
-            <w:r>
-              <w:rPr>
-                <w:rFonts w:ascii="新細明體" w:hAnsi="新細明體"/>
-              </w:rPr>
-              <w:t>1200</w:t>
-            </w:r>
-          </w:p>
-        </w:tc>
-      </w:tr>
-    </w:tbl>
-    <w:p>
       <w:pPr>
         <w:tabs>
           <w:tab w:pos="567" w:val="left"/>
@@ -6934,7 +6578,7 @@
         </w:rPr>
         <w:t>)</w:t>
         <w:tab/>
-        <w:t>XLOOKUP 可依關鍵值在對照範圍查找並傳回結果</w:t>
+        <w:t>加速度計</w:t>
         <w:tab/>
       </w:r>
     </w:p>
@@ -6986,7 +6630,7 @@
         </w:rPr>
         <w:t>2)</w:t>
         <w:tab/>
-        <w:t>COUNTIF 用於加總兩欄的乘積</w:t>
+        <w:t>觸控屏幕</w:t>
         <w:tab/>
       </w:r>
     </w:p>
@@ -7038,7 +6682,7 @@
         </w:rPr>
         <w:t>3)</w:t>
         <w:tab/>
-        <w:t>SUMIF 只能統計儲存格個數</w:t>
+        <w:t>激光打印機</w:t>
         <w:tab/>
       </w:r>
     </w:p>
@@ -7226,7 +6870,7 @@
           <w:spacing w:val="20"/>
           <w:szCs w:val="20"/>
         </w:rPr>
-        <w:t>只有 (1) 和 (3)</w:t>
+        <w:t>只有 (1) 和 (2)</w:t>
       </w:r>
     </w:p>
     <w:p>
@@ -7283,23 +6927,23 @@
           <w:spacing w:val="20"/>
           <w:szCs w:val="20"/>
         </w:rPr>
-        <w:t>只</w:t>
-      </w:r>
-      <w:r>
-        <w:rPr>
-          <w:rFonts w:hint="eastAsia" w:ascii="新細明體" w:hAnsi="新細明體"/>
-          <w:spacing w:val="20"/>
-          <w:szCs w:val="20"/>
-        </w:rPr>
-        <w:t>有</w:t>
-      </w:r>
-      <w:r>
-        <w:rPr>
-          <w:rFonts w:hint="eastAsia" w:ascii="新細明體" w:hAnsi="新細明體"/>
-          <w:spacing w:val="20"/>
-          <w:szCs w:val="20"/>
-        </w:rPr>
-        <w:t xml:space="preserve"> (2) 和 (3)</w:t>
+        <w:t>(</w:t>
+      </w:r>
+      <w:r>
+        <w:rPr>
+          <w:rFonts w:hint="eastAsia" w:ascii="新細明體" w:hAnsi="新細明體"/>
+          <w:spacing w:val="20"/>
+          <w:szCs w:val="20"/>
+        </w:rPr>
+        <w:t>1</w:t>
+      </w:r>
+      <w:r>
+        <w:rPr>
+          <w:rFonts w:hint="eastAsia" w:ascii="新細明體" w:hAnsi="新細明體"/>
+          <w:spacing w:val="20"/>
+          <w:szCs w:val="20"/>
+        </w:rPr>
+        <w:t>)、(2) 和 (3)</w:t>
       </w:r>
     </w:p>
     <w:p>
@@ -7363,7 +7007,7 @@
           <w:spacing w:val="20"/>
           <w:szCs w:val="20"/>
         </w:rPr>
-        <w:t>下列哪一項正確描述 RAM 與快取記憶體？</w:t>
+        <w:t>除了數據傳輸率和儲存容量，下列哪一項正確描述 RAM 與固態硬碟（SSD）的一個功能上的分別？</w:t>
       </w:r>
     </w:p>
     <w:p>
@@ -7429,7 +7073,7 @@
           <w:szCs w:val="20"/>
         </w:rPr>
         <w:tab/>
-        <w:t>RAM 在斷電後資料會消失</w:t>
+        <w:t>RAM 屬於主記憶體，斷電後資料會消失</w:t>
       </w:r>
     </w:p>
     <w:p>
@@ -7472,7 +7116,7 @@
         </w:rPr>
         <w:t>.</w:t>
         <w:tab/>
-        <w:t>快取比硬碟慢</w:t>
+        <w:t>SSD 的數據存取速度必定比快取記憶體快</w:t>
       </w:r>
     </w:p>
     <w:p>
@@ -7529,7 +7173,7 @@
           <w:spacing w:val="20"/>
           <w:szCs w:val="20"/>
         </w:rPr>
-        <w:t>RAM 容量通常小於快取</w:t>
+        <w:t>RAM 只用作長期儲存檔案</w:t>
       </w:r>
     </w:p>
     <w:p>
@@ -7579,7 +7223,7 @@
           <w:szCs w:val="20"/>
         </w:rPr>
         <w:tab/>
-        <w:t>快取不能加快 CPU 存取</w:t>
+        <w:t>SSD 不能永久儲存資料</w:t>
       </w:r>
     </w:p>
     <w:p>
@@ -9531,7 +9175,7 @@
           <w:spacing w:val="20"/>
           <w:szCs w:val="20"/>
         </w:rPr>
-        <w:t>哪一項屬於專用軟件（application software）？</w:t>
+        <w:t>哪一項屬於應用軟件？</w:t>
       </w:r>
     </w:p>
     <w:p>
@@ -9863,7 +9507,7 @@
           <w:spacing w:val="20"/>
           <w:szCs w:val="20"/>
         </w:rPr>
-        <w:t>下列哪一項屬於實用程式（utility）？</w:t>
+        <w:t>下列哪一項最能描述作業系統的功能？</w:t>
       </w:r>
     </w:p>
     <w:p>
@@ -9936,7 +9580,7 @@
           <w:spacing w:val="20"/>
           <w:szCs w:val="20"/>
         </w:rPr>
-        <w:t>文書處理軟件</w:t>
+        <w:t>管理硬件及軟件資源</w:t>
       </w:r>
     </w:p>
     <w:p>
@@ -9993,7 +9637,7 @@
           <w:spacing w:val="20"/>
           <w:szCs w:val="20"/>
         </w:rPr>
-        <w:t>試算表</w:t>
+        <w:t>設計網頁版面</w:t>
       </w:r>
     </w:p>
     <w:p>
@@ -10036,7 +9680,7 @@
         </w:rPr>
         <w:t>.</w:t>
         <w:tab/>
-        <w:t>磁碟重組工具</w:t>
+        <w:t>編寫 Python 程式</w:t>
       </w:r>
     </w:p>
     <w:p>
@@ -10079,7 +9723,7 @@
         </w:rPr>
         <w:t>.</w:t>
         <w:tab/>
-        <w:t>網頁瀏覽器</w:t>
+        <w:t>壓縮圖像檔案</w:t>
       </w:r>
     </w:p>
     <w:p>
@@ -10143,7 +9787,7 @@
           <w:spacing w:val="20"/>
           <w:szCs w:val="20"/>
         </w:rPr>
-        <w:t>下列哪一項屬於輸入裝置？</w:t>
+        <w:t>下列哪一項屬於輸出裝置？</w:t>
       </w:r>
     </w:p>
     <w:p>
@@ -10202,6 +9846,92 @@
         </w:rPr>
         <w:t>.</w:t>
         <w:tab/>
+        <w:t>鍵盤</w:t>
+      </w:r>
+    </w:p>
+    <w:p>
+      <w:pPr>
+        <w:tabs>
+          <w:tab w:pos="567" w:val="left"/>
+          <w:tab w:pos="993" w:val="left"/>
+          <w:tab w:pos="1418" w:val="left"/>
+          <w:tab w:pos="1843" w:val="left"/>
+          <w:tab w:pos="2268" w:val="left"/>
+        </w:tabs>
+        <w:snapToGrid w:val="0"/>
+        <w:ind w:left="567" w:hanging="567"/>
+        <w:rPr>
+          <w:spacing w:val="20"/>
+          <w:szCs w:val="20"/>
+        </w:rPr>
+      </w:pPr>
+      <w:r>
+        <w:rPr>
+          <w:rFonts w:hint="eastAsia" w:ascii="新細明體" w:hAnsi="新細明體"/>
+          <w:spacing w:val="20"/>
+          <w:szCs w:val="20"/>
+        </w:rPr>
+        <w:tab/>
+      </w:r>
+      <w:r>
+        <w:rPr>
+          <w:rFonts w:hint="eastAsia" w:ascii="新細明體" w:hAnsi="新細明體"/>
+          <w:spacing w:val="20"/>
+          <w:szCs w:val="20"/>
+        </w:rPr>
+        <w:t>B</w:t>
+      </w:r>
+      <w:r>
+        <w:rPr>
+          <w:rFonts w:hint="eastAsia" w:ascii="新細明體" w:hAnsi="新細明體"/>
+          <w:spacing w:val="20"/>
+          <w:szCs w:val="20"/>
+        </w:rPr>
+        <w:t>.</w:t>
+        <w:tab/>
+        <w:t>條碼掃描器</w:t>
+      </w:r>
+    </w:p>
+    <w:p>
+      <w:pPr>
+        <w:tabs>
+          <w:tab w:pos="567" w:val="left"/>
+          <w:tab w:pos="993" w:val="left"/>
+          <w:tab w:pos="1418" w:val="left"/>
+          <w:tab w:pos="1843" w:val="left"/>
+          <w:tab w:pos="2268" w:val="left"/>
+        </w:tabs>
+        <w:snapToGrid w:val="0"/>
+        <w:ind w:left="567" w:hanging="567"/>
+        <w:rPr>
+          <w:spacing w:val="20"/>
+          <w:szCs w:val="20"/>
+        </w:rPr>
+      </w:pPr>
+      <w:r>
+        <w:rPr>
+          <w:rFonts w:hint="eastAsia" w:ascii="新細明體" w:hAnsi="新細明體"/>
+          <w:spacing w:val="20"/>
+          <w:szCs w:val="20"/>
+        </w:rPr>
+        <w:tab/>
+      </w:r>
+      <w:r>
+        <w:rPr>
+          <w:rFonts w:hint="eastAsia" w:ascii="新細明體" w:hAnsi="新細明體"/>
+          <w:spacing w:val="20"/>
+          <w:szCs w:val="20"/>
+        </w:rPr>
+        <w:t>C</w:t>
+      </w:r>
+      <w:r>
+        <w:rPr>
+          <w:rFonts w:hint="eastAsia" w:ascii="新細明體" w:hAnsi="新細明體"/>
+          <w:spacing w:val="20"/>
+          <w:szCs w:val="20"/>
+        </w:rPr>
+        <w:t>.</w:t>
+        <w:tab/>
         <w:t>投影機</w:t>
       </w:r>
     </w:p>
@@ -10235,7 +9965,7 @@
           <w:spacing w:val="20"/>
           <w:szCs w:val="20"/>
         </w:rPr>
-        <w:t>B</w:t>
+        <w:t>D</w:t>
       </w:r>
       <w:r>
         <w:rPr>
@@ -10245,93 +9975,7 @@
         </w:rPr>
         <w:t>.</w:t>
         <w:tab/>
-        <w:t>喇叭</w:t>
-      </w:r>
-    </w:p>
-    <w:p>
-      <w:pPr>
-        <w:tabs>
-          <w:tab w:pos="567" w:val="left"/>
-          <w:tab w:pos="993" w:val="left"/>
-          <w:tab w:pos="1418" w:val="left"/>
-          <w:tab w:pos="1843" w:val="left"/>
-          <w:tab w:pos="2268" w:val="left"/>
-        </w:tabs>
-        <w:snapToGrid w:val="0"/>
-        <w:ind w:left="567" w:hanging="567"/>
-        <w:rPr>
-          <w:spacing w:val="20"/>
-          <w:szCs w:val="20"/>
-        </w:rPr>
-      </w:pPr>
-      <w:r>
-        <w:rPr>
-          <w:rFonts w:hint="eastAsia" w:ascii="新細明體" w:hAnsi="新細明體"/>
-          <w:spacing w:val="20"/>
-          <w:szCs w:val="20"/>
-        </w:rPr>
-        <w:tab/>
-      </w:r>
-      <w:r>
-        <w:rPr>
-          <w:rFonts w:hint="eastAsia" w:ascii="新細明體" w:hAnsi="新細明體"/>
-          <w:spacing w:val="20"/>
-          <w:szCs w:val="20"/>
-        </w:rPr>
-        <w:t>C</w:t>
-      </w:r>
-      <w:r>
-        <w:rPr>
-          <w:rFonts w:hint="eastAsia" w:ascii="新細明體" w:hAnsi="新細明體"/>
-          <w:spacing w:val="20"/>
-          <w:szCs w:val="20"/>
-        </w:rPr>
-        <w:t>.</w:t>
-        <w:tab/>
-        <w:t>繪圖儀</w:t>
-      </w:r>
-    </w:p>
-    <w:p>
-      <w:pPr>
-        <w:tabs>
-          <w:tab w:pos="567" w:val="left"/>
-          <w:tab w:pos="993" w:val="left"/>
-          <w:tab w:pos="1418" w:val="left"/>
-          <w:tab w:pos="1843" w:val="left"/>
-          <w:tab w:pos="2268" w:val="left"/>
-        </w:tabs>
-        <w:snapToGrid w:val="0"/>
-        <w:ind w:left="567" w:hanging="567"/>
-        <w:rPr>
-          <w:spacing w:val="20"/>
-          <w:szCs w:val="20"/>
-        </w:rPr>
-      </w:pPr>
-      <w:r>
-        <w:rPr>
-          <w:rFonts w:hint="eastAsia" w:ascii="新細明體" w:hAnsi="新細明體"/>
-          <w:spacing w:val="20"/>
-          <w:szCs w:val="20"/>
-        </w:rPr>
-        <w:tab/>
-      </w:r>
-      <w:r>
-        <w:rPr>
-          <w:rFonts w:hint="eastAsia" w:ascii="新細明體" w:hAnsi="新細明體"/>
-          <w:spacing w:val="20"/>
-          <w:szCs w:val="20"/>
-        </w:rPr>
-        <w:t>D</w:t>
-      </w:r>
-      <w:r>
-        <w:rPr>
-          <w:rFonts w:hint="eastAsia" w:ascii="新細明體" w:hAnsi="新細明體"/>
-          <w:spacing w:val="20"/>
-          <w:szCs w:val="20"/>
-        </w:rPr>
-        <w:t>.</w:t>
-        <w:tab/>
-        <w:t>條碼掃描器</w:t>
+        <w:t>麥克風</w:t>
       </w:r>
     </w:p>
     <w:p>
@@ -11533,15 +11177,23 @@
           <w:spacing w:val="20"/>
           <w:szCs w:val="20"/>
         </w:rPr>
-        <w:t>執</w:t>
-      </w:r>
-      <w:r>
-        <w:rPr>
-          <w:rFonts w:hint="eastAsia" w:ascii="新細明體" w:hAnsi="新細明體"/>
-          <w:spacing w:val="20"/>
-          <w:szCs w:val="20"/>
-        </w:rPr>
-        <w:t>行</w:t>
+        <w:t>考</w:t>
+      </w:r>
+      <w:r>
+        <w:rPr>
+          <w:rFonts w:hint="eastAsia" w:ascii="新細明體" w:hAnsi="新細明體"/>
+          <w:spacing w:val="20"/>
+          <w:szCs w:val="20"/>
+        </w:rPr>
+        <w:t>慮</w:t>
+      </w:r>
+      <w:r>
+        <w:rPr>
+          <w:rFonts w:hint="eastAsia" w:ascii="新細明體" w:hAnsi="新細明體"/>
+          <w:spacing w:val="20"/>
+          <w:szCs w:val="20"/>
+        </w:rPr>
+        <w:t>以</w:t>
       </w:r>
       <w:r>
         <w:rPr>
@@ -11557,15 +11209,7 @@
           <w:spacing w:val="20"/>
           <w:szCs w:val="20"/>
         </w:rPr>
-        <w:t>列</w:t>
-      </w:r>
-      <w:r>
-        <w:rPr>
-          <w:rFonts w:hint="eastAsia" w:ascii="新細明體" w:hAnsi="新細明體"/>
-          <w:spacing w:val="20"/>
-          <w:szCs w:val="20"/>
-        </w:rPr>
-        <w:t xml:space="preserve"> Python 程式後，變數 i 的最終值是多少？</w:t>
+        <w:t>偽代碼：</w:t>
       </w:r>
     </w:p>
     <w:p>
@@ -11592,31 +11236,7 @@
           <w:szCs w:val="20"/>
         </w:rPr>
         <w:tab/>
-        <w:t>i = 1</w:t>
-      </w:r>
-    </w:p>
-    <w:p>
-      <w:pPr>
-        <w:tabs>
-          <w:tab w:pos="567" w:val="left"/>
-          <w:tab w:pos="993" w:val="left"/>
-          <w:tab w:pos="1418" w:val="left"/>
-          <w:tab w:pos="1843" w:val="left"/>
-          <w:tab w:pos="2268" w:val="left"/>
-        </w:tabs>
-        <w:snapToGrid w:val="0"/>
-        <w:ind w:left="567" w:hanging="567"/>
-        <w:rPr>
-          <w:spacing w:val="20"/>
-          <w:szCs w:val="20"/>
-        </w:rPr>
-      </w:pPr>
-      <w:r>
-        <w:rPr>
-          <w:rFonts w:ascii="Courier New" w:hAnsi="Courier New"/>
-        </w:rPr>
-        <w:tab/>
-        <w:t>while i &lt;= 8:</w:t>
+        <w:t>s ← 0，i ← 1</w:t>
       </w:r>
     </w:p>
     <w:p>
@@ -11639,23 +11259,14 @@
       <w:r>
         <w:rPr>
           <w:rFonts w:ascii="Courier New" w:hAnsi="Courier New"/>
-          <w:spacing w:val="20"/>
-          <w:szCs w:val="20"/>
-        </w:rPr>
-        <w:tab/>
-      </w:r>
-      <w:r>
-        <w:rPr>
-          <w:rFonts w:hint="eastAsia" w:ascii="Courier New" w:hAnsi="Courier New"/>
-          <w:spacing w:val="20"/>
-          <w:szCs w:val="20"/>
-        </w:rPr>
-        <w:tab/>
-        <w:t>i = i * 2</w:t>
-      </w:r>
-    </w:p>
-    <w:p>
-      <w:pPr>
+        </w:rPr>
+        <w:tab/>
+        <w:t>當 i ≤ 3 時重複執行 s ← s + i 及 i ← i + 1，然後輸出 s</w:t>
+      </w:r>
+    </w:p>
+    <w:p>
+      <w:pPr>
+        <w:pStyle w:val="af3"/>
         <w:tabs>
           <w:tab w:pos="567" w:val="left"/>
           <w:tab w:pos="993" w:val="left"/>
@@ -11670,6 +11281,22 @@
           <w:szCs w:val="20"/>
         </w:rPr>
       </w:pPr>
+      <w:r>
+        <w:rPr>
+          <w:rFonts w:ascii="新細明體" w:hAnsi="新細明體"/>
+          <w:spacing w:val="20"/>
+          <w:szCs w:val="20"/>
+        </w:rPr>
+        <w:t>輸</w:t>
+      </w:r>
+      <w:r>
+        <w:rPr>
+          <w:rFonts w:hint="eastAsia" w:ascii="新細明體" w:hAnsi="新細明體"/>
+          <w:spacing w:val="20"/>
+          <w:szCs w:val="20"/>
+        </w:rPr>
+        <w:t>出是？</w:t>
+      </w:r>
     </w:p>
     <w:p>
       <w:pPr>
@@ -11683,6 +11310,23 @@
         <w:snapToGrid w:val="0"/>
         <w:ind w:left="567" w:hanging="567"/>
         <w:rPr>
+          <w:spacing w:val="20"/>
+          <w:szCs w:val="20"/>
+        </w:rPr>
+      </w:pPr>
+    </w:p>
+    <w:p>
+      <w:pPr>
+        <w:tabs>
+          <w:tab w:pos="567" w:val="left"/>
+          <w:tab w:pos="993" w:val="left"/>
+          <w:tab w:pos="1418" w:val="left"/>
+          <w:tab w:pos="1843" w:val="left"/>
+          <w:tab w:pos="2268" w:val="left"/>
+        </w:tabs>
+        <w:snapToGrid w:val="0"/>
+        <w:ind w:left="567" w:hanging="567"/>
+        <w:rPr>
           <w:rFonts w:ascii="Courier New" w:hAnsi="Courier New" w:cs="Courier New"/>
           <w:spacing w:val="20"/>
           <w:szCs w:val="20"/>
@@ -11712,7 +11356,7 @@
         </w:rPr>
         <w:t>.</w:t>
         <w:tab/>
-        <w:t>16</w:t>
+        <w:t>6</w:t>
       </w:r>
     </w:p>
     <w:p>
@@ -11756,7 +11400,7 @@
         </w:rPr>
         <w:t>.</w:t>
         <w:tab/>
-        <w:t>4</w:t>
+        <w:t>3</w:t>
       </w:r>
     </w:p>
     <w:p>
@@ -11800,7 +11444,7 @@
         </w:rPr>
         <w:t>.</w:t>
         <w:tab/>
-        <w:t>8</w:t>
+        <w:t>10</w:t>
       </w:r>
     </w:p>
     <w:p>
@@ -11844,7 +11488,7 @@
         </w:rPr>
         <w:t>.</w:t>
         <w:tab/>
-        <w:t>2</w:t>
+        <w:t>1</w:t>
       </w:r>
     </w:p>
     <w:p>
@@ -13555,20 +13199,19 @@
         <w:rPr>
           <w:rFonts w:ascii="新細明體" w:hAnsi="新細明體"/>
         </w:rPr>
-        <w:t>考慮以下偽代碼：</w:t>
-      </w:r>
-    </w:p>
-    <w:p>
-      <w:pPr>
-        <w:tabs>
-          <w:tab w:pos="567" w:val="left"/>
-          <w:tab w:pos="993" w:val="left"/>
-          <w:tab w:pos="1418" w:val="left"/>
-          <w:tab w:pos="1843" w:val="left"/>
-          <w:tab w:pos="2268" w:val="left"/>
-        </w:tabs>
-        <w:snapToGrid w:val="0"/>
-        <w:spacing w:before="120" w:after="120"/>
+        <w:t>設 A = 1，B = 0，C = 1。下列哪項布林運算的結果為假？</w:t>
+      </w:r>
+    </w:p>
+    <w:p>
+      <w:pPr>
+        <w:tabs>
+          <w:tab w:pos="567" w:val="left"/>
+          <w:tab w:pos="993" w:val="left"/>
+          <w:tab w:pos="1418" w:val="left"/>
+          <w:tab w:pos="1843" w:val="left"/>
+          <w:tab w:pos="2268" w:val="left"/>
+        </w:tabs>
+        <w:snapToGrid w:val="0"/>
         <w:ind w:left="567" w:hanging="567"/>
         <w:rPr>
           <w:spacing w:val="20"/>
@@ -13577,32 +13220,31 @@
       </w:pPr>
       <w:r>
         <w:rPr>
-          <w:rFonts w:hint="eastAsia" w:ascii="Courier New" w:hAnsi="Courier New"/>
-          <w:spacing w:val="20"/>
-          <w:szCs w:val="20"/>
-        </w:rPr>
-        <w:tab/>
-      </w:r>
-      <w:r>
-        <w:rPr>
-          <w:rFonts w:hint="eastAsia" w:ascii="Courier New" w:hAnsi="Courier New"/>
-          <w:spacing w:val="20"/>
-          <w:szCs w:val="20"/>
-        </w:rPr>
-        <w:t>若</w:t>
-      </w:r>
-      <w:r>
-        <w:rPr>
-          <w:rFonts w:hint="eastAsia" w:ascii="Courier New" w:hAnsi="Courier New"/>
-          <w:spacing w:val="20"/>
-          <w:szCs w:val="20"/>
-        </w:rPr>
-        <w:t xml:space="preserve"> (score ≥ 60) 且 (score ≤ 100) 則 grade ←「合格」，否則 grade ←「不合格」</w:t>
-      </w:r>
-    </w:p>
-    <w:p>
-      <w:pPr>
-        <w:pStyle w:val="af3"/>
+          <w:rFonts w:hint="eastAsia"/>
+          <w:spacing w:val="20"/>
+          <w:szCs w:val="20"/>
+        </w:rPr>
+        <w:t xml:space="preserve"> </w:t>
+      </w:r>
+      <w:r>
+        <w:rPr>
+          <w:rFonts w:hint="eastAsia"/>
+          <w:spacing w:val="20"/>
+          <w:szCs w:val="20"/>
+        </w:rPr>
+        <w:t xml:space="preserve"> </w:t>
+      </w:r>
+      <w:r>
+        <w:rPr>
+          <w:rFonts w:hint="eastAsia"/>
+          <w:spacing w:val="20"/>
+          <w:szCs w:val="20"/>
+        </w:rPr>
+        <w:t xml:space="preserve"> </w:t>
+      </w:r>
+    </w:p>
+    <w:p>
+      <w:pPr>
         <w:tabs>
           <w:tab w:pos="567" w:val="left"/>
           <w:tab w:pos="993" w:val="left"/>
@@ -13623,23 +13265,25 @@
           <w:spacing w:val="20"/>
           <w:szCs w:val="20"/>
         </w:rPr>
-        <w:t>若</w:t>
-      </w:r>
-      <w:r>
-        <w:rPr>
-          <w:rFonts w:hint="eastAsia" w:ascii="新細明體" w:hAnsi="新細明體"/>
-          <w:spacing w:val="20"/>
-          <w:szCs w:val="20"/>
-        </w:rPr>
-        <w:t xml:space="preserve"> </w:t>
-      </w:r>
-      <w:r>
-        <w:rPr>
-          <w:rFonts w:hint="eastAsia" w:ascii="新細明體" w:hAnsi="新細明體"/>
-          <w:spacing w:val="20"/>
-          <w:szCs w:val="20"/>
-        </w:rPr>
-        <w:t>score = 60，grade 是？</w:t>
+        <w:tab/>
+      </w:r>
+      <w:r>
+        <w:rPr>
+          <w:rFonts w:hint="eastAsia" w:ascii="新細明體" w:hAnsi="新細明體"/>
+          <w:spacing w:val="20"/>
+          <w:szCs w:val="20"/>
+        </w:rPr>
+        <w:t>A</w:t>
+      </w:r>
+      <w:r>
+        <w:rPr>
+          <w:rFonts w:hint="eastAsia" w:ascii="新細明體" w:hAnsi="新細明體"/>
+          <w:spacing w:val="20"/>
+          <w:szCs w:val="20"/>
+        </w:rPr>
+        <w:t>.</w:t>
+        <w:tab/>
+        <w:t>(A AND B) OR C</w:t>
       </w:r>
     </w:p>
     <w:p>
@@ -13660,27 +13304,29 @@
       </w:pPr>
       <w:r>
         <w:rPr>
-          <w:rFonts w:hint="eastAsia"/>
-          <w:spacing w:val="20"/>
-          <w:szCs w:val="20"/>
-        </w:rPr>
-        <w:t xml:space="preserve"> </w:t>
-      </w:r>
-      <w:r>
-        <w:rPr>
-          <w:rFonts w:hint="eastAsia"/>
-          <w:spacing w:val="20"/>
-          <w:szCs w:val="20"/>
-        </w:rPr>
-        <w:t xml:space="preserve"> </w:t>
-      </w:r>
-      <w:r>
-        <w:rPr>
-          <w:rFonts w:hint="eastAsia"/>
-          <w:spacing w:val="20"/>
-          <w:szCs w:val="20"/>
-        </w:rPr>
-        <w:t xml:space="preserve"> </w:t>
+          <w:rFonts w:hint="eastAsia" w:ascii="新細明體" w:hAnsi="新細明體"/>
+          <w:spacing w:val="20"/>
+          <w:szCs w:val="20"/>
+        </w:rPr>
+        <w:tab/>
+      </w:r>
+      <w:r>
+        <w:rPr>
+          <w:rFonts w:hint="eastAsia" w:ascii="新細明體" w:hAnsi="新細明體"/>
+          <w:spacing w:val="20"/>
+          <w:szCs w:val="20"/>
+        </w:rPr>
+        <w:t>B</w:t>
+      </w:r>
+      <w:r>
+        <w:rPr>
+          <w:rFonts w:hint="eastAsia" w:ascii="新細明體" w:hAnsi="新細明體"/>
+          <w:spacing w:val="20"/>
+          <w:szCs w:val="20"/>
+        </w:rPr>
+        <w:t>.</w:t>
+        <w:tab/>
+        <w:t>(NOT A) AND C</w:t>
       </w:r>
     </w:p>
     <w:p>
@@ -13713,7 +13359,7 @@
           <w:spacing w:val="20"/>
           <w:szCs w:val="20"/>
         </w:rPr>
-        <w:t>A</w:t>
+        <w:t>C</w:t>
       </w:r>
       <w:r>
         <w:rPr>
@@ -13723,7 +13369,7 @@
         </w:rPr>
         <w:t>.</w:t>
         <w:tab/>
-        <w:t>60</w:t>
+        <w:t>A XOR B</w:t>
       </w:r>
     </w:p>
     <w:p>
@@ -13747,9 +13393,9 @@
           <w:rFonts w:ascii="新細明體" w:hAnsi="新細明體"/>
         </w:rPr>
         <w:tab/>
-        <w:t>B.</w:t>
-        <w:tab/>
-        <w:t>100</w:t>
+        <w:t>D.</w:t>
+        <w:tab/>
+        <w:t>(NOT B) OR C</w:t>
       </w:r>
     </w:p>
     <w:p>
@@ -13768,15 +13414,6 @@
           <w:szCs w:val="20"/>
         </w:rPr>
       </w:pPr>
-      <w:r>
-        <w:rPr>
-          <w:rFonts w:ascii="新細明體" w:hAnsi="新細明體"/>
-        </w:rPr>
-        <w:tab/>
-        <w:t>C.</w:t>
-        <w:tab/>
-        <w:t>合格</w:t>
-      </w:r>
     </w:p>
     <w:p>
       <w:pPr>
@@ -13796,14 +13433,10 @@
       </w:pPr>
       <w:r>
         <w:rPr>
-          <w:rFonts w:ascii="新細明體" w:hAnsi="新細明體"/>
-          <w:spacing w:val="20"/>
-          <w:szCs w:val="20"/>
-        </w:rPr>
-        <w:tab/>
-        <w:t>D.</w:t>
-        <w:tab/>
-        <w:t>不合格</w:t>
+          <w:spacing w:val="20"/>
+          <w:szCs w:val="20"/>
+        </w:rPr>
+        <w:t xml:space="preserve"> </w:t>
       </w:r>
     </w:p>
     <w:p>
@@ -15278,7 +14911,7 @@
           <w:spacing w:val="20"/>
           <w:szCs w:val="20"/>
         </w:rPr>
-        <w:t>「煦風書社」以試算表「Order」記錄義賣收入；右側為商品參考單價對照。部分資料見下表。</w:t>
+        <w:t>「煦風書社」以試算表「Order」記錄義賣收入（Order 範圍已設定為 Excel 表格）；PriceRef 為參考單價對照。部分資料見下表。</w:t>
       </w:r>
     </w:p>
     <w:p>
@@ -16278,42 +15911,42 @@
           <w:spacing w:val="20"/>
           <w:szCs w:val="20"/>
         </w:rPr>
-        <w:t xml:space="preserve"> </w:t>
-      </w:r>
-      <w:r>
-        <w:rPr>
-          <w:rFonts w:hint="eastAsia" w:ascii="新細明體" w:hAnsi="新細明體"/>
-          <w:szCs w:val="20"/>
-        </w:rPr>
-        <w:t>S</w:t>
+        <w:t>結</w:t>
+      </w:r>
+      <w:r>
+        <w:rPr>
+          <w:rFonts w:hint="eastAsia" w:ascii="新細明體" w:hAnsi="新細明體"/>
+          <w:szCs w:val="20"/>
+        </w:rPr>
+        <w:t>構</w:t>
       </w:r>
       <w:r>
         <w:rPr>
           <w:rFonts w:ascii="新細明體" w:hAnsi="新細明體"/>
           <w:szCs w:val="20"/>
         </w:rPr>
-        <w:t>U</w:t>
-      </w:r>
-      <w:r>
-        <w:rPr>
-          <w:rFonts w:hint="eastAsia" w:ascii="新細明體" w:hAnsi="新細明體"/>
-          <w:szCs w:val="20"/>
-        </w:rPr>
-        <w:t>M</w:t>
-      </w:r>
-      <w:r>
-        <w:rPr>
-          <w:rFonts w:hint="eastAsia" w:ascii="新細明體" w:hAnsi="新細明體"/>
-          <w:szCs w:val="20"/>
-        </w:rPr>
-        <w:t>I</w:t>
-      </w:r>
-      <w:r>
-        <w:rPr>
-          <w:rFonts w:hint="eastAsia" w:ascii="新細明體" w:hAnsi="新細明體"/>
-          <w:szCs w:val="20"/>
-        </w:rPr>
-        <w:t>F：加總 B 欄為「明信片」的 F 欄總價（範圍 F$2:F$50），寫出公式。</w:t>
+        <w:t>化</w:t>
+      </w:r>
+      <w:r>
+        <w:rPr>
+          <w:rFonts w:hint="eastAsia" w:ascii="新細明體" w:hAnsi="新細明體"/>
+          <w:szCs w:val="20"/>
+        </w:rPr>
+        <w:t>參</w:t>
+      </w:r>
+      <w:r>
+        <w:rPr>
+          <w:rFonts w:hint="eastAsia" w:ascii="新細明體" w:hAnsi="新細明體"/>
+          <w:szCs w:val="20"/>
+        </w:rPr>
+        <w:t>照</w:t>
+      </w:r>
+      <w:r>
+        <w:rPr>
+          <w:rFonts w:hint="eastAsia" w:ascii="新細明體" w:hAnsi="新細明體"/>
+          <w:szCs w:val="20"/>
+        </w:rPr>
+        <w:t>：加總 Order 表格中商品為「明信片」的總價，寫出公式。</w:t>
         <w:tab/>
         <w:t>(2 分)</w:t>
       </w:r>
@@ -16528,7 +16161,7 @@
           <w:rFonts w:hint="eastAsia" w:ascii="新細明體" w:hAnsi="新細明體"/>
           <w:szCs w:val="20"/>
         </w:rPr>
-        <w:t>室添置桌上電腦，主要部件包括 CPU、RAM、儲存裝置及顯示器。下表列出兩款候選規格。</w:t>
+        <w:t>室添置桌上電腦，下表列出電腦 A 與電腦 B 的硬件規格（請細看下表各列的數值與類型）。</w:t>
       </w:r>
     </w:p>
     <w:p>
@@ -16563,7 +16196,7 @@
               <w:rPr>
                 <w:rFonts w:ascii="新細明體" w:hAnsi="新細明體"/>
               </w:rPr>
-              <w:t>部件</w:t>
+              <w:t>硬件規格</w:t>
             </w:r>
           </w:p>
         </w:tc>
@@ -16628,7 +16261,7 @@
               <w:rPr>
                 <w:rFonts w:ascii="新細明體" w:hAnsi="新細明體"/>
               </w:rPr>
-              <w:t>Intel Core i5-12400</w:t>
+              <w:t>Intel Core i3（3.3 GHz）</w:t>
             </w:r>
           </w:p>
         </w:tc>
@@ -16643,7 +16276,7 @@
               <w:rPr>
                 <w:rFonts w:ascii="新細明體" w:hAnsi="新細明體"/>
               </w:rPr>
-              <w:t>AMD Ryzen 5 5600G</w:t>
+              <w:t>Intel Core i7（4.2 GHz）</w:t>
             </w:r>
           </w:p>
         </w:tc>
@@ -16676,7 +16309,7 @@
               <w:rPr>
                 <w:rFonts w:ascii="新細明體" w:hAnsi="新細明體"/>
               </w:rPr>
-              <w:t>8 GB DDR4</w:t>
+              <w:t>8 GB</w:t>
             </w:r>
           </w:p>
         </w:tc>
@@ -16691,7 +16324,7 @@
               <w:rPr>
                 <w:rFonts w:ascii="新細明體" w:hAnsi="新細明體"/>
               </w:rPr>
-              <w:t>16 GB DDR4</w:t>
+              <w:t>16 GB</w:t>
             </w:r>
           </w:p>
         </w:tc>
@@ -16709,7 +16342,7 @@
               <w:rPr>
                 <w:rFonts w:ascii="新細明體" w:hAnsi="新細明體"/>
               </w:rPr>
-              <w:t>儲存裝置</w:t>
+              <w:t>主儲存</w:t>
             </w:r>
           </w:p>
         </w:tc>
@@ -16724,7 +16357,7 @@
               <w:rPr>
                 <w:rFonts w:ascii="新細明體" w:hAnsi="新細明體"/>
               </w:rPr>
-              <w:t>256 GB SSD</w:t>
+              <w:t>256 GB 硬碟（HDD）</w:t>
             </w:r>
           </w:p>
         </w:tc>
@@ -16739,7 +16372,7 @@
               <w:rPr>
                 <w:rFonts w:ascii="新細明體" w:hAnsi="新細明體"/>
               </w:rPr>
-              <w:t>512 GB SSD</w:t>
+              <w:t>512 GB 固態硬碟（SSD）</w:t>
             </w:r>
           </w:p>
         </w:tc>
@@ -16757,7 +16390,7 @@
               <w:rPr>
                 <w:rFonts w:ascii="新細明體" w:hAnsi="新細明體"/>
               </w:rPr>
-              <w:t>顯示器</w:t>
+              <w:t>顯示卡</w:t>
             </w:r>
           </w:p>
         </w:tc>
@@ -16772,7 +16405,7 @@
               <w:rPr>
                 <w:rFonts w:ascii="新細明體" w:hAnsi="新細明體"/>
               </w:rPr>
-              <w:t>24" FHD</w:t>
+              <w:t>內置顯示</w:t>
             </w:r>
           </w:p>
         </w:tc>
@@ -16787,7 +16420,55 @@
               <w:rPr>
                 <w:rFonts w:ascii="新細明體" w:hAnsi="新細明體"/>
               </w:rPr>
-              <w:t>27" FHD</w:t>
+              <w:t>NVIDIA 獨立顯卡（4 GB）</w:t>
+            </w:r>
+          </w:p>
+        </w:tc>
+      </w:tr>
+      <w:tr>
+        <w:tc>
+          <w:tcPr>
+            <w:tcW w:type="dxa" w:w="3489"/>
+            <w:vAlign w:val="center"/>
+            <w:shd w:val="clear" w:color="auto" w:fill="D9D9D9"/>
+          </w:tcPr>
+          <w:p>
+            <w:pPr/>
+            <w:r>
+              <w:rPr>
+                <w:rFonts w:ascii="新細明體" w:hAnsi="新細明體"/>
+              </w:rPr>
+              <w:t>螢幕</w:t>
+            </w:r>
+          </w:p>
+        </w:tc>
+        <w:tc>
+          <w:tcPr>
+            <w:tcW w:type="dxa" w:w="3489"/>
+            <w:vAlign w:val="center"/>
+          </w:tcPr>
+          <w:p>
+            <w:pPr/>
+            <w:r>
+              <w:rPr>
+                <w:rFonts w:ascii="新細明體" w:hAnsi="新細明體"/>
+              </w:rPr>
+              <w:t>21 吋</w:t>
+            </w:r>
+          </w:p>
+        </w:tc>
+        <w:tc>
+          <w:tcPr>
+            <w:tcW w:type="dxa" w:w="3489"/>
+            <w:vAlign w:val="center"/>
+          </w:tcPr>
+          <w:p>
+            <w:pPr/>
+            <w:r>
+              <w:rPr>
+                <w:rFonts w:ascii="新細明體" w:hAnsi="新細明體"/>
+              </w:rPr>
+              <w:t>27 吋</w:t>
             </w:r>
           </w:p>
         </w:tc>
@@ -16818,7 +16499,7 @@
         <w:tab/>
         <w:t>(a)</w:t>
         <w:tab/>
-        <w:t>就下表所列部件，各舉一例說明其功能（須與部件直接相關）。</w:t>
+        <w:t>根據下表，說明電腦 A 通常適合甚麼用途？電腦 B 通常適合甚麼用途？（各舉一例，須寫明引用下表哪一項規格，例如 RAM 或主儲存）</w:t>
         <w:tab/>
         <w:t>(2 分)</w:t>
       </w:r>
@@ -16923,7 +16604,7 @@
         </w:rPr>
         <w:t>)</w:t>
         <w:tab/>
-        <w:t>說明人工智能可如何協助青禾醫務室管理日常運作，並舉出一項限制。</w:t>
+        <w:t>若醫務室須同時開啟病人管理系統及醫療影像軟件，應選購電腦 A 還是電腦 B？須引用下表至少兩項規格（例如 RAM、主儲存、顯示卡）說明理由。</w:t>
         <w:tab/>
         <w:t>(3 分)</w:t>
       </w:r>
@@ -19145,7 +18826,7 @@
           <w:spacing w:val="20"/>
           <w:szCs w:val="20"/>
         </w:rPr>
-        <w:t>「德望」網店使用資料表 TRANSACTION(TID, Item, Qty, ADate) 記錄交易，部分記錄見表。</w:t>
+        <w:t>「德望」網店使用資料表 TRANSACTION(TID, Item, Qty, ADate) 記錄交易，部分記錄見下表。</w:t>
       </w:r>
     </w:p>
     <w:p>
@@ -19813,7 +19494,7 @@
         </w:rPr>
         <w:t>b)</w:t>
         <w:tab/>
-        <w:t>寫出一條 SELECT，列出 Qty ≥ 5 的 Item 及 Qty。</w:t>
+        <w:t>寫出一條 SELECT 語句，查詢 Qty ≥ 5 的交易；並以表格列出查詢結果將顯示的 Item 及 Qty。</w:t>
         <w:tab/>
         <w:t>(2 分)</w:t>
       </w:r>
@@ -29872,9 +29553,6 @@
           <w:szCs w:val="20"/>
         </w:rPr>
       </w:pPr>
-      <w:r>
-        <w:t>2025–2026 年度　中五級　資訊及通訊科技科　下學期考試答案</w:t>
-      </w:r>
     </w:p>
     <w:p>
       <w:pPr>
@@ -29895,27 +29573,27 @@
         </w:rPr>
       </w:pPr>
       <w:r>
+        <w:t>2025–2026 年度　中五級　資訊及通訊科技科　下學期考試答案</w:t>
+      </w:r>
+    </w:p>
+    <w:p>
+      <w:pPr>
+        <w:tabs>
+          <w:tab w:pos="567" w:val="left"/>
+          <w:tab w:pos="993" w:val="left"/>
+          <w:tab w:pos="1418" w:val="left"/>
+          <w:tab w:pos="1843" w:val="left"/>
+          <w:tab w:pos="2268" w:val="left"/>
+        </w:tabs>
+        <w:snapToGrid w:val="0"/>
+        <w:ind/>
+        <w:rPr>
+          <w:spacing w:val="20"/>
+          <w:szCs w:val="20"/>
+        </w:rPr>
+      </w:pPr>
+      <w:r>
         <w:t>甲部</w:t>
-      </w:r>
-    </w:p>
-    <w:p>
-      <w:pPr>
-        <w:tabs>
-          <w:tab w:pos="567" w:val="left"/>
-          <w:tab w:pos="993" w:val="left"/>
-          <w:tab w:pos="1418" w:val="left"/>
-          <w:tab w:pos="1843" w:val="left"/>
-          <w:tab w:pos="2268" w:val="left"/>
-        </w:tabs>
-        <w:snapToGrid w:val="0"/>
-        <w:ind/>
-        <w:rPr>
-          <w:spacing w:val="20"/>
-          <w:szCs w:val="20"/>
-        </w:rPr>
-      </w:pPr>
-      <w:r>
-        <w:t>BBADC DDBDB ACCAB</w:t>
       </w:r>
     </w:p>
     <w:p>
@@ -29937,7 +29615,7 @@
         </w:rPr>
       </w:pPr>
       <w:r>
-        <w:t>DACCD ABAAB DCCBA</w:t>
+        <w:t>BBADC DCADB CCCAB</w:t>
       </w:r>
     </w:p>
     <w:p>
@@ -29958,6 +29636,9 @@
           <w:u w:val="single"/>
         </w:rPr>
       </w:pPr>
+      <w:r>
+        <w:t>DACAC ABAAB DBCBA</w:t>
+      </w:r>
     </w:p>
     <w:p>
       <w:pPr>
@@ -29978,9 +29659,6 @@
           <w:szCs w:val="20"/>
         </w:rPr>
       </w:pPr>
-      <w:r>
-        <w:t>乙部</w:t>
-      </w:r>
     </w:p>
     <w:p>
       <w:pPr>
@@ -30001,7 +29679,7 @@
         </w:rPr>
       </w:pPr>
       <w:r>
-        <w:t>1.</w:t>
+        <w:t>乙部</w:t>
       </w:r>
     </w:p>
     <w:p>
@@ -30019,21 +29697,19 @@
         <w:rPr>
           <w:rFonts w:hint="eastAsia"/>
         </w:rPr>
-        <w:tab/>
+        <w:t>1</w:t>
       </w:r>
       <w:r>
         <w:rPr>
           <w:rFonts w:hint="eastAsia"/>
         </w:rPr>
-        <w:t>(</w:t>
+        <w:t>.</w:t>
       </w:r>
       <w:r>
         <w:rPr>
           <w:rFonts w:hint="eastAsia"/>
         </w:rPr>
-        <w:t>a)</w:t>
-        <w:tab/>
-        <w:t>=IF(AND(E2="Y",D2&gt;=5),C2*D2*0.9,C2*D2)</w:t>
+        <w:t xml:space="preserve"> </w:t>
       </w:r>
     </w:p>
     <w:p>
@@ -30051,9 +29727,9 @@
           <w:bCs/>
         </w:rPr>
         <w:tab/>
-        <w:t>(b)</w:t>
-        <w:tab/>
-        <w:t>=SUMIF(B$2:B$50,"明信片",F$2:F$50)</w:t>
+        <w:t>(a)</w:t>
+        <w:tab/>
+        <w:t>=IF(AND(E2="Y",D2&gt;=5),C2*D2*0.9,C2*D2)</w:t>
       </w:r>
     </w:p>
     <w:p>
@@ -30082,7 +29758,7 @@
           <w:szCs w:val="20"/>
           <w:u w:val="single"/>
         </w:rPr>
-        <w:t xml:space="preserve"> </w:t>
+        <w:tab/>
       </w:r>
       <w:r>
         <w:rPr>
@@ -30093,7 +29769,7 @@
           <w:szCs w:val="20"/>
           <w:u w:val="single"/>
         </w:rPr>
-        <w:t xml:space="preserve"> </w:t>
+        <w:t>(</w:t>
       </w:r>
       <w:r>
         <w:rPr>
@@ -30104,7 +29780,7 @@
           <w:szCs w:val="20"/>
           <w:u w:val="single"/>
         </w:rPr>
-        <w:t xml:space="preserve"> </w:t>
+        <w:t>b</w:t>
       </w:r>
       <w:r>
         <w:rPr>
@@ -30115,7 +29791,7 @@
           <w:szCs w:val="20"/>
           <w:u w:val="single"/>
         </w:rPr>
-        <w:t xml:space="preserve"> </w:t>
+        <w:t>)</w:t>
       </w:r>
       <w:r>
         <w:rPr>
@@ -30126,7 +29802,7 @@
           <w:szCs w:val="20"/>
           <w:u w:val="single"/>
         </w:rPr>
-        <w:t xml:space="preserve"> </w:t>
+        <w:tab/>
       </w:r>
       <w:r>
         <w:rPr>
@@ -30137,7 +29813,7 @@
           <w:szCs w:val="20"/>
           <w:u w:val="single"/>
         </w:rPr>
-        <w:t xml:space="preserve"> </w:t>
+        <w:t>=</w:t>
       </w:r>
       <w:r>
         <w:rPr>
@@ -30148,7 +29824,7 @@
           <w:szCs w:val="20"/>
           <w:u w:val="single"/>
         </w:rPr>
-        <w:t xml:space="preserve"> </w:t>
+        <w:t>SUMIF(Order[商品],"明信片",Order[總價])</w:t>
       </w:r>
     </w:p>
     <w:p>
@@ -30165,6 +29841,16 @@
           <w:spacing w:val="20"/>
           <w:szCs w:val="20"/>
         </w:rPr>
+        <w:t xml:space="preserve"> </w:t>
+      </w:r>
+    </w:p>
+    <w:p>
+      <w:pPr>
+        <w:rPr>
+          <w:szCs w:val="20"/>
+        </w:rPr>
+      </w:pPr>
+      <w:r>
         <w:t>2.</w:t>
       </w:r>
     </w:p>
@@ -30172,19 +29858,6 @@
       <w:pPr>
         <w:rPr>
           <w:szCs w:val="20"/>
-        </w:rPr>
-      </w:pPr>
-      <w:r>
-        <w:tab/>
-        <w:t>(a)</w:t>
-        <w:tab/>
-        <w:t>CPU：執行指令；RAM：暫存執行中資料；儲存：永久保存檔案；顯示器：輸出畫面</w:t>
-      </w:r>
-    </w:p>
-    <w:p>
-      <w:pPr>
-        <w:rPr>
-          <w:szCs w:val="20"/>
           <w:lang w:val="en-HK"/>
         </w:rPr>
       </w:pPr>
@@ -30209,7 +29882,7 @@
           <w:spacing w:val="20"/>
           <w:szCs w:val="20"/>
         </w:rPr>
-        <w:t>b</w:t>
+        <w:t>a</w:t>
       </w:r>
       <w:r>
         <w:rPr>
@@ -30232,7 +29905,7 @@
           <w:spacing w:val="20"/>
           <w:szCs w:val="20"/>
         </w:rPr>
-        <w:t>雲</w:t>
+        <w:t>A</w:t>
       </w:r>
       <w:r>
         <w:rPr>
@@ -30240,7 +29913,7 @@
           <w:spacing w:val="20"/>
           <w:szCs w:val="20"/>
         </w:rPr>
-        <w:t>端：節省本地硬件成本、易備份；限制：需網絡、私隱風險；本地：速度快、離線可用；限制：硬件成本高、難擴充</w:t>
+        <w:t>：8 GB RAM、256 GB HDD，適合文書／簡單網頁；B：Core i7、獨立顯卡，適合醫療影像或較多程式</w:t>
       </w:r>
     </w:p>
     <w:p>
@@ -30253,6 +29926,12 @@
           <w:lang w:val="en-HK"/>
         </w:rPr>
       </w:pPr>
+      <w:r>
+        <w:tab/>
+        <w:t>(b)</w:t>
+        <w:tab/>
+        <w:t>選 B；16 GB RAM 可同時運行兩個系統；SSD 較快；獨立顯卡有助醫療影像</w:t>
+      </w:r>
     </w:p>
     <w:p>
       <w:pPr>
@@ -30272,7 +29951,7 @@
           <w:spacing w:val="20"/>
           <w:szCs w:val="20"/>
         </w:rPr>
-        <w:t>3.</w:t>
+        <w:t xml:space="preserve"> </w:t>
       </w:r>
     </w:p>
     <w:p>
@@ -30287,10 +29966,7 @@
         </w:rPr>
       </w:pPr>
       <w:r>
-        <w:tab/>
-        <w:t>(a)</w:t>
-        <w:tab/>
-        <w:t>1920×1080×24/8 = 6,220,800 bytes/張；40 張 ≈ 237.3 MB（展示計算）</w:t>
+        <w:t>3.</w:t>
       </w:r>
     </w:p>
     <w:p>
@@ -30314,9 +29990,9 @@
       </w:pPr>
       <w:r>
         <w:tab/>
-        <w:t>(b)</w:t>
-        <w:tab/>
-        <w:t>JPEG 檔較細但有損；PNG 無損但檔案較大</w:t>
+        <w:t>(a)</w:t>
+        <w:tab/>
+        <w:t>1920×1080×24/8 = 6,220,800 bytes/張；40 張 ≈ 237.3 MB（展示計算）</w:t>
       </w:r>
     </w:p>
     <w:p>
@@ -30339,7 +30015,7 @@
           <w:szCs w:val="20"/>
           <w:u w:val="single"/>
         </w:rPr>
-        <w:t xml:space="preserve"> </w:t>
+        <w:tab/>
       </w:r>
       <w:r>
         <w:rPr>
@@ -30348,7 +30024,7 @@
           <w:szCs w:val="20"/>
           <w:u w:val="single"/>
         </w:rPr>
-        <w:t xml:space="preserve"> </w:t>
+        <w:t>(</w:t>
       </w:r>
       <w:r>
         <w:rPr>
@@ -30358,7 +30034,7 @@
           <w:szCs w:val="20"/>
           <w:u w:val="single"/>
         </w:rPr>
-        <w:t xml:space="preserve"> </w:t>
+        <w:t>b</w:t>
       </w:r>
       <w:r>
         <w:rPr>
@@ -30367,7 +30043,7 @@
           <w:szCs w:val="20"/>
           <w:u w:val="single"/>
         </w:rPr>
-        <w:t xml:space="preserve"> </w:t>
+        <w:t>)</w:t>
       </w:r>
       <w:r>
         <w:rPr>
@@ -30376,7 +30052,7 @@
           <w:szCs w:val="20"/>
           <w:u w:val="single"/>
         </w:rPr>
-        <w:t xml:space="preserve"> </w:t>
+        <w:tab/>
       </w:r>
       <w:r>
         <w:rPr>
@@ -30386,7 +30062,7 @@
           <w:szCs w:val="20"/>
           <w:u w:val="single"/>
         </w:rPr>
-        <w:t xml:space="preserve"> </w:t>
+        <w:t>J</w:t>
       </w:r>
       <w:r>
         <w:rPr>
@@ -30396,7 +30072,7 @@
           <w:szCs w:val="20"/>
           <w:u w:val="single"/>
         </w:rPr>
-        <w:t xml:space="preserve"> </w:t>
+        <w:t>PEG 檔較細但有損；PNG 無損但檔案較大</w:t>
       </w:r>
     </w:p>
     <w:p>
@@ -30418,7 +30094,7 @@
           <w:szCs w:val="20"/>
           <w:u w:val="single"/>
         </w:rPr>
-        <w:t>4.</w:t>
+        <w:t xml:space="preserve"> </w:t>
       </w:r>
     </w:p>
     <w:p>
@@ -30437,7 +30113,7 @@
           <w:bCs/>
           <w:szCs w:val="20"/>
         </w:rPr>
-        <w:tab/>
+        <w:t>4</w:t>
       </w:r>
       <w:r>
         <w:rPr>
@@ -30445,7 +30121,7 @@
           <w:bCs/>
           <w:szCs w:val="20"/>
         </w:rPr>
-        <w:t>(</w:t>
+        <w:t>.</w:t>
       </w:r>
       <w:r>
         <w:rPr>
@@ -30453,7 +30129,7 @@
           <w:bCs/>
           <w:szCs w:val="20"/>
         </w:rPr>
-        <w:t>a</w:t>
+        <w:t xml:space="preserve"> </w:t>
       </w:r>
       <w:r>
         <w:rPr>
@@ -30461,7 +30137,7 @@
           <w:bCs/>
           <w:szCs w:val="20"/>
         </w:rPr>
-        <w:t>)</w:t>
+        <w:t xml:space="preserve"> </w:t>
       </w:r>
       <w:r>
         <w:rPr>
@@ -30469,8 +30145,7 @@
           <w:bCs/>
           <w:szCs w:val="20"/>
         </w:rPr>
-        <w:tab/>
-        <w:t>key=5 不在陣列內 → found 維持 FALSE → 最終 OUTPUT = 0</w:t>
+        <w:t xml:space="preserve"> </w:t>
       </w:r>
     </w:p>
     <w:p>
@@ -30505,19 +30180,25 @@
           <w:bCs/>
           <w:szCs w:val="20"/>
         </w:rPr>
-        <w:t>b)</w:t>
+        <w:t>a)</w:t>
+        <w:tab/>
+        <w:t>key=5 不在陣列內 → found 維持 FALSE → 最終 OUTPUT = 0</w:t>
+      </w:r>
+    </w:p>
+    <w:p>
+      <w:pPr>
+        <w:snapToGrid w:val="0"/>
+        <w:ind w:right="480"/>
+        <w:rPr>
+          <w:szCs w:val="20"/>
+        </w:rPr>
+      </w:pPr>
+      <w:r>
+        <w:tab/>
+        <w:t>(b)</w:t>
         <w:tab/>
         <w:t>逐一比對每個元素，最壞需檢查 n 個位置</w:t>
       </w:r>
-    </w:p>
-    <w:p>
-      <w:pPr>
-        <w:snapToGrid w:val="0"/>
-        <w:ind w:right="480"/>
-        <w:rPr>
-          <w:szCs w:val="20"/>
-        </w:rPr>
-      </w:pPr>
     </w:p>
     <w:p>
       <w:pPr>
@@ -30538,7 +30219,7 @@
           <w:szCs w:val="20"/>
           <w:u w:val="single"/>
         </w:rPr>
-        <w:t>5</w:t>
+        <w:t xml:space="preserve"> </w:t>
       </w:r>
       <w:r>
         <w:rPr>
@@ -30548,7 +30229,7 @@
           <w:szCs w:val="20"/>
           <w:u w:val="single"/>
         </w:rPr>
-        <w:t>.</w:t>
+        <w:t xml:space="preserve"> </w:t>
       </w:r>
     </w:p>
     <w:p>
@@ -30570,39 +30251,39 @@
           <w:rFonts w:hint="eastAsia"/>
           <w:szCs w:val="20"/>
         </w:rPr>
-        <w:tab/>
-      </w:r>
-      <w:r>
-        <w:rPr>
-          <w:szCs w:val="20"/>
-        </w:rPr>
-        <w:t>(</w:t>
-      </w:r>
-      <w:r>
-        <w:rPr>
-          <w:szCs w:val="20"/>
-        </w:rPr>
-        <w:t>a</w:t>
-      </w:r>
-      <w:r>
-        <w:rPr>
-          <w:szCs w:val="20"/>
-        </w:rPr>
-        <w:t>)</w:t>
+        <w:t>5</w:t>
+      </w:r>
+      <w:r>
+        <w:rPr>
+          <w:szCs w:val="20"/>
+        </w:rPr>
+        <w:t>.</w:t>
+      </w:r>
+      <w:r>
+        <w:rPr>
+          <w:szCs w:val="20"/>
+        </w:rPr>
+        <w:t xml:space="preserve"> </w:t>
+      </w:r>
+      <w:r>
+        <w:rPr>
+          <w:szCs w:val="20"/>
+        </w:rPr>
+        <w:t xml:space="preserve"> </w:t>
       </w:r>
       <w:r>
         <w:rPr>
           <w:rFonts w:ascii="Courier New" w:hAnsi="Courier New" w:cs="Courier New"/>
           <w:szCs w:val="20"/>
         </w:rPr>
-        <w:tab/>
+        <w:t xml:space="preserve"> </w:t>
       </w:r>
       <w:r>
         <w:rPr>
           <w:rFonts w:ascii="Courier New" w:hAnsi="Courier New" w:cs="Courier New"/>
           <w:szCs w:val="20"/>
         </w:rPr>
-        <w:t>CREATE TABLE TRANSACTION (TID CHAR(6) PRIMARY KEY, Item VARCHAR(40) NOT NULL, Qty INTEGER, ADate DATE);</w:t>
+        <w:t xml:space="preserve"> </w:t>
       </w:r>
     </w:p>
     <w:p>
@@ -30637,9 +30318,9 @@
           <w:rFonts w:ascii="Courier New" w:hAnsi="Courier New" w:cs="Courier New"/>
           <w:szCs w:val="20"/>
         </w:rPr>
-        <w:t>b)</w:t>
-        <w:tab/>
-        <w:t>SELECT Item, Qty FROM TRANSACTION WHERE Qty &gt;= 5;</w:t>
+        <w:t>a)</w:t>
+        <w:tab/>
+        <w:t>CREATE TABLE TRANSACTION (TID CHAR(6) PRIMARY KEY, Item VARCHAR(40) NOT NULL, Qty INTEGER, ADate DATE);</w:t>
       </w:r>
     </w:p>
     <w:p>
@@ -30657,6 +30338,12 @@
           <w:szCs w:val="20"/>
         </w:rPr>
       </w:pPr>
+      <w:r>
+        <w:tab/>
+        <w:t>(b)</w:t>
+        <w:tab/>
+        <w:t>SELECT Item, Qty FROM TRANSACTION WHERE Qty &gt;= 5; 結果例：明信片|8；徽章|6</w:t>
+      </w:r>
     </w:p>
     <w:p>
       <w:pPr>
@@ -30678,14 +30365,14 @@
           <w:rFonts w:cs="Courier New" w:hint="eastAsia"/>
           <w:szCs w:val="20"/>
         </w:rPr>
-        <w:t>6</w:t>
+        <w:t xml:space="preserve"> </w:t>
       </w:r>
       <w:r>
         <w:rPr>
           <w:rFonts w:cs="Courier New"/>
           <w:szCs w:val="20"/>
         </w:rPr>
-        <w:t>.</w:t>
+        <w:t xml:space="preserve"> </w:t>
       </w:r>
       <w:r>
         <w:rPr>
@@ -30749,29 +30436,27 @@
           <w:rFonts w:cs="新細明體"/>
           <w:szCs w:val="20"/>
         </w:rPr>
-        <w:tab/>
+        <w:t>6</w:t>
       </w:r>
       <w:r>
         <w:rPr>
           <w:rFonts w:cs="新細明體"/>
           <w:szCs w:val="20"/>
         </w:rPr>
-        <w:t>(</w:t>
-      </w:r>
-      <w:r>
-        <w:rPr>
-          <w:szCs w:val="20"/>
-        </w:rPr>
-        <w:t>a</w:t>
+        <w:t>.</w:t>
+      </w:r>
+      <w:r>
+        <w:rPr>
+          <w:szCs w:val="20"/>
+        </w:rPr>
+        <w:t xml:space="preserve"> </w:t>
       </w:r>
       <w:r>
         <w:rPr>
           <w:rFonts w:ascii="新細明體" w:hAnsi="新細明體" w:cs="新細明體" w:hint="eastAsia"/>
           <w:szCs w:val="20"/>
         </w:rPr>
-        <w:t>)</w:t>
-        <w:tab/>
-        <w:t>例：Intel Core i7；AMD Ryzen 7</w:t>
+        <w:t xml:space="preserve"> </w:t>
       </w:r>
     </w:p>
     <w:p>
@@ -30808,9 +30493,9 @@
           <w:rFonts w:ascii="新細明體" w:hAnsi="新細明體" w:cs="新細明體" w:hint="eastAsia"/>
           <w:szCs w:val="20"/>
         </w:rPr>
-        <w:t>b)</w:t>
-        <w:tab/>
-        <w:t>RAM 增加可同時運行更多程式／減少換頁</w:t>
+        <w:t>a)</w:t>
+        <w:tab/>
+        <w:t>例：Intel Core i7；AMD Ryzen 7</w:t>
       </w:r>
     </w:p>
     <w:p>
@@ -30831,7 +30516,7 @@
         <w:t>(</w:t>
       </w:r>
       <w:r>
-        <w:t>c</w:t>
+        <w:t>b</w:t>
       </w:r>
       <w:r>
         <w:t>)</w:t>
@@ -30841,7 +30526,7 @@
           <w:rFonts w:hint="eastAsia"/>
         </w:rPr>
         <w:tab/>
-        <w:t>SSD：快、抗震；HDD：容量大、成本低</w:t>
+        <w:t>RAM 增加可同時運行更多程式／減少換頁</w:t>
       </w:r>
     </w:p>
     <w:p>
@@ -30862,7 +30547,7 @@
         <w:t>(</w:t>
       </w:r>
       <w:r>
-        <w:t>d</w:t>
+        <w:t>c</w:t>
       </w:r>
       <w:r>
         <w:rPr>
@@ -30870,7 +30555,7 @@
         </w:rPr>
         <w:t>)</w:t>
         <w:tab/>
-        <w:t>例：升級顯示卡須同時安裝新驅動程式</w:t>
+        <w:t>SSD：快、抗震；HDD：容量大、成本低</w:t>
       </w:r>
     </w:p>
     <w:p>
@@ -30884,6 +30569,12 @@
         <w:snapToGrid w:val="0"/>
         <w:ind w:right="480"/>
       </w:pPr>
+      <w:r>
+        <w:tab/>
+        <w:t>(d)</w:t>
+        <w:tab/>
+        <w:t>例：升級顯示卡須同時安裝新驅動程式</w:t>
+      </w:r>
     </w:p>
     <w:p>
       <w:pPr>
@@ -30900,10 +30591,10 @@
         <w:rPr>
           <w:rFonts w:hint="eastAsia"/>
         </w:rPr>
-        <w:t>丙</w:t>
-      </w:r>
-      <w:r>
-        <w:t>部</w:t>
+        <w:t xml:space="preserve"> </w:t>
+      </w:r>
+      <w:r>
+        <w:t xml:space="preserve"> </w:t>
       </w:r>
       <w:r>
         <w:t xml:space="preserve"> </w:t>
@@ -30960,10 +30651,10 @@
         <w:ind w:right="480"/>
       </w:pPr>
       <w:r>
-        <w:t>1</w:t>
-      </w:r>
-      <w:r>
-        <w:t>.</w:t>
+        <w:t>丙</w:t>
+      </w:r>
+      <w:r>
+        <w:t>部</w:t>
       </w:r>
       <w:r>
         <w:t xml:space="preserve"> </w:t>
@@ -31008,28 +30699,28 @@
         <w:ind w:left="1276" w:right="480" w:hangingChars="638" w:hanging="1276"/>
       </w:pPr>
       <w:r>
-        <w:tab/>
-      </w:r>
-      <w:r>
-        <w:t>(</w:t>
-      </w:r>
-      <w:r>
-        <w:t>a</w:t>
+        <w:t>1</w:t>
+      </w:r>
+      <w:r>
+        <w:t>.</w:t>
+      </w:r>
+      <w:r>
+        <w:t xml:space="preserve"> </w:t>
       </w:r>
       <w:r>
         <w:rPr>
           <w:rFonts w:hint="eastAsia"/>
         </w:rPr>
-        <w:t>)</w:t>
-      </w:r>
-      <w:r>
-        <w:tab/>
+        <w:t xml:space="preserve"> </w:t>
+      </w:r>
+      <w:r>
+        <w:t xml:space="preserve"> </w:t>
       </w:r>
       <w:r>
         <w:rPr>
           <w:rFonts w:hint="eastAsia"/>
         </w:rPr>
-        <w:t>ERD：Member–Booking–Screening–Cinema 四實體；Booking 連 Member、Screening；Screening 連 Cinema</w:t>
+        <w:t xml:space="preserve"> </w:t>
       </w:r>
     </w:p>
     <w:p>
@@ -31043,6 +30734,12 @@
         <w:snapToGrid w:val="0"/>
         <w:ind w:left="1276" w:right="480" w:hangingChars="638" w:hanging="1276"/>
       </w:pPr>
+      <w:r>
+        <w:tab/>
+        <w:t>(a)</w:t>
+        <w:tab/>
+        <w:t>ERD：Member–Booking–Screening–Cinema 四實體；Booking 連 Member、Screening；Screening 連 Cinema</w:t>
+      </w:r>
     </w:p>
     <w:p>
       <w:pPr>
@@ -31059,10 +30756,10 @@
         <w:rPr>
           <w:rFonts w:hint="eastAsia"/>
         </w:rPr>
-        <w:t>2</w:t>
-      </w:r>
-      <w:r>
-        <w:t>.</w:t>
+        <w:t xml:space="preserve"> </w:t>
+      </w:r>
+      <w:r>
+        <w:t xml:space="preserve"> </w:t>
       </w:r>
       <w:r>
         <w:t xml:space="preserve"> </w:t>
@@ -31087,7 +30784,7 @@
           <w:spacing w:val="20"/>
           <w:szCs w:val="20"/>
         </w:rPr>
-        <w:tab/>
+        <w:t>2</w:t>
       </w:r>
       <w:r>
         <w:rPr>
@@ -31095,23 +30792,21 @@
           <w:spacing w:val="20"/>
           <w:szCs w:val="20"/>
         </w:rPr>
-        <w:t>(</w:t>
-      </w:r>
-      <w:r>
-        <w:rPr>
-          <w:spacing w:val="20"/>
-          <w:szCs w:val="20"/>
-        </w:rPr>
-        <w:t>a</w:t>
-      </w:r>
-      <w:r>
-        <w:rPr>
-          <w:spacing w:val="20"/>
-          <w:szCs w:val="20"/>
-        </w:rPr>
-        <w:t>)</w:t>
-        <w:tab/>
-        <w:t>MID CHAR(6) PRIMARY KEY, TITLE VARCHAR(80) NOT NULL, …</w:t>
+        <w:t>.</w:t>
+      </w:r>
+      <w:r>
+        <w:rPr>
+          <w:spacing w:val="20"/>
+          <w:szCs w:val="20"/>
+        </w:rPr>
+        <w:t xml:space="preserve"> </w:t>
+      </w:r>
+      <w:r>
+        <w:rPr>
+          <w:spacing w:val="20"/>
+          <w:szCs w:val="20"/>
+        </w:rPr>
+        <w:t xml:space="preserve"> </w:t>
       </w:r>
     </w:p>
     <w:p>
@@ -31131,9 +30826,9 @@
       </w:pPr>
       <w:r>
         <w:tab/>
-        <w:t>(b)</w:t>
-        <w:tab/>
-        <w:t>防止借書記錄指向不存在的會員；刪除會員時可限制</w:t>
+        <w:t>(a)</w:t>
+        <w:tab/>
+        <w:t>MID CHAR(6) PRIMARY KEY, TITLE VARCHAR(80) NOT NULL, …</w:t>
       </w:r>
     </w:p>
     <w:p>
@@ -31156,21 +30851,21 @@
           <w:spacing w:val="20"/>
           <w:szCs w:val="20"/>
         </w:rPr>
-        <w:t xml:space="preserve"> </w:t>
-      </w:r>
-      <w:r>
-        <w:rPr>
-          <w:spacing w:val="20"/>
-          <w:szCs w:val="20"/>
-        </w:rPr>
-        <w:t xml:space="preserve"> </w:t>
-      </w:r>
-      <w:r>
-        <w:rPr>
-          <w:spacing w:val="20"/>
-          <w:szCs w:val="20"/>
-        </w:rPr>
-        <w:t xml:space="preserve"> </w:t>
+        <w:tab/>
+      </w:r>
+      <w:r>
+        <w:rPr>
+          <w:spacing w:val="20"/>
+          <w:szCs w:val="20"/>
+        </w:rPr>
+        <w:t>(</w:t>
+      </w:r>
+      <w:r>
+        <w:rPr>
+          <w:spacing w:val="20"/>
+          <w:szCs w:val="20"/>
+        </w:rPr>
+        <w:t>b</w:t>
       </w:r>
       <w:r>
         <w:rPr>
@@ -31178,21 +30873,21 @@
           <w:spacing w:val="20"/>
           <w:szCs w:val="20"/>
         </w:rPr>
-        <w:t xml:space="preserve"> </w:t>
-      </w:r>
-      <w:r>
-        <w:rPr>
-          <w:spacing w:val="20"/>
-          <w:szCs w:val="20"/>
-        </w:rPr>
-        <w:t xml:space="preserve"> </w:t>
-      </w:r>
-      <w:r>
-        <w:rPr>
-          <w:spacing w:val="20"/>
-          <w:szCs w:val="20"/>
-        </w:rPr>
-        <w:t xml:space="preserve"> </w:t>
+        <w:t>)</w:t>
+      </w:r>
+      <w:r>
+        <w:rPr>
+          <w:spacing w:val="20"/>
+          <w:szCs w:val="20"/>
+        </w:rPr>
+        <w:tab/>
+      </w:r>
+      <w:r>
+        <w:rPr>
+          <w:spacing w:val="20"/>
+          <w:szCs w:val="20"/>
+        </w:rPr>
+        <w:t>防</w:t>
       </w:r>
       <w:r>
         <w:rPr>
@@ -31200,7 +30895,7 @@
           <w:spacing w:val="20"/>
           <w:szCs w:val="20"/>
         </w:rPr>
-        <w:t xml:space="preserve"> </w:t>
+        <w:t>止</w:t>
       </w:r>
       <w:r>
         <w:rPr>
@@ -31208,14 +30903,14 @@
           <w:spacing w:val="20"/>
           <w:szCs w:val="20"/>
         </w:rPr>
-        <w:t xml:space="preserve"> </w:t>
-      </w:r>
-      <w:r>
-        <w:rPr>
-          <w:spacing w:val="20"/>
-          <w:szCs w:val="20"/>
-        </w:rPr>
-        <w:t xml:space="preserve"> </w:t>
+        <w:t>借</w:t>
+      </w:r>
+      <w:r>
+        <w:rPr>
+          <w:spacing w:val="20"/>
+          <w:szCs w:val="20"/>
+        </w:rPr>
+        <w:t>書</w:t>
       </w:r>
       <w:r>
         <w:rPr>
@@ -31223,7 +30918,7 @@
           <w:spacing w:val="20"/>
           <w:szCs w:val="20"/>
         </w:rPr>
-        <w:t xml:space="preserve"> </w:t>
+        <w:t>記錄指向不存在的會員；刪除會員時可限制</w:t>
       </w:r>
     </w:p>
     <w:p>
@@ -31245,14 +30940,14 @@
           <w:spacing w:val="20"/>
           <w:szCs w:val="20"/>
         </w:rPr>
-        <w:t>3</w:t>
-      </w:r>
-      <w:r>
-        <w:rPr>
-          <w:spacing w:val="20"/>
-          <w:szCs w:val="20"/>
-        </w:rPr>
-        <w:t>.</w:t>
+        <w:t xml:space="preserve"> </w:t>
+      </w:r>
+      <w:r>
+        <w:rPr>
+          <w:spacing w:val="20"/>
+          <w:szCs w:val="20"/>
+        </w:rPr>
+        <w:t xml:space="preserve"> </w:t>
       </w:r>
       <w:r>
         <w:rPr>
@@ -31282,14 +30977,14 @@
           <w:spacing w:val="20"/>
           <w:szCs w:val="20"/>
         </w:rPr>
-        <w:tab/>
-      </w:r>
-      <w:r>
-        <w:rPr>
-          <w:spacing w:val="20"/>
-          <w:szCs w:val="20"/>
-        </w:rPr>
-        <w:t>(</w:t>
+        <w:t>3</w:t>
+      </w:r>
+      <w:r>
+        <w:rPr>
+          <w:spacing w:val="20"/>
+          <w:szCs w:val="20"/>
+        </w:rPr>
+        <w:t>.</w:t>
       </w:r>
       <w:r>
         <w:rPr>
@@ -31297,7 +30992,7 @@
           <w:spacing w:val="20"/>
           <w:szCs w:val="20"/>
         </w:rPr>
-        <w:t>a</w:t>
+        <w:t xml:space="preserve"> </w:t>
       </w:r>
       <w:r>
         <w:rPr>
@@ -31305,28 +31000,28 @@
           <w:spacing w:val="20"/>
           <w:szCs w:val="20"/>
         </w:rPr>
-        <w:t>)</w:t>
-      </w:r>
-      <w:r>
-        <w:rPr>
-          <w:spacing w:val="20"/>
-          <w:szCs w:val="20"/>
-        </w:rPr>
-        <w:tab/>
-      </w:r>
-      <w:r>
-        <w:rPr>
-          <w:spacing w:val="20"/>
-          <w:szCs w:val="20"/>
-        </w:rPr>
-        <w:t>姓</w:t>
-      </w:r>
-      <w:r>
-        <w:rPr>
-          <w:spacing w:val="20"/>
-          <w:szCs w:val="20"/>
-        </w:rPr>
-        <w:t>名</w:t>
+        <w:t xml:space="preserve"> </w:t>
+      </w:r>
+      <w:r>
+        <w:rPr>
+          <w:spacing w:val="20"/>
+          <w:szCs w:val="20"/>
+        </w:rPr>
+        <w:t xml:space="preserve"> </w:t>
+      </w:r>
+      <w:r>
+        <w:rPr>
+          <w:spacing w:val="20"/>
+          <w:szCs w:val="20"/>
+        </w:rPr>
+        <w:t xml:space="preserve"> </w:t>
+      </w:r>
+      <w:r>
+        <w:rPr>
+          <w:spacing w:val="20"/>
+          <w:szCs w:val="20"/>
+        </w:rPr>
+        <w:t xml:space="preserve"> </w:t>
       </w:r>
       <w:r>
         <w:rPr>
@@ -31334,7 +31029,7 @@
           <w:spacing w:val="20"/>
           <w:szCs w:val="20"/>
         </w:rPr>
-        <w:t>／電話重複；更新電話要改多筆 → 更新異常</w:t>
+        <w:t xml:space="preserve"> </w:t>
       </w:r>
     </w:p>
     <w:p>
@@ -31371,7 +31066,7 @@
           <w:spacing w:val="20"/>
           <w:szCs w:val="20"/>
         </w:rPr>
-        <w:t>b</w:t>
+        <w:t>a</w:t>
       </w:r>
       <w:r>
         <w:rPr>
@@ -31395,7 +31090,7 @@
           <w:spacing w:val="20"/>
           <w:szCs w:val="20"/>
         </w:rPr>
-        <w:t>分拆 MEMBER(MID, Name, Phone) 與 LOAN(MID, BID, …)</w:t>
+        <w:t>姓名／電話重複；更新電話要改多筆 → 更新異常</w:t>
       </w:r>
     </w:p>
     <w:p>
@@ -31417,14 +31112,14 @@
           <w:spacing w:val="20"/>
           <w:szCs w:val="20"/>
         </w:rPr>
-        <w:t xml:space="preserve"> </w:t>
-      </w:r>
-      <w:r>
-        <w:rPr>
-          <w:spacing w:val="20"/>
-          <w:szCs w:val="20"/>
-        </w:rPr>
-        <w:t xml:space="preserve"> </w:t>
+        <w:tab/>
+      </w:r>
+      <w:r>
+        <w:rPr>
+          <w:spacing w:val="20"/>
+          <w:szCs w:val="20"/>
+        </w:rPr>
+        <w:t>(</w:t>
       </w:r>
       <w:r>
         <w:rPr>
@@ -31432,7 +31127,9 @@
           <w:spacing w:val="20"/>
           <w:szCs w:val="20"/>
         </w:rPr>
-        <w:t xml:space="preserve"> </w:t>
+        <w:t>b)</w:t>
+        <w:tab/>
+        <w:t>分拆 MEMBER(MID, Name, Phone) 與 LOAN(MID, BID, …)</w:t>
       </w:r>
     </w:p>
     <w:p>
@@ -31454,14 +31151,14 @@
           <w:spacing w:val="20"/>
           <w:szCs w:val="20"/>
         </w:rPr>
-        <w:t>4</w:t>
-      </w:r>
-      <w:r>
-        <w:rPr>
-          <w:spacing w:val="20"/>
-          <w:szCs w:val="20"/>
-        </w:rPr>
-        <w:t>.</w:t>
+        <w:t xml:space="preserve"> </w:t>
+      </w:r>
+      <w:r>
+        <w:rPr>
+          <w:spacing w:val="20"/>
+          <w:szCs w:val="20"/>
+        </w:rPr>
+        <w:t xml:space="preserve"> </w:t>
       </w:r>
       <w:r>
         <w:rPr>
@@ -31491,14 +31188,14 @@
           <w:spacing w:val="20"/>
           <w:szCs w:val="20"/>
         </w:rPr>
-        <w:tab/>
-      </w:r>
-      <w:r>
-        <w:rPr>
-          <w:spacing w:val="20"/>
-          <w:szCs w:val="20"/>
-        </w:rPr>
-        <w:t>(</w:t>
+        <w:t>4</w:t>
+      </w:r>
+      <w:r>
+        <w:rPr>
+          <w:spacing w:val="20"/>
+          <w:szCs w:val="20"/>
+        </w:rPr>
+        <w:t>.</w:t>
       </w:r>
       <w:r>
         <w:rPr>
@@ -31506,9 +31203,7 @@
           <w:spacing w:val="20"/>
           <w:szCs w:val="20"/>
         </w:rPr>
-        <w:t>a)</w:t>
-        <w:tab/>
-        <w:t>SELECT M.MName, F.FName FROM MEMBER M INNER JOIN RESERVE R ON M.MID=R.MEMID INNER JOIN FACILITY F ON R.FID=F.FID;</w:t>
+        <w:t xml:space="preserve"> </w:t>
       </w:r>
     </w:p>
     <w:p>
@@ -31528,9 +31223,9 @@
       </w:pPr>
       <w:r>
         <w:tab/>
-        <w:t>(b)</w:t>
-        <w:tab/>
-        <w:t>SELECT F.FName, COUNT(*) FROM RESERVE R JOIN FACILITY F ON R.FID=F.FID GROUP BY F.FName HAVING COUNT(*)&gt;=2;</w:t>
+        <w:t>(a)</w:t>
+        <w:tab/>
+        <w:t>SELECT M.MName, F.FName FROM MEMBER M INNER JOIN RESERVE R ON M.MID=R.MEMID INNER JOIN FACILITY F ON R.FID=F.FID;</w:t>
       </w:r>
     </w:p>
     <w:p>
@@ -31554,7 +31249,7 @@
         <w:t>(</w:t>
       </w:r>
       <w:r>
-        <w:t>c</w:t>
+        <w:t>b</w:t>
       </w:r>
       <w:r>
         <w:rPr>
@@ -31566,13 +31261,13 @@
         <w:tab/>
       </w:r>
       <w:r>
-        <w:t>M</w:t>
+        <w:t>S</w:t>
       </w:r>
       <w:r>
         <w:rPr>
           <w:rFonts w:hint="eastAsia"/>
         </w:rPr>
-        <w:t>INUS 或 UNION 擇一；例：曾訂 F01 但未訂 F02 的 MID</w:t>
+        <w:t>ELECT F.FName, COUNT(*) FROM RESERVE R JOIN FACILITY F ON R.FID=F.FID GROUP BY F.FName HAVING COUNT(*)&gt;=2;</w:t>
       </w:r>
     </w:p>
     <w:p>
@@ -31587,16 +31282,18 @@
         <w:ind w:left="1276" w:right="480" w:hangingChars="638" w:hanging="1276"/>
       </w:pPr>
       <w:r>
-        <w:t xml:space="preserve"> </w:t>
-      </w:r>
-      <w:r>
-        <w:t xml:space="preserve"> </w:t>
+        <w:tab/>
+      </w:r>
+      <w:r>
+        <w:t>(</w:t>
       </w:r>
       <w:r>
         <w:rPr>
           <w:rFonts w:hint="eastAsia"/>
         </w:rPr>
-        <w:t xml:space="preserve"> </w:t>
+        <w:t>c)</w:t>
+        <w:tab/>
+        <w:t>MINUS 或 UNION 擇一；例：曾訂 F01 但未訂 F02 的 MID</w:t>
       </w:r>
     </w:p>
     <w:p>
@@ -31611,10 +31308,10 @@
         <w:ind w:left="1276" w:right="480" w:hangingChars="638" w:hanging="1276"/>
       </w:pPr>
       <w:r>
-        <w:t>5</w:t>
-      </w:r>
-      <w:r>
-        <w:t>.</w:t>
+        <w:t xml:space="preserve"> </w:t>
+      </w:r>
+      <w:r>
+        <w:t xml:space="preserve"> </w:t>
       </w:r>
       <w:r>
         <w:rPr>
@@ -31635,18 +31332,16 @@
         <w:ind w:left="1276" w:right="480" w:hangingChars="638" w:hanging="1276"/>
       </w:pPr>
       <w:r>
-        <w:tab/>
-      </w:r>
-      <w:r>
-        <w:t>(</w:t>
+        <w:t>5</w:t>
+      </w:r>
+      <w:r>
+        <w:t>.</w:t>
       </w:r>
       <w:r>
         <w:rPr>
           <w:rFonts w:hint="eastAsia"/>
         </w:rPr>
-        <w:t>a)</w:t>
-        <w:tab/>
-        <w:t>Grid[3][2]=1 為牆；Grid[3][3]=0 可向右移</w:t>
+        <w:t xml:space="preserve"> </w:t>
       </w:r>
     </w:p>
     <w:p>
@@ -31670,7 +31365,7 @@
         <w:rPr>
           <w:rFonts w:hint="eastAsia"/>
         </w:rPr>
-        <w:t>b</w:t>
+        <w:t>a</w:t>
       </w:r>
       <w:r>
         <w:rPr>
@@ -31683,7 +31378,7 @@
           <w:rFonts w:hint="eastAsia"/>
         </w:rPr>
         <w:tab/>
-        <w:t>POP→5；POP→1；最終頂端=1</w:t>
+        <w:t>Grid[3][2]=1 為牆；Grid[3][3]=0 可向右移</w:t>
       </w:r>
     </w:p>
     <w:p>
@@ -31698,31 +31393,31 @@
         <w:ind w:left="1276" w:right="480" w:hangingChars="638" w:hanging="1276"/>
       </w:pPr>
       <w:r>
-        <w:t xml:space="preserve"> </w:t>
-      </w:r>
-      <w:r>
-        <w:t xml:space="preserve"> </w:t>
-      </w:r>
-      <w:r>
-        <w:t xml:space="preserve"> </w:t>
+        <w:tab/>
+      </w:r>
+      <w:r>
+        <w:t>(</w:t>
+      </w:r>
+      <w:r>
+        <w:t>b</w:t>
       </w:r>
       <w:r>
         <w:rPr>
           <w:rFonts w:hint="eastAsia"/>
         </w:rPr>
-        <w:t xml:space="preserve"> </w:t>
+        <w:t>)</w:t>
       </w:r>
       <w:r>
         <w:rPr>
           <w:rFonts w:hint="eastAsia"/>
         </w:rPr>
-        <w:t xml:space="preserve"> </w:t>
+        <w:tab/>
       </w:r>
       <w:r>
         <w:rPr>
           <w:rFonts w:hint="eastAsia"/>
         </w:rPr>
-        <w:t xml:space="preserve"> </w:t>
+        <w:t>POP→5；POP→1；最終頂端=1</w:t>
       </w:r>
     </w:p>
     <w:p>
@@ -31737,10 +31432,10 @@
         <w:ind w:left="1276" w:right="480" w:hangingChars="638" w:hanging="1276"/>
       </w:pPr>
       <w:r>
-        <w:t>6</w:t>
-      </w:r>
-      <w:r>
-        <w:t>.</w:t>
+        <w:t xml:space="preserve"> </w:t>
+      </w:r>
+      <w:r>
+        <w:t xml:space="preserve"> </w:t>
       </w:r>
       <w:r>
         <w:t xml:space="preserve"> </w:t>
@@ -31776,31 +31471,31 @@
         <w:ind w:left="1276" w:right="480" w:hangingChars="638" w:hanging="1276"/>
       </w:pPr>
       <w:r>
-        <w:tab/>
-      </w:r>
-      <w:r>
-        <w:t>(</w:t>
-      </w:r>
-      <w:r>
-        <w:t>a</w:t>
+        <w:t>6</w:t>
+      </w:r>
+      <w:r>
+        <w:t>.</w:t>
+      </w:r>
+      <w:r>
+        <w:t xml:space="preserve"> </w:t>
       </w:r>
       <w:r>
         <w:rPr>
           <w:rFonts w:hint="eastAsia"/>
         </w:rPr>
-        <w:t>)</w:t>
+        <w:t xml:space="preserve"> </w:t>
       </w:r>
       <w:r>
         <w:rPr>
           <w:rFonts w:hint="eastAsia"/>
         </w:rPr>
-        <w:tab/>
+        <w:t xml:space="preserve"> </w:t>
       </w:r>
       <w:r>
         <w:rPr>
           <w:rFonts w:hint="eastAsia"/>
         </w:rPr>
-        <w:t>Dequeue 後 Front 指向下一個輪候者</w:t>
+        <w:t xml:space="preserve"> </w:t>
       </w:r>
     </w:p>
     <w:p>
@@ -31821,7 +31516,7 @@
         <w:t>(</w:t>
       </w:r>
       <w:r>
-        <w:t>b</w:t>
+        <w:t>a</w:t>
       </w:r>
       <w:r>
         <w:rPr>
@@ -31839,19 +31534,19 @@
         <w:rPr>
           <w:rFonts w:hint="eastAsia"/>
         </w:rPr>
-        <w:t>二</w:t>
+        <w:t>D</w:t>
       </w:r>
       <w:r>
         <w:rPr>
           <w:rFonts w:hint="eastAsia"/>
         </w:rPr>
-        <w:t>分</w:t>
+        <w:t>e</w:t>
       </w:r>
       <w:r>
         <w:rPr>
           <w:rFonts w:hint="eastAsia"/>
         </w:rPr>
-        <w:t>：mid 取中，比較後縮小範圍（至少兩步）</w:t>
+        <w:t>queue 後 Front 指向下一個輪候者</w:t>
       </w:r>
     </w:p>
     <w:p>
@@ -31866,28 +31561,29 @@
         <w:ind w:left="1276" w:right="480" w:hangingChars="638" w:hanging="1276"/>
       </w:pPr>
       <w:r>
-        <w:t xml:space="preserve"> </w:t>
-      </w:r>
-      <w:r>
-        <w:t xml:space="preserve"> </w:t>
+        <w:tab/>
+      </w:r>
+      <w:r>
+        <w:t>(</w:t>
       </w:r>
       <w:r>
         <w:rPr>
           <w:rFonts w:hint="eastAsia"/>
         </w:rPr>
-        <w:t xml:space="preserve"> </w:t>
+        <w:t>b</w:t>
       </w:r>
       <w:r>
         <w:rPr>
           <w:rFonts w:hint="eastAsia"/>
         </w:rPr>
-        <w:t xml:space="preserve"> </w:t>
+        <w:t>)</w:t>
       </w:r>
       <w:r>
         <w:rPr>
           <w:rFonts w:hint="eastAsia"/>
         </w:rPr>
-        <w:t xml:space="preserve"> </w:t>
+        <w:tab/>
+        <w:t>二分：mid 取中，比較後縮小範圍（至少兩步）</w:t>
       </w:r>
     </w:p>
     <w:p>
@@ -31902,10 +31598,10 @@
         <w:ind w:left="1276" w:right="480" w:hangingChars="638" w:hanging="1276"/>
       </w:pPr>
       <w:r>
-        <w:t>7</w:t>
-      </w:r>
-      <w:r>
-        <w:t>.</w:t>
+        <w:t xml:space="preserve"> </w:t>
+      </w:r>
+      <w:r>
+        <w:t xml:space="preserve"> </w:t>
       </w:r>
       <w:r>
         <w:rPr>
@@ -31938,15 +31634,13 @@
         <w:ind w:left="1276" w:right="480" w:hangingChars="638" w:hanging="1276"/>
       </w:pPr>
       <w:r>
-        <w:tab/>
-      </w:r>
-      <w:r>
-        <w:t>(</w:t>
-      </w:r>
-      <w:r>
-        <w:t>a)</w:t>
-        <w:tab/>
-        <w:t>首輪降序：比較 (1,2) 若 72&lt;45 則交換 → 索引 1 與 2</w:t>
+        <w:t>7</w:t>
+      </w:r>
+      <w:r>
+        <w:t>.</w:t>
+      </w:r>
+      <w:r>
+        <w:t xml:space="preserve"> </w:t>
       </w:r>
     </w:p>
     <w:p>
@@ -31973,9 +31667,9 @@
         <w:rPr>
           <w:rFonts w:ascii="Courier New" w:hAnsi="Courier New" w:cs="Courier New"/>
         </w:rPr>
-        <w:t>b)</w:t>
-        <w:tab/>
-        <w:t>沿 Next 由 Head 走訪；刪除 Score=45 結點要調整 Next／Head</w:t>
+        <w:t>a)</w:t>
+        <w:tab/>
+        <w:t>首輪降序：比較 (1,2) 若 72&lt;45 則交換 → 索引 1 與 2</w:t>
       </w:r>
     </w:p>
     <w:p>
@@ -31993,6 +31687,12 @@
           <w:szCs w:val="20"/>
         </w:rPr>
       </w:pPr>
+      <w:r>
+        <w:tab/>
+        <w:t>(b)</w:t>
+        <w:tab/>
+        <w:t>沿 Next 由 Head 走訪；刪除 Score=45 結點要調整 Next／Head</w:t>
+      </w:r>
     </w:p>
     <w:p>
       <w:pPr>

--- a/Subjects/S5-ICT/past-papers/2025-2026/Term 02/WrittenExam/25_26_S5_ICT_Exam02.docx
+++ b/Subjects/S5-ICT/past-papers/2025-2026/Term 02/WrittenExam/25_26_S5_ICT_Exam02.docx
@@ -2213,50 +2213,50 @@
           <w:spacing w:val="20"/>
           <w:szCs w:val="20"/>
         </w:rPr>
+        <w:t>數據經處理後成為資訊</w:t>
+      </w:r>
+    </w:p>
+    <w:p>
+      <w:pPr>
+        <w:tabs>
+          <w:tab w:pos="567" w:val="left"/>
+          <w:tab w:pos="993" w:val="left"/>
+          <w:tab w:pos="1418" w:val="left"/>
+          <w:tab w:pos="1843" w:val="left"/>
+          <w:tab w:pos="2268" w:val="left"/>
+        </w:tabs>
+        <w:snapToGrid w:val="0"/>
+        <w:ind w:left="567" w:hanging="567"/>
+        <w:rPr>
+          <w:spacing w:val="20"/>
+          <w:szCs w:val="20"/>
+        </w:rPr>
+      </w:pPr>
+      <w:r>
+        <w:rPr>
+          <w:rFonts w:hint="eastAsia" w:ascii="新細明體" w:hAnsi="新細明體"/>
+          <w:spacing w:val="20"/>
+          <w:szCs w:val="20"/>
+        </w:rPr>
+        <w:tab/>
+      </w:r>
+      <w:r>
+        <w:rPr>
+          <w:rFonts w:hint="eastAsia" w:ascii="新細明體" w:hAnsi="新細明體"/>
+          <w:spacing w:val="20"/>
+          <w:szCs w:val="20"/>
+        </w:rPr>
+        <w:t>B</w:t>
+      </w:r>
+      <w:r>
+        <w:rPr>
+          <w:rFonts w:hint="eastAsia" w:ascii="新細明體" w:hAnsi="新細明體"/>
+          <w:spacing w:val="20"/>
+          <w:szCs w:val="20"/>
+        </w:rPr>
+        <w:t>.</w:t>
+        <w:tab/>
         <w:t>資訊必定以數字儲存</w:t>
-      </w:r>
-    </w:p>
-    <w:p>
-      <w:pPr>
-        <w:tabs>
-          <w:tab w:pos="567" w:val="left"/>
-          <w:tab w:pos="993" w:val="left"/>
-          <w:tab w:pos="1418" w:val="left"/>
-          <w:tab w:pos="1843" w:val="left"/>
-          <w:tab w:pos="2268" w:val="left"/>
-        </w:tabs>
-        <w:snapToGrid w:val="0"/>
-        <w:ind w:left="567" w:hanging="567"/>
-        <w:rPr>
-          <w:spacing w:val="20"/>
-          <w:szCs w:val="20"/>
-        </w:rPr>
-      </w:pPr>
-      <w:r>
-        <w:rPr>
-          <w:rFonts w:hint="eastAsia" w:ascii="新細明體" w:hAnsi="新細明體"/>
-          <w:spacing w:val="20"/>
-          <w:szCs w:val="20"/>
-        </w:rPr>
-        <w:tab/>
-      </w:r>
-      <w:r>
-        <w:rPr>
-          <w:rFonts w:hint="eastAsia" w:ascii="新細明體" w:hAnsi="新細明體"/>
-          <w:spacing w:val="20"/>
-          <w:szCs w:val="20"/>
-        </w:rPr>
-        <w:t>B</w:t>
-      </w:r>
-      <w:r>
-        <w:rPr>
-          <w:rFonts w:hint="eastAsia" w:ascii="新細明體" w:hAnsi="新細明體"/>
-          <w:spacing w:val="20"/>
-          <w:szCs w:val="20"/>
-        </w:rPr>
-        <w:t>.</w:t>
-        <w:tab/>
-        <w:t>數據經處理後成為資訊</w:t>
       </w:r>
     </w:p>
     <w:p>
@@ -2406,39 +2406,39 @@
           <w:spacing w:val="20"/>
           <w:szCs w:val="20"/>
         </w:rPr>
-        <w:t>下</w:t>
-      </w:r>
-      <w:r>
-        <w:rPr>
-          <w:rFonts w:hint="eastAsia" w:ascii="新細明體" w:hAnsi="新細明體"/>
-          <w:spacing w:val="20"/>
-          <w:szCs w:val="20"/>
-        </w:rPr>
-        <w:t>列</w:t>
-      </w:r>
-      <w:r>
-        <w:rPr>
-          <w:rFonts w:hint="eastAsia" w:ascii="新細明體" w:hAnsi="新細明體"/>
-          <w:spacing w:val="20"/>
-          <w:szCs w:val="20"/>
-        </w:rPr>
-        <w:t>哪</w:t>
-      </w:r>
-      <w:r>
-        <w:rPr>
-          <w:rFonts w:hint="eastAsia" w:ascii="新細明體" w:hAnsi="新細明體"/>
-          <w:spacing w:val="20"/>
-          <w:szCs w:val="20"/>
-        </w:rPr>
-        <w:t>一</w:t>
-      </w:r>
-      <w:r>
-        <w:rPr>
-          <w:rFonts w:hint="eastAsia" w:ascii="新細明體" w:hAnsi="新細明體"/>
-          <w:spacing w:val="20"/>
-          <w:szCs w:val="20"/>
-        </w:rPr>
-        <w:t>項正確描述資料表內的「記錄」？</w:t>
+        <w:t>圖</w:t>
+      </w:r>
+      <w:r>
+        <w:rPr>
+          <w:rFonts w:hint="eastAsia" w:ascii="新細明體" w:hAnsi="新細明體"/>
+          <w:spacing w:val="20"/>
+          <w:szCs w:val="20"/>
+        </w:rPr>
+        <w:t>書</w:t>
+      </w:r>
+      <w:r>
+        <w:rPr>
+          <w:rFonts w:hint="eastAsia" w:ascii="新細明體" w:hAnsi="新細明體"/>
+          <w:spacing w:val="20"/>
+          <w:szCs w:val="20"/>
+        </w:rPr>
+        <w:t>館</w:t>
+      </w:r>
+      <w:r>
+        <w:rPr>
+          <w:rFonts w:hint="eastAsia" w:ascii="新細明體" w:hAnsi="新細明體"/>
+          <w:spacing w:val="20"/>
+          <w:szCs w:val="20"/>
+        </w:rPr>
+        <w:t>資</w:t>
+      </w:r>
+      <w:r>
+        <w:rPr>
+          <w:rFonts w:hint="eastAsia" w:ascii="新細明體" w:hAnsi="新細明體"/>
+          <w:spacing w:val="20"/>
+          <w:szCs w:val="20"/>
+        </w:rPr>
+        <w:t>料表 MEMBER(MID, Name) 與 LOAN(MID, BookID)。下列哪項正確？</w:t>
       </w:r>
     </w:p>
     <w:p>
@@ -2497,7 +2497,7 @@
         </w:rPr>
         <w:t>.</w:t>
         <w:tab/>
-        <w:t>記錄是資料表內的一列，代表一個實體的完整資料</w:t>
+        <w:t>MID 可重複出現於 MEMBER</w:t>
       </w:r>
     </w:p>
     <w:p>
@@ -2540,7 +2540,7 @@
         </w:rPr>
         <w:t>.</w:t>
         <w:tab/>
-        <w:t>記錄是資料表內的一欄，用以儲存同一類型的數據</w:t>
+        <w:t>BookID 是外鍵</w:t>
       </w:r>
     </w:p>
     <w:p>
@@ -2590,7 +2590,7 @@
           <w:szCs w:val="20"/>
         </w:rPr>
         <w:tab/>
-        <w:t>記錄只能儲存數字，不能儲存文字</w:t>
+        <w:t>LOAN.MID 是外鍵，對應 MEMBER.MID</w:t>
       </w:r>
     </w:p>
     <w:p>
@@ -2633,7 +2633,7 @@
         </w:rPr>
         <w:t>.</w:t>
         <w:tab/>
-        <w:t>記錄與欄位是同義詞</w:t>
+        <w:t>Name 是主鍵</w:t>
       </w:r>
     </w:p>
     <w:p>
@@ -2697,7 +2697,7 @@
           <w:spacing w:val="20"/>
           <w:szCs w:val="20"/>
         </w:rPr>
-        <w:t>圖</w:t>
+        <w:t>M</w:t>
       </w:r>
       <w:r>
         <w:rPr>
@@ -2705,7 +2705,7 @@
           <w:spacing w:val="20"/>
           <w:szCs w:val="20"/>
         </w:rPr>
-        <w:t>書</w:t>
+        <w:t>E</w:t>
       </w:r>
       <w:r>
         <w:rPr>
@@ -2713,31 +2713,31 @@
           <w:spacing w:val="20"/>
           <w:szCs w:val="20"/>
         </w:rPr>
-        <w:t>館</w:t>
-      </w:r>
-      <w:r>
-        <w:rPr>
-          <w:rFonts w:hint="eastAsia" w:ascii="新細明體" w:hAnsi="新細明體"/>
-          <w:spacing w:val="20"/>
-          <w:szCs w:val="20"/>
-        </w:rPr>
-        <w:t>以</w:t>
-      </w:r>
-      <w:r>
-        <w:rPr>
-          <w:rFonts w:hint="eastAsia" w:ascii="新細明體" w:hAnsi="新細明體"/>
-          <w:spacing w:val="20"/>
-          <w:szCs w:val="20"/>
-        </w:rPr>
-        <w:t>書</w:t>
-      </w:r>
-      <w:r>
-        <w:rPr>
-          <w:rFonts w:hint="eastAsia" w:ascii="新細明體" w:hAnsi="新細明體"/>
-          <w:spacing w:val="20"/>
-          <w:szCs w:val="20"/>
-        </w:rPr>
-        <w:t>號</w:t>
+        <w:t>M</w:t>
+      </w:r>
+      <w:r>
+        <w:rPr>
+          <w:rFonts w:hint="eastAsia" w:ascii="新細明體" w:hAnsi="新細明體"/>
+          <w:spacing w:val="20"/>
+          <w:szCs w:val="20"/>
+        </w:rPr>
+        <w:t>B</w:t>
+      </w:r>
+      <w:r>
+        <w:rPr>
+          <w:rFonts w:hint="eastAsia" w:ascii="新細明體" w:hAnsi="新細明體"/>
+          <w:spacing w:val="20"/>
+          <w:szCs w:val="20"/>
+        </w:rPr>
+        <w:t>E</w:t>
+      </w:r>
+      <w:r>
+        <w:rPr>
+          <w:rFonts w:hint="eastAsia" w:ascii="新細明體" w:hAnsi="新細明體"/>
+          <w:spacing w:val="20"/>
+          <w:szCs w:val="20"/>
+        </w:rPr>
+        <w:t>R</w:t>
       </w:r>
       <w:r>
         <w:rPr>
@@ -2745,7 +2745,7 @@
           <w:spacing w:val="20"/>
           <w:szCs w:val="20"/>
         </w:rPr>
-        <w:t>作</w:t>
+        <w:t xml:space="preserve"> </w:t>
       </w:r>
       <w:r>
         <w:rPr>
@@ -2753,7 +2753,7 @@
           <w:spacing w:val="20"/>
           <w:szCs w:val="20"/>
         </w:rPr>
-        <w:t>索</w:t>
+        <w:t>表</w:t>
       </w:r>
       <w:r>
         <w:rPr>
@@ -2761,7 +2761,7 @@
           <w:spacing w:val="20"/>
           <w:szCs w:val="20"/>
         </w:rPr>
-        <w:t>引</w:t>
+        <w:t>的</w:t>
       </w:r>
       <w:r>
         <w:rPr>
@@ -2769,7 +2769,7 @@
           <w:spacing w:val="20"/>
           <w:szCs w:val="20"/>
         </w:rPr>
-        <w:t>，</w:t>
+        <w:t xml:space="preserve"> </w:t>
       </w:r>
       <w:r>
         <w:rPr>
@@ -2777,7 +2777,7 @@
           <w:spacing w:val="20"/>
           <w:szCs w:val="20"/>
         </w:rPr>
-        <w:t>輸</w:t>
+        <w:t>M</w:t>
       </w:r>
       <w:r>
         <w:rPr>
@@ -2785,7 +2785,7 @@
           <w:spacing w:val="20"/>
           <w:szCs w:val="20"/>
         </w:rPr>
-        <w:t>入</w:t>
+        <w:t>I</w:t>
       </w:r>
       <w:r>
         <w:rPr>
@@ -2793,15 +2793,15 @@
           <w:spacing w:val="20"/>
           <w:szCs w:val="20"/>
         </w:rPr>
-        <w:t>書</w:t>
-      </w:r>
-      <w:r>
-        <w:rPr>
-          <w:rFonts w:hint="eastAsia" w:ascii="新細明體" w:hAnsi="新細明體"/>
-          <w:spacing w:val="20"/>
-          <w:szCs w:val="20"/>
-        </w:rPr>
-        <w:t>號即可讀取該書資料。這屬於哪種存取方式？</w:t>
+        <w:t>D</w:t>
+      </w:r>
+      <w:r>
+        <w:rPr>
+          <w:rFonts w:hint="eastAsia" w:ascii="新細明體" w:hAnsi="新細明體"/>
+          <w:spacing w:val="20"/>
+          <w:szCs w:val="20"/>
+        </w:rPr>
+        <w:t xml:space="preserve"> 為主鍵。新增會員時 MID 不可與現有記錄重複，主要為了維護哪項完整性？</w:t>
       </w:r>
     </w:p>
     <w:p>
@@ -2860,7 +2860,7 @@
         </w:rPr>
         <w:t>.</w:t>
         <w:tab/>
-        <w:t>只能順序存取</w:t>
+        <w:t>檔案完整性</w:t>
       </w:r>
     </w:p>
     <w:p>
@@ -2895,7 +2895,7 @@
         </w:rPr>
         <w:t>B.</w:t>
         <w:tab/>
-        <w:t>與索引無關</w:t>
+        <w:t>域完整性</w:t>
       </w:r>
     </w:p>
     <w:p>
@@ -2930,7 +2930,7 @@
         </w:rPr>
         <w:t>C.</w:t>
         <w:tab/>
-        <w:t>順序存取</w:t>
+        <w:t>實體完整性</w:t>
       </w:r>
     </w:p>
     <w:p>
@@ -2965,7 +2965,7 @@
         </w:rPr>
         <w:t>D.</w:t>
         <w:tab/>
-        <w:t>直接存取</w:t>
+        <w:t>參照完整性</w:t>
       </w:r>
     </w:p>
     <w:p>
@@ -3029,7 +3029,7 @@
           <w:spacing w:val="20"/>
           <w:szCs w:val="20"/>
         </w:rPr>
-        <w:t>傳輸數據時，數據會被進行奇偶檢測。以下哪項所接收到的代碼是錯誤的？</w:t>
+        <w:t>下列哪一項關於數據控制的敘述是正確的？</w:t>
       </w:r>
     </w:p>
     <w:p>
@@ -3088,7 +3088,7 @@
         </w:rPr>
         <w:t>.</w:t>
         <w:tab/>
-        <w:t>1001 0100</w:t>
+        <w:t>數據控制是有效的資訊處理概念</w:t>
       </w:r>
     </w:p>
     <w:p>
@@ -3131,7 +3131,7 @@
         </w:rPr>
         <w:t>.</w:t>
         <w:tab/>
-        <w:t>0011 1101</w:t>
+        <w:t>數據控制與數據無關</w:t>
       </w:r>
     </w:p>
     <w:p>
@@ -3174,7 +3174,7 @@
         </w:rPr>
         <w:t>.</w:t>
         <w:tab/>
-        <w:t>1111 0101</w:t>
+        <w:t>數據控制只適用於硬件</w:t>
       </w:r>
     </w:p>
     <w:p>
@@ -3217,7 +3217,7 @@
         </w:rPr>
         <w:t>.</w:t>
         <w:tab/>
-        <w:t>1010 0010</w:t>
+        <w:t>數據控制不能應用於軟件</w:t>
       </w:r>
     </w:p>
     <w:p>
@@ -3280,31 +3280,31 @@
           <w:spacing w:val="20"/>
           <w:szCs w:val="20"/>
         </w:rPr>
-        <w:t>以</w:t>
-      </w:r>
-      <w:r>
-        <w:rPr>
-          <w:rFonts w:hint="eastAsia" w:ascii="新細明體" w:hAnsi="新細明體"/>
-          <w:spacing w:val="20"/>
-          <w:szCs w:val="20"/>
-        </w:rPr>
-        <w:t>下</w:t>
-      </w:r>
-      <w:r>
-        <w:rPr>
-          <w:rFonts w:hint="eastAsia" w:ascii="新細明體" w:hAnsi="新細明體"/>
-          <w:spacing w:val="20"/>
-          <w:szCs w:val="20"/>
-        </w:rPr>
-        <w:t>哪</w:t>
-      </w:r>
-      <w:r>
-        <w:rPr>
-          <w:rFonts w:hint="eastAsia" w:ascii="新細明體" w:hAnsi="新細明體"/>
-          <w:spacing w:val="20"/>
-          <w:szCs w:val="20"/>
-        </w:rPr>
-        <w:t>個 8 位元數字的二進制補碼數字之值是最大的？</w:t>
+        <w:t>某</w:t>
+      </w:r>
+      <w:r>
+        <w:rPr>
+          <w:rFonts w:hint="eastAsia" w:ascii="新細明體" w:hAnsi="新細明體"/>
+          <w:spacing w:val="20"/>
+          <w:szCs w:val="20"/>
+        </w:rPr>
+        <w:t>旅</w:t>
+      </w:r>
+      <w:r>
+        <w:rPr>
+          <w:rFonts w:hint="eastAsia" w:ascii="新細明體" w:hAnsi="新細明體"/>
+          <w:spacing w:val="20"/>
+          <w:szCs w:val="20"/>
+        </w:rPr>
+        <w:t>行</w:t>
+      </w:r>
+      <w:r>
+        <w:rPr>
+          <w:rFonts w:hint="eastAsia" w:ascii="新細明體" w:hAnsi="新細明體"/>
+          <w:spacing w:val="20"/>
+          <w:szCs w:val="20"/>
+        </w:rPr>
+        <w:t>社以電腦處理機票預訂。試算表「Sale」部分資料見下表。以下哪項（些）關於試算表的敘述是正確的？</w:t>
       </w:r>
     </w:p>
     <w:p>
@@ -3752,15 +3752,195 @@
       </w:pPr>
       <w:r>
         <w:rPr>
-          <w:rFonts w:hint="eastAsia" w:ascii="新細明體" w:hAnsi="新細明體"/>
-          <w:spacing w:val="20"/>
-          <w:szCs w:val="20"/>
-        </w:rPr>
-        <w:tab/>
-      </w:r>
-      <w:r>
-        <w:rPr>
-          <w:rFonts w:hint="eastAsia" w:ascii="新細明體" w:hAnsi="新細明體"/>
+          <w:rFonts w:hint="eastAsia" w:ascii="Courier New" w:hAnsi="Courier New"/>
+          <w:spacing w:val="20"/>
+          <w:szCs w:val="20"/>
+        </w:rPr>
+        <w:tab/>
+      </w:r>
+      <w:r>
+        <w:rPr>
+          <w:rFonts w:hint="eastAsia" w:ascii="Courier New" w:hAnsi="Courier New"/>
+          <w:spacing w:val="20"/>
+          <w:szCs w:val="20"/>
+        </w:rPr>
+        <w:tab/>
+      </w:r>
+      <w:r>
+        <w:rPr>
+          <w:rFonts w:hint="eastAsia" w:ascii="Courier New" w:hAnsi="Courier New"/>
+          <w:spacing w:val="20"/>
+          <w:szCs w:val="20"/>
+        </w:rPr>
+        <w:t>(</w:t>
+      </w:r>
+      <w:r>
+        <w:rPr>
+          <w:rFonts w:hint="eastAsia" w:ascii="Courier New" w:hAnsi="Courier New"/>
+          <w:spacing w:val="20"/>
+          <w:szCs w:val="20"/>
+        </w:rPr>
+        <w:t>1)</w:t>
+        <w:tab/>
+        <w:t>SUMIF 可按條件加總指定欄</w:t>
+        <w:tab/>
+      </w:r>
+    </w:p>
+    <w:p>
+      <w:pPr>
+        <w:tabs>
+          <w:tab w:pos="567" w:val="left"/>
+          <w:tab w:pos="993" w:val="left"/>
+          <w:tab w:pos="1418" w:val="left"/>
+          <w:tab w:pos="1843" w:val="left"/>
+          <w:tab w:pos="2268" w:val="left"/>
+        </w:tabs>
+        <w:snapToGrid w:val="0"/>
+        <w:ind w:left="567" w:hanging="567"/>
+        <w:rPr>
+          <w:spacing w:val="20"/>
+          <w:szCs w:val="20"/>
+        </w:rPr>
+      </w:pPr>
+      <w:r>
+        <w:rPr>
+          <w:rFonts w:hint="eastAsia" w:ascii="Courier New" w:hAnsi="Courier New"/>
+          <w:spacing w:val="20"/>
+          <w:szCs w:val="20"/>
+        </w:rPr>
+        <w:tab/>
+      </w:r>
+      <w:r>
+        <w:rPr>
+          <w:rFonts w:hint="eastAsia" w:ascii="Courier New" w:hAnsi="Courier New"/>
+          <w:spacing w:val="20"/>
+          <w:szCs w:val="20"/>
+        </w:rPr>
+        <w:tab/>
+      </w:r>
+      <w:r>
+        <w:rPr>
+          <w:rFonts w:hint="eastAsia" w:ascii="Courier New" w:hAnsi="Courier New"/>
+          <w:spacing w:val="20"/>
+          <w:szCs w:val="20"/>
+        </w:rPr>
+        <w:t>(</w:t>
+      </w:r>
+      <w:r>
+        <w:rPr>
+          <w:rFonts w:hint="eastAsia" w:ascii="Courier New" w:hAnsi="Courier New"/>
+          <w:spacing w:val="20"/>
+          <w:szCs w:val="20"/>
+        </w:rPr>
+        <w:t>2)</w:t>
+        <w:tab/>
+        <w:t>COUNTIF 只能加總數值欄的總和</w:t>
+        <w:tab/>
+      </w:r>
+    </w:p>
+    <w:p>
+      <w:pPr>
+        <w:tabs>
+          <w:tab w:pos="567" w:val="left"/>
+          <w:tab w:pos="993" w:val="left"/>
+          <w:tab w:pos="1418" w:val="left"/>
+          <w:tab w:pos="1843" w:val="left"/>
+          <w:tab w:pos="2268" w:val="left"/>
+        </w:tabs>
+        <w:snapToGrid w:val="0"/>
+        <w:ind w:left="567" w:hanging="567"/>
+        <w:rPr>
+          <w:spacing w:val="20"/>
+          <w:szCs w:val="20"/>
+        </w:rPr>
+      </w:pPr>
+      <w:r>
+        <w:rPr>
+          <w:rFonts w:hint="eastAsia" w:ascii="Courier New" w:hAnsi="Courier New"/>
+          <w:spacing w:val="20"/>
+          <w:szCs w:val="20"/>
+        </w:rPr>
+        <w:tab/>
+      </w:r>
+      <w:r>
+        <w:rPr>
+          <w:rFonts w:hint="eastAsia" w:ascii="Courier New" w:hAnsi="Courier New"/>
+          <w:spacing w:val="20"/>
+          <w:szCs w:val="20"/>
+        </w:rPr>
+        <w:tab/>
+      </w:r>
+      <w:r>
+        <w:rPr>
+          <w:rFonts w:hint="eastAsia" w:ascii="Courier New" w:hAnsi="Courier New"/>
+          <w:spacing w:val="20"/>
+          <w:szCs w:val="20"/>
+        </w:rPr>
+        <w:t>(</w:t>
+      </w:r>
+      <w:r>
+        <w:rPr>
+          <w:rFonts w:hint="eastAsia" w:ascii="Courier New" w:hAnsi="Courier New"/>
+          <w:spacing w:val="20"/>
+          <w:szCs w:val="20"/>
+        </w:rPr>
+        <w:t>3</w:t>
+      </w:r>
+      <w:r>
+        <w:rPr>
+          <w:rFonts w:hint="eastAsia" w:ascii="Courier New" w:hAnsi="Courier New"/>
+          <w:spacing w:val="20"/>
+          <w:szCs w:val="20"/>
+        </w:rPr>
+        <w:t>)</w:t>
+        <w:tab/>
+        <w:t>合併儲存格後所有函數仍不受影響</w:t>
+        <w:tab/>
+      </w:r>
+    </w:p>
+    <w:p>
+      <w:pPr>
+        <w:tabs>
+          <w:tab w:pos="567" w:val="left"/>
+          <w:tab w:pos="993" w:val="left"/>
+          <w:tab w:pos="1418" w:val="left"/>
+          <w:tab w:pos="1843" w:val="left"/>
+          <w:tab w:pos="2268" w:val="left"/>
+        </w:tabs>
+        <w:snapToGrid w:val="0"/>
+        <w:rPr>
+          <w:spacing w:val="20"/>
+          <w:szCs w:val="20"/>
+        </w:rPr>
+      </w:pPr>
+    </w:p>
+    <w:p>
+      <w:pPr>
+        <w:tabs>
+          <w:tab w:pos="567" w:val="left"/>
+          <w:tab w:pos="993" w:val="left"/>
+          <w:tab w:pos="1418" w:val="left"/>
+          <w:tab w:pos="1843" w:val="left"/>
+          <w:tab w:pos="2268" w:val="left"/>
+        </w:tabs>
+        <w:snapToGrid w:val="0"/>
+        <w:ind w:left="567" w:hanging="567"/>
+        <w:rPr>
+          <w:spacing w:val="20"/>
+          <w:szCs w:val="20"/>
+        </w:rPr>
+      </w:pPr>
+      <w:r>
+        <w:rPr>
+          <w:rFonts w:ascii="新細明體" w:hAnsi="新細明體"/>
+          <w:spacing w:val="20"/>
+          <w:szCs w:val="20"/>
+        </w:rPr>
+        <w:tab/>
+      </w:r>
+      <w:r>
+        <w:rPr>
+          <w:rFonts w:ascii="新細明體" w:hAnsi="新細明體"/>
           <w:spacing w:val="20"/>
           <w:szCs w:val="20"/>
         </w:rPr>
@@ -3781,7 +3961,22 @@
           <w:szCs w:val="20"/>
         </w:rPr>
         <w:tab/>
-        <w:t>1000 0001</w:t>
+      </w:r>
+      <w:r>
+        <w:rPr>
+          <w:rFonts w:hint="eastAsia" w:ascii="新細明體" w:hAnsi="新細明體"/>
+          <w:spacing w:val="20"/>
+          <w:szCs w:val="20"/>
+        </w:rPr>
+        <w:t>只</w:t>
+      </w:r>
+      <w:r>
+        <w:rPr>
+          <w:rFonts w:hint="eastAsia" w:ascii="新細明體" w:hAnsi="新細明體"/>
+          <w:spacing w:val="20"/>
+          <w:szCs w:val="20"/>
+        </w:rPr>
+        <w:t>有 (1)</w:t>
       </w:r>
     </w:p>
     <w:p>
@@ -3831,7 +4026,22 @@
           <w:szCs w:val="20"/>
         </w:rPr>
         <w:tab/>
-        <w:t>1111 0000</w:t>
+      </w:r>
+      <w:r>
+        <w:rPr>
+          <w:rFonts w:hint="eastAsia" w:ascii="新細明體" w:hAnsi="新細明體"/>
+          <w:spacing w:val="20"/>
+          <w:szCs w:val="20"/>
+        </w:rPr>
+        <w:t>只</w:t>
+      </w:r>
+      <w:r>
+        <w:rPr>
+          <w:rFonts w:hint="eastAsia" w:ascii="新細明體" w:hAnsi="新細明體"/>
+          <w:spacing w:val="20"/>
+          <w:szCs w:val="20"/>
+        </w:rPr>
+        <w:t>有 (2)</w:t>
       </w:r>
     </w:p>
     <w:p>
@@ -3888,7 +4098,15 @@
           <w:spacing w:val="20"/>
           <w:szCs w:val="20"/>
         </w:rPr>
-        <w:t>1100 0001</w:t>
+        <w:t>只</w:t>
+      </w:r>
+      <w:r>
+        <w:rPr>
+          <w:rFonts w:hint="eastAsia" w:ascii="新細明體" w:hAnsi="新細明體"/>
+          <w:spacing w:val="20"/>
+          <w:szCs w:val="20"/>
+        </w:rPr>
+        <w:t>有 (1) 和 (3)</w:t>
       </w:r>
     </w:p>
     <w:p>
@@ -3909,282 +4127,59 @@
       </w:pPr>
       <w:r>
         <w:rPr>
-          <w:rFonts w:ascii="新細明體" w:hAnsi="新細明體"/>
-        </w:rPr>
-        <w:tab/>
-        <w:t>D.</w:t>
-        <w:tab/>
-        <w:t>1111 1111</w:t>
-      </w:r>
-    </w:p>
-    <w:p>
-      <w:pPr>
-        <w:tabs>
-          <w:tab w:pos="567" w:val="left"/>
-          <w:tab w:pos="993" w:val="left"/>
-          <w:tab w:pos="1418" w:val="left"/>
-          <w:tab w:pos="1843" w:val="left"/>
-          <w:tab w:pos="2268" w:val="left"/>
-        </w:tabs>
-        <w:snapToGrid w:val="0"/>
-        <w:spacing w:before="0" w:after="0" w:lineRule="exact" w:line="20"/>
-        <w:ind w:left="567" w:hanging="567"/>
-        <w:rPr>
-          <w:spacing w:val="20"/>
-          <w:szCs w:val="20"/>
-        </w:rPr>
-      </w:pPr>
-      <w:r>
-        <w:rPr>
-          <w:spacing w:val="20"/>
-          <w:szCs w:val="20"/>
-        </w:rPr>
-        <w:t xml:space="preserve"> </w:t>
-      </w:r>
-      <w:r>
-        <w:rPr>
-          <w:spacing w:val="20"/>
-          <w:szCs w:val="20"/>
-        </w:rPr>
-        <w:t xml:space="preserve"> </w:t>
-      </w:r>
-      <w:r>
-        <w:rPr>
-          <w:rFonts w:hint="eastAsia"/>
-          <w:spacing w:val="20"/>
-          <w:szCs w:val="20"/>
-        </w:rPr>
-        <w:t xml:space="preserve"> </w:t>
-      </w:r>
-      <w:r>
-        <w:rPr>
-          <w:rFonts w:hint="eastAsia"/>
-          <w:spacing w:val="20"/>
-          <w:szCs w:val="20"/>
-        </w:rPr>
-        <w:t xml:space="preserve"> </w:t>
-      </w:r>
-      <w:r>
-        <w:rPr>
-          <w:rFonts w:hint="eastAsia"/>
-          <w:spacing w:val="20"/>
-          <w:szCs w:val="20"/>
-        </w:rPr>
-        <w:t xml:space="preserve"> </w:t>
-      </w:r>
-      <w:r>
-        <w:rPr>
-          <w:rFonts w:hint="eastAsia"/>
-          <w:spacing w:val="20"/>
-          <w:szCs w:val="20"/>
-        </w:rPr>
-        <w:t xml:space="preserve"> </w:t>
-      </w:r>
-    </w:p>
-    <w:p>
-      <w:pPr>
-        <w:tabs>
-          <w:tab w:pos="567" w:val="left"/>
-          <w:tab w:pos="993" w:val="left"/>
-          <w:tab w:pos="1418" w:val="left"/>
-          <w:tab w:pos="1843" w:val="left"/>
-          <w:tab w:pos="2268" w:val="left"/>
-        </w:tabs>
-        <w:snapToGrid w:val="0"/>
-        <w:spacing w:before="0" w:after="0" w:lineRule="exact" w:line="20"/>
-        <w:ind w:left="567" w:hanging="567"/>
-        <w:rPr>
-          <w:spacing w:val="20"/>
-          <w:szCs w:val="20"/>
-        </w:rPr>
-      </w:pPr>
-      <w:r>
-        <w:rPr>
-          <w:rFonts w:hint="eastAsia"/>
-          <w:spacing w:val="20"/>
-          <w:szCs w:val="20"/>
-        </w:rPr>
-        <w:t xml:space="preserve"> </w:t>
-      </w:r>
-      <w:r>
-        <w:rPr>
-          <w:rFonts w:hint="eastAsia"/>
-          <w:spacing w:val="20"/>
-          <w:szCs w:val="20"/>
-        </w:rPr>
-        <w:t xml:space="preserve"> </w:t>
-      </w:r>
-      <w:r>
-        <w:rPr>
-          <w:rFonts w:hint="eastAsia"/>
-          <w:spacing w:val="20"/>
-          <w:szCs w:val="20"/>
-        </w:rPr>
-        <w:t xml:space="preserve"> </w:t>
-      </w:r>
-      <w:r>
-        <w:rPr>
-          <w:rFonts w:hint="eastAsia"/>
-          <w:spacing w:val="20"/>
-          <w:szCs w:val="20"/>
-        </w:rPr>
-        <w:t xml:space="preserve"> </w:t>
-      </w:r>
-      <w:r>
-        <w:rPr>
-          <w:rFonts w:hint="eastAsia"/>
-          <w:spacing w:val="20"/>
-          <w:szCs w:val="20"/>
-        </w:rPr>
-        <w:t xml:space="preserve"> </w:t>
-      </w:r>
-      <w:r>
-        <w:rPr>
-          <w:rFonts w:hint="eastAsia"/>
-          <w:spacing w:val="20"/>
-          <w:szCs w:val="20"/>
-        </w:rPr>
-        <w:t xml:space="preserve"> </w:t>
-      </w:r>
-    </w:p>
-    <w:p>
-      <w:pPr>
-        <w:tabs>
-          <w:tab w:pos="567" w:val="left"/>
-          <w:tab w:pos="993" w:val="left"/>
-          <w:tab w:pos="1418" w:val="left"/>
-          <w:tab w:pos="1843" w:val="left"/>
-          <w:tab w:pos="2268" w:val="left"/>
-        </w:tabs>
-        <w:snapToGrid w:val="0"/>
-        <w:spacing w:before="0" w:after="0" w:lineRule="exact" w:line="20"/>
-        <w:ind w:left="567" w:hanging="567"/>
-        <w:rPr>
-          <w:spacing w:val="20"/>
-          <w:szCs w:val="20"/>
-        </w:rPr>
-      </w:pPr>
-      <w:r>
-        <w:rPr>
-          <w:rFonts w:hint="eastAsia"/>
-          <w:spacing w:val="20"/>
-          <w:szCs w:val="20"/>
-        </w:rPr>
-        <w:t xml:space="preserve"> </w:t>
-      </w:r>
-      <w:r>
-        <w:rPr>
-          <w:rFonts w:hint="eastAsia"/>
-          <w:spacing w:val="20"/>
-          <w:szCs w:val="20"/>
-        </w:rPr>
-        <w:t xml:space="preserve"> </w:t>
-      </w:r>
-      <w:r>
-        <w:rPr>
-          <w:rFonts w:hint="eastAsia"/>
-          <w:spacing w:val="20"/>
-          <w:szCs w:val="20"/>
-        </w:rPr>
-        <w:t xml:space="preserve"> </w:t>
-      </w:r>
-      <w:r>
-        <w:rPr>
-          <w:rFonts w:hint="eastAsia"/>
-          <w:spacing w:val="20"/>
-          <w:szCs w:val="20"/>
-        </w:rPr>
-        <w:t xml:space="preserve"> </w:t>
-      </w:r>
-      <w:r>
-        <w:rPr>
-          <w:rFonts w:hint="eastAsia"/>
-          <w:spacing w:val="20"/>
-          <w:szCs w:val="20"/>
-        </w:rPr>
-        <w:t xml:space="preserve"> </w:t>
-      </w:r>
-      <w:r>
-        <w:rPr>
-          <w:rFonts w:hint="eastAsia"/>
-          <w:spacing w:val="20"/>
-          <w:szCs w:val="20"/>
-        </w:rPr>
-        <w:t xml:space="preserve"> </w:t>
-      </w:r>
-    </w:p>
-    <w:p>
-      <w:pPr>
-        <w:tabs>
-          <w:tab w:pos="567" w:val="left"/>
-          <w:tab w:pos="993" w:val="left"/>
-          <w:tab w:pos="1418" w:val="left"/>
-          <w:tab w:pos="1843" w:val="left"/>
-          <w:tab w:pos="2268" w:val="left"/>
-        </w:tabs>
-        <w:snapToGrid w:val="0"/>
-        <w:spacing w:before="0" w:after="0" w:lineRule="exact" w:line="20"/>
-        <w:ind w:left="567" w:hanging="567"/>
-        <w:rPr>
-          <w:spacing w:val="20"/>
-          <w:szCs w:val="20"/>
-        </w:rPr>
-      </w:pPr>
-      <w:r>
-        <w:rPr>
-          <w:rFonts w:hint="eastAsia"/>
-          <w:spacing w:val="20"/>
-          <w:szCs w:val="20"/>
-        </w:rPr>
-        <w:t xml:space="preserve"> </w:t>
-      </w:r>
-      <w:r>
-        <w:rPr>
-          <w:rFonts w:hint="eastAsia"/>
-          <w:spacing w:val="20"/>
-          <w:szCs w:val="20"/>
-        </w:rPr>
-        <w:t xml:space="preserve"> </w:t>
-      </w:r>
-      <w:r>
-        <w:rPr>
-          <w:rFonts w:hint="eastAsia"/>
-          <w:spacing w:val="20"/>
-          <w:szCs w:val="20"/>
-        </w:rPr>
-        <w:t xml:space="preserve"> </w:t>
-      </w:r>
-      <w:r>
-        <w:rPr>
-          <w:rFonts w:hint="eastAsia"/>
-          <w:spacing w:val="20"/>
-          <w:szCs w:val="20"/>
-        </w:rPr>
-        <w:t xml:space="preserve"> </w:t>
-      </w:r>
-      <w:r>
-        <w:rPr>
-          <w:rFonts w:hint="eastAsia"/>
-          <w:spacing w:val="20"/>
-          <w:szCs w:val="20"/>
-        </w:rPr>
-        <w:t xml:space="preserve"> </w:t>
-      </w:r>
-      <w:r>
-        <w:rPr>
-          <w:rFonts w:hint="eastAsia"/>
-          <w:spacing w:val="20"/>
-          <w:szCs w:val="20"/>
-        </w:rPr>
-        <w:t xml:space="preserve"> </w:t>
-      </w:r>
-      <w:r>
-        <w:rPr>
-          <w:rFonts w:hint="eastAsia"/>
-          <w:spacing w:val="20"/>
-          <w:szCs w:val="20"/>
-        </w:rPr>
-        <w:t xml:space="preserve"> </w:t>
+          <w:rFonts w:hint="eastAsia" w:ascii="新細明體" w:hAnsi="新細明體"/>
+          <w:spacing w:val="20"/>
+          <w:szCs w:val="20"/>
+        </w:rPr>
+        <w:tab/>
+      </w:r>
+      <w:r>
+        <w:rPr>
+          <w:rFonts w:hint="eastAsia" w:ascii="新細明體" w:hAnsi="新細明體"/>
+          <w:spacing w:val="20"/>
+          <w:szCs w:val="20"/>
+        </w:rPr>
+        <w:t>D</w:t>
+      </w:r>
+      <w:r>
+        <w:rPr>
+          <w:rFonts w:hint="eastAsia" w:ascii="新細明體" w:hAnsi="新細明體"/>
+          <w:spacing w:val="20"/>
+          <w:szCs w:val="20"/>
+        </w:rPr>
+        <w:t>.</w:t>
+      </w:r>
+      <w:r>
+        <w:rPr>
+          <w:rFonts w:hint="eastAsia" w:ascii="新細明體" w:hAnsi="新細明體"/>
+          <w:spacing w:val="20"/>
+          <w:szCs w:val="20"/>
+        </w:rPr>
+        <w:tab/>
+      </w:r>
+      <w:r>
+        <w:rPr>
+          <w:rFonts w:hint="eastAsia" w:ascii="新細明體" w:hAnsi="新細明體"/>
+          <w:spacing w:val="20"/>
+          <w:szCs w:val="20"/>
+        </w:rPr>
+        <w:t>只</w:t>
+      </w:r>
+      <w:r>
+        <w:rPr>
+          <w:rFonts w:hint="eastAsia" w:ascii="新細明體" w:hAnsi="新細明體"/>
+          <w:spacing w:val="20"/>
+          <w:szCs w:val="20"/>
+        </w:rPr>
+        <w:t>有</w:t>
+      </w:r>
+      <w:r>
+        <w:rPr>
+          <w:rFonts w:hint="eastAsia" w:ascii="新細明體" w:hAnsi="新細明體"/>
+          <w:spacing w:val="20"/>
+          <w:szCs w:val="20"/>
+        </w:rPr>
+        <w:t xml:space="preserve"> (2) 和 (3)</w:t>
       </w:r>
     </w:p>
     <w:p>
@@ -4272,23 +4267,23 @@
           <w:spacing w:val="20"/>
           <w:szCs w:val="20"/>
         </w:rPr>
-        <w:t>某</w:t>
-      </w:r>
-      <w:r>
-        <w:rPr>
-          <w:rFonts w:hint="eastAsia" w:ascii="新細明體" w:hAnsi="新細明體"/>
-          <w:spacing w:val="20"/>
-          <w:szCs w:val="20"/>
-        </w:rPr>
-        <w:t>網</w:t>
-      </w:r>
-      <w:r>
-        <w:rPr>
-          <w:rFonts w:hint="eastAsia" w:ascii="新細明體" w:hAnsi="新細明體"/>
-          <w:spacing w:val="20"/>
-          <w:szCs w:val="20"/>
-        </w:rPr>
-        <w:t>站使用 UTF-8 儲存繁體中文內容。下列哪項描述是正確的？</w:t>
+        <w:t>下</w:t>
+      </w:r>
+      <w:r>
+        <w:rPr>
+          <w:rFonts w:hint="eastAsia" w:ascii="新細明體" w:hAnsi="新細明體"/>
+          <w:spacing w:val="20"/>
+          <w:szCs w:val="20"/>
+        </w:rPr>
+        <w:t>列</w:t>
+      </w:r>
+      <w:r>
+        <w:rPr>
+          <w:rFonts w:hint="eastAsia" w:ascii="新細明體" w:hAnsi="新細明體"/>
+          <w:spacing w:val="20"/>
+          <w:szCs w:val="20"/>
+        </w:rPr>
+        <w:t>哪一項關於字元編碼的敘述是正確的？</w:t>
       </w:r>
     </w:p>
     <w:p>
@@ -4363,7 +4358,7 @@
           <w:spacing w:val="20"/>
           <w:szCs w:val="20"/>
         </w:rPr>
-        <w:t>每</w:t>
+        <w:t>字</w:t>
       </w:r>
       <w:r>
         <w:rPr>
@@ -4371,7 +4366,7 @@
           <w:spacing w:val="20"/>
           <w:szCs w:val="20"/>
         </w:rPr>
-        <w:t>個</w:t>
+        <w:t>元</w:t>
       </w:r>
       <w:r>
         <w:rPr>
@@ -4379,7 +4374,7 @@
           <w:spacing w:val="20"/>
           <w:szCs w:val="20"/>
         </w:rPr>
-        <w:t>中</w:t>
+        <w:t>編</w:t>
       </w:r>
       <w:r>
         <w:rPr>
@@ -4387,7 +4382,7 @@
           <w:spacing w:val="20"/>
           <w:szCs w:val="20"/>
         </w:rPr>
-        <w:t>文</w:t>
+        <w:t>碼</w:t>
       </w:r>
       <w:r>
         <w:rPr>
@@ -4395,7 +4390,7 @@
           <w:spacing w:val="20"/>
           <w:szCs w:val="20"/>
         </w:rPr>
-        <w:t>字</w:t>
+        <w:t>是</w:t>
       </w:r>
       <w:r>
         <w:rPr>
@@ -4403,7 +4398,7 @@
           <w:spacing w:val="20"/>
           <w:szCs w:val="20"/>
         </w:rPr>
-        <w:t>必定只佔 1 字節</w:t>
+        <w:t>有效的資訊處理概念</w:t>
       </w:r>
     </w:p>
     <w:p>
@@ -4429,7 +4424,7 @@
         <w:tab/>
         <w:t>B.</w:t>
         <w:tab/>
-        <w:t>UTF-8 與 ASCII 完全相容，所有字符均佔 1 字節</w:t>
+        <w:t>字元編碼不能應用於軟件</w:t>
       </w:r>
     </w:p>
     <w:p>
@@ -4472,7 +4467,7 @@
         </w:rPr>
         <w:t>.</w:t>
         <w:tab/>
-        <w:t>UTF-8 可用不同數目的字節表示不同字符</w:t>
+        <w:t>字元編碼與數據無關</w:t>
       </w:r>
     </w:p>
     <w:p>
@@ -4515,7 +4510,7 @@
         </w:rPr>
         <w:t>.</w:t>
         <w:tab/>
-        <w:t>UTF-8 不能表示英文字母</w:t>
+        <w:t>字元編碼只適用於硬件</w:t>
       </w:r>
     </w:p>
     <w:p>
@@ -4671,31 +4666,31 @@
           <w:spacing w:val="20"/>
           <w:szCs w:val="20"/>
         </w:rPr>
-        <w:t>校</w:t>
-      </w:r>
-      <w:r>
-        <w:rPr>
-          <w:rFonts w:hint="eastAsia" w:ascii="新細明體" w:hAnsi="新細明體"/>
-          <w:spacing w:val="20"/>
-          <w:szCs w:val="20"/>
-        </w:rPr>
-        <w:t>使</w:t>
-      </w:r>
-      <w:r>
-        <w:rPr>
-          <w:rFonts w:hint="eastAsia" w:ascii="新細明體" w:hAnsi="新細明體"/>
-          <w:spacing w:val="20"/>
-          <w:szCs w:val="20"/>
-        </w:rPr>
-        <w:t>用</w:t>
-      </w:r>
-      <w:r>
-        <w:rPr>
-          <w:rFonts w:hint="eastAsia" w:ascii="新細明體" w:hAnsi="新細明體"/>
-          <w:spacing w:val="20"/>
-          <w:szCs w:val="20"/>
-        </w:rPr>
-        <w:t>資訊系統管理學與教數據。學生以數位相機拍攝活動相片。以下哪項（些）關於多媒體的敘述是正確的？</w:t>
+        <w:t>圖</w:t>
+      </w:r>
+      <w:r>
+        <w:rPr>
+          <w:rFonts w:hint="eastAsia" w:ascii="新細明體" w:hAnsi="新細明體"/>
+          <w:spacing w:val="20"/>
+          <w:szCs w:val="20"/>
+        </w:rPr>
+        <w:t>書</w:t>
+      </w:r>
+      <w:r>
+        <w:rPr>
+          <w:rFonts w:hint="eastAsia" w:ascii="新細明體" w:hAnsi="新細明體"/>
+          <w:spacing w:val="20"/>
+          <w:szCs w:val="20"/>
+        </w:rPr>
+        <w:t>館</w:t>
+      </w:r>
+      <w:r>
+        <w:rPr>
+          <w:rFonts w:hint="eastAsia" w:ascii="新細明體" w:hAnsi="新細明體"/>
+          <w:spacing w:val="20"/>
+          <w:szCs w:val="20"/>
+        </w:rPr>
+        <w:t>以電腦記錄借還書及罰款。學生以數位相機拍攝活動相片。下列哪項（些）與多媒體有關的說法正確？</w:t>
       </w:r>
     </w:p>
     <w:p>
@@ -4762,7 +4757,7 @@
         </w:rPr>
         <w:t>1)</w:t>
         <w:tab/>
-        <w:t>JPEG 可用有損壓縮減少檔案大小</w:t>
+        <w:t>無損壓縮適合醫學影像備份</w:t>
         <w:tab/>
       </w:r>
     </w:p>
@@ -4814,7 +4809,7 @@
         </w:rPr>
         <w:t>2)</w:t>
         <w:tab/>
-        <w:t>向量圖以像素逐點描述</w:t>
+        <w:t>BMP 必定比 MP3 細小</w:t>
         <w:tab/>
       </w:r>
     </w:p>
@@ -4866,7 +4861,7 @@
         </w:rPr>
         <w:t>3)</w:t>
         <w:tab/>
-        <w:t>解析度不影響相片像素數目</w:t>
+        <w:t>顏色深度與聲道數相同</w:t>
         <w:tab/>
       </w:r>
     </w:p>
@@ -5340,136 +5335,136 @@
         </w:rPr>
         <w:t>.</w:t>
         <w:tab/>
+        <w:t>串流音樂檔案</w:t>
+      </w:r>
+    </w:p>
+    <w:p>
+      <w:pPr>
+        <w:tabs>
+          <w:tab w:pos="567" w:val="left"/>
+          <w:tab w:pos="993" w:val="left"/>
+          <w:tab w:pos="1418" w:val="left"/>
+          <w:tab w:pos="1843" w:val="left"/>
+          <w:tab w:pos="2268" w:val="left"/>
+        </w:tabs>
+        <w:snapToGrid w:val="0"/>
+        <w:ind w:left="567" w:hanging="567"/>
+        <w:rPr>
+          <w:spacing w:val="20"/>
+          <w:szCs w:val="20"/>
+        </w:rPr>
+      </w:pPr>
+      <w:r>
+        <w:rPr>
+          <w:rFonts w:ascii="新細明體" w:hAnsi="新細明體"/>
+          <w:spacing w:val="20"/>
+          <w:szCs w:val="20"/>
+        </w:rPr>
+        <w:tab/>
+      </w:r>
+      <w:r>
+        <w:rPr>
+          <w:rFonts w:ascii="新細明體" w:hAnsi="新細明體"/>
+          <w:spacing w:val="20"/>
+          <w:szCs w:val="20"/>
+        </w:rPr>
+        <w:t>B</w:t>
+      </w:r>
+      <w:r>
+        <w:rPr>
+          <w:rFonts w:ascii="新細明體" w:hAnsi="新細明體"/>
+          <w:spacing w:val="20"/>
+          <w:szCs w:val="20"/>
+        </w:rPr>
+        <w:t>.</w:t>
+        <w:tab/>
+        <w:t>網上影片串流</w:t>
+      </w:r>
+    </w:p>
+    <w:p>
+      <w:pPr>
+        <w:tabs>
+          <w:tab w:pos="567" w:val="left"/>
+          <w:tab w:pos="993" w:val="left"/>
+          <w:tab w:pos="1418" w:val="left"/>
+          <w:tab w:pos="1843" w:val="left"/>
+          <w:tab w:pos="2268" w:val="left"/>
+        </w:tabs>
+        <w:snapToGrid w:val="0"/>
+        <w:ind w:left="567" w:hanging="567"/>
+        <w:rPr>
+          <w:spacing w:val="20"/>
+          <w:szCs w:val="20"/>
+        </w:rPr>
+      </w:pPr>
+      <w:r>
+        <w:rPr>
+          <w:rFonts w:ascii="新細明體" w:hAnsi="新細明體"/>
+          <w:spacing w:val="20"/>
+          <w:szCs w:val="20"/>
+        </w:rPr>
+        <w:tab/>
+      </w:r>
+      <w:r>
+        <w:rPr>
+          <w:rFonts w:ascii="新細明體" w:hAnsi="新細明體"/>
+          <w:spacing w:val="20"/>
+          <w:szCs w:val="20"/>
+        </w:rPr>
+        <w:t>C</w:t>
+      </w:r>
+      <w:r>
+        <w:rPr>
+          <w:rFonts w:ascii="新細明體" w:hAnsi="新細明體"/>
+          <w:spacing w:val="20"/>
+          <w:szCs w:val="20"/>
+        </w:rPr>
+        <w:t>.</w:t>
+        <w:tab/>
+        <w:t>醫學掃描影像的備份</w:t>
+      </w:r>
+    </w:p>
+    <w:p>
+      <w:pPr>
+        <w:tabs>
+          <w:tab w:pos="567" w:val="left"/>
+          <w:tab w:pos="993" w:val="left"/>
+          <w:tab w:pos="1418" w:val="left"/>
+          <w:tab w:pos="1843" w:val="left"/>
+          <w:tab w:pos="2268" w:val="left"/>
+        </w:tabs>
+        <w:snapToGrid w:val="0"/>
+        <w:ind w:left="567" w:hanging="567"/>
+        <w:rPr>
+          <w:spacing w:val="20"/>
+          <w:szCs w:val="20"/>
+        </w:rPr>
+      </w:pPr>
+      <w:r>
+        <w:rPr>
+          <w:rFonts w:ascii="新細明體" w:hAnsi="新細明體"/>
+          <w:spacing w:val="20"/>
+          <w:szCs w:val="20"/>
+        </w:rPr>
+        <w:tab/>
+      </w:r>
+      <w:r>
+        <w:rPr>
+          <w:rFonts w:ascii="新細明體" w:hAnsi="新細明體"/>
+          <w:spacing w:val="20"/>
+          <w:szCs w:val="20"/>
+        </w:rPr>
+        <w:t>D</w:t>
+      </w:r>
+      <w:r>
+        <w:rPr>
+          <w:rFonts w:ascii="新細明體" w:hAnsi="新細明體"/>
+          <w:spacing w:val="20"/>
+          <w:szCs w:val="20"/>
+        </w:rPr>
+        <w:t>.</w:t>
+        <w:tab/>
         <w:t>社交媒體相片</w:t>
-      </w:r>
-    </w:p>
-    <w:p>
-      <w:pPr>
-        <w:tabs>
-          <w:tab w:pos="567" w:val="left"/>
-          <w:tab w:pos="993" w:val="left"/>
-          <w:tab w:pos="1418" w:val="left"/>
-          <w:tab w:pos="1843" w:val="left"/>
-          <w:tab w:pos="2268" w:val="left"/>
-        </w:tabs>
-        <w:snapToGrid w:val="0"/>
-        <w:ind w:left="567" w:hanging="567"/>
-        <w:rPr>
-          <w:spacing w:val="20"/>
-          <w:szCs w:val="20"/>
-        </w:rPr>
-      </w:pPr>
-      <w:r>
-        <w:rPr>
-          <w:rFonts w:ascii="新細明體" w:hAnsi="新細明體"/>
-          <w:spacing w:val="20"/>
-          <w:szCs w:val="20"/>
-        </w:rPr>
-        <w:tab/>
-      </w:r>
-      <w:r>
-        <w:rPr>
-          <w:rFonts w:ascii="新細明體" w:hAnsi="新細明體"/>
-          <w:spacing w:val="20"/>
-          <w:szCs w:val="20"/>
-        </w:rPr>
-        <w:t>B</w:t>
-      </w:r>
-      <w:r>
-        <w:rPr>
-          <w:rFonts w:ascii="新細明體" w:hAnsi="新細明體"/>
-          <w:spacing w:val="20"/>
-          <w:szCs w:val="20"/>
-        </w:rPr>
-        <w:t>.</w:t>
-        <w:tab/>
-        <w:t>網上影片串流</w:t>
-      </w:r>
-    </w:p>
-    <w:p>
-      <w:pPr>
-        <w:tabs>
-          <w:tab w:pos="567" w:val="left"/>
-          <w:tab w:pos="993" w:val="left"/>
-          <w:tab w:pos="1418" w:val="left"/>
-          <w:tab w:pos="1843" w:val="left"/>
-          <w:tab w:pos="2268" w:val="left"/>
-        </w:tabs>
-        <w:snapToGrid w:val="0"/>
-        <w:ind w:left="567" w:hanging="567"/>
-        <w:rPr>
-          <w:spacing w:val="20"/>
-          <w:szCs w:val="20"/>
-        </w:rPr>
-      </w:pPr>
-      <w:r>
-        <w:rPr>
-          <w:rFonts w:ascii="新細明體" w:hAnsi="新細明體"/>
-          <w:spacing w:val="20"/>
-          <w:szCs w:val="20"/>
-        </w:rPr>
-        <w:tab/>
-      </w:r>
-      <w:r>
-        <w:rPr>
-          <w:rFonts w:ascii="新細明體" w:hAnsi="新細明體"/>
-          <w:spacing w:val="20"/>
-          <w:szCs w:val="20"/>
-        </w:rPr>
-        <w:t>C</w:t>
-      </w:r>
-      <w:r>
-        <w:rPr>
-          <w:rFonts w:ascii="新細明體" w:hAnsi="新細明體"/>
-          <w:spacing w:val="20"/>
-          <w:szCs w:val="20"/>
-        </w:rPr>
-        <w:t>.</w:t>
-        <w:tab/>
-        <w:t>串流音樂檔案</w:t>
-      </w:r>
-    </w:p>
-    <w:p>
-      <w:pPr>
-        <w:tabs>
-          <w:tab w:pos="567" w:val="left"/>
-          <w:tab w:pos="993" w:val="left"/>
-          <w:tab w:pos="1418" w:val="left"/>
-          <w:tab w:pos="1843" w:val="left"/>
-          <w:tab w:pos="2268" w:val="left"/>
-        </w:tabs>
-        <w:snapToGrid w:val="0"/>
-        <w:ind w:left="567" w:hanging="567"/>
-        <w:rPr>
-          <w:spacing w:val="20"/>
-          <w:szCs w:val="20"/>
-        </w:rPr>
-      </w:pPr>
-      <w:r>
-        <w:rPr>
-          <w:rFonts w:ascii="新細明體" w:hAnsi="新細明體"/>
-          <w:spacing w:val="20"/>
-          <w:szCs w:val="20"/>
-        </w:rPr>
-        <w:tab/>
-      </w:r>
-      <w:r>
-        <w:rPr>
-          <w:rFonts w:ascii="新細明體" w:hAnsi="新細明體"/>
-          <w:spacing w:val="20"/>
-          <w:szCs w:val="20"/>
-        </w:rPr>
-        <w:t>D</w:t>
-      </w:r>
-      <w:r>
-        <w:rPr>
-          <w:rFonts w:ascii="新細明體" w:hAnsi="新細明體"/>
-          <w:spacing w:val="20"/>
-          <w:szCs w:val="20"/>
-        </w:rPr>
-        <w:t>.</w:t>
-        <w:tab/>
-        <w:t>醫學掃描影像的備份</w:t>
       </w:r>
     </w:p>
     <w:p>
@@ -5533,7 +5528,7 @@
           <w:spacing w:val="20"/>
           <w:szCs w:val="20"/>
         </w:rPr>
-        <w:t>學會募捐工作表：B 欄為班別，D 欄為捐款金額。要在 E2 統計「4A」班的捐款總額，應在 E2 輸入下列哪一個函數？</w:t>
+        <w:t>捐款工作表：A 欄班別、C 欄金額。要在 D2 依 A2 從 $H$2:$I$10 查找目標金額，應使用？</w:t>
       </w:r>
     </w:p>
     <w:p>
@@ -5592,7 +5587,7 @@
         </w:rPr>
         <w:t>.</w:t>
         <w:tab/>
-        <w:t>=COUNTIF(B:B,"4A")</w:t>
+        <w:t>XLOOKUP</w:t>
       </w:r>
     </w:p>
     <w:p>
@@ -5635,7 +5630,7 @@
         </w:rPr>
         <w:t>.</w:t>
         <w:tab/>
-        <w:t>=SUMIF(B:B,"4A",D:D)</w:t>
+        <w:t>SUMIF</w:t>
       </w:r>
     </w:p>
     <w:p>
@@ -5678,7 +5673,7 @@
         </w:rPr>
         <w:t>.</w:t>
         <w:tab/>
-        <w:t>=XLOOKUP("4A",B:B,D:D)</w:t>
+        <w:t>RANK</w:t>
       </w:r>
     </w:p>
     <w:p>
@@ -5721,7 +5716,7 @@
         </w:rPr>
         <w:t>.</w:t>
         <w:tab/>
-        <w:t>=AVERAGEIF(B:B,"4A",D:D)</w:t>
+        <w:t>COUNTIF</w:t>
       </w:r>
     </w:p>
     <w:p>
@@ -5784,7 +5779,7 @@
           <w:spacing w:val="20"/>
           <w:szCs w:val="20"/>
         </w:rPr>
-        <w:t>以下哪項關於快取記憶體的句子是正確的？</w:t>
+        <w:t>下列哪一項正確描述 RAM 與快取記憶體？</w:t>
       </w:r>
     </w:p>
     <w:p>
@@ -5843,7 +5838,7 @@
         </w:rPr>
         <w:t>.</w:t>
         <w:tab/>
-        <w:t>它是 ROM 的一種</w:t>
+        <w:t>快取比硬碟慢</w:t>
       </w:r>
     </w:p>
     <w:p>
@@ -5886,7 +5881,7 @@
         </w:rPr>
         <w:t>.</w:t>
         <w:tab/>
-        <w:t>它只在 CPU 內找到</w:t>
+        <w:t>RAM 容量通常小於快取</w:t>
       </w:r>
     </w:p>
     <w:p>
@@ -5929,7 +5924,7 @@
         </w:rPr>
         <w:t>.</w:t>
         <w:tab/>
-        <w:t>它儲存經常使用的數據和指令</w:t>
+        <w:t>快取不能加快 CPU 存取</w:t>
       </w:r>
     </w:p>
     <w:p>
@@ -5972,7 +5967,7 @@
         </w:rPr>
         <w:t>.</w:t>
         <w:tab/>
-        <w:t>快取記憶體的數據存取速度比 RAM 的為低</w:t>
+        <w:t>RAM 在斷電後資料會消失</w:t>
       </w:r>
     </w:p>
     <w:p>
@@ -6154,107 +6149,107 @@
         </w:rPr>
         <w:t>.</w:t>
         <w:tab/>
+        <w:t>硬件屬於電腦系統的一部分</w:t>
+      </w:r>
+    </w:p>
+    <w:p>
+      <w:pPr>
+        <w:tabs>
+          <w:tab w:pos="567" w:val="left"/>
+          <w:tab w:pos="993" w:val="left"/>
+          <w:tab w:pos="1418" w:val="left"/>
+          <w:tab w:pos="1843" w:val="left"/>
+          <w:tab w:pos="2268" w:val="left"/>
+        </w:tabs>
+        <w:snapToGrid w:val="0"/>
+        <w:ind w:left="567" w:hanging="567"/>
+        <w:rPr>
+          <w:spacing w:val="20"/>
+          <w:szCs w:val="20"/>
+        </w:rPr>
+      </w:pPr>
+      <w:r>
+        <w:rPr>
+          <w:rFonts w:hint="eastAsia" w:ascii="新細明體" w:hAnsi="新細明體"/>
+          <w:spacing w:val="20"/>
+          <w:szCs w:val="20"/>
+        </w:rPr>
+        <w:tab/>
+      </w:r>
+      <w:r>
+        <w:rPr>
+          <w:rFonts w:hint="eastAsia" w:ascii="新細明體" w:hAnsi="新細明體"/>
+          <w:spacing w:val="20"/>
+          <w:szCs w:val="20"/>
+        </w:rPr>
+        <w:t>C</w:t>
+      </w:r>
+      <w:r>
+        <w:rPr>
+          <w:rFonts w:hint="eastAsia" w:ascii="新細明體" w:hAnsi="新細明體"/>
+          <w:spacing w:val="20"/>
+          <w:szCs w:val="20"/>
+        </w:rPr>
+        <w:t>.</w:t>
+      </w:r>
+      <w:r>
+        <w:rPr>
+          <w:rFonts w:hint="eastAsia" w:ascii="新細明體" w:hAnsi="新細明體"/>
+          <w:spacing w:val="20"/>
+          <w:szCs w:val="20"/>
+        </w:rPr>
+        <w:tab/>
+      </w:r>
+      <w:r>
+        <w:rPr>
+          <w:rFonts w:hint="eastAsia" w:ascii="新細明體" w:hAnsi="新細明體"/>
+          <w:spacing w:val="20"/>
+          <w:szCs w:val="20"/>
+        </w:rPr>
+        <w:t>硬件只存在於網絡</w:t>
+      </w:r>
+    </w:p>
+    <w:p>
+      <w:pPr>
+        <w:tabs>
+          <w:tab w:pos="567" w:val="left"/>
+          <w:tab w:pos="993" w:val="left"/>
+          <w:tab w:pos="1418" w:val="left"/>
+          <w:tab w:pos="1843" w:val="left"/>
+          <w:tab w:pos="2268" w:val="left"/>
+        </w:tabs>
+        <w:snapToGrid w:val="0"/>
+        <w:ind w:left="567" w:hanging="567"/>
+        <w:rPr>
+          <w:spacing w:val="20"/>
+          <w:szCs w:val="20"/>
+        </w:rPr>
+      </w:pPr>
+      <w:r>
+        <w:rPr>
+          <w:rFonts w:hint="eastAsia" w:ascii="新細明體" w:hAnsi="新細明體"/>
+          <w:spacing w:val="20"/>
+          <w:szCs w:val="20"/>
+        </w:rPr>
+        <w:tab/>
+      </w:r>
+      <w:r>
+        <w:rPr>
+          <w:rFonts w:hint="eastAsia" w:ascii="新細明體" w:hAnsi="新細明體"/>
+          <w:spacing w:val="20"/>
+          <w:szCs w:val="20"/>
+        </w:rPr>
+        <w:t>D</w:t>
+      </w:r>
+      <w:r>
+        <w:rPr>
+          <w:rFonts w:hint="eastAsia" w:ascii="新細明體" w:hAnsi="新細明體"/>
+          <w:spacing w:val="20"/>
+          <w:szCs w:val="20"/>
+        </w:rPr>
+        <w:t>.</w:t>
+        <w:tab/>
         <w:t>硬件不能升級</w:t>
-      </w:r>
-    </w:p>
-    <w:p>
-      <w:pPr>
-        <w:tabs>
-          <w:tab w:pos="567" w:val="left"/>
-          <w:tab w:pos="993" w:val="left"/>
-          <w:tab w:pos="1418" w:val="left"/>
-          <w:tab w:pos="1843" w:val="left"/>
-          <w:tab w:pos="2268" w:val="left"/>
-        </w:tabs>
-        <w:snapToGrid w:val="0"/>
-        <w:ind w:left="567" w:hanging="567"/>
-        <w:rPr>
-          <w:spacing w:val="20"/>
-          <w:szCs w:val="20"/>
-        </w:rPr>
-      </w:pPr>
-      <w:r>
-        <w:rPr>
-          <w:rFonts w:hint="eastAsia" w:ascii="新細明體" w:hAnsi="新細明體"/>
-          <w:spacing w:val="20"/>
-          <w:szCs w:val="20"/>
-        </w:rPr>
-        <w:tab/>
-      </w:r>
-      <w:r>
-        <w:rPr>
-          <w:rFonts w:hint="eastAsia" w:ascii="新細明體" w:hAnsi="新細明體"/>
-          <w:spacing w:val="20"/>
-          <w:szCs w:val="20"/>
-        </w:rPr>
-        <w:t>C</w:t>
-      </w:r>
-      <w:r>
-        <w:rPr>
-          <w:rFonts w:hint="eastAsia" w:ascii="新細明體" w:hAnsi="新細明體"/>
-          <w:spacing w:val="20"/>
-          <w:szCs w:val="20"/>
-        </w:rPr>
-        <w:t>.</w:t>
-      </w:r>
-      <w:r>
-        <w:rPr>
-          <w:rFonts w:hint="eastAsia" w:ascii="新細明體" w:hAnsi="新細明體"/>
-          <w:spacing w:val="20"/>
-          <w:szCs w:val="20"/>
-        </w:rPr>
-        <w:tab/>
-      </w:r>
-      <w:r>
-        <w:rPr>
-          <w:rFonts w:hint="eastAsia" w:ascii="新細明體" w:hAnsi="新細明體"/>
-          <w:spacing w:val="20"/>
-          <w:szCs w:val="20"/>
-        </w:rPr>
-        <w:t>硬件屬於電腦系統的一部分</w:t>
-      </w:r>
-    </w:p>
-    <w:p>
-      <w:pPr>
-        <w:tabs>
-          <w:tab w:pos="567" w:val="left"/>
-          <w:tab w:pos="993" w:val="left"/>
-          <w:tab w:pos="1418" w:val="left"/>
-          <w:tab w:pos="1843" w:val="left"/>
-          <w:tab w:pos="2268" w:val="left"/>
-        </w:tabs>
-        <w:snapToGrid w:val="0"/>
-        <w:ind w:left="567" w:hanging="567"/>
-        <w:rPr>
-          <w:spacing w:val="20"/>
-          <w:szCs w:val="20"/>
-        </w:rPr>
-      </w:pPr>
-      <w:r>
-        <w:rPr>
-          <w:rFonts w:hint="eastAsia" w:ascii="新細明體" w:hAnsi="新細明體"/>
-          <w:spacing w:val="20"/>
-          <w:szCs w:val="20"/>
-        </w:rPr>
-        <w:tab/>
-      </w:r>
-      <w:r>
-        <w:rPr>
-          <w:rFonts w:hint="eastAsia" w:ascii="新細明體" w:hAnsi="新細明體"/>
-          <w:spacing w:val="20"/>
-          <w:szCs w:val="20"/>
-        </w:rPr>
-        <w:t>D</w:t>
-      </w:r>
-      <w:r>
-        <w:rPr>
-          <w:rFonts w:hint="eastAsia" w:ascii="新細明體" w:hAnsi="新細明體"/>
-          <w:spacing w:val="20"/>
-          <w:szCs w:val="20"/>
-        </w:rPr>
-        <w:t>.</w:t>
-        <w:tab/>
-        <w:t>硬件只存在於網絡</w:t>
       </w:r>
     </w:p>
     <w:p>
@@ -6342,15 +6337,15 @@
           <w:spacing w:val="20"/>
           <w:szCs w:val="20"/>
         </w:rPr>
-        <w:t>細</w:t>
-      </w:r>
-      <w:r>
-        <w:rPr>
-          <w:rFonts w:hint="eastAsia" w:ascii="新細明體" w:hAnsi="新細明體"/>
-          <w:spacing w:val="20"/>
-          <w:szCs w:val="20"/>
-        </w:rPr>
-        <w:t>看下表所列裝置。以下哪項／些屬於輸入裝置？</w:t>
+        <w:t>就</w:t>
+      </w:r>
+      <w:r>
+        <w:rPr>
+          <w:rFonts w:hint="eastAsia" w:ascii="新細明體" w:hAnsi="新細明體"/>
+          <w:spacing w:val="20"/>
+          <w:szCs w:val="20"/>
+        </w:rPr>
+        <w:t>試算表而言，某校使用資訊系統管理學與教數據。試算表「Donate」及「Target」部分資料見下表。以下哪項（些）正確？</w:t>
       </w:r>
     </w:p>
     <w:p>
@@ -6578,7 +6573,7 @@
         </w:rPr>
         <w:t>)</w:t>
         <w:tab/>
-        <w:t>加速度計</w:t>
+        <w:t>XLOOKUP 可依關鍵值在對照範圍查找並傳回結果</w:t>
         <w:tab/>
       </w:r>
     </w:p>
@@ -6630,7 +6625,7 @@
         </w:rPr>
         <w:t>2)</w:t>
         <w:tab/>
-        <w:t>觸控屏幕</w:t>
+        <w:t>COUNTIF 用於加總兩欄的乘積</w:t>
         <w:tab/>
       </w:r>
     </w:p>
@@ -6682,7 +6677,7 @@
         </w:rPr>
         <w:t>3)</w:t>
         <w:tab/>
-        <w:t>激光打印機</w:t>
+        <w:t>SUMIF 只能統計儲存格個數</w:t>
         <w:tab/>
       </w:r>
     </w:p>
@@ -6870,7 +6865,7 @@
           <w:spacing w:val="20"/>
           <w:szCs w:val="20"/>
         </w:rPr>
-        <w:t>只有 (1) 和 (2)</w:t>
+        <w:t>只有 (1) 和 (3)</w:t>
       </w:r>
     </w:p>
     <w:p>
@@ -6927,23 +6922,23 @@
           <w:spacing w:val="20"/>
           <w:szCs w:val="20"/>
         </w:rPr>
-        <w:t>(</w:t>
-      </w:r>
-      <w:r>
-        <w:rPr>
-          <w:rFonts w:hint="eastAsia" w:ascii="新細明體" w:hAnsi="新細明體"/>
-          <w:spacing w:val="20"/>
-          <w:szCs w:val="20"/>
-        </w:rPr>
-        <w:t>1</w:t>
-      </w:r>
-      <w:r>
-        <w:rPr>
-          <w:rFonts w:hint="eastAsia" w:ascii="新細明體" w:hAnsi="新細明體"/>
-          <w:spacing w:val="20"/>
-          <w:szCs w:val="20"/>
-        </w:rPr>
-        <w:t>)、(2) 和 (3)</w:t>
+        <w:t>只</w:t>
+      </w:r>
+      <w:r>
+        <w:rPr>
+          <w:rFonts w:hint="eastAsia" w:ascii="新細明體" w:hAnsi="新細明體"/>
+          <w:spacing w:val="20"/>
+          <w:szCs w:val="20"/>
+        </w:rPr>
+        <w:t>有</w:t>
+      </w:r>
+      <w:r>
+        <w:rPr>
+          <w:rFonts w:hint="eastAsia" w:ascii="新細明體" w:hAnsi="新細明體"/>
+          <w:spacing w:val="20"/>
+          <w:szCs w:val="20"/>
+        </w:rPr>
+        <w:t xml:space="preserve"> (2) 和 (3)</w:t>
       </w:r>
     </w:p>
     <w:p>
@@ -7007,7 +7002,7 @@
           <w:spacing w:val="20"/>
           <w:szCs w:val="20"/>
         </w:rPr>
-        <w:t>除了數據傳輸率和儲存容量，下列哪一項正確描述 RAM 與固態硬碟（SSD）的一個功能上的分別？</w:t>
+        <w:t>下列哪一項正確描述 RAM 與快取記憶體？</w:t>
       </w:r>
     </w:p>
     <w:p>
@@ -7073,7 +7068,7 @@
           <w:szCs w:val="20"/>
         </w:rPr>
         <w:tab/>
-        <w:t>RAM 屬於主記憶體，斷電後資料會消失</w:t>
+        <w:t>RAM 在斷電後資料會消失</w:t>
       </w:r>
     </w:p>
     <w:p>
@@ -7116,7 +7111,7 @@
         </w:rPr>
         <w:t>.</w:t>
         <w:tab/>
-        <w:t>SSD 的數據存取速度必定比快取記憶體快</w:t>
+        <w:t>快取比硬碟慢</w:t>
       </w:r>
     </w:p>
     <w:p>
@@ -7173,7 +7168,7 @@
           <w:spacing w:val="20"/>
           <w:szCs w:val="20"/>
         </w:rPr>
-        <w:t>RAM 只用作長期儲存檔案</w:t>
+        <w:t>RAM 容量通常小於快取</w:t>
       </w:r>
     </w:p>
     <w:p>
@@ -7223,7 +7218,7 @@
           <w:szCs w:val="20"/>
         </w:rPr>
         <w:tab/>
-        <w:t>SSD 不能永久儲存資料</w:t>
+        <w:t>快取不能加快 CPU 存取</w:t>
       </w:r>
     </w:p>
     <w:p>
@@ -7287,7 +7282,7 @@
           <w:spacing w:val="20"/>
           <w:szCs w:val="20"/>
         </w:rPr>
-        <w:t>某校使用資訊系統管理學與教數據。圖書館借書記錄見下表。以下哪項（些）關於數據庫的敘述是正確的？</w:t>
+        <w:t>某圖書館以電腦記錄借還書及罰款。圖書館借書記錄見下表。下列哪項（些）與數據庫有關的說法正確？</w:t>
       </w:r>
     </w:p>
     <w:p>
@@ -7922,7 +7917,7 @@
         </w:rPr>
         <w:t>1)</w:t>
         <w:tab/>
-        <w:t>主鍵可唯一識別資料表內每一筆記錄</w:t>
+        <w:t>SELECT 可從資料表讀取記錄</w:t>
         <w:tab/>
       </w:r>
     </w:p>
@@ -7974,7 +7969,7 @@
         </w:rPr>
         <w:t>2)</w:t>
         <w:tab/>
-        <w:t>同一欄位可同時儲存文字與圖片檔</w:t>
+        <w:t>主鍵值可以重複以方便搜尋</w:t>
         <w:tab/>
       </w:r>
     </w:p>
@@ -8041,7 +8036,7 @@
           <w:szCs w:val="20"/>
         </w:rPr>
         <w:tab/>
-        <w:t>記錄與欄位是相同的概念</w:t>
+        <w:t>欄位名稱必須與記錄數目相同</w:t>
         <w:tab/>
       </w:r>
     </w:p>
@@ -8466,6 +8461,63 @@
           <w:spacing w:val="20"/>
           <w:szCs w:val="20"/>
         </w:rPr>
+        <w:t>讓作業系統控制硬件</w:t>
+      </w:r>
+    </w:p>
+    <w:p>
+      <w:pPr>
+        <w:tabs>
+          <w:tab w:pos="567" w:val="left"/>
+          <w:tab w:pos="993" w:val="left"/>
+          <w:tab w:pos="1418" w:val="left"/>
+          <w:tab w:pos="1843" w:val="left"/>
+          <w:tab w:pos="2268" w:val="left"/>
+        </w:tabs>
+        <w:snapToGrid w:val="0"/>
+        <w:ind w:left="567" w:hanging="567"/>
+        <w:rPr>
+          <w:spacing w:val="20"/>
+          <w:szCs w:val="20"/>
+        </w:rPr>
+      </w:pPr>
+      <w:r>
+        <w:rPr>
+          <w:rFonts w:hint="eastAsia" w:ascii="新細明體" w:hAnsi="新細明體"/>
+          <w:spacing w:val="20"/>
+          <w:szCs w:val="20"/>
+        </w:rPr>
+        <w:tab/>
+      </w:r>
+      <w:r>
+        <w:rPr>
+          <w:rFonts w:hint="eastAsia" w:ascii="新細明體" w:hAnsi="新細明體"/>
+          <w:spacing w:val="20"/>
+          <w:szCs w:val="20"/>
+        </w:rPr>
+        <w:t>C</w:t>
+      </w:r>
+      <w:r>
+        <w:rPr>
+          <w:rFonts w:hint="eastAsia" w:ascii="新細明體" w:hAnsi="新細明體"/>
+          <w:spacing w:val="20"/>
+          <w:szCs w:val="20"/>
+        </w:rPr>
+        <w:t>.</w:t>
+      </w:r>
+      <w:r>
+        <w:rPr>
+          <w:rFonts w:hint="eastAsia" w:ascii="新細明體" w:hAnsi="新細明體"/>
+          <w:spacing w:val="20"/>
+          <w:szCs w:val="20"/>
+        </w:rPr>
+        <w:tab/>
+      </w:r>
+      <w:r>
+        <w:rPr>
+          <w:rFonts w:hint="eastAsia" w:ascii="新細明體" w:hAnsi="新細明體"/>
+          <w:spacing w:val="20"/>
+          <w:szCs w:val="20"/>
+        </w:rPr>
         <w:t>編寫網頁</w:t>
       </w:r>
     </w:p>
@@ -8487,69 +8539,12 @@
       </w:pPr>
       <w:r>
         <w:rPr>
-          <w:rFonts w:hint="eastAsia" w:ascii="新細明體" w:hAnsi="新細明體"/>
-          <w:spacing w:val="20"/>
-          <w:szCs w:val="20"/>
-        </w:rPr>
-        <w:tab/>
-      </w:r>
-      <w:r>
-        <w:rPr>
-          <w:rFonts w:hint="eastAsia" w:ascii="新細明體" w:hAnsi="新細明體"/>
-          <w:spacing w:val="20"/>
-          <w:szCs w:val="20"/>
-        </w:rPr>
-        <w:t>C</w:t>
-      </w:r>
-      <w:r>
-        <w:rPr>
-          <w:rFonts w:hint="eastAsia" w:ascii="新細明體" w:hAnsi="新細明體"/>
-          <w:spacing w:val="20"/>
-          <w:szCs w:val="20"/>
-        </w:rPr>
-        <w:t>.</w:t>
-      </w:r>
-      <w:r>
-        <w:rPr>
-          <w:rFonts w:hint="eastAsia" w:ascii="新細明體" w:hAnsi="新細明體"/>
-          <w:spacing w:val="20"/>
-          <w:szCs w:val="20"/>
-        </w:rPr>
-        <w:tab/>
-      </w:r>
-      <w:r>
-        <w:rPr>
-          <w:rFonts w:hint="eastAsia" w:ascii="新細明體" w:hAnsi="新細明體"/>
-          <w:spacing w:val="20"/>
-          <w:szCs w:val="20"/>
-        </w:rPr>
+          <w:rFonts w:ascii="新細明體" w:hAnsi="新細明體"/>
+        </w:rPr>
+        <w:tab/>
+        <w:t>D.</w:t>
+        <w:tab/>
         <w:t>設計數據庫</w:t>
-      </w:r>
-    </w:p>
-    <w:p>
-      <w:pPr>
-        <w:tabs>
-          <w:tab w:pos="567" w:val="left"/>
-          <w:tab w:pos="993" w:val="left"/>
-          <w:tab w:pos="1418" w:val="left"/>
-          <w:tab w:pos="1843" w:val="left"/>
-          <w:tab w:pos="2268" w:val="left"/>
-        </w:tabs>
-        <w:snapToGrid w:val="0"/>
-        <w:ind w:left="567" w:hanging="567"/>
-        <w:rPr>
-          <w:spacing w:val="20"/>
-          <w:szCs w:val="20"/>
-        </w:rPr>
-      </w:pPr>
-      <w:r>
-        <w:rPr>
-          <w:rFonts w:ascii="新細明體" w:hAnsi="新細明體"/>
-        </w:rPr>
-        <w:tab/>
-        <w:t>D.</w:t>
-        <w:tab/>
-        <w:t>讓作業系統控制硬件</w:t>
       </w:r>
     </w:p>
     <w:p>
@@ -8966,6 +8961,49 @@
         </w:rPr>
         <w:t>.</w:t>
         <w:tab/>
+        <w:t>試算表</w:t>
+      </w:r>
+    </w:p>
+    <w:p>
+      <w:pPr>
+        <w:tabs>
+          <w:tab w:pos="567" w:val="left"/>
+          <w:tab w:pos="993" w:val="left"/>
+          <w:tab w:pos="1418" w:val="left"/>
+          <w:tab w:pos="1843" w:val="left"/>
+          <w:tab w:pos="2268" w:val="left"/>
+        </w:tabs>
+        <w:snapToGrid w:val="0"/>
+        <w:ind w:left="567" w:hanging="567"/>
+        <w:rPr>
+          <w:spacing w:val="20"/>
+          <w:szCs w:val="20"/>
+        </w:rPr>
+      </w:pPr>
+      <w:r>
+        <w:rPr>
+          <w:rFonts w:hint="eastAsia" w:ascii="新細明體" w:hAnsi="新細明體"/>
+          <w:spacing w:val="20"/>
+          <w:szCs w:val="20"/>
+        </w:rPr>
+        <w:tab/>
+      </w:r>
+      <w:r>
+        <w:rPr>
+          <w:rFonts w:hint="eastAsia" w:ascii="新細明體" w:hAnsi="新細明體"/>
+          <w:spacing w:val="20"/>
+          <w:szCs w:val="20"/>
+        </w:rPr>
+        <w:t>B</w:t>
+      </w:r>
+      <w:r>
+        <w:rPr>
+          <w:rFonts w:hint="eastAsia" w:ascii="新細明體" w:hAnsi="新細明體"/>
+          <w:spacing w:val="20"/>
+          <w:szCs w:val="20"/>
+        </w:rPr>
+        <w:t>.</w:t>
+        <w:tab/>
         <w:t>磁碟重組工具</w:t>
       </w:r>
     </w:p>
@@ -8999,7 +9037,7 @@
           <w:spacing w:val="20"/>
           <w:szCs w:val="20"/>
         </w:rPr>
-        <w:t>B</w:t>
+        <w:t>C</w:t>
       </w:r>
       <w:r>
         <w:rPr>
@@ -9009,93 +9047,50 @@
         </w:rPr>
         <w:t>.</w:t>
         <w:tab/>
+        <w:t>文書處理軟件</w:t>
+      </w:r>
+    </w:p>
+    <w:p>
+      <w:pPr>
+        <w:tabs>
+          <w:tab w:pos="567" w:val="left"/>
+          <w:tab w:pos="993" w:val="left"/>
+          <w:tab w:pos="1418" w:val="left"/>
+          <w:tab w:pos="1843" w:val="left"/>
+          <w:tab w:pos="2268" w:val="left"/>
+        </w:tabs>
+        <w:snapToGrid w:val="0"/>
+        <w:ind w:left="567" w:hanging="567"/>
+        <w:rPr>
+          <w:spacing w:val="20"/>
+          <w:szCs w:val="20"/>
+        </w:rPr>
+      </w:pPr>
+      <w:r>
+        <w:rPr>
+          <w:rFonts w:hint="eastAsia" w:ascii="新細明體" w:hAnsi="新細明體"/>
+          <w:spacing w:val="20"/>
+          <w:szCs w:val="20"/>
+        </w:rPr>
+        <w:tab/>
+      </w:r>
+      <w:r>
+        <w:rPr>
+          <w:rFonts w:hint="eastAsia" w:ascii="新細明體" w:hAnsi="新細明體"/>
+          <w:spacing w:val="20"/>
+          <w:szCs w:val="20"/>
+        </w:rPr>
+        <w:t>D</w:t>
+      </w:r>
+      <w:r>
+        <w:rPr>
+          <w:rFonts w:hint="eastAsia" w:ascii="新細明體" w:hAnsi="新細明體"/>
+          <w:spacing w:val="20"/>
+          <w:szCs w:val="20"/>
+        </w:rPr>
+        <w:t>.</w:t>
+        <w:tab/>
         <w:t>網頁瀏覽器</w:t>
-      </w:r>
-    </w:p>
-    <w:p>
-      <w:pPr>
-        <w:tabs>
-          <w:tab w:pos="567" w:val="left"/>
-          <w:tab w:pos="993" w:val="left"/>
-          <w:tab w:pos="1418" w:val="left"/>
-          <w:tab w:pos="1843" w:val="left"/>
-          <w:tab w:pos="2268" w:val="left"/>
-        </w:tabs>
-        <w:snapToGrid w:val="0"/>
-        <w:ind w:left="567" w:hanging="567"/>
-        <w:rPr>
-          <w:spacing w:val="20"/>
-          <w:szCs w:val="20"/>
-        </w:rPr>
-      </w:pPr>
-      <w:r>
-        <w:rPr>
-          <w:rFonts w:hint="eastAsia" w:ascii="新細明體" w:hAnsi="新細明體"/>
-          <w:spacing w:val="20"/>
-          <w:szCs w:val="20"/>
-        </w:rPr>
-        <w:tab/>
-      </w:r>
-      <w:r>
-        <w:rPr>
-          <w:rFonts w:hint="eastAsia" w:ascii="新細明體" w:hAnsi="新細明體"/>
-          <w:spacing w:val="20"/>
-          <w:szCs w:val="20"/>
-        </w:rPr>
-        <w:t>C</w:t>
-      </w:r>
-      <w:r>
-        <w:rPr>
-          <w:rFonts w:hint="eastAsia" w:ascii="新細明體" w:hAnsi="新細明體"/>
-          <w:spacing w:val="20"/>
-          <w:szCs w:val="20"/>
-        </w:rPr>
-        <w:t>.</w:t>
-        <w:tab/>
-        <w:t>試算表</w:t>
-      </w:r>
-    </w:p>
-    <w:p>
-      <w:pPr>
-        <w:tabs>
-          <w:tab w:pos="567" w:val="left"/>
-          <w:tab w:pos="993" w:val="left"/>
-          <w:tab w:pos="1418" w:val="left"/>
-          <w:tab w:pos="1843" w:val="left"/>
-          <w:tab w:pos="2268" w:val="left"/>
-        </w:tabs>
-        <w:snapToGrid w:val="0"/>
-        <w:ind w:left="567" w:hanging="567"/>
-        <w:rPr>
-          <w:spacing w:val="20"/>
-          <w:szCs w:val="20"/>
-        </w:rPr>
-      </w:pPr>
-      <w:r>
-        <w:rPr>
-          <w:rFonts w:hint="eastAsia" w:ascii="新細明體" w:hAnsi="新細明體"/>
-          <w:spacing w:val="20"/>
-          <w:szCs w:val="20"/>
-        </w:rPr>
-        <w:tab/>
-      </w:r>
-      <w:r>
-        <w:rPr>
-          <w:rFonts w:hint="eastAsia" w:ascii="新細明體" w:hAnsi="新細明體"/>
-          <w:spacing w:val="20"/>
-          <w:szCs w:val="20"/>
-        </w:rPr>
-        <w:t>D</w:t>
-      </w:r>
-      <w:r>
-        <w:rPr>
-          <w:rFonts w:hint="eastAsia" w:ascii="新細明體" w:hAnsi="新細明體"/>
-          <w:spacing w:val="20"/>
-          <w:szCs w:val="20"/>
-        </w:rPr>
-        <w:t>.</w:t>
-        <w:tab/>
-        <w:t>文書處理軟件</w:t>
       </w:r>
     </w:p>
     <w:p>
@@ -9175,7 +9170,7 @@
           <w:spacing w:val="20"/>
           <w:szCs w:val="20"/>
         </w:rPr>
-        <w:t>哪一項屬於應用軟件？</w:t>
+        <w:t>哪一項屬於專用軟件（application software）？</w:t>
       </w:r>
     </w:p>
     <w:p>
@@ -9305,121 +9300,121 @@
           <w:spacing w:val="20"/>
           <w:szCs w:val="20"/>
         </w:rPr>
+        <w:t>驅動程式</w:t>
+      </w:r>
+    </w:p>
+    <w:p>
+      <w:pPr>
+        <w:tabs>
+          <w:tab w:pos="567" w:val="left"/>
+          <w:tab w:pos="993" w:val="left"/>
+          <w:tab w:pos="1418" w:val="left"/>
+          <w:tab w:pos="1843" w:val="left"/>
+          <w:tab w:pos="2268" w:val="left"/>
+        </w:tabs>
+        <w:snapToGrid w:val="0"/>
+        <w:ind w:left="567" w:hanging="567"/>
+        <w:rPr>
+          <w:spacing w:val="20"/>
+          <w:szCs w:val="20"/>
+        </w:rPr>
+      </w:pPr>
+      <w:r>
+        <w:rPr>
+          <w:rFonts w:hint="eastAsia" w:ascii="新細明體" w:hAnsi="新細明體"/>
+          <w:spacing w:val="20"/>
+          <w:szCs w:val="20"/>
+        </w:rPr>
+        <w:tab/>
+      </w:r>
+      <w:r>
+        <w:rPr>
+          <w:rFonts w:hint="eastAsia" w:ascii="新細明體" w:hAnsi="新細明體"/>
+          <w:spacing w:val="20"/>
+          <w:szCs w:val="20"/>
+        </w:rPr>
+        <w:t>C</w:t>
+      </w:r>
+      <w:r>
+        <w:rPr>
+          <w:rFonts w:hint="eastAsia" w:ascii="新細明體" w:hAnsi="新細明體"/>
+          <w:spacing w:val="20"/>
+          <w:szCs w:val="20"/>
+        </w:rPr>
+        <w:t>.</w:t>
+      </w:r>
+      <w:r>
+        <w:rPr>
+          <w:rFonts w:hint="eastAsia" w:ascii="新細明體" w:hAnsi="新細明體"/>
+          <w:spacing w:val="20"/>
+          <w:szCs w:val="20"/>
+        </w:rPr>
+        <w:tab/>
+      </w:r>
+      <w:r>
+        <w:rPr>
+          <w:rFonts w:hint="eastAsia" w:ascii="新細明體" w:hAnsi="新細明體"/>
+          <w:spacing w:val="20"/>
+          <w:szCs w:val="20"/>
+        </w:rPr>
+        <w:t>文書處理軟件</w:t>
+      </w:r>
+    </w:p>
+    <w:p>
+      <w:pPr>
+        <w:tabs>
+          <w:tab w:pos="567" w:val="left"/>
+          <w:tab w:pos="993" w:val="left"/>
+          <w:tab w:pos="1418" w:val="left"/>
+          <w:tab w:pos="1843" w:val="left"/>
+          <w:tab w:pos="2268" w:val="left"/>
+        </w:tabs>
+        <w:snapToGrid w:val="0"/>
+        <w:ind w:left="567" w:hanging="567"/>
+        <w:rPr>
+          <w:spacing w:val="20"/>
+          <w:szCs w:val="20"/>
+        </w:rPr>
+      </w:pPr>
+      <w:r>
+        <w:rPr>
+          <w:rFonts w:hint="eastAsia" w:ascii="新細明體" w:hAnsi="新細明體"/>
+          <w:spacing w:val="20"/>
+          <w:szCs w:val="20"/>
+        </w:rPr>
+        <w:tab/>
+      </w:r>
+      <w:r>
+        <w:rPr>
+          <w:rFonts w:hint="eastAsia" w:ascii="新細明體" w:hAnsi="新細明體"/>
+          <w:spacing w:val="20"/>
+          <w:szCs w:val="20"/>
+        </w:rPr>
+        <w:t>D</w:t>
+      </w:r>
+      <w:r>
+        <w:rPr>
+          <w:rFonts w:hint="eastAsia" w:ascii="新細明體" w:hAnsi="新細明體"/>
+          <w:spacing w:val="20"/>
+          <w:szCs w:val="20"/>
+        </w:rPr>
+        <w:t>.</w:t>
+      </w:r>
+      <w:r>
+        <w:rPr>
+          <w:rFonts w:hint="eastAsia" w:ascii="新細明體" w:hAnsi="新細明體"/>
+          <w:spacing w:val="20"/>
+          <w:szCs w:val="20"/>
+        </w:rPr>
+        <w:tab/>
+      </w:r>
+      <w:r>
+        <w:rPr>
+          <w:rFonts w:hint="eastAsia" w:ascii="新細明體" w:hAnsi="新細明體"/>
+          <w:spacing w:val="20"/>
+          <w:szCs w:val="20"/>
+        </w:rPr>
         <w:t>作業系統</w:t>
-      </w:r>
-    </w:p>
-    <w:p>
-      <w:pPr>
-        <w:tabs>
-          <w:tab w:pos="567" w:val="left"/>
-          <w:tab w:pos="993" w:val="left"/>
-          <w:tab w:pos="1418" w:val="left"/>
-          <w:tab w:pos="1843" w:val="left"/>
-          <w:tab w:pos="2268" w:val="left"/>
-        </w:tabs>
-        <w:snapToGrid w:val="0"/>
-        <w:ind w:left="567" w:hanging="567"/>
-        <w:rPr>
-          <w:spacing w:val="20"/>
-          <w:szCs w:val="20"/>
-        </w:rPr>
-      </w:pPr>
-      <w:r>
-        <w:rPr>
-          <w:rFonts w:hint="eastAsia" w:ascii="新細明體" w:hAnsi="新細明體"/>
-          <w:spacing w:val="20"/>
-          <w:szCs w:val="20"/>
-        </w:rPr>
-        <w:tab/>
-      </w:r>
-      <w:r>
-        <w:rPr>
-          <w:rFonts w:hint="eastAsia" w:ascii="新細明體" w:hAnsi="新細明體"/>
-          <w:spacing w:val="20"/>
-          <w:szCs w:val="20"/>
-        </w:rPr>
-        <w:t>C</w:t>
-      </w:r>
-      <w:r>
-        <w:rPr>
-          <w:rFonts w:hint="eastAsia" w:ascii="新細明體" w:hAnsi="新細明體"/>
-          <w:spacing w:val="20"/>
-          <w:szCs w:val="20"/>
-        </w:rPr>
-        <w:t>.</w:t>
-      </w:r>
-      <w:r>
-        <w:rPr>
-          <w:rFonts w:hint="eastAsia" w:ascii="新細明體" w:hAnsi="新細明體"/>
-          <w:spacing w:val="20"/>
-          <w:szCs w:val="20"/>
-        </w:rPr>
-        <w:tab/>
-      </w:r>
-      <w:r>
-        <w:rPr>
-          <w:rFonts w:hint="eastAsia" w:ascii="新細明體" w:hAnsi="新細明體"/>
-          <w:spacing w:val="20"/>
-          <w:szCs w:val="20"/>
-        </w:rPr>
-        <w:t>文書處理軟件</w:t>
-      </w:r>
-    </w:p>
-    <w:p>
-      <w:pPr>
-        <w:tabs>
-          <w:tab w:pos="567" w:val="left"/>
-          <w:tab w:pos="993" w:val="left"/>
-          <w:tab w:pos="1418" w:val="left"/>
-          <w:tab w:pos="1843" w:val="left"/>
-          <w:tab w:pos="2268" w:val="left"/>
-        </w:tabs>
-        <w:snapToGrid w:val="0"/>
-        <w:ind w:left="567" w:hanging="567"/>
-        <w:rPr>
-          <w:spacing w:val="20"/>
-          <w:szCs w:val="20"/>
-        </w:rPr>
-      </w:pPr>
-      <w:r>
-        <w:rPr>
-          <w:rFonts w:hint="eastAsia" w:ascii="新細明體" w:hAnsi="新細明體"/>
-          <w:spacing w:val="20"/>
-          <w:szCs w:val="20"/>
-        </w:rPr>
-        <w:tab/>
-      </w:r>
-      <w:r>
-        <w:rPr>
-          <w:rFonts w:hint="eastAsia" w:ascii="新細明體" w:hAnsi="新細明體"/>
-          <w:spacing w:val="20"/>
-          <w:szCs w:val="20"/>
-        </w:rPr>
-        <w:t>D</w:t>
-      </w:r>
-      <w:r>
-        <w:rPr>
-          <w:rFonts w:hint="eastAsia" w:ascii="新細明體" w:hAnsi="新細明體"/>
-          <w:spacing w:val="20"/>
-          <w:szCs w:val="20"/>
-        </w:rPr>
-        <w:t>.</w:t>
-      </w:r>
-      <w:r>
-        <w:rPr>
-          <w:rFonts w:hint="eastAsia" w:ascii="新細明體" w:hAnsi="新細明體"/>
-          <w:spacing w:val="20"/>
-          <w:szCs w:val="20"/>
-        </w:rPr>
-        <w:tab/>
-      </w:r>
-      <w:r>
-        <w:rPr>
-          <w:rFonts w:hint="eastAsia" w:ascii="新細明體" w:hAnsi="新細明體"/>
-          <w:spacing w:val="20"/>
-          <w:szCs w:val="20"/>
-        </w:rPr>
-        <w:t>驅動程式</w:t>
       </w:r>
     </w:p>
     <w:p>
@@ -9507,7 +9502,7 @@
           <w:spacing w:val="20"/>
           <w:szCs w:val="20"/>
         </w:rPr>
-        <w:t>下列哪一項最能描述作業系統的功能？</w:t>
+        <w:t>下列哪一項最能描述「驅動程式」的作用？</w:t>
       </w:r>
     </w:p>
     <w:p>
@@ -9580,7 +9575,7 @@
           <w:spacing w:val="20"/>
           <w:szCs w:val="20"/>
         </w:rPr>
-        <w:t>管理硬件及軟件資源</w:t>
+        <w:t>壓縮檔案</w:t>
       </w:r>
     </w:p>
     <w:p>
@@ -9637,7 +9632,7 @@
           <w:spacing w:val="20"/>
           <w:szCs w:val="20"/>
         </w:rPr>
-        <w:t>設計網頁版面</w:t>
+        <w:t>設計數據庫</w:t>
       </w:r>
     </w:p>
     <w:p>
@@ -9680,7 +9675,7 @@
         </w:rPr>
         <w:t>.</w:t>
         <w:tab/>
-        <w:t>編寫 Python 程式</w:t>
+        <w:t>編寫網頁</w:t>
       </w:r>
     </w:p>
     <w:p>
@@ -9723,7 +9718,7 @@
         </w:rPr>
         <w:t>.</w:t>
         <w:tab/>
-        <w:t>壓縮圖像檔案</w:t>
+        <w:t>讓作業系統控制硬件</w:t>
       </w:r>
     </w:p>
     <w:p>
@@ -9846,136 +9841,136 @@
         </w:rPr>
         <w:t>.</w:t>
         <w:tab/>
+        <w:t>滑鼠</w:t>
+      </w:r>
+    </w:p>
+    <w:p>
+      <w:pPr>
+        <w:tabs>
+          <w:tab w:pos="567" w:val="left"/>
+          <w:tab w:pos="993" w:val="left"/>
+          <w:tab w:pos="1418" w:val="left"/>
+          <w:tab w:pos="1843" w:val="left"/>
+          <w:tab w:pos="2268" w:val="left"/>
+        </w:tabs>
+        <w:snapToGrid w:val="0"/>
+        <w:ind w:left="567" w:hanging="567"/>
+        <w:rPr>
+          <w:spacing w:val="20"/>
+          <w:szCs w:val="20"/>
+        </w:rPr>
+      </w:pPr>
+      <w:r>
+        <w:rPr>
+          <w:rFonts w:hint="eastAsia" w:ascii="新細明體" w:hAnsi="新細明體"/>
+          <w:spacing w:val="20"/>
+          <w:szCs w:val="20"/>
+        </w:rPr>
+        <w:tab/>
+      </w:r>
+      <w:r>
+        <w:rPr>
+          <w:rFonts w:hint="eastAsia" w:ascii="新細明體" w:hAnsi="新細明體"/>
+          <w:spacing w:val="20"/>
+          <w:szCs w:val="20"/>
+        </w:rPr>
+        <w:t>B</w:t>
+      </w:r>
+      <w:r>
+        <w:rPr>
+          <w:rFonts w:hint="eastAsia" w:ascii="新細明體" w:hAnsi="新細明體"/>
+          <w:spacing w:val="20"/>
+          <w:szCs w:val="20"/>
+        </w:rPr>
+        <w:t>.</w:t>
+        <w:tab/>
+        <w:t>麥克風</w:t>
+      </w:r>
+    </w:p>
+    <w:p>
+      <w:pPr>
+        <w:tabs>
+          <w:tab w:pos="567" w:val="left"/>
+          <w:tab w:pos="993" w:val="left"/>
+          <w:tab w:pos="1418" w:val="left"/>
+          <w:tab w:pos="1843" w:val="left"/>
+          <w:tab w:pos="2268" w:val="left"/>
+        </w:tabs>
+        <w:snapToGrid w:val="0"/>
+        <w:ind w:left="567" w:hanging="567"/>
+        <w:rPr>
+          <w:spacing w:val="20"/>
+          <w:szCs w:val="20"/>
+        </w:rPr>
+      </w:pPr>
+      <w:r>
+        <w:rPr>
+          <w:rFonts w:hint="eastAsia" w:ascii="新細明體" w:hAnsi="新細明體"/>
+          <w:spacing w:val="20"/>
+          <w:szCs w:val="20"/>
+        </w:rPr>
+        <w:tab/>
+      </w:r>
+      <w:r>
+        <w:rPr>
+          <w:rFonts w:hint="eastAsia" w:ascii="新細明體" w:hAnsi="新細明體"/>
+          <w:spacing w:val="20"/>
+          <w:szCs w:val="20"/>
+        </w:rPr>
+        <w:t>C</w:t>
+      </w:r>
+      <w:r>
+        <w:rPr>
+          <w:rFonts w:hint="eastAsia" w:ascii="新細明體" w:hAnsi="新細明體"/>
+          <w:spacing w:val="20"/>
+          <w:szCs w:val="20"/>
+        </w:rPr>
+        <w:t>.</w:t>
+        <w:tab/>
+        <w:t>投影機</w:t>
+      </w:r>
+    </w:p>
+    <w:p>
+      <w:pPr>
+        <w:tabs>
+          <w:tab w:pos="567" w:val="left"/>
+          <w:tab w:pos="993" w:val="left"/>
+          <w:tab w:pos="1418" w:val="left"/>
+          <w:tab w:pos="1843" w:val="left"/>
+          <w:tab w:pos="2268" w:val="left"/>
+        </w:tabs>
+        <w:snapToGrid w:val="0"/>
+        <w:ind w:left="567" w:hanging="567"/>
+        <w:rPr>
+          <w:spacing w:val="20"/>
+          <w:szCs w:val="20"/>
+        </w:rPr>
+      </w:pPr>
+      <w:r>
+        <w:rPr>
+          <w:rFonts w:hint="eastAsia" w:ascii="新細明體" w:hAnsi="新細明體"/>
+          <w:spacing w:val="20"/>
+          <w:szCs w:val="20"/>
+        </w:rPr>
+        <w:tab/>
+      </w:r>
+      <w:r>
+        <w:rPr>
+          <w:rFonts w:hint="eastAsia" w:ascii="新細明體" w:hAnsi="新細明體"/>
+          <w:spacing w:val="20"/>
+          <w:szCs w:val="20"/>
+        </w:rPr>
+        <w:t>D</w:t>
+      </w:r>
+      <w:r>
+        <w:rPr>
+          <w:rFonts w:hint="eastAsia" w:ascii="新細明體" w:hAnsi="新細明體"/>
+          <w:spacing w:val="20"/>
+          <w:szCs w:val="20"/>
+        </w:rPr>
+        <w:t>.</w:t>
+        <w:tab/>
         <w:t>鍵盤</w:t>
-      </w:r>
-    </w:p>
-    <w:p>
-      <w:pPr>
-        <w:tabs>
-          <w:tab w:pos="567" w:val="left"/>
-          <w:tab w:pos="993" w:val="left"/>
-          <w:tab w:pos="1418" w:val="left"/>
-          <w:tab w:pos="1843" w:val="left"/>
-          <w:tab w:pos="2268" w:val="left"/>
-        </w:tabs>
-        <w:snapToGrid w:val="0"/>
-        <w:ind w:left="567" w:hanging="567"/>
-        <w:rPr>
-          <w:spacing w:val="20"/>
-          <w:szCs w:val="20"/>
-        </w:rPr>
-      </w:pPr>
-      <w:r>
-        <w:rPr>
-          <w:rFonts w:hint="eastAsia" w:ascii="新細明體" w:hAnsi="新細明體"/>
-          <w:spacing w:val="20"/>
-          <w:szCs w:val="20"/>
-        </w:rPr>
-        <w:tab/>
-      </w:r>
-      <w:r>
-        <w:rPr>
-          <w:rFonts w:hint="eastAsia" w:ascii="新細明體" w:hAnsi="新細明體"/>
-          <w:spacing w:val="20"/>
-          <w:szCs w:val="20"/>
-        </w:rPr>
-        <w:t>B</w:t>
-      </w:r>
-      <w:r>
-        <w:rPr>
-          <w:rFonts w:hint="eastAsia" w:ascii="新細明體" w:hAnsi="新細明體"/>
-          <w:spacing w:val="20"/>
-          <w:szCs w:val="20"/>
-        </w:rPr>
-        <w:t>.</w:t>
-        <w:tab/>
-        <w:t>條碼掃描器</w:t>
-      </w:r>
-    </w:p>
-    <w:p>
-      <w:pPr>
-        <w:tabs>
-          <w:tab w:pos="567" w:val="left"/>
-          <w:tab w:pos="993" w:val="left"/>
-          <w:tab w:pos="1418" w:val="left"/>
-          <w:tab w:pos="1843" w:val="left"/>
-          <w:tab w:pos="2268" w:val="left"/>
-        </w:tabs>
-        <w:snapToGrid w:val="0"/>
-        <w:ind w:left="567" w:hanging="567"/>
-        <w:rPr>
-          <w:spacing w:val="20"/>
-          <w:szCs w:val="20"/>
-        </w:rPr>
-      </w:pPr>
-      <w:r>
-        <w:rPr>
-          <w:rFonts w:hint="eastAsia" w:ascii="新細明體" w:hAnsi="新細明體"/>
-          <w:spacing w:val="20"/>
-          <w:szCs w:val="20"/>
-        </w:rPr>
-        <w:tab/>
-      </w:r>
-      <w:r>
-        <w:rPr>
-          <w:rFonts w:hint="eastAsia" w:ascii="新細明體" w:hAnsi="新細明體"/>
-          <w:spacing w:val="20"/>
-          <w:szCs w:val="20"/>
-        </w:rPr>
-        <w:t>C</w:t>
-      </w:r>
-      <w:r>
-        <w:rPr>
-          <w:rFonts w:hint="eastAsia" w:ascii="新細明體" w:hAnsi="新細明體"/>
-          <w:spacing w:val="20"/>
-          <w:szCs w:val="20"/>
-        </w:rPr>
-        <w:t>.</w:t>
-        <w:tab/>
-        <w:t>投影機</w:t>
-      </w:r>
-    </w:p>
-    <w:p>
-      <w:pPr>
-        <w:tabs>
-          <w:tab w:pos="567" w:val="left"/>
-          <w:tab w:pos="993" w:val="left"/>
-          <w:tab w:pos="1418" w:val="left"/>
-          <w:tab w:pos="1843" w:val="left"/>
-          <w:tab w:pos="2268" w:val="left"/>
-        </w:tabs>
-        <w:snapToGrid w:val="0"/>
-        <w:ind w:left="567" w:hanging="567"/>
-        <w:rPr>
-          <w:spacing w:val="20"/>
-          <w:szCs w:val="20"/>
-        </w:rPr>
-      </w:pPr>
-      <w:r>
-        <w:rPr>
-          <w:rFonts w:hint="eastAsia" w:ascii="新細明體" w:hAnsi="新細明體"/>
-          <w:spacing w:val="20"/>
-          <w:szCs w:val="20"/>
-        </w:rPr>
-        <w:tab/>
-      </w:r>
-      <w:r>
-        <w:rPr>
-          <w:rFonts w:hint="eastAsia" w:ascii="新細明體" w:hAnsi="新細明體"/>
-          <w:spacing w:val="20"/>
-          <w:szCs w:val="20"/>
-        </w:rPr>
-        <w:t>D</w:t>
-      </w:r>
-      <w:r>
-        <w:rPr>
-          <w:rFonts w:hint="eastAsia" w:ascii="新細明體" w:hAnsi="新細明體"/>
-          <w:spacing w:val="20"/>
-          <w:szCs w:val="20"/>
-        </w:rPr>
-        <w:t>.</w:t>
-        <w:tab/>
-        <w:t>麥克風</w:t>
       </w:r>
     </w:p>
     <w:p>
@@ -10047,31 +10042,31 @@
           <w:spacing w:val="20"/>
           <w:szCs w:val="20"/>
         </w:rPr>
-        <w:t>旅</w:t>
-      </w:r>
-      <w:r>
-        <w:rPr>
-          <w:rFonts w:hint="eastAsia" w:ascii="新細明體" w:hAnsi="新細明體"/>
-          <w:spacing w:val="20"/>
-          <w:szCs w:val="20"/>
-        </w:rPr>
-        <w:t>行</w:t>
-      </w:r>
-      <w:r>
-        <w:rPr>
-          <w:rFonts w:hint="eastAsia" w:ascii="新細明體" w:hAnsi="新細明體"/>
-          <w:spacing w:val="20"/>
-          <w:szCs w:val="20"/>
-        </w:rPr>
-        <w:t>社</w:t>
-      </w:r>
-      <w:r>
-        <w:rPr>
-          <w:rFonts w:hint="eastAsia" w:ascii="新細明體" w:hAnsi="新細明體"/>
-          <w:spacing w:val="20"/>
-          <w:szCs w:val="20"/>
-        </w:rPr>
-        <w:t>以電腦處理機票預訂。編寫程式時把任務分成多個子程式。以下哪項（些）關於問題分析的敘述是正確的？</w:t>
+        <w:t>校</w:t>
+      </w:r>
+      <w:r>
+        <w:rPr>
+          <w:rFonts w:hint="eastAsia" w:ascii="新細明體" w:hAnsi="新細明體"/>
+          <w:spacing w:val="20"/>
+          <w:szCs w:val="20"/>
+        </w:rPr>
+        <w:t>使</w:t>
+      </w:r>
+      <w:r>
+        <w:rPr>
+          <w:rFonts w:hint="eastAsia" w:ascii="新細明體" w:hAnsi="新細明體"/>
+          <w:spacing w:val="20"/>
+          <w:szCs w:val="20"/>
+        </w:rPr>
+        <w:t>用</w:t>
+      </w:r>
+      <w:r>
+        <w:rPr>
+          <w:rFonts w:hint="eastAsia" w:ascii="新細明體" w:hAnsi="新細明體"/>
+          <w:spacing w:val="20"/>
+          <w:szCs w:val="20"/>
+        </w:rPr>
+        <w:t>資訊系統管理學與教數據。編寫程式時把任務分成多個子程式。下列哪項（些）與問題分析有關的說法正確？</w:t>
       </w:r>
     </w:p>
     <w:p>
@@ -10138,7 +10133,7 @@
         </w:rPr>
         <w:t>1)</w:t>
         <w:tab/>
-        <w:t>問題分析可提高數據準確性</w:t>
+        <w:t>問題分析屬於數據處理的一環</w:t>
         <w:tab/>
       </w:r>
     </w:p>
@@ -10190,7 +10185,7 @@
         </w:rPr>
         <w:t>2)</w:t>
         <w:tab/>
-        <w:t>算法只適用於紙本文件</w:t>
+        <w:t>算法與硬件無關</w:t>
         <w:tab/>
       </w:r>
     </w:p>
@@ -10242,7 +10237,7 @@
         </w:rPr>
         <w:t>3)</w:t>
         <w:tab/>
-        <w:t>子問題屬於輸出階段</w:t>
+        <w:t>子問題不能與欄位同時使用</w:t>
         <w:tab/>
       </w:r>
     </w:p>
@@ -10615,23 +10610,23 @@
           <w:spacing w:val="20"/>
           <w:szCs w:val="20"/>
         </w:rPr>
-        <w:t>考</w:t>
-      </w:r>
-      <w:r>
-        <w:rPr>
-          <w:rFonts w:hint="eastAsia" w:ascii="新細明體" w:hAnsi="新細明體"/>
-          <w:spacing w:val="20"/>
-          <w:szCs w:val="20"/>
-        </w:rPr>
-        <w:t>慮</w:t>
-      </w:r>
-      <w:r>
-        <w:rPr>
-          <w:rFonts w:hint="eastAsia" w:ascii="新細明體" w:hAnsi="新細明體"/>
-          <w:spacing w:val="20"/>
-          <w:szCs w:val="20"/>
-        </w:rPr>
-        <w:t>以下偽代碼：</w:t>
+        <w:t>細</w:t>
+      </w:r>
+      <w:r>
+        <w:rPr>
+          <w:rFonts w:hint="eastAsia" w:ascii="新細明體" w:hAnsi="新細明體"/>
+          <w:spacing w:val="20"/>
+          <w:szCs w:val="20"/>
+        </w:rPr>
+        <w:t>閱</w:t>
+      </w:r>
+      <w:r>
+        <w:rPr>
+          <w:rFonts w:hint="eastAsia" w:ascii="新細明體" w:hAnsi="新細明體"/>
+          <w:spacing w:val="20"/>
+          <w:szCs w:val="20"/>
+        </w:rPr>
+        <w:t>以下由嘉輝所編寫的算法：</w:t>
       </w:r>
     </w:p>
     <w:p>
@@ -10656,7 +10651,7 @@
           <w:rFonts w:ascii="Courier New" w:hAnsi="Courier New"/>
         </w:rPr>
         <w:tab/>
-        <w:t>count ← 0</w:t>
+        <w:t>n = 11</w:t>
       </w:r>
     </w:p>
     <w:p>
@@ -10705,7 +10700,7 @@
           <w:spacing w:val="20"/>
           <w:szCs w:val="20"/>
         </w:rPr>
-        <w:t>c</w:t>
+        <w:t>n</w:t>
       </w:r>
       <w:r>
         <w:rPr>
@@ -10713,7 +10708,7 @@
           <w:spacing w:val="20"/>
           <w:szCs w:val="20"/>
         </w:rPr>
-        <w:t>o</w:t>
+        <w:t xml:space="preserve"> </w:t>
       </w:r>
       <w:r>
         <w:rPr>
@@ -10721,7 +10716,7 @@
           <w:spacing w:val="20"/>
           <w:szCs w:val="20"/>
         </w:rPr>
-        <w:t>unt &lt; 3：輸出 count</w:t>
+        <w:t>&gt; 1 執行</w:t>
       </w:r>
     </w:p>
     <w:p>
@@ -10755,7 +10750,7 @@
           <w:spacing w:val="20"/>
           <w:szCs w:val="20"/>
         </w:rPr>
-        <w:t>c</w:t>
+        <w:t>輸</w:t>
       </w:r>
       <w:r>
         <w:rPr>
@@ -10763,7 +10758,7 @@
           <w:spacing w:val="20"/>
           <w:szCs w:val="20"/>
         </w:rPr>
-        <w:t>o</w:t>
+        <w:t>出</w:t>
       </w:r>
       <w:r>
         <w:rPr>
@@ -10771,7 +10766,7 @@
           <w:spacing w:val="20"/>
           <w:szCs w:val="20"/>
         </w:rPr>
-        <w:t>u</w:t>
+        <w:t xml:space="preserve"> </w:t>
       </w:r>
       <w:r>
         <w:rPr>
@@ -10779,7 +10774,7 @@
           <w:spacing w:val="20"/>
           <w:szCs w:val="20"/>
         </w:rPr>
-        <w:t>n</w:t>
+        <w:t>"</w:t>
       </w:r>
       <w:r>
         <w:rPr>
@@ -10787,7 +10782,7 @@
           <w:spacing w:val="20"/>
           <w:szCs w:val="20"/>
         </w:rPr>
-        <w:t>t ← count + 1</w:t>
+        <w:t>Hello"</w:t>
       </w:r>
     </w:p>
     <w:p>
@@ -10813,47 +10808,47 @@
           <w:spacing w:val="20"/>
           <w:szCs w:val="20"/>
         </w:rPr>
-        <w:t>執</w:t>
-      </w:r>
-      <w:r>
-        <w:rPr>
-          <w:rFonts w:hint="eastAsia" w:ascii="新細明體" w:hAnsi="新細明體"/>
-          <w:spacing w:val="20"/>
-          <w:szCs w:val="20"/>
-        </w:rPr>
-        <w:t>行</w:t>
-      </w:r>
-      <w:r>
-        <w:rPr>
-          <w:rFonts w:hint="eastAsia" w:ascii="新細明體" w:hAnsi="新細明體"/>
-          <w:spacing w:val="20"/>
-          <w:szCs w:val="20"/>
-        </w:rPr>
-        <w:t>後</w:t>
-      </w:r>
-      <w:r>
-        <w:rPr>
-          <w:rFonts w:hint="eastAsia" w:ascii="新細明體" w:hAnsi="新細明體"/>
-          <w:spacing w:val="20"/>
-          <w:szCs w:val="20"/>
-        </w:rPr>
-        <w:t>會</w:t>
-      </w:r>
-      <w:r>
-        <w:rPr>
-          <w:rFonts w:hint="eastAsia" w:ascii="新細明體" w:hAnsi="新細明體"/>
-          <w:spacing w:val="20"/>
-          <w:szCs w:val="20"/>
-        </w:rPr>
-        <w:t>輸</w:t>
-      </w:r>
-      <w:r>
-        <w:rPr>
-          <w:rFonts w:hint="eastAsia" w:ascii="新細明體" w:hAnsi="新細明體"/>
-          <w:spacing w:val="20"/>
-          <w:szCs w:val="20"/>
-        </w:rPr>
-        <w:t>出什麼？</w:t>
+        <w:t>嘉</w:t>
+      </w:r>
+      <w:r>
+        <w:rPr>
+          <w:rFonts w:hint="eastAsia" w:ascii="新細明體" w:hAnsi="新細明體"/>
+          <w:spacing w:val="20"/>
+          <w:szCs w:val="20"/>
+        </w:rPr>
+        <w:t>輝</w:t>
+      </w:r>
+      <w:r>
+        <w:rPr>
+          <w:rFonts w:hint="eastAsia" w:ascii="新細明體" w:hAnsi="新細明體"/>
+          <w:spacing w:val="20"/>
+          <w:szCs w:val="20"/>
+        </w:rPr>
+        <w:t>預</w:t>
+      </w:r>
+      <w:r>
+        <w:rPr>
+          <w:rFonts w:hint="eastAsia" w:ascii="新細明體" w:hAnsi="新細明體"/>
+          <w:spacing w:val="20"/>
+          <w:szCs w:val="20"/>
+        </w:rPr>
+        <w:t>期</w:t>
+      </w:r>
+      <w:r>
+        <w:rPr>
+          <w:rFonts w:hint="eastAsia" w:ascii="新細明體" w:hAnsi="新細明體"/>
+          <w:spacing w:val="20"/>
+          <w:szCs w:val="20"/>
+        </w:rPr>
+        <w:t>字</w:t>
+      </w:r>
+      <w:r>
+        <w:rPr>
+          <w:rFonts w:hint="eastAsia" w:ascii="新細明體" w:hAnsi="新細明體"/>
+          <w:spacing w:val="20"/>
+          <w:szCs w:val="20"/>
+        </w:rPr>
+        <w:t>串該程式會列印10次，然而它一直重複列印。嘉輝再次審視程式碼後，發覺最後一行應是n = n - 1而非n = n + 0。以下哪項最能描述此錯誤？</w:t>
       </w:r>
     </w:p>
     <w:p>
@@ -10926,7 +10921,7 @@
           <w:spacing w:val="20"/>
           <w:szCs w:val="20"/>
         </w:rPr>
-        <w:t>1, 2, 3</w:t>
+        <w:t>語法錯誤</w:t>
       </w:r>
     </w:p>
     <w:p>
@@ -10983,7 +10978,7 @@
           <w:spacing w:val="20"/>
           <w:szCs w:val="20"/>
         </w:rPr>
-        <w:t>0, 1, 2</w:t>
+        <w:t>運行時錯誤</w:t>
       </w:r>
     </w:p>
     <w:p>
@@ -11040,7 +11035,7 @@
           <w:spacing w:val="20"/>
           <w:szCs w:val="20"/>
         </w:rPr>
-        <w:t>0, 1, 2, 3</w:t>
+        <w:t>溢出錯誤</w:t>
       </w:r>
     </w:p>
     <w:p>
@@ -11097,23 +11092,23 @@
           <w:spacing w:val="20"/>
           <w:szCs w:val="20"/>
         </w:rPr>
-        <w:t>3</w:t>
-      </w:r>
-      <w:r>
-        <w:rPr>
-          <w:rFonts w:hint="eastAsia" w:ascii="新細明體" w:hAnsi="新細明體"/>
-          <w:spacing w:val="20"/>
-          <w:szCs w:val="20"/>
-        </w:rPr>
-        <w:t xml:space="preserve"> </w:t>
-      </w:r>
-      <w:r>
-        <w:rPr>
-          <w:rFonts w:hint="eastAsia" w:ascii="新細明體" w:hAnsi="新細明體"/>
-          <w:spacing w:val="20"/>
-          <w:szCs w:val="20"/>
-        </w:rPr>
-        <w:t xml:space="preserve"> </w:t>
+        <w:t>邏</w:t>
+      </w:r>
+      <w:r>
+        <w:rPr>
+          <w:rFonts w:hint="eastAsia" w:ascii="新細明體" w:hAnsi="新細明體"/>
+          <w:spacing w:val="20"/>
+          <w:szCs w:val="20"/>
+        </w:rPr>
+        <w:t>輯</w:t>
+      </w:r>
+      <w:r>
+        <w:rPr>
+          <w:rFonts w:hint="eastAsia" w:ascii="新細明體" w:hAnsi="新細明體"/>
+          <w:spacing w:val="20"/>
+          <w:szCs w:val="20"/>
+        </w:rPr>
+        <w:t>錯誤</w:t>
       </w:r>
     </w:p>
     <w:p>
@@ -11177,23 +11172,15 @@
           <w:spacing w:val="20"/>
           <w:szCs w:val="20"/>
         </w:rPr>
-        <w:t>考</w:t>
-      </w:r>
-      <w:r>
-        <w:rPr>
-          <w:rFonts w:hint="eastAsia" w:ascii="新細明體" w:hAnsi="新細明體"/>
-          <w:spacing w:val="20"/>
-          <w:szCs w:val="20"/>
-        </w:rPr>
-        <w:t>慮</w:t>
-      </w:r>
-      <w:r>
-        <w:rPr>
-          <w:rFonts w:hint="eastAsia" w:ascii="新細明體" w:hAnsi="新細明體"/>
-          <w:spacing w:val="20"/>
-          <w:szCs w:val="20"/>
-        </w:rPr>
-        <w:t>以</w:t>
+        <w:t>執</w:t>
+      </w:r>
+      <w:r>
+        <w:rPr>
+          <w:rFonts w:hint="eastAsia" w:ascii="新細明體" w:hAnsi="新細明體"/>
+          <w:spacing w:val="20"/>
+          <w:szCs w:val="20"/>
+        </w:rPr>
+        <w:t>行</w:t>
       </w:r>
       <w:r>
         <w:rPr>
@@ -11209,7 +11196,15 @@
           <w:spacing w:val="20"/>
           <w:szCs w:val="20"/>
         </w:rPr>
-        <w:t>偽代碼：</w:t>
+        <w:t>列</w:t>
+      </w:r>
+      <w:r>
+        <w:rPr>
+          <w:rFonts w:hint="eastAsia" w:ascii="新細明體" w:hAnsi="新細明體"/>
+          <w:spacing w:val="20"/>
+          <w:szCs w:val="20"/>
+        </w:rPr>
+        <w:t xml:space="preserve"> Python 程式後，變數 i 的最終值是多少？</w:t>
       </w:r>
     </w:p>
     <w:p>
@@ -11236,7 +11231,31 @@
           <w:szCs w:val="20"/>
         </w:rPr>
         <w:tab/>
-        <w:t>s ← 0，i ← 1</w:t>
+        <w:t>i = 1</w:t>
+      </w:r>
+    </w:p>
+    <w:p>
+      <w:pPr>
+        <w:tabs>
+          <w:tab w:pos="567" w:val="left"/>
+          <w:tab w:pos="993" w:val="left"/>
+          <w:tab w:pos="1418" w:val="left"/>
+          <w:tab w:pos="1843" w:val="left"/>
+          <w:tab w:pos="2268" w:val="left"/>
+        </w:tabs>
+        <w:snapToGrid w:val="0"/>
+        <w:ind w:left="567" w:hanging="567"/>
+        <w:rPr>
+          <w:spacing w:val="20"/>
+          <w:szCs w:val="20"/>
+        </w:rPr>
+      </w:pPr>
+      <w:r>
+        <w:rPr>
+          <w:rFonts w:ascii="Courier New" w:hAnsi="Courier New"/>
+        </w:rPr>
+        <w:tab/>
+        <w:t>while i &lt;= 8:</w:t>
       </w:r>
     </w:p>
     <w:p>
@@ -11259,14 +11278,23 @@
       <w:r>
         <w:rPr>
           <w:rFonts w:ascii="Courier New" w:hAnsi="Courier New"/>
-        </w:rPr>
-        <w:tab/>
-        <w:t>當 i ≤ 3 時重複執行 s ← s + i 及 i ← i + 1，然後輸出 s</w:t>
-      </w:r>
-    </w:p>
-    <w:p>
-      <w:pPr>
-        <w:pStyle w:val="af3"/>
+          <w:spacing w:val="20"/>
+          <w:szCs w:val="20"/>
+        </w:rPr>
+        <w:tab/>
+      </w:r>
+      <w:r>
+        <w:rPr>
+          <w:rFonts w:hint="eastAsia" w:ascii="Courier New" w:hAnsi="Courier New"/>
+          <w:spacing w:val="20"/>
+          <w:szCs w:val="20"/>
+        </w:rPr>
+        <w:tab/>
+        <w:t>i = i * 2</w:t>
+      </w:r>
+    </w:p>
+    <w:p>
+      <w:pPr>
         <w:tabs>
           <w:tab w:pos="567" w:val="left"/>
           <w:tab w:pos="993" w:val="left"/>
@@ -11281,21 +11309,49 @@
           <w:szCs w:val="20"/>
         </w:rPr>
       </w:pPr>
+    </w:p>
+    <w:p>
+      <w:pPr>
+        <w:tabs>
+          <w:tab w:pos="567" w:val="left"/>
+          <w:tab w:pos="993" w:val="left"/>
+          <w:tab w:pos="1418" w:val="left"/>
+          <w:tab w:pos="1843" w:val="left"/>
+          <w:tab w:pos="2268" w:val="left"/>
+        </w:tabs>
+        <w:snapToGrid w:val="0"/>
+        <w:ind w:left="567" w:hanging="567"/>
+        <w:rPr>
+          <w:rFonts w:ascii="Courier New" w:hAnsi="Courier New" w:cs="Courier New"/>
+          <w:spacing w:val="20"/>
+          <w:szCs w:val="20"/>
+        </w:rPr>
+      </w:pPr>
       <w:r>
         <w:rPr>
           <w:rFonts w:ascii="新細明體" w:hAnsi="新細明體"/>
           <w:spacing w:val="20"/>
           <w:szCs w:val="20"/>
         </w:rPr>
-        <w:t>輸</w:t>
-      </w:r>
-      <w:r>
-        <w:rPr>
-          <w:rFonts w:hint="eastAsia" w:ascii="新細明體" w:hAnsi="新細明體"/>
-          <w:spacing w:val="20"/>
-          <w:szCs w:val="20"/>
-        </w:rPr>
-        <w:t>出是？</w:t>
+        <w:tab/>
+      </w:r>
+      <w:r>
+        <w:rPr>
+          <w:rFonts w:ascii="新細明體" w:hAnsi="新細明體"/>
+          <w:spacing w:val="20"/>
+          <w:szCs w:val="20"/>
+        </w:rPr>
+        <w:t>A</w:t>
+      </w:r>
+      <w:r>
+        <w:rPr>
+          <w:rFonts w:ascii="新細明體" w:hAnsi="新細明體" w:cs="Courier New"/>
+          <w:spacing w:val="20"/>
+          <w:szCs w:val="20"/>
+        </w:rPr>
+        <w:t>.</w:t>
+        <w:tab/>
+        <w:t>16</w:t>
       </w:r>
     </w:p>
     <w:p>
@@ -11310,10 +11366,37 @@
         <w:snapToGrid w:val="0"/>
         <w:ind w:left="567" w:hanging="567"/>
         <w:rPr>
-          <w:spacing w:val="20"/>
-          <w:szCs w:val="20"/>
-        </w:rPr>
-      </w:pPr>
+          <w:rFonts w:ascii="Courier New" w:hAnsi="Courier New" w:cs="Courier New"/>
+          <w:spacing w:val="20"/>
+          <w:szCs w:val="20"/>
+        </w:rPr>
+      </w:pPr>
+      <w:r>
+        <w:rPr>
+          <w:rFonts w:ascii="新細明體" w:hAnsi="新細明體"/>
+          <w:spacing w:val="20"/>
+          <w:szCs w:val="20"/>
+        </w:rPr>
+        <w:tab/>
+      </w:r>
+      <w:r>
+        <w:rPr>
+          <w:rFonts w:ascii="新細明體" w:hAnsi="新細明體"/>
+          <w:spacing w:val="20"/>
+          <w:szCs w:val="20"/>
+        </w:rPr>
+        <w:t>B</w:t>
+      </w:r>
+      <w:r>
+        <w:rPr>
+          <w:rFonts w:ascii="新細明體" w:hAnsi="新細明體" w:cs="Courier New"/>
+          <w:spacing w:val="20"/>
+          <w:szCs w:val="20"/>
+        </w:rPr>
+        <w:t>.</w:t>
+        <w:tab/>
+        <w:t>8</w:t>
+      </w:r>
     </w:p>
     <w:p>
       <w:pPr>
@@ -11346,7 +11429,7 @@
           <w:spacing w:val="20"/>
           <w:szCs w:val="20"/>
         </w:rPr>
-        <w:t>A</w:t>
+        <w:t>C</w:t>
       </w:r>
       <w:r>
         <w:rPr>
@@ -11356,7 +11439,7 @@
         </w:rPr>
         <w:t>.</w:t>
         <w:tab/>
-        <w:t>6</w:t>
+        <w:t>4</w:t>
       </w:r>
     </w:p>
     <w:p>
@@ -11390,7 +11473,7 @@
           <w:spacing w:val="20"/>
           <w:szCs w:val="20"/>
         </w:rPr>
-        <w:t>B</w:t>
+        <w:t>D</w:t>
       </w:r>
       <w:r>
         <w:rPr>
@@ -11400,95 +11483,7 @@
         </w:rPr>
         <w:t>.</w:t>
         <w:tab/>
-        <w:t>3</w:t>
-      </w:r>
-    </w:p>
-    <w:p>
-      <w:pPr>
-        <w:tabs>
-          <w:tab w:pos="567" w:val="left"/>
-          <w:tab w:pos="993" w:val="left"/>
-          <w:tab w:pos="1418" w:val="left"/>
-          <w:tab w:pos="1843" w:val="left"/>
-          <w:tab w:pos="2268" w:val="left"/>
-        </w:tabs>
-        <w:snapToGrid w:val="0"/>
-        <w:ind w:left="567" w:hanging="567"/>
-        <w:rPr>
-          <w:rFonts w:ascii="Courier New" w:hAnsi="Courier New" w:cs="Courier New"/>
-          <w:spacing w:val="20"/>
-          <w:szCs w:val="20"/>
-        </w:rPr>
-      </w:pPr>
-      <w:r>
-        <w:rPr>
-          <w:rFonts w:ascii="新細明體" w:hAnsi="新細明體"/>
-          <w:spacing w:val="20"/>
-          <w:szCs w:val="20"/>
-        </w:rPr>
-        <w:tab/>
-      </w:r>
-      <w:r>
-        <w:rPr>
-          <w:rFonts w:ascii="新細明體" w:hAnsi="新細明體"/>
-          <w:spacing w:val="20"/>
-          <w:szCs w:val="20"/>
-        </w:rPr>
-        <w:t>C</w:t>
-      </w:r>
-      <w:r>
-        <w:rPr>
-          <w:rFonts w:ascii="新細明體" w:hAnsi="新細明體" w:cs="Courier New"/>
-          <w:spacing w:val="20"/>
-          <w:szCs w:val="20"/>
-        </w:rPr>
-        <w:t>.</w:t>
-        <w:tab/>
-        <w:t>10</w:t>
-      </w:r>
-    </w:p>
-    <w:p>
-      <w:pPr>
-        <w:tabs>
-          <w:tab w:pos="567" w:val="left"/>
-          <w:tab w:pos="993" w:val="left"/>
-          <w:tab w:pos="1418" w:val="left"/>
-          <w:tab w:pos="1843" w:val="left"/>
-          <w:tab w:pos="2268" w:val="left"/>
-        </w:tabs>
-        <w:snapToGrid w:val="0"/>
-        <w:ind w:left="567" w:hanging="567"/>
-        <w:rPr>
-          <w:rFonts w:ascii="Courier New" w:hAnsi="Courier New" w:cs="Courier New"/>
-          <w:spacing w:val="20"/>
-          <w:szCs w:val="20"/>
-        </w:rPr>
-      </w:pPr>
-      <w:r>
-        <w:rPr>
-          <w:rFonts w:ascii="新細明體" w:hAnsi="新細明體"/>
-          <w:spacing w:val="20"/>
-          <w:szCs w:val="20"/>
-        </w:rPr>
-        <w:tab/>
-      </w:r>
-      <w:r>
-        <w:rPr>
-          <w:rFonts w:ascii="新細明體" w:hAnsi="新細明體"/>
-          <w:spacing w:val="20"/>
-          <w:szCs w:val="20"/>
-        </w:rPr>
-        <w:t>D</w:t>
-      </w:r>
-      <w:r>
-        <w:rPr>
-          <w:rFonts w:ascii="新細明體" w:hAnsi="新細明體" w:cs="Courier New"/>
-          <w:spacing w:val="20"/>
-          <w:szCs w:val="20"/>
-        </w:rPr>
-        <w:t>.</w:t>
-        <w:tab/>
-        <w:t>1</w:t>
+        <w:t>2</w:t>
       </w:r>
     </w:p>
     <w:p>
@@ -11576,11 +11571,12 @@
           <w:spacing w:val="20"/>
           <w:szCs w:val="20"/>
         </w:rPr>
-        <w:t>執行下列 Python 程式後，列表 nums 的內容是什麼？</w:t>
-      </w:r>
-    </w:p>
-    <w:p>
-      <w:pPr>
+        <w:t>智傑正在開發一個供用戶搜尋歌曲的程式。以下哪項 / 些可能是這程式的輸入？</w:t>
+      </w:r>
+    </w:p>
+    <w:p>
+      <w:pPr>
+        <w:pStyle w:val="af3"/>
         <w:tabs>
           <w:tab w:pos="567" w:val="left"/>
           <w:tab w:pos="993" w:val="left"/>
@@ -11595,18 +11591,24 @@
           <w:szCs w:val="20"/>
         </w:rPr>
       </w:pPr>
-    </w:p>
-    <w:p>
-      <w:pPr>
-        <w:tabs>
-          <w:tab w:pos="567" w:val="left"/>
-          <w:tab w:pos="993" w:val="left"/>
-          <w:tab w:pos="1418" w:val="left"/>
-          <w:tab w:pos="1843" w:val="left"/>
-          <w:tab w:pos="2268" w:val="left"/>
-        </w:tabs>
-        <w:snapToGrid w:val="0"/>
-        <w:spacing w:before="120"/>
+      <w:r>
+        <w:rPr>
+          <w:rFonts w:ascii="新細明體" w:hAnsi="新細明體"/>
+        </w:rPr>
+        <w:t>(0)</w:t>
+      </w:r>
+    </w:p>
+    <w:p>
+      <w:pPr>
+        <w:pStyle w:val="af3"/>
+        <w:tabs>
+          <w:tab w:pos="567" w:val="left"/>
+          <w:tab w:pos="993" w:val="left"/>
+          <w:tab w:pos="1418" w:val="left"/>
+          <w:tab w:pos="1843" w:val="left"/>
+          <w:tab w:pos="2268" w:val="left"/>
+        </w:tabs>
+        <w:snapToGrid w:val="0"/>
         <w:ind w:left="567" w:hanging="567"/>
         <w:rPr>
           <w:rFonts w:ascii="Courier New" w:hAnsi="Courier New" w:cs="Courier New"/>
@@ -11616,23 +11618,94 @@
       </w:pPr>
       <w:r>
         <w:rPr>
+          <w:rFonts w:ascii="新細明體" w:hAnsi="新細明體" w:cs="Courier New"/>
+          <w:spacing w:val="20"/>
+          <w:szCs w:val="20"/>
+        </w:rPr>
+        <w:t>歌</w:t>
+      </w:r>
+      <w:r>
+        <w:rPr>
+          <w:rFonts w:ascii="新細明體" w:hAnsi="新細明體" w:cs="Courier New"/>
+          <w:spacing w:val="20"/>
+          <w:szCs w:val="20"/>
+        </w:rPr>
+        <w:t>曲名稱</w:t>
+      </w:r>
+    </w:p>
+    <w:p>
+      <w:pPr>
+        <w:pStyle w:val="af3"/>
+        <w:tabs>
+          <w:tab w:pos="567" w:val="left"/>
+          <w:tab w:pos="993" w:val="left"/>
+          <w:tab w:pos="1418" w:val="left"/>
+          <w:tab w:pos="1843" w:val="left"/>
+          <w:tab w:pos="2268" w:val="left"/>
+        </w:tabs>
+        <w:snapToGrid w:val="0"/>
+        <w:ind w:left="567" w:hanging="567"/>
+        <w:rPr>
           <w:rFonts w:ascii="Courier New" w:hAnsi="Courier New" w:cs="Courier New"/>
           <w:spacing w:val="20"/>
           <w:szCs w:val="20"/>
         </w:rPr>
-        <w:tab/>
-      </w:r>
-      <w:r>
+      </w:pPr>
+      <w:r>
+        <w:rPr>
+          <w:rFonts w:ascii="新細明體" w:hAnsi="新細明體" w:cs="Courier New"/>
+          <w:spacing w:val="20"/>
+          <w:szCs w:val="20"/>
+        </w:rPr>
+        <w:t>(</w:t>
+      </w:r>
+      <w:r>
+        <w:rPr>
+          <w:rFonts w:ascii="新細明體" w:hAnsi="新細明體" w:cs="Courier New"/>
+          <w:spacing w:val="20"/>
+          <w:szCs w:val="20"/>
+        </w:rPr>
+        <w:t>3)</w:t>
+      </w:r>
+    </w:p>
+    <w:p>
+      <w:pPr>
+        <w:pStyle w:val="af3"/>
+        <w:tabs>
+          <w:tab w:pos="567" w:val="left"/>
+          <w:tab w:pos="993" w:val="left"/>
+          <w:tab w:pos="1418" w:val="left"/>
+          <w:tab w:pos="1843" w:val="left"/>
+          <w:tab w:pos="2268" w:val="left"/>
+        </w:tabs>
+        <w:snapToGrid w:val="0"/>
+        <w:ind w:left="567" w:hanging="567"/>
         <w:rPr>
           <w:rFonts w:ascii="Courier New" w:hAnsi="Courier New" w:cs="Courier New"/>
           <w:spacing w:val="20"/>
           <w:szCs w:val="20"/>
         </w:rPr>
-        <w:t>nums = [3, 1, 4, 2]</w:t>
-      </w:r>
-    </w:p>
-    <w:p>
-      <w:pPr>
+      </w:pPr>
+      <w:r>
+        <w:rPr>
+          <w:rFonts w:ascii="新細明體" w:hAnsi="新細明體" w:cs="Courier New"/>
+          <w:spacing w:val="20"/>
+          <w:szCs w:val="20"/>
+        </w:rPr>
+        <w:t>歌</w:t>
+      </w:r>
+      <w:r>
+        <w:rPr>
+          <w:rFonts w:ascii="新細明體" w:hAnsi="新細明體" w:cs="Courier New"/>
+          <w:spacing w:val="20"/>
+          <w:szCs w:val="20"/>
+        </w:rPr>
+        <w:t>曲的檔案大小</w:t>
+      </w:r>
+    </w:p>
+    <w:p>
+      <w:pPr>
+        <w:pStyle w:val="af3"/>
         <w:tabs>
           <w:tab w:pos="567" w:val="left"/>
           <w:tab w:pos="993" w:val="left"/>
@@ -11650,19 +11723,104 @@
       </w:pPr>
       <w:r>
         <w:rPr>
+          <w:rFonts w:ascii="新細明體" w:hAnsi="新細明體" w:cs="Courier New"/>
+          <w:spacing w:val="20"/>
+          <w:szCs w:val="20"/>
+        </w:rPr>
+        <w:t>(</w:t>
+      </w:r>
+      <w:r>
+        <w:rPr>
+          <w:rFonts w:ascii="新細明體" w:hAnsi="新細明體" w:cs="Courier New"/>
+          <w:spacing w:val="20"/>
+          <w:szCs w:val="20"/>
+        </w:rPr>
+        <w:t>2</w:t>
+      </w:r>
+      <w:r>
+        <w:rPr>
+          <w:rFonts w:ascii="新細明體" w:hAnsi="新細明體" w:cs="Courier New"/>
+          <w:spacing w:val="20"/>
+          <w:szCs w:val="20"/>
+        </w:rPr>
+        <w:t>)</w:t>
+      </w:r>
+    </w:p>
+    <w:p>
+      <w:pPr>
+        <w:pStyle w:val="af3"/>
+        <w:tabs>
+          <w:tab w:pos="567" w:val="left"/>
+          <w:tab w:pos="993" w:val="left"/>
+          <w:tab w:pos="1418" w:val="left"/>
+          <w:tab w:pos="1843" w:val="left"/>
+          <w:tab w:pos="2268" w:val="left"/>
+        </w:tabs>
+        <w:snapToGrid w:val="0"/>
+        <w:ind w:left="567" w:hanging="567"/>
+        <w:rPr>
           <w:rFonts w:ascii="Courier New" w:hAnsi="Courier New" w:cs="Courier New"/>
           <w:spacing w:val="20"/>
           <w:szCs w:val="20"/>
         </w:rPr>
-        <w:tab/>
-      </w:r>
-      <w:r>
+      </w:pPr>
+      <w:r>
+        <w:rPr>
+          <w:rFonts w:ascii="新細明體" w:hAnsi="新細明體" w:cs="Courier New"/>
+          <w:spacing w:val="20"/>
+          <w:szCs w:val="20"/>
+        </w:rPr>
+        <w:t>一</w:t>
+      </w:r>
+      <w:r>
+        <w:rPr>
+          <w:rFonts w:ascii="新細明體" w:hAnsi="新細明體" w:cs="Courier New"/>
+          <w:spacing w:val="20"/>
+          <w:szCs w:val="20"/>
+        </w:rPr>
+        <w:t>部</w:t>
+      </w:r>
+      <w:r>
+        <w:rPr>
+          <w:rFonts w:ascii="新細明體" w:hAnsi="新細明體" w:cs="Courier New"/>
+          <w:spacing w:val="20"/>
+          <w:szCs w:val="20"/>
+        </w:rPr>
+        <w:t>分歌詞</w:t>
+      </w:r>
+    </w:p>
+    <w:p>
+      <w:pPr>
+        <w:tabs>
+          <w:tab w:pos="567" w:val="left"/>
+          <w:tab w:pos="993" w:val="left"/>
+          <w:tab w:pos="1418" w:val="left"/>
+          <w:tab w:pos="1843" w:val="left"/>
+          <w:tab w:pos="2268" w:val="left"/>
+        </w:tabs>
+        <w:snapToGrid w:val="0"/>
+        <w:ind w:left="567" w:hanging="567"/>
         <w:rPr>
           <w:rFonts w:ascii="Courier New" w:hAnsi="Courier New" w:cs="Courier New"/>
           <w:spacing w:val="20"/>
           <w:szCs w:val="20"/>
         </w:rPr>
-        <w:t>for k in range(1, len(nums)):</w:t>
+      </w:pPr>
+      <w:r>
+        <w:rPr>
+          <w:rFonts w:ascii="Courier New" w:hAnsi="Courier New" w:cs="Courier New"/>
+          <w:spacing w:val="20"/>
+          <w:szCs w:val="20"/>
+        </w:rPr>
+        <w:t xml:space="preserve"> </w:t>
+      </w:r>
+      <w:r>
+        <w:rPr>
+          <w:rFonts w:ascii="Courier New" w:hAnsi="Courier New" w:cs="Courier New"/>
+          <w:spacing w:val="20"/>
+          <w:szCs w:val="20"/>
+        </w:rPr>
+        <w:t xml:space="preserve"> </w:t>
       </w:r>
     </w:p>
     <w:p>
@@ -11677,71 +11835,61 @@
         <w:snapToGrid w:val="0"/>
         <w:ind w:left="567" w:hanging="567"/>
         <w:rPr>
-          <w:rFonts w:ascii="Courier New" w:hAnsi="Courier New" w:cs="Courier New"/>
-          <w:spacing w:val="20"/>
-          <w:szCs w:val="20"/>
-        </w:rPr>
-      </w:pPr>
-      <w:r>
-        <w:rPr>
-          <w:rFonts w:ascii="Courier New" w:hAnsi="Courier New" w:cs="Courier New"/>
-          <w:spacing w:val="20"/>
-          <w:szCs w:val="20"/>
-        </w:rPr>
-        <w:tab/>
-      </w:r>
-      <w:r>
-        <w:rPr>
-          <w:rFonts w:ascii="Courier New" w:hAnsi="Courier New" w:cs="Courier New"/>
-          <w:spacing w:val="20"/>
-          <w:szCs w:val="20"/>
-        </w:rPr>
-        <w:tab/>
-        <w:t>if nums[k] &lt; nums[k - 1]:</w:t>
-      </w:r>
-    </w:p>
-    <w:p>
-      <w:pPr>
-        <w:tabs>
-          <w:tab w:pos="567" w:val="left"/>
-          <w:tab w:pos="993" w:val="left"/>
-          <w:tab w:pos="1418" w:val="left"/>
-          <w:tab w:pos="1843" w:val="left"/>
-          <w:tab w:pos="2268" w:val="left"/>
-        </w:tabs>
-        <w:snapToGrid w:val="0"/>
-        <w:spacing w:after="120"/>
+          <w:spacing w:val="20"/>
+          <w:szCs w:val="20"/>
+        </w:rPr>
+      </w:pPr>
+      <w:r>
+        <w:rPr>
+          <w:rFonts w:ascii="新細明體" w:hAnsi="新細明體"/>
+        </w:rPr>
+        <w:tab/>
+        <w:t>A.</w:t>
+        <w:tab/>
+        <w:t>只有 (1) 和 (3)</w:t>
+      </w:r>
+    </w:p>
+    <w:p>
+      <w:pPr>
+        <w:tabs>
+          <w:tab w:pos="567" w:val="left"/>
+          <w:tab w:pos="993" w:val="left"/>
+          <w:tab w:pos="1418" w:val="left"/>
+          <w:tab w:pos="1843" w:val="left"/>
+          <w:tab w:pos="2268" w:val="left"/>
+        </w:tabs>
+        <w:snapToGrid w:val="0"/>
         <w:ind w:left="567" w:hanging="567"/>
         <w:rPr>
-          <w:rFonts w:ascii="Courier New" w:hAnsi="Courier New" w:cs="Courier New"/>
-          <w:spacing w:val="20"/>
-          <w:szCs w:val="20"/>
-        </w:rPr>
-      </w:pPr>
-      <w:r>
-        <w:rPr>
-          <w:rFonts w:ascii="Courier New" w:hAnsi="Courier New" w:cs="Courier New"/>
-          <w:spacing w:val="20"/>
-          <w:szCs w:val="20"/>
-        </w:rPr>
-        <w:tab/>
-      </w:r>
-      <w:r>
-        <w:rPr>
-          <w:rFonts w:ascii="Courier New" w:hAnsi="Courier New" w:cs="Courier New"/>
-          <w:spacing w:val="20"/>
-          <w:szCs w:val="20"/>
-        </w:rPr>
-        <w:tab/>
-      </w:r>
-      <w:r>
-        <w:rPr>
-          <w:rFonts w:ascii="Courier New" w:hAnsi="Courier New" w:cs="Courier New"/>
-          <w:spacing w:val="20"/>
-          <w:szCs w:val="20"/>
-        </w:rPr>
-        <w:tab/>
-        <w:t>nums[k], nums[k - 1] = nums[k - 1], nums[k]</w:t>
+          <w:spacing w:val="20"/>
+          <w:szCs w:val="20"/>
+        </w:rPr>
+      </w:pPr>
+      <w:r>
+        <w:rPr>
+          <w:rFonts w:ascii="新細明體" w:hAnsi="新細明體"/>
+          <w:spacing w:val="20"/>
+          <w:szCs w:val="20"/>
+        </w:rPr>
+        <w:tab/>
+      </w:r>
+      <w:r>
+        <w:rPr>
+          <w:rFonts w:ascii="新細明體" w:hAnsi="新細明體"/>
+          <w:spacing w:val="20"/>
+          <w:szCs w:val="20"/>
+        </w:rPr>
+        <w:t>B</w:t>
+      </w:r>
+      <w:r>
+        <w:rPr>
+          <w:rFonts w:ascii="新細明體" w:hAnsi="新細明體" w:cs="Courier New"/>
+          <w:spacing w:val="20"/>
+          <w:szCs w:val="20"/>
+        </w:rPr>
+        <w:t>.</w:t>
+        <w:tab/>
+        <w:t>只有 (1)</w:t>
       </w:r>
     </w:p>
     <w:p>
@@ -11756,34 +11904,35 @@
         <w:snapToGrid w:val="0"/>
         <w:ind w:left="567" w:hanging="567"/>
         <w:rPr>
-          <w:rFonts w:ascii="Courier New" w:hAnsi="Courier New" w:cs="Courier New"/>
-          <w:spacing w:val="20"/>
-          <w:szCs w:val="20"/>
-        </w:rPr>
-      </w:pPr>
-      <w:r>
-        <w:rPr>
-          <w:rFonts w:ascii="Courier New" w:hAnsi="Courier New" w:cs="Courier New"/>
-          <w:spacing w:val="20"/>
-          <w:szCs w:val="20"/>
-        </w:rPr>
-        <w:t xml:space="preserve"> </w:t>
-      </w:r>
-      <w:r>
-        <w:rPr>
-          <w:rFonts w:ascii="Courier New" w:hAnsi="Courier New" w:cs="Courier New"/>
-          <w:spacing w:val="20"/>
-          <w:szCs w:val="20"/>
-        </w:rPr>
-        <w:t xml:space="preserve"> </w:t>
-      </w:r>
-      <w:r>
-        <w:rPr>
-          <w:rFonts w:ascii="Courier New" w:hAnsi="Courier New" w:cs="Courier New"/>
-          <w:spacing w:val="20"/>
-          <w:szCs w:val="20"/>
-        </w:rPr>
-        <w:t xml:space="preserve"> </w:t>
+          <w:spacing w:val="20"/>
+          <w:szCs w:val="20"/>
+        </w:rPr>
+      </w:pPr>
+      <w:r>
+        <w:rPr>
+          <w:rFonts w:ascii="新細明體" w:hAnsi="新細明體"/>
+          <w:spacing w:val="20"/>
+          <w:szCs w:val="20"/>
+        </w:rPr>
+        <w:tab/>
+      </w:r>
+      <w:r>
+        <w:rPr>
+          <w:rFonts w:ascii="新細明體" w:hAnsi="新細明體"/>
+          <w:spacing w:val="20"/>
+          <w:szCs w:val="20"/>
+        </w:rPr>
+        <w:t>C</w:t>
+      </w:r>
+      <w:r>
+        <w:rPr>
+          <w:rFonts w:ascii="新細明體" w:hAnsi="新細明體" w:cs="Courier New"/>
+          <w:spacing w:val="20"/>
+          <w:szCs w:val="20"/>
+        </w:rPr>
+        <w:t>.</w:t>
+        <w:tab/>
+        <w:t>只有 (2) 和 (3)</w:t>
       </w:r>
     </w:p>
     <w:p>
@@ -11798,180 +11947,35 @@
         <w:snapToGrid w:val="0"/>
         <w:ind w:left="567" w:hanging="567"/>
         <w:rPr>
-          <w:rFonts w:ascii="Courier New" w:hAnsi="Courier New" w:cs="Courier New"/>
-          <w:spacing w:val="20"/>
-          <w:szCs w:val="20"/>
-        </w:rPr>
-      </w:pPr>
+          <w:spacing w:val="20"/>
+          <w:szCs w:val="20"/>
+        </w:rPr>
+      </w:pPr>
+      <w:r>
+        <w:rPr>
+          <w:rFonts w:ascii="新細明體" w:hAnsi="新細明體"/>
+          <w:spacing w:val="20"/>
+          <w:szCs w:val="20"/>
+        </w:rPr>
+        <w:tab/>
+      </w:r>
+      <w:r>
+        <w:rPr>
+          <w:rFonts w:ascii="新細明體" w:hAnsi="新細明體"/>
+          <w:spacing w:val="20"/>
+          <w:szCs w:val="20"/>
+        </w:rPr>
+        <w:t>D</w:t>
+      </w:r>
       <w:r>
         <w:rPr>
           <w:rFonts w:ascii="新細明體" w:hAnsi="新細明體" w:cs="Courier New"/>
           <w:spacing w:val="20"/>
           <w:szCs w:val="20"/>
         </w:rPr>
-        <w:tab/>
-      </w:r>
-      <w:r>
-        <w:rPr>
-          <w:rFonts w:ascii="新細明體" w:hAnsi="新細明體" w:cs="Courier New"/>
-          <w:spacing w:val="20"/>
-          <w:szCs w:val="20"/>
-        </w:rPr>
-        <w:t>A.</w:t>
-        <w:tab/>
-        <w:t>[1, 3, 4, 2]</w:t>
-      </w:r>
-    </w:p>
-    <w:p>
-      <w:pPr>
-        <w:tabs>
-          <w:tab w:pos="567" w:val="left"/>
-          <w:tab w:pos="993" w:val="left"/>
-          <w:tab w:pos="1418" w:val="left"/>
-          <w:tab w:pos="1843" w:val="left"/>
-          <w:tab w:pos="2268" w:val="left"/>
-        </w:tabs>
-        <w:snapToGrid w:val="0"/>
-        <w:ind w:left="567" w:hanging="567"/>
-        <w:rPr>
-          <w:spacing w:val="20"/>
-          <w:szCs w:val="20"/>
-        </w:rPr>
-      </w:pPr>
-      <w:r>
-        <w:rPr>
-          <w:rFonts w:ascii="新細明體" w:hAnsi="新細明體"/>
-        </w:rPr>
-        <w:tab/>
-        <w:t>B.</w:t>
-        <w:tab/>
-        <w:t>[3, 4, 1, 2]</w:t>
-      </w:r>
-    </w:p>
-    <w:p>
-      <w:pPr>
-        <w:tabs>
-          <w:tab w:pos="567" w:val="left"/>
-          <w:tab w:pos="993" w:val="left"/>
-          <w:tab w:pos="1418" w:val="left"/>
-          <w:tab w:pos="1843" w:val="left"/>
-          <w:tab w:pos="2268" w:val="left"/>
-        </w:tabs>
-        <w:snapToGrid w:val="0"/>
-        <w:ind w:left="567" w:hanging="567"/>
-        <w:rPr>
-          <w:spacing w:val="20"/>
-          <w:szCs w:val="20"/>
-        </w:rPr>
-      </w:pPr>
-      <w:r>
-        <w:rPr>
-          <w:rFonts w:ascii="新細明體" w:hAnsi="新細明體"/>
-          <w:spacing w:val="20"/>
-          <w:szCs w:val="20"/>
-        </w:rPr>
-        <w:tab/>
-      </w:r>
-      <w:r>
-        <w:rPr>
-          <w:rFonts w:ascii="新細明體" w:hAnsi="新細明體"/>
-          <w:spacing w:val="20"/>
-          <w:szCs w:val="20"/>
-        </w:rPr>
-        <w:t>C</w:t>
-      </w:r>
-      <w:r>
-        <w:rPr>
-          <w:rFonts w:ascii="新細明體" w:hAnsi="新細明體" w:cs="Courier New"/>
-          <w:spacing w:val="20"/>
-          <w:szCs w:val="20"/>
-        </w:rPr>
         <w:t>.</w:t>
         <w:tab/>
-        <w:t>[3, 1, 2, 4]</w:t>
-      </w:r>
-    </w:p>
-    <w:p>
-      <w:pPr>
-        <w:tabs>
-          <w:tab w:pos="567" w:val="left"/>
-          <w:tab w:pos="993" w:val="left"/>
-          <w:tab w:pos="1418" w:val="left"/>
-          <w:tab w:pos="1843" w:val="left"/>
-          <w:tab w:pos="2268" w:val="left"/>
-        </w:tabs>
-        <w:snapToGrid w:val="0"/>
-        <w:ind w:left="567" w:hanging="567"/>
-        <w:rPr>
-          <w:spacing w:val="20"/>
-          <w:szCs w:val="20"/>
-        </w:rPr>
-      </w:pPr>
-      <w:r>
-        <w:rPr>
-          <w:rFonts w:ascii="新細明體" w:hAnsi="新細明體"/>
-          <w:spacing w:val="20"/>
-          <w:szCs w:val="20"/>
-        </w:rPr>
-        <w:tab/>
-      </w:r>
-      <w:r>
-        <w:rPr>
-          <w:rFonts w:ascii="新細明體" w:hAnsi="新細明體"/>
-          <w:spacing w:val="20"/>
-          <w:szCs w:val="20"/>
-        </w:rPr>
-        <w:t>D</w:t>
-      </w:r>
-      <w:r>
-        <w:rPr>
-          <w:rFonts w:ascii="新細明體" w:hAnsi="新細明體" w:cs="Courier New"/>
-          <w:spacing w:val="20"/>
-          <w:szCs w:val="20"/>
-        </w:rPr>
-        <w:t>.</w:t>
-        <w:tab/>
-        <w:t>[1, 2, 3, 4]</w:t>
-      </w:r>
-    </w:p>
-    <w:p>
-      <w:pPr>
-        <w:tabs>
-          <w:tab w:pos="567" w:val="left"/>
-          <w:tab w:pos="993" w:val="left"/>
-          <w:tab w:pos="1418" w:val="left"/>
-          <w:tab w:pos="1843" w:val="left"/>
-          <w:tab w:pos="2268" w:val="left"/>
-        </w:tabs>
-        <w:snapToGrid w:val="0"/>
-        <w:spacing w:before="0" w:after="0" w:lineRule="exact" w:line="20"/>
-        <w:ind w:left="567" w:hanging="567"/>
-        <w:rPr>
-          <w:spacing w:val="20"/>
-          <w:szCs w:val="20"/>
-        </w:rPr>
-      </w:pPr>
-      <w:r>
-        <w:rPr>
-          <w:spacing w:val="20"/>
-          <w:szCs w:val="20"/>
-        </w:rPr>
-        <w:t xml:space="preserve"> </w:t>
-      </w:r>
-      <w:r>
-        <w:rPr>
-          <w:spacing w:val="20"/>
-          <w:szCs w:val="20"/>
-        </w:rPr>
-        <w:t xml:space="preserve"> </w:t>
-      </w:r>
-      <w:r>
-        <w:rPr>
-          <w:rFonts w:ascii="Courier New" w:hAnsi="Courier New" w:cs="Courier New"/>
-          <w:spacing w:val="20"/>
-          <w:szCs w:val="20"/>
-        </w:rPr>
-        <w:t xml:space="preserve"> </w:t>
+        <w:t>只有 (2)</w:t>
       </w:r>
     </w:p>
     <w:p>
@@ -12674,121 +12678,121 @@
           <w:spacing w:val="20"/>
           <w:szCs w:val="20"/>
         </w:rPr>
+        <w:t>0</w:t>
+      </w:r>
+      <w:r>
+        <w:rPr>
+          <w:rFonts w:ascii="新細明體" w:hAnsi="新細明體" w:cs="Courier New"/>
+          <w:spacing w:val="20"/>
+          <w:szCs w:val="20"/>
+        </w:rPr>
+        <w:t xml:space="preserve"> </w:t>
+      </w:r>
+      <w:r>
+        <w:rPr>
+          <w:rFonts w:ascii="新細明體" w:hAnsi="新細明體" w:cs="Courier New"/>
+          <w:spacing w:val="20"/>
+          <w:szCs w:val="20"/>
+        </w:rPr>
+        <w:t xml:space="preserve"> </w:t>
+      </w:r>
+      <w:r>
+        <w:rPr>
+          <w:rFonts w:ascii="新細明體" w:hAnsi="新細明體" w:cs="Courier New"/>
+          <w:spacing w:val="20"/>
+          <w:szCs w:val="20"/>
+        </w:rPr>
+        <w:t xml:space="preserve"> </w:t>
+      </w:r>
+      <w:r>
+        <w:rPr>
+          <w:rFonts w:hint="eastAsia" w:ascii="新細明體" w:hAnsi="新細明體"/>
+          <w:spacing w:val="20"/>
+          <w:szCs w:val="20"/>
+        </w:rPr>
+        <w:t xml:space="preserve"> </w:t>
+      </w:r>
+      <w:r>
+        <w:rPr>
+          <w:rFonts w:hint="eastAsia" w:ascii="新細明體" w:hAnsi="新細明體"/>
+          <w:spacing w:val="20"/>
+          <w:szCs w:val="20"/>
+        </w:rPr>
+        <w:t xml:space="preserve"> </w:t>
+      </w:r>
+      <w:r>
+        <w:rPr>
+          <w:rFonts w:hint="eastAsia" w:ascii="新細明體" w:hAnsi="新細明體"/>
+          <w:spacing w:val="20"/>
+          <w:szCs w:val="20"/>
+        </w:rPr>
+        <w:t xml:space="preserve"> </w:t>
+      </w:r>
+      <w:r>
+        <w:rPr>
+          <w:rFonts w:ascii="新細明體" w:hAnsi="新細明體" w:cs="Courier New"/>
+          <w:spacing w:val="20"/>
+          <w:szCs w:val="20"/>
+        </w:rPr>
+        <w:t xml:space="preserve"> </w:t>
+      </w:r>
+      <w:r>
+        <w:rPr>
+          <w:rFonts w:ascii="新細明體" w:hAnsi="新細明體" w:cs="Courier New"/>
+          <w:spacing w:val="20"/>
+          <w:szCs w:val="20"/>
+        </w:rPr>
+        <w:t xml:space="preserve"> </w:t>
+      </w:r>
+      <w:r>
+        <w:rPr>
+          <w:rFonts w:ascii="新細明體" w:hAnsi="新細明體" w:cs="Courier New"/>
+          <w:spacing w:val="20"/>
+          <w:szCs w:val="20"/>
+        </w:rPr>
+        <w:t xml:space="preserve"> </w:t>
+      </w:r>
+      <w:r>
+        <w:rPr>
+          <w:rFonts w:hint="eastAsia" w:ascii="新細明體" w:hAnsi="新細明體"/>
+          <w:spacing w:val="20"/>
+          <w:szCs w:val="20"/>
+        </w:rPr>
+        <w:t xml:space="preserve"> </w:t>
+      </w:r>
+      <w:r>
+        <w:rPr>
+          <w:rFonts w:hint="eastAsia" w:ascii="新細明體" w:hAnsi="新細明體"/>
+          <w:spacing w:val="20"/>
+          <w:szCs w:val="20"/>
+        </w:rPr>
+        <w:t xml:space="preserve"> </w:t>
+      </w:r>
+    </w:p>
+    <w:p>
+      <w:pPr>
+        <w:tabs>
+          <w:tab w:pos="567" w:val="left"/>
+          <w:tab w:pos="993" w:val="left"/>
+          <w:tab w:pos="1418" w:val="left"/>
+          <w:tab w:pos="1843" w:val="left"/>
+          <w:tab w:pos="2268" w:val="left"/>
+        </w:tabs>
+        <w:snapToGrid w:val="0"/>
+        <w:ind w:left="567" w:hanging="567"/>
+        <w:rPr>
+          <w:spacing w:val="20"/>
+          <w:szCs w:val="20"/>
+        </w:rPr>
+      </w:pPr>
+      <w:r>
+        <w:rPr>
+          <w:rFonts w:ascii="新細明體" w:hAnsi="新細明體"/>
+        </w:rPr>
+        <w:tab/>
+        <w:t>D.</w:t>
+        <w:tab/>
         <w:t>5</w:t>
-      </w:r>
-      <w:r>
-        <w:rPr>
-          <w:rFonts w:ascii="新細明體" w:hAnsi="新細明體" w:cs="Courier New"/>
-          <w:spacing w:val="20"/>
-          <w:szCs w:val="20"/>
-        </w:rPr>
-        <w:t xml:space="preserve"> </w:t>
-      </w:r>
-      <w:r>
-        <w:rPr>
-          <w:rFonts w:ascii="新細明體" w:hAnsi="新細明體" w:cs="Courier New"/>
-          <w:spacing w:val="20"/>
-          <w:szCs w:val="20"/>
-        </w:rPr>
-        <w:t xml:space="preserve"> </w:t>
-      </w:r>
-      <w:r>
-        <w:rPr>
-          <w:rFonts w:ascii="新細明體" w:hAnsi="新細明體" w:cs="Courier New"/>
-          <w:spacing w:val="20"/>
-          <w:szCs w:val="20"/>
-        </w:rPr>
-        <w:t xml:space="preserve"> </w:t>
-      </w:r>
-      <w:r>
-        <w:rPr>
-          <w:rFonts w:hint="eastAsia" w:ascii="新細明體" w:hAnsi="新細明體"/>
-          <w:spacing w:val="20"/>
-          <w:szCs w:val="20"/>
-        </w:rPr>
-        <w:t xml:space="preserve"> </w:t>
-      </w:r>
-      <w:r>
-        <w:rPr>
-          <w:rFonts w:hint="eastAsia" w:ascii="新細明體" w:hAnsi="新細明體"/>
-          <w:spacing w:val="20"/>
-          <w:szCs w:val="20"/>
-        </w:rPr>
-        <w:t xml:space="preserve"> </w:t>
-      </w:r>
-      <w:r>
-        <w:rPr>
-          <w:rFonts w:hint="eastAsia" w:ascii="新細明體" w:hAnsi="新細明體"/>
-          <w:spacing w:val="20"/>
-          <w:szCs w:val="20"/>
-        </w:rPr>
-        <w:t xml:space="preserve"> </w:t>
-      </w:r>
-      <w:r>
-        <w:rPr>
-          <w:rFonts w:ascii="新細明體" w:hAnsi="新細明體" w:cs="Courier New"/>
-          <w:spacing w:val="20"/>
-          <w:szCs w:val="20"/>
-        </w:rPr>
-        <w:t xml:space="preserve"> </w:t>
-      </w:r>
-      <w:r>
-        <w:rPr>
-          <w:rFonts w:ascii="新細明體" w:hAnsi="新細明體" w:cs="Courier New"/>
-          <w:spacing w:val="20"/>
-          <w:szCs w:val="20"/>
-        </w:rPr>
-        <w:t xml:space="preserve"> </w:t>
-      </w:r>
-      <w:r>
-        <w:rPr>
-          <w:rFonts w:ascii="新細明體" w:hAnsi="新細明體" w:cs="Courier New"/>
-          <w:spacing w:val="20"/>
-          <w:szCs w:val="20"/>
-        </w:rPr>
-        <w:t xml:space="preserve"> </w:t>
-      </w:r>
-      <w:r>
-        <w:rPr>
-          <w:rFonts w:hint="eastAsia" w:ascii="新細明體" w:hAnsi="新細明體"/>
-          <w:spacing w:val="20"/>
-          <w:szCs w:val="20"/>
-        </w:rPr>
-        <w:t xml:space="preserve"> </w:t>
-      </w:r>
-      <w:r>
-        <w:rPr>
-          <w:rFonts w:hint="eastAsia" w:ascii="新細明體" w:hAnsi="新細明體"/>
-          <w:spacing w:val="20"/>
-          <w:szCs w:val="20"/>
-        </w:rPr>
-        <w:t xml:space="preserve"> </w:t>
-      </w:r>
-    </w:p>
-    <w:p>
-      <w:pPr>
-        <w:tabs>
-          <w:tab w:pos="567" w:val="left"/>
-          <w:tab w:pos="993" w:val="left"/>
-          <w:tab w:pos="1418" w:val="left"/>
-          <w:tab w:pos="1843" w:val="left"/>
-          <w:tab w:pos="2268" w:val="left"/>
-        </w:tabs>
-        <w:snapToGrid w:val="0"/>
-        <w:ind w:left="567" w:hanging="567"/>
-        <w:rPr>
-          <w:spacing w:val="20"/>
-          <w:szCs w:val="20"/>
-        </w:rPr>
-      </w:pPr>
-      <w:r>
-        <w:rPr>
-          <w:rFonts w:ascii="新細明體" w:hAnsi="新細明體"/>
-        </w:rPr>
-        <w:tab/>
-        <w:t>D.</w:t>
-        <w:tab/>
-        <w:t>0</w:t>
       </w:r>
     </w:p>
     <w:p>
@@ -13076,59 +13080,59 @@
         </w:rPr>
         <w:t>.</w:t>
         <w:tab/>
+        <w:t>6</w:t>
+      </w:r>
+    </w:p>
+    <w:p>
+      <w:pPr>
+        <w:tabs>
+          <w:tab w:pos="567" w:val="left"/>
+          <w:tab w:pos="993" w:val="left"/>
+          <w:tab w:pos="1418" w:val="left"/>
+          <w:tab w:pos="1843" w:val="left"/>
+          <w:tab w:pos="2268" w:val="left"/>
+        </w:tabs>
+        <w:snapToGrid w:val="0"/>
+        <w:ind w:left="567" w:hanging="567"/>
+        <w:rPr>
+          <w:spacing w:val="20"/>
+          <w:szCs w:val="20"/>
+        </w:rPr>
+      </w:pPr>
+      <w:r>
+        <w:rPr>
+          <w:rFonts w:ascii="新細明體" w:hAnsi="新細明體"/>
+        </w:rPr>
+        <w:tab/>
+        <w:t>B.</w:t>
+        <w:tab/>
+        <w:t>3</w:t>
+      </w:r>
+    </w:p>
+    <w:p>
+      <w:pPr>
+        <w:tabs>
+          <w:tab w:pos="567" w:val="left"/>
+          <w:tab w:pos="993" w:val="left"/>
+          <w:tab w:pos="1418" w:val="left"/>
+          <w:tab w:pos="1843" w:val="left"/>
+          <w:tab w:pos="2268" w:val="left"/>
+        </w:tabs>
+        <w:snapToGrid w:val="0"/>
+        <w:ind w:left="567" w:hanging="567"/>
+        <w:rPr>
+          <w:spacing w:val="20"/>
+          <w:szCs w:val="20"/>
+        </w:rPr>
+      </w:pPr>
+      <w:r>
+        <w:rPr>
+          <w:rFonts w:ascii="新細明體" w:hAnsi="新細明體"/>
+        </w:rPr>
+        <w:tab/>
+        <w:t>C.</w:t>
+        <w:tab/>
         <w:t>2</w:t>
-      </w:r>
-    </w:p>
-    <w:p>
-      <w:pPr>
-        <w:tabs>
-          <w:tab w:pos="567" w:val="left"/>
-          <w:tab w:pos="993" w:val="left"/>
-          <w:tab w:pos="1418" w:val="left"/>
-          <w:tab w:pos="1843" w:val="left"/>
-          <w:tab w:pos="2268" w:val="left"/>
-        </w:tabs>
-        <w:snapToGrid w:val="0"/>
-        <w:ind w:left="567" w:hanging="567"/>
-        <w:rPr>
-          <w:spacing w:val="20"/>
-          <w:szCs w:val="20"/>
-        </w:rPr>
-      </w:pPr>
-      <w:r>
-        <w:rPr>
-          <w:rFonts w:ascii="新細明體" w:hAnsi="新細明體"/>
-        </w:rPr>
-        <w:tab/>
-        <w:t>B.</w:t>
-        <w:tab/>
-        <w:t>3</w:t>
-      </w:r>
-    </w:p>
-    <w:p>
-      <w:pPr>
-        <w:tabs>
-          <w:tab w:pos="567" w:val="left"/>
-          <w:tab w:pos="993" w:val="left"/>
-          <w:tab w:pos="1418" w:val="left"/>
-          <w:tab w:pos="1843" w:val="left"/>
-          <w:tab w:pos="2268" w:val="left"/>
-        </w:tabs>
-        <w:snapToGrid w:val="0"/>
-        <w:ind w:left="567" w:hanging="567"/>
-        <w:rPr>
-          <w:spacing w:val="20"/>
-          <w:szCs w:val="20"/>
-        </w:rPr>
-      </w:pPr>
-      <w:r>
-        <w:rPr>
-          <w:rFonts w:ascii="新細明體" w:hAnsi="新細明體"/>
-        </w:rPr>
-        <w:tab/>
-        <w:t>C.</w:t>
-        <w:tab/>
-        <w:t>6</w:t>
       </w:r>
     </w:p>
     <w:p>
@@ -13199,19 +13203,20 @@
         <w:rPr>
           <w:rFonts w:ascii="新細明體" w:hAnsi="新細明體"/>
         </w:rPr>
-        <w:t>設 A = 1，B = 0，C = 1。下列哪項布林運算的結果為假？</w:t>
-      </w:r>
-    </w:p>
-    <w:p>
-      <w:pPr>
-        <w:tabs>
-          <w:tab w:pos="567" w:val="left"/>
-          <w:tab w:pos="993" w:val="left"/>
-          <w:tab w:pos="1418" w:val="left"/>
-          <w:tab w:pos="1843" w:val="left"/>
-          <w:tab w:pos="2268" w:val="left"/>
-        </w:tabs>
-        <w:snapToGrid w:val="0"/>
+        <w:t>考慮以下偽代碼：</w:t>
+      </w:r>
+    </w:p>
+    <w:p>
+      <w:pPr>
+        <w:tabs>
+          <w:tab w:pos="567" w:val="left"/>
+          <w:tab w:pos="993" w:val="left"/>
+          <w:tab w:pos="1418" w:val="left"/>
+          <w:tab w:pos="1843" w:val="left"/>
+          <w:tab w:pos="2268" w:val="left"/>
+        </w:tabs>
+        <w:snapToGrid w:val="0"/>
+        <w:spacing w:before="120" w:after="120"/>
         <w:ind w:left="567" w:hanging="567"/>
         <w:rPr>
           <w:spacing w:val="20"/>
@@ -13220,6 +13225,89 @@
       </w:pPr>
       <w:r>
         <w:rPr>
+          <w:rFonts w:hint="eastAsia" w:ascii="Courier New" w:hAnsi="Courier New"/>
+          <w:spacing w:val="20"/>
+          <w:szCs w:val="20"/>
+        </w:rPr>
+        <w:tab/>
+      </w:r>
+      <w:r>
+        <w:rPr>
+          <w:rFonts w:hint="eastAsia" w:ascii="Courier New" w:hAnsi="Courier New"/>
+          <w:spacing w:val="20"/>
+          <w:szCs w:val="20"/>
+        </w:rPr>
+        <w:t>若</w:t>
+      </w:r>
+      <w:r>
+        <w:rPr>
+          <w:rFonts w:hint="eastAsia" w:ascii="Courier New" w:hAnsi="Courier New"/>
+          <w:spacing w:val="20"/>
+          <w:szCs w:val="20"/>
+        </w:rPr>
+        <w:t xml:space="preserve"> (score ≥ 60) 且 (score ≤ 100) 則 grade ←「合格」，否則 grade ←「不合格」</w:t>
+      </w:r>
+    </w:p>
+    <w:p>
+      <w:pPr>
+        <w:pStyle w:val="af3"/>
+        <w:tabs>
+          <w:tab w:pos="567" w:val="left"/>
+          <w:tab w:pos="993" w:val="left"/>
+          <w:tab w:pos="1418" w:val="left"/>
+          <w:tab w:pos="1843" w:val="left"/>
+          <w:tab w:pos="2268" w:val="left"/>
+        </w:tabs>
+        <w:snapToGrid w:val="0"/>
+        <w:ind w:left="567" w:hanging="567"/>
+        <w:rPr>
+          <w:spacing w:val="20"/>
+          <w:szCs w:val="20"/>
+        </w:rPr>
+      </w:pPr>
+      <w:r>
+        <w:rPr>
+          <w:rFonts w:hint="eastAsia" w:ascii="新細明體" w:hAnsi="新細明體"/>
+          <w:spacing w:val="20"/>
+          <w:szCs w:val="20"/>
+        </w:rPr>
+        <w:t>若</w:t>
+      </w:r>
+      <w:r>
+        <w:rPr>
+          <w:rFonts w:hint="eastAsia" w:ascii="新細明體" w:hAnsi="新細明體"/>
+          <w:spacing w:val="20"/>
+          <w:szCs w:val="20"/>
+        </w:rPr>
+        <w:t xml:space="preserve"> </w:t>
+      </w:r>
+      <w:r>
+        <w:rPr>
+          <w:rFonts w:hint="eastAsia" w:ascii="新細明體" w:hAnsi="新細明體"/>
+          <w:spacing w:val="20"/>
+          <w:szCs w:val="20"/>
+        </w:rPr>
+        <w:t>score = 60，grade 是？</w:t>
+      </w:r>
+    </w:p>
+    <w:p>
+      <w:pPr>
+        <w:tabs>
+          <w:tab w:pos="567" w:val="left"/>
+          <w:tab w:pos="993" w:val="left"/>
+          <w:tab w:pos="1418" w:val="left"/>
+          <w:tab w:pos="1843" w:val="left"/>
+          <w:tab w:pos="2268" w:val="left"/>
+        </w:tabs>
+        <w:snapToGrid w:val="0"/>
+        <w:ind w:left="567" w:hanging="567"/>
+        <w:rPr>
+          <w:spacing w:val="20"/>
+          <w:szCs w:val="20"/>
+        </w:rPr>
+      </w:pPr>
+      <w:r>
+        <w:rPr>
           <w:rFonts w:hint="eastAsia"/>
           <w:spacing w:val="20"/>
           <w:szCs w:val="20"/>
@@ -13283,7 +13371,7 @@
         </w:rPr>
         <w:t>.</w:t>
         <w:tab/>
-        <w:t>(A AND B) OR C</w:t>
+        <w:t>不合格</w:t>
       </w:r>
     </w:p>
     <w:p>
@@ -13304,29 +13392,12 @@
       </w:pPr>
       <w:r>
         <w:rPr>
-          <w:rFonts w:hint="eastAsia" w:ascii="新細明體" w:hAnsi="新細明體"/>
-          <w:spacing w:val="20"/>
-          <w:szCs w:val="20"/>
-        </w:rPr>
-        <w:tab/>
-      </w:r>
-      <w:r>
-        <w:rPr>
-          <w:rFonts w:hint="eastAsia" w:ascii="新細明體" w:hAnsi="新細明體"/>
-          <w:spacing w:val="20"/>
-          <w:szCs w:val="20"/>
-        </w:rPr>
-        <w:t>B</w:t>
-      </w:r>
-      <w:r>
-        <w:rPr>
-          <w:rFonts w:hint="eastAsia" w:ascii="新細明體" w:hAnsi="新細明體"/>
-          <w:spacing w:val="20"/>
-          <w:szCs w:val="20"/>
-        </w:rPr>
-        <w:t>.</w:t>
-        <w:tab/>
-        <w:t>(NOT A) AND C</w:t>
+          <w:rFonts w:ascii="新細明體" w:hAnsi="新細明體"/>
+        </w:rPr>
+        <w:tab/>
+        <w:t>B.</w:t>
+        <w:tab/>
+        <w:t>60</w:t>
       </w:r>
     </w:p>
     <w:p>
@@ -13347,41 +13418,24 @@
       </w:pPr>
       <w:r>
         <w:rPr>
-          <w:rFonts w:hint="eastAsia" w:ascii="新細明體" w:hAnsi="新細明體"/>
-          <w:spacing w:val="20"/>
-          <w:szCs w:val="20"/>
-        </w:rPr>
-        <w:tab/>
-      </w:r>
-      <w:r>
-        <w:rPr>
-          <w:rFonts w:hint="eastAsia" w:ascii="新細明體" w:hAnsi="新細明體"/>
-          <w:spacing w:val="20"/>
-          <w:szCs w:val="20"/>
-        </w:rPr>
-        <w:t>C</w:t>
-      </w:r>
-      <w:r>
-        <w:rPr>
-          <w:rFonts w:hint="eastAsia" w:ascii="新細明體" w:hAnsi="新細明體"/>
-          <w:spacing w:val="20"/>
-          <w:szCs w:val="20"/>
-        </w:rPr>
-        <w:t>.</w:t>
-        <w:tab/>
-        <w:t>A XOR B</w:t>
-      </w:r>
-    </w:p>
-    <w:p>
-      <w:pPr>
-        <w:tabs>
-          <w:tab w:pos="567" w:val="left"/>
-          <w:tab w:pos="993" w:val="left"/>
-          <w:tab w:pos="1418" w:val="left"/>
-          <w:tab w:pos="1843" w:val="left"/>
-          <w:tab w:pos="2268" w:val="left"/>
-        </w:tabs>
-        <w:snapToGrid w:val="0"/>
+          <w:rFonts w:ascii="新細明體" w:hAnsi="新細明體"/>
+        </w:rPr>
+        <w:tab/>
+        <w:t>C.</w:t>
+        <w:tab/>
+        <w:t>合格</w:t>
+      </w:r>
+    </w:p>
+    <w:p>
+      <w:pPr>
+        <w:widowControl/>
+        <w:tabs>
+          <w:tab w:pos="567" w:val="left"/>
+          <w:tab w:pos="993" w:val="left"/>
+          <w:tab w:pos="1418" w:val="left"/>
+          <w:tab w:pos="1843" w:val="left"/>
+          <w:tab w:pos="2268" w:val="left"/>
+        </w:tabs>
         <w:ind w:left="567" w:hanging="567"/>
         <w:rPr>
           <w:spacing w:val="20"/>
@@ -13391,52 +13445,13 @@
       <w:r>
         <w:rPr>
           <w:rFonts w:ascii="新細明體" w:hAnsi="新細明體"/>
+          <w:spacing w:val="20"/>
+          <w:szCs w:val="20"/>
         </w:rPr>
         <w:tab/>
         <w:t>D.</w:t>
         <w:tab/>
-        <w:t>(NOT B) OR C</w:t>
-      </w:r>
-    </w:p>
-    <w:p>
-      <w:pPr>
-        <w:tabs>
-          <w:tab w:pos="567" w:val="left"/>
-          <w:tab w:pos="993" w:val="left"/>
-          <w:tab w:pos="1418" w:val="left"/>
-          <w:tab w:pos="1843" w:val="left"/>
-          <w:tab w:pos="2268" w:val="left"/>
-        </w:tabs>
-        <w:snapToGrid w:val="0"/>
-        <w:ind w:left="567" w:hanging="567"/>
-        <w:rPr>
-          <w:spacing w:val="20"/>
-          <w:szCs w:val="20"/>
-        </w:rPr>
-      </w:pPr>
-    </w:p>
-    <w:p>
-      <w:pPr>
-        <w:widowControl/>
-        <w:tabs>
-          <w:tab w:pos="567" w:val="left"/>
-          <w:tab w:pos="993" w:val="left"/>
-          <w:tab w:pos="1418" w:val="left"/>
-          <w:tab w:pos="1843" w:val="left"/>
-          <w:tab w:pos="2268" w:val="left"/>
-        </w:tabs>
-        <w:ind w:left="567" w:hanging="567"/>
-        <w:rPr>
-          <w:spacing w:val="20"/>
-          <w:szCs w:val="20"/>
-        </w:rPr>
-      </w:pPr>
-      <w:r>
-        <w:rPr>
-          <w:spacing w:val="20"/>
-          <w:szCs w:val="20"/>
-        </w:rPr>
-        <w:t xml:space="preserve"> </w:t>
+        <w:t>100</w:t>
       </w:r>
     </w:p>
     <w:p>
@@ -13466,7 +13481,7 @@
           <w:spacing w:val="20"/>
           <w:szCs w:val="20"/>
         </w:rPr>
-        <w:t>某旅行社以電腦處理機票預訂。陣列與鏈表模擬輪候名單。以下哪項（些）關於程式測試的敘述是正確的？</w:t>
+        <w:t>某校使用資訊系統管理學與教數據。陣列與鏈表模擬輪候名單。下列哪項（些）與程式測試有關的說法正確？</w:t>
       </w:r>
     </w:p>
     <w:p>
@@ -13527,7 +13542,7 @@
         </w:rPr>
         <w:t>(1)</w:t>
         <w:tab/>
-        <w:t>邊界值可檢驗極端輸入</w:t>
+        <w:t>測試應包含正常與異常情況</w:t>
         <w:tab/>
       </w:r>
     </w:p>
@@ -13572,7 +13587,7 @@
         </w:rPr>
         <w:t>(2)</w:t>
         <w:tab/>
-        <w:t>語法錯誤必定增加儲存空間</w:t>
+        <w:t>只測試輸出格式即可</w:t>
         <w:tab/>
       </w:r>
     </w:p>
@@ -13625,7 +13640,7 @@
         </w:rPr>
         <w:t>3)</w:t>
         <w:tab/>
-        <w:t>邏輯錯誤只適用於試算表</w:t>
+        <w:t>不必測試 IF 分支</w:t>
         <w:tab/>
       </w:r>
     </w:p>
@@ -14132,6 +14147,92 @@
         </w:rPr>
         <w:t>.</w:t>
         <w:tab/>
+        <w:t>只測試 n = 1</w:t>
+      </w:r>
+    </w:p>
+    <w:p>
+      <w:pPr>
+        <w:tabs>
+          <w:tab w:pos="567" w:val="left"/>
+          <w:tab w:pos="993" w:val="left"/>
+          <w:tab w:pos="1418" w:val="left"/>
+          <w:tab w:pos="1843" w:val="left"/>
+          <w:tab w:pos="2268" w:val="left"/>
+        </w:tabs>
+        <w:snapToGrid w:val="0"/>
+        <w:ind w:left="567" w:hanging="567"/>
+        <w:rPr>
+          <w:spacing w:val="20"/>
+          <w:szCs w:val="20"/>
+        </w:rPr>
+      </w:pPr>
+      <w:r>
+        <w:rPr>
+          <w:rFonts w:hint="eastAsia" w:ascii="新細明體" w:hAnsi="新細明體"/>
+          <w:spacing w:val="20"/>
+          <w:szCs w:val="20"/>
+        </w:rPr>
+        <w:tab/>
+      </w:r>
+      <w:r>
+        <w:rPr>
+          <w:rFonts w:hint="eastAsia" w:ascii="新細明體" w:hAnsi="新細明體"/>
+          <w:spacing w:val="20"/>
+          <w:szCs w:val="20"/>
+        </w:rPr>
+        <w:t>B</w:t>
+      </w:r>
+      <w:r>
+        <w:rPr>
+          <w:rFonts w:hint="eastAsia" w:ascii="新細明體" w:hAnsi="新細明體"/>
+          <w:spacing w:val="20"/>
+          <w:szCs w:val="20"/>
+        </w:rPr>
+        <w:t>.</w:t>
+        <w:tab/>
+        <w:t>n = 5</w:t>
+      </w:r>
+    </w:p>
+    <w:p>
+      <w:pPr>
+        <w:tabs>
+          <w:tab w:pos="567" w:val="left"/>
+          <w:tab w:pos="993" w:val="left"/>
+          <w:tab w:pos="1418" w:val="left"/>
+          <w:tab w:pos="1843" w:val="left"/>
+          <w:tab w:pos="2268" w:val="left"/>
+        </w:tabs>
+        <w:snapToGrid w:val="0"/>
+        <w:ind w:left="567" w:hanging="567"/>
+        <w:rPr>
+          <w:spacing w:val="20"/>
+          <w:szCs w:val="20"/>
+        </w:rPr>
+      </w:pPr>
+      <w:r>
+        <w:rPr>
+          <w:rFonts w:hint="eastAsia" w:ascii="新細明體" w:hAnsi="新細明體"/>
+          <w:spacing w:val="20"/>
+          <w:szCs w:val="20"/>
+        </w:rPr>
+        <w:tab/>
+      </w:r>
+      <w:r>
+        <w:rPr>
+          <w:rFonts w:hint="eastAsia" w:ascii="新細明體" w:hAnsi="新細明體"/>
+          <w:spacing w:val="20"/>
+          <w:szCs w:val="20"/>
+        </w:rPr>
+        <w:t>C</w:t>
+      </w:r>
+      <w:r>
+        <w:rPr>
+          <w:rFonts w:hint="eastAsia" w:ascii="新細明體" w:hAnsi="新細明體"/>
+          <w:spacing w:val="20"/>
+          <w:szCs w:val="20"/>
+        </w:rPr>
+        <w:t>.</w:t>
+        <w:tab/>
         <w:t>n = 10</w:t>
       </w:r>
     </w:p>
@@ -14165,7 +14266,7 @@
           <w:spacing w:val="20"/>
           <w:szCs w:val="20"/>
         </w:rPr>
-        <w:t>B</w:t>
+        <w:t>D</w:t>
       </w:r>
       <w:r>
         <w:rPr>
@@ -14176,92 +14277,6 @@
         <w:t>.</w:t>
         <w:tab/>
         <w:t>n = 0</w:t>
-      </w:r>
-    </w:p>
-    <w:p>
-      <w:pPr>
-        <w:tabs>
-          <w:tab w:pos="567" w:val="left"/>
-          <w:tab w:pos="993" w:val="left"/>
-          <w:tab w:pos="1418" w:val="left"/>
-          <w:tab w:pos="1843" w:val="left"/>
-          <w:tab w:pos="2268" w:val="left"/>
-        </w:tabs>
-        <w:snapToGrid w:val="0"/>
-        <w:ind w:left="567" w:hanging="567"/>
-        <w:rPr>
-          <w:spacing w:val="20"/>
-          <w:szCs w:val="20"/>
-        </w:rPr>
-      </w:pPr>
-      <w:r>
-        <w:rPr>
-          <w:rFonts w:hint="eastAsia" w:ascii="新細明體" w:hAnsi="新細明體"/>
-          <w:spacing w:val="20"/>
-          <w:szCs w:val="20"/>
-        </w:rPr>
-        <w:tab/>
-      </w:r>
-      <w:r>
-        <w:rPr>
-          <w:rFonts w:hint="eastAsia" w:ascii="新細明體" w:hAnsi="新細明體"/>
-          <w:spacing w:val="20"/>
-          <w:szCs w:val="20"/>
-        </w:rPr>
-        <w:t>C</w:t>
-      </w:r>
-      <w:r>
-        <w:rPr>
-          <w:rFonts w:hint="eastAsia" w:ascii="新細明體" w:hAnsi="新細明體"/>
-          <w:spacing w:val="20"/>
-          <w:szCs w:val="20"/>
-        </w:rPr>
-        <w:t>.</w:t>
-        <w:tab/>
-        <w:t>n = 5</w:t>
-      </w:r>
-    </w:p>
-    <w:p>
-      <w:pPr>
-        <w:tabs>
-          <w:tab w:pos="567" w:val="left"/>
-          <w:tab w:pos="993" w:val="left"/>
-          <w:tab w:pos="1418" w:val="left"/>
-          <w:tab w:pos="1843" w:val="left"/>
-          <w:tab w:pos="2268" w:val="left"/>
-        </w:tabs>
-        <w:snapToGrid w:val="0"/>
-        <w:ind w:left="567" w:hanging="567"/>
-        <w:rPr>
-          <w:spacing w:val="20"/>
-          <w:szCs w:val="20"/>
-        </w:rPr>
-      </w:pPr>
-      <w:r>
-        <w:rPr>
-          <w:rFonts w:hint="eastAsia" w:ascii="新細明體" w:hAnsi="新細明體"/>
-          <w:spacing w:val="20"/>
-          <w:szCs w:val="20"/>
-        </w:rPr>
-        <w:tab/>
-      </w:r>
-      <w:r>
-        <w:rPr>
-          <w:rFonts w:hint="eastAsia" w:ascii="新細明體" w:hAnsi="新細明體"/>
-          <w:spacing w:val="20"/>
-          <w:szCs w:val="20"/>
-        </w:rPr>
-        <w:t>D</w:t>
-      </w:r>
-      <w:r>
-        <w:rPr>
-          <w:rFonts w:hint="eastAsia" w:ascii="新細明體" w:hAnsi="新細明體"/>
-          <w:spacing w:val="20"/>
-          <w:szCs w:val="20"/>
-        </w:rPr>
-        <w:t>.</w:t>
-        <w:tab/>
-        <w:t>只測試 n = 1</w:t>
       </w:r>
     </w:p>
     <w:p>
@@ -14568,6 +14583,75 @@
         </w:rPr>
         <w:t>A.</w:t>
         <w:tab/>
+        <w:t>儲存迴圈次數</w:t>
+      </w:r>
+    </w:p>
+    <w:p>
+      <w:pPr>
+        <w:tabs>
+          <w:tab w:pos="567" w:val="left"/>
+          <w:tab w:pos="993" w:val="left"/>
+          <w:tab w:pos="1418" w:val="left"/>
+          <w:tab w:pos="1843" w:val="left"/>
+          <w:tab w:pos="2268" w:val="left"/>
+        </w:tabs>
+        <w:snapToGrid w:val="0"/>
+        <w:ind w:left="567" w:hanging="567"/>
+        <w:rPr>
+          <w:spacing w:val="20"/>
+          <w:szCs w:val="20"/>
+        </w:rPr>
+      </w:pPr>
+      <w:r>
+        <w:rPr>
+          <w:rFonts w:ascii="新細明體" w:hAnsi="新細明體"/>
+        </w:rPr>
+        <w:tab/>
+        <w:t>B.</w:t>
+        <w:tab/>
+        <w:t>重置索引 i</w:t>
+      </w:r>
+    </w:p>
+    <w:p>
+      <w:pPr>
+        <w:tabs>
+          <w:tab w:pos="567" w:val="left"/>
+          <w:tab w:pos="993" w:val="left"/>
+          <w:tab w:pos="1418" w:val="left"/>
+          <w:tab w:pos="1843" w:val="left"/>
+          <w:tab w:pos="2268" w:val="left"/>
+        </w:tabs>
+        <w:snapToGrid w:val="0"/>
+        <w:ind w:left="567" w:hanging="567"/>
+        <w:rPr>
+          <w:spacing w:val="20"/>
+          <w:szCs w:val="20"/>
+        </w:rPr>
+      </w:pPr>
+      <w:r>
+        <w:rPr>
+          <w:rFonts w:ascii="新細明體" w:hAnsi="新細明體"/>
+          <w:spacing w:val="20"/>
+          <w:szCs w:val="20"/>
+        </w:rPr>
+        <w:tab/>
+      </w:r>
+      <w:r>
+        <w:rPr>
+          <w:rFonts w:ascii="新細明體" w:hAnsi="新細明體"/>
+          <w:spacing w:val="20"/>
+          <w:szCs w:val="20"/>
+        </w:rPr>
+        <w:t>C</w:t>
+      </w:r>
+      <w:r>
+        <w:rPr>
+          <w:rFonts w:ascii="新細明體" w:hAnsi="新細明體"/>
+          <w:spacing w:val="20"/>
+          <w:szCs w:val="20"/>
+        </w:rPr>
+        <w:t>.</w:t>
+        <w:tab/>
         <w:t>累加陣列元素總和</w:t>
       </w:r>
     </w:p>
@@ -14590,36 +14674,18 @@
       <w:r>
         <w:rPr>
           <w:rFonts w:ascii="新細明體" w:hAnsi="新細明體"/>
-        </w:rPr>
-        <w:tab/>
-        <w:t>B.</w:t>
-        <w:tab/>
-        <w:t>儲存迴圈次數</w:t>
-      </w:r>
-    </w:p>
-    <w:p>
-      <w:pPr>
-        <w:tabs>
-          <w:tab w:pos="567" w:val="left"/>
-          <w:tab w:pos="993" w:val="left"/>
-          <w:tab w:pos="1418" w:val="left"/>
-          <w:tab w:pos="1843" w:val="left"/>
-          <w:tab w:pos="2268" w:val="left"/>
-        </w:tabs>
-        <w:snapToGrid w:val="0"/>
-        <w:ind w:left="567" w:hanging="567"/>
-        <w:rPr>
-          <w:spacing w:val="20"/>
-          <w:szCs w:val="20"/>
-        </w:rPr>
-      </w:pPr>
+          <w:spacing w:val="20"/>
+          <w:szCs w:val="20"/>
+        </w:rPr>
+        <w:tab/>
+      </w:r>
       <w:r>
         <w:rPr>
           <w:rFonts w:ascii="新細明體" w:hAnsi="新細明體"/>
           <w:spacing w:val="20"/>
           <w:szCs w:val="20"/>
         </w:rPr>
-        <w:tab/>
+        <w:t>D</w:t>
       </w:r>
       <w:r>
         <w:rPr>
@@ -14627,60 +14693,9 @@
           <w:spacing w:val="20"/>
           <w:szCs w:val="20"/>
         </w:rPr>
-        <w:t>C</w:t>
-      </w:r>
-      <w:r>
-        <w:rPr>
-          <w:rFonts w:ascii="新細明體" w:hAnsi="新細明體"/>
-          <w:spacing w:val="20"/>
-          <w:szCs w:val="20"/>
-        </w:rPr>
         <w:t>.</w:t>
         <w:tab/>
         <w:t>輸出單一元素</w:t>
-      </w:r>
-    </w:p>
-    <w:p>
-      <w:pPr>
-        <w:tabs>
-          <w:tab w:pos="567" w:val="left"/>
-          <w:tab w:pos="993" w:val="left"/>
-          <w:tab w:pos="1418" w:val="left"/>
-          <w:tab w:pos="1843" w:val="left"/>
-          <w:tab w:pos="2268" w:val="left"/>
-        </w:tabs>
-        <w:snapToGrid w:val="0"/>
-        <w:ind w:left="567" w:hanging="567"/>
-        <w:rPr>
-          <w:spacing w:val="20"/>
-          <w:szCs w:val="20"/>
-        </w:rPr>
-      </w:pPr>
-      <w:r>
-        <w:rPr>
-          <w:rFonts w:ascii="新細明體" w:hAnsi="新細明體"/>
-          <w:spacing w:val="20"/>
-          <w:szCs w:val="20"/>
-        </w:rPr>
-        <w:tab/>
-      </w:r>
-      <w:r>
-        <w:rPr>
-          <w:rFonts w:ascii="新細明體" w:hAnsi="新細明體"/>
-          <w:spacing w:val="20"/>
-          <w:szCs w:val="20"/>
-        </w:rPr>
-        <w:t>D</w:t>
-      </w:r>
-      <w:r>
-        <w:rPr>
-          <w:rFonts w:ascii="新細明體" w:hAnsi="新細明體"/>
-          <w:spacing w:val="20"/>
-          <w:szCs w:val="20"/>
-        </w:rPr>
-        <w:t>.</w:t>
-        <w:tab/>
-        <w:t>重置索引 i</w:t>
       </w:r>
     </w:p>
     <w:p>
@@ -14911,13 +14926,13 @@
           <w:spacing w:val="20"/>
           <w:szCs w:val="20"/>
         </w:rPr>
-        <w:t>「煦風書社」以試算表「Order」記錄義賣收入（Order 範圍已設定為 Excel 表格）；PriceRef 為參考單價對照。部分資料見下表。</w:t>
-      </w:r>
-    </w:p>
-    <w:p>
-      <w:r>
-        <w:tab/>
-        <w:t>Order</w:t>
+        <w:t>「青禾書社」以試算表「Sales」記錄義賣收入（Sales 範圍已設定為 Excel 表格）；PriceRef 為參考單價對照。部分資料見下表。</w:t>
+      </w:r>
+    </w:p>
+    <w:p>
+      <w:r>
+        <w:tab/>
+        <w:t>Sales</w:t>
         <w:tab/>
       </w:r>
     </w:p>
@@ -15911,42 +15926,42 @@
           <w:spacing w:val="20"/>
           <w:szCs w:val="20"/>
         </w:rPr>
-        <w:t>結</w:t>
-      </w:r>
-      <w:r>
-        <w:rPr>
-          <w:rFonts w:hint="eastAsia" w:ascii="新細明體" w:hAnsi="新細明體"/>
-          <w:szCs w:val="20"/>
-        </w:rPr>
-        <w:t>構</w:t>
+        <w:t xml:space="preserve"> </w:t>
+      </w:r>
+      <w:r>
+        <w:rPr>
+          <w:rFonts w:hint="eastAsia" w:ascii="新細明體" w:hAnsi="新細明體"/>
+          <w:szCs w:val="20"/>
+        </w:rPr>
+        <w:t>C</w:t>
       </w:r>
       <w:r>
         <w:rPr>
           <w:rFonts w:ascii="新細明體" w:hAnsi="新細明體"/>
           <w:szCs w:val="20"/>
         </w:rPr>
-        <w:t>化</w:t>
-      </w:r>
-      <w:r>
-        <w:rPr>
-          <w:rFonts w:hint="eastAsia" w:ascii="新細明體" w:hAnsi="新細明體"/>
-          <w:szCs w:val="20"/>
-        </w:rPr>
-        <w:t>參</w:t>
-      </w:r>
-      <w:r>
-        <w:rPr>
-          <w:rFonts w:hint="eastAsia" w:ascii="新細明體" w:hAnsi="新細明體"/>
-          <w:szCs w:val="20"/>
-        </w:rPr>
-        <w:t>照</w:t>
-      </w:r>
-      <w:r>
-        <w:rPr>
-          <w:rFonts w:hint="eastAsia" w:ascii="新細明體" w:hAnsi="新細明體"/>
-          <w:szCs w:val="20"/>
-        </w:rPr>
-        <w:t>：加總 Order 表格中商品為「明信片」的總價，寫出公式。</w:t>
+        <w:t>O</w:t>
+      </w:r>
+      <w:r>
+        <w:rPr>
+          <w:rFonts w:hint="eastAsia" w:ascii="新細明體" w:hAnsi="新細明體"/>
+          <w:szCs w:val="20"/>
+        </w:rPr>
+        <w:t>U</w:t>
+      </w:r>
+      <w:r>
+        <w:rPr>
+          <w:rFonts w:hint="eastAsia" w:ascii="新細明體" w:hAnsi="新細明體"/>
+          <w:szCs w:val="20"/>
+        </w:rPr>
+        <w:t>N</w:t>
+      </w:r>
+      <w:r>
+        <w:rPr>
+          <w:rFonts w:hint="eastAsia" w:ascii="新細明體" w:hAnsi="新細明體"/>
+          <w:szCs w:val="20"/>
+        </w:rPr>
+        <w:t>TIF 統計 D$2:D$50 中數量≥5 的訂單個數，寫出公式。</w:t>
         <w:tab/>
         <w:t>(2 分)</w:t>
       </w:r>
@@ -16118,7 +16133,7 @@
           <w:spacing w:val="20"/>
           <w:szCs w:val="20"/>
         </w:rPr>
-        <w:t>青</w:t>
+        <w:t>真</w:t>
       </w:r>
       <w:r>
         <w:rPr>
@@ -16126,7 +16141,7 @@
           <w:spacing w:val="20"/>
           <w:szCs w:val="20"/>
         </w:rPr>
-        <w:t>禾</w:t>
+        <w:t>光</w:t>
       </w:r>
       <w:r>
         <w:rPr>
@@ -16147,21 +16162,21 @@
           <w:rFonts w:hint="eastAsia" w:ascii="新細明體" w:hAnsi="新細明體"/>
           <w:szCs w:val="20"/>
         </w:rPr>
-        <w:t>醫</w:t>
-      </w:r>
-      <w:r>
-        <w:rPr>
-          <w:rFonts w:hint="eastAsia" w:ascii="新細明體" w:hAnsi="新細明體"/>
-          <w:szCs w:val="20"/>
-        </w:rPr>
-        <w:t>務</w:t>
-      </w:r>
-      <w:r>
-        <w:rPr>
-          <w:rFonts w:hint="eastAsia" w:ascii="新細明體" w:hAnsi="新細明體"/>
-          <w:szCs w:val="20"/>
-        </w:rPr>
-        <w:t>室添置桌上電腦，下表列出電腦 A 與電腦 B 的硬件規格（請細看下表各列的數值與類型）。</w:t>
+        <w:t>社</w:t>
+      </w:r>
+      <w:r>
+        <w:rPr>
+          <w:rFonts w:hint="eastAsia" w:ascii="新細明體" w:hAnsi="新細明體"/>
+          <w:szCs w:val="20"/>
+        </w:rPr>
+        <w:t>區</w:t>
+      </w:r>
+      <w:r>
+        <w:rPr>
+          <w:rFonts w:hint="eastAsia" w:ascii="新細明體" w:hAnsi="新細明體"/>
+          <w:szCs w:val="20"/>
+        </w:rPr>
+        <w:t>中心添置桌上電腦，下表列出電腦 A 與電腦 B 的硬件規格（請細看下表各列的數值與類型）。</w:t>
       </w:r>
     </w:p>
     <w:p>
@@ -16604,7 +16619,7 @@
         </w:rPr>
         <w:t>)</w:t>
         <w:tab/>
-        <w:t>若醫務室須同時開啟病人管理系統及醫療影像軟件，應選購電腦 A 還是電腦 B？須引用下表至少兩項規格（例如 RAM、主儲存、顯示卡）說明理由。</w:t>
+        <w:t>若須同時開啟病人管理系統及醫療影像軟件，應選購電腦 A 還是電腦 B？須引用下表至少兩項規格（例如 RAM、主儲存、顯示卡）說明理由。</w:t>
         <w:tab/>
         <w:t>(3 分)</w:t>
       </w:r>
@@ -16821,7 +16836,7 @@
           <w:spacing w:val="20"/>
           <w:szCs w:val="20"/>
         </w:rPr>
-        <w:t>真光社區中心以未壓縮 BMP 儲存相片：每張 1920×1080 像素、24 bit 真彩色。</w:t>
+        <w:t>德望學會以未壓縮 BMP 儲存相片：每張 1600×1200 像素、24 bit 真彩色。</w:t>
       </w:r>
     </w:p>
     <w:p>
@@ -16855,11 +16870,11 @@
               </w:rPr>
               <w:t>相片規格（未壓縮 BMP）</w:t>
               <w:br/>
-              <w:t>解像度：1920 × 1080 像素</w:t>
+              <w:t>解像度：1600 × 1200 像素</w:t>
               <w:br/>
               <w:t>色彩：24 bit 真彩色</w:t>
               <w:br/>
-              <w:t>數量：40 張</w:t>
+              <w:t>數量：60 張</w:t>
             </w:r>
           </w:p>
         </w:tc>
@@ -16890,7 +16905,7 @@
         <w:tab/>
         <w:t>(a)</w:t>
         <w:tab/>
-        <w:t>估算 40 張相片的總檔案大小（MB），須展示計算步驟。</w:t>
+        <w:t>估算 60 張相片的總檔案大小（MB），須展示計算步驟。</w:t>
         <w:tab/>
         <w:t>(2 分)</w:t>
       </w:r>
@@ -18826,7 +18841,7 @@
           <w:spacing w:val="20"/>
           <w:szCs w:val="20"/>
         </w:rPr>
-        <w:t>「德望」網店使用資料表 TRANSACTION(TID, Item, Qty, ADate) 記錄交易，部分記錄見下表。</w:t>
+        <w:t>「青禾」網店使用資料表 TRANSACTION(TID, Item, Qty, ADate) 記錄交易，部分記錄見表。</w:t>
       </w:r>
     </w:p>
     <w:p>
@@ -19494,7 +19509,7 @@
         </w:rPr>
         <w:t>b)</w:t>
         <w:tab/>
-        <w:t>寫出一條 SELECT 語句，查詢 Qty ≥ 5 的交易；並以表格列出查詢結果將顯示的 Item 及 Qty。</w:t>
+        <w:t>寫出一條 SELECT，列出 Qty ≥ 5 的 Item 及 Qty。</w:t>
         <w:tab/>
         <w:t>(2 分)</w:t>
       </w:r>
@@ -19799,7 +19814,7 @@
           <w:spacing w:val="20"/>
           <w:szCs w:val="20"/>
         </w:rPr>
-        <w:t>會擬為社員添置筆記本電腦，完成下表比較兩款候選硬件規格。</w:t>
+        <w:t>會擬為社員添置工作站，完成下表比較兩款候選硬件規格。</w:t>
       </w:r>
     </w:p>
     <w:p>
@@ -21018,7 +21033,7 @@
           <w:spacing w:val="20"/>
           <w:szCs w:val="20"/>
         </w:rPr>
-        <w:t>「青禾」開發會員預訂系統：每位會員可建立多筆預訂；每筆預訂對應一個場次；每個場次屬一間戲院。</w:t>
+        <w:t>「真光」開發會員預訂系統，資料如下：</w:t>
       </w:r>
     </w:p>
     <w:p>
@@ -21041,17 +21056,16 @@
     </w:p>
     <w:p>
       <w:pPr>
-        <w:tabs>
-          <w:tab w:pos="567" w:val="left"/>
-          <w:tab w:pos="993" w:val="left"/>
-          <w:tab w:pos="1418" w:val="left"/>
-          <w:tab w:pos="1843" w:val="left"/>
-          <w:tab w:pos="2268" w:val="left"/>
-          <w:tab w:pos="10466" w:val="right"/>
-        </w:tabs>
-        <w:snapToGrid w:val="0"/>
-        <w:spacing w:after="180"/>
-        <w:ind w:left="991" w:hanging="991"/>
+        <w:pStyle w:val="af3"/>
+        <w:tabs>
+          <w:tab w:pos="567" w:val="left"/>
+          <w:tab w:pos="993" w:val="left"/>
+          <w:tab w:pos="1418" w:val="left"/>
+          <w:tab w:pos="1843" w:val="left"/>
+          <w:tab w:pos="2268" w:val="left"/>
+        </w:tabs>
+        <w:snapToGrid w:val="0"/>
+        <w:ind w:hanging="720"/>
         <w:rPr>
           <w:bCs/>
           <w:spacing w:val="20"/>
@@ -21065,7 +21079,7 @@
           <w:spacing w:val="20"/>
           <w:szCs w:val="20"/>
         </w:rPr>
-        <w:tab/>
+        <w:t>-</w:t>
       </w:r>
       <w:r>
         <w:rPr>
@@ -21074,7 +21088,7 @@
           <w:spacing w:val="20"/>
           <w:szCs w:val="20"/>
         </w:rPr>
-        <w:t>(</w:t>
+        <w:t xml:space="preserve"> </w:t>
       </w:r>
       <w:r>
         <w:rPr>
@@ -21082,15 +21096,15 @@
           <w:spacing w:val="20"/>
           <w:szCs w:val="20"/>
         </w:rPr>
-        <w:t>a</w:t>
-      </w:r>
-      <w:r>
-        <w:rPr>
-          <w:rFonts w:hint="eastAsia" w:ascii="新細明體" w:hAnsi="新細明體"/>
-          <w:spacing w:val="20"/>
-          <w:szCs w:val="20"/>
-        </w:rPr>
-        <w:t>)</w:t>
+        <w:t>M</w:t>
+      </w:r>
+      <w:r>
+        <w:rPr>
+          <w:rFonts w:hint="eastAsia" w:ascii="新細明體" w:hAnsi="新細明體"/>
+          <w:spacing w:val="20"/>
+          <w:szCs w:val="20"/>
+        </w:rPr>
+        <w:t>e</w:t>
       </w:r>
       <w:r>
         <w:rPr>
@@ -21098,25 +21112,41 @@
           <w:spacing w:val="20"/>
           <w:szCs w:val="20"/>
         </w:rPr>
-        <w:tab/>
-      </w:r>
-      <w:r>
-        <w:rPr>
-          <w:rFonts w:hint="eastAsia" w:ascii="新細明體" w:hAnsi="新細明體"/>
-          <w:spacing w:val="20"/>
-          <w:szCs w:val="20"/>
-        </w:rPr>
-        <w:t>繪</w:t>
-      </w:r>
-      <w:r>
-        <w:rPr>
-          <w:rFonts w:hint="eastAsia" w:ascii="新細明體" w:hAnsi="新細明體"/>
-          <w:spacing w:val="20"/>
-          <w:szCs w:val="20"/>
-        </w:rPr>
-        <w:t>製實體關係圖（ERD），須包括 Member、Booking、Screening、Cinema，並標示主鍵及外鍵。</w:t>
-        <w:tab/>
-        <w:t>(6 分)</w:t>
+        <w:t>m</w:t>
+      </w:r>
+      <w:r>
+        <w:rPr>
+          <w:rFonts w:hint="eastAsia" w:ascii="新細明體" w:hAnsi="新細明體"/>
+          <w:spacing w:val="20"/>
+          <w:szCs w:val="20"/>
+        </w:rPr>
+        <w:t>b</w:t>
+      </w:r>
+      <w:r>
+        <w:rPr>
+          <w:rFonts w:hint="eastAsia" w:ascii="新細明體" w:hAnsi="新細明體"/>
+          <w:spacing w:val="20"/>
+          <w:szCs w:val="20"/>
+        </w:rPr>
+        <w:t xml:space="preserve">er(MID, MName, Phone) - Cinema(CID, CName, Address) - Screening(SID, StartTime, CID) - Booking(BID, MID, SID, Seats) 規則：每位會員可建立多筆預訂；每筆預訂對應一場放映；每場放映在一間戲院內進行。 </w:t>
+        <w:tab/>
+        <w:t>(a)</w:t>
+        <w:tab/>
+        <w:t>繪製 ERD（標示實體、主鍵、外鍵及 cardinality）。</w:t>
+        <w:tab/>
+        <w:t xml:space="preserve">(3 分) </w:t>
+        <w:tab/>
+        <w:t>(b)</w:t>
+        <w:tab/>
+        <w:t>完成以下 CREATE TABLE BOOKING 骨架的 (b1)–(b3)（提示：BID 為主鍵；MID、SID 為外鍵）。</w:t>
+        <w:tab/>
+        <w:t xml:space="preserve">(2 分) CREATE TABLE BOOKING( BID CHAR(4), MID CHAR(4), SID CHAR(4), Seats INT, PRIMARY KEY ( (b1) ________ ), FOREIGN KEY (MID) REFERENCES Member( (b2) ________ ), FOREIGN KEY (SID) REFERENCES Screening( (b3) ________ ) ); </w:t>
+        <w:tab/>
+        <w:t>(c)</w:t>
+        <w:tab/>
+        <w:t>若刪除一個 Cinema 記錄，說明對 Screening 記錄可能造成的參照完整性問題（只需一句）。</w:t>
+        <w:tab/>
+        <w:t>(1 分)</w:t>
       </w:r>
     </w:p>
     <w:p>
@@ -21387,7 +21417,7 @@
           <w:spacing w:val="20"/>
           <w:szCs w:val="20"/>
         </w:rPr>
-        <w:t>真</w:t>
+        <w:t>德</w:t>
       </w:r>
       <w:r>
         <w:rPr>
@@ -21396,7 +21426,7 @@
           <w:spacing w:val="20"/>
           <w:szCs w:val="20"/>
         </w:rPr>
-        <w:t>光</w:t>
+        <w:t>望</w:t>
       </w:r>
       <w:r>
         <w:rPr>
@@ -26210,7 +26240,7 @@
           <w:spacing w:val="20"/>
           <w:szCs w:val="20"/>
         </w:rPr>
-        <w:t>陣列 Grid[row][col] 表示地圖（0=通道，1=牆）；玩家移動及「復活」位置以堆疊記錄。</w:t>
+        <w:t>陣列 Grid[row][col] 表示地圖（0=通道，1=牆）。玩家每次成功移動一步，系統會把相反方向記入堆疊 UndoS 以便「撤回」；方向編碼：0=上、1=右、2=下、3=左。</w:t>
       </w:r>
     </w:p>
     <w:p>
@@ -27396,6 +27426,80 @@
     </w:tbl>
     <w:p>
       <w:pPr>
+        <w:pStyle w:val="af3"/>
+        <w:tabs>
+          <w:tab w:pos="567" w:val="left"/>
+          <w:tab w:pos="993" w:val="left"/>
+          <w:tab w:pos="1418" w:val="left"/>
+          <w:tab w:pos="1843" w:val="left"/>
+          <w:tab w:pos="2268" w:val="left"/>
+        </w:tabs>
+        <w:snapToGrid w:val="0"/>
+        <w:ind w:hanging="720"/>
+        <w:rPr>
+          <w:bCs/>
+          <w:spacing w:val="20"/>
+          <w:szCs w:val="20"/>
+        </w:rPr>
+      </w:pPr>
+      <w:r>
+        <w:rPr>
+          <w:rFonts w:ascii="新細明體" w:hAnsi="新細明體"/>
+        </w:rPr>
+        <w:t>假設玩家目前在 (r, c)=(3,2)，且 Grid[3][2]=1、Grid[3][3]=0。</w:t>
+      </w:r>
+    </w:p>
+    <w:p>
+      <w:pPr>
+        <w:tabs>
+          <w:tab w:pos="720" w:val="left"/>
+        </w:tabs>
+        <w:snapToGrid w:val="0"/>
+        <w:rPr>
+          <w:bCs/>
+          <w:spacing w:val="20"/>
+          <w:szCs w:val="20"/>
+        </w:rPr>
+      </w:pPr>
+      <w:r>
+        <w:tab/>
+      </w:r>
+      <w:r>
+        <w:tab/>
+      </w:r>
+      <w:r>
+        <w:rPr>
+          <w:u w:val="single"/>
+        </w:rPr>
+        <w:tab/>
+      </w:r>
+      <w:r>
+        <w:rPr>
+          <w:u w:val="single"/>
+        </w:rPr>
+        <w:tab/>
+      </w:r>
+      <w:r>
+        <w:rPr>
+          <w:u w:val="single"/>
+        </w:rPr>
+        <w:tab/>
+      </w:r>
+      <w:r>
+        <w:rPr>
+          <w:u w:val="single"/>
+        </w:rPr>
+        <w:tab/>
+      </w:r>
+      <w:r>
+        <w:rPr>
+          <w:u w:val="single"/>
+        </w:rPr>
+        <w:tab/>
+      </w:r>
+    </w:p>
+    <w:p>
+      <w:pPr>
         <w:tabs>
           <w:tab w:pos="567" w:val="left"/>
           <w:tab w:pos="993" w:val="left"/>
@@ -27404,7 +27508,6 @@
           <w:tab w:pos="2268" w:val="left"/>
           <w:tab w:pos="10466" w:val="right"/>
         </w:tabs>
-        <w:snapToGrid w:val="0"/>
         <w:spacing w:after="180"/>
         <w:ind w:left="991" w:hanging="991"/>
         <w:rPr>
@@ -27415,85 +27518,6 @@
       </w:pPr>
       <w:r>
         <w:rPr>
-          <w:rFonts w:ascii="新細明體" w:hAnsi="新細明體"/>
-        </w:rPr>
-        <w:tab/>
-        <w:t>(a)</w:t>
-        <w:tab/>
-        <w:t>寫出判斷 Grid[3][2] 是否為牆的條件；若 Grid[3][2]=1 且 Grid[3][3]=0，說明能否向右移。</w:t>
-        <w:tab/>
-        <w:t>(3 分)</w:t>
-      </w:r>
-    </w:p>
-    <w:p>
-      <w:pPr>
-        <w:tabs>
-          <w:tab w:pos="720" w:val="left"/>
-        </w:tabs>
-        <w:snapToGrid w:val="0"/>
-        <w:rPr>
-          <w:bCs/>
-          <w:spacing w:val="20"/>
-          <w:szCs w:val="20"/>
-        </w:rPr>
-      </w:pPr>
-      <w:r>
-        <w:tab/>
-      </w:r>
-      <w:r>
-        <w:tab/>
-      </w:r>
-      <w:r>
-        <w:rPr>
-          <w:u w:val="single"/>
-        </w:rPr>
-        <w:tab/>
-      </w:r>
-      <w:r>
-        <w:rPr>
-          <w:u w:val="single"/>
-        </w:rPr>
-        <w:tab/>
-      </w:r>
-      <w:r>
-        <w:rPr>
-          <w:u w:val="single"/>
-        </w:rPr>
-        <w:tab/>
-      </w:r>
-      <w:r>
-        <w:rPr>
-          <w:u w:val="single"/>
-        </w:rPr>
-        <w:tab/>
-      </w:r>
-      <w:r>
-        <w:rPr>
-          <w:u w:val="single"/>
-        </w:rPr>
-        <w:tab/>
-      </w:r>
-    </w:p>
-    <w:p>
-      <w:pPr>
-        <w:tabs>
-          <w:tab w:pos="567" w:val="left"/>
-          <w:tab w:pos="993" w:val="left"/>
-          <w:tab w:pos="1418" w:val="left"/>
-          <w:tab w:pos="1843" w:val="left"/>
-          <w:tab w:pos="2268" w:val="left"/>
-          <w:tab w:pos="10466" w:val="right"/>
-        </w:tabs>
-        <w:spacing w:after="180"/>
-        <w:ind w:left="991" w:hanging="991"/>
-        <w:rPr>
-          <w:bCs/>
-          <w:spacing w:val="20"/>
-          <w:szCs w:val="20"/>
-        </w:rPr>
-      </w:pPr>
-      <w:r>
-        <w:rPr>
           <w:rFonts w:ascii="Courier New" w:hAnsi="Courier New"/>
           <w:bCs/>
           <w:spacing w:val="20"/>
@@ -27517,7 +27541,7 @@
           <w:spacing w:val="20"/>
           <w:szCs w:val="20"/>
         </w:rPr>
-        <w:t>b</w:t>
+        <w:t>a</w:t>
       </w:r>
       <w:r>
         <w:rPr>
@@ -27544,7 +27568,7 @@
           <w:spacing w:val="20"/>
           <w:szCs w:val="20"/>
         </w:rPr>
-        <w:t>依</w:t>
+        <w:t>寫</w:t>
       </w:r>
       <w:r>
         <w:rPr>
@@ -27553,7 +27577,7 @@
           <w:spacing w:val="20"/>
           <w:szCs w:val="20"/>
         </w:rPr>
-        <w:t>次</w:t>
+        <w:t>出</w:t>
       </w:r>
       <w:r>
         <w:rPr>
@@ -27562,9 +27586,15 @@
           <w:spacing w:val="20"/>
           <w:szCs w:val="20"/>
         </w:rPr>
-        <w:t xml:space="preserve"> PUSH 2、5、9、POP、PUSH 1、POP，列出每次 POP 的輸出及最終堆疊頂端。</w:t>
-        <w:tab/>
-        <w:t>(4 分)</w:t>
+        <w:t>判斷「玩家目前所在位置是牆」的條件；並解釋在上述 Grid 值下，玩家能否向右移動（只需一句理由）。</w:t>
+        <w:tab/>
+        <w:t xml:space="preserve">(3 分) </w:t>
+        <w:tab/>
+        <w:t>(b)</w:t>
+        <w:tab/>
+        <w:t>完成以下偽代碼的 (b1)–(b4)。假設 move(dir) 會在成功移動後把相反方向 push 至 UndoS。</w:t>
+        <w:tab/>
+        <w:t>(4 分) move(dir) 如果 dir=1 且 Grid[r][c+1]=0 則 c ← c + 1 push(UndoS, (b1) ________) 如果 dir=3 且 Grid[r][c-1]=0 則 c ← c - 1 push(UndoS, (b2) ________) 如果 dir=0 且 Grid[r-1][c]=0 則 r ← r - 1 push(UndoS, (b3) ________) 如果 dir=2 且 Grid[r+1][c]=0 則 r ← r + 1 push(UndoS, (b4) ________)</w:t>
       </w:r>
     </w:p>
     <w:p>
@@ -28063,7 +28093,7 @@
           <w:szCs w:val="20"/>
           <w:lang w:val="en-HK"/>
         </w:rPr>
-        <w:t>候系統以隊列處理先到先得；學生證編號已按升序存入陣列 ID = ["S1001", "S1010", "S1042", "S1088", "S1100"]（索引 1 至 5）。</w:t>
+        <w:t>候系統以循環隊列 Q 儲存求診者學生證編號（先到先得）。隊列以陣列 Q[1..5] 實現，Front 指向隊首位置，Rear 指向隊尾位置；Empty 以 Front=0 表示。</w:t>
       </w:r>
     </w:p>
     <w:p>
@@ -28096,6 +28126,177 @@
         <w:snapToGrid w:val="0"/>
         <w:ind/>
         <w:rPr>
+          <w:bCs/>
+          <w:spacing w:val="20"/>
+          <w:szCs w:val="20"/>
+          <w:lang w:val="en-HK"/>
+        </w:rPr>
+      </w:pPr>
+    </w:p>
+    <w:p>
+      <w:pPr>
+        <w:pStyle w:val="af3"/>
+        <w:tabs>
+          <w:tab w:pos="567" w:val="left"/>
+          <w:tab w:pos="993" w:val="left"/>
+          <w:tab w:pos="1418" w:val="left"/>
+          <w:tab w:pos="1843" w:val="left"/>
+          <w:tab w:pos="2268" w:val="left"/>
+        </w:tabs>
+        <w:snapToGrid w:val="0"/>
+        <w:ind w:left="567" w:hanging="720"/>
+        <w:rPr>
+          <w:bCs/>
+          <w:spacing w:val="20"/>
+          <w:szCs w:val="20"/>
+        </w:rPr>
+      </w:pPr>
+      <w:r>
+        <w:rPr>
+          <w:rFonts w:ascii="新細明體" w:hAnsi="新細明體"/>
+          <w:bCs/>
+          <w:spacing w:val="20"/>
+          <w:szCs w:val="20"/>
+          <w:lang w:val="en-HK"/>
+        </w:rPr>
+        <w:t>同</w:t>
+      </w:r>
+      <w:r>
+        <w:rPr>
+          <w:rFonts w:hint="eastAsia" w:ascii="新細明體" w:hAnsi="新細明體"/>
+          <w:bCs/>
+          <w:spacing w:val="20"/>
+          <w:szCs w:val="20"/>
+          <w:lang w:val="en-HK"/>
+        </w:rPr>
+        <w:t>時</w:t>
+      </w:r>
+      <w:r>
+        <w:rPr>
+          <w:rFonts w:ascii="新細明體" w:hAnsi="新細明體"/>
+          <w:bCs/>
+          <w:spacing w:val="20"/>
+          <w:szCs w:val="20"/>
+          <w:lang w:val="en-HK"/>
+        </w:rPr>
+        <w:t>，</w:t>
+      </w:r>
+      <w:r>
+        <w:rPr>
+          <w:rFonts w:hint="eastAsia" w:ascii="新細明體" w:hAnsi="新細明體"/>
+          <w:bCs/>
+          <w:spacing w:val="20"/>
+          <w:szCs w:val="20"/>
+          <w:lang w:val="en-HK"/>
+        </w:rPr>
+        <w:t>診</w:t>
+      </w:r>
+      <w:r>
+        <w:rPr>
+          <w:rFonts w:ascii="新細明體" w:hAnsi="新細明體"/>
+          <w:bCs/>
+          <w:spacing w:val="20"/>
+          <w:szCs w:val="20"/>
+        </w:rPr>
+        <w:t>所</w:t>
+      </w:r>
+      <w:r>
+        <w:rPr>
+          <w:rFonts w:hint="eastAsia" w:ascii="新細明體" w:hAnsi="新細明體"/>
+          <w:spacing w:val="20"/>
+          <w:szCs w:val="20"/>
+        </w:rPr>
+        <w:t>系</w:t>
+      </w:r>
+      <w:r>
+        <w:rPr>
+          <w:rFonts w:ascii="新細明體" w:hAnsi="新細明體"/>
+          <w:spacing w:val="20"/>
+          <w:szCs w:val="20"/>
+        </w:rPr>
+        <w:t>統</w:t>
+      </w:r>
+      <w:r>
+        <w:rPr>
+          <w:rFonts w:hint="eastAsia" w:ascii="新細明體" w:hAnsi="新細明體"/>
+          <w:spacing w:val="20"/>
+          <w:szCs w:val="20"/>
+        </w:rPr>
+        <w:t>維</w:t>
+      </w:r>
+      <w:r>
+        <w:rPr>
+          <w:rFonts w:hint="eastAsia" w:ascii="新細明體" w:hAnsi="新細明體"/>
+          <w:spacing w:val="20"/>
+          <w:szCs w:val="20"/>
+        </w:rPr>
+        <w:t>護一個已按升序排列的陣列 ID = ["S1001", "S1010", "S1042", "S1088", "S1100"]（索引 1 至 5），用作查找病人是否屬於本校學生。</w:t>
+      </w:r>
+    </w:p>
+    <w:p>
+      <w:pPr>
+        <w:tabs>
+          <w:tab w:pos="720" w:val="left"/>
+        </w:tabs>
+        <w:snapToGrid w:val="0"/>
+        <w:ind/>
+        <w:rPr>
+          <w:bCs/>
+          <w:spacing w:val="20"/>
+          <w:szCs w:val="20"/>
+          <w:lang w:val="en-HK"/>
+        </w:rPr>
+      </w:pPr>
+      <w:r>
+        <w:tab/>
+      </w:r>
+      <w:r>
+        <w:tab/>
+      </w:r>
+      <w:r>
+        <w:rPr>
+          <w:u w:val="single"/>
+        </w:rPr>
+        <w:tab/>
+      </w:r>
+      <w:r>
+        <w:rPr>
+          <w:u w:val="single"/>
+        </w:rPr>
+        <w:tab/>
+      </w:r>
+      <w:r>
+        <w:rPr>
+          <w:u w:val="single"/>
+        </w:rPr>
+        <w:tab/>
+      </w:r>
+      <w:r>
+        <w:rPr>
+          <w:u w:val="single"/>
+        </w:rPr>
+        <w:tab/>
+      </w:r>
+      <w:r>
+        <w:rPr>
+          <w:u w:val="single"/>
+        </w:rPr>
+        <w:tab/>
+      </w:r>
+    </w:p>
+    <w:p>
+      <w:pPr>
+        <w:tabs>
+          <w:tab w:pos="567" w:val="left"/>
+          <w:tab w:pos="993" w:val="left"/>
+          <w:tab w:pos="1418" w:val="left"/>
+          <w:tab w:pos="1843" w:val="left"/>
+          <w:tab w:pos="2268" w:val="left"/>
+        </w:tabs>
+        <w:snapToGrid w:val="0"/>
+        <w:ind/>
+        <w:rPr>
+          <w:rFonts w:ascii="Courier New" w:hAnsi="Courier New" w:cs="Courier New"/>
           <w:bCs/>
           <w:spacing w:val="20"/>
           <w:szCs w:val="20"/>
@@ -28120,11 +28321,12 @@
           <w:bCs/>
           <w:spacing w:val="20"/>
           <w:szCs w:val="20"/>
-        </w:rPr>
-      </w:pPr>
-      <w:r>
-        <w:rPr>
-          <w:rFonts w:ascii="新細明體" w:hAnsi="新細明體"/>
+          <w:lang w:val="en-HK"/>
+        </w:rPr>
+      </w:pPr>
+      <w:r>
+        <w:rPr>
+          <w:rFonts w:ascii="Courier New" w:hAnsi="Courier New"/>
           <w:bCs/>
           <w:spacing w:val="20"/>
           <w:szCs w:val="20"/>
@@ -28134,192 +28336,23 @@
       </w:r>
       <w:r>
         <w:rPr>
-          <w:rFonts w:hint="eastAsia" w:ascii="新細明體" w:hAnsi="新細明體"/>
+          <w:rFonts w:ascii="Courier New" w:hAnsi="Courier New"/>
           <w:bCs/>
           <w:spacing w:val="20"/>
           <w:szCs w:val="20"/>
           <w:lang w:val="en-HK"/>
         </w:rPr>
-        <w:t>(</w:t>
-      </w:r>
-      <w:r>
-        <w:rPr>
-          <w:rFonts w:ascii="新細明體" w:hAnsi="新細明體"/>
-          <w:bCs/>
-          <w:spacing w:val="20"/>
-          <w:szCs w:val="20"/>
-          <w:lang w:val="en-HK"/>
-        </w:rPr>
-        <w:t>a</w:t>
-      </w:r>
-      <w:r>
-        <w:rPr>
-          <w:rFonts w:hint="eastAsia" w:ascii="新細明體" w:hAnsi="新細明體"/>
-          <w:bCs/>
-          <w:spacing w:val="20"/>
-          <w:szCs w:val="20"/>
-          <w:lang w:val="en-HK"/>
-        </w:rPr>
-        <w:t>)</w:t>
-      </w:r>
-      <w:r>
-        <w:rPr>
-          <w:rFonts w:ascii="新細明體" w:hAnsi="新細明體"/>
-          <w:bCs/>
-          <w:spacing w:val="20"/>
-          <w:szCs w:val="20"/>
-        </w:rPr>
-        <w:tab/>
-      </w:r>
-      <w:r>
-        <w:rPr>
-          <w:rFonts w:hint="eastAsia" w:ascii="新細明體" w:hAnsi="新細明體"/>
-          <w:spacing w:val="20"/>
-          <w:szCs w:val="20"/>
-        </w:rPr>
-        <w:t>說</w:t>
-      </w:r>
-      <w:r>
-        <w:rPr>
-          <w:rFonts w:ascii="新細明體" w:hAnsi="新細明體"/>
-          <w:spacing w:val="20"/>
-          <w:szCs w:val="20"/>
-        </w:rPr>
-        <w:t>明</w:t>
-      </w:r>
-      <w:r>
-        <w:rPr>
-          <w:rFonts w:hint="eastAsia" w:ascii="新細明體" w:hAnsi="新細明體"/>
-          <w:spacing w:val="20"/>
-          <w:szCs w:val="20"/>
-        </w:rPr>
-        <w:t xml:space="preserve"> </w:t>
-      </w:r>
-      <w:r>
-        <w:rPr>
-          <w:rFonts w:hint="eastAsia" w:ascii="新細明體" w:hAnsi="新細明體"/>
-          <w:spacing w:val="20"/>
-          <w:szCs w:val="20"/>
-        </w:rPr>
-        <w:t>Enqueue／Dequeue 如何實現輪候；舉一例 Dequeue 後 Front 及 Rear 的變化。</w:t>
-        <w:tab/>
-        <w:t>(3 分)</w:t>
-      </w:r>
-    </w:p>
-    <w:p>
-      <w:pPr>
-        <w:tabs>
-          <w:tab w:pos="720" w:val="left"/>
-        </w:tabs>
-        <w:snapToGrid w:val="0"/>
-        <w:ind/>
-        <w:rPr>
-          <w:bCs/>
-          <w:spacing w:val="20"/>
-          <w:szCs w:val="20"/>
-          <w:lang w:val="en-HK"/>
-        </w:rPr>
-      </w:pPr>
-      <w:r>
-        <w:tab/>
-      </w:r>
-      <w:r>
-        <w:tab/>
-      </w:r>
-      <w:r>
-        <w:rPr>
-          <w:u w:val="single"/>
-        </w:rPr>
-        <w:tab/>
-      </w:r>
-      <w:r>
-        <w:rPr>
-          <w:u w:val="single"/>
-        </w:rPr>
-        <w:tab/>
-      </w:r>
-      <w:r>
-        <w:rPr>
-          <w:u w:val="single"/>
-        </w:rPr>
-        <w:tab/>
-      </w:r>
-      <w:r>
-        <w:rPr>
-          <w:u w:val="single"/>
-        </w:rPr>
-        <w:tab/>
-      </w:r>
-      <w:r>
-        <w:rPr>
-          <w:u w:val="single"/>
-        </w:rPr>
-        <w:tab/>
-      </w:r>
-    </w:p>
-    <w:p>
-      <w:pPr>
-        <w:tabs>
-          <w:tab w:pos="567" w:val="left"/>
-          <w:tab w:pos="993" w:val="left"/>
-          <w:tab w:pos="1418" w:val="left"/>
-          <w:tab w:pos="1843" w:val="left"/>
-          <w:tab w:pos="2268" w:val="left"/>
-        </w:tabs>
-        <w:snapToGrid w:val="0"/>
-        <w:ind/>
-        <w:rPr>
-          <w:rFonts w:ascii="Courier New" w:hAnsi="Courier New" w:cs="Courier New"/>
-          <w:bCs/>
-          <w:spacing w:val="20"/>
-          <w:szCs w:val="20"/>
-          <w:lang w:val="en-HK"/>
-        </w:rPr>
-      </w:pPr>
-    </w:p>
-    <w:p>
-      <w:pPr>
-        <w:tabs>
-          <w:tab w:pos="567" w:val="left"/>
-          <w:tab w:pos="993" w:val="left"/>
-          <w:tab w:pos="1418" w:val="left"/>
-          <w:tab w:pos="1843" w:val="left"/>
-          <w:tab w:pos="2268" w:val="left"/>
-          <w:tab w:pos="10466" w:val="right"/>
-        </w:tabs>
-        <w:snapToGrid w:val="0"/>
-        <w:spacing w:after="180"/>
-        <w:ind w:left="991" w:hanging="991"/>
-        <w:rPr>
-          <w:bCs/>
-          <w:spacing w:val="20"/>
-          <w:szCs w:val="20"/>
-          <w:lang w:val="en-HK"/>
-        </w:rPr>
-      </w:pPr>
-      <w:r>
-        <w:rPr>
-          <w:rFonts w:ascii="新細明體" w:hAnsi="新細明體"/>
-          <w:bCs/>
-          <w:spacing w:val="20"/>
-          <w:szCs w:val="20"/>
-          <w:lang w:val="en-HK"/>
-        </w:rPr>
-        <w:tab/>
-      </w:r>
-      <w:r>
-        <w:rPr>
-          <w:rFonts w:ascii="新細明體" w:hAnsi="新細明體"/>
-          <w:bCs/>
-          <w:spacing w:val="20"/>
-          <w:szCs w:val="20"/>
-          <w:lang w:val="en-HK"/>
-        </w:rPr>
+        <w:t>(a)</w:t>
+        <w:tab/>
+        <w:t>假設初始時 Front=0。順序執行 enq("S1010")、enq("S1100")、deq() 後，寫出隊列內仍在排隊的編號次序（由隊首到隊尾）。</w:t>
+        <w:tab/>
+        <w:t xml:space="preserve">(3 分) </w:t>
+        <w:tab/>
         <w:t>(b)</w:t>
         <w:tab/>
-        <w:t>用二分搜尋在 ID 中查找「S1042」，描述 mid 如何移動（至少兩步）。</w:t>
-        <w:tab/>
-        <w:t>(4 分)</w:t>
+        <w:t>子程式 admit(x) 會先以二分搜尋檢查 x 是否在 ID[] 內，若是則把 x enq 入隊列。完成以下 admit 的 (b1)–(b5)。</w:t>
+        <w:tab/>
+        <w:t>(4 分) admit(x) low ← 1 high ← 5 found ← FALSE 當 low ≤ high 且 found = FALSE 執行 mid ← (low + high) DIV 2 如果 ID[mid] = x 則 found ← TRUE 否則如果 ID[mid] &lt; x 則 low ← (b1) ________ 否則 high ← (b2) ________ 如果 found = TRUE 則 如果 Front = 0 則 Front ← 1 Rear ← 1 否則 Rear ← (Rear MOD 5) + 1 Q[Rear] ← x 否則 輸出 (b3) ________ // (b4) ________：寫出一個可避免隊列溢出的條件（提示：下一個 Rear 位置等於 Front 時代表滿） // (b5) ________：寫出當隊列滿時的處理（例如輸出訊息或拒絕入隊）</w:t>
       </w:r>
     </w:p>
     <w:p>
@@ -28845,7 +28878,7 @@
           <w:szCs w:val="20"/>
           <w:lang w:val="en-HK"/>
         </w:rPr>
-        <w:t>社以陣列 Next[1..N] 及 Head 模擬鏈表儲存輪候參賽者；每日關閉前須把 Score[1..M] 按降序整理並更新鏈表順序。</w:t>
+        <w:t>社以陣列 Name[1..8]、Next[1..8] 及 Head 模擬鏈表儲存輪候名單（0 表示無下一個）。</w:t>
       </w:r>
     </w:p>
     <w:p>
@@ -28898,7 +28931,7 @@
           <w:szCs w:val="20"/>
           <w:lang w:val="en-HK"/>
         </w:rPr>
-        <w:t>管</w:t>
+        <w:t>現</w:t>
       </w:r>
       <w:r>
         <w:rPr>
@@ -28908,7 +28941,7 @@
           <w:szCs w:val="20"/>
           <w:lang w:val="en-HK"/>
         </w:rPr>
-        <w:t>理</w:t>
+        <w:t>有</w:t>
       </w:r>
       <w:r>
         <w:rPr>
@@ -28918,7 +28951,7 @@
           <w:szCs w:val="20"/>
           <w:lang w:val="en-HK"/>
         </w:rPr>
-        <w:t>員</w:t>
+        <w:t>資</w:t>
       </w:r>
       <w:r>
         <w:rPr>
@@ -28928,7 +28961,7 @@
           <w:szCs w:val="20"/>
           <w:lang w:val="en-HK"/>
         </w:rPr>
-        <w:t>記</w:t>
+        <w:t>料</w:t>
       </w:r>
       <w:r>
         <w:rPr>
@@ -28938,7 +28971,7 @@
           <w:szCs w:val="20"/>
           <w:lang w:val="en-HK"/>
         </w:rPr>
-        <w:t>錄</w:t>
+        <w:t>如</w:t>
       </w:r>
       <w:r>
         <w:rPr>
@@ -28948,7 +28981,7 @@
           <w:szCs w:val="20"/>
           <w:lang w:val="en-HK"/>
         </w:rPr>
-        <w:t>：</w:t>
+        <w:t>下</w:t>
       </w:r>
       <w:r>
         <w:rPr>
@@ -28958,7 +28991,7 @@
           <w:szCs w:val="20"/>
           <w:lang w:val="en-HK"/>
         </w:rPr>
-        <w:t>S</w:t>
+        <w:t>（</w:t>
       </w:r>
       <w:r>
         <w:rPr>
@@ -28968,7 +29001,7 @@
           <w:szCs w:val="20"/>
           <w:lang w:val="en-HK"/>
         </w:rPr>
-        <w:t>c</w:t>
+        <w:t>索</w:t>
       </w:r>
       <w:r>
         <w:rPr>
@@ -28978,7 +29011,7 @@
           <w:szCs w:val="20"/>
           <w:lang w:val="en-HK"/>
         </w:rPr>
-        <w:t>o</w:t>
+        <w:t>引</w:t>
       </w:r>
       <w:r>
         <w:rPr>
@@ -28988,7 +29021,7 @@
           <w:szCs w:val="20"/>
           <w:lang w:val="en-HK"/>
         </w:rPr>
-        <w:t>re = [72, 45, 90, 45, 61, 88, 33, 77]（索引 1 至 8）；Head = 1；Next = [2, 3, 4, 5, 6, 7, 8, 0]（0 表示無下一個）。</w:t>
+        <w:t xml:space="preserve"> 1 至 8）：</w:t>
       </w:r>
     </w:p>
     <w:p>
@@ -29003,11 +29036,9 @@
           <w:tab w:pos="1418" w:val="left"/>
           <w:tab w:pos="1843" w:val="left"/>
           <w:tab w:pos="2268" w:val="left"/>
-          <w:tab w:pos="10466" w:val="right"/>
-        </w:tabs>
-        <w:snapToGrid w:val="0"/>
-        <w:spacing w:after="180"/>
-        <w:ind w:leftChars="0" w:left="991" w:hanging="991"/>
+        </w:tabs>
+        <w:snapToGrid w:val="0"/>
+        <w:ind w:leftChars="0"/>
         <w:rPr>
           <w:bCs/>
           <w:spacing w:val="20"/>
@@ -29017,18 +29048,13 @@
       </w:pPr>
       <w:r>
         <w:rPr>
-          <w:rFonts w:hint="eastAsia" w:ascii="新細明體" w:hAnsi="新細明體"/>
+          <w:rFonts w:hint="eastAsia" w:ascii="Courier New" w:hAnsi="Courier New"/>
           <w:bCs/>
           <w:spacing w:val="20"/>
           <w:szCs w:val="20"/>
           <w:lang w:val="en-HK"/>
         </w:rPr>
-        <w:tab/>
-        <w:t>(a)</w:t>
-        <w:tab/>
-        <w:t>對 Score 執行一次冒泡排序（降序）的首輪比較，寫出需交換的一對索引。</w:t>
-        <w:tab/>
-        <w:t>(2 分)</w:t>
+        <w:t>Name = ["Kai", "Mia", "Fan", "Lee", "Yan", "Bo", "Ting", "Ho"]</w:t>
       </w:r>
     </w:p>
     <w:p>
@@ -29105,11 +29131,9 @@
           <w:tab w:pos="1418" w:val="left"/>
           <w:tab w:pos="1843" w:val="left"/>
           <w:tab w:pos="2268" w:val="left"/>
-          <w:tab w:pos="10466" w:val="right"/>
-        </w:tabs>
-        <w:snapToGrid w:val="0"/>
-        <w:spacing w:after="180"/>
-        <w:ind w:left="991" w:hanging="991"/>
+        </w:tabs>
+        <w:snapToGrid w:val="0"/>
+        <w:ind w:left="567" w:hanging="567"/>
         <w:rPr>
           <w:bCs/>
           <w:spacing w:val="20"/>
@@ -29119,14 +29143,21 @@
       </w:pPr>
       <w:r>
         <w:rPr>
-          <w:rFonts w:ascii="新細明體" w:hAnsi="新細明體"/>
-        </w:rPr>
+          <w:rFonts w:ascii="Courier New" w:hAnsi="Courier New"/>
+        </w:rPr>
+        <w:t xml:space="preserve">Next = [2, 3, 4, 5, 6, 7, 8, 0] Head = 1 </w:t>
+        <w:tab/>
+        <w:t>(a)</w:t>
+        <w:tab/>
+        <w:t>寫出由 Head 開始走訪名單時，將會依次輸出的前 3 個名字。</w:t>
+        <w:tab/>
+        <w:t xml:space="preserve">(2 分) </w:t>
         <w:tab/>
         <w:t>(b)</w:t>
         <w:tab/>
-        <w:t>說明如何以 Head 及 Next[] 走訪仍參賽者；刪除一個 Score=45 的結點後，描述 Head／Next 如何更新，並述此結構與陣列模擬鏈表的優點。</w:t>
-        <w:tab/>
-        <w:t>(4 分)</w:t>
+        <w:t>子程式 insert_after(target, new_idx) 會把 new_idx 插入到名字為 target 的結點之後。完成以下偽代碼的 (b1)–(b4)。</w:t>
+        <w:tab/>
+        <w:t>(4 分) insert_after(target, new_idx) ptr ← Head 當 ptr &lt;&gt; 0 執行 如果 Name[ptr] = target 則 Next[new_idx] ← (b1) ________ Next[ptr] ← (b2) ________ 離開循環 ptr ← Next[ptr] // (b3) ________：寫出一個檢查 target 不存在時的處理（例如輸出訊息） // (b4) ________：寫出一個檢查 new_idx 是否已在鏈表中的方法（只需描述或條件）</w:t>
       </w:r>
     </w:p>
     <w:p>
@@ -29615,7 +29646,7 @@
         </w:rPr>
       </w:pPr>
       <w:r>
-        <w:t>BBADC DCADB CCCAB</w:t>
+        <w:t>BACCA BABCA DBDAA</w:t>
       </w:r>
     </w:p>
     <w:p>
@@ -29637,7 +29668,7 @@
         </w:rPr>
       </w:pPr>
       <w:r>
-        <w:t>DACAC ABAAB DBCBA</w:t>
+        <w:t>BBCDC DDAAB DCBDC</w:t>
       </w:r>
     </w:p>
     <w:p>
@@ -29824,7 +29855,7 @@
           <w:szCs w:val="20"/>
           <w:u w:val="single"/>
         </w:rPr>
-        <w:t>SUMIF(Order[商品],"明信片",Order[總價])</w:t>
+        <w:t>COUNTIF(D$2:D$50,"&gt;=5")</w:t>
       </w:r>
     </w:p>
     <w:p>
@@ -29992,7 +30023,7 @@
         <w:tab/>
         <w:t>(a)</w:t>
         <w:tab/>
-        <w:t>1920×1080×24/8 = 6,220,800 bytes/張；40 張 ≈ 237.3 MB（展示計算）</w:t>
+        <w:t>1600×1200×24/8 = 5,760,000 bytes/張；60 張 ≈ 329.6 MB（展示計算）</w:t>
       </w:r>
     </w:p>
     <w:p>
